--- a/outputs/reports/Industry_Analysis_Q1_2026_Board.docx
+++ b/outputs/reports/Industry_Analysis_Q1_2026_Board.docx
@@ -37,7 +37,7 @@
           <w:color w:val="7F7F7F"/>
           <w:sz w:val="20"/>
         </w:rPr>
-        <w:t>Generated 2026-06-11</w:t>
+        <w:t>Generated 2026-06-12</w:t>
       </w:r>
     </w:p>
     <w:p>
@@ -1049,7 +1049,7 @@
                 <w:rFonts w:ascii="Arial" w:hAnsi="Arial"/>
                 <w:sz w:val="20"/>
               </w:rPr>
-              <w:t>2026-06-11</w:t>
+              <w:t>2026-06-12</w:t>
             </w:r>
           </w:p>
         </w:tc>
@@ -1212,7 +1212,7 @@
                 <w:rFonts w:ascii="Arial" w:hAnsi="Arial"/>
                 <w:sz w:val="20"/>
               </w:rPr>
-              <w:t>2026-06-11</w:t>
+              <w:t>2026-06-12</w:t>
             </w:r>
           </w:p>
         </w:tc>
@@ -1383,7 +1383,7 @@
                 <w:rFonts w:ascii="Arial" w:hAnsi="Arial"/>
                 <w:sz w:val="20"/>
               </w:rPr>
-              <w:t>2026-06-11</w:t>
+              <w:t>2026-06-12</w:t>
             </w:r>
           </w:p>
         </w:tc>
@@ -1546,7 +1546,7 @@
                 <w:rFonts w:ascii="Arial" w:hAnsi="Arial"/>
                 <w:sz w:val="20"/>
               </w:rPr>
-              <w:t>2026-06-11</w:t>
+              <w:t>2026-06-12</w:t>
             </w:r>
           </w:p>
         </w:tc>
@@ -1717,7 +1717,7 @@
                 <w:rFonts w:ascii="Arial" w:hAnsi="Arial"/>
                 <w:sz w:val="20"/>
               </w:rPr>
-              <w:t>2026-06-11</w:t>
+              <w:t>2026-06-12</w:t>
             </w:r>
           </w:p>
         </w:tc>
@@ -1880,7 +1880,7 @@
                 <w:rFonts w:ascii="Arial" w:hAnsi="Arial"/>
                 <w:sz w:val="20"/>
               </w:rPr>
-              <w:t>2026-06-11</w:t>
+              <w:t>2026-06-12</w:t>
             </w:r>
           </w:p>
         </w:tc>
@@ -2051,7 +2051,7 @@
                 <w:rFonts w:ascii="Arial" w:hAnsi="Arial"/>
                 <w:sz w:val="20"/>
               </w:rPr>
-              <w:t>2026-06-11</w:t>
+              <w:t>2026-06-12</w:t>
             </w:r>
           </w:p>
         </w:tc>
@@ -2214,7 +2214,7 @@
                 <w:rFonts w:ascii="Arial" w:hAnsi="Arial"/>
                 <w:sz w:val="20"/>
               </w:rPr>
-              <w:t>2026-06-11</w:t>
+              <w:t>2026-06-12</w:t>
             </w:r>
           </w:p>
         </w:tc>
@@ -2385,7 +2385,7 @@
                 <w:rFonts w:ascii="Arial" w:hAnsi="Arial"/>
                 <w:sz w:val="20"/>
               </w:rPr>
-              <w:t>2026-06-11</w:t>
+              <w:t>2026-06-12</w:t>
             </w:r>
           </w:p>
         </w:tc>
@@ -2548,7 +2548,7 @@
                 <w:rFonts w:ascii="Arial" w:hAnsi="Arial"/>
                 <w:sz w:val="20"/>
               </w:rPr>
-              <w:t>2026-06-11</w:t>
+              <w:t>2026-06-12</w:t>
             </w:r>
           </w:p>
         </w:tc>
@@ -2719,7 +2719,7 @@
                 <w:rFonts w:ascii="Arial" w:hAnsi="Arial"/>
                 <w:sz w:val="20"/>
               </w:rPr>
-              <w:t>2026-06-11</w:t>
+              <w:t>2026-06-12</w:t>
             </w:r>
           </w:p>
         </w:tc>
@@ -2882,7 +2882,7 @@
                 <w:rFonts w:ascii="Arial" w:hAnsi="Arial"/>
                 <w:sz w:val="20"/>
               </w:rPr>
-              <w:t>2026-06-11</w:t>
+              <w:t>2026-06-12</w:t>
             </w:r>
           </w:p>
         </w:tc>
@@ -3053,7 +3053,7 @@
                 <w:rFonts w:ascii="Arial" w:hAnsi="Arial"/>
                 <w:sz w:val="20"/>
               </w:rPr>
-              <w:t>2026-06-11</w:t>
+              <w:t>2026-06-12</w:t>
             </w:r>
           </w:p>
         </w:tc>
@@ -3216,7 +3216,7 @@
                 <w:rFonts w:ascii="Arial" w:hAnsi="Arial"/>
                 <w:sz w:val="20"/>
               </w:rPr>
-              <w:t>2026-06-11</w:t>
+              <w:t>2026-06-12</w:t>
             </w:r>
           </w:p>
         </w:tc>
@@ -3387,7 +3387,7 @@
                 <w:rFonts w:ascii="Arial" w:hAnsi="Arial"/>
                 <w:sz w:val="20"/>
               </w:rPr>
-              <w:t>2026-06-11</w:t>
+              <w:t>2026-06-12</w:t>
             </w:r>
           </w:p>
         </w:tc>
@@ -3550,7 +3550,7 @@
                 <w:rFonts w:ascii="Arial" w:hAnsi="Arial"/>
                 <w:sz w:val="20"/>
               </w:rPr>
-              <w:t>2026-06-11</w:t>
+              <w:t>2026-06-12</w:t>
             </w:r>
           </w:p>
         </w:tc>
@@ -3721,7 +3721,7 @@
                 <w:rFonts w:ascii="Arial" w:hAnsi="Arial"/>
                 <w:sz w:val="20"/>
               </w:rPr>
-              <w:t>2026-06-11</w:t>
+              <w:t>2026-06-12</w:t>
             </w:r>
           </w:p>
         </w:tc>
@@ -3884,7 +3884,7 @@
                 <w:rFonts w:ascii="Arial" w:hAnsi="Arial"/>
                 <w:sz w:val="20"/>
               </w:rPr>
-              <w:t>2026-06-11</w:t>
+              <w:t>2026-06-12</w:t>
             </w:r>
           </w:p>
         </w:tc>
@@ -6097,7 +6097,7 @@
                 <w:rFonts w:ascii="Arial" w:hAnsi="Arial"/>
                 <w:sz w:val="20"/>
               </w:rPr>
-              <w:t>cotality_auction_clearance_page</w:t>
+              <w:t>cpi_all_groups_xlsx</w:t>
             </w:r>
           </w:p>
         </w:tc>
@@ -6113,7 +6113,7 @@
                 <w:rFonts w:ascii="Arial" w:hAnsi="Arial"/>
                 <w:sz w:val="20"/>
               </w:rPr>
-              <w:t>Cotality</w:t>
+              <w:t>Australian Bureau of Statistics</w:t>
             </w:r>
           </w:p>
         </w:tc>
@@ -6129,7 +6129,7 @@
                 <w:rFonts w:ascii="Arial" w:hAnsi="Arial"/>
                 <w:sz w:val="20"/>
               </w:rPr>
-              <w:t>https://www.cotality.com/au/our-data/auction-results</w:t>
+              <w:t>https://www.abs.gov.au/statistics/economy/price-indexes-and-inflation/consumer-price-index-australia/dec-2025/640101.xlsx</w:t>
             </w:r>
           </w:p>
         </w:tc>
@@ -6145,7 +6145,7 @@
                 <w:rFonts w:ascii="Arial" w:hAnsi="Arial"/>
                 <w:sz w:val="20"/>
               </w:rPr>
-              <w:t>landing page</w:t>
+              <w:t>XLSX</w:t>
             </w:r>
           </w:p>
         </w:tc>
@@ -6206,7 +6206,7 @@
                 <w:rFonts w:ascii="Arial" w:hAnsi="Arial"/>
                 <w:sz w:val="20"/>
               </w:rPr>
-              <w:t>manually staged</w:t>
+              <w:t>missing</w:t>
             </w:r>
           </w:p>
         </w:tc>
@@ -6240,7 +6240,7 @@
                 <w:rFonts w:ascii="Arial" w:hAnsi="Arial"/>
                 <w:sz w:val="20"/>
               </w:rPr>
-              <w:t>cotality_hvi_page</w:t>
+              <w:t>cpi_subgroups_xlsx</w:t>
             </w:r>
           </w:p>
         </w:tc>
@@ -6257,7 +6257,7 @@
                 <w:rFonts w:ascii="Arial" w:hAnsi="Arial"/>
                 <w:sz w:val="20"/>
               </w:rPr>
-              <w:t>Cotality</w:t>
+              <w:t>Australian Bureau of Statistics</w:t>
             </w:r>
           </w:p>
         </w:tc>
@@ -6274,7 +6274,7 @@
                 <w:rFonts w:ascii="Arial" w:hAnsi="Arial"/>
                 <w:sz w:val="20"/>
               </w:rPr>
-              <w:t>https://www.cotality.com/au/news-research/insights/home-value-index/</w:t>
+              <w:t>https://www.abs.gov.au/statistics/economy/price-indexes-and-inflation/consumer-price-index-australia/dec-2025/640107.xlsx</w:t>
             </w:r>
           </w:p>
         </w:tc>
@@ -6291,7 +6291,7 @@
                 <w:rFonts w:ascii="Arial" w:hAnsi="Arial"/>
                 <w:sz w:val="20"/>
               </w:rPr>
-              <w:t>landing page</w:t>
+              <w:t>XLSX</w:t>
             </w:r>
           </w:p>
         </w:tc>
@@ -6356,7 +6356,7 @@
                 <w:rFonts w:ascii="Arial" w:hAnsi="Arial"/>
                 <w:sz w:val="20"/>
               </w:rPr>
-              <w:t>manually staged</w:t>
+              <w:t>missing</w:t>
             </w:r>
           </w:p>
         </w:tc>
@@ -6390,7 +6390,7 @@
                 <w:rFonts w:ascii="Arial" w:hAnsi="Arial"/>
                 <w:sz w:val="20"/>
               </w:rPr>
-              <w:t>cpi_all_groups_xlsx</w:t>
+              <w:t>dwelling_approvals_xlsx</w:t>
             </w:r>
           </w:p>
         </w:tc>
@@ -6422,7 +6422,7 @@
                 <w:rFonts w:ascii="Arial" w:hAnsi="Arial"/>
                 <w:sz w:val="20"/>
               </w:rPr>
-              <w:t>https://www.abs.gov.au/statistics/economy/price-indexes-and-inflation/consumer-price-index-australia/dec-2025/640101.xlsx</w:t>
+              <w:t>https://www.abs.gov.au/statistics/industry/building-and-construction/building-approvals-australia/feb-2026/875206.xlsx</w:t>
             </w:r>
           </w:p>
         </w:tc>
@@ -6533,7 +6533,7 @@
                 <w:rFonts w:ascii="Arial" w:hAnsi="Arial"/>
                 <w:sz w:val="20"/>
               </w:rPr>
-              <w:t>cpi_subgroups_xlsx</w:t>
+              <w:t>dwelling_value_xlsx</w:t>
             </w:r>
           </w:p>
         </w:tc>
@@ -6567,7 +6567,7 @@
                 <w:rFonts w:ascii="Arial" w:hAnsi="Arial"/>
                 <w:sz w:val="20"/>
               </w:rPr>
-              <w:t>https://www.abs.gov.au/statistics/economy/price-indexes-and-inflation/consumer-price-index-australia/dec-2025/640107.xlsx</w:t>
+              <w:t>https://www.abs.gov.au/statistics/industry/building-and-construction/building-approvals-australia/feb-2026/875211.xlsx</w:t>
             </w:r>
           </w:p>
         </w:tc>
@@ -6683,7 +6683,7 @@
                 <w:rFonts w:ascii="Arial" w:hAnsi="Arial"/>
                 <w:sz w:val="20"/>
               </w:rPr>
-              <w:t>domain_quarterly_page</w:t>
+              <w:t>labour_force_industry_xlsx</w:t>
             </w:r>
           </w:p>
         </w:tc>
@@ -6699,7 +6699,7 @@
                 <w:rFonts w:ascii="Arial" w:hAnsi="Arial"/>
                 <w:sz w:val="20"/>
               </w:rPr>
-              <w:t>Domain</w:t>
+              <w:t>Australian Bureau of Statistics</w:t>
             </w:r>
           </w:p>
         </w:tc>
@@ -6715,7 +6715,7 @@
                 <w:rFonts w:ascii="Arial" w:hAnsi="Arial"/>
                 <w:sz w:val="20"/>
               </w:rPr>
-              <w:t>https://www.domain.com.au/research/house-price-report/</w:t>
+              <w:t>https://www.abs.gov.au/statistics/labour/employment-and-unemployment/labour-force-australia-detailed/feb-2026/6291004.xlsx</w:t>
             </w:r>
           </w:p>
         </w:tc>
@@ -6731,7 +6731,7 @@
                 <w:rFonts w:ascii="Arial" w:hAnsi="Arial"/>
                 <w:sz w:val="20"/>
               </w:rPr>
-              <w:t>landing page</w:t>
+              <w:t>XLSX</w:t>
             </w:r>
           </w:p>
         </w:tc>
@@ -6762,6 +6762,7 @@
                 <w:rFonts w:ascii="Arial" w:hAnsi="Arial"/>
                 <w:sz w:val="20"/>
               </w:rPr>
+              <w:t>2026-04-04T00:14:08+00:00</w:t>
             </w:r>
           </w:p>
         </w:tc>
@@ -6777,6 +6778,7 @@
                 <w:rFonts w:ascii="Arial" w:hAnsi="Arial"/>
                 <w:sz w:val="20"/>
               </w:rPr>
+              <w:t>160939</w:t>
             </w:r>
           </w:p>
         </w:tc>
@@ -6826,7 +6828,7 @@
                 <w:rFonts w:ascii="Arial" w:hAnsi="Arial"/>
                 <w:sz w:val="20"/>
               </w:rPr>
-              <w:t>dwelling_approvals_xlsx</w:t>
+              <w:t>lending_indicators_xlsx</w:t>
             </w:r>
           </w:p>
         </w:tc>
@@ -6860,7 +6862,7 @@
                 <w:rFonts w:ascii="Arial" w:hAnsi="Arial"/>
                 <w:sz w:val="20"/>
               </w:rPr>
-              <w:t>https://www.abs.gov.au/statistics/industry/building-and-construction/building-approvals-australia/feb-2026/875206.xlsx</w:t>
+              <w:t>https://www.abs.gov.au/statistics/economy/finance/lending-indicators/feb-2026/560101.xlsx</w:t>
             </w:r>
           </w:p>
         </w:tc>
@@ -6976,7 +6978,7 @@
                 <w:rFonts w:ascii="Arial" w:hAnsi="Arial"/>
                 <w:sz w:val="20"/>
               </w:rPr>
-              <w:t>dwelling_value_xlsx</w:t>
+              <w:t>ppi_construction_xlsx</w:t>
             </w:r>
           </w:p>
         </w:tc>
@@ -7008,7 +7010,7 @@
                 <w:rFonts w:ascii="Arial" w:hAnsi="Arial"/>
                 <w:sz w:val="20"/>
               </w:rPr>
-              <w:t>https://www.abs.gov.au/statistics/industry/building-and-construction/building-approvals-australia/feb-2026/875211.xlsx</w:t>
+              <w:t>https://www.abs.gov.au/statistics/economy/price-indexes-and-inflation/producer-price-indexes-australia/dec-2025/642713.xlsx</w:t>
             </w:r>
           </w:p>
         </w:tc>
@@ -7119,7 +7121,7 @@
                 <w:rFonts w:ascii="Arial" w:hAnsi="Arial"/>
                 <w:sz w:val="20"/>
               </w:rPr>
-              <w:t>labour_force_industry_xlsx</w:t>
+              <w:t>ppi_manufacturing_xlsx</w:t>
             </w:r>
           </w:p>
         </w:tc>
@@ -7153,7 +7155,7 @@
                 <w:rFonts w:ascii="Arial" w:hAnsi="Arial"/>
                 <w:sz w:val="20"/>
               </w:rPr>
-              <w:t>https://www.abs.gov.au/statistics/labour/employment-and-unemployment/labour-force-australia-detailed/feb-2026/6291004.xlsx</w:t>
+              <w:t>https://www.abs.gov.au/statistics/economy/price-indexes-and-inflation/producer-price-indexes-australia/dec-2025/642712.xlsx</w:t>
             </w:r>
           </w:p>
         </w:tc>
@@ -7203,7 +7205,6 @@
                 <w:rFonts w:ascii="Arial" w:hAnsi="Arial"/>
                 <w:sz w:val="20"/>
               </w:rPr>
-              <w:t>2026-04-04T00:14:08+00:00</w:t>
             </w:r>
           </w:p>
         </w:tc>
@@ -7220,7 +7221,6 @@
                 <w:rFonts w:ascii="Arial" w:hAnsi="Arial"/>
                 <w:sz w:val="20"/>
               </w:rPr>
-              <w:t>160939</w:t>
             </w:r>
           </w:p>
         </w:tc>
@@ -7237,7 +7237,7 @@
                 <w:rFonts w:ascii="Arial" w:hAnsi="Arial"/>
                 <w:sz w:val="20"/>
               </w:rPr>
-              <w:t>manually staged</w:t>
+              <w:t>missing</w:t>
             </w:r>
           </w:p>
         </w:tc>
@@ -7271,7 +7271,7 @@
                 <w:rFonts w:ascii="Arial" w:hAnsi="Arial"/>
                 <w:sz w:val="20"/>
               </w:rPr>
-              <w:t>lending_indicators_xlsx</w:t>
+              <w:t>property_price_capitals_xlsx</w:t>
             </w:r>
           </w:p>
         </w:tc>
@@ -7303,7 +7303,7 @@
                 <w:rFonts w:ascii="Arial" w:hAnsi="Arial"/>
                 <w:sz w:val="20"/>
               </w:rPr>
-              <w:t>https://www.abs.gov.au/statistics/economy/finance/lending-indicators/feb-2026/560101.xlsx</w:t>
+              <w:t>https://www.abs.gov.au/statistics/economy/price-indexes-and-inflation/residential-property-price-indexes-eight-capital-cities/dec-2025/641602.xlsx</w:t>
             </w:r>
           </w:p>
         </w:tc>
@@ -7414,7 +7414,7 @@
                 <w:rFonts w:ascii="Arial" w:hAnsi="Arial"/>
                 <w:sz w:val="20"/>
               </w:rPr>
-              <w:t>nsw_rental_bonds_page</w:t>
+              <w:t>property_price_index_xlsx</w:t>
             </w:r>
           </w:p>
         </w:tc>
@@ -7431,7 +7431,7 @@
                 <w:rFonts w:ascii="Arial" w:hAnsi="Arial"/>
                 <w:sz w:val="20"/>
               </w:rPr>
-              <w:t>State rental bond authorities</w:t>
+              <w:t>Australian Bureau of Statistics</w:t>
             </w:r>
           </w:p>
         </w:tc>
@@ -7448,7 +7448,7 @@
                 <w:rFonts w:ascii="Arial" w:hAnsi="Arial"/>
                 <w:sz w:val="20"/>
               </w:rPr>
-              <w:t>https://www.fairtrading.nsw.gov.au/</w:t>
+              <w:t>https://www.abs.gov.au/statistics/economy/price-indexes-and-inflation/residential-property-price-indexes-eight-capital-cities/dec-2025/641601.xlsx</w:t>
             </w:r>
           </w:p>
         </w:tc>
@@ -7465,7 +7465,7 @@
                 <w:rFonts w:ascii="Arial" w:hAnsi="Arial"/>
                 <w:sz w:val="20"/>
               </w:rPr>
-              <w:t>AU</w:t>
+              <w:t>XLSX</w:t>
             </w:r>
           </w:p>
         </w:tc>
@@ -7530,7 +7530,7 @@
                 <w:rFonts w:ascii="Arial" w:hAnsi="Arial"/>
                 <w:sz w:val="20"/>
               </w:rPr>
-              <w:t>manually staged</w:t>
+              <w:t>missing</w:t>
             </w:r>
           </w:p>
         </w:tc>
@@ -7564,7 +7564,7 @@
                 <w:rFonts w:ascii="Arial" w:hAnsi="Arial"/>
                 <w:sz w:val="20"/>
               </w:rPr>
-              <w:t>ppi_construction_xlsx</w:t>
+              <w:t>ptrs_cycle_8_pdf</w:t>
             </w:r>
           </w:p>
         </w:tc>
@@ -7580,7 +7580,7 @@
                 <w:rFonts w:ascii="Arial" w:hAnsi="Arial"/>
                 <w:sz w:val="20"/>
               </w:rPr>
-              <w:t>Australian Bureau of Statistics</w:t>
+              <w:t>Payment Times Reporting Scheme</w:t>
             </w:r>
           </w:p>
         </w:tc>
@@ -7596,7 +7596,7 @@
                 <w:rFonts w:ascii="Arial" w:hAnsi="Arial"/>
                 <w:sz w:val="20"/>
               </w:rPr>
-              <w:t>https://www.abs.gov.au/statistics/economy/price-indexes-and-inflation/producer-price-indexes-australia/dec-2025/642713.xlsx</w:t>
+              <w:t>https://paymenttimes.gov.au/sites/ptrs.gov.au/files/2025-07/reg-update-july-2025.pdf</w:t>
             </w:r>
           </w:p>
         </w:tc>
@@ -7612,7 +7612,7 @@
                 <w:rFonts w:ascii="Arial" w:hAnsi="Arial"/>
                 <w:sz w:val="20"/>
               </w:rPr>
-              <w:t>XLSX</w:t>
+              <w:t>PDF</w:t>
             </w:r>
           </w:p>
         </w:tc>
@@ -7643,6 +7643,7 @@
                 <w:rFonts w:ascii="Arial" w:hAnsi="Arial"/>
                 <w:sz w:val="20"/>
               </w:rPr>
+              <w:t>2026-06-11T12:01:13+00:00</w:t>
             </w:r>
           </w:p>
         </w:tc>
@@ -7658,6 +7659,7 @@
                 <w:rFonts w:ascii="Arial" w:hAnsi="Arial"/>
                 <w:sz w:val="20"/>
               </w:rPr>
+              <w:t>2055606</w:t>
             </w:r>
           </w:p>
         </w:tc>
@@ -7673,7 +7675,7 @@
                 <w:rFonts w:ascii="Arial" w:hAnsi="Arial"/>
                 <w:sz w:val="20"/>
               </w:rPr>
-              <w:t>missing</w:t>
+              <w:t>manually staged</w:t>
             </w:r>
           </w:p>
         </w:tc>
@@ -7707,7 +7709,7 @@
                 <w:rFonts w:ascii="Arial" w:hAnsi="Arial"/>
                 <w:sz w:val="20"/>
               </w:rPr>
-              <w:t>ppi_manufacturing_xlsx</w:t>
+              <w:t>ptrs_cycle_9_pdf</w:t>
             </w:r>
           </w:p>
         </w:tc>
@@ -7724,7 +7726,7 @@
                 <w:rFonts w:ascii="Arial" w:hAnsi="Arial"/>
                 <w:sz w:val="20"/>
               </w:rPr>
-              <w:t>Australian Bureau of Statistics</w:t>
+              <w:t>Payment Times Reporting Scheme</w:t>
             </w:r>
           </w:p>
         </w:tc>
@@ -7741,7 +7743,7 @@
                 <w:rFonts w:ascii="Arial" w:hAnsi="Arial"/>
                 <w:sz w:val="20"/>
               </w:rPr>
-              <w:t>https://www.abs.gov.au/statistics/economy/price-indexes-and-inflation/producer-price-indexes-australia/dec-2025/642712.xlsx</w:t>
+              <w:t>https://paymenttimes.gov.au/sites/ptrs.gov.au/files/2026-01/regulators-update-202601.pdf</w:t>
             </w:r>
           </w:p>
         </w:tc>
@@ -7758,7 +7760,7 @@
                 <w:rFonts w:ascii="Arial" w:hAnsi="Arial"/>
                 <w:sz w:val="20"/>
               </w:rPr>
-              <w:t>XLSX</w:t>
+              <w:t>PDF</w:t>
             </w:r>
           </w:p>
         </w:tc>
@@ -7791,6 +7793,7 @@
                 <w:rFonts w:ascii="Arial" w:hAnsi="Arial"/>
                 <w:sz w:val="20"/>
               </w:rPr>
+              <w:t>2026-06-11T12:01:14+00:00</w:t>
             </w:r>
           </w:p>
         </w:tc>
@@ -7807,6 +7810,7 @@
                 <w:rFonts w:ascii="Arial" w:hAnsi="Arial"/>
                 <w:sz w:val="20"/>
               </w:rPr>
+              <w:t>3629142</w:t>
             </w:r>
           </w:p>
         </w:tc>
@@ -7823,7 +7827,7 @@
                 <w:rFonts w:ascii="Arial" w:hAnsi="Arial"/>
                 <w:sz w:val="20"/>
               </w:rPr>
-              <w:t>missing</w:t>
+              <w:t>manually staged</w:t>
             </w:r>
           </w:p>
         </w:tc>
@@ -7857,7 +7861,7 @@
                 <w:rFonts w:ascii="Arial" w:hAnsi="Arial"/>
                 <w:sz w:val="20"/>
               </w:rPr>
-              <w:t>property_price_capitals_xlsx</w:t>
+              <w:t>ptrs_guidance</w:t>
             </w:r>
           </w:p>
         </w:tc>
@@ -7873,7 +7877,7 @@
                 <w:rFonts w:ascii="Arial" w:hAnsi="Arial"/>
                 <w:sz w:val="20"/>
               </w:rPr>
-              <w:t>Australian Bureau of Statistics</w:t>
+              <w:t>Payment Times Reporting Scheme</w:t>
             </w:r>
           </w:p>
         </w:tc>
@@ -7889,7 +7893,7 @@
                 <w:rFonts w:ascii="Arial" w:hAnsi="Arial"/>
                 <w:sz w:val="20"/>
               </w:rPr>
-              <w:t>https://www.abs.gov.au/statistics/economy/price-indexes-and-inflation/residential-property-price-indexes-eight-capital-cities/dec-2025/641602.xlsx</w:t>
+              <w:t>https://paymenttimes.gov.au/sites/ptrs.gov.au/files/regulatory-resource/ptrs-guidance-materials-march2025.pdf</w:t>
             </w:r>
           </w:p>
         </w:tc>
@@ -7905,7 +7909,7 @@
                 <w:rFonts w:ascii="Arial" w:hAnsi="Arial"/>
                 <w:sz w:val="20"/>
               </w:rPr>
-              <w:t>XLSX</w:t>
+              <w:t>PDF</w:t>
             </w:r>
           </w:p>
         </w:tc>
@@ -7936,6 +7940,7 @@
                 <w:rFonts w:ascii="Arial" w:hAnsi="Arial"/>
                 <w:sz w:val="20"/>
               </w:rPr>
+              <w:t>2026-06-11T12:01:14+00:00</w:t>
             </w:r>
           </w:p>
         </w:tc>
@@ -7951,6 +7956,7 @@
                 <w:rFonts w:ascii="Arial" w:hAnsi="Arial"/>
                 <w:sz w:val="20"/>
               </w:rPr>
+              <w:t>947450</w:t>
             </w:r>
           </w:p>
         </w:tc>
@@ -7966,7 +7972,7 @@
                 <w:rFonts w:ascii="Arial" w:hAnsi="Arial"/>
                 <w:sz w:val="20"/>
               </w:rPr>
-              <w:t>missing</w:t>
+              <w:t>manually staged</w:t>
             </w:r>
           </w:p>
         </w:tc>
@@ -8000,7 +8006,7 @@
                 <w:rFonts w:ascii="Arial" w:hAnsi="Arial"/>
                 <w:sz w:val="20"/>
               </w:rPr>
-              <w:t>property_price_index_xlsx</w:t>
+              <w:t>rba_cash_rate_csv</w:t>
             </w:r>
           </w:p>
         </w:tc>
@@ -8017,7 +8023,7 @@
                 <w:rFonts w:ascii="Arial" w:hAnsi="Arial"/>
                 <w:sz w:val="20"/>
               </w:rPr>
-              <w:t>Australian Bureau of Statistics</w:t>
+              <w:t>Reserve Bank of Australia</w:t>
             </w:r>
           </w:p>
         </w:tc>
@@ -8034,7 +8040,7 @@
                 <w:rFonts w:ascii="Arial" w:hAnsi="Arial"/>
                 <w:sz w:val="20"/>
               </w:rPr>
-              <w:t>https://www.abs.gov.au/statistics/economy/price-indexes-and-inflation/residential-property-price-indexes-eight-capital-cities/dec-2025/641601.xlsx</w:t>
+              <w:t>https://www.rba.gov.au/statistics/tables/csv/f1-data.csv</w:t>
             </w:r>
           </w:p>
         </w:tc>
@@ -8051,7 +8057,7 @@
                 <w:rFonts w:ascii="Arial" w:hAnsi="Arial"/>
                 <w:sz w:val="20"/>
               </w:rPr>
-              <w:t>XLSX</w:t>
+              <w:t>CSV</w:t>
             </w:r>
           </w:p>
         </w:tc>
@@ -8084,6 +8090,7 @@
                 <w:rFonts w:ascii="Arial" w:hAnsi="Arial"/>
                 <w:sz w:val="20"/>
               </w:rPr>
+              <w:t>2026-04-04T00:14:08+00:00</w:t>
             </w:r>
           </w:p>
         </w:tc>
@@ -8100,6 +8107,7 @@
                 <w:rFonts w:ascii="Arial" w:hAnsi="Arial"/>
                 <w:sz w:val="20"/>
               </w:rPr>
+              <w:t>298051</w:t>
             </w:r>
           </w:p>
         </w:tc>
@@ -8116,7 +8124,7 @@
                 <w:rFonts w:ascii="Arial" w:hAnsi="Arial"/>
                 <w:sz w:val="20"/>
               </w:rPr>
-              <w:t>missing</w:t>
+              <w:t>manually staged</w:t>
             </w:r>
           </w:p>
         </w:tc>
@@ -8150,7 +8158,7 @@
                 <w:rFonts w:ascii="Arial" w:hAnsi="Arial"/>
                 <w:sz w:val="20"/>
               </w:rPr>
-              <w:t>ptrs_cycle_8_pdf</w:t>
+              <w:t>rba_chart_pack_page</w:t>
             </w:r>
           </w:p>
         </w:tc>
@@ -8166,7 +8174,7 @@
                 <w:rFonts w:ascii="Arial" w:hAnsi="Arial"/>
                 <w:sz w:val="20"/>
               </w:rPr>
-              <w:t>Payment Times Reporting Scheme</w:t>
+              <w:t>Reserve Bank of Australia</w:t>
             </w:r>
           </w:p>
         </w:tc>
@@ -8182,7 +8190,7 @@
                 <w:rFonts w:ascii="Arial" w:hAnsi="Arial"/>
                 <w:sz w:val="20"/>
               </w:rPr>
-              <w:t>https://paymenttimes.gov.au/sites/ptrs.gov.au/files/2025-07/reg-update-july-2025.pdf</w:t>
+              <w:t>https://www.rba.gov.au/chart-pack/</w:t>
             </w:r>
           </w:p>
         </w:tc>
@@ -8198,7 +8206,7 @@
                 <w:rFonts w:ascii="Arial" w:hAnsi="Arial"/>
                 <w:sz w:val="20"/>
               </w:rPr>
-              <w:t>PDF</w:t>
+              <w:t>landing page</w:t>
             </w:r>
           </w:p>
         </w:tc>
@@ -8229,7 +8237,6 @@
                 <w:rFonts w:ascii="Arial" w:hAnsi="Arial"/>
                 <w:sz w:val="20"/>
               </w:rPr>
-              <w:t>2026-04-07T01:41:27+00:00</w:t>
             </w:r>
           </w:p>
         </w:tc>
@@ -8245,7 +8252,6 @@
                 <w:rFonts w:ascii="Arial" w:hAnsi="Arial"/>
                 <w:sz w:val="20"/>
               </w:rPr>
-              <w:t>2055606</w:t>
             </w:r>
           </w:p>
         </w:tc>
@@ -8261,7 +8267,7 @@
                 <w:rFonts w:ascii="Arial" w:hAnsi="Arial"/>
                 <w:sz w:val="20"/>
               </w:rPr>
-              <w:t>manually staged</w:t>
+              <w:t>missing</w:t>
             </w:r>
           </w:p>
         </w:tc>
@@ -8295,7 +8301,7 @@
                 <w:rFonts w:ascii="Arial" w:hAnsi="Arial"/>
                 <w:sz w:val="20"/>
               </w:rPr>
-              <w:t>ptrs_cycle_9_pdf</w:t>
+              <w:t>rba_chart_pack_pdf</w:t>
             </w:r>
           </w:p>
         </w:tc>
@@ -8312,7 +8318,7 @@
                 <w:rFonts w:ascii="Arial" w:hAnsi="Arial"/>
                 <w:sz w:val="20"/>
               </w:rPr>
-              <w:t>Payment Times Reporting Scheme</w:t>
+              <w:t>Reserve Bank of Australia</w:t>
             </w:r>
           </w:p>
         </w:tc>
@@ -8329,7 +8335,7 @@
                 <w:rFonts w:ascii="Arial" w:hAnsi="Arial"/>
                 <w:sz w:val="20"/>
               </w:rPr>
-              <w:t>https://paymenttimes.gov.au/sites/ptrs.gov.au/files/2026-01/regulators-update-202601.pdf</w:t>
+              <w:t>https://www.rba.gov.au/chart-pack/</w:t>
             </w:r>
           </w:p>
         </w:tc>
@@ -8363,6 +8369,7 @@
                 <w:rFonts w:ascii="Arial" w:hAnsi="Arial"/>
                 <w:sz w:val="20"/>
               </w:rPr>
+              <w:t>March 2026</w:t>
             </w:r>
           </w:p>
         </w:tc>
@@ -8379,7 +8386,7 @@
                 <w:rFonts w:ascii="Arial" w:hAnsi="Arial"/>
                 <w:sz w:val="20"/>
               </w:rPr>
-              <w:t>2026-04-07T01:41:27+00:00</w:t>
+              <w:t>2026-04-28T08:01:43+00:00</w:t>
             </w:r>
           </w:p>
         </w:tc>
@@ -8396,7 +8403,7 @@
                 <w:rFonts w:ascii="Arial" w:hAnsi="Arial"/>
                 <w:sz w:val="20"/>
               </w:rPr>
-              <w:t>3629142</w:t>
+              <w:t>5434746</w:t>
             </w:r>
           </w:p>
         </w:tc>
@@ -8413,7 +8420,7 @@
                 <w:rFonts w:ascii="Arial" w:hAnsi="Arial"/>
                 <w:sz w:val="20"/>
               </w:rPr>
-              <w:t>manually staged</w:t>
+              <w:t>auto-downloaded</w:t>
             </w:r>
           </w:p>
         </w:tc>
@@ -8430,6 +8437,7 @@
                 <w:rFonts w:ascii="Arial" w:hAnsi="Arial"/>
                 <w:sz w:val="20"/>
               </w:rPr>
+              <w:t>66945f0e420217b86069e72880c20b4670f17a2ff52e6e0de9c9d13a174364d9</w:t>
             </w:r>
           </w:p>
         </w:tc>
@@ -8447,7 +8455,7 @@
                 <w:rFonts w:ascii="Arial" w:hAnsi="Arial"/>
                 <w:sz w:val="20"/>
               </w:rPr>
-              <w:t>ptrs_guidance</w:t>
+              <w:t>rba_fsr_page</w:t>
             </w:r>
           </w:p>
         </w:tc>
@@ -8463,7 +8471,7 @@
                 <w:rFonts w:ascii="Arial" w:hAnsi="Arial"/>
                 <w:sz w:val="20"/>
               </w:rPr>
-              <w:t>Payment Times Reporting Scheme</w:t>
+              <w:t>Reserve Bank of Australia</w:t>
             </w:r>
           </w:p>
         </w:tc>
@@ -8479,7 +8487,7 @@
                 <w:rFonts w:ascii="Arial" w:hAnsi="Arial"/>
                 <w:sz w:val="20"/>
               </w:rPr>
-              <w:t>https://paymenttimes.gov.au/sites/ptrs.gov.au/files/regulatory-resource/ptrs-guidance-materials-march2025.pdf</w:t>
+              <w:t>https://www.rba.gov.au/publications/fsr/</w:t>
             </w:r>
           </w:p>
         </w:tc>
@@ -8495,7 +8503,7 @@
                 <w:rFonts w:ascii="Arial" w:hAnsi="Arial"/>
                 <w:sz w:val="20"/>
               </w:rPr>
-              <w:t>PDF</w:t>
+              <w:t>landing page</w:t>
             </w:r>
           </w:p>
         </w:tc>
@@ -8526,7 +8534,6 @@
                 <w:rFonts w:ascii="Arial" w:hAnsi="Arial"/>
                 <w:sz w:val="20"/>
               </w:rPr>
-              <w:t>2026-04-07T01:41:27+00:00</w:t>
             </w:r>
           </w:p>
         </w:tc>
@@ -8542,7 +8549,6 @@
                 <w:rFonts w:ascii="Arial" w:hAnsi="Arial"/>
                 <w:sz w:val="20"/>
               </w:rPr>
-              <w:t>947450</w:t>
             </w:r>
           </w:p>
         </w:tc>
@@ -8558,7 +8564,7 @@
                 <w:rFonts w:ascii="Arial" w:hAnsi="Arial"/>
                 <w:sz w:val="20"/>
               </w:rPr>
-              <w:t>manually staged</w:t>
+              <w:t>missing</w:t>
             </w:r>
           </w:p>
         </w:tc>
@@ -8592,7 +8598,7 @@
                 <w:rFonts w:ascii="Arial" w:hAnsi="Arial"/>
                 <w:sz w:val="20"/>
               </w:rPr>
-              <w:t>qld_median_rents_page</w:t>
+              <w:t>rba_fsr_pdf</w:t>
             </w:r>
           </w:p>
         </w:tc>
@@ -8609,7 +8615,7 @@
                 <w:rFonts w:ascii="Arial" w:hAnsi="Arial"/>
                 <w:sz w:val="20"/>
               </w:rPr>
-              <w:t>Public source</w:t>
+              <w:t>Reserve Bank of Australia</w:t>
             </w:r>
           </w:p>
         </w:tc>
@@ -8626,7 +8632,7 @@
                 <w:rFonts w:ascii="Arial" w:hAnsi="Arial"/>
                 <w:sz w:val="20"/>
               </w:rPr>
-              <w:t>https://www.rta.qld.gov.au/about-the-rta/research-and-reports/median-rents-quarterly-data</w:t>
+              <w:t>https://www.rba.gov.au/publications/fsr/</w:t>
             </w:r>
           </w:p>
         </w:tc>
@@ -8643,7 +8649,7 @@
                 <w:rFonts w:ascii="Arial" w:hAnsi="Arial"/>
                 <w:sz w:val="20"/>
               </w:rPr>
-              <w:t>landing page</w:t>
+              <w:t>PDF</w:t>
             </w:r>
           </w:p>
         </w:tc>
@@ -8660,6 +8666,7 @@
                 <w:rFonts w:ascii="Arial" w:hAnsi="Arial"/>
                 <w:sz w:val="20"/>
               </w:rPr>
+              <w:t>March 2026</w:t>
             </w:r>
           </w:p>
         </w:tc>
@@ -8676,6 +8683,7 @@
                 <w:rFonts w:ascii="Arial" w:hAnsi="Arial"/>
                 <w:sz w:val="20"/>
               </w:rPr>
+              <w:t>2026-04-28T08:01:42+00:00</w:t>
             </w:r>
           </w:p>
         </w:tc>
@@ -8692,6 +8700,7 @@
                 <w:rFonts w:ascii="Arial" w:hAnsi="Arial"/>
                 <w:sz w:val="20"/>
               </w:rPr>
+              <w:t>3272062</w:t>
             </w:r>
           </w:p>
         </w:tc>
@@ -8708,7 +8717,7 @@
                 <w:rFonts w:ascii="Arial" w:hAnsi="Arial"/>
                 <w:sz w:val="20"/>
               </w:rPr>
-              <w:t>missing</w:t>
+              <w:t>auto-downloaded</w:t>
             </w:r>
           </w:p>
         </w:tc>
@@ -8725,6 +8734,7 @@
                 <w:rFonts w:ascii="Arial" w:hAnsi="Arial"/>
                 <w:sz w:val="20"/>
               </w:rPr>
+              <w:t>342ec105f1c623e507ef4e8434ade6f0788ef58ed26b2accaa8ec7df04acc13e</w:t>
             </w:r>
           </w:p>
         </w:tc>
@@ -8742,7 +8752,7 @@
                 <w:rFonts w:ascii="Arial" w:hAnsi="Arial"/>
                 <w:sz w:val="20"/>
               </w:rPr>
-              <w:t>rba_cash_rate_csv</w:t>
+              <w:t>rba_smp_page</w:t>
             </w:r>
           </w:p>
         </w:tc>
@@ -8774,7 +8784,7 @@
                 <w:rFonts w:ascii="Arial" w:hAnsi="Arial"/>
                 <w:sz w:val="20"/>
               </w:rPr>
-              <w:t>https://www.rba.gov.au/statistics/tables/csv/f1-data.csv</w:t>
+              <w:t>https://www.rba.gov.au/publications/smp/</w:t>
             </w:r>
           </w:p>
         </w:tc>
@@ -8790,7 +8800,7 @@
                 <w:rFonts w:ascii="Arial" w:hAnsi="Arial"/>
                 <w:sz w:val="20"/>
               </w:rPr>
-              <w:t>CSV</w:t>
+              <w:t>landing page</w:t>
             </w:r>
           </w:p>
         </w:tc>
@@ -8821,7 +8831,6 @@
                 <w:rFonts w:ascii="Arial" w:hAnsi="Arial"/>
                 <w:sz w:val="20"/>
               </w:rPr>
-              <w:t>2026-04-04T00:14:08+00:00</w:t>
             </w:r>
           </w:p>
         </w:tc>
@@ -8837,7 +8846,6 @@
                 <w:rFonts w:ascii="Arial" w:hAnsi="Arial"/>
                 <w:sz w:val="20"/>
               </w:rPr>
-              <w:t>298051</w:t>
             </w:r>
           </w:p>
         </w:tc>
@@ -8853,7 +8861,7 @@
                 <w:rFonts w:ascii="Arial" w:hAnsi="Arial"/>
                 <w:sz w:val="20"/>
               </w:rPr>
-              <w:t>manually staged</w:t>
+              <w:t>missing</w:t>
             </w:r>
           </w:p>
         </w:tc>
@@ -8887,7 +8895,7 @@
                 <w:rFonts w:ascii="Arial" w:hAnsi="Arial"/>
                 <w:sz w:val="20"/>
               </w:rPr>
-              <w:t>rba_chart_pack_page</w:t>
+              <w:t>rba_smp_pdf</w:t>
             </w:r>
           </w:p>
         </w:tc>
@@ -8921,7 +8929,7 @@
                 <w:rFonts w:ascii="Arial" w:hAnsi="Arial"/>
                 <w:sz w:val="20"/>
               </w:rPr>
-              <w:t>https://www.rba.gov.au/chart-pack/</w:t>
+              <w:t>https://www.rba.gov.au/publications/smp/</w:t>
             </w:r>
           </w:p>
         </w:tc>
@@ -8938,7 +8946,7 @@
                 <w:rFonts w:ascii="Arial" w:hAnsi="Arial"/>
                 <w:sz w:val="20"/>
               </w:rPr>
-              <w:t>landing page</w:t>
+              <w:t>PDF</w:t>
             </w:r>
           </w:p>
         </w:tc>
@@ -8955,6 +8963,7 @@
                 <w:rFonts w:ascii="Arial" w:hAnsi="Arial"/>
                 <w:sz w:val="20"/>
               </w:rPr>
+              <w:t>February 2026</w:t>
             </w:r>
           </w:p>
         </w:tc>
@@ -8971,6 +8980,7 @@
                 <w:rFonts w:ascii="Arial" w:hAnsi="Arial"/>
                 <w:sz w:val="20"/>
               </w:rPr>
+              <w:t>2026-04-28T08:01:42+00:00</w:t>
             </w:r>
           </w:p>
         </w:tc>
@@ -8987,6 +8997,7 @@
                 <w:rFonts w:ascii="Arial" w:hAnsi="Arial"/>
                 <w:sz w:val="20"/>
               </w:rPr>
+              <w:t>4201271</w:t>
             </w:r>
           </w:p>
         </w:tc>
@@ -9003,7 +9014,7 @@
                 <w:rFonts w:ascii="Arial" w:hAnsi="Arial"/>
                 <w:sz w:val="20"/>
               </w:rPr>
-              <w:t>missing</w:t>
+              <w:t>auto-downloaded</w:t>
             </w:r>
           </w:p>
         </w:tc>
@@ -9020,6 +9031,7 @@
                 <w:rFonts w:ascii="Arial" w:hAnsi="Arial"/>
                 <w:sz w:val="20"/>
               </w:rPr>
+              <w:t>db42f94329b6c229844fb8da8cbc4308d707af57b3d5ba90d0aaa9bd7e21ca89</w:t>
             </w:r>
           </w:p>
         </w:tc>
@@ -9037,7 +9049,7 @@
                 <w:rFonts w:ascii="Arial" w:hAnsi="Arial"/>
                 <w:sz w:val="20"/>
               </w:rPr>
-              <w:t>rba_chart_pack_pdf</w:t>
+              <w:t>rba_table_e2_xls</w:t>
             </w:r>
           </w:p>
         </w:tc>
@@ -9069,7 +9081,7 @@
                 <w:rFonts w:ascii="Arial" w:hAnsi="Arial"/>
                 <w:sz w:val="20"/>
               </w:rPr>
-              <w:t>https://www.rba.gov.au/chart-pack/</w:t>
+              <w:t>https://www.rba.gov.au/statistics/tables/xls/e02hist.xls</w:t>
             </w:r>
           </w:p>
         </w:tc>
@@ -9085,7 +9097,7 @@
                 <w:rFonts w:ascii="Arial" w:hAnsi="Arial"/>
                 <w:sz w:val="20"/>
               </w:rPr>
-              <w:t>PDF</w:t>
+              <w:t>XLS</w:t>
             </w:r>
           </w:p>
         </w:tc>
@@ -9101,7 +9113,6 @@
                 <w:rFonts w:ascii="Arial" w:hAnsi="Arial"/>
                 <w:sz w:val="20"/>
               </w:rPr>
-              <w:t>March 2026</w:t>
             </w:r>
           </w:p>
         </w:tc>
@@ -9117,7 +9128,6 @@
                 <w:rFonts w:ascii="Arial" w:hAnsi="Arial"/>
                 <w:sz w:val="20"/>
               </w:rPr>
-              <w:t>2026-04-28T08:01:43+00:00</w:t>
             </w:r>
           </w:p>
         </w:tc>
@@ -9133,7 +9143,6 @@
                 <w:rFonts w:ascii="Arial" w:hAnsi="Arial"/>
                 <w:sz w:val="20"/>
               </w:rPr>
-              <w:t>5434746</w:t>
             </w:r>
           </w:p>
         </w:tc>
@@ -9149,7 +9158,7 @@
                 <w:rFonts w:ascii="Arial" w:hAnsi="Arial"/>
                 <w:sz w:val="20"/>
               </w:rPr>
-              <w:t>auto-downloaded</w:t>
+              <w:t>missing</w:t>
             </w:r>
           </w:p>
         </w:tc>
@@ -9165,7 +9174,6 @@
                 <w:rFonts w:ascii="Arial" w:hAnsi="Arial"/>
                 <w:sz w:val="20"/>
               </w:rPr>
-              <w:t>66945f0e420217b86069e72880c20b4670f17a2ff52e6e0de9c9d13a174364d9</w:t>
             </w:r>
           </w:p>
         </w:tc>
@@ -9184,7 +9192,7 @@
                 <w:rFonts w:ascii="Arial" w:hAnsi="Arial"/>
                 <w:sz w:val="20"/>
               </w:rPr>
-              <w:t>rba_fsr_page</w:t>
+              <w:t>total_value_dwellings_xlsx</w:t>
             </w:r>
           </w:p>
         </w:tc>
@@ -9201,7 +9209,7 @@
                 <w:rFonts w:ascii="Arial" w:hAnsi="Arial"/>
                 <w:sz w:val="20"/>
               </w:rPr>
-              <w:t>Reserve Bank of Australia</w:t>
+              <w:t>Australian Bureau of Statistics</w:t>
             </w:r>
           </w:p>
         </w:tc>
@@ -9218,7 +9226,7 @@
                 <w:rFonts w:ascii="Arial" w:hAnsi="Arial"/>
                 <w:sz w:val="20"/>
               </w:rPr>
-              <w:t>https://www.rba.gov.au/publications/fsr/</w:t>
+              <w:t>https://www.abs.gov.au/statistics/economy/finance/total-value-dwellings/dec-2025/643201.xlsx</w:t>
             </w:r>
           </w:p>
         </w:tc>
@@ -9235,7 +9243,7 @@
                 <w:rFonts w:ascii="Arial" w:hAnsi="Arial"/>
                 <w:sz w:val="20"/>
               </w:rPr>
-              <w:t>landing page</w:t>
+              <w:t>XLSX</w:t>
             </w:r>
           </w:p>
         </w:tc>
@@ -9308,1035 +9316,6 @@
           <w:tcPr>
             <w:tcW w:type="dxa" w:w="1040"/>
             <w:shd w:val="clear" w:color="auto" w:fill="F2F2F2"/>
-            <w:vAlign w:val="center"/>
-          </w:tcPr>
-          <w:p>
-            <w:r/>
-            <w:r>
-              <w:rPr>
-                <w:rFonts w:ascii="Arial" w:hAnsi="Arial"/>
-                <w:sz w:val="20"/>
-              </w:rPr>
-            </w:r>
-          </w:p>
-        </w:tc>
-      </w:tr>
-      <w:tr>
-        <w:tc>
-          <w:tcPr>
-            <w:tcW w:type="dxa" w:w="1040"/>
-            <w:vAlign w:val="center"/>
-          </w:tcPr>
-          <w:p>
-            <w:r/>
-            <w:r>
-              <w:rPr>
-                <w:rFonts w:ascii="Arial" w:hAnsi="Arial"/>
-                <w:sz w:val="20"/>
-              </w:rPr>
-              <w:t>rba_fsr_pdf</w:t>
-            </w:r>
-          </w:p>
-        </w:tc>
-        <w:tc>
-          <w:tcPr>
-            <w:tcW w:type="dxa" w:w="1040"/>
-            <w:vAlign w:val="center"/>
-          </w:tcPr>
-          <w:p>
-            <w:r/>
-            <w:r>
-              <w:rPr>
-                <w:rFonts w:ascii="Arial" w:hAnsi="Arial"/>
-                <w:sz w:val="20"/>
-              </w:rPr>
-              <w:t>Reserve Bank of Australia</w:t>
-            </w:r>
-          </w:p>
-        </w:tc>
-        <w:tc>
-          <w:tcPr>
-            <w:tcW w:type="dxa" w:w="1040"/>
-            <w:vAlign w:val="center"/>
-          </w:tcPr>
-          <w:p>
-            <w:r/>
-            <w:r>
-              <w:rPr>
-                <w:rFonts w:ascii="Arial" w:hAnsi="Arial"/>
-                <w:sz w:val="20"/>
-              </w:rPr>
-              <w:t>https://www.rba.gov.au/publications/fsr/</w:t>
-            </w:r>
-          </w:p>
-        </w:tc>
-        <w:tc>
-          <w:tcPr>
-            <w:tcW w:type="dxa" w:w="1040"/>
-            <w:vAlign w:val="center"/>
-          </w:tcPr>
-          <w:p>
-            <w:r/>
-            <w:r>
-              <w:rPr>
-                <w:rFonts w:ascii="Arial" w:hAnsi="Arial"/>
-                <w:sz w:val="20"/>
-              </w:rPr>
-              <w:t>PDF</w:t>
-            </w:r>
-          </w:p>
-        </w:tc>
-        <w:tc>
-          <w:tcPr>
-            <w:tcW w:type="dxa" w:w="1040"/>
-            <w:vAlign w:val="center"/>
-          </w:tcPr>
-          <w:p>
-            <w:r/>
-            <w:r>
-              <w:rPr>
-                <w:rFonts w:ascii="Arial" w:hAnsi="Arial"/>
-                <w:sz w:val="20"/>
-              </w:rPr>
-              <w:t>March 2026</w:t>
-            </w:r>
-          </w:p>
-        </w:tc>
-        <w:tc>
-          <w:tcPr>
-            <w:tcW w:type="dxa" w:w="1040"/>
-            <w:vAlign w:val="center"/>
-          </w:tcPr>
-          <w:p>
-            <w:r/>
-            <w:r>
-              <w:rPr>
-                <w:rFonts w:ascii="Arial" w:hAnsi="Arial"/>
-                <w:sz w:val="20"/>
-              </w:rPr>
-              <w:t>2026-04-28T08:01:42+00:00</w:t>
-            </w:r>
-          </w:p>
-        </w:tc>
-        <w:tc>
-          <w:tcPr>
-            <w:tcW w:type="dxa" w:w="1040"/>
-            <w:vAlign w:val="center"/>
-          </w:tcPr>
-          <w:p>
-            <w:r/>
-            <w:r>
-              <w:rPr>
-                <w:rFonts w:ascii="Arial" w:hAnsi="Arial"/>
-                <w:sz w:val="20"/>
-              </w:rPr>
-              <w:t>3272062</w:t>
-            </w:r>
-          </w:p>
-        </w:tc>
-        <w:tc>
-          <w:tcPr>
-            <w:tcW w:type="dxa" w:w="1040"/>
-            <w:vAlign w:val="center"/>
-          </w:tcPr>
-          <w:p>
-            <w:r/>
-            <w:r>
-              <w:rPr>
-                <w:rFonts w:ascii="Arial" w:hAnsi="Arial"/>
-                <w:sz w:val="20"/>
-              </w:rPr>
-              <w:t>auto-downloaded</w:t>
-            </w:r>
-          </w:p>
-        </w:tc>
-        <w:tc>
-          <w:tcPr>
-            <w:tcW w:type="dxa" w:w="1040"/>
-            <w:vAlign w:val="center"/>
-          </w:tcPr>
-          <w:p>
-            <w:r/>
-            <w:r>
-              <w:rPr>
-                <w:rFonts w:ascii="Arial" w:hAnsi="Arial"/>
-                <w:sz w:val="20"/>
-              </w:rPr>
-              <w:t>342ec105f1c623e507ef4e8434ade6f0788ef58ed26b2accaa8ec7df04acc13e</w:t>
-            </w:r>
-          </w:p>
-        </w:tc>
-      </w:tr>
-      <w:tr>
-        <w:tc>
-          <w:tcPr>
-            <w:tcW w:type="dxa" w:w="1040"/>
-            <w:shd w:val="clear" w:color="auto" w:fill="F2F2F2"/>
-            <w:vAlign w:val="center"/>
-          </w:tcPr>
-          <w:p>
-            <w:r/>
-            <w:r>
-              <w:rPr>
-                <w:rFonts w:ascii="Arial" w:hAnsi="Arial"/>
-                <w:sz w:val="20"/>
-              </w:rPr>
-              <w:t>rba_smp_page</w:t>
-            </w:r>
-          </w:p>
-        </w:tc>
-        <w:tc>
-          <w:tcPr>
-            <w:tcW w:type="dxa" w:w="1040"/>
-            <w:shd w:val="clear" w:color="auto" w:fill="F2F2F2"/>
-            <w:vAlign w:val="center"/>
-          </w:tcPr>
-          <w:p>
-            <w:r/>
-            <w:r>
-              <w:rPr>
-                <w:rFonts w:ascii="Arial" w:hAnsi="Arial"/>
-                <w:sz w:val="20"/>
-              </w:rPr>
-              <w:t>Reserve Bank of Australia</w:t>
-            </w:r>
-          </w:p>
-        </w:tc>
-        <w:tc>
-          <w:tcPr>
-            <w:tcW w:type="dxa" w:w="1040"/>
-            <w:shd w:val="clear" w:color="auto" w:fill="F2F2F2"/>
-            <w:vAlign w:val="center"/>
-          </w:tcPr>
-          <w:p>
-            <w:r/>
-            <w:r>
-              <w:rPr>
-                <w:rFonts w:ascii="Arial" w:hAnsi="Arial"/>
-                <w:sz w:val="20"/>
-              </w:rPr>
-              <w:t>https://www.rba.gov.au/publications/smp/</w:t>
-            </w:r>
-          </w:p>
-        </w:tc>
-        <w:tc>
-          <w:tcPr>
-            <w:tcW w:type="dxa" w:w="1040"/>
-            <w:shd w:val="clear" w:color="auto" w:fill="F2F2F2"/>
-            <w:vAlign w:val="center"/>
-          </w:tcPr>
-          <w:p>
-            <w:r/>
-            <w:r>
-              <w:rPr>
-                <w:rFonts w:ascii="Arial" w:hAnsi="Arial"/>
-                <w:sz w:val="20"/>
-              </w:rPr>
-              <w:t>landing page</w:t>
-            </w:r>
-          </w:p>
-        </w:tc>
-        <w:tc>
-          <w:tcPr>
-            <w:tcW w:type="dxa" w:w="1040"/>
-            <w:shd w:val="clear" w:color="auto" w:fill="F2F2F2"/>
-            <w:vAlign w:val="center"/>
-          </w:tcPr>
-          <w:p>
-            <w:r/>
-            <w:r>
-              <w:rPr>
-                <w:rFonts w:ascii="Arial" w:hAnsi="Arial"/>
-                <w:sz w:val="20"/>
-              </w:rPr>
-            </w:r>
-          </w:p>
-        </w:tc>
-        <w:tc>
-          <w:tcPr>
-            <w:tcW w:type="dxa" w:w="1040"/>
-            <w:shd w:val="clear" w:color="auto" w:fill="F2F2F2"/>
-            <w:vAlign w:val="center"/>
-          </w:tcPr>
-          <w:p>
-            <w:r/>
-            <w:r>
-              <w:rPr>
-                <w:rFonts w:ascii="Arial" w:hAnsi="Arial"/>
-                <w:sz w:val="20"/>
-              </w:rPr>
-            </w:r>
-          </w:p>
-        </w:tc>
-        <w:tc>
-          <w:tcPr>
-            <w:tcW w:type="dxa" w:w="1040"/>
-            <w:shd w:val="clear" w:color="auto" w:fill="F2F2F2"/>
-            <w:vAlign w:val="center"/>
-          </w:tcPr>
-          <w:p>
-            <w:r/>
-            <w:r>
-              <w:rPr>
-                <w:rFonts w:ascii="Arial" w:hAnsi="Arial"/>
-                <w:sz w:val="20"/>
-              </w:rPr>
-            </w:r>
-          </w:p>
-        </w:tc>
-        <w:tc>
-          <w:tcPr>
-            <w:tcW w:type="dxa" w:w="1040"/>
-            <w:shd w:val="clear" w:color="auto" w:fill="F2F2F2"/>
-            <w:vAlign w:val="center"/>
-          </w:tcPr>
-          <w:p>
-            <w:r/>
-            <w:r>
-              <w:rPr>
-                <w:rFonts w:ascii="Arial" w:hAnsi="Arial"/>
-                <w:sz w:val="20"/>
-              </w:rPr>
-              <w:t>missing</w:t>
-            </w:r>
-          </w:p>
-        </w:tc>
-        <w:tc>
-          <w:tcPr>
-            <w:tcW w:type="dxa" w:w="1040"/>
-            <w:shd w:val="clear" w:color="auto" w:fill="F2F2F2"/>
-            <w:vAlign w:val="center"/>
-          </w:tcPr>
-          <w:p>
-            <w:r/>
-            <w:r>
-              <w:rPr>
-                <w:rFonts w:ascii="Arial" w:hAnsi="Arial"/>
-                <w:sz w:val="20"/>
-              </w:rPr>
-            </w:r>
-          </w:p>
-        </w:tc>
-      </w:tr>
-      <w:tr>
-        <w:tc>
-          <w:tcPr>
-            <w:tcW w:type="dxa" w:w="1040"/>
-            <w:vAlign w:val="center"/>
-          </w:tcPr>
-          <w:p>
-            <w:r/>
-            <w:r>
-              <w:rPr>
-                <w:rFonts w:ascii="Arial" w:hAnsi="Arial"/>
-                <w:sz w:val="20"/>
-              </w:rPr>
-              <w:t>rba_smp_pdf</w:t>
-            </w:r>
-          </w:p>
-        </w:tc>
-        <w:tc>
-          <w:tcPr>
-            <w:tcW w:type="dxa" w:w="1040"/>
-            <w:vAlign w:val="center"/>
-          </w:tcPr>
-          <w:p>
-            <w:r/>
-            <w:r>
-              <w:rPr>
-                <w:rFonts w:ascii="Arial" w:hAnsi="Arial"/>
-                <w:sz w:val="20"/>
-              </w:rPr>
-              <w:t>Reserve Bank of Australia</w:t>
-            </w:r>
-          </w:p>
-        </w:tc>
-        <w:tc>
-          <w:tcPr>
-            <w:tcW w:type="dxa" w:w="1040"/>
-            <w:vAlign w:val="center"/>
-          </w:tcPr>
-          <w:p>
-            <w:r/>
-            <w:r>
-              <w:rPr>
-                <w:rFonts w:ascii="Arial" w:hAnsi="Arial"/>
-                <w:sz w:val="20"/>
-              </w:rPr>
-              <w:t>https://www.rba.gov.au/publications/smp/</w:t>
-            </w:r>
-          </w:p>
-        </w:tc>
-        <w:tc>
-          <w:tcPr>
-            <w:tcW w:type="dxa" w:w="1040"/>
-            <w:vAlign w:val="center"/>
-          </w:tcPr>
-          <w:p>
-            <w:r/>
-            <w:r>
-              <w:rPr>
-                <w:rFonts w:ascii="Arial" w:hAnsi="Arial"/>
-                <w:sz w:val="20"/>
-              </w:rPr>
-              <w:t>PDF</w:t>
-            </w:r>
-          </w:p>
-        </w:tc>
-        <w:tc>
-          <w:tcPr>
-            <w:tcW w:type="dxa" w:w="1040"/>
-            <w:vAlign w:val="center"/>
-          </w:tcPr>
-          <w:p>
-            <w:r/>
-            <w:r>
-              <w:rPr>
-                <w:rFonts w:ascii="Arial" w:hAnsi="Arial"/>
-                <w:sz w:val="20"/>
-              </w:rPr>
-              <w:t>February 2026</w:t>
-            </w:r>
-          </w:p>
-        </w:tc>
-        <w:tc>
-          <w:tcPr>
-            <w:tcW w:type="dxa" w:w="1040"/>
-            <w:vAlign w:val="center"/>
-          </w:tcPr>
-          <w:p>
-            <w:r/>
-            <w:r>
-              <w:rPr>
-                <w:rFonts w:ascii="Arial" w:hAnsi="Arial"/>
-                <w:sz w:val="20"/>
-              </w:rPr>
-              <w:t>2026-04-28T08:01:42+00:00</w:t>
-            </w:r>
-          </w:p>
-        </w:tc>
-        <w:tc>
-          <w:tcPr>
-            <w:tcW w:type="dxa" w:w="1040"/>
-            <w:vAlign w:val="center"/>
-          </w:tcPr>
-          <w:p>
-            <w:r/>
-            <w:r>
-              <w:rPr>
-                <w:rFonts w:ascii="Arial" w:hAnsi="Arial"/>
-                <w:sz w:val="20"/>
-              </w:rPr>
-              <w:t>4201271</w:t>
-            </w:r>
-          </w:p>
-        </w:tc>
-        <w:tc>
-          <w:tcPr>
-            <w:tcW w:type="dxa" w:w="1040"/>
-            <w:vAlign w:val="center"/>
-          </w:tcPr>
-          <w:p>
-            <w:r/>
-            <w:r>
-              <w:rPr>
-                <w:rFonts w:ascii="Arial" w:hAnsi="Arial"/>
-                <w:sz w:val="20"/>
-              </w:rPr>
-              <w:t>auto-downloaded</w:t>
-            </w:r>
-          </w:p>
-        </w:tc>
-        <w:tc>
-          <w:tcPr>
-            <w:tcW w:type="dxa" w:w="1040"/>
-            <w:vAlign w:val="center"/>
-          </w:tcPr>
-          <w:p>
-            <w:r/>
-            <w:r>
-              <w:rPr>
-                <w:rFonts w:ascii="Arial" w:hAnsi="Arial"/>
-                <w:sz w:val="20"/>
-              </w:rPr>
-              <w:t>db42f94329b6c229844fb8da8cbc4308d707af57b3d5ba90d0aaa9bd7e21ca89</w:t>
-            </w:r>
-          </w:p>
-        </w:tc>
-      </w:tr>
-      <w:tr>
-        <w:tc>
-          <w:tcPr>
-            <w:tcW w:type="dxa" w:w="1040"/>
-            <w:shd w:val="clear" w:color="auto" w:fill="F2F2F2"/>
-            <w:vAlign w:val="center"/>
-          </w:tcPr>
-          <w:p>
-            <w:r/>
-            <w:r>
-              <w:rPr>
-                <w:rFonts w:ascii="Arial" w:hAnsi="Arial"/>
-                <w:sz w:val="20"/>
-              </w:rPr>
-              <w:t>rba_table_e2_xls</w:t>
-            </w:r>
-          </w:p>
-        </w:tc>
-        <w:tc>
-          <w:tcPr>
-            <w:tcW w:type="dxa" w:w="1040"/>
-            <w:shd w:val="clear" w:color="auto" w:fill="F2F2F2"/>
-            <w:vAlign w:val="center"/>
-          </w:tcPr>
-          <w:p>
-            <w:r/>
-            <w:r>
-              <w:rPr>
-                <w:rFonts w:ascii="Arial" w:hAnsi="Arial"/>
-                <w:sz w:val="20"/>
-              </w:rPr>
-              <w:t>Reserve Bank of Australia</w:t>
-            </w:r>
-          </w:p>
-        </w:tc>
-        <w:tc>
-          <w:tcPr>
-            <w:tcW w:type="dxa" w:w="1040"/>
-            <w:shd w:val="clear" w:color="auto" w:fill="F2F2F2"/>
-            <w:vAlign w:val="center"/>
-          </w:tcPr>
-          <w:p>
-            <w:r/>
-            <w:r>
-              <w:rPr>
-                <w:rFonts w:ascii="Arial" w:hAnsi="Arial"/>
-                <w:sz w:val="20"/>
-              </w:rPr>
-              <w:t>https://www.rba.gov.au/statistics/tables/xls/e02hist.xls</w:t>
-            </w:r>
-          </w:p>
-        </w:tc>
-        <w:tc>
-          <w:tcPr>
-            <w:tcW w:type="dxa" w:w="1040"/>
-            <w:shd w:val="clear" w:color="auto" w:fill="F2F2F2"/>
-            <w:vAlign w:val="center"/>
-          </w:tcPr>
-          <w:p>
-            <w:r/>
-            <w:r>
-              <w:rPr>
-                <w:rFonts w:ascii="Arial" w:hAnsi="Arial"/>
-                <w:sz w:val="20"/>
-              </w:rPr>
-              <w:t>XLS</w:t>
-            </w:r>
-          </w:p>
-        </w:tc>
-        <w:tc>
-          <w:tcPr>
-            <w:tcW w:type="dxa" w:w="1040"/>
-            <w:shd w:val="clear" w:color="auto" w:fill="F2F2F2"/>
-            <w:vAlign w:val="center"/>
-          </w:tcPr>
-          <w:p>
-            <w:r/>
-            <w:r>
-              <w:rPr>
-                <w:rFonts w:ascii="Arial" w:hAnsi="Arial"/>
-                <w:sz w:val="20"/>
-              </w:rPr>
-            </w:r>
-          </w:p>
-        </w:tc>
-        <w:tc>
-          <w:tcPr>
-            <w:tcW w:type="dxa" w:w="1040"/>
-            <w:shd w:val="clear" w:color="auto" w:fill="F2F2F2"/>
-            <w:vAlign w:val="center"/>
-          </w:tcPr>
-          <w:p>
-            <w:r/>
-            <w:r>
-              <w:rPr>
-                <w:rFonts w:ascii="Arial" w:hAnsi="Arial"/>
-                <w:sz w:val="20"/>
-              </w:rPr>
-            </w:r>
-          </w:p>
-        </w:tc>
-        <w:tc>
-          <w:tcPr>
-            <w:tcW w:type="dxa" w:w="1040"/>
-            <w:shd w:val="clear" w:color="auto" w:fill="F2F2F2"/>
-            <w:vAlign w:val="center"/>
-          </w:tcPr>
-          <w:p>
-            <w:r/>
-            <w:r>
-              <w:rPr>
-                <w:rFonts w:ascii="Arial" w:hAnsi="Arial"/>
-                <w:sz w:val="20"/>
-              </w:rPr>
-            </w:r>
-          </w:p>
-        </w:tc>
-        <w:tc>
-          <w:tcPr>
-            <w:tcW w:type="dxa" w:w="1040"/>
-            <w:shd w:val="clear" w:color="auto" w:fill="F2F2F2"/>
-            <w:vAlign w:val="center"/>
-          </w:tcPr>
-          <w:p>
-            <w:r/>
-            <w:r>
-              <w:rPr>
-                <w:rFonts w:ascii="Arial" w:hAnsi="Arial"/>
-                <w:sz w:val="20"/>
-              </w:rPr>
-              <w:t>missing</w:t>
-            </w:r>
-          </w:p>
-        </w:tc>
-        <w:tc>
-          <w:tcPr>
-            <w:tcW w:type="dxa" w:w="1040"/>
-            <w:shd w:val="clear" w:color="auto" w:fill="F2F2F2"/>
-            <w:vAlign w:val="center"/>
-          </w:tcPr>
-          <w:p>
-            <w:r/>
-            <w:r>
-              <w:rPr>
-                <w:rFonts w:ascii="Arial" w:hAnsi="Arial"/>
-                <w:sz w:val="20"/>
-              </w:rPr>
-            </w:r>
-          </w:p>
-        </w:tc>
-      </w:tr>
-      <w:tr>
-        <w:tc>
-          <w:tcPr>
-            <w:tcW w:type="dxa" w:w="1040"/>
-            <w:vAlign w:val="center"/>
-          </w:tcPr>
-          <w:p>
-            <w:r/>
-            <w:r>
-              <w:rPr>
-                <w:rFonts w:ascii="Arial" w:hAnsi="Arial"/>
-                <w:sz w:val="20"/>
-              </w:rPr>
-              <w:t>sqm_headline_page</w:t>
-            </w:r>
-          </w:p>
-        </w:tc>
-        <w:tc>
-          <w:tcPr>
-            <w:tcW w:type="dxa" w:w="1040"/>
-            <w:vAlign w:val="center"/>
-          </w:tcPr>
-          <w:p>
-            <w:r/>
-            <w:r>
-              <w:rPr>
-                <w:rFonts w:ascii="Arial" w:hAnsi="Arial"/>
-                <w:sz w:val="20"/>
-              </w:rPr>
-              <w:t>SQM Research</w:t>
-            </w:r>
-          </w:p>
-        </w:tc>
-        <w:tc>
-          <w:tcPr>
-            <w:tcW w:type="dxa" w:w="1040"/>
-            <w:vAlign w:val="center"/>
-          </w:tcPr>
-          <w:p>
-            <w:r/>
-            <w:r>
-              <w:rPr>
-                <w:rFonts w:ascii="Arial" w:hAnsi="Arial"/>
-                <w:sz w:val="20"/>
-              </w:rPr>
-              <w:t>https://sqmresearch.com.au/</w:t>
-            </w:r>
-          </w:p>
-        </w:tc>
-        <w:tc>
-          <w:tcPr>
-            <w:tcW w:type="dxa" w:w="1040"/>
-            <w:vAlign w:val="center"/>
-          </w:tcPr>
-          <w:p>
-            <w:r/>
-            <w:r>
-              <w:rPr>
-                <w:rFonts w:ascii="Arial" w:hAnsi="Arial"/>
-                <w:sz w:val="20"/>
-              </w:rPr>
-              <w:t>AU</w:t>
-            </w:r>
-          </w:p>
-        </w:tc>
-        <w:tc>
-          <w:tcPr>
-            <w:tcW w:type="dxa" w:w="1040"/>
-            <w:vAlign w:val="center"/>
-          </w:tcPr>
-          <w:p>
-            <w:r/>
-            <w:r>
-              <w:rPr>
-                <w:rFonts w:ascii="Arial" w:hAnsi="Arial"/>
-                <w:sz w:val="20"/>
-              </w:rPr>
-            </w:r>
-          </w:p>
-        </w:tc>
-        <w:tc>
-          <w:tcPr>
-            <w:tcW w:type="dxa" w:w="1040"/>
-            <w:vAlign w:val="center"/>
-          </w:tcPr>
-          <w:p>
-            <w:r/>
-            <w:r>
-              <w:rPr>
-                <w:rFonts w:ascii="Arial" w:hAnsi="Arial"/>
-                <w:sz w:val="20"/>
-              </w:rPr>
-            </w:r>
-          </w:p>
-        </w:tc>
-        <w:tc>
-          <w:tcPr>
-            <w:tcW w:type="dxa" w:w="1040"/>
-            <w:vAlign w:val="center"/>
-          </w:tcPr>
-          <w:p>
-            <w:r/>
-            <w:r>
-              <w:rPr>
-                <w:rFonts w:ascii="Arial" w:hAnsi="Arial"/>
-                <w:sz w:val="20"/>
-              </w:rPr>
-            </w:r>
-          </w:p>
-        </w:tc>
-        <w:tc>
-          <w:tcPr>
-            <w:tcW w:type="dxa" w:w="1040"/>
-            <w:vAlign w:val="center"/>
-          </w:tcPr>
-          <w:p>
-            <w:r/>
-            <w:r>
-              <w:rPr>
-                <w:rFonts w:ascii="Arial" w:hAnsi="Arial"/>
-                <w:sz w:val="20"/>
-              </w:rPr>
-              <w:t>manually staged</w:t>
-            </w:r>
-          </w:p>
-        </w:tc>
-        <w:tc>
-          <w:tcPr>
-            <w:tcW w:type="dxa" w:w="1040"/>
-            <w:vAlign w:val="center"/>
-          </w:tcPr>
-          <w:p>
-            <w:r/>
-            <w:r>
-              <w:rPr>
-                <w:rFonts w:ascii="Arial" w:hAnsi="Arial"/>
-                <w:sz w:val="20"/>
-              </w:rPr>
-            </w:r>
-          </w:p>
-        </w:tc>
-      </w:tr>
-      <w:tr>
-        <w:tc>
-          <w:tcPr>
-            <w:tcW w:type="dxa" w:w="1040"/>
-            <w:shd w:val="clear" w:color="auto" w:fill="F2F2F2"/>
-            <w:vAlign w:val="center"/>
-          </w:tcPr>
-          <w:p>
-            <w:r/>
-            <w:r>
-              <w:rPr>
-                <w:rFonts w:ascii="Arial" w:hAnsi="Arial"/>
-                <w:sz w:val="20"/>
-              </w:rPr>
-              <w:t>total_value_dwellings_xlsx</w:t>
-            </w:r>
-          </w:p>
-        </w:tc>
-        <w:tc>
-          <w:tcPr>
-            <w:tcW w:type="dxa" w:w="1040"/>
-            <w:shd w:val="clear" w:color="auto" w:fill="F2F2F2"/>
-            <w:vAlign w:val="center"/>
-          </w:tcPr>
-          <w:p>
-            <w:r/>
-            <w:r>
-              <w:rPr>
-                <w:rFonts w:ascii="Arial" w:hAnsi="Arial"/>
-                <w:sz w:val="20"/>
-              </w:rPr>
-              <w:t>Australian Bureau of Statistics</w:t>
-            </w:r>
-          </w:p>
-        </w:tc>
-        <w:tc>
-          <w:tcPr>
-            <w:tcW w:type="dxa" w:w="1040"/>
-            <w:shd w:val="clear" w:color="auto" w:fill="F2F2F2"/>
-            <w:vAlign w:val="center"/>
-          </w:tcPr>
-          <w:p>
-            <w:r/>
-            <w:r>
-              <w:rPr>
-                <w:rFonts w:ascii="Arial" w:hAnsi="Arial"/>
-                <w:sz w:val="20"/>
-              </w:rPr>
-              <w:t>https://www.abs.gov.au/statistics/economy/finance/total-value-dwellings/dec-2025/643201.xlsx</w:t>
-            </w:r>
-          </w:p>
-        </w:tc>
-        <w:tc>
-          <w:tcPr>
-            <w:tcW w:type="dxa" w:w="1040"/>
-            <w:shd w:val="clear" w:color="auto" w:fill="F2F2F2"/>
-            <w:vAlign w:val="center"/>
-          </w:tcPr>
-          <w:p>
-            <w:r/>
-            <w:r>
-              <w:rPr>
-                <w:rFonts w:ascii="Arial" w:hAnsi="Arial"/>
-                <w:sz w:val="20"/>
-              </w:rPr>
-              <w:t>XLSX</w:t>
-            </w:r>
-          </w:p>
-        </w:tc>
-        <w:tc>
-          <w:tcPr>
-            <w:tcW w:type="dxa" w:w="1040"/>
-            <w:shd w:val="clear" w:color="auto" w:fill="F2F2F2"/>
-            <w:vAlign w:val="center"/>
-          </w:tcPr>
-          <w:p>
-            <w:r/>
-            <w:r>
-              <w:rPr>
-                <w:rFonts w:ascii="Arial" w:hAnsi="Arial"/>
-                <w:sz w:val="20"/>
-              </w:rPr>
-            </w:r>
-          </w:p>
-        </w:tc>
-        <w:tc>
-          <w:tcPr>
-            <w:tcW w:type="dxa" w:w="1040"/>
-            <w:shd w:val="clear" w:color="auto" w:fill="F2F2F2"/>
-            <w:vAlign w:val="center"/>
-          </w:tcPr>
-          <w:p>
-            <w:r/>
-            <w:r>
-              <w:rPr>
-                <w:rFonts w:ascii="Arial" w:hAnsi="Arial"/>
-                <w:sz w:val="20"/>
-              </w:rPr>
-            </w:r>
-          </w:p>
-        </w:tc>
-        <w:tc>
-          <w:tcPr>
-            <w:tcW w:type="dxa" w:w="1040"/>
-            <w:shd w:val="clear" w:color="auto" w:fill="F2F2F2"/>
-            <w:vAlign w:val="center"/>
-          </w:tcPr>
-          <w:p>
-            <w:r/>
-            <w:r>
-              <w:rPr>
-                <w:rFonts w:ascii="Arial" w:hAnsi="Arial"/>
-                <w:sz w:val="20"/>
-              </w:rPr>
-            </w:r>
-          </w:p>
-        </w:tc>
-        <w:tc>
-          <w:tcPr>
-            <w:tcW w:type="dxa" w:w="1040"/>
-            <w:shd w:val="clear" w:color="auto" w:fill="F2F2F2"/>
-            <w:vAlign w:val="center"/>
-          </w:tcPr>
-          <w:p>
-            <w:r/>
-            <w:r>
-              <w:rPr>
-                <w:rFonts w:ascii="Arial" w:hAnsi="Arial"/>
-                <w:sz w:val="20"/>
-              </w:rPr>
-              <w:t>missing</w:t>
-            </w:r>
-          </w:p>
-        </w:tc>
-        <w:tc>
-          <w:tcPr>
-            <w:tcW w:type="dxa" w:w="1040"/>
-            <w:shd w:val="clear" w:color="auto" w:fill="F2F2F2"/>
-            <w:vAlign w:val="center"/>
-          </w:tcPr>
-          <w:p>
-            <w:r/>
-            <w:r>
-              <w:rPr>
-                <w:rFonts w:ascii="Arial" w:hAnsi="Arial"/>
-                <w:sz w:val="20"/>
-              </w:rPr>
-            </w:r>
-          </w:p>
-        </w:tc>
-      </w:tr>
-      <w:tr>
-        <w:tc>
-          <w:tcPr>
-            <w:tcW w:type="dxa" w:w="1040"/>
-            <w:vAlign w:val="center"/>
-          </w:tcPr>
-          <w:p>
-            <w:r/>
-            <w:r>
-              <w:rPr>
-                <w:rFonts w:ascii="Arial" w:hAnsi="Arial"/>
-                <w:sz w:val="20"/>
-              </w:rPr>
-              <w:t>vic_rental_report_page</w:t>
-            </w:r>
-          </w:p>
-        </w:tc>
-        <w:tc>
-          <w:tcPr>
-            <w:tcW w:type="dxa" w:w="1040"/>
-            <w:vAlign w:val="center"/>
-          </w:tcPr>
-          <w:p>
-            <w:r/>
-            <w:r>
-              <w:rPr>
-                <w:rFonts w:ascii="Arial" w:hAnsi="Arial"/>
-                <w:sz w:val="20"/>
-              </w:rPr>
-              <w:t>State rental bond authorities</w:t>
-            </w:r>
-          </w:p>
-        </w:tc>
-        <w:tc>
-          <w:tcPr>
-            <w:tcW w:type="dxa" w:w="1040"/>
-            <w:vAlign w:val="center"/>
-          </w:tcPr>
-          <w:p>
-            <w:r/>
-            <w:r>
-              <w:rPr>
-                <w:rFonts w:ascii="Arial" w:hAnsi="Arial"/>
-                <w:sz w:val="20"/>
-              </w:rPr>
-              <w:t>https://www.dffh.vic.gov.au/publications/rental-report</w:t>
-            </w:r>
-          </w:p>
-        </w:tc>
-        <w:tc>
-          <w:tcPr>
-            <w:tcW w:type="dxa" w:w="1040"/>
-            <w:vAlign w:val="center"/>
-          </w:tcPr>
-          <w:p>
-            <w:r/>
-            <w:r>
-              <w:rPr>
-                <w:rFonts w:ascii="Arial" w:hAnsi="Arial"/>
-                <w:sz w:val="20"/>
-              </w:rPr>
-              <w:t>landing page</w:t>
-            </w:r>
-          </w:p>
-        </w:tc>
-        <w:tc>
-          <w:tcPr>
-            <w:tcW w:type="dxa" w:w="1040"/>
-            <w:vAlign w:val="center"/>
-          </w:tcPr>
-          <w:p>
-            <w:r/>
-            <w:r>
-              <w:rPr>
-                <w:rFonts w:ascii="Arial" w:hAnsi="Arial"/>
-                <w:sz w:val="20"/>
-              </w:rPr>
-            </w:r>
-          </w:p>
-        </w:tc>
-        <w:tc>
-          <w:tcPr>
-            <w:tcW w:type="dxa" w:w="1040"/>
-            <w:vAlign w:val="center"/>
-          </w:tcPr>
-          <w:p>
-            <w:r/>
-            <w:r>
-              <w:rPr>
-                <w:rFonts w:ascii="Arial" w:hAnsi="Arial"/>
-                <w:sz w:val="20"/>
-              </w:rPr>
-            </w:r>
-          </w:p>
-        </w:tc>
-        <w:tc>
-          <w:tcPr>
-            <w:tcW w:type="dxa" w:w="1040"/>
-            <w:vAlign w:val="center"/>
-          </w:tcPr>
-          <w:p>
-            <w:r/>
-            <w:r>
-              <w:rPr>
-                <w:rFonts w:ascii="Arial" w:hAnsi="Arial"/>
-                <w:sz w:val="20"/>
-              </w:rPr>
-            </w:r>
-          </w:p>
-        </w:tc>
-        <w:tc>
-          <w:tcPr>
-            <w:tcW w:type="dxa" w:w="1040"/>
-            <w:vAlign w:val="center"/>
-          </w:tcPr>
-          <w:p>
-            <w:r/>
-            <w:r>
-              <w:rPr>
-                <w:rFonts w:ascii="Arial" w:hAnsi="Arial"/>
-                <w:sz w:val="20"/>
-              </w:rPr>
-              <w:t>manually staged</w:t>
-            </w:r>
-          </w:p>
-        </w:tc>
-        <w:tc>
-          <w:tcPr>
-            <w:tcW w:type="dxa" w:w="1040"/>
             <w:vAlign w:val="center"/>
           </w:tcPr>
           <w:p>
@@ -10595,7 +9574,7 @@
                 <w:rFonts w:ascii="Arial" w:hAnsi="Arial"/>
                 <w:sz w:val="20"/>
               </w:rPr>
-              <w:t>2026-06-11T21:49:06</w:t>
+              <w:t>2026-06-12T09:37:59</w:t>
             </w:r>
           </w:p>
         </w:tc>
@@ -10698,7 +9677,7 @@
                 <w:rFonts w:ascii="Arial" w:hAnsi="Arial"/>
                 <w:sz w:val="20"/>
               </w:rPr>
-              <w:t>2026-06-11T21:49:06</w:t>
+              <w:t>2026-06-12T09:37:59</w:t>
             </w:r>
           </w:p>
         </w:tc>
@@ -10797,7 +9776,7 @@
                 <w:rFonts w:ascii="Arial" w:hAnsi="Arial"/>
                 <w:sz w:val="20"/>
               </w:rPr>
-              <w:t>2026-06-11T21:49:06</w:t>
+              <w:t>2026-06-12T09:37:59</w:t>
             </w:r>
           </w:p>
         </w:tc>
@@ -10900,7 +9879,7 @@
                 <w:rFonts w:ascii="Arial" w:hAnsi="Arial"/>
                 <w:sz w:val="20"/>
               </w:rPr>
-              <w:t>2026-06-11T21:49:06</w:t>
+              <w:t>2026-06-12T09:37:59</w:t>
             </w:r>
           </w:p>
         </w:tc>
@@ -10999,7 +9978,7 @@
                 <w:rFonts w:ascii="Arial" w:hAnsi="Arial"/>
                 <w:sz w:val="20"/>
               </w:rPr>
-              <w:t>2026-06-11T21:49:06</w:t>
+              <w:t>2026-06-12T09:37:59</w:t>
             </w:r>
           </w:p>
         </w:tc>
@@ -11102,7 +10081,7 @@
                 <w:rFonts w:ascii="Arial" w:hAnsi="Arial"/>
                 <w:sz w:val="20"/>
               </w:rPr>
-              <w:t>2026-06-11T21:49:06</w:t>
+              <w:t>2026-06-12T09:37:59</w:t>
             </w:r>
           </w:p>
         </w:tc>
@@ -11201,7 +10180,7 @@
                 <w:rFonts w:ascii="Arial" w:hAnsi="Arial"/>
                 <w:sz w:val="20"/>
               </w:rPr>
-              <w:t>2026-06-11T21:49:06</w:t>
+              <w:t>2026-06-12T09:37:59</w:t>
             </w:r>
           </w:p>
         </w:tc>
@@ -11304,7 +10283,7 @@
                 <w:rFonts w:ascii="Arial" w:hAnsi="Arial"/>
                 <w:sz w:val="20"/>
               </w:rPr>
-              <w:t>2026-06-11T21:49:06</w:t>
+              <w:t>2026-06-12T09:37:59</w:t>
             </w:r>
           </w:p>
         </w:tc>
@@ -12083,7 +11062,7 @@
                 <w:rFonts w:ascii="Arial" w:hAnsi="Arial"/>
                 <w:sz w:val="20"/>
               </w:rPr>
-              <w:t>2026-06-11</w:t>
+              <w:t>2026-06-12</w:t>
             </w:r>
           </w:p>
         </w:tc>
@@ -12246,7 +11225,7 @@
                 <w:rFonts w:ascii="Arial" w:hAnsi="Arial"/>
                 <w:sz w:val="20"/>
               </w:rPr>
-              <w:t>2026-06-11</w:t>
+              <w:t>2026-06-12</w:t>
             </w:r>
           </w:p>
         </w:tc>
@@ -12417,7 +11396,7 @@
                 <w:rFonts w:ascii="Arial" w:hAnsi="Arial"/>
                 <w:sz w:val="20"/>
               </w:rPr>
-              <w:t>2026-06-11</w:t>
+              <w:t>2026-06-12</w:t>
             </w:r>
           </w:p>
         </w:tc>
@@ -12580,7 +11559,7 @@
                 <w:rFonts w:ascii="Arial" w:hAnsi="Arial"/>
                 <w:sz w:val="20"/>
               </w:rPr>
-              <w:t>2026-06-11</w:t>
+              <w:t>2026-06-12</w:t>
             </w:r>
           </w:p>
         </w:tc>
@@ -12751,7 +11730,7 @@
                 <w:rFonts w:ascii="Arial" w:hAnsi="Arial"/>
                 <w:sz w:val="20"/>
               </w:rPr>
-              <w:t>2026-06-11</w:t>
+              <w:t>2026-06-12</w:t>
             </w:r>
           </w:p>
         </w:tc>
@@ -12914,7 +11893,7 @@
                 <w:rFonts w:ascii="Arial" w:hAnsi="Arial"/>
                 <w:sz w:val="20"/>
               </w:rPr>
-              <w:t>2026-06-11</w:t>
+              <w:t>2026-06-12</w:t>
             </w:r>
           </w:p>
         </w:tc>
@@ -13085,7 +12064,7 @@
                 <w:rFonts w:ascii="Arial" w:hAnsi="Arial"/>
                 <w:sz w:val="20"/>
               </w:rPr>
-              <w:t>2026-06-11</w:t>
+              <w:t>2026-06-12</w:t>
             </w:r>
           </w:p>
         </w:tc>
@@ -13248,7 +12227,7 @@
                 <w:rFonts w:ascii="Arial" w:hAnsi="Arial"/>
                 <w:sz w:val="20"/>
               </w:rPr>
-              <w:t>2026-06-11</w:t>
+              <w:t>2026-06-12</w:t>
             </w:r>
           </w:p>
         </w:tc>
@@ -13419,7 +12398,7 @@
                 <w:rFonts w:ascii="Arial" w:hAnsi="Arial"/>
                 <w:sz w:val="20"/>
               </w:rPr>
-              <w:t>2026-06-11</w:t>
+              <w:t>2026-06-12</w:t>
             </w:r>
           </w:p>
         </w:tc>
@@ -13582,7 +12561,7 @@
                 <w:rFonts w:ascii="Arial" w:hAnsi="Arial"/>
                 <w:sz w:val="20"/>
               </w:rPr>
-              <w:t>2026-06-11</w:t>
+              <w:t>2026-06-12</w:t>
             </w:r>
           </w:p>
         </w:tc>
@@ -13753,7 +12732,7 @@
                 <w:rFonts w:ascii="Arial" w:hAnsi="Arial"/>
                 <w:sz w:val="20"/>
               </w:rPr>
-              <w:t>2026-06-11</w:t>
+              <w:t>2026-06-12</w:t>
             </w:r>
           </w:p>
         </w:tc>
@@ -13916,7 +12895,7 @@
                 <w:rFonts w:ascii="Arial" w:hAnsi="Arial"/>
                 <w:sz w:val="20"/>
               </w:rPr>
-              <w:t>2026-06-11</w:t>
+              <w:t>2026-06-12</w:t>
             </w:r>
           </w:p>
         </w:tc>
@@ -14087,7 +13066,7 @@
                 <w:rFonts w:ascii="Arial" w:hAnsi="Arial"/>
                 <w:sz w:val="20"/>
               </w:rPr>
-              <w:t>2026-06-11</w:t>
+              <w:t>2026-06-12</w:t>
             </w:r>
           </w:p>
         </w:tc>
@@ -14250,7 +13229,7 @@
                 <w:rFonts w:ascii="Arial" w:hAnsi="Arial"/>
                 <w:sz w:val="20"/>
               </w:rPr>
-              <w:t>2026-06-11</w:t>
+              <w:t>2026-06-12</w:t>
             </w:r>
           </w:p>
         </w:tc>
@@ -14421,7 +13400,7 @@
                 <w:rFonts w:ascii="Arial" w:hAnsi="Arial"/>
                 <w:sz w:val="20"/>
               </w:rPr>
-              <w:t>2026-06-11</w:t>
+              <w:t>2026-06-12</w:t>
             </w:r>
           </w:p>
         </w:tc>
@@ -14584,7 +13563,7 @@
                 <w:rFonts w:ascii="Arial" w:hAnsi="Arial"/>
                 <w:sz w:val="20"/>
               </w:rPr>
-              <w:t>2026-06-11</w:t>
+              <w:t>2026-06-12</w:t>
             </w:r>
           </w:p>
         </w:tc>
@@ -14755,7 +13734,7 @@
                 <w:rFonts w:ascii="Arial" w:hAnsi="Arial"/>
                 <w:sz w:val="20"/>
               </w:rPr>
-              <w:t>2026-06-11</w:t>
+              <w:t>2026-06-12</w:t>
             </w:r>
           </w:p>
         </w:tc>
@@ -14918,7 +13897,7 @@
                 <w:rFonts w:ascii="Arial" w:hAnsi="Arial"/>
                 <w:sz w:val="20"/>
               </w:rPr>
-              <w:t>2026-06-11</w:t>
+              <w:t>2026-06-12</w:t>
             </w:r>
           </w:p>
         </w:tc>
@@ -15313,7 +14292,7 @@
                 <w:rFonts w:ascii="Arial" w:hAnsi="Arial"/>
                 <w:sz w:val="20"/>
               </w:rPr>
-              <w:t>2026-06-11</w:t>
+              <w:t>2026-06-12</w:t>
             </w:r>
           </w:p>
         </w:tc>
@@ -15476,7 +14455,7 @@
                 <w:rFonts w:ascii="Arial" w:hAnsi="Arial"/>
                 <w:sz w:val="20"/>
               </w:rPr>
-              <w:t>2026-06-11</w:t>
+              <w:t>2026-06-12</w:t>
             </w:r>
           </w:p>
         </w:tc>
@@ -15647,7 +14626,7 @@
                 <w:rFonts w:ascii="Arial" w:hAnsi="Arial"/>
                 <w:sz w:val="20"/>
               </w:rPr>
-              <w:t>2026-06-11</w:t>
+              <w:t>2026-06-12</w:t>
             </w:r>
           </w:p>
         </w:tc>
@@ -15810,7 +14789,7 @@
                 <w:rFonts w:ascii="Arial" w:hAnsi="Arial"/>
                 <w:sz w:val="20"/>
               </w:rPr>
-              <w:t>2026-06-11</w:t>
+              <w:t>2026-06-12</w:t>
             </w:r>
           </w:p>
         </w:tc>
@@ -15981,7 +14960,7 @@
                 <w:rFonts w:ascii="Arial" w:hAnsi="Arial"/>
                 <w:sz w:val="20"/>
               </w:rPr>
-              <w:t>2026-06-11</w:t>
+              <w:t>2026-06-12</w:t>
             </w:r>
           </w:p>
         </w:tc>
@@ -17243,7 +16222,7 @@
                 <w:rFonts w:ascii="Arial" w:hAnsi="Arial"/>
                 <w:sz w:val="20"/>
               </w:rPr>
-              <w:t>2026-06-11</w:t>
+              <w:t>2026-06-12</w:t>
             </w:r>
           </w:p>
         </w:tc>
@@ -17405,7 +16384,7 @@
                 <w:rFonts w:ascii="Arial" w:hAnsi="Arial"/>
                 <w:sz w:val="20"/>
               </w:rPr>
-              <w:t>2026-06-11</w:t>
+              <w:t>2026-06-12</w:t>
             </w:r>
           </w:p>
         </w:tc>
@@ -17576,7 +16555,7 @@
                 <w:rFonts w:ascii="Arial" w:hAnsi="Arial"/>
                 <w:sz w:val="20"/>
               </w:rPr>
-              <w:t>2026-06-11</w:t>
+              <w:t>2026-06-12</w:t>
             </w:r>
           </w:p>
         </w:tc>
@@ -17739,7 +16718,7 @@
                 <w:rFonts w:ascii="Arial" w:hAnsi="Arial"/>
                 <w:sz w:val="20"/>
               </w:rPr>
-              <w:t>2026-06-11</w:t>
+              <w:t>2026-06-12</w:t>
             </w:r>
           </w:p>
         </w:tc>
@@ -17910,7 +16889,7 @@
                 <w:rFonts w:ascii="Arial" w:hAnsi="Arial"/>
                 <w:sz w:val="20"/>
               </w:rPr>
-              <w:t>2026-06-11</w:t>
+              <w:t>2026-06-12</w:t>
             </w:r>
           </w:p>
         </w:tc>
@@ -18073,7 +17052,7 @@
                 <w:rFonts w:ascii="Arial" w:hAnsi="Arial"/>
                 <w:sz w:val="20"/>
               </w:rPr>
-              <w:t>2026-06-11</w:t>
+              <w:t>2026-06-12</w:t>
             </w:r>
           </w:p>
         </w:tc>
@@ -18244,7 +17223,7 @@
                 <w:rFonts w:ascii="Arial" w:hAnsi="Arial"/>
                 <w:sz w:val="20"/>
               </w:rPr>
-              <w:t>2026-06-11</w:t>
+              <w:t>2026-06-12</w:t>
             </w:r>
           </w:p>
         </w:tc>
@@ -18407,7 +17386,7 @@
                 <w:rFonts w:ascii="Arial" w:hAnsi="Arial"/>
                 <w:sz w:val="20"/>
               </w:rPr>
-              <w:t>2026-06-11</w:t>
+              <w:t>2026-06-12</w:t>
             </w:r>
           </w:p>
         </w:tc>
@@ -18578,7 +17557,7 @@
                 <w:rFonts w:ascii="Arial" w:hAnsi="Arial"/>
                 <w:sz w:val="20"/>
               </w:rPr>
-              <w:t>2026-06-11</w:t>
+              <w:t>2026-06-12</w:t>
             </w:r>
           </w:p>
         </w:tc>
@@ -18741,7 +17720,7 @@
                 <w:rFonts w:ascii="Arial" w:hAnsi="Arial"/>
                 <w:sz w:val="20"/>
               </w:rPr>
-              <w:t>2026-06-11</w:t>
+              <w:t>2026-06-12</w:t>
             </w:r>
           </w:p>
         </w:tc>
@@ -18912,7 +17891,7 @@
                 <w:rFonts w:ascii="Arial" w:hAnsi="Arial"/>
                 <w:sz w:val="20"/>
               </w:rPr>
-              <w:t>2026-06-11</w:t>
+              <w:t>2026-06-12</w:t>
             </w:r>
           </w:p>
         </w:tc>
@@ -19075,7 +18054,7 @@
                 <w:rFonts w:ascii="Arial" w:hAnsi="Arial"/>
                 <w:sz w:val="20"/>
               </w:rPr>
-              <w:t>2026-06-11</w:t>
+              <w:t>2026-06-12</w:t>
             </w:r>
           </w:p>
         </w:tc>
@@ -19246,7 +18225,7 @@
                 <w:rFonts w:ascii="Arial" w:hAnsi="Arial"/>
                 <w:sz w:val="20"/>
               </w:rPr>
-              <w:t>2026-06-11</w:t>
+              <w:t>2026-06-12</w:t>
             </w:r>
           </w:p>
         </w:tc>
@@ -19409,7 +18388,7 @@
                 <w:rFonts w:ascii="Arial" w:hAnsi="Arial"/>
                 <w:sz w:val="20"/>
               </w:rPr>
-              <w:t>2026-06-11</w:t>
+              <w:t>2026-06-12</w:t>
             </w:r>
           </w:p>
         </w:tc>
@@ -19579,7 +18558,7 @@
                 <w:rFonts w:ascii="Arial" w:hAnsi="Arial"/>
                 <w:sz w:val="20"/>
               </w:rPr>
-              <w:t>2026-06-11</w:t>
+              <w:t>2026-06-12</w:t>
             </w:r>
           </w:p>
         </w:tc>
@@ -19741,7 +18720,7 @@
                 <w:rFonts w:ascii="Arial" w:hAnsi="Arial"/>
                 <w:sz w:val="20"/>
               </w:rPr>
-              <w:t>2026-06-11</w:t>
+              <w:t>2026-06-12</w:t>
             </w:r>
           </w:p>
         </w:tc>
@@ -19911,7 +18890,7 @@
                 <w:rFonts w:ascii="Arial" w:hAnsi="Arial"/>
                 <w:sz w:val="20"/>
               </w:rPr>
-              <w:t>2026-06-11</w:t>
+              <w:t>2026-06-12</w:t>
             </w:r>
           </w:p>
         </w:tc>
@@ -20074,7 +19053,7 @@
                 <w:rFonts w:ascii="Arial" w:hAnsi="Arial"/>
                 <w:sz w:val="20"/>
               </w:rPr>
-              <w:t>2026-06-11</w:t>
+              <w:t>2026-06-12</w:t>
             </w:r>
           </w:p>
         </w:tc>
@@ -25755,7 +24734,7 @@
                 <w:rFonts w:ascii="Arial" w:hAnsi="Arial"/>
                 <w:sz w:val="20"/>
               </w:rPr>
-              <w:t>2026-06-11</w:t>
+              <w:t>2026-06-12</w:t>
             </w:r>
           </w:p>
         </w:tc>
@@ -25918,7 +24897,7 @@
                 <w:rFonts w:ascii="Arial" w:hAnsi="Arial"/>
                 <w:sz w:val="20"/>
               </w:rPr>
-              <w:t>2026-06-11</w:t>
+              <w:t>2026-06-12</w:t>
             </w:r>
           </w:p>
         </w:tc>
@@ -26089,7 +25068,7 @@
                 <w:rFonts w:ascii="Arial" w:hAnsi="Arial"/>
                 <w:sz w:val="20"/>
               </w:rPr>
-              <w:t>2026-06-11</w:t>
+              <w:t>2026-06-12</w:t>
             </w:r>
           </w:p>
         </w:tc>
@@ -26252,7 +25231,7 @@
                 <w:rFonts w:ascii="Arial" w:hAnsi="Arial"/>
                 <w:sz w:val="20"/>
               </w:rPr>
-              <w:t>2026-06-11</w:t>
+              <w:t>2026-06-12</w:t>
             </w:r>
           </w:p>
         </w:tc>
@@ -26423,7 +25402,7 @@
                 <w:rFonts w:ascii="Arial" w:hAnsi="Arial"/>
                 <w:sz w:val="20"/>
               </w:rPr>
-              <w:t>2026-06-11</w:t>
+              <w:t>2026-06-12</w:t>
             </w:r>
           </w:p>
         </w:tc>
@@ -26586,7 +25565,7 @@
                 <w:rFonts w:ascii="Arial" w:hAnsi="Arial"/>
                 <w:sz w:val="20"/>
               </w:rPr>
-              <w:t>2026-06-11</w:t>
+              <w:t>2026-06-12</w:t>
             </w:r>
           </w:p>
         </w:tc>
@@ -26757,7 +25736,7 @@
                 <w:rFonts w:ascii="Arial" w:hAnsi="Arial"/>
                 <w:sz w:val="20"/>
               </w:rPr>
-              <w:t>2026-06-11</w:t>
+              <w:t>2026-06-12</w:t>
             </w:r>
           </w:p>
         </w:tc>
@@ -26920,7 +25899,7 @@
                 <w:rFonts w:ascii="Arial" w:hAnsi="Arial"/>
                 <w:sz w:val="20"/>
               </w:rPr>
-              <w:t>2026-06-11</w:t>
+              <w:t>2026-06-12</w:t>
             </w:r>
           </w:p>
         </w:tc>
@@ -27091,7 +26070,7 @@
                 <w:rFonts w:ascii="Arial" w:hAnsi="Arial"/>
                 <w:sz w:val="20"/>
               </w:rPr>
-              <w:t>2026-06-11</w:t>
+              <w:t>2026-06-12</w:t>
             </w:r>
           </w:p>
         </w:tc>
@@ -27254,7 +26233,7 @@
                 <w:rFonts w:ascii="Arial" w:hAnsi="Arial"/>
                 <w:sz w:val="20"/>
               </w:rPr>
-              <w:t>2026-06-11</w:t>
+              <w:t>2026-06-12</w:t>
             </w:r>
           </w:p>
         </w:tc>
@@ -27425,7 +26404,7 @@
                 <w:rFonts w:ascii="Arial" w:hAnsi="Arial"/>
                 <w:sz w:val="20"/>
               </w:rPr>
-              <w:t>2026-06-11</w:t>
+              <w:t>2026-06-12</w:t>
             </w:r>
           </w:p>
         </w:tc>
@@ -29235,7 +28214,7 @@
                 <w:rFonts w:ascii="Arial" w:hAnsi="Arial"/>
                 <w:sz w:val="20"/>
               </w:rPr>
-              <w:t>cotality_auction_clearance_page</w:t>
+              <w:t>cpi_all_groups_xlsx</w:t>
             </w:r>
           </w:p>
         </w:tc>
@@ -29251,7 +28230,7 @@
                 <w:rFonts w:ascii="Arial" w:hAnsi="Arial"/>
                 <w:sz w:val="20"/>
               </w:rPr>
-              <w:t>Paid, gated, or manually extracted source</w:t>
+              <w:t>No successful manifest entry for this registry item</w:t>
             </w:r>
           </w:p>
         </w:tc>
@@ -29267,7 +28246,7 @@
                 <w:rFonts w:ascii="Arial" w:hAnsi="Arial"/>
                 <w:sz w:val="20"/>
               </w:rPr>
-              <w:t>Manual staging required - see data/raw/manual or source-specific raw-public directory</w:t>
+              <w:t>Awaiting next release or implement downloader/scraper</w:t>
             </w:r>
           </w:p>
         </w:tc>
@@ -29302,7 +28281,7 @@
                 <w:rFonts w:ascii="Arial" w:hAnsi="Arial"/>
                 <w:sz w:val="20"/>
               </w:rPr>
-              <w:t>cotality_hvi_page</w:t>
+              <w:t>cpi_subgroups_xlsx</w:t>
             </w:r>
           </w:p>
         </w:tc>
@@ -29319,7 +28298,7 @@
                 <w:rFonts w:ascii="Arial" w:hAnsi="Arial"/>
                 <w:sz w:val="20"/>
               </w:rPr>
-              <w:t>Paid, gated, or manually extracted source</w:t>
+              <w:t>No successful manifest entry for this registry item</w:t>
             </w:r>
           </w:p>
         </w:tc>
@@ -29336,7 +28315,7 @@
                 <w:rFonts w:ascii="Arial" w:hAnsi="Arial"/>
                 <w:sz w:val="20"/>
               </w:rPr>
-              <w:t>Manual staging required - see data/raw/manual or source-specific raw-public directory</w:t>
+              <w:t>Awaiting next release or implement downloader/scraper</w:t>
             </w:r>
           </w:p>
         </w:tc>
@@ -29371,7 +28350,7 @@
                 <w:rFonts w:ascii="Arial" w:hAnsi="Arial"/>
                 <w:sz w:val="20"/>
               </w:rPr>
-              <w:t>cpi_all_groups_xlsx</w:t>
+              <w:t>dwelling_approvals_xlsx</w:t>
             </w:r>
           </w:p>
         </w:tc>
@@ -29438,7 +28417,7 @@
                 <w:rFonts w:ascii="Arial" w:hAnsi="Arial"/>
                 <w:sz w:val="20"/>
               </w:rPr>
-              <w:t>cpi_subgroups_xlsx</w:t>
+              <w:t>dwelling_value_xlsx</w:t>
             </w:r>
           </w:p>
         </w:tc>
@@ -29507,7 +28486,7 @@
                 <w:rFonts w:ascii="Arial" w:hAnsi="Arial"/>
                 <w:sz w:val="20"/>
               </w:rPr>
-              <w:t>domain_quarterly_page</w:t>
+              <w:t>labour_force_industry_xlsx</w:t>
             </w:r>
           </w:p>
         </w:tc>
@@ -29574,7 +28553,7 @@
                 <w:rFonts w:ascii="Arial" w:hAnsi="Arial"/>
                 <w:sz w:val="20"/>
               </w:rPr>
-              <w:t>dwelling_approvals_xlsx</w:t>
+              <w:t>lending_indicators_xlsx</w:t>
             </w:r>
           </w:p>
         </w:tc>
@@ -29643,7 +28622,7 @@
                 <w:rFonts w:ascii="Arial" w:hAnsi="Arial"/>
                 <w:sz w:val="20"/>
               </w:rPr>
-              <w:t>dwelling_value_xlsx</w:t>
+              <w:t>ppi_construction_xlsx</w:t>
             </w:r>
           </w:p>
         </w:tc>
@@ -29710,7 +28689,7 @@
                 <w:rFonts w:ascii="Arial" w:hAnsi="Arial"/>
                 <w:sz w:val="20"/>
               </w:rPr>
-              <w:t>labour_force_industry_xlsx</w:t>
+              <w:t>ppi_manufacturing_xlsx</w:t>
             </w:r>
           </w:p>
         </w:tc>
@@ -29727,7 +28706,7 @@
                 <w:rFonts w:ascii="Arial" w:hAnsi="Arial"/>
                 <w:sz w:val="20"/>
               </w:rPr>
-              <w:t>Paid, gated, or manually extracted source</w:t>
+              <w:t>No successful manifest entry for this registry item</w:t>
             </w:r>
           </w:p>
         </w:tc>
@@ -29744,7 +28723,7 @@
                 <w:rFonts w:ascii="Arial" w:hAnsi="Arial"/>
                 <w:sz w:val="20"/>
               </w:rPr>
-              <w:t>Manual staging required - see data/raw/manual or source-specific raw-public directory</w:t>
+              <w:t>Awaiting next release or implement downloader/scraper</w:t>
             </w:r>
           </w:p>
         </w:tc>
@@ -29779,7 +28758,7 @@
                 <w:rFonts w:ascii="Arial" w:hAnsi="Arial"/>
                 <w:sz w:val="20"/>
               </w:rPr>
-              <w:t>lending_indicators_xlsx</w:t>
+              <w:t>property_price_capitals_xlsx</w:t>
             </w:r>
           </w:p>
         </w:tc>
@@ -29846,7 +28825,7 @@
                 <w:rFonts w:ascii="Arial" w:hAnsi="Arial"/>
                 <w:sz w:val="20"/>
               </w:rPr>
-              <w:t>nsw_rental_bonds_page</w:t>
+              <w:t>property_price_index_xlsx</w:t>
             </w:r>
           </w:p>
         </w:tc>
@@ -29863,7 +28842,7 @@
                 <w:rFonts w:ascii="Arial" w:hAnsi="Arial"/>
                 <w:sz w:val="20"/>
               </w:rPr>
-              <w:t>Paid, gated, or manually extracted source</w:t>
+              <w:t>No successful manifest entry for this registry item</w:t>
             </w:r>
           </w:p>
         </w:tc>
@@ -29880,7 +28859,7 @@
                 <w:rFonts w:ascii="Arial" w:hAnsi="Arial"/>
                 <w:sz w:val="20"/>
               </w:rPr>
-              <w:t>Manual staging required - see data/raw/manual or source-specific raw-public directory</w:t>
+              <w:t>Awaiting next release or implement downloader/scraper</w:t>
             </w:r>
           </w:p>
         </w:tc>
@@ -29915,7 +28894,7 @@
                 <w:rFonts w:ascii="Arial" w:hAnsi="Arial"/>
                 <w:sz w:val="20"/>
               </w:rPr>
-              <w:t>ppi_construction_xlsx</w:t>
+              <w:t>ptrs_cycle_8_pdf</w:t>
             </w:r>
           </w:p>
         </w:tc>
@@ -29931,7 +28910,7 @@
                 <w:rFonts w:ascii="Arial" w:hAnsi="Arial"/>
                 <w:sz w:val="20"/>
               </w:rPr>
-              <w:t>No successful manifest entry for this registry item</w:t>
+              <w:t>Paid, gated, or manually extracted source</w:t>
             </w:r>
           </w:p>
         </w:tc>
@@ -29947,7 +28926,7 @@
                 <w:rFonts w:ascii="Arial" w:hAnsi="Arial"/>
                 <w:sz w:val="20"/>
               </w:rPr>
-              <w:t>Awaiting next release or implement downloader/scraper</w:t>
+              <w:t>Manual staging required - see data/raw/manual or source-specific raw-public directory</w:t>
             </w:r>
           </w:p>
         </w:tc>
@@ -29982,7 +28961,7 @@
                 <w:rFonts w:ascii="Arial" w:hAnsi="Arial"/>
                 <w:sz w:val="20"/>
               </w:rPr>
-              <w:t>ppi_manufacturing_xlsx</w:t>
+              <w:t>ptrs_cycle_9_pdf</w:t>
             </w:r>
           </w:p>
         </w:tc>
@@ -29999,7 +28978,7 @@
                 <w:rFonts w:ascii="Arial" w:hAnsi="Arial"/>
                 <w:sz w:val="20"/>
               </w:rPr>
-              <w:t>No successful manifest entry for this registry item</w:t>
+              <w:t>Paid, gated, or manually extracted source</w:t>
             </w:r>
           </w:p>
         </w:tc>
@@ -30016,7 +28995,7 @@
                 <w:rFonts w:ascii="Arial" w:hAnsi="Arial"/>
                 <w:sz w:val="20"/>
               </w:rPr>
-              <w:t>Awaiting next release or implement downloader/scraper</w:t>
+              <w:t>Manual staging required - see data/raw/manual or source-specific raw-public directory</w:t>
             </w:r>
           </w:p>
         </w:tc>
@@ -30051,7 +29030,7 @@
                 <w:rFonts w:ascii="Arial" w:hAnsi="Arial"/>
                 <w:sz w:val="20"/>
               </w:rPr>
-              <w:t>property_price_capitals_xlsx</w:t>
+              <w:t>ptrs_guidance</w:t>
             </w:r>
           </w:p>
         </w:tc>
@@ -30067,7 +29046,7 @@
                 <w:rFonts w:ascii="Arial" w:hAnsi="Arial"/>
                 <w:sz w:val="20"/>
               </w:rPr>
-              <w:t>No successful manifest entry for this registry item</w:t>
+              <w:t>Paid, gated, or manually extracted source</w:t>
             </w:r>
           </w:p>
         </w:tc>
@@ -30083,7 +29062,7 @@
                 <w:rFonts w:ascii="Arial" w:hAnsi="Arial"/>
                 <w:sz w:val="20"/>
               </w:rPr>
-              <w:t>Awaiting next release or implement downloader/scraper</w:t>
+              <w:t>Manual staging required - see data/raw/manual or source-specific raw-public directory</w:t>
             </w:r>
           </w:p>
         </w:tc>
@@ -30118,7 +29097,7 @@
                 <w:rFonts w:ascii="Arial" w:hAnsi="Arial"/>
                 <w:sz w:val="20"/>
               </w:rPr>
-              <w:t>property_price_index_xlsx</w:t>
+              <w:t>rba_cash_rate_csv</w:t>
             </w:r>
           </w:p>
         </w:tc>
@@ -30135,7 +29114,7 @@
                 <w:rFonts w:ascii="Arial" w:hAnsi="Arial"/>
                 <w:sz w:val="20"/>
               </w:rPr>
-              <w:t>No successful manifest entry for this registry item</w:t>
+              <w:t>Paid, gated, or manually extracted source</w:t>
             </w:r>
           </w:p>
         </w:tc>
@@ -30152,7 +29131,7 @@
                 <w:rFonts w:ascii="Arial" w:hAnsi="Arial"/>
                 <w:sz w:val="20"/>
               </w:rPr>
-              <w:t>Awaiting next release or implement downloader/scraper</w:t>
+              <w:t>Manual staging required - see data/raw/manual or source-specific raw-public directory</w:t>
             </w:r>
           </w:p>
         </w:tc>
@@ -30187,7 +29166,7 @@
                 <w:rFonts w:ascii="Arial" w:hAnsi="Arial"/>
                 <w:sz w:val="20"/>
               </w:rPr>
-              <w:t>ptrs_cycle_8_pdf</w:t>
+              <w:t>rba_chart_pack_page</w:t>
             </w:r>
           </w:p>
         </w:tc>
@@ -30203,7 +29182,7 @@
                 <w:rFonts w:ascii="Arial" w:hAnsi="Arial"/>
                 <w:sz w:val="20"/>
               </w:rPr>
-              <w:t>Paid, gated, or manually extracted source</w:t>
+              <w:t>No successful manifest entry for this registry item</w:t>
             </w:r>
           </w:p>
         </w:tc>
@@ -30219,7 +29198,7 @@
                 <w:rFonts w:ascii="Arial" w:hAnsi="Arial"/>
                 <w:sz w:val="20"/>
               </w:rPr>
-              <w:t>Manual staging required - see data/raw/manual or source-specific raw-public directory</w:t>
+              <w:t>Awaiting next release or implement downloader/scraper</w:t>
             </w:r>
           </w:p>
         </w:tc>
@@ -30254,7 +29233,7 @@
                 <w:rFonts w:ascii="Arial" w:hAnsi="Arial"/>
                 <w:sz w:val="20"/>
               </w:rPr>
-              <w:t>ptrs_cycle_9_pdf</w:t>
+              <w:t>rba_fsr_page</w:t>
             </w:r>
           </w:p>
         </w:tc>
@@ -30271,7 +29250,7 @@
                 <w:rFonts w:ascii="Arial" w:hAnsi="Arial"/>
                 <w:sz w:val="20"/>
               </w:rPr>
-              <w:t>Paid, gated, or manually extracted source</w:t>
+              <w:t>No successful manifest entry for this registry item</w:t>
             </w:r>
           </w:p>
         </w:tc>
@@ -30288,7 +29267,7 @@
                 <w:rFonts w:ascii="Arial" w:hAnsi="Arial"/>
                 <w:sz w:val="20"/>
               </w:rPr>
-              <w:t>Manual staging required - see data/raw/manual or source-specific raw-public directory</w:t>
+              <w:t>Awaiting next release or implement downloader/scraper</w:t>
             </w:r>
           </w:p>
         </w:tc>
@@ -30323,7 +29302,7 @@
                 <w:rFonts w:ascii="Arial" w:hAnsi="Arial"/>
                 <w:sz w:val="20"/>
               </w:rPr>
-              <w:t>ptrs_guidance</w:t>
+              <w:t>rba_smp_page</w:t>
             </w:r>
           </w:p>
         </w:tc>
@@ -30339,7 +29318,7 @@
                 <w:rFonts w:ascii="Arial" w:hAnsi="Arial"/>
                 <w:sz w:val="20"/>
               </w:rPr>
-              <w:t>Paid, gated, or manually extracted source</w:t>
+              <w:t>No successful manifest entry for this registry item</w:t>
             </w:r>
           </w:p>
         </w:tc>
@@ -30355,7 +29334,7 @@
                 <w:rFonts w:ascii="Arial" w:hAnsi="Arial"/>
                 <w:sz w:val="20"/>
               </w:rPr>
-              <w:t>Manual staging required - see data/raw/manual or source-specific raw-public directory</w:t>
+              <w:t>Awaiting next release or implement downloader/scraper</w:t>
             </w:r>
           </w:p>
         </w:tc>
@@ -30390,7 +29369,7 @@
                 <w:rFonts w:ascii="Arial" w:hAnsi="Arial"/>
                 <w:sz w:val="20"/>
               </w:rPr>
-              <w:t>qld_median_rents_page</w:t>
+              <w:t>rba_table_e2_xls</w:t>
             </w:r>
           </w:p>
         </w:tc>
@@ -30459,7 +29438,7 @@
                 <w:rFonts w:ascii="Arial" w:hAnsi="Arial"/>
                 <w:sz w:val="20"/>
               </w:rPr>
-              <w:t>rba_cash_rate_csv</w:t>
+              <w:t>total_value_dwellings_xlsx</w:t>
             </w:r>
           </w:p>
         </w:tc>
@@ -30475,7 +29454,7 @@
                 <w:rFonts w:ascii="Arial" w:hAnsi="Arial"/>
                 <w:sz w:val="20"/>
               </w:rPr>
-              <w:t>Paid, gated, or manually extracted source</w:t>
+              <w:t>No successful manifest entry for this registry item</w:t>
             </w:r>
           </w:p>
         </w:tc>
@@ -30491,491 +29470,13 @@
                 <w:rFonts w:ascii="Arial" w:hAnsi="Arial"/>
                 <w:sz w:val="20"/>
               </w:rPr>
-              <w:t>Manual staging required - see data/raw/manual or source-specific raw-public directory</w:t>
+              <w:t>Awaiting next release or implement downloader/scraper</w:t>
             </w:r>
           </w:p>
         </w:tc>
         <w:tc>
           <w:tcPr>
             <w:tcW w:type="dxa" w:w="2340"/>
-            <w:vAlign w:val="center"/>
-          </w:tcPr>
-          <w:p>
-            <w:r/>
-            <w:r>
-              <w:rPr>
-                <w:rFonts w:ascii="Arial" w:hAnsi="Arial"/>
-                <w:sz w:val="20"/>
-              </w:rPr>
-              <w:t>Next scheduled refresh cycle</w:t>
-            </w:r>
-          </w:p>
-        </w:tc>
-      </w:tr>
-      <w:tr>
-        <w:tc>
-          <w:tcPr>
-            <w:tcW w:type="dxa" w:w="2340"/>
-            <w:shd w:val="clear" w:color="auto" w:fill="F2F2F2"/>
-            <w:vAlign w:val="center"/>
-          </w:tcPr>
-          <w:p>
-            <w:r/>
-            <w:r>
-              <w:rPr>
-                <w:rFonts w:ascii="Arial" w:hAnsi="Arial"/>
-                <w:sz w:val="20"/>
-              </w:rPr>
-              <w:t>rba_chart_pack_page</w:t>
-            </w:r>
-          </w:p>
-        </w:tc>
-        <w:tc>
-          <w:tcPr>
-            <w:tcW w:type="dxa" w:w="2340"/>
-            <w:shd w:val="clear" w:color="auto" w:fill="F2F2F2"/>
-            <w:vAlign w:val="center"/>
-          </w:tcPr>
-          <w:p>
-            <w:r/>
-            <w:r>
-              <w:rPr>
-                <w:rFonts w:ascii="Arial" w:hAnsi="Arial"/>
-                <w:sz w:val="20"/>
-              </w:rPr>
-              <w:t>No successful manifest entry for this registry item</w:t>
-            </w:r>
-          </w:p>
-        </w:tc>
-        <w:tc>
-          <w:tcPr>
-            <w:tcW w:type="dxa" w:w="2340"/>
-            <w:shd w:val="clear" w:color="auto" w:fill="F2F2F2"/>
-            <w:vAlign w:val="center"/>
-          </w:tcPr>
-          <w:p>
-            <w:r/>
-            <w:r>
-              <w:rPr>
-                <w:rFonts w:ascii="Arial" w:hAnsi="Arial"/>
-                <w:sz w:val="20"/>
-              </w:rPr>
-              <w:t>Awaiting next release or implement downloader/scraper</w:t>
-            </w:r>
-          </w:p>
-        </w:tc>
-        <w:tc>
-          <w:tcPr>
-            <w:tcW w:type="dxa" w:w="2340"/>
-            <w:shd w:val="clear" w:color="auto" w:fill="F2F2F2"/>
-            <w:vAlign w:val="center"/>
-          </w:tcPr>
-          <w:p>
-            <w:r/>
-            <w:r>
-              <w:rPr>
-                <w:rFonts w:ascii="Arial" w:hAnsi="Arial"/>
-                <w:sz w:val="20"/>
-              </w:rPr>
-              <w:t>Next scheduled refresh cycle</w:t>
-            </w:r>
-          </w:p>
-        </w:tc>
-      </w:tr>
-      <w:tr>
-        <w:tc>
-          <w:tcPr>
-            <w:tcW w:type="dxa" w:w="2340"/>
-            <w:vAlign w:val="center"/>
-          </w:tcPr>
-          <w:p>
-            <w:r/>
-            <w:r>
-              <w:rPr>
-                <w:rFonts w:ascii="Arial" w:hAnsi="Arial"/>
-                <w:sz w:val="20"/>
-              </w:rPr>
-              <w:t>rba_fsr_page</w:t>
-            </w:r>
-          </w:p>
-        </w:tc>
-        <w:tc>
-          <w:tcPr>
-            <w:tcW w:type="dxa" w:w="2340"/>
-            <w:vAlign w:val="center"/>
-          </w:tcPr>
-          <w:p>
-            <w:r/>
-            <w:r>
-              <w:rPr>
-                <w:rFonts w:ascii="Arial" w:hAnsi="Arial"/>
-                <w:sz w:val="20"/>
-              </w:rPr>
-              <w:t>No successful manifest entry for this registry item</w:t>
-            </w:r>
-          </w:p>
-        </w:tc>
-        <w:tc>
-          <w:tcPr>
-            <w:tcW w:type="dxa" w:w="2340"/>
-            <w:vAlign w:val="center"/>
-          </w:tcPr>
-          <w:p>
-            <w:r/>
-            <w:r>
-              <w:rPr>
-                <w:rFonts w:ascii="Arial" w:hAnsi="Arial"/>
-                <w:sz w:val="20"/>
-              </w:rPr>
-              <w:t>Awaiting next release or implement downloader/scraper</w:t>
-            </w:r>
-          </w:p>
-        </w:tc>
-        <w:tc>
-          <w:tcPr>
-            <w:tcW w:type="dxa" w:w="2340"/>
-            <w:vAlign w:val="center"/>
-          </w:tcPr>
-          <w:p>
-            <w:r/>
-            <w:r>
-              <w:rPr>
-                <w:rFonts w:ascii="Arial" w:hAnsi="Arial"/>
-                <w:sz w:val="20"/>
-              </w:rPr>
-              <w:t>Next scheduled refresh cycle</w:t>
-            </w:r>
-          </w:p>
-        </w:tc>
-      </w:tr>
-      <w:tr>
-        <w:tc>
-          <w:tcPr>
-            <w:tcW w:type="dxa" w:w="2340"/>
-            <w:shd w:val="clear" w:color="auto" w:fill="F2F2F2"/>
-            <w:vAlign w:val="center"/>
-          </w:tcPr>
-          <w:p>
-            <w:r/>
-            <w:r>
-              <w:rPr>
-                <w:rFonts w:ascii="Arial" w:hAnsi="Arial"/>
-                <w:sz w:val="20"/>
-              </w:rPr>
-              <w:t>rba_smp_page</w:t>
-            </w:r>
-          </w:p>
-        </w:tc>
-        <w:tc>
-          <w:tcPr>
-            <w:tcW w:type="dxa" w:w="2340"/>
-            <w:shd w:val="clear" w:color="auto" w:fill="F2F2F2"/>
-            <w:vAlign w:val="center"/>
-          </w:tcPr>
-          <w:p>
-            <w:r/>
-            <w:r>
-              <w:rPr>
-                <w:rFonts w:ascii="Arial" w:hAnsi="Arial"/>
-                <w:sz w:val="20"/>
-              </w:rPr>
-              <w:t>No successful manifest entry for this registry item</w:t>
-            </w:r>
-          </w:p>
-        </w:tc>
-        <w:tc>
-          <w:tcPr>
-            <w:tcW w:type="dxa" w:w="2340"/>
-            <w:shd w:val="clear" w:color="auto" w:fill="F2F2F2"/>
-            <w:vAlign w:val="center"/>
-          </w:tcPr>
-          <w:p>
-            <w:r/>
-            <w:r>
-              <w:rPr>
-                <w:rFonts w:ascii="Arial" w:hAnsi="Arial"/>
-                <w:sz w:val="20"/>
-              </w:rPr>
-              <w:t>Awaiting next release or implement downloader/scraper</w:t>
-            </w:r>
-          </w:p>
-        </w:tc>
-        <w:tc>
-          <w:tcPr>
-            <w:tcW w:type="dxa" w:w="2340"/>
-            <w:shd w:val="clear" w:color="auto" w:fill="F2F2F2"/>
-            <w:vAlign w:val="center"/>
-          </w:tcPr>
-          <w:p>
-            <w:r/>
-            <w:r>
-              <w:rPr>
-                <w:rFonts w:ascii="Arial" w:hAnsi="Arial"/>
-                <w:sz w:val="20"/>
-              </w:rPr>
-              <w:t>Next scheduled refresh cycle</w:t>
-            </w:r>
-          </w:p>
-        </w:tc>
-      </w:tr>
-      <w:tr>
-        <w:tc>
-          <w:tcPr>
-            <w:tcW w:type="dxa" w:w="2340"/>
-            <w:vAlign w:val="center"/>
-          </w:tcPr>
-          <w:p>
-            <w:r/>
-            <w:r>
-              <w:rPr>
-                <w:rFonts w:ascii="Arial" w:hAnsi="Arial"/>
-                <w:sz w:val="20"/>
-              </w:rPr>
-              <w:t>rba_table_e2_xls</w:t>
-            </w:r>
-          </w:p>
-        </w:tc>
-        <w:tc>
-          <w:tcPr>
-            <w:tcW w:type="dxa" w:w="2340"/>
-            <w:vAlign w:val="center"/>
-          </w:tcPr>
-          <w:p>
-            <w:r/>
-            <w:r>
-              <w:rPr>
-                <w:rFonts w:ascii="Arial" w:hAnsi="Arial"/>
-                <w:sz w:val="20"/>
-              </w:rPr>
-              <w:t>No successful manifest entry for this registry item</w:t>
-            </w:r>
-          </w:p>
-        </w:tc>
-        <w:tc>
-          <w:tcPr>
-            <w:tcW w:type="dxa" w:w="2340"/>
-            <w:vAlign w:val="center"/>
-          </w:tcPr>
-          <w:p>
-            <w:r/>
-            <w:r>
-              <w:rPr>
-                <w:rFonts w:ascii="Arial" w:hAnsi="Arial"/>
-                <w:sz w:val="20"/>
-              </w:rPr>
-              <w:t>Awaiting next release or implement downloader/scraper</w:t>
-            </w:r>
-          </w:p>
-        </w:tc>
-        <w:tc>
-          <w:tcPr>
-            <w:tcW w:type="dxa" w:w="2340"/>
-            <w:vAlign w:val="center"/>
-          </w:tcPr>
-          <w:p>
-            <w:r/>
-            <w:r>
-              <w:rPr>
-                <w:rFonts w:ascii="Arial" w:hAnsi="Arial"/>
-                <w:sz w:val="20"/>
-              </w:rPr>
-              <w:t>Next scheduled refresh cycle</w:t>
-            </w:r>
-          </w:p>
-        </w:tc>
-      </w:tr>
-      <w:tr>
-        <w:tc>
-          <w:tcPr>
-            <w:tcW w:type="dxa" w:w="2340"/>
-            <w:shd w:val="clear" w:color="auto" w:fill="F2F2F2"/>
-            <w:vAlign w:val="center"/>
-          </w:tcPr>
-          <w:p>
-            <w:r/>
-            <w:r>
-              <w:rPr>
-                <w:rFonts w:ascii="Arial" w:hAnsi="Arial"/>
-                <w:sz w:val="20"/>
-              </w:rPr>
-              <w:t>sqm_headline_page</w:t>
-            </w:r>
-          </w:p>
-        </w:tc>
-        <w:tc>
-          <w:tcPr>
-            <w:tcW w:type="dxa" w:w="2340"/>
-            <w:shd w:val="clear" w:color="auto" w:fill="F2F2F2"/>
-            <w:vAlign w:val="center"/>
-          </w:tcPr>
-          <w:p>
-            <w:r/>
-            <w:r>
-              <w:rPr>
-                <w:rFonts w:ascii="Arial" w:hAnsi="Arial"/>
-                <w:sz w:val="20"/>
-              </w:rPr>
-              <w:t>Paid, gated, or manually extracted source</w:t>
-            </w:r>
-          </w:p>
-        </w:tc>
-        <w:tc>
-          <w:tcPr>
-            <w:tcW w:type="dxa" w:w="2340"/>
-            <w:shd w:val="clear" w:color="auto" w:fill="F2F2F2"/>
-            <w:vAlign w:val="center"/>
-          </w:tcPr>
-          <w:p>
-            <w:r/>
-            <w:r>
-              <w:rPr>
-                <w:rFonts w:ascii="Arial" w:hAnsi="Arial"/>
-                <w:sz w:val="20"/>
-              </w:rPr>
-              <w:t>Manual staging required - see data/raw/manual or source-specific raw-public directory</w:t>
-            </w:r>
-          </w:p>
-        </w:tc>
-        <w:tc>
-          <w:tcPr>
-            <w:tcW w:type="dxa" w:w="2340"/>
-            <w:shd w:val="clear" w:color="auto" w:fill="F2F2F2"/>
-            <w:vAlign w:val="center"/>
-          </w:tcPr>
-          <w:p>
-            <w:r/>
-            <w:r>
-              <w:rPr>
-                <w:rFonts w:ascii="Arial" w:hAnsi="Arial"/>
-                <w:sz w:val="20"/>
-              </w:rPr>
-              <w:t>Next scheduled refresh cycle</w:t>
-            </w:r>
-          </w:p>
-        </w:tc>
-      </w:tr>
-      <w:tr>
-        <w:tc>
-          <w:tcPr>
-            <w:tcW w:type="dxa" w:w="2340"/>
-            <w:vAlign w:val="center"/>
-          </w:tcPr>
-          <w:p>
-            <w:r/>
-            <w:r>
-              <w:rPr>
-                <w:rFonts w:ascii="Arial" w:hAnsi="Arial"/>
-                <w:sz w:val="20"/>
-              </w:rPr>
-              <w:t>total_value_dwellings_xlsx</w:t>
-            </w:r>
-          </w:p>
-        </w:tc>
-        <w:tc>
-          <w:tcPr>
-            <w:tcW w:type="dxa" w:w="2340"/>
-            <w:vAlign w:val="center"/>
-          </w:tcPr>
-          <w:p>
-            <w:r/>
-            <w:r>
-              <w:rPr>
-                <w:rFonts w:ascii="Arial" w:hAnsi="Arial"/>
-                <w:sz w:val="20"/>
-              </w:rPr>
-              <w:t>No successful manifest entry for this registry item</w:t>
-            </w:r>
-          </w:p>
-        </w:tc>
-        <w:tc>
-          <w:tcPr>
-            <w:tcW w:type="dxa" w:w="2340"/>
-            <w:vAlign w:val="center"/>
-          </w:tcPr>
-          <w:p>
-            <w:r/>
-            <w:r>
-              <w:rPr>
-                <w:rFonts w:ascii="Arial" w:hAnsi="Arial"/>
-                <w:sz w:val="20"/>
-              </w:rPr>
-              <w:t>Awaiting next release or implement downloader/scraper</w:t>
-            </w:r>
-          </w:p>
-        </w:tc>
-        <w:tc>
-          <w:tcPr>
-            <w:tcW w:type="dxa" w:w="2340"/>
-            <w:vAlign w:val="center"/>
-          </w:tcPr>
-          <w:p>
-            <w:r/>
-            <w:r>
-              <w:rPr>
-                <w:rFonts w:ascii="Arial" w:hAnsi="Arial"/>
-                <w:sz w:val="20"/>
-              </w:rPr>
-              <w:t>Next scheduled refresh cycle</w:t>
-            </w:r>
-          </w:p>
-        </w:tc>
-      </w:tr>
-      <w:tr>
-        <w:tc>
-          <w:tcPr>
-            <w:tcW w:type="dxa" w:w="2340"/>
-            <w:shd w:val="clear" w:color="auto" w:fill="F2F2F2"/>
-            <w:vAlign w:val="center"/>
-          </w:tcPr>
-          <w:p>
-            <w:r/>
-            <w:r>
-              <w:rPr>
-                <w:rFonts w:ascii="Arial" w:hAnsi="Arial"/>
-                <w:sz w:val="20"/>
-              </w:rPr>
-              <w:t>vic_rental_report_page</w:t>
-            </w:r>
-          </w:p>
-        </w:tc>
-        <w:tc>
-          <w:tcPr>
-            <w:tcW w:type="dxa" w:w="2340"/>
-            <w:shd w:val="clear" w:color="auto" w:fill="F2F2F2"/>
-            <w:vAlign w:val="center"/>
-          </w:tcPr>
-          <w:p>
-            <w:r/>
-            <w:r>
-              <w:rPr>
-                <w:rFonts w:ascii="Arial" w:hAnsi="Arial"/>
-                <w:sz w:val="20"/>
-              </w:rPr>
-              <w:t>Paid, gated, or manually extracted source</w:t>
-            </w:r>
-          </w:p>
-        </w:tc>
-        <w:tc>
-          <w:tcPr>
-            <w:tcW w:type="dxa" w:w="2340"/>
-            <w:shd w:val="clear" w:color="auto" w:fill="F2F2F2"/>
-            <w:vAlign w:val="center"/>
-          </w:tcPr>
-          <w:p>
-            <w:r/>
-            <w:r>
-              <w:rPr>
-                <w:rFonts w:ascii="Arial" w:hAnsi="Arial"/>
-                <w:sz w:val="20"/>
-              </w:rPr>
-              <w:t>Manual staging required - see data/raw/manual or source-specific raw-public directory</w:t>
-            </w:r>
-          </w:p>
-        </w:tc>
-        <w:tc>
-          <w:tcPr>
-            <w:tcW w:type="dxa" w:w="2340"/>
-            <w:shd w:val="clear" w:color="auto" w:fill="F2F2F2"/>
             <w:vAlign w:val="center"/>
           </w:tcPr>
           <w:p>
@@ -31127,7 +29628,7 @@
                 <w:rFonts w:ascii="Arial" w:hAnsi="Arial"/>
                 <w:sz w:val="20"/>
               </w:rPr>
-              <w:t>37</w:t>
+              <w:t>30</w:t>
             </w:r>
           </w:p>
         </w:tc>
@@ -31333,7 +29834,7 @@
                 <w:rFonts w:ascii="Arial" w:hAnsi="Arial"/>
                 <w:sz w:val="20"/>
               </w:rPr>
-              <w:t>34</w:t>
+              <w:t>27</w:t>
             </w:r>
           </w:p>
         </w:tc>

--- a/outputs/reports/Industry_Analysis_Q1_2026_Board.docx
+++ b/outputs/reports/Industry_Analysis_Q1_2026_Board.docx
@@ -49,7 +49,7 @@
           <w:color w:val="7F7F7F"/>
           <w:sz w:val="20"/>
         </w:rPr>
-        <w:t>Macro and downturn overlays as of 2026-03-16. Property cycle data as of 2026-02-01.</w:t>
+        <w:t>Macro and downturn overlays as of 2026-06-11. Property cycle data as of 2026-02-01.</w:t>
       </w:r>
     </w:p>
     <w:tbl>
@@ -129,7 +129,7 @@
           <w:b w:val="0"/>
           <w:i w:val="0"/>
         </w:rPr>
-        <w:t>Headline picture: the cash rate is 3.85% (-0.25 points over the past year) and the arrears backdrop is low and improving, so the macro regime is set to 'base'. Against that backdrop, 4 of 18 industries score Elevated on the 1-5 risk scale, and 0 of 5 property segments are in downturn. The downturn-overlay table translates this into stress multipliers — up to 2.00x on PD in a severe scenario — that a pricing or expected-loss model can apply directly.</w:t>
+        <w:t>Headline picture: the cash rate is 4.35% (+0.50 points over the past year) and the arrears backdrop is low and improving, so the macro regime is set to 'base'. Against that backdrop, 4 of 18 industries score Elevated on the 1-5 risk scale, and 0 of 5 property segments are in downturn. The downturn-overlay table translates this into stress multipliers — up to 2.00x on PD in a severe scenario — that a pricing or expected-loss model can apply directly.</w:t>
       </w:r>
     </w:p>
     <w:p>
@@ -139,7 +139,7 @@
           <w:b w:val="0"/>
           <w:i w:val="0"/>
         </w:rPr>
-        <w:t>Macro and downturn overlays are dated 2026-03-16; property-cycle data is dated 2026-02-01. The headline numbers are in Section 2; every figure traces back to a named public source in Sections 3-5.</w:t>
+        <w:t>Macro and downturn overlays are dated 2026-06-11; property-cycle data is dated 2026-02-01. The headline numbers are in Section 2; every figure traces back to a named public source in Sections 3-5.</w:t>
       </w:r>
     </w:p>
     <w:p>
@@ -313,7 +313,7 @@
                 <w:rFonts w:ascii="Arial" w:hAnsi="Arial"/>
                 <w:sz w:val="20"/>
               </w:rPr>
-              <w:t>2026-03-16</w:t>
+              <w:t>2026-06-11</w:t>
             </w:r>
           </w:p>
         </w:tc>
@@ -433,7 +433,7 @@
                 <w:rFonts w:ascii="Arial" w:hAnsi="Arial"/>
                 <w:sz w:val="20"/>
               </w:rPr>
-              <w:t>3.85</w:t>
+              <w:t>4.35</w:t>
             </w:r>
           </w:p>
         </w:tc>
@@ -449,7 +449,7 @@
                 <w:rFonts w:ascii="Arial" w:hAnsi="Arial"/>
                 <w:sz w:val="20"/>
               </w:rPr>
-              <w:t>2026-03-16</w:t>
+              <w:t>2026-06-11</w:t>
             </w:r>
           </w:p>
         </w:tc>
@@ -501,7 +501,7 @@
                 <w:rFonts w:ascii="Arial" w:hAnsi="Arial"/>
                 <w:sz w:val="20"/>
               </w:rPr>
-              <w:t>-0.25</w:t>
+              <w:t>+0.50</w:t>
             </w:r>
           </w:p>
         </w:tc>
@@ -518,7 +518,7 @@
                 <w:rFonts w:ascii="Arial" w:hAnsi="Arial"/>
                 <w:sz w:val="20"/>
               </w:rPr>
-              <w:t>2026-03-16</w:t>
+              <w:t>2026-06-11</w:t>
             </w:r>
           </w:p>
         </w:tc>
@@ -585,7 +585,7 @@
                 <w:rFonts w:ascii="Arial" w:hAnsi="Arial"/>
                 <w:sz w:val="20"/>
               </w:rPr>
-              <w:t>2026-03-16</w:t>
+              <w:t>2026-06-11</w:t>
             </w:r>
           </w:p>
         </w:tc>
@@ -721,7 +721,7 @@
                 <w:rFonts w:ascii="Arial" w:hAnsi="Arial"/>
                 <w:sz w:val="20"/>
               </w:rPr>
-              <w:t>2026-03-16</w:t>
+              <w:t>2026-06-11</w:t>
             </w:r>
           </w:p>
         </w:tc>
@@ -790,7 +790,7 @@
                 <w:rFonts w:ascii="Arial" w:hAnsi="Arial"/>
                 <w:sz w:val="20"/>
               </w:rPr>
-              <w:t>2026-03-16</w:t>
+              <w:t>2026-06-11</w:t>
             </w:r>
           </w:p>
         </w:tc>
@@ -1177,23 +1177,23 @@
                 <w:rFonts w:ascii="Arial" w:hAnsi="Arial"/>
                 <w:sz w:val="20"/>
               </w:rPr>
-              <w:t>3.85</w:t>
-            </w:r>
-          </w:p>
-        </w:tc>
-        <w:tc>
-          <w:tcPr>
-            <w:tcW w:type="dxa" w:w="936"/>
-            <w:vAlign w:val="center"/>
-          </w:tcPr>
-          <w:p>
-            <w:r/>
-            <w:r>
-              <w:rPr>
-                <w:rFonts w:ascii="Arial" w:hAnsi="Arial"/>
-                <w:sz w:val="20"/>
-              </w:rPr>
-              <w:t>-0.25</w:t>
+              <w:t>4.35</w:t>
+            </w:r>
+          </w:p>
+        </w:tc>
+        <w:tc>
+          <w:tcPr>
+            <w:tcW w:type="dxa" w:w="936"/>
+            <w:vAlign w:val="center"/>
+          </w:tcPr>
+          <w:p>
+            <w:r/>
+            <w:r>
+              <w:rPr>
+                <w:rFonts w:ascii="Arial" w:hAnsi="Arial"/>
+                <w:sz w:val="20"/>
+              </w:rPr>
+              <w:t>0.5</w:t>
             </w:r>
           </w:p>
         </w:tc>
@@ -1348,24 +1348,24 @@
                 <w:rFonts w:ascii="Arial" w:hAnsi="Arial"/>
                 <w:sz w:val="20"/>
               </w:rPr>
-              <w:t>3.85</w:t>
-            </w:r>
-          </w:p>
-        </w:tc>
-        <w:tc>
-          <w:tcPr>
-            <w:tcW w:type="dxa" w:w="936"/>
-            <w:shd w:val="clear" w:color="auto" w:fill="F2F2F2"/>
-            <w:vAlign w:val="center"/>
-          </w:tcPr>
-          <w:p>
-            <w:r/>
-            <w:r>
-              <w:rPr>
-                <w:rFonts w:ascii="Arial" w:hAnsi="Arial"/>
-                <w:sz w:val="20"/>
-              </w:rPr>
-              <w:t>-0.25</w:t>
+              <w:t>4.35</w:t>
+            </w:r>
+          </w:p>
+        </w:tc>
+        <w:tc>
+          <w:tcPr>
+            <w:tcW w:type="dxa" w:w="936"/>
+            <w:shd w:val="clear" w:color="auto" w:fill="F2F2F2"/>
+            <w:vAlign w:val="center"/>
+          </w:tcPr>
+          <w:p>
+            <w:r/>
+            <w:r>
+              <w:rPr>
+                <w:rFonts w:ascii="Arial" w:hAnsi="Arial"/>
+                <w:sz w:val="20"/>
+              </w:rPr>
+              <w:t>0.5</w:t>
             </w:r>
           </w:p>
         </w:tc>
@@ -1511,23 +1511,23 @@
                 <w:rFonts w:ascii="Arial" w:hAnsi="Arial"/>
                 <w:sz w:val="20"/>
               </w:rPr>
-              <w:t>3.85</w:t>
-            </w:r>
-          </w:p>
-        </w:tc>
-        <w:tc>
-          <w:tcPr>
-            <w:tcW w:type="dxa" w:w="936"/>
-            <w:vAlign w:val="center"/>
-          </w:tcPr>
-          <w:p>
-            <w:r/>
-            <w:r>
-              <w:rPr>
-                <w:rFonts w:ascii="Arial" w:hAnsi="Arial"/>
-                <w:sz w:val="20"/>
-              </w:rPr>
-              <w:t>-0.25</w:t>
+              <w:t>4.35</w:t>
+            </w:r>
+          </w:p>
+        </w:tc>
+        <w:tc>
+          <w:tcPr>
+            <w:tcW w:type="dxa" w:w="936"/>
+            <w:vAlign w:val="center"/>
+          </w:tcPr>
+          <w:p>
+            <w:r/>
+            <w:r>
+              <w:rPr>
+                <w:rFonts w:ascii="Arial" w:hAnsi="Arial"/>
+                <w:sz w:val="20"/>
+              </w:rPr>
+              <w:t>0.5</w:t>
             </w:r>
           </w:p>
         </w:tc>
@@ -1682,24 +1682,24 @@
                 <w:rFonts w:ascii="Arial" w:hAnsi="Arial"/>
                 <w:sz w:val="20"/>
               </w:rPr>
-              <w:t>3.85</w:t>
-            </w:r>
-          </w:p>
-        </w:tc>
-        <w:tc>
-          <w:tcPr>
-            <w:tcW w:type="dxa" w:w="936"/>
-            <w:shd w:val="clear" w:color="auto" w:fill="F2F2F2"/>
-            <w:vAlign w:val="center"/>
-          </w:tcPr>
-          <w:p>
-            <w:r/>
-            <w:r>
-              <w:rPr>
-                <w:rFonts w:ascii="Arial" w:hAnsi="Arial"/>
-                <w:sz w:val="20"/>
-              </w:rPr>
-              <w:t>-0.25</w:t>
+              <w:t>4.35</w:t>
+            </w:r>
+          </w:p>
+        </w:tc>
+        <w:tc>
+          <w:tcPr>
+            <w:tcW w:type="dxa" w:w="936"/>
+            <w:shd w:val="clear" w:color="auto" w:fill="F2F2F2"/>
+            <w:vAlign w:val="center"/>
+          </w:tcPr>
+          <w:p>
+            <w:r/>
+            <w:r>
+              <w:rPr>
+                <w:rFonts w:ascii="Arial" w:hAnsi="Arial"/>
+                <w:sz w:val="20"/>
+              </w:rPr>
+              <w:t>0.5</w:t>
             </w:r>
           </w:p>
         </w:tc>
@@ -1845,23 +1845,23 @@
                 <w:rFonts w:ascii="Arial" w:hAnsi="Arial"/>
                 <w:sz w:val="20"/>
               </w:rPr>
-              <w:t>3.85</w:t>
-            </w:r>
-          </w:p>
-        </w:tc>
-        <w:tc>
-          <w:tcPr>
-            <w:tcW w:type="dxa" w:w="936"/>
-            <w:vAlign w:val="center"/>
-          </w:tcPr>
-          <w:p>
-            <w:r/>
-            <w:r>
-              <w:rPr>
-                <w:rFonts w:ascii="Arial" w:hAnsi="Arial"/>
-                <w:sz w:val="20"/>
-              </w:rPr>
-              <w:t>-0.25</w:t>
+              <w:t>4.35</w:t>
+            </w:r>
+          </w:p>
+        </w:tc>
+        <w:tc>
+          <w:tcPr>
+            <w:tcW w:type="dxa" w:w="936"/>
+            <w:vAlign w:val="center"/>
+          </w:tcPr>
+          <w:p>
+            <w:r/>
+            <w:r>
+              <w:rPr>
+                <w:rFonts w:ascii="Arial" w:hAnsi="Arial"/>
+                <w:sz w:val="20"/>
+              </w:rPr>
+              <w:t>0.5</w:t>
             </w:r>
           </w:p>
         </w:tc>
@@ -2016,24 +2016,24 @@
                 <w:rFonts w:ascii="Arial" w:hAnsi="Arial"/>
                 <w:sz w:val="20"/>
               </w:rPr>
-              <w:t>3.85</w:t>
-            </w:r>
-          </w:p>
-        </w:tc>
-        <w:tc>
-          <w:tcPr>
-            <w:tcW w:type="dxa" w:w="936"/>
-            <w:shd w:val="clear" w:color="auto" w:fill="F2F2F2"/>
-            <w:vAlign w:val="center"/>
-          </w:tcPr>
-          <w:p>
-            <w:r/>
-            <w:r>
-              <w:rPr>
-                <w:rFonts w:ascii="Arial" w:hAnsi="Arial"/>
-                <w:sz w:val="20"/>
-              </w:rPr>
-              <w:t>-0.25</w:t>
+              <w:t>4.35</w:t>
+            </w:r>
+          </w:p>
+        </w:tc>
+        <w:tc>
+          <w:tcPr>
+            <w:tcW w:type="dxa" w:w="936"/>
+            <w:shd w:val="clear" w:color="auto" w:fill="F2F2F2"/>
+            <w:vAlign w:val="center"/>
+          </w:tcPr>
+          <w:p>
+            <w:r/>
+            <w:r>
+              <w:rPr>
+                <w:rFonts w:ascii="Arial" w:hAnsi="Arial"/>
+                <w:sz w:val="20"/>
+              </w:rPr>
+              <w:t>0.5</w:t>
             </w:r>
           </w:p>
         </w:tc>
@@ -2179,23 +2179,23 @@
                 <w:rFonts w:ascii="Arial" w:hAnsi="Arial"/>
                 <w:sz w:val="20"/>
               </w:rPr>
-              <w:t>3.85</w:t>
-            </w:r>
-          </w:p>
-        </w:tc>
-        <w:tc>
-          <w:tcPr>
-            <w:tcW w:type="dxa" w:w="936"/>
-            <w:vAlign w:val="center"/>
-          </w:tcPr>
-          <w:p>
-            <w:r/>
-            <w:r>
-              <w:rPr>
-                <w:rFonts w:ascii="Arial" w:hAnsi="Arial"/>
-                <w:sz w:val="20"/>
-              </w:rPr>
-              <w:t>-0.25</w:t>
+              <w:t>4.35</w:t>
+            </w:r>
+          </w:p>
+        </w:tc>
+        <w:tc>
+          <w:tcPr>
+            <w:tcW w:type="dxa" w:w="936"/>
+            <w:vAlign w:val="center"/>
+          </w:tcPr>
+          <w:p>
+            <w:r/>
+            <w:r>
+              <w:rPr>
+                <w:rFonts w:ascii="Arial" w:hAnsi="Arial"/>
+                <w:sz w:val="20"/>
+              </w:rPr>
+              <w:t>0.5</w:t>
             </w:r>
           </w:p>
         </w:tc>
@@ -2350,24 +2350,24 @@
                 <w:rFonts w:ascii="Arial" w:hAnsi="Arial"/>
                 <w:sz w:val="20"/>
               </w:rPr>
-              <w:t>3.85</w:t>
-            </w:r>
-          </w:p>
-        </w:tc>
-        <w:tc>
-          <w:tcPr>
-            <w:tcW w:type="dxa" w:w="936"/>
-            <w:shd w:val="clear" w:color="auto" w:fill="F2F2F2"/>
-            <w:vAlign w:val="center"/>
-          </w:tcPr>
-          <w:p>
-            <w:r/>
-            <w:r>
-              <w:rPr>
-                <w:rFonts w:ascii="Arial" w:hAnsi="Arial"/>
-                <w:sz w:val="20"/>
-              </w:rPr>
-              <w:t>-0.25</w:t>
+              <w:t>4.35</w:t>
+            </w:r>
+          </w:p>
+        </w:tc>
+        <w:tc>
+          <w:tcPr>
+            <w:tcW w:type="dxa" w:w="936"/>
+            <w:shd w:val="clear" w:color="auto" w:fill="F2F2F2"/>
+            <w:vAlign w:val="center"/>
+          </w:tcPr>
+          <w:p>
+            <w:r/>
+            <w:r>
+              <w:rPr>
+                <w:rFonts w:ascii="Arial" w:hAnsi="Arial"/>
+                <w:sz w:val="20"/>
+              </w:rPr>
+              <w:t>0.5</w:t>
             </w:r>
           </w:p>
         </w:tc>
@@ -2513,23 +2513,23 @@
                 <w:rFonts w:ascii="Arial" w:hAnsi="Arial"/>
                 <w:sz w:val="20"/>
               </w:rPr>
-              <w:t>3.85</w:t>
-            </w:r>
-          </w:p>
-        </w:tc>
-        <w:tc>
-          <w:tcPr>
-            <w:tcW w:type="dxa" w:w="936"/>
-            <w:vAlign w:val="center"/>
-          </w:tcPr>
-          <w:p>
-            <w:r/>
-            <w:r>
-              <w:rPr>
-                <w:rFonts w:ascii="Arial" w:hAnsi="Arial"/>
-                <w:sz w:val="20"/>
-              </w:rPr>
-              <w:t>-0.25</w:t>
+              <w:t>4.35</w:t>
+            </w:r>
+          </w:p>
+        </w:tc>
+        <w:tc>
+          <w:tcPr>
+            <w:tcW w:type="dxa" w:w="936"/>
+            <w:vAlign w:val="center"/>
+          </w:tcPr>
+          <w:p>
+            <w:r/>
+            <w:r>
+              <w:rPr>
+                <w:rFonts w:ascii="Arial" w:hAnsi="Arial"/>
+                <w:sz w:val="20"/>
+              </w:rPr>
+              <w:t>0.5</w:t>
             </w:r>
           </w:p>
         </w:tc>
@@ -2684,24 +2684,24 @@
                 <w:rFonts w:ascii="Arial" w:hAnsi="Arial"/>
                 <w:sz w:val="20"/>
               </w:rPr>
-              <w:t>3.85</w:t>
-            </w:r>
-          </w:p>
-        </w:tc>
-        <w:tc>
-          <w:tcPr>
-            <w:tcW w:type="dxa" w:w="936"/>
-            <w:shd w:val="clear" w:color="auto" w:fill="F2F2F2"/>
-            <w:vAlign w:val="center"/>
-          </w:tcPr>
-          <w:p>
-            <w:r/>
-            <w:r>
-              <w:rPr>
-                <w:rFonts w:ascii="Arial" w:hAnsi="Arial"/>
-                <w:sz w:val="20"/>
-              </w:rPr>
-              <w:t>-0.25</w:t>
+              <w:t>4.35</w:t>
+            </w:r>
+          </w:p>
+        </w:tc>
+        <w:tc>
+          <w:tcPr>
+            <w:tcW w:type="dxa" w:w="936"/>
+            <w:shd w:val="clear" w:color="auto" w:fill="F2F2F2"/>
+            <w:vAlign w:val="center"/>
+          </w:tcPr>
+          <w:p>
+            <w:r/>
+            <w:r>
+              <w:rPr>
+                <w:rFonts w:ascii="Arial" w:hAnsi="Arial"/>
+                <w:sz w:val="20"/>
+              </w:rPr>
+              <w:t>0.5</w:t>
             </w:r>
           </w:p>
         </w:tc>
@@ -2847,23 +2847,23 @@
                 <w:rFonts w:ascii="Arial" w:hAnsi="Arial"/>
                 <w:sz w:val="20"/>
               </w:rPr>
-              <w:t>3.85</w:t>
-            </w:r>
-          </w:p>
-        </w:tc>
-        <w:tc>
-          <w:tcPr>
-            <w:tcW w:type="dxa" w:w="936"/>
-            <w:vAlign w:val="center"/>
-          </w:tcPr>
-          <w:p>
-            <w:r/>
-            <w:r>
-              <w:rPr>
-                <w:rFonts w:ascii="Arial" w:hAnsi="Arial"/>
-                <w:sz w:val="20"/>
-              </w:rPr>
-              <w:t>-0.25</w:t>
+              <w:t>4.35</w:t>
+            </w:r>
+          </w:p>
+        </w:tc>
+        <w:tc>
+          <w:tcPr>
+            <w:tcW w:type="dxa" w:w="936"/>
+            <w:vAlign w:val="center"/>
+          </w:tcPr>
+          <w:p>
+            <w:r/>
+            <w:r>
+              <w:rPr>
+                <w:rFonts w:ascii="Arial" w:hAnsi="Arial"/>
+                <w:sz w:val="20"/>
+              </w:rPr>
+              <w:t>0.5</w:t>
             </w:r>
           </w:p>
         </w:tc>
@@ -3018,24 +3018,24 @@
                 <w:rFonts w:ascii="Arial" w:hAnsi="Arial"/>
                 <w:sz w:val="20"/>
               </w:rPr>
-              <w:t>3.85</w:t>
-            </w:r>
-          </w:p>
-        </w:tc>
-        <w:tc>
-          <w:tcPr>
-            <w:tcW w:type="dxa" w:w="936"/>
-            <w:shd w:val="clear" w:color="auto" w:fill="F2F2F2"/>
-            <w:vAlign w:val="center"/>
-          </w:tcPr>
-          <w:p>
-            <w:r/>
-            <w:r>
-              <w:rPr>
-                <w:rFonts w:ascii="Arial" w:hAnsi="Arial"/>
-                <w:sz w:val="20"/>
-              </w:rPr>
-              <w:t>-0.25</w:t>
+              <w:t>4.35</w:t>
+            </w:r>
+          </w:p>
+        </w:tc>
+        <w:tc>
+          <w:tcPr>
+            <w:tcW w:type="dxa" w:w="936"/>
+            <w:shd w:val="clear" w:color="auto" w:fill="F2F2F2"/>
+            <w:vAlign w:val="center"/>
+          </w:tcPr>
+          <w:p>
+            <w:r/>
+            <w:r>
+              <w:rPr>
+                <w:rFonts w:ascii="Arial" w:hAnsi="Arial"/>
+                <w:sz w:val="20"/>
+              </w:rPr>
+              <w:t>0.5</w:t>
             </w:r>
           </w:p>
         </w:tc>
@@ -3181,23 +3181,23 @@
                 <w:rFonts w:ascii="Arial" w:hAnsi="Arial"/>
                 <w:sz w:val="20"/>
               </w:rPr>
-              <w:t>3.85</w:t>
-            </w:r>
-          </w:p>
-        </w:tc>
-        <w:tc>
-          <w:tcPr>
-            <w:tcW w:type="dxa" w:w="936"/>
-            <w:vAlign w:val="center"/>
-          </w:tcPr>
-          <w:p>
-            <w:r/>
-            <w:r>
-              <w:rPr>
-                <w:rFonts w:ascii="Arial" w:hAnsi="Arial"/>
-                <w:sz w:val="20"/>
-              </w:rPr>
-              <w:t>-0.25</w:t>
+              <w:t>4.35</w:t>
+            </w:r>
+          </w:p>
+        </w:tc>
+        <w:tc>
+          <w:tcPr>
+            <w:tcW w:type="dxa" w:w="936"/>
+            <w:vAlign w:val="center"/>
+          </w:tcPr>
+          <w:p>
+            <w:r/>
+            <w:r>
+              <w:rPr>
+                <w:rFonts w:ascii="Arial" w:hAnsi="Arial"/>
+                <w:sz w:val="20"/>
+              </w:rPr>
+              <w:t>0.5</w:t>
             </w:r>
           </w:p>
         </w:tc>
@@ -3352,24 +3352,24 @@
                 <w:rFonts w:ascii="Arial" w:hAnsi="Arial"/>
                 <w:sz w:val="20"/>
               </w:rPr>
-              <w:t>3.85</w:t>
-            </w:r>
-          </w:p>
-        </w:tc>
-        <w:tc>
-          <w:tcPr>
-            <w:tcW w:type="dxa" w:w="936"/>
-            <w:shd w:val="clear" w:color="auto" w:fill="F2F2F2"/>
-            <w:vAlign w:val="center"/>
-          </w:tcPr>
-          <w:p>
-            <w:r/>
-            <w:r>
-              <w:rPr>
-                <w:rFonts w:ascii="Arial" w:hAnsi="Arial"/>
-                <w:sz w:val="20"/>
-              </w:rPr>
-              <w:t>-0.25</w:t>
+              <w:t>4.35</w:t>
+            </w:r>
+          </w:p>
+        </w:tc>
+        <w:tc>
+          <w:tcPr>
+            <w:tcW w:type="dxa" w:w="936"/>
+            <w:shd w:val="clear" w:color="auto" w:fill="F2F2F2"/>
+            <w:vAlign w:val="center"/>
+          </w:tcPr>
+          <w:p>
+            <w:r/>
+            <w:r>
+              <w:rPr>
+                <w:rFonts w:ascii="Arial" w:hAnsi="Arial"/>
+                <w:sz w:val="20"/>
+              </w:rPr>
+              <w:t>0.5</w:t>
             </w:r>
           </w:p>
         </w:tc>
@@ -3515,23 +3515,23 @@
                 <w:rFonts w:ascii="Arial" w:hAnsi="Arial"/>
                 <w:sz w:val="20"/>
               </w:rPr>
-              <w:t>3.85</w:t>
-            </w:r>
-          </w:p>
-        </w:tc>
-        <w:tc>
-          <w:tcPr>
-            <w:tcW w:type="dxa" w:w="936"/>
-            <w:vAlign w:val="center"/>
-          </w:tcPr>
-          <w:p>
-            <w:r/>
-            <w:r>
-              <w:rPr>
-                <w:rFonts w:ascii="Arial" w:hAnsi="Arial"/>
-                <w:sz w:val="20"/>
-              </w:rPr>
-              <w:t>-0.25</w:t>
+              <w:t>4.35</w:t>
+            </w:r>
+          </w:p>
+        </w:tc>
+        <w:tc>
+          <w:tcPr>
+            <w:tcW w:type="dxa" w:w="936"/>
+            <w:vAlign w:val="center"/>
+          </w:tcPr>
+          <w:p>
+            <w:r/>
+            <w:r>
+              <w:rPr>
+                <w:rFonts w:ascii="Arial" w:hAnsi="Arial"/>
+                <w:sz w:val="20"/>
+              </w:rPr>
+              <w:t>0.5</w:t>
             </w:r>
           </w:p>
         </w:tc>
@@ -3686,24 +3686,24 @@
                 <w:rFonts w:ascii="Arial" w:hAnsi="Arial"/>
                 <w:sz w:val="20"/>
               </w:rPr>
-              <w:t>3.85</w:t>
-            </w:r>
-          </w:p>
-        </w:tc>
-        <w:tc>
-          <w:tcPr>
-            <w:tcW w:type="dxa" w:w="936"/>
-            <w:shd w:val="clear" w:color="auto" w:fill="F2F2F2"/>
-            <w:vAlign w:val="center"/>
-          </w:tcPr>
-          <w:p>
-            <w:r/>
-            <w:r>
-              <w:rPr>
-                <w:rFonts w:ascii="Arial" w:hAnsi="Arial"/>
-                <w:sz w:val="20"/>
-              </w:rPr>
-              <w:t>-0.25</w:t>
+              <w:t>4.35</w:t>
+            </w:r>
+          </w:p>
+        </w:tc>
+        <w:tc>
+          <w:tcPr>
+            <w:tcW w:type="dxa" w:w="936"/>
+            <w:shd w:val="clear" w:color="auto" w:fill="F2F2F2"/>
+            <w:vAlign w:val="center"/>
+          </w:tcPr>
+          <w:p>
+            <w:r/>
+            <w:r>
+              <w:rPr>
+                <w:rFonts w:ascii="Arial" w:hAnsi="Arial"/>
+                <w:sz w:val="20"/>
+              </w:rPr>
+              <w:t>0.5</w:t>
             </w:r>
           </w:p>
         </w:tc>
@@ -3849,23 +3849,23 @@
                 <w:rFonts w:ascii="Arial" w:hAnsi="Arial"/>
                 <w:sz w:val="20"/>
               </w:rPr>
-              <w:t>3.85</w:t>
-            </w:r>
-          </w:p>
-        </w:tc>
-        <w:tc>
-          <w:tcPr>
-            <w:tcW w:type="dxa" w:w="936"/>
-            <w:vAlign w:val="center"/>
-          </w:tcPr>
-          <w:p>
-            <w:r/>
-            <w:r>
-              <w:rPr>
-                <w:rFonts w:ascii="Arial" w:hAnsi="Arial"/>
-                <w:sz w:val="20"/>
-              </w:rPr>
-              <w:t>-0.25</w:t>
+              <w:t>4.35</w:t>
+            </w:r>
+          </w:p>
+        </w:tc>
+        <w:tc>
+          <w:tcPr>
+            <w:tcW w:type="dxa" w:w="936"/>
+            <w:vAlign w:val="center"/>
+          </w:tcPr>
+          <w:p>
+            <w:r/>
+            <w:r>
+              <w:rPr>
+                <w:rFonts w:ascii="Arial" w:hAnsi="Arial"/>
+                <w:sz w:val="20"/>
+              </w:rPr>
+              <w:t>0.5</w:t>
             </w:r>
           </w:p>
         </w:tc>
@@ -4020,24 +4020,24 @@
                 <w:rFonts w:ascii="Arial" w:hAnsi="Arial"/>
                 <w:sz w:val="20"/>
               </w:rPr>
-              <w:t>3.85</w:t>
-            </w:r>
-          </w:p>
-        </w:tc>
-        <w:tc>
-          <w:tcPr>
-            <w:tcW w:type="dxa" w:w="936"/>
-            <w:shd w:val="clear" w:color="auto" w:fill="F2F2F2"/>
-            <w:vAlign w:val="center"/>
-          </w:tcPr>
-          <w:p>
-            <w:r/>
-            <w:r>
-              <w:rPr>
-                <w:rFonts w:ascii="Arial" w:hAnsi="Arial"/>
-                <w:sz w:val="20"/>
-              </w:rPr>
-              <w:t>-0.25</w:t>
+              <w:t>4.35</w:t>
+            </w:r>
+          </w:p>
+        </w:tc>
+        <w:tc>
+          <w:tcPr>
+            <w:tcW w:type="dxa" w:w="936"/>
+            <w:shd w:val="clear" w:color="auto" w:fill="F2F2F2"/>
+            <w:vAlign w:val="center"/>
+          </w:tcPr>
+          <w:p>
+            <w:r/>
+            <w:r>
+              <w:rPr>
+                <w:rFonts w:ascii="Arial" w:hAnsi="Arial"/>
+                <w:sz w:val="20"/>
+              </w:rPr>
+              <w:t>0.5</w:t>
             </w:r>
           </w:p>
         </w:tc>
@@ -4315,7 +4315,7 @@
                 <w:rFonts w:ascii="Arial" w:hAnsi="Arial"/>
                 <w:sz w:val="20"/>
               </w:rPr>
-              <w:t>2026-03-16</w:t>
+              <w:t>2026-06-11</w:t>
             </w:r>
           </w:p>
         </w:tc>
@@ -4436,7 +4436,7 @@
                 <w:rFonts w:ascii="Arial" w:hAnsi="Arial"/>
                 <w:sz w:val="20"/>
               </w:rPr>
-              <w:t>2026-03-16</w:t>
+              <w:t>2026-06-11</w:t>
             </w:r>
           </w:p>
         </w:tc>
@@ -4550,7 +4550,7 @@
                 <w:rFonts w:ascii="Arial" w:hAnsi="Arial"/>
                 <w:sz w:val="20"/>
               </w:rPr>
-              <w:t>2026-03-16</w:t>
+              <w:t>2026-06-11</w:t>
             </w:r>
           </w:p>
         </w:tc>
@@ -4671,7 +4671,7 @@
                 <w:rFonts w:ascii="Arial" w:hAnsi="Arial"/>
                 <w:sz w:val="20"/>
               </w:rPr>
-              <w:t>2026-03-16</w:t>
+              <w:t>2026-06-11</w:t>
             </w:r>
           </w:p>
         </w:tc>
@@ -5437,7 +5437,7 @@
                 <w:rFonts w:ascii="Arial" w:hAnsi="Arial"/>
                 <w:sz w:val="20"/>
               </w:rPr>
-              <w:t>2026-04-04T00:14:08+00:00</w:t>
+              <w:t>2026-06-11T23:56:03+00:00</w:t>
             </w:r>
           </w:p>
         </w:tc>
@@ -5584,7 +5584,7 @@
                 <w:rFonts w:ascii="Arial" w:hAnsi="Arial"/>
                 <w:sz w:val="20"/>
               </w:rPr>
-              <w:t>2026-04-04T00:14:08+00:00</w:t>
+              <w:t>2026-06-11T23:56:06+00:00</w:t>
             </w:r>
           </w:p>
         </w:tc>
@@ -5879,7 +5879,7 @@
                 <w:rFonts w:ascii="Arial" w:hAnsi="Arial"/>
                 <w:sz w:val="20"/>
               </w:rPr>
-              <w:t>2026-04-04T00:14:08+00:00</w:t>
+              <w:t>2026-06-11T23:56:05+00:00</w:t>
             </w:r>
           </w:p>
         </w:tc>
@@ -6029,7 +6029,7 @@
                 <w:rFonts w:ascii="Arial" w:hAnsi="Arial"/>
                 <w:sz w:val="20"/>
               </w:rPr>
-              <w:t>2026-04-04T00:14:08+00:00</w:t>
+              <w:t>2026-06-11T23:56:04+00:00</w:t>
             </w:r>
           </w:p>
         </w:tc>
@@ -6762,7 +6762,7 @@
                 <w:rFonts w:ascii="Arial" w:hAnsi="Arial"/>
                 <w:sz w:val="20"/>
               </w:rPr>
-              <w:t>2026-04-04T00:14:08+00:00</w:t>
+              <w:t>2026-06-11T23:56:06+00:00</w:t>
             </w:r>
           </w:p>
         </w:tc>
@@ -7643,7 +7643,7 @@
                 <w:rFonts w:ascii="Arial" w:hAnsi="Arial"/>
                 <w:sz w:val="20"/>
               </w:rPr>
-              <w:t>2026-06-11T12:01:13+00:00</w:t>
+              <w:t>2026-06-11T23:56:07+00:00</w:t>
             </w:r>
           </w:p>
         </w:tc>
@@ -7793,7 +7793,7 @@
                 <w:rFonts w:ascii="Arial" w:hAnsi="Arial"/>
                 <w:sz w:val="20"/>
               </w:rPr>
-              <w:t>2026-06-11T12:01:14+00:00</w:t>
+              <w:t>2026-06-11T23:56:08+00:00</w:t>
             </w:r>
           </w:p>
         </w:tc>
@@ -7940,7 +7940,7 @@
                 <w:rFonts w:ascii="Arial" w:hAnsi="Arial"/>
                 <w:sz w:val="20"/>
               </w:rPr>
-              <w:t>2026-06-11T12:01:14+00:00</w:t>
+              <w:t>2026-06-11T23:56:09+00:00</w:t>
             </w:r>
           </w:p>
         </w:tc>
@@ -8090,7 +8090,7 @@
                 <w:rFonts w:ascii="Arial" w:hAnsi="Arial"/>
                 <w:sz w:val="20"/>
               </w:rPr>
-              <w:t>2026-04-04T00:14:08+00:00</w:t>
+              <w:t>2026-06-11T23:56:07+00:00</w:t>
             </w:r>
           </w:p>
         </w:tc>
@@ -8107,7 +8107,7 @@
                 <w:rFonts w:ascii="Arial" w:hAnsi="Arial"/>
                 <w:sz w:val="20"/>
               </w:rPr>
-              <w:t>298051</w:t>
+              <w:t>302081</w:t>
             </w:r>
           </w:p>
         </w:tc>
@@ -9574,7 +9574,7 @@
                 <w:rFonts w:ascii="Arial" w:hAnsi="Arial"/>
                 <w:sz w:val="20"/>
               </w:rPr>
-              <w:t>2026-06-12T09:37:59</w:t>
+              <w:t>2026-06-12T09:56:11</w:t>
             </w:r>
           </w:p>
         </w:tc>
@@ -9677,7 +9677,7 @@
                 <w:rFonts w:ascii="Arial" w:hAnsi="Arial"/>
                 <w:sz w:val="20"/>
               </w:rPr>
-              <w:t>2026-06-12T09:37:59</w:t>
+              <w:t>2026-06-12T09:56:11</w:t>
             </w:r>
           </w:p>
         </w:tc>
@@ -9776,7 +9776,7 @@
                 <w:rFonts w:ascii="Arial" w:hAnsi="Arial"/>
                 <w:sz w:val="20"/>
               </w:rPr>
-              <w:t>2026-06-12T09:37:59</w:t>
+              <w:t>2026-06-12T09:56:11</w:t>
             </w:r>
           </w:p>
         </w:tc>
@@ -9879,7 +9879,7 @@
                 <w:rFonts w:ascii="Arial" w:hAnsi="Arial"/>
                 <w:sz w:val="20"/>
               </w:rPr>
-              <w:t>2026-06-12T09:37:59</w:t>
+              <w:t>2026-06-12T09:56:11</w:t>
             </w:r>
           </w:p>
         </w:tc>
@@ -9978,7 +9978,7 @@
                 <w:rFonts w:ascii="Arial" w:hAnsi="Arial"/>
                 <w:sz w:val="20"/>
               </w:rPr>
-              <w:t>2026-06-12T09:37:59</w:t>
+              <w:t>2026-06-12T09:56:11</w:t>
             </w:r>
           </w:p>
         </w:tc>
@@ -10081,7 +10081,7 @@
                 <w:rFonts w:ascii="Arial" w:hAnsi="Arial"/>
                 <w:sz w:val="20"/>
               </w:rPr>
-              <w:t>2026-06-12T09:37:59</w:t>
+              <w:t>2026-06-12T09:56:11</w:t>
             </w:r>
           </w:p>
         </w:tc>
@@ -10180,7 +10180,7 @@
                 <w:rFonts w:ascii="Arial" w:hAnsi="Arial"/>
                 <w:sz w:val="20"/>
               </w:rPr>
-              <w:t>2026-06-12T09:37:59</w:t>
+              <w:t>2026-06-12T09:56:11</w:t>
             </w:r>
           </w:p>
         </w:tc>
@@ -10283,7 +10283,7 @@
                 <w:rFonts w:ascii="Arial" w:hAnsi="Arial"/>
                 <w:sz w:val="20"/>
               </w:rPr>
-              <w:t>2026-06-12T09:37:59</w:t>
+              <w:t>2026-06-12T09:56:11</w:t>
             </w:r>
           </w:p>
         </w:tc>
@@ -11190,23 +11190,23 @@
                 <w:rFonts w:ascii="Arial" w:hAnsi="Arial"/>
                 <w:sz w:val="20"/>
               </w:rPr>
-              <w:t>3.85</w:t>
-            </w:r>
-          </w:p>
-        </w:tc>
-        <w:tc>
-          <w:tcPr>
-            <w:tcW w:type="dxa" w:w="936"/>
-            <w:vAlign w:val="center"/>
-          </w:tcPr>
-          <w:p>
-            <w:r/>
-            <w:r>
-              <w:rPr>
-                <w:rFonts w:ascii="Arial" w:hAnsi="Arial"/>
-                <w:sz w:val="20"/>
-              </w:rPr>
-              <w:t>-0.25</w:t>
+              <w:t>4.35</w:t>
+            </w:r>
+          </w:p>
+        </w:tc>
+        <w:tc>
+          <w:tcPr>
+            <w:tcW w:type="dxa" w:w="936"/>
+            <w:vAlign w:val="center"/>
+          </w:tcPr>
+          <w:p>
+            <w:r/>
+            <w:r>
+              <w:rPr>
+                <w:rFonts w:ascii="Arial" w:hAnsi="Arial"/>
+                <w:sz w:val="20"/>
+              </w:rPr>
+              <w:t>0.5</w:t>
             </w:r>
           </w:p>
         </w:tc>
@@ -11361,24 +11361,24 @@
                 <w:rFonts w:ascii="Arial" w:hAnsi="Arial"/>
                 <w:sz w:val="20"/>
               </w:rPr>
-              <w:t>3.85</w:t>
-            </w:r>
-          </w:p>
-        </w:tc>
-        <w:tc>
-          <w:tcPr>
-            <w:tcW w:type="dxa" w:w="936"/>
-            <w:shd w:val="clear" w:color="auto" w:fill="F2F2F2"/>
-            <w:vAlign w:val="center"/>
-          </w:tcPr>
-          <w:p>
-            <w:r/>
-            <w:r>
-              <w:rPr>
-                <w:rFonts w:ascii="Arial" w:hAnsi="Arial"/>
-                <w:sz w:val="20"/>
-              </w:rPr>
-              <w:t>-0.25</w:t>
+              <w:t>4.35</w:t>
+            </w:r>
+          </w:p>
+        </w:tc>
+        <w:tc>
+          <w:tcPr>
+            <w:tcW w:type="dxa" w:w="936"/>
+            <w:shd w:val="clear" w:color="auto" w:fill="F2F2F2"/>
+            <w:vAlign w:val="center"/>
+          </w:tcPr>
+          <w:p>
+            <w:r/>
+            <w:r>
+              <w:rPr>
+                <w:rFonts w:ascii="Arial" w:hAnsi="Arial"/>
+                <w:sz w:val="20"/>
+              </w:rPr>
+              <w:t>0.5</w:t>
             </w:r>
           </w:p>
         </w:tc>
@@ -11524,23 +11524,23 @@
                 <w:rFonts w:ascii="Arial" w:hAnsi="Arial"/>
                 <w:sz w:val="20"/>
               </w:rPr>
-              <w:t>3.85</w:t>
-            </w:r>
-          </w:p>
-        </w:tc>
-        <w:tc>
-          <w:tcPr>
-            <w:tcW w:type="dxa" w:w="936"/>
-            <w:vAlign w:val="center"/>
-          </w:tcPr>
-          <w:p>
-            <w:r/>
-            <w:r>
-              <w:rPr>
-                <w:rFonts w:ascii="Arial" w:hAnsi="Arial"/>
-                <w:sz w:val="20"/>
-              </w:rPr>
-              <w:t>-0.25</w:t>
+              <w:t>4.35</w:t>
+            </w:r>
+          </w:p>
+        </w:tc>
+        <w:tc>
+          <w:tcPr>
+            <w:tcW w:type="dxa" w:w="936"/>
+            <w:vAlign w:val="center"/>
+          </w:tcPr>
+          <w:p>
+            <w:r/>
+            <w:r>
+              <w:rPr>
+                <w:rFonts w:ascii="Arial" w:hAnsi="Arial"/>
+                <w:sz w:val="20"/>
+              </w:rPr>
+              <w:t>0.5</w:t>
             </w:r>
           </w:p>
         </w:tc>
@@ -11695,24 +11695,24 @@
                 <w:rFonts w:ascii="Arial" w:hAnsi="Arial"/>
                 <w:sz w:val="20"/>
               </w:rPr>
-              <w:t>3.85</w:t>
-            </w:r>
-          </w:p>
-        </w:tc>
-        <w:tc>
-          <w:tcPr>
-            <w:tcW w:type="dxa" w:w="936"/>
-            <w:shd w:val="clear" w:color="auto" w:fill="F2F2F2"/>
-            <w:vAlign w:val="center"/>
-          </w:tcPr>
-          <w:p>
-            <w:r/>
-            <w:r>
-              <w:rPr>
-                <w:rFonts w:ascii="Arial" w:hAnsi="Arial"/>
-                <w:sz w:val="20"/>
-              </w:rPr>
-              <w:t>-0.25</w:t>
+              <w:t>4.35</w:t>
+            </w:r>
+          </w:p>
+        </w:tc>
+        <w:tc>
+          <w:tcPr>
+            <w:tcW w:type="dxa" w:w="936"/>
+            <w:shd w:val="clear" w:color="auto" w:fill="F2F2F2"/>
+            <w:vAlign w:val="center"/>
+          </w:tcPr>
+          <w:p>
+            <w:r/>
+            <w:r>
+              <w:rPr>
+                <w:rFonts w:ascii="Arial" w:hAnsi="Arial"/>
+                <w:sz w:val="20"/>
+              </w:rPr>
+              <w:t>0.5</w:t>
             </w:r>
           </w:p>
         </w:tc>
@@ -11858,23 +11858,23 @@
                 <w:rFonts w:ascii="Arial" w:hAnsi="Arial"/>
                 <w:sz w:val="20"/>
               </w:rPr>
-              <w:t>3.85</w:t>
-            </w:r>
-          </w:p>
-        </w:tc>
-        <w:tc>
-          <w:tcPr>
-            <w:tcW w:type="dxa" w:w="936"/>
-            <w:vAlign w:val="center"/>
-          </w:tcPr>
-          <w:p>
-            <w:r/>
-            <w:r>
-              <w:rPr>
-                <w:rFonts w:ascii="Arial" w:hAnsi="Arial"/>
-                <w:sz w:val="20"/>
-              </w:rPr>
-              <w:t>-0.25</w:t>
+              <w:t>4.35</w:t>
+            </w:r>
+          </w:p>
+        </w:tc>
+        <w:tc>
+          <w:tcPr>
+            <w:tcW w:type="dxa" w:w="936"/>
+            <w:vAlign w:val="center"/>
+          </w:tcPr>
+          <w:p>
+            <w:r/>
+            <w:r>
+              <w:rPr>
+                <w:rFonts w:ascii="Arial" w:hAnsi="Arial"/>
+                <w:sz w:val="20"/>
+              </w:rPr>
+              <w:t>0.5</w:t>
             </w:r>
           </w:p>
         </w:tc>
@@ -12029,24 +12029,24 @@
                 <w:rFonts w:ascii="Arial" w:hAnsi="Arial"/>
                 <w:sz w:val="20"/>
               </w:rPr>
-              <w:t>3.85</w:t>
-            </w:r>
-          </w:p>
-        </w:tc>
-        <w:tc>
-          <w:tcPr>
-            <w:tcW w:type="dxa" w:w="936"/>
-            <w:shd w:val="clear" w:color="auto" w:fill="F2F2F2"/>
-            <w:vAlign w:val="center"/>
-          </w:tcPr>
-          <w:p>
-            <w:r/>
-            <w:r>
-              <w:rPr>
-                <w:rFonts w:ascii="Arial" w:hAnsi="Arial"/>
-                <w:sz w:val="20"/>
-              </w:rPr>
-              <w:t>-0.25</w:t>
+              <w:t>4.35</w:t>
+            </w:r>
+          </w:p>
+        </w:tc>
+        <w:tc>
+          <w:tcPr>
+            <w:tcW w:type="dxa" w:w="936"/>
+            <w:shd w:val="clear" w:color="auto" w:fill="F2F2F2"/>
+            <w:vAlign w:val="center"/>
+          </w:tcPr>
+          <w:p>
+            <w:r/>
+            <w:r>
+              <w:rPr>
+                <w:rFonts w:ascii="Arial" w:hAnsi="Arial"/>
+                <w:sz w:val="20"/>
+              </w:rPr>
+              <w:t>0.5</w:t>
             </w:r>
           </w:p>
         </w:tc>
@@ -12192,23 +12192,23 @@
                 <w:rFonts w:ascii="Arial" w:hAnsi="Arial"/>
                 <w:sz w:val="20"/>
               </w:rPr>
-              <w:t>3.85</w:t>
-            </w:r>
-          </w:p>
-        </w:tc>
-        <w:tc>
-          <w:tcPr>
-            <w:tcW w:type="dxa" w:w="936"/>
-            <w:vAlign w:val="center"/>
-          </w:tcPr>
-          <w:p>
-            <w:r/>
-            <w:r>
-              <w:rPr>
-                <w:rFonts w:ascii="Arial" w:hAnsi="Arial"/>
-                <w:sz w:val="20"/>
-              </w:rPr>
-              <w:t>-0.25</w:t>
+              <w:t>4.35</w:t>
+            </w:r>
+          </w:p>
+        </w:tc>
+        <w:tc>
+          <w:tcPr>
+            <w:tcW w:type="dxa" w:w="936"/>
+            <w:vAlign w:val="center"/>
+          </w:tcPr>
+          <w:p>
+            <w:r/>
+            <w:r>
+              <w:rPr>
+                <w:rFonts w:ascii="Arial" w:hAnsi="Arial"/>
+                <w:sz w:val="20"/>
+              </w:rPr>
+              <w:t>0.5</w:t>
             </w:r>
           </w:p>
         </w:tc>
@@ -12363,24 +12363,24 @@
                 <w:rFonts w:ascii="Arial" w:hAnsi="Arial"/>
                 <w:sz w:val="20"/>
               </w:rPr>
-              <w:t>3.85</w:t>
-            </w:r>
-          </w:p>
-        </w:tc>
-        <w:tc>
-          <w:tcPr>
-            <w:tcW w:type="dxa" w:w="936"/>
-            <w:shd w:val="clear" w:color="auto" w:fill="F2F2F2"/>
-            <w:vAlign w:val="center"/>
-          </w:tcPr>
-          <w:p>
-            <w:r/>
-            <w:r>
-              <w:rPr>
-                <w:rFonts w:ascii="Arial" w:hAnsi="Arial"/>
-                <w:sz w:val="20"/>
-              </w:rPr>
-              <w:t>-0.25</w:t>
+              <w:t>4.35</w:t>
+            </w:r>
+          </w:p>
+        </w:tc>
+        <w:tc>
+          <w:tcPr>
+            <w:tcW w:type="dxa" w:w="936"/>
+            <w:shd w:val="clear" w:color="auto" w:fill="F2F2F2"/>
+            <w:vAlign w:val="center"/>
+          </w:tcPr>
+          <w:p>
+            <w:r/>
+            <w:r>
+              <w:rPr>
+                <w:rFonts w:ascii="Arial" w:hAnsi="Arial"/>
+                <w:sz w:val="20"/>
+              </w:rPr>
+              <w:t>0.5</w:t>
             </w:r>
           </w:p>
         </w:tc>
@@ -12526,23 +12526,23 @@
                 <w:rFonts w:ascii="Arial" w:hAnsi="Arial"/>
                 <w:sz w:val="20"/>
               </w:rPr>
-              <w:t>3.85</w:t>
-            </w:r>
-          </w:p>
-        </w:tc>
-        <w:tc>
-          <w:tcPr>
-            <w:tcW w:type="dxa" w:w="936"/>
-            <w:vAlign w:val="center"/>
-          </w:tcPr>
-          <w:p>
-            <w:r/>
-            <w:r>
-              <w:rPr>
-                <w:rFonts w:ascii="Arial" w:hAnsi="Arial"/>
-                <w:sz w:val="20"/>
-              </w:rPr>
-              <w:t>-0.25</w:t>
+              <w:t>4.35</w:t>
+            </w:r>
+          </w:p>
+        </w:tc>
+        <w:tc>
+          <w:tcPr>
+            <w:tcW w:type="dxa" w:w="936"/>
+            <w:vAlign w:val="center"/>
+          </w:tcPr>
+          <w:p>
+            <w:r/>
+            <w:r>
+              <w:rPr>
+                <w:rFonts w:ascii="Arial" w:hAnsi="Arial"/>
+                <w:sz w:val="20"/>
+              </w:rPr>
+              <w:t>0.5</w:t>
             </w:r>
           </w:p>
         </w:tc>
@@ -12697,24 +12697,24 @@
                 <w:rFonts w:ascii="Arial" w:hAnsi="Arial"/>
                 <w:sz w:val="20"/>
               </w:rPr>
-              <w:t>3.85</w:t>
-            </w:r>
-          </w:p>
-        </w:tc>
-        <w:tc>
-          <w:tcPr>
-            <w:tcW w:type="dxa" w:w="936"/>
-            <w:shd w:val="clear" w:color="auto" w:fill="F2F2F2"/>
-            <w:vAlign w:val="center"/>
-          </w:tcPr>
-          <w:p>
-            <w:r/>
-            <w:r>
-              <w:rPr>
-                <w:rFonts w:ascii="Arial" w:hAnsi="Arial"/>
-                <w:sz w:val="20"/>
-              </w:rPr>
-              <w:t>-0.25</w:t>
+              <w:t>4.35</w:t>
+            </w:r>
+          </w:p>
+        </w:tc>
+        <w:tc>
+          <w:tcPr>
+            <w:tcW w:type="dxa" w:w="936"/>
+            <w:shd w:val="clear" w:color="auto" w:fill="F2F2F2"/>
+            <w:vAlign w:val="center"/>
+          </w:tcPr>
+          <w:p>
+            <w:r/>
+            <w:r>
+              <w:rPr>
+                <w:rFonts w:ascii="Arial" w:hAnsi="Arial"/>
+                <w:sz w:val="20"/>
+              </w:rPr>
+              <w:t>0.5</w:t>
             </w:r>
           </w:p>
         </w:tc>
@@ -12860,23 +12860,23 @@
                 <w:rFonts w:ascii="Arial" w:hAnsi="Arial"/>
                 <w:sz w:val="20"/>
               </w:rPr>
-              <w:t>3.85</w:t>
-            </w:r>
-          </w:p>
-        </w:tc>
-        <w:tc>
-          <w:tcPr>
-            <w:tcW w:type="dxa" w:w="936"/>
-            <w:vAlign w:val="center"/>
-          </w:tcPr>
-          <w:p>
-            <w:r/>
-            <w:r>
-              <w:rPr>
-                <w:rFonts w:ascii="Arial" w:hAnsi="Arial"/>
-                <w:sz w:val="20"/>
-              </w:rPr>
-              <w:t>-0.25</w:t>
+              <w:t>4.35</w:t>
+            </w:r>
+          </w:p>
+        </w:tc>
+        <w:tc>
+          <w:tcPr>
+            <w:tcW w:type="dxa" w:w="936"/>
+            <w:vAlign w:val="center"/>
+          </w:tcPr>
+          <w:p>
+            <w:r/>
+            <w:r>
+              <w:rPr>
+                <w:rFonts w:ascii="Arial" w:hAnsi="Arial"/>
+                <w:sz w:val="20"/>
+              </w:rPr>
+              <w:t>0.5</w:t>
             </w:r>
           </w:p>
         </w:tc>
@@ -13031,24 +13031,24 @@
                 <w:rFonts w:ascii="Arial" w:hAnsi="Arial"/>
                 <w:sz w:val="20"/>
               </w:rPr>
-              <w:t>3.85</w:t>
-            </w:r>
-          </w:p>
-        </w:tc>
-        <w:tc>
-          <w:tcPr>
-            <w:tcW w:type="dxa" w:w="936"/>
-            <w:shd w:val="clear" w:color="auto" w:fill="F2F2F2"/>
-            <w:vAlign w:val="center"/>
-          </w:tcPr>
-          <w:p>
-            <w:r/>
-            <w:r>
-              <w:rPr>
-                <w:rFonts w:ascii="Arial" w:hAnsi="Arial"/>
-                <w:sz w:val="20"/>
-              </w:rPr>
-              <w:t>-0.25</w:t>
+              <w:t>4.35</w:t>
+            </w:r>
+          </w:p>
+        </w:tc>
+        <w:tc>
+          <w:tcPr>
+            <w:tcW w:type="dxa" w:w="936"/>
+            <w:shd w:val="clear" w:color="auto" w:fill="F2F2F2"/>
+            <w:vAlign w:val="center"/>
+          </w:tcPr>
+          <w:p>
+            <w:r/>
+            <w:r>
+              <w:rPr>
+                <w:rFonts w:ascii="Arial" w:hAnsi="Arial"/>
+                <w:sz w:val="20"/>
+              </w:rPr>
+              <w:t>0.5</w:t>
             </w:r>
           </w:p>
         </w:tc>
@@ -13194,23 +13194,23 @@
                 <w:rFonts w:ascii="Arial" w:hAnsi="Arial"/>
                 <w:sz w:val="20"/>
               </w:rPr>
-              <w:t>3.85</w:t>
-            </w:r>
-          </w:p>
-        </w:tc>
-        <w:tc>
-          <w:tcPr>
-            <w:tcW w:type="dxa" w:w="936"/>
-            <w:vAlign w:val="center"/>
-          </w:tcPr>
-          <w:p>
-            <w:r/>
-            <w:r>
-              <w:rPr>
-                <w:rFonts w:ascii="Arial" w:hAnsi="Arial"/>
-                <w:sz w:val="20"/>
-              </w:rPr>
-              <w:t>-0.25</w:t>
+              <w:t>4.35</w:t>
+            </w:r>
+          </w:p>
+        </w:tc>
+        <w:tc>
+          <w:tcPr>
+            <w:tcW w:type="dxa" w:w="936"/>
+            <w:vAlign w:val="center"/>
+          </w:tcPr>
+          <w:p>
+            <w:r/>
+            <w:r>
+              <w:rPr>
+                <w:rFonts w:ascii="Arial" w:hAnsi="Arial"/>
+                <w:sz w:val="20"/>
+              </w:rPr>
+              <w:t>0.5</w:t>
             </w:r>
           </w:p>
         </w:tc>
@@ -13365,24 +13365,24 @@
                 <w:rFonts w:ascii="Arial" w:hAnsi="Arial"/>
                 <w:sz w:val="20"/>
               </w:rPr>
-              <w:t>3.85</w:t>
-            </w:r>
-          </w:p>
-        </w:tc>
-        <w:tc>
-          <w:tcPr>
-            <w:tcW w:type="dxa" w:w="936"/>
-            <w:shd w:val="clear" w:color="auto" w:fill="F2F2F2"/>
-            <w:vAlign w:val="center"/>
-          </w:tcPr>
-          <w:p>
-            <w:r/>
-            <w:r>
-              <w:rPr>
-                <w:rFonts w:ascii="Arial" w:hAnsi="Arial"/>
-                <w:sz w:val="20"/>
-              </w:rPr>
-              <w:t>-0.25</w:t>
+              <w:t>4.35</w:t>
+            </w:r>
+          </w:p>
+        </w:tc>
+        <w:tc>
+          <w:tcPr>
+            <w:tcW w:type="dxa" w:w="936"/>
+            <w:shd w:val="clear" w:color="auto" w:fill="F2F2F2"/>
+            <w:vAlign w:val="center"/>
+          </w:tcPr>
+          <w:p>
+            <w:r/>
+            <w:r>
+              <w:rPr>
+                <w:rFonts w:ascii="Arial" w:hAnsi="Arial"/>
+                <w:sz w:val="20"/>
+              </w:rPr>
+              <w:t>0.5</w:t>
             </w:r>
           </w:p>
         </w:tc>
@@ -13528,23 +13528,23 @@
                 <w:rFonts w:ascii="Arial" w:hAnsi="Arial"/>
                 <w:sz w:val="20"/>
               </w:rPr>
-              <w:t>3.85</w:t>
-            </w:r>
-          </w:p>
-        </w:tc>
-        <w:tc>
-          <w:tcPr>
-            <w:tcW w:type="dxa" w:w="936"/>
-            <w:vAlign w:val="center"/>
-          </w:tcPr>
-          <w:p>
-            <w:r/>
-            <w:r>
-              <w:rPr>
-                <w:rFonts w:ascii="Arial" w:hAnsi="Arial"/>
-                <w:sz w:val="20"/>
-              </w:rPr>
-              <w:t>-0.25</w:t>
+              <w:t>4.35</w:t>
+            </w:r>
+          </w:p>
+        </w:tc>
+        <w:tc>
+          <w:tcPr>
+            <w:tcW w:type="dxa" w:w="936"/>
+            <w:vAlign w:val="center"/>
+          </w:tcPr>
+          <w:p>
+            <w:r/>
+            <w:r>
+              <w:rPr>
+                <w:rFonts w:ascii="Arial" w:hAnsi="Arial"/>
+                <w:sz w:val="20"/>
+              </w:rPr>
+              <w:t>0.5</w:t>
             </w:r>
           </w:p>
         </w:tc>
@@ -13699,24 +13699,24 @@
                 <w:rFonts w:ascii="Arial" w:hAnsi="Arial"/>
                 <w:sz w:val="20"/>
               </w:rPr>
-              <w:t>3.85</w:t>
-            </w:r>
-          </w:p>
-        </w:tc>
-        <w:tc>
-          <w:tcPr>
-            <w:tcW w:type="dxa" w:w="936"/>
-            <w:shd w:val="clear" w:color="auto" w:fill="F2F2F2"/>
-            <w:vAlign w:val="center"/>
-          </w:tcPr>
-          <w:p>
-            <w:r/>
-            <w:r>
-              <w:rPr>
-                <w:rFonts w:ascii="Arial" w:hAnsi="Arial"/>
-                <w:sz w:val="20"/>
-              </w:rPr>
-              <w:t>-0.25</w:t>
+              <w:t>4.35</w:t>
+            </w:r>
+          </w:p>
+        </w:tc>
+        <w:tc>
+          <w:tcPr>
+            <w:tcW w:type="dxa" w:w="936"/>
+            <w:shd w:val="clear" w:color="auto" w:fill="F2F2F2"/>
+            <w:vAlign w:val="center"/>
+          </w:tcPr>
+          <w:p>
+            <w:r/>
+            <w:r>
+              <w:rPr>
+                <w:rFonts w:ascii="Arial" w:hAnsi="Arial"/>
+                <w:sz w:val="20"/>
+              </w:rPr>
+              <w:t>0.5</w:t>
             </w:r>
           </w:p>
         </w:tc>
@@ -13862,23 +13862,23 @@
                 <w:rFonts w:ascii="Arial" w:hAnsi="Arial"/>
                 <w:sz w:val="20"/>
               </w:rPr>
-              <w:t>3.85</w:t>
-            </w:r>
-          </w:p>
-        </w:tc>
-        <w:tc>
-          <w:tcPr>
-            <w:tcW w:type="dxa" w:w="936"/>
-            <w:vAlign w:val="center"/>
-          </w:tcPr>
-          <w:p>
-            <w:r/>
-            <w:r>
-              <w:rPr>
-                <w:rFonts w:ascii="Arial" w:hAnsi="Arial"/>
-                <w:sz w:val="20"/>
-              </w:rPr>
-              <w:t>-0.25</w:t>
+              <w:t>4.35</w:t>
+            </w:r>
+          </w:p>
+        </w:tc>
+        <w:tc>
+          <w:tcPr>
+            <w:tcW w:type="dxa" w:w="936"/>
+            <w:vAlign w:val="center"/>
+          </w:tcPr>
+          <w:p>
+            <w:r/>
+            <w:r>
+              <w:rPr>
+                <w:rFonts w:ascii="Arial" w:hAnsi="Arial"/>
+                <w:sz w:val="20"/>
+              </w:rPr>
+              <w:t>0.5</w:t>
             </w:r>
           </w:p>
         </w:tc>
@@ -14033,24 +14033,24 @@
                 <w:rFonts w:ascii="Arial" w:hAnsi="Arial"/>
                 <w:sz w:val="20"/>
               </w:rPr>
-              <w:t>3.85</w:t>
-            </w:r>
-          </w:p>
-        </w:tc>
-        <w:tc>
-          <w:tcPr>
-            <w:tcW w:type="dxa" w:w="936"/>
-            <w:shd w:val="clear" w:color="auto" w:fill="F2F2F2"/>
-            <w:vAlign w:val="center"/>
-          </w:tcPr>
-          <w:p>
-            <w:r/>
-            <w:r>
-              <w:rPr>
-                <w:rFonts w:ascii="Arial" w:hAnsi="Arial"/>
-                <w:sz w:val="20"/>
-              </w:rPr>
-              <w:t>-0.25</w:t>
+              <w:t>4.35</w:t>
+            </w:r>
+          </w:p>
+        </w:tc>
+        <w:tc>
+          <w:tcPr>
+            <w:tcW w:type="dxa" w:w="936"/>
+            <w:shd w:val="clear" w:color="auto" w:fill="F2F2F2"/>
+            <w:vAlign w:val="center"/>
+          </w:tcPr>
+          <w:p>
+            <w:r/>
+            <w:r>
+              <w:rPr>
+                <w:rFonts w:ascii="Arial" w:hAnsi="Arial"/>
+                <w:sz w:val="20"/>
+              </w:rPr>
+              <w:t>0.5</w:t>
             </w:r>
           </w:p>
         </w:tc>
@@ -14372,7 +14372,7 @@
                 <w:rFonts w:ascii="Arial" w:hAnsi="Arial"/>
                 <w:sz w:val="20"/>
               </w:rPr>
-              <w:t>2.69</w:t>
+              <w:t>2.87</w:t>
             </w:r>
           </w:p>
         </w:tc>
@@ -14540,7 +14540,7 @@
                 <w:rFonts w:ascii="Arial" w:hAnsi="Arial"/>
                 <w:sz w:val="20"/>
               </w:rPr>
-              <w:t>3.03</w:t>
+              <w:t>3.21</w:t>
             </w:r>
           </w:p>
         </w:tc>
@@ -14706,7 +14706,7 @@
                 <w:rFonts w:ascii="Arial" w:hAnsi="Arial"/>
                 <w:sz w:val="20"/>
               </w:rPr>
-              <w:t>2.37</w:t>
+              <w:t>2.56</w:t>
             </w:r>
           </w:p>
         </w:tc>
@@ -14874,7 +14874,7 @@
                 <w:rFonts w:ascii="Arial" w:hAnsi="Arial"/>
                 <w:sz w:val="20"/>
               </w:rPr>
-              <w:t>2.95</w:t>
+              <w:t>3.14</w:t>
             </w:r>
           </w:p>
         </w:tc>
@@ -15040,7 +15040,7 @@
                 <w:rFonts w:ascii="Arial" w:hAnsi="Arial"/>
                 <w:sz w:val="20"/>
               </w:rPr>
-              <w:t>2.9</w:t>
+              <w:t>3.08</w:t>
             </w:r>
           </w:p>
         </w:tc>
@@ -15286,7 +15286,7 @@
                 <w:rFonts w:ascii="Arial" w:hAnsi="Arial"/>
                 <w:sz w:val="20"/>
               </w:rPr>
-              <w:t>2026-03-16</w:t>
+              <w:t>2026-06-11</w:t>
             </w:r>
           </w:p>
         </w:tc>
@@ -15401,7 +15401,7 @@
                 <w:rFonts w:ascii="Arial" w:hAnsi="Arial"/>
                 <w:sz w:val="20"/>
               </w:rPr>
-              <w:t>2026-03-16</w:t>
+              <w:t>2026-06-11</w:t>
             </w:r>
           </w:p>
         </w:tc>
@@ -15521,7 +15521,7 @@
                 <w:rFonts w:ascii="Arial" w:hAnsi="Arial"/>
                 <w:sz w:val="20"/>
               </w:rPr>
-              <w:t>2026-03-16</w:t>
+              <w:t>2026-06-11</w:t>
             </w:r>
           </w:p>
         </w:tc>
@@ -15636,7 +15636,7 @@
                 <w:rFonts w:ascii="Arial" w:hAnsi="Arial"/>
                 <w:sz w:val="20"/>
               </w:rPr>
-              <w:t>2026-03-16</w:t>
+              <w:t>2026-06-11</w:t>
             </w:r>
           </w:p>
         </w:tc>
@@ -15900,7 +15900,7 @@
                 <w:rFonts w:ascii="Arial" w:hAnsi="Arial"/>
                 <w:sz w:val="20"/>
               </w:rPr>
-              <w:t>2026-03-16</w:t>
+              <w:t>2026-06-11</w:t>
             </w:r>
           </w:p>
         </w:tc>
@@ -15916,7 +15916,7 @@
                 <w:rFonts w:ascii="Arial" w:hAnsi="Arial"/>
                 <w:sz w:val="20"/>
               </w:rPr>
-              <w:t>neutral_easing</w:t>
+              <w:t>restrictive_rising</w:t>
             </w:r>
           </w:p>
         </w:tc>
@@ -22742,7 +22742,7 @@
                 <w:rFonts w:ascii="Arial" w:hAnsi="Arial"/>
                 <w:sz w:val="20"/>
               </w:rPr>
-              <w:t>4.03</w:t>
+              <w:t>4.21</w:t>
             </w:r>
           </w:p>
         </w:tc>
@@ -22909,7 +22909,7 @@
                 <w:rFonts w:ascii="Arial" w:hAnsi="Arial"/>
                 <w:sz w:val="20"/>
               </w:rPr>
-              <w:t>3.38</w:t>
+              <w:t>3.56</w:t>
             </w:r>
           </w:p>
         </w:tc>
@@ -23076,7 +23076,7 @@
                 <w:rFonts w:ascii="Arial" w:hAnsi="Arial"/>
                 <w:sz w:val="20"/>
               </w:rPr>
-              <w:t>2.95</w:t>
+              <w:t>3.14</w:t>
             </w:r>
           </w:p>
         </w:tc>
@@ -23243,7 +23243,7 @@
                 <w:rFonts w:ascii="Arial" w:hAnsi="Arial"/>
                 <w:sz w:val="20"/>
               </w:rPr>
-              <w:t>2.55</w:t>
+              <w:t>2.74</w:t>
             </w:r>
           </w:p>
         </w:tc>
@@ -23410,7 +23410,7 @@
                 <w:rFonts w:ascii="Arial" w:hAnsi="Arial"/>
                 <w:sz w:val="20"/>
               </w:rPr>
-              <w:t>2.73</w:t>
+              <w:t>2.91</w:t>
             </w:r>
           </w:p>
         </w:tc>
@@ -23577,7 +23577,7 @@
                 <w:rFonts w:ascii="Arial" w:hAnsi="Arial"/>
                 <w:sz w:val="20"/>
               </w:rPr>
-              <w:t>2.58</w:t>
+              <w:t>2.76</w:t>
             </w:r>
           </w:p>
         </w:tc>
@@ -23744,7 +23744,7 @@
                 <w:rFonts w:ascii="Arial" w:hAnsi="Arial"/>
                 <w:sz w:val="20"/>
               </w:rPr>
-              <w:t>2.55</w:t>
+              <w:t>2.74</w:t>
             </w:r>
           </w:p>
         </w:tc>
@@ -23911,7 +23911,7 @@
                 <w:rFonts w:ascii="Arial" w:hAnsi="Arial"/>
                 <w:sz w:val="20"/>
               </w:rPr>
-              <w:t>2.45</w:t>
+              <w:t>2.64</w:t>
             </w:r>
           </w:p>
         </w:tc>
@@ -24078,7 +24078,7 @@
                 <w:rFonts w:ascii="Arial" w:hAnsi="Arial"/>
                 <w:sz w:val="20"/>
               </w:rPr>
-              <w:t>2.15</w:t>
+              <w:t>2.34</w:t>
             </w:r>
           </w:p>
         </w:tc>
@@ -24245,7 +24245,7 @@
                 <w:rFonts w:ascii="Arial" w:hAnsi="Arial"/>
                 <w:sz w:val="20"/>
               </w:rPr>
-              <w:t>2.35</w:t>
+              <w:t>2.54</w:t>
             </w:r>
           </w:p>
         </w:tc>
@@ -24412,7 +24412,7 @@
                 <w:rFonts w:ascii="Arial" w:hAnsi="Arial"/>
                 <w:sz w:val="20"/>
               </w:rPr>
-              <w:t>1.82</w:t>
+              <w:t>2.01</w:t>
             </w:r>
           </w:p>
         </w:tc>
@@ -24798,7 +24798,7 @@
                 <w:rFonts w:ascii="Arial" w:hAnsi="Arial"/>
                 <w:sz w:val="20"/>
               </w:rPr>
-              <w:t>4.03</w:t>
+              <w:t>4.21</w:t>
             </w:r>
           </w:p>
         </w:tc>
@@ -24965,7 +24965,7 @@
                 <w:rFonts w:ascii="Arial" w:hAnsi="Arial"/>
                 <w:sz w:val="20"/>
               </w:rPr>
-              <w:t>3.38</w:t>
+              <w:t>3.56</w:t>
             </w:r>
           </w:p>
         </w:tc>
@@ -25132,7 +25132,7 @@
                 <w:rFonts w:ascii="Arial" w:hAnsi="Arial"/>
                 <w:sz w:val="20"/>
               </w:rPr>
-              <w:t>2.95</w:t>
+              <w:t>3.14</w:t>
             </w:r>
           </w:p>
         </w:tc>
@@ -25196,7 +25196,7 @@
                 <w:rFonts w:ascii="Arial" w:hAnsi="Arial"/>
                 <w:sz w:val="20"/>
               </w:rPr>
-              <w:t>Medium</w:t>
+              <w:t>Elevated</w:t>
             </w:r>
           </w:p>
         </w:tc>
@@ -25299,7 +25299,7 @@
                 <w:rFonts w:ascii="Arial" w:hAnsi="Arial"/>
                 <w:sz w:val="20"/>
               </w:rPr>
-              <w:t>2.55</w:t>
+              <w:t>2.74</w:t>
             </w:r>
           </w:p>
         </w:tc>
@@ -25466,7 +25466,7 @@
                 <w:rFonts w:ascii="Arial" w:hAnsi="Arial"/>
                 <w:sz w:val="20"/>
               </w:rPr>
-              <w:t>2.73</w:t>
+              <w:t>2.91</w:t>
             </w:r>
           </w:p>
         </w:tc>
@@ -25633,7 +25633,7 @@
                 <w:rFonts w:ascii="Arial" w:hAnsi="Arial"/>
                 <w:sz w:val="20"/>
               </w:rPr>
-              <w:t>2.58</w:t>
+              <w:t>2.76</w:t>
             </w:r>
           </w:p>
         </w:tc>
@@ -25800,7 +25800,7 @@
                 <w:rFonts w:ascii="Arial" w:hAnsi="Arial"/>
                 <w:sz w:val="20"/>
               </w:rPr>
-              <w:t>2.55</w:t>
+              <w:t>2.74</w:t>
             </w:r>
           </w:p>
         </w:tc>
@@ -25967,7 +25967,7 @@
                 <w:rFonts w:ascii="Arial" w:hAnsi="Arial"/>
                 <w:sz w:val="20"/>
               </w:rPr>
-              <w:t>2.45</w:t>
+              <w:t>2.64</w:t>
             </w:r>
           </w:p>
         </w:tc>
@@ -26134,7 +26134,7 @@
                 <w:rFonts w:ascii="Arial" w:hAnsi="Arial"/>
                 <w:sz w:val="20"/>
               </w:rPr>
-              <w:t>2.15</w:t>
+              <w:t>2.34</w:t>
             </w:r>
           </w:p>
         </w:tc>
@@ -26301,7 +26301,7 @@
                 <w:rFonts w:ascii="Arial" w:hAnsi="Arial"/>
                 <w:sz w:val="20"/>
               </w:rPr>
-              <w:t>2.35</w:t>
+              <w:t>2.54</w:t>
             </w:r>
           </w:p>
         </w:tc>
@@ -26468,7 +26468,7 @@
                 <w:rFonts w:ascii="Arial" w:hAnsi="Arial"/>
                 <w:sz w:val="20"/>
               </w:rPr>
-              <w:t>1.82</w:t>
+              <w:t>2.01</w:t>
             </w:r>
           </w:p>
         </w:tc>
@@ -26532,7 +26532,7 @@
                 <w:rFonts w:ascii="Arial" w:hAnsi="Arial"/>
                 <w:sz w:val="20"/>
               </w:rPr>
-              <w:t>Low</w:t>
+              <w:t>Medium</w:t>
             </w:r>
           </w:p>
         </w:tc>

--- a/outputs/reports/Industry_Analysis_Q1_2026_Board.docx
+++ b/outputs/reports/Industry_Analysis_Q1_2026_Board.docx
@@ -37,7 +37,7 @@
           <w:color w:val="7F7F7F"/>
           <w:sz w:val="20"/>
         </w:rPr>
-        <w:t>Generated 2026-06-12</w:t>
+        <w:t>Generated 2026-06-15</w:t>
       </w:r>
     </w:p>
     <w:p>
@@ -49,7 +49,7 @@
           <w:color w:val="7F7F7F"/>
           <w:sz w:val="20"/>
         </w:rPr>
-        <w:t>Macro and downturn overlays as of 2026-06-11. Property cycle data as of 2026-02-01.</w:t>
+        <w:t>Macro and downturn overlays as of 2026-06-12. Property cycle data as of 2026-02-01.</w:t>
       </w:r>
     </w:p>
     <w:tbl>
@@ -139,7 +139,7 @@
           <w:b w:val="0"/>
           <w:i w:val="0"/>
         </w:rPr>
-        <w:t>Macro and downturn overlays are dated 2026-06-11; property-cycle data is dated 2026-02-01. The headline numbers are in Section 2; every figure traces back to a named public source in Sections 3-5.</w:t>
+        <w:t>Macro and downturn overlays are dated 2026-06-12; property-cycle data is dated 2026-02-01. The headline numbers are in Section 2; every figure traces back to a named public source in Sections 3-5.</w:t>
       </w:r>
     </w:p>
     <w:p>
@@ -313,7 +313,7 @@
                 <w:rFonts w:ascii="Arial" w:hAnsi="Arial"/>
                 <w:sz w:val="20"/>
               </w:rPr>
-              <w:t>2026-06-11</w:t>
+              <w:t>2026-06-12</w:t>
             </w:r>
           </w:p>
         </w:tc>
@@ -449,7 +449,7 @@
                 <w:rFonts w:ascii="Arial" w:hAnsi="Arial"/>
                 <w:sz w:val="20"/>
               </w:rPr>
-              <w:t>2026-06-11</w:t>
+              <w:t>2026-06-12</w:t>
             </w:r>
           </w:p>
         </w:tc>
@@ -518,7 +518,7 @@
                 <w:rFonts w:ascii="Arial" w:hAnsi="Arial"/>
                 <w:sz w:val="20"/>
               </w:rPr>
-              <w:t>2026-06-11</w:t>
+              <w:t>2026-06-12</w:t>
             </w:r>
           </w:p>
         </w:tc>
@@ -585,7 +585,7 @@
                 <w:rFonts w:ascii="Arial" w:hAnsi="Arial"/>
                 <w:sz w:val="20"/>
               </w:rPr>
-              <w:t>2026-06-11</w:t>
+              <w:t>2026-06-12</w:t>
             </w:r>
           </w:p>
         </w:tc>
@@ -721,7 +721,7 @@
                 <w:rFonts w:ascii="Arial" w:hAnsi="Arial"/>
                 <w:sz w:val="20"/>
               </w:rPr>
-              <w:t>2026-06-11</w:t>
+              <w:t>2026-06-12</w:t>
             </w:r>
           </w:p>
         </w:tc>
@@ -790,7 +790,7 @@
                 <w:rFonts w:ascii="Arial" w:hAnsi="Arial"/>
                 <w:sz w:val="20"/>
               </w:rPr>
-              <w:t>2026-06-11</w:t>
+              <w:t>2026-06-12</w:t>
             </w:r>
           </w:p>
         </w:tc>
@@ -1049,7 +1049,7 @@
                 <w:rFonts w:ascii="Arial" w:hAnsi="Arial"/>
                 <w:sz w:val="20"/>
               </w:rPr>
-              <w:t>2026-06-12</w:t>
+              <w:t>2026-06-15</w:t>
             </w:r>
           </w:p>
         </w:tc>
@@ -1212,7 +1212,7 @@
                 <w:rFonts w:ascii="Arial" w:hAnsi="Arial"/>
                 <w:sz w:val="20"/>
               </w:rPr>
-              <w:t>2026-06-12</w:t>
+              <w:t>2026-06-15</w:t>
             </w:r>
           </w:p>
         </w:tc>
@@ -1383,7 +1383,7 @@
                 <w:rFonts w:ascii="Arial" w:hAnsi="Arial"/>
                 <w:sz w:val="20"/>
               </w:rPr>
-              <w:t>2026-06-12</w:t>
+              <w:t>2026-06-15</w:t>
             </w:r>
           </w:p>
         </w:tc>
@@ -1546,7 +1546,7 @@
                 <w:rFonts w:ascii="Arial" w:hAnsi="Arial"/>
                 <w:sz w:val="20"/>
               </w:rPr>
-              <w:t>2026-06-12</w:t>
+              <w:t>2026-06-15</w:t>
             </w:r>
           </w:p>
         </w:tc>
@@ -1717,7 +1717,7 @@
                 <w:rFonts w:ascii="Arial" w:hAnsi="Arial"/>
                 <w:sz w:val="20"/>
               </w:rPr>
-              <w:t>2026-06-12</w:t>
+              <w:t>2026-06-15</w:t>
             </w:r>
           </w:p>
         </w:tc>
@@ -1880,7 +1880,7 @@
                 <w:rFonts w:ascii="Arial" w:hAnsi="Arial"/>
                 <w:sz w:val="20"/>
               </w:rPr>
-              <w:t>2026-06-12</w:t>
+              <w:t>2026-06-15</w:t>
             </w:r>
           </w:p>
         </w:tc>
@@ -2051,7 +2051,7 @@
                 <w:rFonts w:ascii="Arial" w:hAnsi="Arial"/>
                 <w:sz w:val="20"/>
               </w:rPr>
-              <w:t>2026-06-12</w:t>
+              <w:t>2026-06-15</w:t>
             </w:r>
           </w:p>
         </w:tc>
@@ -2214,7 +2214,7 @@
                 <w:rFonts w:ascii="Arial" w:hAnsi="Arial"/>
                 <w:sz w:val="20"/>
               </w:rPr>
-              <w:t>2026-06-12</w:t>
+              <w:t>2026-06-15</w:t>
             </w:r>
           </w:p>
         </w:tc>
@@ -2385,7 +2385,7 @@
                 <w:rFonts w:ascii="Arial" w:hAnsi="Arial"/>
                 <w:sz w:val="20"/>
               </w:rPr>
-              <w:t>2026-06-12</w:t>
+              <w:t>2026-06-15</w:t>
             </w:r>
           </w:p>
         </w:tc>
@@ -2548,7 +2548,7 @@
                 <w:rFonts w:ascii="Arial" w:hAnsi="Arial"/>
                 <w:sz w:val="20"/>
               </w:rPr>
-              <w:t>2026-06-12</w:t>
+              <w:t>2026-06-15</w:t>
             </w:r>
           </w:p>
         </w:tc>
@@ -2719,7 +2719,7 @@
                 <w:rFonts w:ascii="Arial" w:hAnsi="Arial"/>
                 <w:sz w:val="20"/>
               </w:rPr>
-              <w:t>2026-06-12</w:t>
+              <w:t>2026-06-15</w:t>
             </w:r>
           </w:p>
         </w:tc>
@@ -2882,7 +2882,7 @@
                 <w:rFonts w:ascii="Arial" w:hAnsi="Arial"/>
                 <w:sz w:val="20"/>
               </w:rPr>
-              <w:t>2026-06-12</w:t>
+              <w:t>2026-06-15</w:t>
             </w:r>
           </w:p>
         </w:tc>
@@ -3053,7 +3053,7 @@
                 <w:rFonts w:ascii="Arial" w:hAnsi="Arial"/>
                 <w:sz w:val="20"/>
               </w:rPr>
-              <w:t>2026-06-12</w:t>
+              <w:t>2026-06-15</w:t>
             </w:r>
           </w:p>
         </w:tc>
@@ -3216,7 +3216,7 @@
                 <w:rFonts w:ascii="Arial" w:hAnsi="Arial"/>
                 <w:sz w:val="20"/>
               </w:rPr>
-              <w:t>2026-06-12</w:t>
+              <w:t>2026-06-15</w:t>
             </w:r>
           </w:p>
         </w:tc>
@@ -3387,7 +3387,7 @@
                 <w:rFonts w:ascii="Arial" w:hAnsi="Arial"/>
                 <w:sz w:val="20"/>
               </w:rPr>
-              <w:t>2026-06-12</w:t>
+              <w:t>2026-06-15</w:t>
             </w:r>
           </w:p>
         </w:tc>
@@ -3550,7 +3550,7 @@
                 <w:rFonts w:ascii="Arial" w:hAnsi="Arial"/>
                 <w:sz w:val="20"/>
               </w:rPr>
-              <w:t>2026-06-12</w:t>
+              <w:t>2026-06-15</w:t>
             </w:r>
           </w:p>
         </w:tc>
@@ -3721,7 +3721,7 @@
                 <w:rFonts w:ascii="Arial" w:hAnsi="Arial"/>
                 <w:sz w:val="20"/>
               </w:rPr>
-              <w:t>2026-06-12</w:t>
+              <w:t>2026-06-15</w:t>
             </w:r>
           </w:p>
         </w:tc>
@@ -3884,7 +3884,7 @@
                 <w:rFonts w:ascii="Arial" w:hAnsi="Arial"/>
                 <w:sz w:val="20"/>
               </w:rPr>
-              <w:t>2026-06-12</w:t>
+              <w:t>2026-06-15</w:t>
             </w:r>
           </w:p>
         </w:tc>
@@ -4063,18 +4063,19 @@
         <w:tblLook w:firstColumn="1" w:firstRow="1" w:lastColumn="0" w:lastRow="0" w:noHBand="0" w:noVBand="1" w:val="04A0"/>
       </w:tblPr>
       <w:tblGrid>
-        <w:gridCol w:w="1337"/>
-        <w:gridCol w:w="1337"/>
-        <w:gridCol w:w="1337"/>
-        <w:gridCol w:w="1337"/>
-        <w:gridCol w:w="1337"/>
-        <w:gridCol w:w="1337"/>
-        <w:gridCol w:w="1337"/>
+        <w:gridCol w:w="1170"/>
+        <w:gridCol w:w="1170"/>
+        <w:gridCol w:w="1170"/>
+        <w:gridCol w:w="1170"/>
+        <w:gridCol w:w="1170"/>
+        <w:gridCol w:w="1170"/>
+        <w:gridCol w:w="1170"/>
+        <w:gridCol w:w="1170"/>
       </w:tblGrid>
       <w:tr>
         <w:tc>
           <w:tcPr>
-            <w:tcW w:type="dxa" w:w="1337"/>
+            <w:tcW w:type="dxa" w:w="1170"/>
             <w:shd w:val="clear" w:color="auto" w:fill="1F4E79"/>
             <w:vAlign w:val="center"/>
           </w:tcPr>
@@ -4093,7 +4094,7 @@
         </w:tc>
         <w:tc>
           <w:tcPr>
-            <w:tcW w:type="dxa" w:w="1337"/>
+            <w:tcW w:type="dxa" w:w="1170"/>
             <w:shd w:val="clear" w:color="auto" w:fill="1F4E79"/>
             <w:vAlign w:val="center"/>
           </w:tcPr>
@@ -4112,7 +4113,7 @@
         </w:tc>
         <w:tc>
           <w:tcPr>
-            <w:tcW w:type="dxa" w:w="1337"/>
+            <w:tcW w:type="dxa" w:w="1170"/>
             <w:shd w:val="clear" w:color="auto" w:fill="1F4E79"/>
             <w:vAlign w:val="center"/>
           </w:tcPr>
@@ -4131,7 +4132,7 @@
         </w:tc>
         <w:tc>
           <w:tcPr>
-            <w:tcW w:type="dxa" w:w="1337"/>
+            <w:tcW w:type="dxa" w:w="1170"/>
             <w:shd w:val="clear" w:color="auto" w:fill="1F4E79"/>
             <w:vAlign w:val="center"/>
           </w:tcPr>
@@ -4150,7 +4151,7 @@
         </w:tc>
         <w:tc>
           <w:tcPr>
-            <w:tcW w:type="dxa" w:w="1337"/>
+            <w:tcW w:type="dxa" w:w="1170"/>
             <w:shd w:val="clear" w:color="auto" w:fill="1F4E79"/>
             <w:vAlign w:val="center"/>
           </w:tcPr>
@@ -4169,7 +4170,7 @@
         </w:tc>
         <w:tc>
           <w:tcPr>
-            <w:tcW w:type="dxa" w:w="1337"/>
+            <w:tcW w:type="dxa" w:w="1170"/>
             <w:shd w:val="clear" w:color="auto" w:fill="1F4E79"/>
             <w:vAlign w:val="center"/>
           </w:tcPr>
@@ -4182,13 +4183,13 @@
                 <w:color w:val="FFFFFF"/>
                 <w:sz w:val="20"/>
               </w:rPr>
-              <w:t>notes</w:t>
-            </w:r>
-          </w:p>
-        </w:tc>
-        <w:tc>
-          <w:tcPr>
-            <w:tcW w:type="dxa" w:w="1337"/>
+              <w:t>macro_path</w:t>
+            </w:r>
+          </w:p>
+        </w:tc>
+        <w:tc>
+          <w:tcPr>
+            <w:tcW w:type="dxa" w:w="1170"/>
             <w:shd w:val="clear" w:color="auto" w:fill="1F4E79"/>
             <w:vAlign w:val="center"/>
           </w:tcPr>
@@ -4201,6 +4202,25 @@
                 <w:color w:val="FFFFFF"/>
                 <w:sz w:val="20"/>
               </w:rPr>
+              <w:t>notes</w:t>
+            </w:r>
+          </w:p>
+        </w:tc>
+        <w:tc>
+          <w:tcPr>
+            <w:tcW w:type="dxa" w:w="1170"/>
+            <w:shd w:val="clear" w:color="auto" w:fill="1F4E79"/>
+            <w:vAlign w:val="center"/>
+          </w:tcPr>
+          <w:p>
+            <w:r/>
+            <w:r>
+              <w:rPr>
+                <w:rFonts w:ascii="Arial" w:hAnsi="Arial"/>
+                <w:b/>
+                <w:color w:val="FFFFFF"/>
+                <w:sz w:val="20"/>
+              </w:rPr>
               <w:t>as_of_date</w:t>
             </w:r>
           </w:p>
@@ -4209,7 +4229,7 @@
       <w:tr>
         <w:tc>
           <w:tcPr>
-            <w:tcW w:type="dxa" w:w="1337"/>
+            <w:tcW w:type="dxa" w:w="1170"/>
             <w:vAlign w:val="center"/>
           </w:tcPr>
           <w:p>
@@ -4225,7 +4245,7 @@
         </w:tc>
         <w:tc>
           <w:tcPr>
-            <w:tcW w:type="dxa" w:w="1337"/>
+            <w:tcW w:type="dxa" w:w="1170"/>
             <w:vAlign w:val="center"/>
           </w:tcPr>
           <w:p>
@@ -4241,7 +4261,7 @@
         </w:tc>
         <w:tc>
           <w:tcPr>
-            <w:tcW w:type="dxa" w:w="1337"/>
+            <w:tcW w:type="dxa" w:w="1170"/>
             <w:vAlign w:val="center"/>
           </w:tcPr>
           <w:p>
@@ -4257,7 +4277,7 @@
         </w:tc>
         <w:tc>
           <w:tcPr>
-            <w:tcW w:type="dxa" w:w="1337"/>
+            <w:tcW w:type="dxa" w:w="1170"/>
             <w:vAlign w:val="center"/>
           </w:tcPr>
           <w:p>
@@ -4273,7 +4293,7 @@
         </w:tc>
         <w:tc>
           <w:tcPr>
-            <w:tcW w:type="dxa" w:w="1337"/>
+            <w:tcW w:type="dxa" w:w="1170"/>
             <w:vAlign w:val="center"/>
           </w:tcPr>
           <w:p>
@@ -4289,33 +4309,49 @@
         </w:tc>
         <w:tc>
           <w:tcPr>
-            <w:tcW w:type="dxa" w:w="1337"/>
-            <w:vAlign w:val="center"/>
-          </w:tcPr>
-          <w:p>
-            <w:r/>
-            <w:r>
-              <w:rPr>
-                <w:rFonts w:ascii="Arial" w:hAnsi="Arial"/>
-                <w:sz w:val="20"/>
-              </w:rPr>
-              <w:t>Current environment (base scenario). Anchored to a low / improving arrears backdrop (qualitative assumption from RBA FSR) and an average property-cycle softness score of 2.73 (real, ABS building approvals).</w:t>
-            </w:r>
-          </w:p>
-        </w:tc>
-        <w:tc>
-          <w:tcPr>
-            <w:tcW w:type="dxa" w:w="1337"/>
-            <w:vAlign w:val="center"/>
-          </w:tcPr>
-          <w:p>
-            <w:r/>
-            <w:r>
-              <w:rPr>
-                <w:rFonts w:ascii="Arial" w:hAnsi="Arial"/>
-                <w:sz w:val="20"/>
-              </w:rPr>
-              <w:t>2026-06-11</w:t>
+            <w:tcW w:type="dxa" w:w="1170"/>
+            <w:vAlign w:val="center"/>
+          </w:tcPr>
+          <w:p>
+            <w:r/>
+            <w:r>
+              <w:rPr>
+                <w:rFonts w:ascii="Arial" w:hAnsi="Arial"/>
+                <w:sz w:val="20"/>
+              </w:rPr>
+              <w:t>Current environment, no recession overlay: GDP growth around trend, unemployment broadly stable, house prices at latest observed levels.</w:t>
+            </w:r>
+          </w:p>
+        </w:tc>
+        <w:tc>
+          <w:tcPr>
+            <w:tcW w:type="dxa" w:w="1170"/>
+            <w:vAlign w:val="center"/>
+          </w:tcPr>
+          <w:p>
+            <w:r/>
+            <w:r>
+              <w:rPr>
+                <w:rFonts w:ascii="Arial" w:hAnsi="Arial"/>
+                <w:sz w:val="20"/>
+              </w:rPr>
+              <w:t>Current environment (base scenario). Anchored to a low / improving arrears backdrop (qualitative assumption from RBA FSR) and an average property-cycle softness score of 2.73 (real, ABS building approvals). No diversification benefit assumed (APG 113 para 92).</w:t>
+            </w:r>
+          </w:p>
+        </w:tc>
+        <w:tc>
+          <w:tcPr>
+            <w:tcW w:type="dxa" w:w="1170"/>
+            <w:vAlign w:val="center"/>
+          </w:tcPr>
+          <w:p>
+            <w:r/>
+            <w:r>
+              <w:rPr>
+                <w:rFonts w:ascii="Arial" w:hAnsi="Arial"/>
+                <w:sz w:val="20"/>
+              </w:rPr>
+              <w:t>2026-06-12</w:t>
             </w:r>
           </w:p>
         </w:tc>
@@ -4323,7 +4359,7 @@
       <w:tr>
         <w:tc>
           <w:tcPr>
-            <w:tcW w:type="dxa" w:w="1337"/>
+            <w:tcW w:type="dxa" w:w="1170"/>
             <w:shd w:val="clear" w:color="auto" w:fill="F2F2F2"/>
             <w:vAlign w:val="center"/>
           </w:tcPr>
@@ -4340,7 +4376,7 @@
         </w:tc>
         <w:tc>
           <w:tcPr>
-            <w:tcW w:type="dxa" w:w="1337"/>
+            <w:tcW w:type="dxa" w:w="1170"/>
             <w:shd w:val="clear" w:color="auto" w:fill="F2F2F2"/>
             <w:vAlign w:val="center"/>
           </w:tcPr>
@@ -4357,7 +4393,7 @@
         </w:tc>
         <w:tc>
           <w:tcPr>
-            <w:tcW w:type="dxa" w:w="1337"/>
+            <w:tcW w:type="dxa" w:w="1170"/>
             <w:shd w:val="clear" w:color="auto" w:fill="F2F2F2"/>
             <w:vAlign w:val="center"/>
           </w:tcPr>
@@ -4374,7 +4410,7 @@
         </w:tc>
         <w:tc>
           <w:tcPr>
-            <w:tcW w:type="dxa" w:w="1337"/>
+            <w:tcW w:type="dxa" w:w="1170"/>
             <w:shd w:val="clear" w:color="auto" w:fill="F2F2F2"/>
             <w:vAlign w:val="center"/>
           </w:tcPr>
@@ -4391,7 +4427,7 @@
         </w:tc>
         <w:tc>
           <w:tcPr>
-            <w:tcW w:type="dxa" w:w="1337"/>
+            <w:tcW w:type="dxa" w:w="1170"/>
             <w:shd w:val="clear" w:color="auto" w:fill="F2F2F2"/>
             <w:vAlign w:val="center"/>
           </w:tcPr>
@@ -4408,35 +4444,52 @@
         </w:tc>
         <w:tc>
           <w:tcPr>
-            <w:tcW w:type="dxa" w:w="1337"/>
-            <w:shd w:val="clear" w:color="auto" w:fill="F2F2F2"/>
-            <w:vAlign w:val="center"/>
-          </w:tcPr>
-          <w:p>
-            <w:r/>
-            <w:r>
-              <w:rPr>
-                <w:rFonts w:ascii="Arial" w:hAnsi="Arial"/>
-                <w:sz w:val="20"/>
-              </w:rPr>
-              <w:t>ASSUMPTION (scenario parameter) — illustrative mild downturn for conservative portfolio calibration.</w:t>
-            </w:r>
-          </w:p>
-        </w:tc>
-        <w:tc>
-          <w:tcPr>
-            <w:tcW w:type="dxa" w:w="1337"/>
-            <w:shd w:val="clear" w:color="auto" w:fill="F2F2F2"/>
-            <w:vAlign w:val="center"/>
-          </w:tcPr>
-          <w:p>
-            <w:r/>
-            <w:r>
-              <w:rPr>
-                <w:rFonts w:ascii="Arial" w:hAnsi="Arial"/>
-                <w:sz w:val="20"/>
-              </w:rPr>
-              <w:t>2026-06-11</w:t>
+            <w:tcW w:type="dxa" w:w="1170"/>
+            <w:shd w:val="clear" w:color="auto" w:fill="F2F2F2"/>
+            <w:vAlign w:val="center"/>
+          </w:tcPr>
+          <w:p>
+            <w:r/>
+            <w:r>
+              <w:rPr>
+                <w:rFonts w:ascii="Arial" w:hAnsi="Arial"/>
+                <w:sz w:val="20"/>
+              </w:rPr>
+              <w:t>Basel CRE36.51 mandatory minimum — two consecutive quarters of zero GDP growth; unemployment +~1.0-1.5pp; house prices ~-5 to -10%.</w:t>
+            </w:r>
+          </w:p>
+        </w:tc>
+        <w:tc>
+          <w:tcPr>
+            <w:tcW w:type="dxa" w:w="1170"/>
+            <w:shd w:val="clear" w:color="auto" w:fill="F2F2F2"/>
+            <w:vAlign w:val="center"/>
+          </w:tcPr>
+          <w:p>
+            <w:r/>
+            <w:r>
+              <w:rPr>
+                <w:rFonts w:ascii="Arial" w:hAnsi="Arial"/>
+                <w:sz w:val="20"/>
+              </w:rPr>
+              <w:t>ASSUMPTION (scenario parameter) — mild recession = Basel CRE36.51 two-quarters-zero-growth minimum, for conservative portfolio calibration. No diversification benefit assumed (APG 113 para 92).</w:t>
+            </w:r>
+          </w:p>
+        </w:tc>
+        <w:tc>
+          <w:tcPr>
+            <w:tcW w:type="dxa" w:w="1170"/>
+            <w:shd w:val="clear" w:color="auto" w:fill="F2F2F2"/>
+            <w:vAlign w:val="center"/>
+          </w:tcPr>
+          <w:p>
+            <w:r/>
+            <w:r>
+              <w:rPr>
+                <w:rFonts w:ascii="Arial" w:hAnsi="Arial"/>
+                <w:sz w:val="20"/>
+              </w:rPr>
+              <w:t>2026-06-12</w:t>
             </w:r>
           </w:p>
         </w:tc>
@@ -4444,7 +4497,7 @@
       <w:tr>
         <w:tc>
           <w:tcPr>
-            <w:tcW w:type="dxa" w:w="1337"/>
+            <w:tcW w:type="dxa" w:w="1170"/>
             <w:vAlign w:val="center"/>
           </w:tcPr>
           <w:p>
@@ -4460,7 +4513,7 @@
         </w:tc>
         <w:tc>
           <w:tcPr>
-            <w:tcW w:type="dxa" w:w="1337"/>
+            <w:tcW w:type="dxa" w:w="1170"/>
             <w:vAlign w:val="center"/>
           </w:tcPr>
           <w:p>
@@ -4476,7 +4529,7 @@
         </w:tc>
         <w:tc>
           <w:tcPr>
-            <w:tcW w:type="dxa" w:w="1337"/>
+            <w:tcW w:type="dxa" w:w="1170"/>
             <w:vAlign w:val="center"/>
           </w:tcPr>
           <w:p>
@@ -4492,7 +4545,7 @@
         </w:tc>
         <w:tc>
           <w:tcPr>
-            <w:tcW w:type="dxa" w:w="1337"/>
+            <w:tcW w:type="dxa" w:w="1170"/>
             <w:vAlign w:val="center"/>
           </w:tcPr>
           <w:p>
@@ -4508,7 +4561,7 @@
         </w:tc>
         <w:tc>
           <w:tcPr>
-            <w:tcW w:type="dxa" w:w="1337"/>
+            <w:tcW w:type="dxa" w:w="1170"/>
             <w:vAlign w:val="center"/>
           </w:tcPr>
           <w:p>
@@ -4524,33 +4577,49 @@
         </w:tc>
         <w:tc>
           <w:tcPr>
-            <w:tcW w:type="dxa" w:w="1337"/>
-            <w:vAlign w:val="center"/>
-          </w:tcPr>
-          <w:p>
-            <w:r/>
-            <w:r>
-              <w:rPr>
-                <w:rFonts w:ascii="Arial" w:hAnsi="Arial"/>
-                <w:sz w:val="20"/>
-              </w:rPr>
-              <w:t>ASSUMPTION (scenario parameter) — illustrative moderate downturn for stressed pricing and EL scenario analysis.</w:t>
-            </w:r>
-          </w:p>
-        </w:tc>
-        <w:tc>
-          <w:tcPr>
-            <w:tcW w:type="dxa" w:w="1337"/>
-            <w:vAlign w:val="center"/>
-          </w:tcPr>
-          <w:p>
-            <w:r/>
-            <w:r>
-              <w:rPr>
-                <w:rFonts w:ascii="Arial" w:hAnsi="Arial"/>
-                <w:sz w:val="20"/>
-              </w:rPr>
-              <w:t>2026-06-11</w:t>
+            <w:tcW w:type="dxa" w:w="1170"/>
+            <w:vAlign w:val="center"/>
+          </w:tcPr>
+          <w:p>
+            <w:r/>
+            <w:r>
+              <w:rPr>
+                <w:rFonts w:ascii="Arial" w:hAnsi="Arial"/>
+                <w:sz w:val="20"/>
+              </w:rPr>
+              <w:t>Deeper recession: multi-quarter contraction; unemployment +~2-3pp; house prices ~-10 to -15%.</w:t>
+            </w:r>
+          </w:p>
+        </w:tc>
+        <w:tc>
+          <w:tcPr>
+            <w:tcW w:type="dxa" w:w="1170"/>
+            <w:vAlign w:val="center"/>
+          </w:tcPr>
+          <w:p>
+            <w:r/>
+            <w:r>
+              <w:rPr>
+                <w:rFonts w:ascii="Arial" w:hAnsi="Arial"/>
+                <w:sz w:val="20"/>
+              </w:rPr>
+              <w:t>ASSUMPTION (scenario parameter) — illustrative moderate downturn for stressed pricing and EL scenario analysis. No diversification benefit assumed (APG 113 para 92).</w:t>
+            </w:r>
+          </w:p>
+        </w:tc>
+        <w:tc>
+          <w:tcPr>
+            <w:tcW w:type="dxa" w:w="1170"/>
+            <w:vAlign w:val="center"/>
+          </w:tcPr>
+          <w:p>
+            <w:r/>
+            <w:r>
+              <w:rPr>
+                <w:rFonts w:ascii="Arial" w:hAnsi="Arial"/>
+                <w:sz w:val="20"/>
+              </w:rPr>
+              <w:t>2026-06-12</w:t>
             </w:r>
           </w:p>
         </w:tc>
@@ -4558,7 +4627,7 @@
       <w:tr>
         <w:tc>
           <w:tcPr>
-            <w:tcW w:type="dxa" w:w="1337"/>
+            <w:tcW w:type="dxa" w:w="1170"/>
             <w:shd w:val="clear" w:color="auto" w:fill="F2F2F2"/>
             <w:vAlign w:val="center"/>
           </w:tcPr>
@@ -4575,7 +4644,7 @@
         </w:tc>
         <w:tc>
           <w:tcPr>
-            <w:tcW w:type="dxa" w:w="1337"/>
+            <w:tcW w:type="dxa" w:w="1170"/>
             <w:shd w:val="clear" w:color="auto" w:fill="F2F2F2"/>
             <w:vAlign w:val="center"/>
           </w:tcPr>
@@ -4592,7 +4661,7 @@
         </w:tc>
         <w:tc>
           <w:tcPr>
-            <w:tcW w:type="dxa" w:w="1337"/>
+            <w:tcW w:type="dxa" w:w="1170"/>
             <w:shd w:val="clear" w:color="auto" w:fill="F2F2F2"/>
             <w:vAlign w:val="center"/>
           </w:tcPr>
@@ -4609,7 +4678,7 @@
         </w:tc>
         <w:tc>
           <w:tcPr>
-            <w:tcW w:type="dxa" w:w="1337"/>
+            <w:tcW w:type="dxa" w:w="1170"/>
             <w:shd w:val="clear" w:color="auto" w:fill="F2F2F2"/>
             <w:vAlign w:val="center"/>
           </w:tcPr>
@@ -4626,7 +4695,7 @@
         </w:tc>
         <w:tc>
           <w:tcPr>
-            <w:tcW w:type="dxa" w:w="1337"/>
+            <w:tcW w:type="dxa" w:w="1170"/>
             <w:shd w:val="clear" w:color="auto" w:fill="F2F2F2"/>
             <w:vAlign w:val="center"/>
           </w:tcPr>
@@ -4643,35 +4712,52 @@
         </w:tc>
         <w:tc>
           <w:tcPr>
-            <w:tcW w:type="dxa" w:w="1337"/>
-            <w:shd w:val="clear" w:color="auto" w:fill="F2F2F2"/>
-            <w:vAlign w:val="center"/>
-          </w:tcPr>
-          <w:p>
-            <w:r/>
-            <w:r>
-              <w:rPr>
-                <w:rFonts w:ascii="Arial" w:hAnsi="Arial"/>
-                <w:sz w:val="20"/>
-              </w:rPr>
-              <w:t>ASSUMPTION (scenario parameter) — illustrative severe downturn; not a calibrated regulatory stress parameter.</w:t>
-            </w:r>
-          </w:p>
-        </w:tc>
-        <w:tc>
-          <w:tcPr>
-            <w:tcW w:type="dxa" w:w="1337"/>
-            <w:shd w:val="clear" w:color="auto" w:fill="F2F2F2"/>
-            <w:vAlign w:val="center"/>
-          </w:tcPr>
-          <w:p>
-            <w:r/>
-            <w:r>
-              <w:rPr>
-                <w:rFonts w:ascii="Arial" w:hAnsi="Arial"/>
-                <w:sz w:val="20"/>
-              </w:rPr>
-              <w:t>2026-06-11</w:t>
+            <w:tcW w:type="dxa" w:w="1170"/>
+            <w:shd w:val="clear" w:color="auto" w:fill="F2F2F2"/>
+            <w:vAlign w:val="center"/>
+          </w:tcPr>
+          <w:p>
+            <w:r/>
+            <w:r>
+              <w:rPr>
+                <w:rFonts w:ascii="Arial" w:hAnsi="Arial"/>
+                <w:sz w:val="20"/>
+              </w:rPr>
+              <w:t>GFC-like severe-but-plausible path: deep multi-quarter contraction; unemployment +~3-4pp; house prices ~-20 to -30%.</w:t>
+            </w:r>
+          </w:p>
+        </w:tc>
+        <w:tc>
+          <w:tcPr>
+            <w:tcW w:type="dxa" w:w="1170"/>
+            <w:shd w:val="clear" w:color="auto" w:fill="F2F2F2"/>
+            <w:vAlign w:val="center"/>
+          </w:tcPr>
+          <w:p>
+            <w:r/>
+            <w:r>
+              <w:rPr>
+                <w:rFonts w:ascii="Arial" w:hAnsi="Arial"/>
+                <w:sz w:val="20"/>
+              </w:rPr>
+              <w:t>ASSUMPTION (scenario parameter) — illustrative severe downturn; not a calibrated regulatory stress parameter. No diversification benefit assumed (APG 113 para 92).</w:t>
+            </w:r>
+          </w:p>
+        </w:tc>
+        <w:tc>
+          <w:tcPr>
+            <w:tcW w:type="dxa" w:w="1170"/>
+            <w:shd w:val="clear" w:color="auto" w:fill="F2F2F2"/>
+            <w:vAlign w:val="center"/>
+          </w:tcPr>
+          <w:p>
+            <w:r/>
+            <w:r>
+              <w:rPr>
+                <w:rFonts w:ascii="Arial" w:hAnsi="Arial"/>
+                <w:sz w:val="20"/>
+              </w:rPr>
+              <w:t>2026-06-12</w:t>
             </w:r>
           </w:p>
         </w:tc>
@@ -5437,7 +5523,7 @@
                 <w:rFonts w:ascii="Arial" w:hAnsi="Arial"/>
                 <w:sz w:val="20"/>
               </w:rPr>
-              <w:t>2026-06-11T23:56:03+00:00</w:t>
+              <w:t>2026-06-15T04:40:20+00:00</w:t>
             </w:r>
           </w:p>
         </w:tc>
@@ -5584,7 +5670,7 @@
                 <w:rFonts w:ascii="Arial" w:hAnsi="Arial"/>
                 <w:sz w:val="20"/>
               </w:rPr>
-              <w:t>2026-06-11T23:56:06+00:00</w:t>
+              <w:t>2026-06-15T04:40:23+00:00</w:t>
             </w:r>
           </w:p>
         </w:tc>
@@ -5879,7 +5965,7 @@
                 <w:rFonts w:ascii="Arial" w:hAnsi="Arial"/>
                 <w:sz w:val="20"/>
               </w:rPr>
-              <w:t>2026-06-11T23:56:05+00:00</w:t>
+              <w:t>2026-06-15T04:40:21+00:00</w:t>
             </w:r>
           </w:p>
         </w:tc>
@@ -6029,7 +6115,7 @@
                 <w:rFonts w:ascii="Arial" w:hAnsi="Arial"/>
                 <w:sz w:val="20"/>
               </w:rPr>
-              <w:t>2026-06-11T23:56:04+00:00</w:t>
+              <w:t>2026-06-15T04:40:21+00:00</w:t>
             </w:r>
           </w:p>
         </w:tc>
@@ -6762,7 +6848,7 @@
                 <w:rFonts w:ascii="Arial" w:hAnsi="Arial"/>
                 <w:sz w:val="20"/>
               </w:rPr>
-              <w:t>2026-06-11T23:56:06+00:00</w:t>
+              <w:t>2026-06-15T04:40:22+00:00</w:t>
             </w:r>
           </w:p>
         </w:tc>
@@ -7643,7 +7729,7 @@
                 <w:rFonts w:ascii="Arial" w:hAnsi="Arial"/>
                 <w:sz w:val="20"/>
               </w:rPr>
-              <w:t>2026-06-11T23:56:07+00:00</w:t>
+              <w:t>2026-06-15T04:40:25+00:00</w:t>
             </w:r>
           </w:p>
         </w:tc>
@@ -7793,7 +7879,7 @@
                 <w:rFonts w:ascii="Arial" w:hAnsi="Arial"/>
                 <w:sz w:val="20"/>
               </w:rPr>
-              <w:t>2026-06-11T23:56:08+00:00</w:t>
+              <w:t>2026-06-15T04:40:25+00:00</w:t>
             </w:r>
           </w:p>
         </w:tc>
@@ -7940,7 +8026,7 @@
                 <w:rFonts w:ascii="Arial" w:hAnsi="Arial"/>
                 <w:sz w:val="20"/>
               </w:rPr>
-              <w:t>2026-06-11T23:56:09+00:00</w:t>
+              <w:t>2026-06-15T04:40:26+00:00</w:t>
             </w:r>
           </w:p>
         </w:tc>
@@ -8090,7 +8176,7 @@
                 <w:rFonts w:ascii="Arial" w:hAnsi="Arial"/>
                 <w:sz w:val="20"/>
               </w:rPr>
-              <w:t>2026-06-11T23:56:07+00:00</w:t>
+              <w:t>2026-06-15T04:40:24+00:00</w:t>
             </w:r>
           </w:p>
         </w:tc>
@@ -8107,7 +8193,7 @@
                 <w:rFonts w:ascii="Arial" w:hAnsi="Arial"/>
                 <w:sz w:val="20"/>
               </w:rPr>
-              <w:t>302081</w:t>
+              <w:t>302148</w:t>
             </w:r>
           </w:p>
         </w:tc>
@@ -9574,7 +9660,7 @@
                 <w:rFonts w:ascii="Arial" w:hAnsi="Arial"/>
                 <w:sz w:val="20"/>
               </w:rPr>
-              <w:t>2026-06-12T09:56:11</w:t>
+              <w:t>2026-06-15T14:40:29</w:t>
             </w:r>
           </w:p>
         </w:tc>
@@ -9677,7 +9763,7 @@
                 <w:rFonts w:ascii="Arial" w:hAnsi="Arial"/>
                 <w:sz w:val="20"/>
               </w:rPr>
-              <w:t>2026-06-12T09:56:11</w:t>
+              <w:t>2026-06-15T14:40:29</w:t>
             </w:r>
           </w:p>
         </w:tc>
@@ -9776,7 +9862,7 @@
                 <w:rFonts w:ascii="Arial" w:hAnsi="Arial"/>
                 <w:sz w:val="20"/>
               </w:rPr>
-              <w:t>2026-06-12T09:56:11</w:t>
+              <w:t>2026-06-15T14:40:29</w:t>
             </w:r>
           </w:p>
         </w:tc>
@@ -9879,7 +9965,7 @@
                 <w:rFonts w:ascii="Arial" w:hAnsi="Arial"/>
                 <w:sz w:val="20"/>
               </w:rPr>
-              <w:t>2026-06-12T09:56:11</w:t>
+              <w:t>2026-06-15T14:40:29</w:t>
             </w:r>
           </w:p>
         </w:tc>
@@ -9978,7 +10064,7 @@
                 <w:rFonts w:ascii="Arial" w:hAnsi="Arial"/>
                 <w:sz w:val="20"/>
               </w:rPr>
-              <w:t>2026-06-12T09:56:11</w:t>
+              <w:t>2026-06-15T14:40:29</w:t>
             </w:r>
           </w:p>
         </w:tc>
@@ -10081,7 +10167,7 @@
                 <w:rFonts w:ascii="Arial" w:hAnsi="Arial"/>
                 <w:sz w:val="20"/>
               </w:rPr>
-              <w:t>2026-06-12T09:56:11</w:t>
+              <w:t>2026-06-15T14:40:29</w:t>
             </w:r>
           </w:p>
         </w:tc>
@@ -10180,7 +10266,7 @@
                 <w:rFonts w:ascii="Arial" w:hAnsi="Arial"/>
                 <w:sz w:val="20"/>
               </w:rPr>
-              <w:t>2026-06-12T09:56:11</w:t>
+              <w:t>2026-06-15T14:40:29</w:t>
             </w:r>
           </w:p>
         </w:tc>
@@ -10283,7 +10369,7 @@
                 <w:rFonts w:ascii="Arial" w:hAnsi="Arial"/>
                 <w:sz w:val="20"/>
               </w:rPr>
-              <w:t>2026-06-12T09:56:11</w:t>
+              <w:t>2026-06-15T14:40:29</w:t>
             </w:r>
           </w:p>
         </w:tc>
@@ -10545,7 +10631,7 @@
                 <w:rFonts w:ascii="Arial" w:hAnsi="Arial"/>
                 <w:sz w:val="20"/>
               </w:rPr>
-              <w:t>Scenario multipliers for PD, LGD, and CCF plus property haircuts and scenario notes.</w:t>
+              <w:t>Scenario multipliers for PD, LGD, and CCF plus property haircuts, a per-scenario macro-path note (mild = Basel CRE36.51), and scenario notes (incl. the no-diversification assumption).</w:t>
             </w:r>
           </w:p>
         </w:tc>
@@ -11062,7 +11148,7 @@
                 <w:rFonts w:ascii="Arial" w:hAnsi="Arial"/>
                 <w:sz w:val="20"/>
               </w:rPr>
-              <w:t>2026-06-12</w:t>
+              <w:t>2026-06-15</w:t>
             </w:r>
           </w:p>
         </w:tc>
@@ -11225,7 +11311,7 @@
                 <w:rFonts w:ascii="Arial" w:hAnsi="Arial"/>
                 <w:sz w:val="20"/>
               </w:rPr>
-              <w:t>2026-06-12</w:t>
+              <w:t>2026-06-15</w:t>
             </w:r>
           </w:p>
         </w:tc>
@@ -11396,7 +11482,7 @@
                 <w:rFonts w:ascii="Arial" w:hAnsi="Arial"/>
                 <w:sz w:val="20"/>
               </w:rPr>
-              <w:t>2026-06-12</w:t>
+              <w:t>2026-06-15</w:t>
             </w:r>
           </w:p>
         </w:tc>
@@ -11559,7 +11645,7 @@
                 <w:rFonts w:ascii="Arial" w:hAnsi="Arial"/>
                 <w:sz w:val="20"/>
               </w:rPr>
-              <w:t>2026-06-12</w:t>
+              <w:t>2026-06-15</w:t>
             </w:r>
           </w:p>
         </w:tc>
@@ -11730,7 +11816,7 @@
                 <w:rFonts w:ascii="Arial" w:hAnsi="Arial"/>
                 <w:sz w:val="20"/>
               </w:rPr>
-              <w:t>2026-06-12</w:t>
+              <w:t>2026-06-15</w:t>
             </w:r>
           </w:p>
         </w:tc>
@@ -11893,7 +11979,7 @@
                 <w:rFonts w:ascii="Arial" w:hAnsi="Arial"/>
                 <w:sz w:val="20"/>
               </w:rPr>
-              <w:t>2026-06-12</w:t>
+              <w:t>2026-06-15</w:t>
             </w:r>
           </w:p>
         </w:tc>
@@ -12064,7 +12150,7 @@
                 <w:rFonts w:ascii="Arial" w:hAnsi="Arial"/>
                 <w:sz w:val="20"/>
               </w:rPr>
-              <w:t>2026-06-12</w:t>
+              <w:t>2026-06-15</w:t>
             </w:r>
           </w:p>
         </w:tc>
@@ -12227,7 +12313,7 @@
                 <w:rFonts w:ascii="Arial" w:hAnsi="Arial"/>
                 <w:sz w:val="20"/>
               </w:rPr>
-              <w:t>2026-06-12</w:t>
+              <w:t>2026-06-15</w:t>
             </w:r>
           </w:p>
         </w:tc>
@@ -12398,7 +12484,7 @@
                 <w:rFonts w:ascii="Arial" w:hAnsi="Arial"/>
                 <w:sz w:val="20"/>
               </w:rPr>
-              <w:t>2026-06-12</w:t>
+              <w:t>2026-06-15</w:t>
             </w:r>
           </w:p>
         </w:tc>
@@ -12561,7 +12647,7 @@
                 <w:rFonts w:ascii="Arial" w:hAnsi="Arial"/>
                 <w:sz w:val="20"/>
               </w:rPr>
-              <w:t>2026-06-12</w:t>
+              <w:t>2026-06-15</w:t>
             </w:r>
           </w:p>
         </w:tc>
@@ -12732,7 +12818,7 @@
                 <w:rFonts w:ascii="Arial" w:hAnsi="Arial"/>
                 <w:sz w:val="20"/>
               </w:rPr>
-              <w:t>2026-06-12</w:t>
+              <w:t>2026-06-15</w:t>
             </w:r>
           </w:p>
         </w:tc>
@@ -12895,7 +12981,7 @@
                 <w:rFonts w:ascii="Arial" w:hAnsi="Arial"/>
                 <w:sz w:val="20"/>
               </w:rPr>
-              <w:t>2026-06-12</w:t>
+              <w:t>2026-06-15</w:t>
             </w:r>
           </w:p>
         </w:tc>
@@ -13066,7 +13152,7 @@
                 <w:rFonts w:ascii="Arial" w:hAnsi="Arial"/>
                 <w:sz w:val="20"/>
               </w:rPr>
-              <w:t>2026-06-12</w:t>
+              <w:t>2026-06-15</w:t>
             </w:r>
           </w:p>
         </w:tc>
@@ -13229,7 +13315,7 @@
                 <w:rFonts w:ascii="Arial" w:hAnsi="Arial"/>
                 <w:sz w:val="20"/>
               </w:rPr>
-              <w:t>2026-06-12</w:t>
+              <w:t>2026-06-15</w:t>
             </w:r>
           </w:p>
         </w:tc>
@@ -13400,7 +13486,7 @@
                 <w:rFonts w:ascii="Arial" w:hAnsi="Arial"/>
                 <w:sz w:val="20"/>
               </w:rPr>
-              <w:t>2026-06-12</w:t>
+              <w:t>2026-06-15</w:t>
             </w:r>
           </w:p>
         </w:tc>
@@ -13563,7 +13649,7 @@
                 <w:rFonts w:ascii="Arial" w:hAnsi="Arial"/>
                 <w:sz w:val="20"/>
               </w:rPr>
-              <w:t>2026-06-12</w:t>
+              <w:t>2026-06-15</w:t>
             </w:r>
           </w:p>
         </w:tc>
@@ -13734,7 +13820,7 @@
                 <w:rFonts w:ascii="Arial" w:hAnsi="Arial"/>
                 <w:sz w:val="20"/>
               </w:rPr>
-              <w:t>2026-06-12</w:t>
+              <w:t>2026-06-15</w:t>
             </w:r>
           </w:p>
         </w:tc>
@@ -13897,7 +13983,7 @@
                 <w:rFonts w:ascii="Arial" w:hAnsi="Arial"/>
                 <w:sz w:val="20"/>
               </w:rPr>
-              <w:t>2026-06-12</w:t>
+              <w:t>2026-06-15</w:t>
             </w:r>
           </w:p>
         </w:tc>
@@ -14292,7 +14378,7 @@
                 <w:rFonts w:ascii="Arial" w:hAnsi="Arial"/>
                 <w:sz w:val="20"/>
               </w:rPr>
-              <w:t>2026-06-12</w:t>
+              <w:t>2026-06-15</w:t>
             </w:r>
           </w:p>
         </w:tc>
@@ -14455,7 +14541,7 @@
                 <w:rFonts w:ascii="Arial" w:hAnsi="Arial"/>
                 <w:sz w:val="20"/>
               </w:rPr>
-              <w:t>2026-06-12</w:t>
+              <w:t>2026-06-15</w:t>
             </w:r>
           </w:p>
         </w:tc>
@@ -14626,7 +14712,7 @@
                 <w:rFonts w:ascii="Arial" w:hAnsi="Arial"/>
                 <w:sz w:val="20"/>
               </w:rPr>
-              <w:t>2026-06-12</w:t>
+              <w:t>2026-06-15</w:t>
             </w:r>
           </w:p>
         </w:tc>
@@ -14789,7 +14875,7 @@
                 <w:rFonts w:ascii="Arial" w:hAnsi="Arial"/>
                 <w:sz w:val="20"/>
               </w:rPr>
-              <w:t>2026-06-12</w:t>
+              <w:t>2026-06-15</w:t>
             </w:r>
           </w:p>
         </w:tc>
@@ -14960,7 +15046,7 @@
                 <w:rFonts w:ascii="Arial" w:hAnsi="Arial"/>
                 <w:sz w:val="20"/>
               </w:rPr>
-              <w:t>2026-06-12</w:t>
+              <w:t>2026-06-15</w:t>
             </w:r>
           </w:p>
         </w:tc>
@@ -15130,18 +15216,19 @@
         <w:tblLook w:firstColumn="1" w:firstRow="1" w:lastColumn="0" w:lastRow="0" w:noHBand="0" w:noVBand="1" w:val="04A0"/>
       </w:tblPr>
       <w:tblGrid>
-        <w:gridCol w:w="1337"/>
-        <w:gridCol w:w="1337"/>
-        <w:gridCol w:w="1337"/>
-        <w:gridCol w:w="1337"/>
-        <w:gridCol w:w="1337"/>
-        <w:gridCol w:w="1337"/>
-        <w:gridCol w:w="1337"/>
+        <w:gridCol w:w="1170"/>
+        <w:gridCol w:w="1170"/>
+        <w:gridCol w:w="1170"/>
+        <w:gridCol w:w="1170"/>
+        <w:gridCol w:w="1170"/>
+        <w:gridCol w:w="1170"/>
+        <w:gridCol w:w="1170"/>
+        <w:gridCol w:w="1170"/>
       </w:tblGrid>
       <w:tr>
         <w:tc>
           <w:tcPr>
-            <w:tcW w:type="dxa" w:w="1337"/>
+            <w:tcW w:type="dxa" w:w="1170"/>
             <w:shd w:val="clear" w:color="auto" w:fill="1F4E79"/>
             <w:vAlign w:val="center"/>
           </w:tcPr>
@@ -15160,7 +15247,7 @@
         </w:tc>
         <w:tc>
           <w:tcPr>
-            <w:tcW w:type="dxa" w:w="1337"/>
+            <w:tcW w:type="dxa" w:w="1170"/>
             <w:shd w:val="clear" w:color="auto" w:fill="1F4E79"/>
             <w:vAlign w:val="center"/>
           </w:tcPr>
@@ -15179,7 +15266,7 @@
         </w:tc>
         <w:tc>
           <w:tcPr>
-            <w:tcW w:type="dxa" w:w="1337"/>
+            <w:tcW w:type="dxa" w:w="1170"/>
             <w:shd w:val="clear" w:color="auto" w:fill="1F4E79"/>
             <w:vAlign w:val="center"/>
           </w:tcPr>
@@ -15198,7 +15285,7 @@
         </w:tc>
         <w:tc>
           <w:tcPr>
-            <w:tcW w:type="dxa" w:w="1337"/>
+            <w:tcW w:type="dxa" w:w="1170"/>
             <w:shd w:val="clear" w:color="auto" w:fill="1F4E79"/>
             <w:vAlign w:val="center"/>
           </w:tcPr>
@@ -15217,7 +15304,7 @@
         </w:tc>
         <w:tc>
           <w:tcPr>
-            <w:tcW w:type="dxa" w:w="1337"/>
+            <w:tcW w:type="dxa" w:w="1170"/>
             <w:shd w:val="clear" w:color="auto" w:fill="1F4E79"/>
             <w:vAlign w:val="center"/>
           </w:tcPr>
@@ -15236,7 +15323,7 @@
         </w:tc>
         <w:tc>
           <w:tcPr>
-            <w:tcW w:type="dxa" w:w="1337"/>
+            <w:tcW w:type="dxa" w:w="1170"/>
             <w:shd w:val="clear" w:color="auto" w:fill="1F4E79"/>
             <w:vAlign w:val="center"/>
           </w:tcPr>
@@ -15255,7 +15342,7 @@
         </w:tc>
         <w:tc>
           <w:tcPr>
-            <w:tcW w:type="dxa" w:w="1337"/>
+            <w:tcW w:type="dxa" w:w="1170"/>
             <w:shd w:val="clear" w:color="auto" w:fill="1F4E79"/>
             <w:vAlign w:val="center"/>
           </w:tcPr>
@@ -15268,6 +15355,25 @@
                 <w:color w:val="FFFFFF"/>
                 <w:sz w:val="20"/>
               </w:rPr>
+              <w:t>macro_path</w:t>
+            </w:r>
+          </w:p>
+        </w:tc>
+        <w:tc>
+          <w:tcPr>
+            <w:tcW w:type="dxa" w:w="1170"/>
+            <w:shd w:val="clear" w:color="auto" w:fill="1F4E79"/>
+            <w:vAlign w:val="center"/>
+          </w:tcPr>
+          <w:p>
+            <w:r/>
+            <w:r>
+              <w:rPr>
+                <w:rFonts w:ascii="Arial" w:hAnsi="Arial"/>
+                <w:b/>
+                <w:color w:val="FFFFFF"/>
+                <w:sz w:val="20"/>
+              </w:rPr>
               <w:t>notes</w:t>
             </w:r>
           </w:p>
@@ -15276,23 +15382,23 @@
       <w:tr>
         <w:tc>
           <w:tcPr>
-            <w:tcW w:type="dxa" w:w="1337"/>
-            <w:vAlign w:val="center"/>
-          </w:tcPr>
-          <w:p>
-            <w:r/>
-            <w:r>
-              <w:rPr>
-                <w:rFonts w:ascii="Arial" w:hAnsi="Arial"/>
-                <w:sz w:val="20"/>
-              </w:rPr>
-              <w:t>2026-06-11</w:t>
-            </w:r>
-          </w:p>
-        </w:tc>
-        <w:tc>
-          <w:tcPr>
-            <w:tcW w:type="dxa" w:w="1337"/>
+            <w:tcW w:type="dxa" w:w="1170"/>
+            <w:vAlign w:val="center"/>
+          </w:tcPr>
+          <w:p>
+            <w:r/>
+            <w:r>
+              <w:rPr>
+                <w:rFonts w:ascii="Arial" w:hAnsi="Arial"/>
+                <w:sz w:val="20"/>
+              </w:rPr>
+              <w:t>2026-06-12</w:t>
+            </w:r>
+          </w:p>
+        </w:tc>
+        <w:tc>
+          <w:tcPr>
+            <w:tcW w:type="dxa" w:w="1170"/>
             <w:vAlign w:val="center"/>
           </w:tcPr>
           <w:p>
@@ -15308,7 +15414,7 @@
         </w:tc>
         <w:tc>
           <w:tcPr>
-            <w:tcW w:type="dxa" w:w="1337"/>
+            <w:tcW w:type="dxa" w:w="1170"/>
             <w:vAlign w:val="center"/>
           </w:tcPr>
           <w:p>
@@ -15324,7 +15430,7 @@
         </w:tc>
         <w:tc>
           <w:tcPr>
-            <w:tcW w:type="dxa" w:w="1337"/>
+            <w:tcW w:type="dxa" w:w="1170"/>
             <w:vAlign w:val="center"/>
           </w:tcPr>
           <w:p>
@@ -15340,7 +15446,7 @@
         </w:tc>
         <w:tc>
           <w:tcPr>
-            <w:tcW w:type="dxa" w:w="1337"/>
+            <w:tcW w:type="dxa" w:w="1170"/>
             <w:vAlign w:val="center"/>
           </w:tcPr>
           <w:p>
@@ -15356,7 +15462,7 @@
         </w:tc>
         <w:tc>
           <w:tcPr>
-            <w:tcW w:type="dxa" w:w="1337"/>
+            <w:tcW w:type="dxa" w:w="1170"/>
             <w:vAlign w:val="center"/>
           </w:tcPr>
           <w:p>
@@ -15372,17 +15478,33 @@
         </w:tc>
         <w:tc>
           <w:tcPr>
-            <w:tcW w:type="dxa" w:w="1337"/>
-            <w:vAlign w:val="center"/>
-          </w:tcPr>
-          <w:p>
-            <w:r/>
-            <w:r>
-              <w:rPr>
-                <w:rFonts w:ascii="Arial" w:hAnsi="Arial"/>
-                <w:sz w:val="20"/>
-              </w:rPr>
-              <w:t>Current environment (base scenario). Anchored to a low / improving arrears backdrop (qualitative assumption from RBA FSR) and an average property-cycle softness score of 2.73 (real, ABS building approvals).</w:t>
+            <w:tcW w:type="dxa" w:w="1170"/>
+            <w:vAlign w:val="center"/>
+          </w:tcPr>
+          <w:p>
+            <w:r/>
+            <w:r>
+              <w:rPr>
+                <w:rFonts w:ascii="Arial" w:hAnsi="Arial"/>
+                <w:sz w:val="20"/>
+              </w:rPr>
+              <w:t>Current environment, no recession overlay: GDP growth around trend, unemployment broadly stable, house prices at latest observed levels.</w:t>
+            </w:r>
+          </w:p>
+        </w:tc>
+        <w:tc>
+          <w:tcPr>
+            <w:tcW w:type="dxa" w:w="1170"/>
+            <w:vAlign w:val="center"/>
+          </w:tcPr>
+          <w:p>
+            <w:r/>
+            <w:r>
+              <w:rPr>
+                <w:rFonts w:ascii="Arial" w:hAnsi="Arial"/>
+                <w:sz w:val="20"/>
+              </w:rPr>
+              <w:t>Current environment (base scenario). Anchored to a low / improving arrears backdrop (qualitative assumption from RBA FSR) and an average property-cycle softness score of 2.73 (real, ABS building approvals). No diversification benefit assumed (APG 113 para 92).</w:t>
             </w:r>
           </w:p>
         </w:tc>
@@ -15390,24 +15512,24 @@
       <w:tr>
         <w:tc>
           <w:tcPr>
-            <w:tcW w:type="dxa" w:w="1337"/>
-            <w:shd w:val="clear" w:color="auto" w:fill="F2F2F2"/>
-            <w:vAlign w:val="center"/>
-          </w:tcPr>
-          <w:p>
-            <w:r/>
-            <w:r>
-              <w:rPr>
-                <w:rFonts w:ascii="Arial" w:hAnsi="Arial"/>
-                <w:sz w:val="20"/>
-              </w:rPr>
-              <w:t>2026-06-11</w:t>
-            </w:r>
-          </w:p>
-        </w:tc>
-        <w:tc>
-          <w:tcPr>
-            <w:tcW w:type="dxa" w:w="1337"/>
+            <w:tcW w:type="dxa" w:w="1170"/>
+            <w:shd w:val="clear" w:color="auto" w:fill="F2F2F2"/>
+            <w:vAlign w:val="center"/>
+          </w:tcPr>
+          <w:p>
+            <w:r/>
+            <w:r>
+              <w:rPr>
+                <w:rFonts w:ascii="Arial" w:hAnsi="Arial"/>
+                <w:sz w:val="20"/>
+              </w:rPr>
+              <w:t>2026-06-12</w:t>
+            </w:r>
+          </w:p>
+        </w:tc>
+        <w:tc>
+          <w:tcPr>
+            <w:tcW w:type="dxa" w:w="1170"/>
             <w:shd w:val="clear" w:color="auto" w:fill="F2F2F2"/>
             <w:vAlign w:val="center"/>
           </w:tcPr>
@@ -15424,7 +15546,7 @@
         </w:tc>
         <w:tc>
           <w:tcPr>
-            <w:tcW w:type="dxa" w:w="1337"/>
+            <w:tcW w:type="dxa" w:w="1170"/>
             <w:shd w:val="clear" w:color="auto" w:fill="F2F2F2"/>
             <w:vAlign w:val="center"/>
           </w:tcPr>
@@ -15441,7 +15563,7 @@
         </w:tc>
         <w:tc>
           <w:tcPr>
-            <w:tcW w:type="dxa" w:w="1337"/>
+            <w:tcW w:type="dxa" w:w="1170"/>
             <w:shd w:val="clear" w:color="auto" w:fill="F2F2F2"/>
             <w:vAlign w:val="center"/>
           </w:tcPr>
@@ -15458,7 +15580,7 @@
         </w:tc>
         <w:tc>
           <w:tcPr>
-            <w:tcW w:type="dxa" w:w="1337"/>
+            <w:tcW w:type="dxa" w:w="1170"/>
             <w:shd w:val="clear" w:color="auto" w:fill="F2F2F2"/>
             <w:vAlign w:val="center"/>
           </w:tcPr>
@@ -15475,7 +15597,7 @@
         </w:tc>
         <w:tc>
           <w:tcPr>
-            <w:tcW w:type="dxa" w:w="1337"/>
+            <w:tcW w:type="dxa" w:w="1170"/>
             <w:shd w:val="clear" w:color="auto" w:fill="F2F2F2"/>
             <w:vAlign w:val="center"/>
           </w:tcPr>
@@ -15492,18 +15614,35 @@
         </w:tc>
         <w:tc>
           <w:tcPr>
-            <w:tcW w:type="dxa" w:w="1337"/>
-            <w:shd w:val="clear" w:color="auto" w:fill="F2F2F2"/>
-            <w:vAlign w:val="center"/>
-          </w:tcPr>
-          <w:p>
-            <w:r/>
-            <w:r>
-              <w:rPr>
-                <w:rFonts w:ascii="Arial" w:hAnsi="Arial"/>
-                <w:sz w:val="20"/>
-              </w:rPr>
-              <w:t>ASSUMPTION (scenario parameter) — illustrative mild downturn for conservative portfolio calibration.</w:t>
+            <w:tcW w:type="dxa" w:w="1170"/>
+            <w:shd w:val="clear" w:color="auto" w:fill="F2F2F2"/>
+            <w:vAlign w:val="center"/>
+          </w:tcPr>
+          <w:p>
+            <w:r/>
+            <w:r>
+              <w:rPr>
+                <w:rFonts w:ascii="Arial" w:hAnsi="Arial"/>
+                <w:sz w:val="20"/>
+              </w:rPr>
+              <w:t>Basel CRE36.51 mandatory minimum — two consecutive quarters of zero GDP growth; unemployment +~1.0-1.5pp; house prices ~-5 to -10%.</w:t>
+            </w:r>
+          </w:p>
+        </w:tc>
+        <w:tc>
+          <w:tcPr>
+            <w:tcW w:type="dxa" w:w="1170"/>
+            <w:shd w:val="clear" w:color="auto" w:fill="F2F2F2"/>
+            <w:vAlign w:val="center"/>
+          </w:tcPr>
+          <w:p>
+            <w:r/>
+            <w:r>
+              <w:rPr>
+                <w:rFonts w:ascii="Arial" w:hAnsi="Arial"/>
+                <w:sz w:val="20"/>
+              </w:rPr>
+              <w:t>ASSUMPTION (scenario parameter) — mild recession = Basel CRE36.51 two-quarters-zero-growth minimum, for conservative portfolio calibration. No diversification benefit assumed (APG 113 para 92).</w:t>
             </w:r>
           </w:p>
         </w:tc>
@@ -15511,23 +15650,23 @@
       <w:tr>
         <w:tc>
           <w:tcPr>
-            <w:tcW w:type="dxa" w:w="1337"/>
-            <w:vAlign w:val="center"/>
-          </w:tcPr>
-          <w:p>
-            <w:r/>
-            <w:r>
-              <w:rPr>
-                <w:rFonts w:ascii="Arial" w:hAnsi="Arial"/>
-                <w:sz w:val="20"/>
-              </w:rPr>
-              <w:t>2026-06-11</w:t>
-            </w:r>
-          </w:p>
-        </w:tc>
-        <w:tc>
-          <w:tcPr>
-            <w:tcW w:type="dxa" w:w="1337"/>
+            <w:tcW w:type="dxa" w:w="1170"/>
+            <w:vAlign w:val="center"/>
+          </w:tcPr>
+          <w:p>
+            <w:r/>
+            <w:r>
+              <w:rPr>
+                <w:rFonts w:ascii="Arial" w:hAnsi="Arial"/>
+                <w:sz w:val="20"/>
+              </w:rPr>
+              <w:t>2026-06-12</w:t>
+            </w:r>
+          </w:p>
+        </w:tc>
+        <w:tc>
+          <w:tcPr>
+            <w:tcW w:type="dxa" w:w="1170"/>
             <w:vAlign w:val="center"/>
           </w:tcPr>
           <w:p>
@@ -15543,7 +15682,7 @@
         </w:tc>
         <w:tc>
           <w:tcPr>
-            <w:tcW w:type="dxa" w:w="1337"/>
+            <w:tcW w:type="dxa" w:w="1170"/>
             <w:vAlign w:val="center"/>
           </w:tcPr>
           <w:p>
@@ -15559,7 +15698,7 @@
         </w:tc>
         <w:tc>
           <w:tcPr>
-            <w:tcW w:type="dxa" w:w="1337"/>
+            <w:tcW w:type="dxa" w:w="1170"/>
             <w:vAlign w:val="center"/>
           </w:tcPr>
           <w:p>
@@ -15575,7 +15714,7 @@
         </w:tc>
         <w:tc>
           <w:tcPr>
-            <w:tcW w:type="dxa" w:w="1337"/>
+            <w:tcW w:type="dxa" w:w="1170"/>
             <w:vAlign w:val="center"/>
           </w:tcPr>
           <w:p>
@@ -15591,7 +15730,7 @@
         </w:tc>
         <w:tc>
           <w:tcPr>
-            <w:tcW w:type="dxa" w:w="1337"/>
+            <w:tcW w:type="dxa" w:w="1170"/>
             <w:vAlign w:val="center"/>
           </w:tcPr>
           <w:p>
@@ -15607,17 +15746,33 @@
         </w:tc>
         <w:tc>
           <w:tcPr>
-            <w:tcW w:type="dxa" w:w="1337"/>
-            <w:vAlign w:val="center"/>
-          </w:tcPr>
-          <w:p>
-            <w:r/>
-            <w:r>
-              <w:rPr>
-                <w:rFonts w:ascii="Arial" w:hAnsi="Arial"/>
-                <w:sz w:val="20"/>
-              </w:rPr>
-              <w:t>ASSUMPTION (scenario parameter) — illustrative moderate downturn for stressed pricing and EL scenario analysis.</w:t>
+            <w:tcW w:type="dxa" w:w="1170"/>
+            <w:vAlign w:val="center"/>
+          </w:tcPr>
+          <w:p>
+            <w:r/>
+            <w:r>
+              <w:rPr>
+                <w:rFonts w:ascii="Arial" w:hAnsi="Arial"/>
+                <w:sz w:val="20"/>
+              </w:rPr>
+              <w:t>Deeper recession: multi-quarter contraction; unemployment +~2-3pp; house prices ~-10 to -15%.</w:t>
+            </w:r>
+          </w:p>
+        </w:tc>
+        <w:tc>
+          <w:tcPr>
+            <w:tcW w:type="dxa" w:w="1170"/>
+            <w:vAlign w:val="center"/>
+          </w:tcPr>
+          <w:p>
+            <w:r/>
+            <w:r>
+              <w:rPr>
+                <w:rFonts w:ascii="Arial" w:hAnsi="Arial"/>
+                <w:sz w:val="20"/>
+              </w:rPr>
+              <w:t>ASSUMPTION (scenario parameter) — illustrative moderate downturn for stressed pricing and EL scenario analysis. No diversification benefit assumed (APG 113 para 92).</w:t>
             </w:r>
           </w:p>
         </w:tc>
@@ -15625,24 +15780,24 @@
       <w:tr>
         <w:tc>
           <w:tcPr>
-            <w:tcW w:type="dxa" w:w="1337"/>
-            <w:shd w:val="clear" w:color="auto" w:fill="F2F2F2"/>
-            <w:vAlign w:val="center"/>
-          </w:tcPr>
-          <w:p>
-            <w:r/>
-            <w:r>
-              <w:rPr>
-                <w:rFonts w:ascii="Arial" w:hAnsi="Arial"/>
-                <w:sz w:val="20"/>
-              </w:rPr>
-              <w:t>2026-06-11</w:t>
-            </w:r>
-          </w:p>
-        </w:tc>
-        <w:tc>
-          <w:tcPr>
-            <w:tcW w:type="dxa" w:w="1337"/>
+            <w:tcW w:type="dxa" w:w="1170"/>
+            <w:shd w:val="clear" w:color="auto" w:fill="F2F2F2"/>
+            <w:vAlign w:val="center"/>
+          </w:tcPr>
+          <w:p>
+            <w:r/>
+            <w:r>
+              <w:rPr>
+                <w:rFonts w:ascii="Arial" w:hAnsi="Arial"/>
+                <w:sz w:val="20"/>
+              </w:rPr>
+              <w:t>2026-06-12</w:t>
+            </w:r>
+          </w:p>
+        </w:tc>
+        <w:tc>
+          <w:tcPr>
+            <w:tcW w:type="dxa" w:w="1170"/>
             <w:shd w:val="clear" w:color="auto" w:fill="F2F2F2"/>
             <w:vAlign w:val="center"/>
           </w:tcPr>
@@ -15659,7 +15814,7 @@
         </w:tc>
         <w:tc>
           <w:tcPr>
-            <w:tcW w:type="dxa" w:w="1337"/>
+            <w:tcW w:type="dxa" w:w="1170"/>
             <w:shd w:val="clear" w:color="auto" w:fill="F2F2F2"/>
             <w:vAlign w:val="center"/>
           </w:tcPr>
@@ -15676,7 +15831,7 @@
         </w:tc>
         <w:tc>
           <w:tcPr>
-            <w:tcW w:type="dxa" w:w="1337"/>
+            <w:tcW w:type="dxa" w:w="1170"/>
             <w:shd w:val="clear" w:color="auto" w:fill="F2F2F2"/>
             <w:vAlign w:val="center"/>
           </w:tcPr>
@@ -15693,7 +15848,7 @@
         </w:tc>
         <w:tc>
           <w:tcPr>
-            <w:tcW w:type="dxa" w:w="1337"/>
+            <w:tcW w:type="dxa" w:w="1170"/>
             <w:shd w:val="clear" w:color="auto" w:fill="F2F2F2"/>
             <w:vAlign w:val="center"/>
           </w:tcPr>
@@ -15710,7 +15865,7 @@
         </w:tc>
         <w:tc>
           <w:tcPr>
-            <w:tcW w:type="dxa" w:w="1337"/>
+            <w:tcW w:type="dxa" w:w="1170"/>
             <w:shd w:val="clear" w:color="auto" w:fill="F2F2F2"/>
             <w:vAlign w:val="center"/>
           </w:tcPr>
@@ -15727,18 +15882,35 @@
         </w:tc>
         <w:tc>
           <w:tcPr>
-            <w:tcW w:type="dxa" w:w="1337"/>
-            <w:shd w:val="clear" w:color="auto" w:fill="F2F2F2"/>
-            <w:vAlign w:val="center"/>
-          </w:tcPr>
-          <w:p>
-            <w:r/>
-            <w:r>
-              <w:rPr>
-                <w:rFonts w:ascii="Arial" w:hAnsi="Arial"/>
-                <w:sz w:val="20"/>
-              </w:rPr>
-              <w:t>ASSUMPTION (scenario parameter) — illustrative severe downturn; not a calibrated regulatory stress parameter.</w:t>
+            <w:tcW w:type="dxa" w:w="1170"/>
+            <w:shd w:val="clear" w:color="auto" w:fill="F2F2F2"/>
+            <w:vAlign w:val="center"/>
+          </w:tcPr>
+          <w:p>
+            <w:r/>
+            <w:r>
+              <w:rPr>
+                <w:rFonts w:ascii="Arial" w:hAnsi="Arial"/>
+                <w:sz w:val="20"/>
+              </w:rPr>
+              <w:t>GFC-like severe-but-plausible path: deep multi-quarter contraction; unemployment +~3-4pp; house prices ~-20 to -30%.</w:t>
+            </w:r>
+          </w:p>
+        </w:tc>
+        <w:tc>
+          <w:tcPr>
+            <w:tcW w:type="dxa" w:w="1170"/>
+            <w:shd w:val="clear" w:color="auto" w:fill="F2F2F2"/>
+            <w:vAlign w:val="center"/>
+          </w:tcPr>
+          <w:p>
+            <w:r/>
+            <w:r>
+              <w:rPr>
+                <w:rFonts w:ascii="Arial" w:hAnsi="Arial"/>
+                <w:sz w:val="20"/>
+              </w:rPr>
+              <w:t>ASSUMPTION (scenario parameter) — illustrative severe downturn; not a calibrated regulatory stress parameter. No diversification benefit assumed (APG 113 para 92).</w:t>
             </w:r>
           </w:p>
         </w:tc>
@@ -15900,7 +16072,7 @@
                 <w:rFonts w:ascii="Arial" w:hAnsi="Arial"/>
                 <w:sz w:val="20"/>
               </w:rPr>
-              <w:t>2026-06-11</w:t>
+              <w:t>2026-06-12</w:t>
             </w:r>
           </w:p>
         </w:tc>
@@ -16222,7 +16394,7 @@
                 <w:rFonts w:ascii="Arial" w:hAnsi="Arial"/>
                 <w:sz w:val="20"/>
               </w:rPr>
-              <w:t>2026-06-12</w:t>
+              <w:t>2026-06-15</w:t>
             </w:r>
           </w:p>
         </w:tc>
@@ -16384,7 +16556,7 @@
                 <w:rFonts w:ascii="Arial" w:hAnsi="Arial"/>
                 <w:sz w:val="20"/>
               </w:rPr>
-              <w:t>2026-06-12</w:t>
+              <w:t>2026-06-15</w:t>
             </w:r>
           </w:p>
         </w:tc>
@@ -16555,7 +16727,7 @@
                 <w:rFonts w:ascii="Arial" w:hAnsi="Arial"/>
                 <w:sz w:val="20"/>
               </w:rPr>
-              <w:t>2026-06-12</w:t>
+              <w:t>2026-06-15</w:t>
             </w:r>
           </w:p>
         </w:tc>
@@ -16718,7 +16890,7 @@
                 <w:rFonts w:ascii="Arial" w:hAnsi="Arial"/>
                 <w:sz w:val="20"/>
               </w:rPr>
-              <w:t>2026-06-12</w:t>
+              <w:t>2026-06-15</w:t>
             </w:r>
           </w:p>
         </w:tc>
@@ -16889,7 +17061,7 @@
                 <w:rFonts w:ascii="Arial" w:hAnsi="Arial"/>
                 <w:sz w:val="20"/>
               </w:rPr>
-              <w:t>2026-06-12</w:t>
+              <w:t>2026-06-15</w:t>
             </w:r>
           </w:p>
         </w:tc>
@@ -17052,7 +17224,7 @@
                 <w:rFonts w:ascii="Arial" w:hAnsi="Arial"/>
                 <w:sz w:val="20"/>
               </w:rPr>
-              <w:t>2026-06-12</w:t>
+              <w:t>2026-06-15</w:t>
             </w:r>
           </w:p>
         </w:tc>
@@ -17223,7 +17395,7 @@
                 <w:rFonts w:ascii="Arial" w:hAnsi="Arial"/>
                 <w:sz w:val="20"/>
               </w:rPr>
-              <w:t>2026-06-12</w:t>
+              <w:t>2026-06-15</w:t>
             </w:r>
           </w:p>
         </w:tc>
@@ -17386,7 +17558,7 @@
                 <w:rFonts w:ascii="Arial" w:hAnsi="Arial"/>
                 <w:sz w:val="20"/>
               </w:rPr>
-              <w:t>2026-06-12</w:t>
+              <w:t>2026-06-15</w:t>
             </w:r>
           </w:p>
         </w:tc>
@@ -17557,7 +17729,7 @@
                 <w:rFonts w:ascii="Arial" w:hAnsi="Arial"/>
                 <w:sz w:val="20"/>
               </w:rPr>
-              <w:t>2026-06-12</w:t>
+              <w:t>2026-06-15</w:t>
             </w:r>
           </w:p>
         </w:tc>
@@ -17720,7 +17892,7 @@
                 <w:rFonts w:ascii="Arial" w:hAnsi="Arial"/>
                 <w:sz w:val="20"/>
               </w:rPr>
-              <w:t>2026-06-12</w:t>
+              <w:t>2026-06-15</w:t>
             </w:r>
           </w:p>
         </w:tc>
@@ -17891,7 +18063,7 @@
                 <w:rFonts w:ascii="Arial" w:hAnsi="Arial"/>
                 <w:sz w:val="20"/>
               </w:rPr>
-              <w:t>2026-06-12</w:t>
+              <w:t>2026-06-15</w:t>
             </w:r>
           </w:p>
         </w:tc>
@@ -18054,7 +18226,7 @@
                 <w:rFonts w:ascii="Arial" w:hAnsi="Arial"/>
                 <w:sz w:val="20"/>
               </w:rPr>
-              <w:t>2026-06-12</w:t>
+              <w:t>2026-06-15</w:t>
             </w:r>
           </w:p>
         </w:tc>
@@ -18225,7 +18397,7 @@
                 <w:rFonts w:ascii="Arial" w:hAnsi="Arial"/>
                 <w:sz w:val="20"/>
               </w:rPr>
-              <w:t>2026-06-12</w:t>
+              <w:t>2026-06-15</w:t>
             </w:r>
           </w:p>
         </w:tc>
@@ -18388,7 +18560,7 @@
                 <w:rFonts w:ascii="Arial" w:hAnsi="Arial"/>
                 <w:sz w:val="20"/>
               </w:rPr>
-              <w:t>2026-06-12</w:t>
+              <w:t>2026-06-15</w:t>
             </w:r>
           </w:p>
         </w:tc>
@@ -18558,7 +18730,7 @@
                 <w:rFonts w:ascii="Arial" w:hAnsi="Arial"/>
                 <w:sz w:val="20"/>
               </w:rPr>
-              <w:t>2026-06-12</w:t>
+              <w:t>2026-06-15</w:t>
             </w:r>
           </w:p>
         </w:tc>
@@ -18720,7 +18892,7 @@
                 <w:rFonts w:ascii="Arial" w:hAnsi="Arial"/>
                 <w:sz w:val="20"/>
               </w:rPr>
-              <w:t>2026-06-12</w:t>
+              <w:t>2026-06-15</w:t>
             </w:r>
           </w:p>
         </w:tc>
@@ -18890,7 +19062,7 @@
                 <w:rFonts w:ascii="Arial" w:hAnsi="Arial"/>
                 <w:sz w:val="20"/>
               </w:rPr>
-              <w:t>2026-06-12</w:t>
+              <w:t>2026-06-15</w:t>
             </w:r>
           </w:p>
         </w:tc>
@@ -19053,7 +19225,7 @@
                 <w:rFonts w:ascii="Arial" w:hAnsi="Arial"/>
                 <w:sz w:val="20"/>
               </w:rPr>
-              <w:t>2026-06-12</w:t>
+              <w:t>2026-06-15</w:t>
             </w:r>
           </w:p>
         </w:tc>
@@ -24734,7 +24906,7 @@
                 <w:rFonts w:ascii="Arial" w:hAnsi="Arial"/>
                 <w:sz w:val="20"/>
               </w:rPr>
-              <w:t>2026-06-12</w:t>
+              <w:t>2026-06-15</w:t>
             </w:r>
           </w:p>
         </w:tc>
@@ -24897,7 +25069,7 @@
                 <w:rFonts w:ascii="Arial" w:hAnsi="Arial"/>
                 <w:sz w:val="20"/>
               </w:rPr>
-              <w:t>2026-06-12</w:t>
+              <w:t>2026-06-15</w:t>
             </w:r>
           </w:p>
         </w:tc>
@@ -25068,7 +25240,7 @@
                 <w:rFonts w:ascii="Arial" w:hAnsi="Arial"/>
                 <w:sz w:val="20"/>
               </w:rPr>
-              <w:t>2026-06-12</w:t>
+              <w:t>2026-06-15</w:t>
             </w:r>
           </w:p>
         </w:tc>
@@ -25231,7 +25403,7 @@
                 <w:rFonts w:ascii="Arial" w:hAnsi="Arial"/>
                 <w:sz w:val="20"/>
               </w:rPr>
-              <w:t>2026-06-12</w:t>
+              <w:t>2026-06-15</w:t>
             </w:r>
           </w:p>
         </w:tc>
@@ -25402,7 +25574,7 @@
                 <w:rFonts w:ascii="Arial" w:hAnsi="Arial"/>
                 <w:sz w:val="20"/>
               </w:rPr>
-              <w:t>2026-06-12</w:t>
+              <w:t>2026-06-15</w:t>
             </w:r>
           </w:p>
         </w:tc>
@@ -25565,7 +25737,7 @@
                 <w:rFonts w:ascii="Arial" w:hAnsi="Arial"/>
                 <w:sz w:val="20"/>
               </w:rPr>
-              <w:t>2026-06-12</w:t>
+              <w:t>2026-06-15</w:t>
             </w:r>
           </w:p>
         </w:tc>
@@ -25736,7 +25908,7 @@
                 <w:rFonts w:ascii="Arial" w:hAnsi="Arial"/>
                 <w:sz w:val="20"/>
               </w:rPr>
-              <w:t>2026-06-12</w:t>
+              <w:t>2026-06-15</w:t>
             </w:r>
           </w:p>
         </w:tc>
@@ -25899,7 +26071,7 @@
                 <w:rFonts w:ascii="Arial" w:hAnsi="Arial"/>
                 <w:sz w:val="20"/>
               </w:rPr>
-              <w:t>2026-06-12</w:t>
+              <w:t>2026-06-15</w:t>
             </w:r>
           </w:p>
         </w:tc>
@@ -26070,7 +26242,7 @@
                 <w:rFonts w:ascii="Arial" w:hAnsi="Arial"/>
                 <w:sz w:val="20"/>
               </w:rPr>
-              <w:t>2026-06-12</w:t>
+              <w:t>2026-06-15</w:t>
             </w:r>
           </w:p>
         </w:tc>
@@ -26233,7 +26405,7 @@
                 <w:rFonts w:ascii="Arial" w:hAnsi="Arial"/>
                 <w:sz w:val="20"/>
               </w:rPr>
-              <w:t>2026-06-12</w:t>
+              <w:t>2026-06-15</w:t>
             </w:r>
           </w:p>
         </w:tc>
@@ -26404,7 +26576,7 @@
                 <w:rFonts w:ascii="Arial" w:hAnsi="Arial"/>
                 <w:sz w:val="20"/>
               </w:rPr>
-              <w:t>2026-06-12</w:t>
+              <w:t>2026-06-15</w:t>
             </w:r>
           </w:p>
         </w:tc>

--- a/outputs/reports/Industry_Analysis_Q1_2026_Board.docx
+++ b/outputs/reports/Industry_Analysis_Q1_2026_Board.docx
@@ -37,7 +37,7 @@
           <w:color w:val="7F7F7F"/>
           <w:sz w:val="20"/>
         </w:rPr>
-        <w:t>Generated 2026-06-15</w:t>
+        <w:t>Generated 2026-06-16</w:t>
       </w:r>
     </w:p>
     <w:p>
@@ -1049,7 +1049,7 @@
                 <w:rFonts w:ascii="Arial" w:hAnsi="Arial"/>
                 <w:sz w:val="20"/>
               </w:rPr>
-              <w:t>2026-06-15</w:t>
+              <w:t>2026-06-16</w:t>
             </w:r>
           </w:p>
         </w:tc>
@@ -1212,7 +1212,7 @@
                 <w:rFonts w:ascii="Arial" w:hAnsi="Arial"/>
                 <w:sz w:val="20"/>
               </w:rPr>
-              <w:t>2026-06-15</w:t>
+              <w:t>2026-06-16</w:t>
             </w:r>
           </w:p>
         </w:tc>
@@ -1383,7 +1383,7 @@
                 <w:rFonts w:ascii="Arial" w:hAnsi="Arial"/>
                 <w:sz w:val="20"/>
               </w:rPr>
-              <w:t>2026-06-15</w:t>
+              <w:t>2026-06-16</w:t>
             </w:r>
           </w:p>
         </w:tc>
@@ -1546,7 +1546,7 @@
                 <w:rFonts w:ascii="Arial" w:hAnsi="Arial"/>
                 <w:sz w:val="20"/>
               </w:rPr>
-              <w:t>2026-06-15</w:t>
+              <w:t>2026-06-16</w:t>
             </w:r>
           </w:p>
         </w:tc>
@@ -1717,7 +1717,7 @@
                 <w:rFonts w:ascii="Arial" w:hAnsi="Arial"/>
                 <w:sz w:val="20"/>
               </w:rPr>
-              <w:t>2026-06-15</w:t>
+              <w:t>2026-06-16</w:t>
             </w:r>
           </w:p>
         </w:tc>
@@ -1880,7 +1880,7 @@
                 <w:rFonts w:ascii="Arial" w:hAnsi="Arial"/>
                 <w:sz w:val="20"/>
               </w:rPr>
-              <w:t>2026-06-15</w:t>
+              <w:t>2026-06-16</w:t>
             </w:r>
           </w:p>
         </w:tc>
@@ -2051,7 +2051,7 @@
                 <w:rFonts w:ascii="Arial" w:hAnsi="Arial"/>
                 <w:sz w:val="20"/>
               </w:rPr>
-              <w:t>2026-06-15</w:t>
+              <w:t>2026-06-16</w:t>
             </w:r>
           </w:p>
         </w:tc>
@@ -2214,7 +2214,7 @@
                 <w:rFonts w:ascii="Arial" w:hAnsi="Arial"/>
                 <w:sz w:val="20"/>
               </w:rPr>
-              <w:t>2026-06-15</w:t>
+              <w:t>2026-06-16</w:t>
             </w:r>
           </w:p>
         </w:tc>
@@ -2385,7 +2385,7 @@
                 <w:rFonts w:ascii="Arial" w:hAnsi="Arial"/>
                 <w:sz w:val="20"/>
               </w:rPr>
-              <w:t>2026-06-15</w:t>
+              <w:t>2026-06-16</w:t>
             </w:r>
           </w:p>
         </w:tc>
@@ -2548,7 +2548,7 @@
                 <w:rFonts w:ascii="Arial" w:hAnsi="Arial"/>
                 <w:sz w:val="20"/>
               </w:rPr>
-              <w:t>2026-06-15</w:t>
+              <w:t>2026-06-16</w:t>
             </w:r>
           </w:p>
         </w:tc>
@@ -2719,7 +2719,7 @@
                 <w:rFonts w:ascii="Arial" w:hAnsi="Arial"/>
                 <w:sz w:val="20"/>
               </w:rPr>
-              <w:t>2026-06-15</w:t>
+              <w:t>2026-06-16</w:t>
             </w:r>
           </w:p>
         </w:tc>
@@ -2882,7 +2882,7 @@
                 <w:rFonts w:ascii="Arial" w:hAnsi="Arial"/>
                 <w:sz w:val="20"/>
               </w:rPr>
-              <w:t>2026-06-15</w:t>
+              <w:t>2026-06-16</w:t>
             </w:r>
           </w:p>
         </w:tc>
@@ -3053,7 +3053,7 @@
                 <w:rFonts w:ascii="Arial" w:hAnsi="Arial"/>
                 <w:sz w:val="20"/>
               </w:rPr>
-              <w:t>2026-06-15</w:t>
+              <w:t>2026-06-16</w:t>
             </w:r>
           </w:p>
         </w:tc>
@@ -3216,7 +3216,7 @@
                 <w:rFonts w:ascii="Arial" w:hAnsi="Arial"/>
                 <w:sz w:val="20"/>
               </w:rPr>
-              <w:t>2026-06-15</w:t>
+              <w:t>2026-06-16</w:t>
             </w:r>
           </w:p>
         </w:tc>
@@ -3387,7 +3387,7 @@
                 <w:rFonts w:ascii="Arial" w:hAnsi="Arial"/>
                 <w:sz w:val="20"/>
               </w:rPr>
-              <w:t>2026-06-15</w:t>
+              <w:t>2026-06-16</w:t>
             </w:r>
           </w:p>
         </w:tc>
@@ -3550,7 +3550,7 @@
                 <w:rFonts w:ascii="Arial" w:hAnsi="Arial"/>
                 <w:sz w:val="20"/>
               </w:rPr>
-              <w:t>2026-06-15</w:t>
+              <w:t>2026-06-16</w:t>
             </w:r>
           </w:p>
         </w:tc>
@@ -3721,7 +3721,7 @@
                 <w:rFonts w:ascii="Arial" w:hAnsi="Arial"/>
                 <w:sz w:val="20"/>
               </w:rPr>
-              <w:t>2026-06-15</w:t>
+              <w:t>2026-06-16</w:t>
             </w:r>
           </w:p>
         </w:tc>
@@ -3884,7 +3884,7 @@
                 <w:rFonts w:ascii="Arial" w:hAnsi="Arial"/>
                 <w:sz w:val="20"/>
               </w:rPr>
-              <w:t>2026-06-15</w:t>
+              <w:t>2026-06-16</w:t>
             </w:r>
           </w:p>
         </w:tc>
@@ -9660,7 +9660,7 @@
                 <w:rFonts w:ascii="Arial" w:hAnsi="Arial"/>
                 <w:sz w:val="20"/>
               </w:rPr>
-              <w:t>2026-06-15T14:40:29</w:t>
+              <w:t>2026-06-16T10:26:53</w:t>
             </w:r>
           </w:p>
         </w:tc>
@@ -9763,7 +9763,7 @@
                 <w:rFonts w:ascii="Arial" w:hAnsi="Arial"/>
                 <w:sz w:val="20"/>
               </w:rPr>
-              <w:t>2026-06-15T14:40:29</w:t>
+              <w:t>2026-06-16T10:26:53</w:t>
             </w:r>
           </w:p>
         </w:tc>
@@ -9862,7 +9862,7 @@
                 <w:rFonts w:ascii="Arial" w:hAnsi="Arial"/>
                 <w:sz w:val="20"/>
               </w:rPr>
-              <w:t>2026-06-15T14:40:29</w:t>
+              <w:t>2026-06-16T10:26:53</w:t>
             </w:r>
           </w:p>
         </w:tc>
@@ -9965,7 +9965,7 @@
                 <w:rFonts w:ascii="Arial" w:hAnsi="Arial"/>
                 <w:sz w:val="20"/>
               </w:rPr>
-              <w:t>2026-06-15T14:40:29</w:t>
+              <w:t>2026-06-16T10:26:53</w:t>
             </w:r>
           </w:p>
         </w:tc>
@@ -10064,7 +10064,7 @@
                 <w:rFonts w:ascii="Arial" w:hAnsi="Arial"/>
                 <w:sz w:val="20"/>
               </w:rPr>
-              <w:t>2026-06-15T14:40:29</w:t>
+              <w:t>2026-06-16T10:26:53</w:t>
             </w:r>
           </w:p>
         </w:tc>
@@ -10167,7 +10167,7 @@
                 <w:rFonts w:ascii="Arial" w:hAnsi="Arial"/>
                 <w:sz w:val="20"/>
               </w:rPr>
-              <w:t>2026-06-15T14:40:29</w:t>
+              <w:t>2026-06-16T10:26:53</w:t>
             </w:r>
           </w:p>
         </w:tc>
@@ -10266,7 +10266,7 @@
                 <w:rFonts w:ascii="Arial" w:hAnsi="Arial"/>
                 <w:sz w:val="20"/>
               </w:rPr>
-              <w:t>2026-06-15T14:40:29</w:t>
+              <w:t>2026-06-16T10:26:53</w:t>
             </w:r>
           </w:p>
         </w:tc>
@@ -10369,7 +10369,7 @@
                 <w:rFonts w:ascii="Arial" w:hAnsi="Arial"/>
                 <w:sz w:val="20"/>
               </w:rPr>
-              <w:t>2026-06-15T14:40:29</w:t>
+              <w:t>2026-06-16T10:26:53</w:t>
             </w:r>
           </w:p>
         </w:tc>
@@ -11148,7 +11148,7 @@
                 <w:rFonts w:ascii="Arial" w:hAnsi="Arial"/>
                 <w:sz w:val="20"/>
               </w:rPr>
-              <w:t>2026-06-15</w:t>
+              <w:t>2026-06-16</w:t>
             </w:r>
           </w:p>
         </w:tc>
@@ -11311,7 +11311,7 @@
                 <w:rFonts w:ascii="Arial" w:hAnsi="Arial"/>
                 <w:sz w:val="20"/>
               </w:rPr>
-              <w:t>2026-06-15</w:t>
+              <w:t>2026-06-16</w:t>
             </w:r>
           </w:p>
         </w:tc>
@@ -11482,7 +11482,7 @@
                 <w:rFonts w:ascii="Arial" w:hAnsi="Arial"/>
                 <w:sz w:val="20"/>
               </w:rPr>
-              <w:t>2026-06-15</w:t>
+              <w:t>2026-06-16</w:t>
             </w:r>
           </w:p>
         </w:tc>
@@ -11645,7 +11645,7 @@
                 <w:rFonts w:ascii="Arial" w:hAnsi="Arial"/>
                 <w:sz w:val="20"/>
               </w:rPr>
-              <w:t>2026-06-15</w:t>
+              <w:t>2026-06-16</w:t>
             </w:r>
           </w:p>
         </w:tc>
@@ -11816,7 +11816,7 @@
                 <w:rFonts w:ascii="Arial" w:hAnsi="Arial"/>
                 <w:sz w:val="20"/>
               </w:rPr>
-              <w:t>2026-06-15</w:t>
+              <w:t>2026-06-16</w:t>
             </w:r>
           </w:p>
         </w:tc>
@@ -11979,7 +11979,7 @@
                 <w:rFonts w:ascii="Arial" w:hAnsi="Arial"/>
                 <w:sz w:val="20"/>
               </w:rPr>
-              <w:t>2026-06-15</w:t>
+              <w:t>2026-06-16</w:t>
             </w:r>
           </w:p>
         </w:tc>
@@ -12150,7 +12150,7 @@
                 <w:rFonts w:ascii="Arial" w:hAnsi="Arial"/>
                 <w:sz w:val="20"/>
               </w:rPr>
-              <w:t>2026-06-15</w:t>
+              <w:t>2026-06-16</w:t>
             </w:r>
           </w:p>
         </w:tc>
@@ -12313,7 +12313,7 @@
                 <w:rFonts w:ascii="Arial" w:hAnsi="Arial"/>
                 <w:sz w:val="20"/>
               </w:rPr>
-              <w:t>2026-06-15</w:t>
+              <w:t>2026-06-16</w:t>
             </w:r>
           </w:p>
         </w:tc>
@@ -12484,7 +12484,7 @@
                 <w:rFonts w:ascii="Arial" w:hAnsi="Arial"/>
                 <w:sz w:val="20"/>
               </w:rPr>
-              <w:t>2026-06-15</w:t>
+              <w:t>2026-06-16</w:t>
             </w:r>
           </w:p>
         </w:tc>
@@ -12647,7 +12647,7 @@
                 <w:rFonts w:ascii="Arial" w:hAnsi="Arial"/>
                 <w:sz w:val="20"/>
               </w:rPr>
-              <w:t>2026-06-15</w:t>
+              <w:t>2026-06-16</w:t>
             </w:r>
           </w:p>
         </w:tc>
@@ -12818,7 +12818,7 @@
                 <w:rFonts w:ascii="Arial" w:hAnsi="Arial"/>
                 <w:sz w:val="20"/>
               </w:rPr>
-              <w:t>2026-06-15</w:t>
+              <w:t>2026-06-16</w:t>
             </w:r>
           </w:p>
         </w:tc>
@@ -12981,7 +12981,7 @@
                 <w:rFonts w:ascii="Arial" w:hAnsi="Arial"/>
                 <w:sz w:val="20"/>
               </w:rPr>
-              <w:t>2026-06-15</w:t>
+              <w:t>2026-06-16</w:t>
             </w:r>
           </w:p>
         </w:tc>
@@ -13152,7 +13152,7 @@
                 <w:rFonts w:ascii="Arial" w:hAnsi="Arial"/>
                 <w:sz w:val="20"/>
               </w:rPr>
-              <w:t>2026-06-15</w:t>
+              <w:t>2026-06-16</w:t>
             </w:r>
           </w:p>
         </w:tc>
@@ -13315,7 +13315,7 @@
                 <w:rFonts w:ascii="Arial" w:hAnsi="Arial"/>
                 <w:sz w:val="20"/>
               </w:rPr>
-              <w:t>2026-06-15</w:t>
+              <w:t>2026-06-16</w:t>
             </w:r>
           </w:p>
         </w:tc>
@@ -13486,7 +13486,7 @@
                 <w:rFonts w:ascii="Arial" w:hAnsi="Arial"/>
                 <w:sz w:val="20"/>
               </w:rPr>
-              <w:t>2026-06-15</w:t>
+              <w:t>2026-06-16</w:t>
             </w:r>
           </w:p>
         </w:tc>
@@ -13649,7 +13649,7 @@
                 <w:rFonts w:ascii="Arial" w:hAnsi="Arial"/>
                 <w:sz w:val="20"/>
               </w:rPr>
-              <w:t>2026-06-15</w:t>
+              <w:t>2026-06-16</w:t>
             </w:r>
           </w:p>
         </w:tc>
@@ -13820,7 +13820,7 @@
                 <w:rFonts w:ascii="Arial" w:hAnsi="Arial"/>
                 <w:sz w:val="20"/>
               </w:rPr>
-              <w:t>2026-06-15</w:t>
+              <w:t>2026-06-16</w:t>
             </w:r>
           </w:p>
         </w:tc>
@@ -13983,7 +13983,7 @@
                 <w:rFonts w:ascii="Arial" w:hAnsi="Arial"/>
                 <w:sz w:val="20"/>
               </w:rPr>
-              <w:t>2026-06-15</w:t>
+              <w:t>2026-06-16</w:t>
             </w:r>
           </w:p>
         </w:tc>
@@ -14378,7 +14378,7 @@
                 <w:rFonts w:ascii="Arial" w:hAnsi="Arial"/>
                 <w:sz w:val="20"/>
               </w:rPr>
-              <w:t>2026-06-15</w:t>
+              <w:t>2026-06-16</w:t>
             </w:r>
           </w:p>
         </w:tc>
@@ -14541,7 +14541,7 @@
                 <w:rFonts w:ascii="Arial" w:hAnsi="Arial"/>
                 <w:sz w:val="20"/>
               </w:rPr>
-              <w:t>2026-06-15</w:t>
+              <w:t>2026-06-16</w:t>
             </w:r>
           </w:p>
         </w:tc>
@@ -14712,7 +14712,7 @@
                 <w:rFonts w:ascii="Arial" w:hAnsi="Arial"/>
                 <w:sz w:val="20"/>
               </w:rPr>
-              <w:t>2026-06-15</w:t>
+              <w:t>2026-06-16</w:t>
             </w:r>
           </w:p>
         </w:tc>
@@ -14875,7 +14875,7 @@
                 <w:rFonts w:ascii="Arial" w:hAnsi="Arial"/>
                 <w:sz w:val="20"/>
               </w:rPr>
-              <w:t>2026-06-15</w:t>
+              <w:t>2026-06-16</w:t>
             </w:r>
           </w:p>
         </w:tc>
@@ -15046,7 +15046,7 @@
                 <w:rFonts w:ascii="Arial" w:hAnsi="Arial"/>
                 <w:sz w:val="20"/>
               </w:rPr>
-              <w:t>2026-06-15</w:t>
+              <w:t>2026-06-16</w:t>
             </w:r>
           </w:p>
         </w:tc>
@@ -16394,7 +16394,7 @@
                 <w:rFonts w:ascii="Arial" w:hAnsi="Arial"/>
                 <w:sz w:val="20"/>
               </w:rPr>
-              <w:t>2026-06-15</w:t>
+              <w:t>2026-06-16</w:t>
             </w:r>
           </w:p>
         </w:tc>
@@ -16556,7 +16556,7 @@
                 <w:rFonts w:ascii="Arial" w:hAnsi="Arial"/>
                 <w:sz w:val="20"/>
               </w:rPr>
-              <w:t>2026-06-15</w:t>
+              <w:t>2026-06-16</w:t>
             </w:r>
           </w:p>
         </w:tc>
@@ -16727,7 +16727,7 @@
                 <w:rFonts w:ascii="Arial" w:hAnsi="Arial"/>
                 <w:sz w:val="20"/>
               </w:rPr>
-              <w:t>2026-06-15</w:t>
+              <w:t>2026-06-16</w:t>
             </w:r>
           </w:p>
         </w:tc>
@@ -16890,7 +16890,7 @@
                 <w:rFonts w:ascii="Arial" w:hAnsi="Arial"/>
                 <w:sz w:val="20"/>
               </w:rPr>
-              <w:t>2026-06-15</w:t>
+              <w:t>2026-06-16</w:t>
             </w:r>
           </w:p>
         </w:tc>
@@ -17061,7 +17061,7 @@
                 <w:rFonts w:ascii="Arial" w:hAnsi="Arial"/>
                 <w:sz w:val="20"/>
               </w:rPr>
-              <w:t>2026-06-15</w:t>
+              <w:t>2026-06-16</w:t>
             </w:r>
           </w:p>
         </w:tc>
@@ -17224,7 +17224,7 @@
                 <w:rFonts w:ascii="Arial" w:hAnsi="Arial"/>
                 <w:sz w:val="20"/>
               </w:rPr>
-              <w:t>2026-06-15</w:t>
+              <w:t>2026-06-16</w:t>
             </w:r>
           </w:p>
         </w:tc>
@@ -17395,7 +17395,7 @@
                 <w:rFonts w:ascii="Arial" w:hAnsi="Arial"/>
                 <w:sz w:val="20"/>
               </w:rPr>
-              <w:t>2026-06-15</w:t>
+              <w:t>2026-06-16</w:t>
             </w:r>
           </w:p>
         </w:tc>
@@ -17558,7 +17558,7 @@
                 <w:rFonts w:ascii="Arial" w:hAnsi="Arial"/>
                 <w:sz w:val="20"/>
               </w:rPr>
-              <w:t>2026-06-15</w:t>
+              <w:t>2026-06-16</w:t>
             </w:r>
           </w:p>
         </w:tc>
@@ -17729,7 +17729,7 @@
                 <w:rFonts w:ascii="Arial" w:hAnsi="Arial"/>
                 <w:sz w:val="20"/>
               </w:rPr>
-              <w:t>2026-06-15</w:t>
+              <w:t>2026-06-16</w:t>
             </w:r>
           </w:p>
         </w:tc>
@@ -17892,7 +17892,7 @@
                 <w:rFonts w:ascii="Arial" w:hAnsi="Arial"/>
                 <w:sz w:val="20"/>
               </w:rPr>
-              <w:t>2026-06-15</w:t>
+              <w:t>2026-06-16</w:t>
             </w:r>
           </w:p>
         </w:tc>
@@ -18063,7 +18063,7 @@
                 <w:rFonts w:ascii="Arial" w:hAnsi="Arial"/>
                 <w:sz w:val="20"/>
               </w:rPr>
-              <w:t>2026-06-15</w:t>
+              <w:t>2026-06-16</w:t>
             </w:r>
           </w:p>
         </w:tc>
@@ -18226,7 +18226,7 @@
                 <w:rFonts w:ascii="Arial" w:hAnsi="Arial"/>
                 <w:sz w:val="20"/>
               </w:rPr>
-              <w:t>2026-06-15</w:t>
+              <w:t>2026-06-16</w:t>
             </w:r>
           </w:p>
         </w:tc>
@@ -18397,7 +18397,7 @@
                 <w:rFonts w:ascii="Arial" w:hAnsi="Arial"/>
                 <w:sz w:val="20"/>
               </w:rPr>
-              <w:t>2026-06-15</w:t>
+              <w:t>2026-06-16</w:t>
             </w:r>
           </w:p>
         </w:tc>
@@ -18560,7 +18560,7 @@
                 <w:rFonts w:ascii="Arial" w:hAnsi="Arial"/>
                 <w:sz w:val="20"/>
               </w:rPr>
-              <w:t>2026-06-15</w:t>
+              <w:t>2026-06-16</w:t>
             </w:r>
           </w:p>
         </w:tc>
@@ -18730,7 +18730,7 @@
                 <w:rFonts w:ascii="Arial" w:hAnsi="Arial"/>
                 <w:sz w:val="20"/>
               </w:rPr>
-              <w:t>2026-06-15</w:t>
+              <w:t>2026-06-16</w:t>
             </w:r>
           </w:p>
         </w:tc>
@@ -18892,7 +18892,7 @@
                 <w:rFonts w:ascii="Arial" w:hAnsi="Arial"/>
                 <w:sz w:val="20"/>
               </w:rPr>
-              <w:t>2026-06-15</w:t>
+              <w:t>2026-06-16</w:t>
             </w:r>
           </w:p>
         </w:tc>
@@ -19062,7 +19062,7 @@
                 <w:rFonts w:ascii="Arial" w:hAnsi="Arial"/>
                 <w:sz w:val="20"/>
               </w:rPr>
-              <w:t>2026-06-15</w:t>
+              <w:t>2026-06-16</w:t>
             </w:r>
           </w:p>
         </w:tc>
@@ -19225,7 +19225,7 @@
                 <w:rFonts w:ascii="Arial" w:hAnsi="Arial"/>
                 <w:sz w:val="20"/>
               </w:rPr>
-              <w:t>2026-06-15</w:t>
+              <w:t>2026-06-16</w:t>
             </w:r>
           </w:p>
         </w:tc>
@@ -24906,7 +24906,7 @@
                 <w:rFonts w:ascii="Arial" w:hAnsi="Arial"/>
                 <w:sz w:val="20"/>
               </w:rPr>
-              <w:t>2026-06-15</w:t>
+              <w:t>2026-06-16</w:t>
             </w:r>
           </w:p>
         </w:tc>
@@ -25069,7 +25069,7 @@
                 <w:rFonts w:ascii="Arial" w:hAnsi="Arial"/>
                 <w:sz w:val="20"/>
               </w:rPr>
-              <w:t>2026-06-15</w:t>
+              <w:t>2026-06-16</w:t>
             </w:r>
           </w:p>
         </w:tc>
@@ -25240,7 +25240,7 @@
                 <w:rFonts w:ascii="Arial" w:hAnsi="Arial"/>
                 <w:sz w:val="20"/>
               </w:rPr>
-              <w:t>2026-06-15</w:t>
+              <w:t>2026-06-16</w:t>
             </w:r>
           </w:p>
         </w:tc>
@@ -25403,7 +25403,7 @@
                 <w:rFonts w:ascii="Arial" w:hAnsi="Arial"/>
                 <w:sz w:val="20"/>
               </w:rPr>
-              <w:t>2026-06-15</w:t>
+              <w:t>2026-06-16</w:t>
             </w:r>
           </w:p>
         </w:tc>
@@ -25574,7 +25574,7 @@
                 <w:rFonts w:ascii="Arial" w:hAnsi="Arial"/>
                 <w:sz w:val="20"/>
               </w:rPr>
-              <w:t>2026-06-15</w:t>
+              <w:t>2026-06-16</w:t>
             </w:r>
           </w:p>
         </w:tc>
@@ -25737,7 +25737,7 @@
                 <w:rFonts w:ascii="Arial" w:hAnsi="Arial"/>
                 <w:sz w:val="20"/>
               </w:rPr>
-              <w:t>2026-06-15</w:t>
+              <w:t>2026-06-16</w:t>
             </w:r>
           </w:p>
         </w:tc>
@@ -25908,7 +25908,7 @@
                 <w:rFonts w:ascii="Arial" w:hAnsi="Arial"/>
                 <w:sz w:val="20"/>
               </w:rPr>
-              <w:t>2026-06-15</w:t>
+              <w:t>2026-06-16</w:t>
             </w:r>
           </w:p>
         </w:tc>
@@ -26071,7 +26071,7 @@
                 <w:rFonts w:ascii="Arial" w:hAnsi="Arial"/>
                 <w:sz w:val="20"/>
               </w:rPr>
-              <w:t>2026-06-15</w:t>
+              <w:t>2026-06-16</w:t>
             </w:r>
           </w:p>
         </w:tc>
@@ -26242,7 +26242,7 @@
                 <w:rFonts w:ascii="Arial" w:hAnsi="Arial"/>
                 <w:sz w:val="20"/>
               </w:rPr>
-              <w:t>2026-06-15</w:t>
+              <w:t>2026-06-16</w:t>
             </w:r>
           </w:p>
         </w:tc>
@@ -26405,7 +26405,7 @@
                 <w:rFonts w:ascii="Arial" w:hAnsi="Arial"/>
                 <w:sz w:val="20"/>
               </w:rPr>
-              <w:t>2026-06-15</w:t>
+              <w:t>2026-06-16</w:t>
             </w:r>
           </w:p>
         </w:tc>
@@ -26576,7 +26576,7 @@
                 <w:rFonts w:ascii="Arial" w:hAnsi="Arial"/>
                 <w:sz w:val="20"/>
               </w:rPr>
-              <w:t>2026-06-15</w:t>
+              <w:t>2026-06-16</w:t>
             </w:r>
           </w:p>
         </w:tc>
@@ -30039,6 +30039,4538 @@
         <w:t>No missing source is silently dropped. Sources without current data show as missing or manually staged in the inventory and reappear in the out-of-scope section with the required action.</w:t>
       </w:r>
     </w:p>
+    <w:p>
+      <w:pPr>
+        <w:spacing w:before="280" w:after="120"/>
+      </w:pPr>
+      <w:r>
+        <w:rPr>
+          <w:rFonts w:ascii="Arial" w:hAnsi="Arial"/>
+          <w:b/>
+          <w:color w:val="1F4E79"/>
+          <w:sz w:val="32"/>
+        </w:rPr>
+        <w:t>9. Macro Stress Inputs</w:t>
+      </w:r>
+    </w:p>
+    <w:p>
+      <w:r>
+        <w:rPr>
+          <w:rFonts w:ascii="Arial" w:hAnsi="Arial"/>
+          <w:b w:val="0"/>
+          <w:i w:val="0"/>
+        </w:rPr>
+        <w:t>A macro-driven stress layer turns macroeconomic scenario paths into PD / LGD / EAD multipliers per portfolio segment, then rolls facility-level stress up to a portfolio expected-loss total — answering 'if the economy turns, how much worse do losses get, and for which portfolios?'.</w:t>
+      </w:r>
+    </w:p>
+    <w:p>
+      <w:r>
+        <w:rPr>
+          <w:rFonts w:ascii="Arial" w:hAnsi="Arial"/>
+          <w:b w:val="0"/>
+          <w:i/>
+          <w:color w:val="7F7F7F"/>
+          <w:sz w:val="20"/>
+        </w:rPr>
+        <w:t>Macro scenario paths - stressed level by scenario</w:t>
+      </w:r>
+    </w:p>
+    <w:tbl>
+      <w:tblPr>
+        <w:tblW w:type="auto" w:w="0"/>
+        <w:jc w:val="left"/>
+        <w:tblLook w:firstColumn="1" w:firstRow="1" w:lastColumn="0" w:lastRow="0" w:noHBand="0" w:noVBand="1" w:val="04A0"/>
+      </w:tblPr>
+      <w:tblGrid>
+        <w:gridCol w:w="1337"/>
+        <w:gridCol w:w="1337"/>
+        <w:gridCol w:w="1337"/>
+        <w:gridCol w:w="1337"/>
+        <w:gridCol w:w="1337"/>
+        <w:gridCol w:w="1337"/>
+        <w:gridCol w:w="1337"/>
+      </w:tblGrid>
+      <w:tr>
+        <w:tc>
+          <w:tcPr>
+            <w:tcW w:type="dxa" w:w="1337"/>
+            <w:shd w:val="clear" w:color="auto" w:fill="1F4E79"/>
+            <w:vAlign w:val="center"/>
+          </w:tcPr>
+          <w:p>
+            <w:r/>
+            <w:r>
+              <w:rPr>
+                <w:rFonts w:ascii="Arial" w:hAnsi="Arial"/>
+                <w:b/>
+                <w:color w:val="FFFFFF"/>
+                <w:sz w:val="20"/>
+              </w:rPr>
+              <w:t>Variable</w:t>
+            </w:r>
+          </w:p>
+        </w:tc>
+        <w:tc>
+          <w:tcPr>
+            <w:tcW w:type="dxa" w:w="1337"/>
+            <w:shd w:val="clear" w:color="auto" w:fill="1F4E79"/>
+            <w:vAlign w:val="center"/>
+          </w:tcPr>
+          <w:p>
+            <w:r/>
+            <w:r>
+              <w:rPr>
+                <w:rFonts w:ascii="Arial" w:hAnsi="Arial"/>
+                <w:b/>
+                <w:color w:val="FFFFFF"/>
+                <w:sz w:val="20"/>
+              </w:rPr>
+              <w:t>Unit</w:t>
+            </w:r>
+          </w:p>
+        </w:tc>
+        <w:tc>
+          <w:tcPr>
+            <w:tcW w:type="dxa" w:w="1337"/>
+            <w:shd w:val="clear" w:color="auto" w:fill="1F4E79"/>
+            <w:vAlign w:val="center"/>
+          </w:tcPr>
+          <w:p>
+            <w:r/>
+            <w:r>
+              <w:rPr>
+                <w:rFonts w:ascii="Arial" w:hAnsi="Arial"/>
+                <w:b/>
+                <w:color w:val="FFFFFF"/>
+                <w:sz w:val="20"/>
+              </w:rPr>
+              <w:t>Source</w:t>
+            </w:r>
+          </w:p>
+        </w:tc>
+        <w:tc>
+          <w:tcPr>
+            <w:tcW w:type="dxa" w:w="1337"/>
+            <w:shd w:val="clear" w:color="auto" w:fill="1F4E79"/>
+            <w:vAlign w:val="center"/>
+          </w:tcPr>
+          <w:p>
+            <w:r/>
+            <w:r>
+              <w:rPr>
+                <w:rFonts w:ascii="Arial" w:hAnsi="Arial"/>
+                <w:b/>
+                <w:color w:val="FFFFFF"/>
+                <w:sz w:val="20"/>
+              </w:rPr>
+              <w:t>base</w:t>
+            </w:r>
+          </w:p>
+        </w:tc>
+        <w:tc>
+          <w:tcPr>
+            <w:tcW w:type="dxa" w:w="1337"/>
+            <w:shd w:val="clear" w:color="auto" w:fill="1F4E79"/>
+            <w:vAlign w:val="center"/>
+          </w:tcPr>
+          <w:p>
+            <w:r/>
+            <w:r>
+              <w:rPr>
+                <w:rFonts w:ascii="Arial" w:hAnsi="Arial"/>
+                <w:b/>
+                <w:color w:val="FFFFFF"/>
+                <w:sz w:val="20"/>
+              </w:rPr>
+              <w:t>mild</w:t>
+            </w:r>
+          </w:p>
+        </w:tc>
+        <w:tc>
+          <w:tcPr>
+            <w:tcW w:type="dxa" w:w="1337"/>
+            <w:shd w:val="clear" w:color="auto" w:fill="1F4E79"/>
+            <w:vAlign w:val="center"/>
+          </w:tcPr>
+          <w:p>
+            <w:r/>
+            <w:r>
+              <w:rPr>
+                <w:rFonts w:ascii="Arial" w:hAnsi="Arial"/>
+                <w:b/>
+                <w:color w:val="FFFFFF"/>
+                <w:sz w:val="20"/>
+              </w:rPr>
+              <w:t>moderate</w:t>
+            </w:r>
+          </w:p>
+        </w:tc>
+        <w:tc>
+          <w:tcPr>
+            <w:tcW w:type="dxa" w:w="1337"/>
+            <w:shd w:val="clear" w:color="auto" w:fill="1F4E79"/>
+            <w:vAlign w:val="center"/>
+          </w:tcPr>
+          <w:p>
+            <w:r/>
+            <w:r>
+              <w:rPr>
+                <w:rFonts w:ascii="Arial" w:hAnsi="Arial"/>
+                <w:b/>
+                <w:color w:val="FFFFFF"/>
+                <w:sz w:val="20"/>
+              </w:rPr>
+              <w:t>severe</w:t>
+            </w:r>
+          </w:p>
+        </w:tc>
+      </w:tr>
+      <w:tr>
+        <w:tc>
+          <w:tcPr>
+            <w:tcW w:type="dxa" w:w="1337"/>
+            <w:vAlign w:val="center"/>
+          </w:tcPr>
+          <w:p>
+            <w:r/>
+            <w:r>
+              <w:rPr>
+                <w:rFonts w:ascii="Arial" w:hAnsi="Arial"/>
+                <w:sz w:val="20"/>
+              </w:rPr>
+              <w:t>Cash rate (%)</w:t>
+            </w:r>
+          </w:p>
+        </w:tc>
+        <w:tc>
+          <w:tcPr>
+            <w:tcW w:type="dxa" w:w="1337"/>
+            <w:vAlign w:val="center"/>
+          </w:tcPr>
+          <w:p>
+            <w:r/>
+            <w:r>
+              <w:rPr>
+                <w:rFonts w:ascii="Arial" w:hAnsi="Arial"/>
+                <w:sz w:val="20"/>
+              </w:rPr>
+              <w:t>%</w:t>
+            </w:r>
+          </w:p>
+        </w:tc>
+        <w:tc>
+          <w:tcPr>
+            <w:tcW w:type="dxa" w:w="1337"/>
+            <w:vAlign w:val="center"/>
+          </w:tcPr>
+          <w:p>
+            <w:r/>
+            <w:r>
+              <w:rPr>
+                <w:rFonts w:ascii="Arial" w:hAnsi="Arial"/>
+                <w:sz w:val="20"/>
+              </w:rPr>
+              <w:t>RBA F1 cash-rate table</w:t>
+            </w:r>
+          </w:p>
+        </w:tc>
+        <w:tc>
+          <w:tcPr>
+            <w:tcW w:type="dxa" w:w="1337"/>
+            <w:vAlign w:val="center"/>
+          </w:tcPr>
+          <w:p>
+            <w:r/>
+            <w:r>
+              <w:rPr>
+                <w:rFonts w:ascii="Arial" w:hAnsi="Arial"/>
+                <w:sz w:val="20"/>
+              </w:rPr>
+              <w:t>3.85</w:t>
+            </w:r>
+          </w:p>
+        </w:tc>
+        <w:tc>
+          <w:tcPr>
+            <w:tcW w:type="dxa" w:w="1337"/>
+            <w:vAlign w:val="center"/>
+          </w:tcPr>
+          <w:p>
+            <w:r/>
+            <w:r>
+              <w:rPr>
+                <w:rFonts w:ascii="Arial" w:hAnsi="Arial"/>
+                <w:sz w:val="20"/>
+              </w:rPr>
+              <w:t>4.1</w:t>
+            </w:r>
+          </w:p>
+        </w:tc>
+        <w:tc>
+          <w:tcPr>
+            <w:tcW w:type="dxa" w:w="1337"/>
+            <w:vAlign w:val="center"/>
+          </w:tcPr>
+          <w:p>
+            <w:r/>
+            <w:r>
+              <w:rPr>
+                <w:rFonts w:ascii="Arial" w:hAnsi="Arial"/>
+                <w:sz w:val="20"/>
+              </w:rPr>
+              <w:t>4.35</w:t>
+            </w:r>
+          </w:p>
+        </w:tc>
+        <w:tc>
+          <w:tcPr>
+            <w:tcW w:type="dxa" w:w="1337"/>
+            <w:vAlign w:val="center"/>
+          </w:tcPr>
+          <w:p>
+            <w:r/>
+            <w:r>
+              <w:rPr>
+                <w:rFonts w:ascii="Arial" w:hAnsi="Arial"/>
+                <w:sz w:val="20"/>
+              </w:rPr>
+              <w:t>4.6</w:t>
+            </w:r>
+          </w:p>
+        </w:tc>
+      </w:tr>
+      <w:tr>
+        <w:tc>
+          <w:tcPr>
+            <w:tcW w:type="dxa" w:w="1337"/>
+            <w:shd w:val="clear" w:color="auto" w:fill="F2F2F2"/>
+            <w:vAlign w:val="center"/>
+          </w:tcPr>
+          <w:p>
+            <w:r/>
+            <w:r>
+              <w:rPr>
+                <w:rFonts w:ascii="Arial" w:hAnsi="Arial"/>
+                <w:sz w:val="20"/>
+              </w:rPr>
+              <w:t>Commercial-property prices (% change)</w:t>
+            </w:r>
+          </w:p>
+        </w:tc>
+        <w:tc>
+          <w:tcPr>
+            <w:tcW w:type="dxa" w:w="1337"/>
+            <w:shd w:val="clear" w:color="auto" w:fill="F2F2F2"/>
+            <w:vAlign w:val="center"/>
+          </w:tcPr>
+          <w:p>
+            <w:r/>
+            <w:r>
+              <w:rPr>
+                <w:rFonts w:ascii="Arial" w:hAnsi="Arial"/>
+                <w:sz w:val="20"/>
+              </w:rPr>
+              <w:t>% change</w:t>
+            </w:r>
+          </w:p>
+        </w:tc>
+        <w:tc>
+          <w:tcPr>
+            <w:tcW w:type="dxa" w:w="1337"/>
+            <w:shd w:val="clear" w:color="auto" w:fill="F2F2F2"/>
+            <w:vAlign w:val="center"/>
+          </w:tcPr>
+          <w:p>
+            <w:r/>
+            <w:r>
+              <w:rPr>
+                <w:rFonts w:ascii="Arial" w:hAnsi="Arial"/>
+                <w:sz w:val="20"/>
+              </w:rPr>
+              <w:t>assumption</w:t>
+            </w:r>
+          </w:p>
+        </w:tc>
+        <w:tc>
+          <w:tcPr>
+            <w:tcW w:type="dxa" w:w="1337"/>
+            <w:shd w:val="clear" w:color="auto" w:fill="F2F2F2"/>
+            <w:vAlign w:val="center"/>
+          </w:tcPr>
+          <w:p>
+            <w:r/>
+            <w:r>
+              <w:rPr>
+                <w:rFonts w:ascii="Arial" w:hAnsi="Arial"/>
+                <w:sz w:val="20"/>
+              </w:rPr>
+              <w:t>0.0</w:t>
+            </w:r>
+          </w:p>
+        </w:tc>
+        <w:tc>
+          <w:tcPr>
+            <w:tcW w:type="dxa" w:w="1337"/>
+            <w:shd w:val="clear" w:color="auto" w:fill="F2F2F2"/>
+            <w:vAlign w:val="center"/>
+          </w:tcPr>
+          <w:p>
+            <w:r/>
+            <w:r>
+              <w:rPr>
+                <w:rFonts w:ascii="Arial" w:hAnsi="Arial"/>
+                <w:sz w:val="20"/>
+              </w:rPr>
+              <w:t>-7.0</w:t>
+            </w:r>
+          </w:p>
+        </w:tc>
+        <w:tc>
+          <w:tcPr>
+            <w:tcW w:type="dxa" w:w="1337"/>
+            <w:shd w:val="clear" w:color="auto" w:fill="F2F2F2"/>
+            <w:vAlign w:val="center"/>
+          </w:tcPr>
+          <w:p>
+            <w:r/>
+            <w:r>
+              <w:rPr>
+                <w:rFonts w:ascii="Arial" w:hAnsi="Arial"/>
+                <w:sz w:val="20"/>
+              </w:rPr>
+              <w:t>-15.0</w:t>
+            </w:r>
+          </w:p>
+        </w:tc>
+        <w:tc>
+          <w:tcPr>
+            <w:tcW w:type="dxa" w:w="1337"/>
+            <w:shd w:val="clear" w:color="auto" w:fill="F2F2F2"/>
+            <w:vAlign w:val="center"/>
+          </w:tcPr>
+          <w:p>
+            <w:r/>
+            <w:r>
+              <w:rPr>
+                <w:rFonts w:ascii="Arial" w:hAnsi="Arial"/>
+                <w:sz w:val="20"/>
+              </w:rPr>
+              <w:t>-28.0</w:t>
+            </w:r>
+          </w:p>
+        </w:tc>
+      </w:tr>
+      <w:tr>
+        <w:tc>
+          <w:tcPr>
+            <w:tcW w:type="dxa" w:w="1337"/>
+            <w:vAlign w:val="center"/>
+          </w:tcPr>
+          <w:p>
+            <w:r/>
+            <w:r>
+              <w:rPr>
+                <w:rFonts w:ascii="Arial" w:hAnsi="Arial"/>
+                <w:sz w:val="20"/>
+              </w:rPr>
+              <w:t>CRE cap rates (%)</w:t>
+            </w:r>
+          </w:p>
+        </w:tc>
+        <w:tc>
+          <w:tcPr>
+            <w:tcW w:type="dxa" w:w="1337"/>
+            <w:vAlign w:val="center"/>
+          </w:tcPr>
+          <w:p>
+            <w:r/>
+            <w:r>
+              <w:rPr>
+                <w:rFonts w:ascii="Arial" w:hAnsi="Arial"/>
+                <w:sz w:val="20"/>
+              </w:rPr>
+              <w:t>%</w:t>
+            </w:r>
+          </w:p>
+        </w:tc>
+        <w:tc>
+          <w:tcPr>
+            <w:tcW w:type="dxa" w:w="1337"/>
+            <w:vAlign w:val="center"/>
+          </w:tcPr>
+          <w:p>
+            <w:r/>
+            <w:r>
+              <w:rPr>
+                <w:rFonts w:ascii="Arial" w:hAnsi="Arial"/>
+                <w:sz w:val="20"/>
+              </w:rPr>
+              <w:t>assumption</w:t>
+            </w:r>
+          </w:p>
+        </w:tc>
+        <w:tc>
+          <w:tcPr>
+            <w:tcW w:type="dxa" w:w="1337"/>
+            <w:vAlign w:val="center"/>
+          </w:tcPr>
+          <w:p>
+            <w:r/>
+            <w:r>
+              <w:rPr>
+                <w:rFonts w:ascii="Arial" w:hAnsi="Arial"/>
+                <w:sz w:val="20"/>
+              </w:rPr>
+              <w:t>6.0</w:t>
+            </w:r>
+          </w:p>
+        </w:tc>
+        <w:tc>
+          <w:tcPr>
+            <w:tcW w:type="dxa" w:w="1337"/>
+            <w:vAlign w:val="center"/>
+          </w:tcPr>
+          <w:p>
+            <w:r/>
+            <w:r>
+              <w:rPr>
+                <w:rFonts w:ascii="Arial" w:hAnsi="Arial"/>
+                <w:sz w:val="20"/>
+              </w:rPr>
+              <w:t>6.4</w:t>
+            </w:r>
+          </w:p>
+        </w:tc>
+        <w:tc>
+          <w:tcPr>
+            <w:tcW w:type="dxa" w:w="1337"/>
+            <w:vAlign w:val="center"/>
+          </w:tcPr>
+          <w:p>
+            <w:r/>
+            <w:r>
+              <w:rPr>
+                <w:rFonts w:ascii="Arial" w:hAnsi="Arial"/>
+                <w:sz w:val="20"/>
+              </w:rPr>
+              <w:t>6.9</w:t>
+            </w:r>
+          </w:p>
+        </w:tc>
+        <w:tc>
+          <w:tcPr>
+            <w:tcW w:type="dxa" w:w="1337"/>
+            <w:vAlign w:val="center"/>
+          </w:tcPr>
+          <w:p>
+            <w:r/>
+            <w:r>
+              <w:rPr>
+                <w:rFonts w:ascii="Arial" w:hAnsi="Arial"/>
+                <w:sz w:val="20"/>
+              </w:rPr>
+              <w:t>7.6</w:t>
+            </w:r>
+          </w:p>
+        </w:tc>
+      </w:tr>
+      <w:tr>
+        <w:tc>
+          <w:tcPr>
+            <w:tcW w:type="dxa" w:w="1337"/>
+            <w:shd w:val="clear" w:color="auto" w:fill="F2F2F2"/>
+            <w:vAlign w:val="center"/>
+          </w:tcPr>
+          <w:p>
+            <w:r/>
+            <w:r>
+              <w:rPr>
+                <w:rFonts w:ascii="Arial" w:hAnsi="Arial"/>
+                <w:sz w:val="20"/>
+              </w:rPr>
+              <w:t>CRE rents (% change)</w:t>
+            </w:r>
+          </w:p>
+        </w:tc>
+        <w:tc>
+          <w:tcPr>
+            <w:tcW w:type="dxa" w:w="1337"/>
+            <w:shd w:val="clear" w:color="auto" w:fill="F2F2F2"/>
+            <w:vAlign w:val="center"/>
+          </w:tcPr>
+          <w:p>
+            <w:r/>
+            <w:r>
+              <w:rPr>
+                <w:rFonts w:ascii="Arial" w:hAnsi="Arial"/>
+                <w:sz w:val="20"/>
+              </w:rPr>
+              <w:t>% change</w:t>
+            </w:r>
+          </w:p>
+        </w:tc>
+        <w:tc>
+          <w:tcPr>
+            <w:tcW w:type="dxa" w:w="1337"/>
+            <w:shd w:val="clear" w:color="auto" w:fill="F2F2F2"/>
+            <w:vAlign w:val="center"/>
+          </w:tcPr>
+          <w:p>
+            <w:r/>
+            <w:r>
+              <w:rPr>
+                <w:rFonts w:ascii="Arial" w:hAnsi="Arial"/>
+                <w:sz w:val="20"/>
+              </w:rPr>
+              <w:t>assumption</w:t>
+            </w:r>
+          </w:p>
+        </w:tc>
+        <w:tc>
+          <w:tcPr>
+            <w:tcW w:type="dxa" w:w="1337"/>
+            <w:shd w:val="clear" w:color="auto" w:fill="F2F2F2"/>
+            <w:vAlign w:val="center"/>
+          </w:tcPr>
+          <w:p>
+            <w:r/>
+            <w:r>
+              <w:rPr>
+                <w:rFonts w:ascii="Arial" w:hAnsi="Arial"/>
+                <w:sz w:val="20"/>
+              </w:rPr>
+              <w:t>0.0</w:t>
+            </w:r>
+          </w:p>
+        </w:tc>
+        <w:tc>
+          <w:tcPr>
+            <w:tcW w:type="dxa" w:w="1337"/>
+            <w:shd w:val="clear" w:color="auto" w:fill="F2F2F2"/>
+            <w:vAlign w:val="center"/>
+          </w:tcPr>
+          <w:p>
+            <w:r/>
+            <w:r>
+              <w:rPr>
+                <w:rFonts w:ascii="Arial" w:hAnsi="Arial"/>
+                <w:sz w:val="20"/>
+              </w:rPr>
+              <w:t>-4.0</w:t>
+            </w:r>
+          </w:p>
+        </w:tc>
+        <w:tc>
+          <w:tcPr>
+            <w:tcW w:type="dxa" w:w="1337"/>
+            <w:shd w:val="clear" w:color="auto" w:fill="F2F2F2"/>
+            <w:vAlign w:val="center"/>
+          </w:tcPr>
+          <w:p>
+            <w:r/>
+            <w:r>
+              <w:rPr>
+                <w:rFonts w:ascii="Arial" w:hAnsi="Arial"/>
+                <w:sz w:val="20"/>
+              </w:rPr>
+              <w:t>-9.0</w:t>
+            </w:r>
+          </w:p>
+        </w:tc>
+        <w:tc>
+          <w:tcPr>
+            <w:tcW w:type="dxa" w:w="1337"/>
+            <w:shd w:val="clear" w:color="auto" w:fill="F2F2F2"/>
+            <w:vAlign w:val="center"/>
+          </w:tcPr>
+          <w:p>
+            <w:r/>
+            <w:r>
+              <w:rPr>
+                <w:rFonts w:ascii="Arial" w:hAnsi="Arial"/>
+                <w:sz w:val="20"/>
+              </w:rPr>
+              <w:t>-16.0</w:t>
+            </w:r>
+          </w:p>
+        </w:tc>
+      </w:tr>
+      <w:tr>
+        <w:tc>
+          <w:tcPr>
+            <w:tcW w:type="dxa" w:w="1337"/>
+            <w:vAlign w:val="center"/>
+          </w:tcPr>
+          <w:p>
+            <w:r/>
+            <w:r>
+              <w:rPr>
+                <w:rFonts w:ascii="Arial" w:hAnsi="Arial"/>
+                <w:sz w:val="20"/>
+              </w:rPr>
+              <w:t>Exchange rate (TWI, % change)</w:t>
+            </w:r>
+          </w:p>
+        </w:tc>
+        <w:tc>
+          <w:tcPr>
+            <w:tcW w:type="dxa" w:w="1337"/>
+            <w:vAlign w:val="center"/>
+          </w:tcPr>
+          <w:p>
+            <w:r/>
+            <w:r>
+              <w:rPr>
+                <w:rFonts w:ascii="Arial" w:hAnsi="Arial"/>
+                <w:sz w:val="20"/>
+              </w:rPr>
+              <w:t>% change</w:t>
+            </w:r>
+          </w:p>
+        </w:tc>
+        <w:tc>
+          <w:tcPr>
+            <w:tcW w:type="dxa" w:w="1337"/>
+            <w:vAlign w:val="center"/>
+          </w:tcPr>
+          <w:p>
+            <w:r/>
+            <w:r>
+              <w:rPr>
+                <w:rFonts w:ascii="Arial" w:hAnsi="Arial"/>
+                <w:sz w:val="20"/>
+              </w:rPr>
+              <w:t>RBA F11 exchange rates</w:t>
+            </w:r>
+          </w:p>
+        </w:tc>
+        <w:tc>
+          <w:tcPr>
+            <w:tcW w:type="dxa" w:w="1337"/>
+            <w:vAlign w:val="center"/>
+          </w:tcPr>
+          <w:p>
+            <w:r/>
+            <w:r>
+              <w:rPr>
+                <w:rFonts w:ascii="Arial" w:hAnsi="Arial"/>
+                <w:sz w:val="20"/>
+              </w:rPr>
+              <w:t>0.0</w:t>
+            </w:r>
+          </w:p>
+        </w:tc>
+        <w:tc>
+          <w:tcPr>
+            <w:tcW w:type="dxa" w:w="1337"/>
+            <w:vAlign w:val="center"/>
+          </w:tcPr>
+          <w:p>
+            <w:r/>
+            <w:r>
+              <w:rPr>
+                <w:rFonts w:ascii="Arial" w:hAnsi="Arial"/>
+                <w:sz w:val="20"/>
+              </w:rPr>
+              <w:t>-5.0</w:t>
+            </w:r>
+          </w:p>
+        </w:tc>
+        <w:tc>
+          <w:tcPr>
+            <w:tcW w:type="dxa" w:w="1337"/>
+            <w:vAlign w:val="center"/>
+          </w:tcPr>
+          <w:p>
+            <w:r/>
+            <w:r>
+              <w:rPr>
+                <w:rFonts w:ascii="Arial" w:hAnsi="Arial"/>
+                <w:sz w:val="20"/>
+              </w:rPr>
+              <w:t>-10.0</w:t>
+            </w:r>
+          </w:p>
+        </w:tc>
+        <w:tc>
+          <w:tcPr>
+            <w:tcW w:type="dxa" w:w="1337"/>
+            <w:vAlign w:val="center"/>
+          </w:tcPr>
+          <w:p>
+            <w:r/>
+            <w:r>
+              <w:rPr>
+                <w:rFonts w:ascii="Arial" w:hAnsi="Arial"/>
+                <w:sz w:val="20"/>
+              </w:rPr>
+              <w:t>-15.0</w:t>
+            </w:r>
+          </w:p>
+        </w:tc>
+      </w:tr>
+      <w:tr>
+        <w:tc>
+          <w:tcPr>
+            <w:tcW w:type="dxa" w:w="1337"/>
+            <w:shd w:val="clear" w:color="auto" w:fill="F2F2F2"/>
+            <w:vAlign w:val="center"/>
+          </w:tcPr>
+          <w:p>
+            <w:r/>
+            <w:r>
+              <w:rPr>
+                <w:rFonts w:ascii="Arial" w:hAnsi="Arial"/>
+                <w:sz w:val="20"/>
+              </w:rPr>
+              <w:t>GDP growth (real, YoY %)</w:t>
+            </w:r>
+          </w:p>
+        </w:tc>
+        <w:tc>
+          <w:tcPr>
+            <w:tcW w:type="dxa" w:w="1337"/>
+            <w:shd w:val="clear" w:color="auto" w:fill="F2F2F2"/>
+            <w:vAlign w:val="center"/>
+          </w:tcPr>
+          <w:p>
+            <w:r/>
+            <w:r>
+              <w:rPr>
+                <w:rFonts w:ascii="Arial" w:hAnsi="Arial"/>
+                <w:sz w:val="20"/>
+              </w:rPr>
+              <w:t>% yoy</w:t>
+            </w:r>
+          </w:p>
+        </w:tc>
+        <w:tc>
+          <w:tcPr>
+            <w:tcW w:type="dxa" w:w="1337"/>
+            <w:shd w:val="clear" w:color="auto" w:fill="F2F2F2"/>
+            <w:vAlign w:val="center"/>
+          </w:tcPr>
+          <w:p>
+            <w:r/>
+            <w:r>
+              <w:rPr>
+                <w:rFonts w:ascii="Arial" w:hAnsi="Arial"/>
+                <w:sz w:val="20"/>
+              </w:rPr>
+              <w:t>ABS 5206 National Accounts</w:t>
+            </w:r>
+          </w:p>
+        </w:tc>
+        <w:tc>
+          <w:tcPr>
+            <w:tcW w:type="dxa" w:w="1337"/>
+            <w:shd w:val="clear" w:color="auto" w:fill="F2F2F2"/>
+            <w:vAlign w:val="center"/>
+          </w:tcPr>
+          <w:p>
+            <w:r/>
+            <w:r>
+              <w:rPr>
+                <w:rFonts w:ascii="Arial" w:hAnsi="Arial"/>
+                <w:sz w:val="20"/>
+              </w:rPr>
+              <w:t>1.8</w:t>
+            </w:r>
+          </w:p>
+        </w:tc>
+        <w:tc>
+          <w:tcPr>
+            <w:tcW w:type="dxa" w:w="1337"/>
+            <w:shd w:val="clear" w:color="auto" w:fill="F2F2F2"/>
+            <w:vAlign w:val="center"/>
+          </w:tcPr>
+          <w:p>
+            <w:r/>
+            <w:r>
+              <w:rPr>
+                <w:rFonts w:ascii="Arial" w:hAnsi="Arial"/>
+                <w:sz w:val="20"/>
+              </w:rPr>
+              <w:t>0.0</w:t>
+            </w:r>
+          </w:p>
+        </w:tc>
+        <w:tc>
+          <w:tcPr>
+            <w:tcW w:type="dxa" w:w="1337"/>
+            <w:shd w:val="clear" w:color="auto" w:fill="F2F2F2"/>
+            <w:vAlign w:val="center"/>
+          </w:tcPr>
+          <w:p>
+            <w:r/>
+            <w:r>
+              <w:rPr>
+                <w:rFonts w:ascii="Arial" w:hAnsi="Arial"/>
+                <w:sz w:val="20"/>
+              </w:rPr>
+              <w:t>-1.5</w:t>
+            </w:r>
+          </w:p>
+        </w:tc>
+        <w:tc>
+          <w:tcPr>
+            <w:tcW w:type="dxa" w:w="1337"/>
+            <w:shd w:val="clear" w:color="auto" w:fill="F2F2F2"/>
+            <w:vAlign w:val="center"/>
+          </w:tcPr>
+          <w:p>
+            <w:r/>
+            <w:r>
+              <w:rPr>
+                <w:rFonts w:ascii="Arial" w:hAnsi="Arial"/>
+                <w:sz w:val="20"/>
+              </w:rPr>
+              <w:t>-3.5</w:t>
+            </w:r>
+          </w:p>
+        </w:tc>
+      </w:tr>
+      <w:tr>
+        <w:tc>
+          <w:tcPr>
+            <w:tcW w:type="dxa" w:w="1337"/>
+            <w:vAlign w:val="center"/>
+          </w:tcPr>
+          <w:p>
+            <w:r/>
+            <w:r>
+              <w:rPr>
+                <w:rFonts w:ascii="Arial" w:hAnsi="Arial"/>
+                <w:sz w:val="20"/>
+              </w:rPr>
+              <w:t>House-price growth (YoY %)</w:t>
+            </w:r>
+          </w:p>
+        </w:tc>
+        <w:tc>
+          <w:tcPr>
+            <w:tcW w:type="dxa" w:w="1337"/>
+            <w:vAlign w:val="center"/>
+          </w:tcPr>
+          <w:p>
+            <w:r/>
+            <w:r>
+              <w:rPr>
+                <w:rFonts w:ascii="Arial" w:hAnsi="Arial"/>
+                <w:sz w:val="20"/>
+              </w:rPr>
+              <w:t>% yoy</w:t>
+            </w:r>
+          </w:p>
+        </w:tc>
+        <w:tc>
+          <w:tcPr>
+            <w:tcW w:type="dxa" w:w="1337"/>
+            <w:vAlign w:val="center"/>
+          </w:tcPr>
+          <w:p>
+            <w:r/>
+            <w:r>
+              <w:rPr>
+                <w:rFonts w:ascii="Arial" w:hAnsi="Arial"/>
+                <w:sz w:val="20"/>
+              </w:rPr>
+              <w:t>ABS 6416 Residential Property Price Index</w:t>
+            </w:r>
+          </w:p>
+        </w:tc>
+        <w:tc>
+          <w:tcPr>
+            <w:tcW w:type="dxa" w:w="1337"/>
+            <w:vAlign w:val="center"/>
+          </w:tcPr>
+          <w:p>
+            <w:r/>
+            <w:r>
+              <w:rPr>
+                <w:rFonts w:ascii="Arial" w:hAnsi="Arial"/>
+                <w:sz w:val="20"/>
+              </w:rPr>
+              <w:t>4.0</w:t>
+            </w:r>
+          </w:p>
+        </w:tc>
+        <w:tc>
+          <w:tcPr>
+            <w:tcW w:type="dxa" w:w="1337"/>
+            <w:vAlign w:val="center"/>
+          </w:tcPr>
+          <w:p>
+            <w:r/>
+            <w:r>
+              <w:rPr>
+                <w:rFonts w:ascii="Arial" w:hAnsi="Arial"/>
+                <w:sz w:val="20"/>
+              </w:rPr>
+              <w:t>-4.0</w:t>
+            </w:r>
+          </w:p>
+        </w:tc>
+        <w:tc>
+          <w:tcPr>
+            <w:tcW w:type="dxa" w:w="1337"/>
+            <w:vAlign w:val="center"/>
+          </w:tcPr>
+          <w:p>
+            <w:r/>
+            <w:r>
+              <w:rPr>
+                <w:rFonts w:ascii="Arial" w:hAnsi="Arial"/>
+                <w:sz w:val="20"/>
+              </w:rPr>
+              <w:t>-11.0</w:t>
+            </w:r>
+          </w:p>
+        </w:tc>
+        <w:tc>
+          <w:tcPr>
+            <w:tcW w:type="dxa" w:w="1337"/>
+            <w:vAlign w:val="center"/>
+          </w:tcPr>
+          <w:p>
+            <w:r/>
+            <w:r>
+              <w:rPr>
+                <w:rFonts w:ascii="Arial" w:hAnsi="Arial"/>
+                <w:sz w:val="20"/>
+              </w:rPr>
+              <w:t>-21.0</w:t>
+            </w:r>
+          </w:p>
+        </w:tc>
+      </w:tr>
+      <w:tr>
+        <w:tc>
+          <w:tcPr>
+            <w:tcW w:type="dxa" w:w="1337"/>
+            <w:shd w:val="clear" w:color="auto" w:fill="F2F2F2"/>
+            <w:vAlign w:val="center"/>
+          </w:tcPr>
+          <w:p>
+            <w:r/>
+            <w:r>
+              <w:rPr>
+                <w:rFonts w:ascii="Arial" w:hAnsi="Arial"/>
+                <w:sz w:val="20"/>
+              </w:rPr>
+              <w:t>Industry / sector output (YoY %)</w:t>
+            </w:r>
+          </w:p>
+        </w:tc>
+        <w:tc>
+          <w:tcPr>
+            <w:tcW w:type="dxa" w:w="1337"/>
+            <w:shd w:val="clear" w:color="auto" w:fill="F2F2F2"/>
+            <w:vAlign w:val="center"/>
+          </w:tcPr>
+          <w:p>
+            <w:r/>
+            <w:r>
+              <w:rPr>
+                <w:rFonts w:ascii="Arial" w:hAnsi="Arial"/>
+                <w:sz w:val="20"/>
+              </w:rPr>
+              <w:t>% yoy</w:t>
+            </w:r>
+          </w:p>
+        </w:tc>
+        <w:tc>
+          <w:tcPr>
+            <w:tcW w:type="dxa" w:w="1337"/>
+            <w:shd w:val="clear" w:color="auto" w:fill="F2F2F2"/>
+            <w:vAlign w:val="center"/>
+          </w:tcPr>
+          <w:p>
+            <w:r/>
+            <w:r>
+              <w:rPr>
+                <w:rFonts w:ascii="Arial" w:hAnsi="Arial"/>
+                <w:sz w:val="20"/>
+              </w:rPr>
+              <w:t>ABS 8155 Australian Industry + 5676 Business Indicators</w:t>
+            </w:r>
+          </w:p>
+        </w:tc>
+        <w:tc>
+          <w:tcPr>
+            <w:tcW w:type="dxa" w:w="1337"/>
+            <w:shd w:val="clear" w:color="auto" w:fill="F2F2F2"/>
+            <w:vAlign w:val="center"/>
+          </w:tcPr>
+          <w:p>
+            <w:r/>
+            <w:r>
+              <w:rPr>
+                <w:rFonts w:ascii="Arial" w:hAnsi="Arial"/>
+                <w:sz w:val="20"/>
+              </w:rPr>
+              <w:t>2.0</w:t>
+            </w:r>
+          </w:p>
+        </w:tc>
+        <w:tc>
+          <w:tcPr>
+            <w:tcW w:type="dxa" w:w="1337"/>
+            <w:shd w:val="clear" w:color="auto" w:fill="F2F2F2"/>
+            <w:vAlign w:val="center"/>
+          </w:tcPr>
+          <w:p>
+            <w:r/>
+            <w:r>
+              <w:rPr>
+                <w:rFonts w:ascii="Arial" w:hAnsi="Arial"/>
+                <w:sz w:val="20"/>
+              </w:rPr>
+              <w:t>0.0</w:t>
+            </w:r>
+          </w:p>
+        </w:tc>
+        <w:tc>
+          <w:tcPr>
+            <w:tcW w:type="dxa" w:w="1337"/>
+            <w:shd w:val="clear" w:color="auto" w:fill="F2F2F2"/>
+            <w:vAlign w:val="center"/>
+          </w:tcPr>
+          <w:p>
+            <w:r/>
+            <w:r>
+              <w:rPr>
+                <w:rFonts w:ascii="Arial" w:hAnsi="Arial"/>
+                <w:sz w:val="20"/>
+              </w:rPr>
+              <w:t>-2.0</w:t>
+            </w:r>
+          </w:p>
+        </w:tc>
+        <w:tc>
+          <w:tcPr>
+            <w:tcW w:type="dxa" w:w="1337"/>
+            <w:shd w:val="clear" w:color="auto" w:fill="F2F2F2"/>
+            <w:vAlign w:val="center"/>
+          </w:tcPr>
+          <w:p>
+            <w:r/>
+            <w:r>
+              <w:rPr>
+                <w:rFonts w:ascii="Arial" w:hAnsi="Arial"/>
+                <w:sz w:val="20"/>
+              </w:rPr>
+              <w:t>-5.0</w:t>
+            </w:r>
+          </w:p>
+        </w:tc>
+      </w:tr>
+      <w:tr>
+        <w:tc>
+          <w:tcPr>
+            <w:tcW w:type="dxa" w:w="1337"/>
+            <w:vAlign w:val="center"/>
+          </w:tcPr>
+          <w:p>
+            <w:r/>
+            <w:r>
+              <w:rPr>
+                <w:rFonts w:ascii="Arial" w:hAnsi="Arial"/>
+                <w:sz w:val="20"/>
+              </w:rPr>
+              <w:t>Inflation (CPI, YoY %)</w:t>
+            </w:r>
+          </w:p>
+        </w:tc>
+        <w:tc>
+          <w:tcPr>
+            <w:tcW w:type="dxa" w:w="1337"/>
+            <w:vAlign w:val="center"/>
+          </w:tcPr>
+          <w:p>
+            <w:r/>
+            <w:r>
+              <w:rPr>
+                <w:rFonts w:ascii="Arial" w:hAnsi="Arial"/>
+                <w:sz w:val="20"/>
+              </w:rPr>
+              <w:t>% yoy</w:t>
+            </w:r>
+          </w:p>
+        </w:tc>
+        <w:tc>
+          <w:tcPr>
+            <w:tcW w:type="dxa" w:w="1337"/>
+            <w:vAlign w:val="center"/>
+          </w:tcPr>
+          <w:p>
+            <w:r/>
+            <w:r>
+              <w:rPr>
+                <w:rFonts w:ascii="Arial" w:hAnsi="Arial"/>
+                <w:sz w:val="20"/>
+              </w:rPr>
+              <w:t>ABS 6401 CPI</w:t>
+            </w:r>
+          </w:p>
+        </w:tc>
+        <w:tc>
+          <w:tcPr>
+            <w:tcW w:type="dxa" w:w="1337"/>
+            <w:vAlign w:val="center"/>
+          </w:tcPr>
+          <w:p>
+            <w:r/>
+            <w:r>
+              <w:rPr>
+                <w:rFonts w:ascii="Arial" w:hAnsi="Arial"/>
+                <w:sz w:val="20"/>
+              </w:rPr>
+              <w:t>3.2</w:t>
+            </w:r>
+          </w:p>
+        </w:tc>
+        <w:tc>
+          <w:tcPr>
+            <w:tcW w:type="dxa" w:w="1337"/>
+            <w:vAlign w:val="center"/>
+          </w:tcPr>
+          <w:p>
+            <w:r/>
+            <w:r>
+              <w:rPr>
+                <w:rFonts w:ascii="Arial" w:hAnsi="Arial"/>
+                <w:sz w:val="20"/>
+              </w:rPr>
+              <w:t>4.0</w:t>
+            </w:r>
+          </w:p>
+        </w:tc>
+        <w:tc>
+          <w:tcPr>
+            <w:tcW w:type="dxa" w:w="1337"/>
+            <w:vAlign w:val="center"/>
+          </w:tcPr>
+          <w:p>
+            <w:r/>
+            <w:r>
+              <w:rPr>
+                <w:rFonts w:ascii="Arial" w:hAnsi="Arial"/>
+                <w:sz w:val="20"/>
+              </w:rPr>
+              <w:t>4.7</w:t>
+            </w:r>
+          </w:p>
+        </w:tc>
+        <w:tc>
+          <w:tcPr>
+            <w:tcW w:type="dxa" w:w="1337"/>
+            <w:vAlign w:val="center"/>
+          </w:tcPr>
+          <w:p>
+            <w:r/>
+            <w:r>
+              <w:rPr>
+                <w:rFonts w:ascii="Arial" w:hAnsi="Arial"/>
+                <w:sz w:val="20"/>
+              </w:rPr>
+              <w:t>5.7</w:t>
+            </w:r>
+          </w:p>
+        </w:tc>
+      </w:tr>
+      <w:tr>
+        <w:tc>
+          <w:tcPr>
+            <w:tcW w:type="dxa" w:w="1337"/>
+            <w:shd w:val="clear" w:color="auto" w:fill="F2F2F2"/>
+            <w:vAlign w:val="center"/>
+          </w:tcPr>
+          <w:p>
+            <w:r/>
+            <w:r>
+              <w:rPr>
+                <w:rFonts w:ascii="Arial" w:hAnsi="Arial"/>
+                <w:sz w:val="20"/>
+              </w:rPr>
+              <w:t>Unemployment rate (%)</w:t>
+            </w:r>
+          </w:p>
+        </w:tc>
+        <w:tc>
+          <w:tcPr>
+            <w:tcW w:type="dxa" w:w="1337"/>
+            <w:shd w:val="clear" w:color="auto" w:fill="F2F2F2"/>
+            <w:vAlign w:val="center"/>
+          </w:tcPr>
+          <w:p>
+            <w:r/>
+            <w:r>
+              <w:rPr>
+                <w:rFonts w:ascii="Arial" w:hAnsi="Arial"/>
+                <w:sz w:val="20"/>
+              </w:rPr>
+              <w:t>%</w:t>
+            </w:r>
+          </w:p>
+        </w:tc>
+        <w:tc>
+          <w:tcPr>
+            <w:tcW w:type="dxa" w:w="1337"/>
+            <w:shd w:val="clear" w:color="auto" w:fill="F2F2F2"/>
+            <w:vAlign w:val="center"/>
+          </w:tcPr>
+          <w:p>
+            <w:r/>
+            <w:r>
+              <w:rPr>
+                <w:rFonts w:ascii="Arial" w:hAnsi="Arial"/>
+                <w:sz w:val="20"/>
+              </w:rPr>
+              <w:t>ABS 6202 Labour Force</w:t>
+            </w:r>
+          </w:p>
+        </w:tc>
+        <w:tc>
+          <w:tcPr>
+            <w:tcW w:type="dxa" w:w="1337"/>
+            <w:shd w:val="clear" w:color="auto" w:fill="F2F2F2"/>
+            <w:vAlign w:val="center"/>
+          </w:tcPr>
+          <w:p>
+            <w:r/>
+            <w:r>
+              <w:rPr>
+                <w:rFonts w:ascii="Arial" w:hAnsi="Arial"/>
+                <w:sz w:val="20"/>
+              </w:rPr>
+              <w:t>4.1</w:t>
+            </w:r>
+          </w:p>
+        </w:tc>
+        <w:tc>
+          <w:tcPr>
+            <w:tcW w:type="dxa" w:w="1337"/>
+            <w:shd w:val="clear" w:color="auto" w:fill="F2F2F2"/>
+            <w:vAlign w:val="center"/>
+          </w:tcPr>
+          <w:p>
+            <w:r/>
+            <w:r>
+              <w:rPr>
+                <w:rFonts w:ascii="Arial" w:hAnsi="Arial"/>
+                <w:sz w:val="20"/>
+              </w:rPr>
+              <w:t>5.3</w:t>
+            </w:r>
+          </w:p>
+        </w:tc>
+        <w:tc>
+          <w:tcPr>
+            <w:tcW w:type="dxa" w:w="1337"/>
+            <w:shd w:val="clear" w:color="auto" w:fill="F2F2F2"/>
+            <w:vAlign w:val="center"/>
+          </w:tcPr>
+          <w:p>
+            <w:r/>
+            <w:r>
+              <w:rPr>
+                <w:rFonts w:ascii="Arial" w:hAnsi="Arial"/>
+                <w:sz w:val="20"/>
+              </w:rPr>
+              <w:t>6.6</w:t>
+            </w:r>
+          </w:p>
+        </w:tc>
+        <w:tc>
+          <w:tcPr>
+            <w:tcW w:type="dxa" w:w="1337"/>
+            <w:shd w:val="clear" w:color="auto" w:fill="F2F2F2"/>
+            <w:vAlign w:val="center"/>
+          </w:tcPr>
+          <w:p>
+            <w:r/>
+            <w:r>
+              <w:rPr>
+                <w:rFonts w:ascii="Arial" w:hAnsi="Arial"/>
+                <w:sz w:val="20"/>
+              </w:rPr>
+              <w:t>8.1</w:t>
+            </w:r>
+          </w:p>
+        </w:tc>
+      </w:tr>
+      <w:tr>
+        <w:tc>
+          <w:tcPr>
+            <w:tcW w:type="dxa" w:w="1337"/>
+            <w:vAlign w:val="center"/>
+          </w:tcPr>
+          <w:p>
+            <w:r/>
+            <w:r>
+              <w:rPr>
+                <w:rFonts w:ascii="Arial" w:hAnsi="Arial"/>
+                <w:sz w:val="20"/>
+              </w:rPr>
+              <w:t>Vacancy rate (office, %)</w:t>
+            </w:r>
+          </w:p>
+        </w:tc>
+        <w:tc>
+          <w:tcPr>
+            <w:tcW w:type="dxa" w:w="1337"/>
+            <w:vAlign w:val="center"/>
+          </w:tcPr>
+          <w:p>
+            <w:r/>
+            <w:r>
+              <w:rPr>
+                <w:rFonts w:ascii="Arial" w:hAnsi="Arial"/>
+                <w:sz w:val="20"/>
+              </w:rPr>
+              <w:t>%</w:t>
+            </w:r>
+          </w:p>
+        </w:tc>
+        <w:tc>
+          <w:tcPr>
+            <w:tcW w:type="dxa" w:w="1337"/>
+            <w:vAlign w:val="center"/>
+          </w:tcPr>
+          <w:p>
+            <w:r/>
+            <w:r>
+              <w:rPr>
+                <w:rFonts w:ascii="Arial" w:hAnsi="Arial"/>
+                <w:sz w:val="20"/>
+              </w:rPr>
+              <w:t>assumption</w:t>
+            </w:r>
+          </w:p>
+        </w:tc>
+        <w:tc>
+          <w:tcPr>
+            <w:tcW w:type="dxa" w:w="1337"/>
+            <w:vAlign w:val="center"/>
+          </w:tcPr>
+          <w:p>
+            <w:r/>
+            <w:r>
+              <w:rPr>
+                <w:rFonts w:ascii="Arial" w:hAnsi="Arial"/>
+                <w:sz w:val="20"/>
+              </w:rPr>
+              <w:t>12.0</w:t>
+            </w:r>
+          </w:p>
+        </w:tc>
+        <w:tc>
+          <w:tcPr>
+            <w:tcW w:type="dxa" w:w="1337"/>
+            <w:vAlign w:val="center"/>
+          </w:tcPr>
+          <w:p>
+            <w:r/>
+            <w:r>
+              <w:rPr>
+                <w:rFonts w:ascii="Arial" w:hAnsi="Arial"/>
+                <w:sz w:val="20"/>
+              </w:rPr>
+              <w:t>14.0</w:t>
+            </w:r>
+          </w:p>
+        </w:tc>
+        <w:tc>
+          <w:tcPr>
+            <w:tcW w:type="dxa" w:w="1337"/>
+            <w:vAlign w:val="center"/>
+          </w:tcPr>
+          <w:p>
+            <w:r/>
+            <w:r>
+              <w:rPr>
+                <w:rFonts w:ascii="Arial" w:hAnsi="Arial"/>
+                <w:sz w:val="20"/>
+              </w:rPr>
+              <w:t>16.0</w:t>
+            </w:r>
+          </w:p>
+        </w:tc>
+        <w:tc>
+          <w:tcPr>
+            <w:tcW w:type="dxa" w:w="1337"/>
+            <w:vAlign w:val="center"/>
+          </w:tcPr>
+          <w:p>
+            <w:r/>
+            <w:r>
+              <w:rPr>
+                <w:rFonts w:ascii="Arial" w:hAnsi="Arial"/>
+                <w:sz w:val="20"/>
+              </w:rPr>
+              <w:t>19.0</w:t>
+            </w:r>
+          </w:p>
+        </w:tc>
+      </w:tr>
+      <w:tr>
+        <w:tc>
+          <w:tcPr>
+            <w:tcW w:type="dxa" w:w="1337"/>
+            <w:shd w:val="clear" w:color="auto" w:fill="F2F2F2"/>
+            <w:vAlign w:val="center"/>
+          </w:tcPr>
+          <w:p>
+            <w:r/>
+            <w:r>
+              <w:rPr>
+                <w:rFonts w:ascii="Arial" w:hAnsi="Arial"/>
+                <w:sz w:val="20"/>
+              </w:rPr>
+              <w:t>Wage growth (WPI, YoY %)</w:t>
+            </w:r>
+          </w:p>
+        </w:tc>
+        <w:tc>
+          <w:tcPr>
+            <w:tcW w:type="dxa" w:w="1337"/>
+            <w:shd w:val="clear" w:color="auto" w:fill="F2F2F2"/>
+            <w:vAlign w:val="center"/>
+          </w:tcPr>
+          <w:p>
+            <w:r/>
+            <w:r>
+              <w:rPr>
+                <w:rFonts w:ascii="Arial" w:hAnsi="Arial"/>
+                <w:sz w:val="20"/>
+              </w:rPr>
+              <w:t>% yoy</w:t>
+            </w:r>
+          </w:p>
+        </w:tc>
+        <w:tc>
+          <w:tcPr>
+            <w:tcW w:type="dxa" w:w="1337"/>
+            <w:shd w:val="clear" w:color="auto" w:fill="F2F2F2"/>
+            <w:vAlign w:val="center"/>
+          </w:tcPr>
+          <w:p>
+            <w:r/>
+            <w:r>
+              <w:rPr>
+                <w:rFonts w:ascii="Arial" w:hAnsi="Arial"/>
+                <w:sz w:val="20"/>
+              </w:rPr>
+              <w:t>ABS 6345 Wage Price Index</w:t>
+            </w:r>
+          </w:p>
+        </w:tc>
+        <w:tc>
+          <w:tcPr>
+            <w:tcW w:type="dxa" w:w="1337"/>
+            <w:shd w:val="clear" w:color="auto" w:fill="F2F2F2"/>
+            <w:vAlign w:val="center"/>
+          </w:tcPr>
+          <w:p>
+            <w:r/>
+            <w:r>
+              <w:rPr>
+                <w:rFonts w:ascii="Arial" w:hAnsi="Arial"/>
+                <w:sz w:val="20"/>
+              </w:rPr>
+              <w:t>3.5</w:t>
+            </w:r>
+          </w:p>
+        </w:tc>
+        <w:tc>
+          <w:tcPr>
+            <w:tcW w:type="dxa" w:w="1337"/>
+            <w:shd w:val="clear" w:color="auto" w:fill="F2F2F2"/>
+            <w:vAlign w:val="center"/>
+          </w:tcPr>
+          <w:p>
+            <w:r/>
+            <w:r>
+              <w:rPr>
+                <w:rFonts w:ascii="Arial" w:hAnsi="Arial"/>
+                <w:sz w:val="20"/>
+              </w:rPr>
+              <w:t>3.0</w:t>
+            </w:r>
+          </w:p>
+        </w:tc>
+        <w:tc>
+          <w:tcPr>
+            <w:tcW w:type="dxa" w:w="1337"/>
+            <w:shd w:val="clear" w:color="auto" w:fill="F2F2F2"/>
+            <w:vAlign w:val="center"/>
+          </w:tcPr>
+          <w:p>
+            <w:r/>
+            <w:r>
+              <w:rPr>
+                <w:rFonts w:ascii="Arial" w:hAnsi="Arial"/>
+                <w:sz w:val="20"/>
+              </w:rPr>
+              <w:t>2.5</w:t>
+            </w:r>
+          </w:p>
+        </w:tc>
+        <w:tc>
+          <w:tcPr>
+            <w:tcW w:type="dxa" w:w="1337"/>
+            <w:shd w:val="clear" w:color="auto" w:fill="F2F2F2"/>
+            <w:vAlign w:val="center"/>
+          </w:tcPr>
+          <w:p>
+            <w:r/>
+            <w:r>
+              <w:rPr>
+                <w:rFonts w:ascii="Arial" w:hAnsi="Arial"/>
+                <w:sz w:val="20"/>
+              </w:rPr>
+              <w:t>1.7</w:t>
+            </w:r>
+          </w:p>
+        </w:tc>
+      </w:tr>
+    </w:tbl>
+    <w:p/>
+    <w:p>
+      <w:r>
+        <w:rPr>
+          <w:rFonts w:ascii="Arial" w:hAnsi="Arial"/>
+          <w:b w:val="0"/>
+          <w:i/>
+          <w:color w:val="7F7F7F"/>
+          <w:sz w:val="20"/>
+        </w:rPr>
+        <w:t>Which macro drivers move which portfolio (illustrative)</w:t>
+      </w:r>
+    </w:p>
+    <w:tbl>
+      <w:tblPr>
+        <w:tblW w:type="auto" w:w="0"/>
+        <w:jc w:val="left"/>
+        <w:tblLook w:firstColumn="1" w:firstRow="1" w:lastColumn="0" w:lastRow="0" w:noHBand="0" w:noVBand="1" w:val="04A0"/>
+      </w:tblPr>
+      <w:tblGrid>
+        <w:gridCol w:w="4680"/>
+        <w:gridCol w:w="4680"/>
+      </w:tblGrid>
+      <w:tr>
+        <w:tc>
+          <w:tcPr>
+            <w:tcW w:type="dxa" w:w="4680"/>
+            <w:shd w:val="clear" w:color="auto" w:fill="1F4E79"/>
+            <w:vAlign w:val="center"/>
+          </w:tcPr>
+          <w:p>
+            <w:r/>
+            <w:r>
+              <w:rPr>
+                <w:rFonts w:ascii="Arial" w:hAnsi="Arial"/>
+                <w:b/>
+                <w:color w:val="FFFFFF"/>
+                <w:sz w:val="20"/>
+              </w:rPr>
+              <w:t>Portfolio</w:t>
+            </w:r>
+          </w:p>
+        </w:tc>
+        <w:tc>
+          <w:tcPr>
+            <w:tcW w:type="dxa" w:w="4680"/>
+            <w:shd w:val="clear" w:color="auto" w:fill="1F4E79"/>
+            <w:vAlign w:val="center"/>
+          </w:tcPr>
+          <w:p>
+            <w:r/>
+            <w:r>
+              <w:rPr>
+                <w:rFonts w:ascii="Arial" w:hAnsi="Arial"/>
+                <w:b/>
+                <w:color w:val="FFFFFF"/>
+                <w:sz w:val="20"/>
+              </w:rPr>
+              <w:t>Material macro drivers</w:t>
+            </w:r>
+          </w:p>
+        </w:tc>
+      </w:tr>
+      <w:tr>
+        <w:tc>
+          <w:tcPr>
+            <w:tcW w:type="dxa" w:w="4680"/>
+            <w:vAlign w:val="center"/>
+          </w:tcPr>
+          <w:p>
+            <w:r/>
+            <w:r>
+              <w:rPr>
+                <w:rFonts w:ascii="Arial" w:hAnsi="Arial"/>
+                <w:sz w:val="20"/>
+              </w:rPr>
+              <w:t>Residential mortgages</w:t>
+            </w:r>
+          </w:p>
+        </w:tc>
+        <w:tc>
+          <w:tcPr>
+            <w:tcW w:type="dxa" w:w="4680"/>
+            <w:vAlign w:val="center"/>
+          </w:tcPr>
+          <w:p>
+            <w:r/>
+            <w:r>
+              <w:rPr>
+                <w:rFonts w:ascii="Arial" w:hAnsi="Arial"/>
+                <w:sz w:val="20"/>
+              </w:rPr>
+              <w:t>unemployment, cash rate, wage growth, house prices</w:t>
+            </w:r>
+          </w:p>
+        </w:tc>
+      </w:tr>
+      <w:tr>
+        <w:tc>
+          <w:tcPr>
+            <w:tcW w:type="dxa" w:w="4680"/>
+            <w:shd w:val="clear" w:color="auto" w:fill="F2F2F2"/>
+            <w:vAlign w:val="center"/>
+          </w:tcPr>
+          <w:p>
+            <w:r/>
+            <w:r>
+              <w:rPr>
+                <w:rFonts w:ascii="Arial" w:hAnsi="Arial"/>
+                <w:sz w:val="20"/>
+              </w:rPr>
+              <w:t>Credit cards</w:t>
+            </w:r>
+          </w:p>
+        </w:tc>
+        <w:tc>
+          <w:tcPr>
+            <w:tcW w:type="dxa" w:w="4680"/>
+            <w:shd w:val="clear" w:color="auto" w:fill="F2F2F2"/>
+            <w:vAlign w:val="center"/>
+          </w:tcPr>
+          <w:p>
+            <w:r/>
+            <w:r>
+              <w:rPr>
+                <w:rFonts w:ascii="Arial" w:hAnsi="Arial"/>
+                <w:sz w:val="20"/>
+              </w:rPr>
+              <w:t>unemployment, wage growth, inflation</w:t>
+            </w:r>
+          </w:p>
+        </w:tc>
+      </w:tr>
+      <w:tr>
+        <w:tc>
+          <w:tcPr>
+            <w:tcW w:type="dxa" w:w="4680"/>
+            <w:vAlign w:val="center"/>
+          </w:tcPr>
+          <w:p>
+            <w:r/>
+            <w:r>
+              <w:rPr>
+                <w:rFonts w:ascii="Arial" w:hAnsi="Arial"/>
+                <w:sz w:val="20"/>
+              </w:rPr>
+              <w:t>SME lending</w:t>
+            </w:r>
+          </w:p>
+        </w:tc>
+        <w:tc>
+          <w:tcPr>
+            <w:tcW w:type="dxa" w:w="4680"/>
+            <w:vAlign w:val="center"/>
+          </w:tcPr>
+          <w:p>
+            <w:r/>
+            <w:r>
+              <w:rPr>
+                <w:rFonts w:ascii="Arial" w:hAnsi="Arial"/>
+                <w:sz w:val="20"/>
+              </w:rPr>
+              <w:t>GDP, unemployment, cash rate, sector output</w:t>
+            </w:r>
+          </w:p>
+        </w:tc>
+      </w:tr>
+      <w:tr>
+        <w:tc>
+          <w:tcPr>
+            <w:tcW w:type="dxa" w:w="4680"/>
+            <w:shd w:val="clear" w:color="auto" w:fill="F2F2F2"/>
+            <w:vAlign w:val="center"/>
+          </w:tcPr>
+          <w:p>
+            <w:r/>
+            <w:r>
+              <w:rPr>
+                <w:rFonts w:ascii="Arial" w:hAnsi="Arial"/>
+                <w:sz w:val="20"/>
+              </w:rPr>
+              <w:t>Corporate lending</w:t>
+            </w:r>
+          </w:p>
+        </w:tc>
+        <w:tc>
+          <w:tcPr>
+            <w:tcW w:type="dxa" w:w="4680"/>
+            <w:shd w:val="clear" w:color="auto" w:fill="F2F2F2"/>
+            <w:vAlign w:val="center"/>
+          </w:tcPr>
+          <w:p>
+            <w:r/>
+            <w:r>
+              <w:rPr>
+                <w:rFonts w:ascii="Arial" w:hAnsi="Arial"/>
+                <w:sz w:val="20"/>
+              </w:rPr>
+              <w:t>GDP, sector output, cash rate, exchange rate</w:t>
+            </w:r>
+          </w:p>
+        </w:tc>
+      </w:tr>
+      <w:tr>
+        <w:tc>
+          <w:tcPr>
+            <w:tcW w:type="dxa" w:w="4680"/>
+            <w:vAlign w:val="center"/>
+          </w:tcPr>
+          <w:p>
+            <w:r/>
+            <w:r>
+              <w:rPr>
+                <w:rFonts w:ascii="Arial" w:hAnsi="Arial"/>
+                <w:sz w:val="20"/>
+              </w:rPr>
+              <w:t>Commercial property</w:t>
+            </w:r>
+          </w:p>
+        </w:tc>
+        <w:tc>
+          <w:tcPr>
+            <w:tcW w:type="dxa" w:w="4680"/>
+            <w:vAlign w:val="center"/>
+          </w:tcPr>
+          <w:p>
+            <w:r/>
+            <w:r>
+              <w:rPr>
+                <w:rFonts w:ascii="Arial" w:hAnsi="Arial"/>
+                <w:sz w:val="20"/>
+              </w:rPr>
+              <w:t>property prices, vacancy, rents, cap rates, cash rate</w:t>
+            </w:r>
+          </w:p>
+        </w:tc>
+      </w:tr>
+      <w:tr>
+        <w:tc>
+          <w:tcPr>
+            <w:tcW w:type="dxa" w:w="4680"/>
+            <w:shd w:val="clear" w:color="auto" w:fill="F2F2F2"/>
+            <w:vAlign w:val="center"/>
+          </w:tcPr>
+          <w:p>
+            <w:r/>
+            <w:r>
+              <w:rPr>
+                <w:rFonts w:ascii="Arial" w:hAnsi="Arial"/>
+                <w:sz w:val="20"/>
+              </w:rPr>
+              <w:t>Development finance</w:t>
+            </w:r>
+          </w:p>
+        </w:tc>
+        <w:tc>
+          <w:tcPr>
+            <w:tcW w:type="dxa" w:w="4680"/>
+            <w:shd w:val="clear" w:color="auto" w:fill="F2F2F2"/>
+            <w:vAlign w:val="center"/>
+          </w:tcPr>
+          <w:p>
+            <w:r/>
+            <w:r>
+              <w:rPr>
+                <w:rFonts w:ascii="Arial" w:hAnsi="Arial"/>
+                <w:sz w:val="20"/>
+              </w:rPr>
+              <w:t>property prices, GDP, vacancy, cash rate</w:t>
+            </w:r>
+          </w:p>
+        </w:tc>
+      </w:tr>
+    </w:tbl>
+    <w:p/>
+    <w:p>
+      <w:r>
+        <w:rPr>
+          <w:rFonts w:ascii="Arial" w:hAnsi="Arial"/>
+          <w:b w:val="0"/>
+          <w:i/>
+          <w:color w:val="7F7F7F"/>
+          <w:sz w:val="20"/>
+        </w:rPr>
+        <w:t>Macro-derived segment multipliers (PD / LGD / EAD)</w:t>
+      </w:r>
+    </w:p>
+    <w:tbl>
+      <w:tblPr>
+        <w:tblW w:type="auto" w:w="0"/>
+        <w:jc w:val="left"/>
+        <w:tblLook w:firstColumn="1" w:firstRow="1" w:lastColumn="0" w:lastRow="0" w:noHBand="0" w:noVBand="1" w:val="04A0"/>
+      </w:tblPr>
+      <w:tblGrid>
+        <w:gridCol w:w="1872"/>
+        <w:gridCol w:w="1872"/>
+        <w:gridCol w:w="1872"/>
+        <w:gridCol w:w="1872"/>
+        <w:gridCol w:w="1872"/>
+      </w:tblGrid>
+      <w:tr>
+        <w:tc>
+          <w:tcPr>
+            <w:tcW w:type="dxa" w:w="1872"/>
+            <w:shd w:val="clear" w:color="auto" w:fill="1F4E79"/>
+            <w:vAlign w:val="center"/>
+          </w:tcPr>
+          <w:p>
+            <w:r/>
+            <w:r>
+              <w:rPr>
+                <w:rFonts w:ascii="Arial" w:hAnsi="Arial"/>
+                <w:b/>
+                <w:color w:val="FFFFFF"/>
+                <w:sz w:val="20"/>
+              </w:rPr>
+              <w:t>Segment</w:t>
+            </w:r>
+          </w:p>
+        </w:tc>
+        <w:tc>
+          <w:tcPr>
+            <w:tcW w:type="dxa" w:w="1872"/>
+            <w:shd w:val="clear" w:color="auto" w:fill="1F4E79"/>
+            <w:vAlign w:val="center"/>
+          </w:tcPr>
+          <w:p>
+            <w:r/>
+            <w:r>
+              <w:rPr>
+                <w:rFonts w:ascii="Arial" w:hAnsi="Arial"/>
+                <w:b/>
+                <w:color w:val="FFFFFF"/>
+                <w:sz w:val="20"/>
+              </w:rPr>
+              <w:t>Scenario</w:t>
+            </w:r>
+          </w:p>
+        </w:tc>
+        <w:tc>
+          <w:tcPr>
+            <w:tcW w:type="dxa" w:w="1872"/>
+            <w:shd w:val="clear" w:color="auto" w:fill="1F4E79"/>
+            <w:vAlign w:val="center"/>
+          </w:tcPr>
+          <w:p>
+            <w:r/>
+            <w:r>
+              <w:rPr>
+                <w:rFonts w:ascii="Arial" w:hAnsi="Arial"/>
+                <w:b/>
+                <w:color w:val="FFFFFF"/>
+                <w:sz w:val="20"/>
+              </w:rPr>
+              <w:t>PD x</w:t>
+            </w:r>
+          </w:p>
+        </w:tc>
+        <w:tc>
+          <w:tcPr>
+            <w:tcW w:type="dxa" w:w="1872"/>
+            <w:shd w:val="clear" w:color="auto" w:fill="1F4E79"/>
+            <w:vAlign w:val="center"/>
+          </w:tcPr>
+          <w:p>
+            <w:r/>
+            <w:r>
+              <w:rPr>
+                <w:rFonts w:ascii="Arial" w:hAnsi="Arial"/>
+                <w:b/>
+                <w:color w:val="FFFFFF"/>
+                <w:sz w:val="20"/>
+              </w:rPr>
+              <w:t>LGD x</w:t>
+            </w:r>
+          </w:p>
+        </w:tc>
+        <w:tc>
+          <w:tcPr>
+            <w:tcW w:type="dxa" w:w="1872"/>
+            <w:shd w:val="clear" w:color="auto" w:fill="1F4E79"/>
+            <w:vAlign w:val="center"/>
+          </w:tcPr>
+          <w:p>
+            <w:r/>
+            <w:r>
+              <w:rPr>
+                <w:rFonts w:ascii="Arial" w:hAnsi="Arial"/>
+                <w:b/>
+                <w:color w:val="FFFFFF"/>
+                <w:sz w:val="20"/>
+              </w:rPr>
+              <w:t>EAD x</w:t>
+            </w:r>
+          </w:p>
+        </w:tc>
+      </w:tr>
+      <w:tr>
+        <w:tc>
+          <w:tcPr>
+            <w:tcW w:type="dxa" w:w="1872"/>
+            <w:vAlign w:val="center"/>
+          </w:tcPr>
+          <w:p>
+            <w:r/>
+            <w:r>
+              <w:rPr>
+                <w:rFonts w:ascii="Arial" w:hAnsi="Arial"/>
+                <w:sz w:val="20"/>
+              </w:rPr>
+              <w:t>residential_mortgages</w:t>
+            </w:r>
+          </w:p>
+        </w:tc>
+        <w:tc>
+          <w:tcPr>
+            <w:tcW w:type="dxa" w:w="1872"/>
+            <w:vAlign w:val="center"/>
+          </w:tcPr>
+          <w:p>
+            <w:r/>
+            <w:r>
+              <w:rPr>
+                <w:rFonts w:ascii="Arial" w:hAnsi="Arial"/>
+                <w:sz w:val="20"/>
+              </w:rPr>
+              <w:t>base</w:t>
+            </w:r>
+          </w:p>
+        </w:tc>
+        <w:tc>
+          <w:tcPr>
+            <w:tcW w:type="dxa" w:w="1872"/>
+            <w:vAlign w:val="center"/>
+          </w:tcPr>
+          <w:p>
+            <w:r/>
+            <w:r>
+              <w:rPr>
+                <w:rFonts w:ascii="Arial" w:hAnsi="Arial"/>
+                <w:sz w:val="20"/>
+              </w:rPr>
+              <w:t>1.0</w:t>
+            </w:r>
+          </w:p>
+        </w:tc>
+        <w:tc>
+          <w:tcPr>
+            <w:tcW w:type="dxa" w:w="1872"/>
+            <w:vAlign w:val="center"/>
+          </w:tcPr>
+          <w:p>
+            <w:r/>
+            <w:r>
+              <w:rPr>
+                <w:rFonts w:ascii="Arial" w:hAnsi="Arial"/>
+                <w:sz w:val="20"/>
+              </w:rPr>
+              <w:t>1.0</w:t>
+            </w:r>
+          </w:p>
+        </w:tc>
+        <w:tc>
+          <w:tcPr>
+            <w:tcW w:type="dxa" w:w="1872"/>
+            <w:vAlign w:val="center"/>
+          </w:tcPr>
+          <w:p>
+            <w:r/>
+            <w:r>
+              <w:rPr>
+                <w:rFonts w:ascii="Arial" w:hAnsi="Arial"/>
+                <w:sz w:val="20"/>
+              </w:rPr>
+              <w:t>1.0</w:t>
+            </w:r>
+          </w:p>
+        </w:tc>
+      </w:tr>
+      <w:tr>
+        <w:tc>
+          <w:tcPr>
+            <w:tcW w:type="dxa" w:w="1872"/>
+            <w:shd w:val="clear" w:color="auto" w:fill="F2F2F2"/>
+            <w:vAlign w:val="center"/>
+          </w:tcPr>
+          <w:p>
+            <w:r/>
+            <w:r>
+              <w:rPr>
+                <w:rFonts w:ascii="Arial" w:hAnsi="Arial"/>
+                <w:sz w:val="20"/>
+              </w:rPr>
+              <w:t>residential_mortgages</w:t>
+            </w:r>
+          </w:p>
+        </w:tc>
+        <w:tc>
+          <w:tcPr>
+            <w:tcW w:type="dxa" w:w="1872"/>
+            <w:shd w:val="clear" w:color="auto" w:fill="F2F2F2"/>
+            <w:vAlign w:val="center"/>
+          </w:tcPr>
+          <w:p>
+            <w:r/>
+            <w:r>
+              <w:rPr>
+                <w:rFonts w:ascii="Arial" w:hAnsi="Arial"/>
+                <w:sz w:val="20"/>
+              </w:rPr>
+              <w:t>mild</w:t>
+            </w:r>
+          </w:p>
+        </w:tc>
+        <w:tc>
+          <w:tcPr>
+            <w:tcW w:type="dxa" w:w="1872"/>
+            <w:shd w:val="clear" w:color="auto" w:fill="F2F2F2"/>
+            <w:vAlign w:val="center"/>
+          </w:tcPr>
+          <w:p>
+            <w:r/>
+            <w:r>
+              <w:rPr>
+                <w:rFonts w:ascii="Arial" w:hAnsi="Arial"/>
+                <w:sz w:val="20"/>
+              </w:rPr>
+              <w:t>1.4129</w:t>
+            </w:r>
+          </w:p>
+        </w:tc>
+        <w:tc>
+          <w:tcPr>
+            <w:tcW w:type="dxa" w:w="1872"/>
+            <w:shd w:val="clear" w:color="auto" w:fill="F2F2F2"/>
+            <w:vAlign w:val="center"/>
+          </w:tcPr>
+          <w:p>
+            <w:r/>
+            <w:r>
+              <w:rPr>
+                <w:rFonts w:ascii="Arial" w:hAnsi="Arial"/>
+                <w:sz w:val="20"/>
+              </w:rPr>
+              <w:t>1.1523</w:t>
+            </w:r>
+          </w:p>
+        </w:tc>
+        <w:tc>
+          <w:tcPr>
+            <w:tcW w:type="dxa" w:w="1872"/>
+            <w:shd w:val="clear" w:color="auto" w:fill="F2F2F2"/>
+            <w:vAlign w:val="center"/>
+          </w:tcPr>
+          <w:p>
+            <w:r/>
+            <w:r>
+              <w:rPr>
+                <w:rFonts w:ascii="Arial" w:hAnsi="Arial"/>
+                <w:sz w:val="20"/>
+              </w:rPr>
+              <w:t>1.0649</w:t>
+            </w:r>
+          </w:p>
+        </w:tc>
+      </w:tr>
+      <w:tr>
+        <w:tc>
+          <w:tcPr>
+            <w:tcW w:type="dxa" w:w="1872"/>
+            <w:vAlign w:val="center"/>
+          </w:tcPr>
+          <w:p>
+            <w:r/>
+            <w:r>
+              <w:rPr>
+                <w:rFonts w:ascii="Arial" w:hAnsi="Arial"/>
+                <w:sz w:val="20"/>
+              </w:rPr>
+              <w:t>residential_mortgages</w:t>
+            </w:r>
+          </w:p>
+        </w:tc>
+        <w:tc>
+          <w:tcPr>
+            <w:tcW w:type="dxa" w:w="1872"/>
+            <w:vAlign w:val="center"/>
+          </w:tcPr>
+          <w:p>
+            <w:r/>
+            <w:r>
+              <w:rPr>
+                <w:rFonts w:ascii="Arial" w:hAnsi="Arial"/>
+                <w:sz w:val="20"/>
+              </w:rPr>
+              <w:t>moderate</w:t>
+            </w:r>
+          </w:p>
+        </w:tc>
+        <w:tc>
+          <w:tcPr>
+            <w:tcW w:type="dxa" w:w="1872"/>
+            <w:vAlign w:val="center"/>
+          </w:tcPr>
+          <w:p>
+            <w:r/>
+            <w:r>
+              <w:rPr>
+                <w:rFonts w:ascii="Arial" w:hAnsi="Arial"/>
+                <w:sz w:val="20"/>
+              </w:rPr>
+              <w:t>1.8357</w:t>
+            </w:r>
+          </w:p>
+        </w:tc>
+        <w:tc>
+          <w:tcPr>
+            <w:tcW w:type="dxa" w:w="1872"/>
+            <w:vAlign w:val="center"/>
+          </w:tcPr>
+          <w:p>
+            <w:r/>
+            <w:r>
+              <w:rPr>
+                <w:rFonts w:ascii="Arial" w:hAnsi="Arial"/>
+                <w:sz w:val="20"/>
+              </w:rPr>
+              <w:t>1.2936</w:t>
+            </w:r>
+          </w:p>
+        </w:tc>
+        <w:tc>
+          <w:tcPr>
+            <w:tcW w:type="dxa" w:w="1872"/>
+            <w:vAlign w:val="center"/>
+          </w:tcPr>
+          <w:p>
+            <w:r/>
+            <w:r>
+              <w:rPr>
+                <w:rFonts w:ascii="Arial" w:hAnsi="Arial"/>
+                <w:sz w:val="20"/>
+              </w:rPr>
+              <w:t>1.1291</w:t>
+            </w:r>
+          </w:p>
+        </w:tc>
+      </w:tr>
+      <w:tr>
+        <w:tc>
+          <w:tcPr>
+            <w:tcW w:type="dxa" w:w="1872"/>
+            <w:shd w:val="clear" w:color="auto" w:fill="F2F2F2"/>
+            <w:vAlign w:val="center"/>
+          </w:tcPr>
+          <w:p>
+            <w:r/>
+            <w:r>
+              <w:rPr>
+                <w:rFonts w:ascii="Arial" w:hAnsi="Arial"/>
+                <w:sz w:val="20"/>
+              </w:rPr>
+              <w:t>residential_mortgages</w:t>
+            </w:r>
+          </w:p>
+        </w:tc>
+        <w:tc>
+          <w:tcPr>
+            <w:tcW w:type="dxa" w:w="1872"/>
+            <w:shd w:val="clear" w:color="auto" w:fill="F2F2F2"/>
+            <w:vAlign w:val="center"/>
+          </w:tcPr>
+          <w:p>
+            <w:r/>
+            <w:r>
+              <w:rPr>
+                <w:rFonts w:ascii="Arial" w:hAnsi="Arial"/>
+                <w:sz w:val="20"/>
+              </w:rPr>
+              <w:t>severe</w:t>
+            </w:r>
+          </w:p>
+        </w:tc>
+        <w:tc>
+          <w:tcPr>
+            <w:tcW w:type="dxa" w:w="1872"/>
+            <w:shd w:val="clear" w:color="auto" w:fill="F2F2F2"/>
+            <w:vAlign w:val="center"/>
+          </w:tcPr>
+          <w:p>
+            <w:r/>
+            <w:r>
+              <w:rPr>
+                <w:rFonts w:ascii="Arial" w:hAnsi="Arial"/>
+                <w:sz w:val="20"/>
+              </w:rPr>
+              <w:t>2.35</w:t>
+            </w:r>
+          </w:p>
+        </w:tc>
+        <w:tc>
+          <w:tcPr>
+            <w:tcW w:type="dxa" w:w="1872"/>
+            <w:shd w:val="clear" w:color="auto" w:fill="F2F2F2"/>
+            <w:vAlign w:val="center"/>
+          </w:tcPr>
+          <w:p>
+            <w:r/>
+            <w:r>
+              <w:rPr>
+                <w:rFonts w:ascii="Arial" w:hAnsi="Arial"/>
+                <w:sz w:val="20"/>
+              </w:rPr>
+              <w:t>1.48</w:t>
+            </w:r>
+          </w:p>
+        </w:tc>
+        <w:tc>
+          <w:tcPr>
+            <w:tcW w:type="dxa" w:w="1872"/>
+            <w:shd w:val="clear" w:color="auto" w:fill="F2F2F2"/>
+            <w:vAlign w:val="center"/>
+          </w:tcPr>
+          <w:p>
+            <w:r/>
+            <w:r>
+              <w:rPr>
+                <w:rFonts w:ascii="Arial" w:hAnsi="Arial"/>
+                <w:sz w:val="20"/>
+              </w:rPr>
+              <w:t>1.2</w:t>
+            </w:r>
+          </w:p>
+        </w:tc>
+      </w:tr>
+      <w:tr>
+        <w:tc>
+          <w:tcPr>
+            <w:tcW w:type="dxa" w:w="1872"/>
+            <w:vAlign w:val="center"/>
+          </w:tcPr>
+          <w:p>
+            <w:r/>
+            <w:r>
+              <w:rPr>
+                <w:rFonts w:ascii="Arial" w:hAnsi="Arial"/>
+                <w:sz w:val="20"/>
+              </w:rPr>
+              <w:t>credit_cards</w:t>
+            </w:r>
+          </w:p>
+        </w:tc>
+        <w:tc>
+          <w:tcPr>
+            <w:tcW w:type="dxa" w:w="1872"/>
+            <w:vAlign w:val="center"/>
+          </w:tcPr>
+          <w:p>
+            <w:r/>
+            <w:r>
+              <w:rPr>
+                <w:rFonts w:ascii="Arial" w:hAnsi="Arial"/>
+                <w:sz w:val="20"/>
+              </w:rPr>
+              <w:t>base</w:t>
+            </w:r>
+          </w:p>
+        </w:tc>
+        <w:tc>
+          <w:tcPr>
+            <w:tcW w:type="dxa" w:w="1872"/>
+            <w:vAlign w:val="center"/>
+          </w:tcPr>
+          <w:p>
+            <w:r/>
+            <w:r>
+              <w:rPr>
+                <w:rFonts w:ascii="Arial" w:hAnsi="Arial"/>
+                <w:sz w:val="20"/>
+              </w:rPr>
+              <w:t>1.0</w:t>
+            </w:r>
+          </w:p>
+        </w:tc>
+        <w:tc>
+          <w:tcPr>
+            <w:tcW w:type="dxa" w:w="1872"/>
+            <w:vAlign w:val="center"/>
+          </w:tcPr>
+          <w:p>
+            <w:r/>
+            <w:r>
+              <w:rPr>
+                <w:rFonts w:ascii="Arial" w:hAnsi="Arial"/>
+                <w:sz w:val="20"/>
+              </w:rPr>
+              <w:t>1.0</w:t>
+            </w:r>
+          </w:p>
+        </w:tc>
+        <w:tc>
+          <w:tcPr>
+            <w:tcW w:type="dxa" w:w="1872"/>
+            <w:vAlign w:val="center"/>
+          </w:tcPr>
+          <w:p>
+            <w:r/>
+            <w:r>
+              <w:rPr>
+                <w:rFonts w:ascii="Arial" w:hAnsi="Arial"/>
+                <w:sz w:val="20"/>
+              </w:rPr>
+              <w:t>1.0</w:t>
+            </w:r>
+          </w:p>
+        </w:tc>
+      </w:tr>
+      <w:tr>
+        <w:tc>
+          <w:tcPr>
+            <w:tcW w:type="dxa" w:w="1872"/>
+            <w:shd w:val="clear" w:color="auto" w:fill="F2F2F2"/>
+            <w:vAlign w:val="center"/>
+          </w:tcPr>
+          <w:p>
+            <w:r/>
+            <w:r>
+              <w:rPr>
+                <w:rFonts w:ascii="Arial" w:hAnsi="Arial"/>
+                <w:sz w:val="20"/>
+              </w:rPr>
+              <w:t>credit_cards</w:t>
+            </w:r>
+          </w:p>
+        </w:tc>
+        <w:tc>
+          <w:tcPr>
+            <w:tcW w:type="dxa" w:w="1872"/>
+            <w:shd w:val="clear" w:color="auto" w:fill="F2F2F2"/>
+            <w:vAlign w:val="center"/>
+          </w:tcPr>
+          <w:p>
+            <w:r/>
+            <w:r>
+              <w:rPr>
+                <w:rFonts w:ascii="Arial" w:hAnsi="Arial"/>
+                <w:sz w:val="20"/>
+              </w:rPr>
+              <w:t>mild</w:t>
+            </w:r>
+          </w:p>
+        </w:tc>
+        <w:tc>
+          <w:tcPr>
+            <w:tcW w:type="dxa" w:w="1872"/>
+            <w:shd w:val="clear" w:color="auto" w:fill="F2F2F2"/>
+            <w:vAlign w:val="center"/>
+          </w:tcPr>
+          <w:p>
+            <w:r/>
+            <w:r>
+              <w:rPr>
+                <w:rFonts w:ascii="Arial" w:hAnsi="Arial"/>
+                <w:sz w:val="20"/>
+              </w:rPr>
+              <w:t>1.4906</w:t>
+            </w:r>
+          </w:p>
+        </w:tc>
+        <w:tc>
+          <w:tcPr>
+            <w:tcW w:type="dxa" w:w="1872"/>
+            <w:shd w:val="clear" w:color="auto" w:fill="F2F2F2"/>
+            <w:vAlign w:val="center"/>
+          </w:tcPr>
+          <w:p>
+            <w:r/>
+            <w:r>
+              <w:rPr>
+                <w:rFonts w:ascii="Arial" w:hAnsi="Arial"/>
+                <w:sz w:val="20"/>
+              </w:rPr>
+              <w:t>1.1267</w:t>
+            </w:r>
+          </w:p>
+        </w:tc>
+        <w:tc>
+          <w:tcPr>
+            <w:tcW w:type="dxa" w:w="1872"/>
+            <w:shd w:val="clear" w:color="auto" w:fill="F2F2F2"/>
+            <w:vAlign w:val="center"/>
+          </w:tcPr>
+          <w:p>
+            <w:r/>
+            <w:r>
+              <w:rPr>
+                <w:rFonts w:ascii="Arial" w:hAnsi="Arial"/>
+                <w:sz w:val="20"/>
+              </w:rPr>
+              <w:t>1.0786</w:t>
+            </w:r>
+          </w:p>
+        </w:tc>
+      </w:tr>
+      <w:tr>
+        <w:tc>
+          <w:tcPr>
+            <w:tcW w:type="dxa" w:w="1872"/>
+            <w:vAlign w:val="center"/>
+          </w:tcPr>
+          <w:p>
+            <w:r/>
+            <w:r>
+              <w:rPr>
+                <w:rFonts w:ascii="Arial" w:hAnsi="Arial"/>
+                <w:sz w:val="20"/>
+              </w:rPr>
+              <w:t>credit_cards</w:t>
+            </w:r>
+          </w:p>
+        </w:tc>
+        <w:tc>
+          <w:tcPr>
+            <w:tcW w:type="dxa" w:w="1872"/>
+            <w:vAlign w:val="center"/>
+          </w:tcPr>
+          <w:p>
+            <w:r/>
+            <w:r>
+              <w:rPr>
+                <w:rFonts w:ascii="Arial" w:hAnsi="Arial"/>
+                <w:sz w:val="20"/>
+              </w:rPr>
+              <w:t>moderate</w:t>
+            </w:r>
+          </w:p>
+        </w:tc>
+        <w:tc>
+          <w:tcPr>
+            <w:tcW w:type="dxa" w:w="1872"/>
+            <w:vAlign w:val="center"/>
+          </w:tcPr>
+          <w:p>
+            <w:r/>
+            <w:r>
+              <w:rPr>
+                <w:rFonts w:ascii="Arial" w:hAnsi="Arial"/>
+                <w:sz w:val="20"/>
+              </w:rPr>
+              <w:t>1.9886</w:t>
+            </w:r>
+          </w:p>
+        </w:tc>
+        <w:tc>
+          <w:tcPr>
+            <w:tcW w:type="dxa" w:w="1872"/>
+            <w:vAlign w:val="center"/>
+          </w:tcPr>
+          <w:p>
+            <w:r/>
+            <w:r>
+              <w:rPr>
+                <w:rFonts w:ascii="Arial" w:hAnsi="Arial"/>
+                <w:sz w:val="20"/>
+              </w:rPr>
+              <w:t>1.2535</w:t>
+            </w:r>
+          </w:p>
+        </w:tc>
+        <w:tc>
+          <w:tcPr>
+            <w:tcW w:type="dxa" w:w="1872"/>
+            <w:vAlign w:val="center"/>
+          </w:tcPr>
+          <w:p>
+            <w:r/>
+            <w:r>
+              <w:rPr>
+                <w:rFonts w:ascii="Arial" w:hAnsi="Arial"/>
+                <w:sz w:val="20"/>
+              </w:rPr>
+              <w:t>1.1533</w:t>
+            </w:r>
+          </w:p>
+        </w:tc>
+      </w:tr>
+      <w:tr>
+        <w:tc>
+          <w:tcPr>
+            <w:tcW w:type="dxa" w:w="1872"/>
+            <w:shd w:val="clear" w:color="auto" w:fill="F2F2F2"/>
+            <w:vAlign w:val="center"/>
+          </w:tcPr>
+          <w:p>
+            <w:r/>
+            <w:r>
+              <w:rPr>
+                <w:rFonts w:ascii="Arial" w:hAnsi="Arial"/>
+                <w:sz w:val="20"/>
+              </w:rPr>
+              <w:t>credit_cards</w:t>
+            </w:r>
+          </w:p>
+        </w:tc>
+        <w:tc>
+          <w:tcPr>
+            <w:tcW w:type="dxa" w:w="1872"/>
+            <w:shd w:val="clear" w:color="auto" w:fill="F2F2F2"/>
+            <w:vAlign w:val="center"/>
+          </w:tcPr>
+          <w:p>
+            <w:r/>
+            <w:r>
+              <w:rPr>
+                <w:rFonts w:ascii="Arial" w:hAnsi="Arial"/>
+                <w:sz w:val="20"/>
+              </w:rPr>
+              <w:t>severe</w:t>
+            </w:r>
+          </w:p>
+        </w:tc>
+        <w:tc>
+          <w:tcPr>
+            <w:tcW w:type="dxa" w:w="1872"/>
+            <w:shd w:val="clear" w:color="auto" w:fill="F2F2F2"/>
+            <w:vAlign w:val="center"/>
+          </w:tcPr>
+          <w:p>
+            <w:r/>
+            <w:r>
+              <w:rPr>
+                <w:rFonts w:ascii="Arial" w:hAnsi="Arial"/>
+                <w:sz w:val="20"/>
+              </w:rPr>
+              <w:t>2.65</w:t>
+            </w:r>
+          </w:p>
+        </w:tc>
+        <w:tc>
+          <w:tcPr>
+            <w:tcW w:type="dxa" w:w="1872"/>
+            <w:shd w:val="clear" w:color="auto" w:fill="F2F2F2"/>
+            <w:vAlign w:val="center"/>
+          </w:tcPr>
+          <w:p>
+            <w:r/>
+            <w:r>
+              <w:rPr>
+                <w:rFonts w:ascii="Arial" w:hAnsi="Arial"/>
+                <w:sz w:val="20"/>
+              </w:rPr>
+              <w:t>1.42</w:t>
+            </w:r>
+          </w:p>
+        </w:tc>
+        <w:tc>
+          <w:tcPr>
+            <w:tcW w:type="dxa" w:w="1872"/>
+            <w:shd w:val="clear" w:color="auto" w:fill="F2F2F2"/>
+            <w:vAlign w:val="center"/>
+          </w:tcPr>
+          <w:p>
+            <w:r/>
+            <w:r>
+              <w:rPr>
+                <w:rFonts w:ascii="Arial" w:hAnsi="Arial"/>
+                <w:sz w:val="20"/>
+              </w:rPr>
+              <w:t>1.24</w:t>
+            </w:r>
+          </w:p>
+        </w:tc>
+      </w:tr>
+      <w:tr>
+        <w:tc>
+          <w:tcPr>
+            <w:tcW w:type="dxa" w:w="1872"/>
+            <w:vAlign w:val="center"/>
+          </w:tcPr>
+          <w:p>
+            <w:r/>
+            <w:r>
+              <w:rPr>
+                <w:rFonts w:ascii="Arial" w:hAnsi="Arial"/>
+                <w:sz w:val="20"/>
+              </w:rPr>
+              <w:t>sme_lending</w:t>
+            </w:r>
+          </w:p>
+        </w:tc>
+        <w:tc>
+          <w:tcPr>
+            <w:tcW w:type="dxa" w:w="1872"/>
+            <w:vAlign w:val="center"/>
+          </w:tcPr>
+          <w:p>
+            <w:r/>
+            <w:r>
+              <w:rPr>
+                <w:rFonts w:ascii="Arial" w:hAnsi="Arial"/>
+                <w:sz w:val="20"/>
+              </w:rPr>
+              <w:t>base</w:t>
+            </w:r>
+          </w:p>
+        </w:tc>
+        <w:tc>
+          <w:tcPr>
+            <w:tcW w:type="dxa" w:w="1872"/>
+            <w:vAlign w:val="center"/>
+          </w:tcPr>
+          <w:p>
+            <w:r/>
+            <w:r>
+              <w:rPr>
+                <w:rFonts w:ascii="Arial" w:hAnsi="Arial"/>
+                <w:sz w:val="20"/>
+              </w:rPr>
+              <w:t>1.0</w:t>
+            </w:r>
+          </w:p>
+        </w:tc>
+        <w:tc>
+          <w:tcPr>
+            <w:tcW w:type="dxa" w:w="1872"/>
+            <w:vAlign w:val="center"/>
+          </w:tcPr>
+          <w:p>
+            <w:r/>
+            <w:r>
+              <w:rPr>
+                <w:rFonts w:ascii="Arial" w:hAnsi="Arial"/>
+                <w:sz w:val="20"/>
+              </w:rPr>
+              <w:t>1.0</w:t>
+            </w:r>
+          </w:p>
+        </w:tc>
+        <w:tc>
+          <w:tcPr>
+            <w:tcW w:type="dxa" w:w="1872"/>
+            <w:vAlign w:val="center"/>
+          </w:tcPr>
+          <w:p>
+            <w:r/>
+            <w:r>
+              <w:rPr>
+                <w:rFonts w:ascii="Arial" w:hAnsi="Arial"/>
+                <w:sz w:val="20"/>
+              </w:rPr>
+              <w:t>1.0</w:t>
+            </w:r>
+          </w:p>
+        </w:tc>
+      </w:tr>
+      <w:tr>
+        <w:tc>
+          <w:tcPr>
+            <w:tcW w:type="dxa" w:w="1872"/>
+            <w:shd w:val="clear" w:color="auto" w:fill="F2F2F2"/>
+            <w:vAlign w:val="center"/>
+          </w:tcPr>
+          <w:p>
+            <w:r/>
+            <w:r>
+              <w:rPr>
+                <w:rFonts w:ascii="Arial" w:hAnsi="Arial"/>
+                <w:sz w:val="20"/>
+              </w:rPr>
+              <w:t>sme_lending</w:t>
+            </w:r>
+          </w:p>
+        </w:tc>
+        <w:tc>
+          <w:tcPr>
+            <w:tcW w:type="dxa" w:w="1872"/>
+            <w:shd w:val="clear" w:color="auto" w:fill="F2F2F2"/>
+            <w:vAlign w:val="center"/>
+          </w:tcPr>
+          <w:p>
+            <w:r/>
+            <w:r>
+              <w:rPr>
+                <w:rFonts w:ascii="Arial" w:hAnsi="Arial"/>
+                <w:sz w:val="20"/>
+              </w:rPr>
+              <w:t>mild</w:t>
+            </w:r>
+          </w:p>
+        </w:tc>
+        <w:tc>
+          <w:tcPr>
+            <w:tcW w:type="dxa" w:w="1872"/>
+            <w:shd w:val="clear" w:color="auto" w:fill="F2F2F2"/>
+            <w:vAlign w:val="center"/>
+          </w:tcPr>
+          <w:p>
+            <w:r/>
+            <w:r>
+              <w:rPr>
+                <w:rFonts w:ascii="Arial" w:hAnsi="Arial"/>
+                <w:sz w:val="20"/>
+              </w:rPr>
+              <w:t>1.5241</w:t>
+            </w:r>
+          </w:p>
+        </w:tc>
+        <w:tc>
+          <w:tcPr>
+            <w:tcW w:type="dxa" w:w="1872"/>
+            <w:shd w:val="clear" w:color="auto" w:fill="F2F2F2"/>
+            <w:vAlign w:val="center"/>
+          </w:tcPr>
+          <w:p>
+            <w:r/>
+            <w:r>
+              <w:rPr>
+                <w:rFonts w:ascii="Arial" w:hAnsi="Arial"/>
+                <w:sz w:val="20"/>
+              </w:rPr>
+              <w:t>1.1521</w:t>
+            </w:r>
+          </w:p>
+        </w:tc>
+        <w:tc>
+          <w:tcPr>
+            <w:tcW w:type="dxa" w:w="1872"/>
+            <w:shd w:val="clear" w:color="auto" w:fill="F2F2F2"/>
+            <w:vAlign w:val="center"/>
+          </w:tcPr>
+          <w:p>
+            <w:r/>
+            <w:r>
+              <w:rPr>
+                <w:rFonts w:ascii="Arial" w:hAnsi="Arial"/>
+                <w:sz w:val="20"/>
+              </w:rPr>
+              <w:t>1.0906</w:t>
+            </w:r>
+          </w:p>
+        </w:tc>
+      </w:tr>
+      <w:tr>
+        <w:tc>
+          <w:tcPr>
+            <w:tcW w:type="dxa" w:w="1872"/>
+            <w:vAlign w:val="center"/>
+          </w:tcPr>
+          <w:p>
+            <w:r/>
+            <w:r>
+              <w:rPr>
+                <w:rFonts w:ascii="Arial" w:hAnsi="Arial"/>
+                <w:sz w:val="20"/>
+              </w:rPr>
+              <w:t>sme_lending</w:t>
+            </w:r>
+          </w:p>
+        </w:tc>
+        <w:tc>
+          <w:tcPr>
+            <w:tcW w:type="dxa" w:w="1872"/>
+            <w:vAlign w:val="center"/>
+          </w:tcPr>
+          <w:p>
+            <w:r/>
+            <w:r>
+              <w:rPr>
+                <w:rFonts w:ascii="Arial" w:hAnsi="Arial"/>
+                <w:sz w:val="20"/>
+              </w:rPr>
+              <w:t>moderate</w:t>
+            </w:r>
+          </w:p>
+        </w:tc>
+        <w:tc>
+          <w:tcPr>
+            <w:tcW w:type="dxa" w:w="1872"/>
+            <w:vAlign w:val="center"/>
+          </w:tcPr>
+          <w:p>
+            <w:r/>
+            <w:r>
+              <w:rPr>
+                <w:rFonts w:ascii="Arial" w:hAnsi="Arial"/>
+                <w:sz w:val="20"/>
+              </w:rPr>
+              <w:t>2.0259</w:t>
+            </w:r>
+          </w:p>
+        </w:tc>
+        <w:tc>
+          <w:tcPr>
+            <w:tcW w:type="dxa" w:w="1872"/>
+            <w:vAlign w:val="center"/>
+          </w:tcPr>
+          <w:p>
+            <w:r/>
+            <w:r>
+              <w:rPr>
+                <w:rFonts w:ascii="Arial" w:hAnsi="Arial"/>
+                <w:sz w:val="20"/>
+              </w:rPr>
+              <w:t>1.3053</w:t>
+            </w:r>
+          </w:p>
+        </w:tc>
+        <w:tc>
+          <w:tcPr>
+            <w:tcW w:type="dxa" w:w="1872"/>
+            <w:vAlign w:val="center"/>
+          </w:tcPr>
+          <w:p>
+            <w:r/>
+            <w:r>
+              <w:rPr>
+                <w:rFonts w:ascii="Arial" w:hAnsi="Arial"/>
+                <w:sz w:val="20"/>
+              </w:rPr>
+              <w:t>1.1757</w:t>
+            </w:r>
+          </w:p>
+        </w:tc>
+      </w:tr>
+      <w:tr>
+        <w:tc>
+          <w:tcPr>
+            <w:tcW w:type="dxa" w:w="1872"/>
+            <w:shd w:val="clear" w:color="auto" w:fill="F2F2F2"/>
+            <w:vAlign w:val="center"/>
+          </w:tcPr>
+          <w:p>
+            <w:r/>
+            <w:r>
+              <w:rPr>
+                <w:rFonts w:ascii="Arial" w:hAnsi="Arial"/>
+                <w:sz w:val="20"/>
+              </w:rPr>
+              <w:t>sme_lending</w:t>
+            </w:r>
+          </w:p>
+        </w:tc>
+        <w:tc>
+          <w:tcPr>
+            <w:tcW w:type="dxa" w:w="1872"/>
+            <w:shd w:val="clear" w:color="auto" w:fill="F2F2F2"/>
+            <w:vAlign w:val="center"/>
+          </w:tcPr>
+          <w:p>
+            <w:r/>
+            <w:r>
+              <w:rPr>
+                <w:rFonts w:ascii="Arial" w:hAnsi="Arial"/>
+                <w:sz w:val="20"/>
+              </w:rPr>
+              <w:t>severe</w:t>
+            </w:r>
+          </w:p>
+        </w:tc>
+        <w:tc>
+          <w:tcPr>
+            <w:tcW w:type="dxa" w:w="1872"/>
+            <w:shd w:val="clear" w:color="auto" w:fill="F2F2F2"/>
+            <w:vAlign w:val="center"/>
+          </w:tcPr>
+          <w:p>
+            <w:r/>
+            <w:r>
+              <w:rPr>
+                <w:rFonts w:ascii="Arial" w:hAnsi="Arial"/>
+                <w:sz w:val="20"/>
+              </w:rPr>
+              <w:t>2.65</w:t>
+            </w:r>
+          </w:p>
+        </w:tc>
+        <w:tc>
+          <w:tcPr>
+            <w:tcW w:type="dxa" w:w="1872"/>
+            <w:shd w:val="clear" w:color="auto" w:fill="F2F2F2"/>
+            <w:vAlign w:val="center"/>
+          </w:tcPr>
+          <w:p>
+            <w:r/>
+            <w:r>
+              <w:rPr>
+                <w:rFonts w:ascii="Arial" w:hAnsi="Arial"/>
+                <w:sz w:val="20"/>
+              </w:rPr>
+              <w:t>1.54</w:t>
+            </w:r>
+          </w:p>
+        </w:tc>
+        <w:tc>
+          <w:tcPr>
+            <w:tcW w:type="dxa" w:w="1872"/>
+            <w:shd w:val="clear" w:color="auto" w:fill="F2F2F2"/>
+            <w:vAlign w:val="center"/>
+          </w:tcPr>
+          <w:p>
+            <w:r/>
+            <w:r>
+              <w:rPr>
+                <w:rFonts w:ascii="Arial" w:hAnsi="Arial"/>
+                <w:sz w:val="20"/>
+              </w:rPr>
+              <w:t>1.28</w:t>
+            </w:r>
+          </w:p>
+        </w:tc>
+      </w:tr>
+      <w:tr>
+        <w:tc>
+          <w:tcPr>
+            <w:tcW w:type="dxa" w:w="1872"/>
+            <w:vAlign w:val="center"/>
+          </w:tcPr>
+          <w:p>
+            <w:r/>
+            <w:r>
+              <w:rPr>
+                <w:rFonts w:ascii="Arial" w:hAnsi="Arial"/>
+                <w:sz w:val="20"/>
+              </w:rPr>
+              <w:t>corporate_lending</w:t>
+            </w:r>
+          </w:p>
+        </w:tc>
+        <w:tc>
+          <w:tcPr>
+            <w:tcW w:type="dxa" w:w="1872"/>
+            <w:vAlign w:val="center"/>
+          </w:tcPr>
+          <w:p>
+            <w:r/>
+            <w:r>
+              <w:rPr>
+                <w:rFonts w:ascii="Arial" w:hAnsi="Arial"/>
+                <w:sz w:val="20"/>
+              </w:rPr>
+              <w:t>base</w:t>
+            </w:r>
+          </w:p>
+        </w:tc>
+        <w:tc>
+          <w:tcPr>
+            <w:tcW w:type="dxa" w:w="1872"/>
+            <w:vAlign w:val="center"/>
+          </w:tcPr>
+          <w:p>
+            <w:r/>
+            <w:r>
+              <w:rPr>
+                <w:rFonts w:ascii="Arial" w:hAnsi="Arial"/>
+                <w:sz w:val="20"/>
+              </w:rPr>
+              <w:t>1.0</w:t>
+            </w:r>
+          </w:p>
+        </w:tc>
+        <w:tc>
+          <w:tcPr>
+            <w:tcW w:type="dxa" w:w="1872"/>
+            <w:vAlign w:val="center"/>
+          </w:tcPr>
+          <w:p>
+            <w:r/>
+            <w:r>
+              <w:rPr>
+                <w:rFonts w:ascii="Arial" w:hAnsi="Arial"/>
+                <w:sz w:val="20"/>
+              </w:rPr>
+              <w:t>1.0</w:t>
+            </w:r>
+          </w:p>
+        </w:tc>
+        <w:tc>
+          <w:tcPr>
+            <w:tcW w:type="dxa" w:w="1872"/>
+            <w:vAlign w:val="center"/>
+          </w:tcPr>
+          <w:p>
+            <w:r/>
+            <w:r>
+              <w:rPr>
+                <w:rFonts w:ascii="Arial" w:hAnsi="Arial"/>
+                <w:sz w:val="20"/>
+              </w:rPr>
+              <w:t>1.0</w:t>
+            </w:r>
+          </w:p>
+        </w:tc>
+      </w:tr>
+      <w:tr>
+        <w:tc>
+          <w:tcPr>
+            <w:tcW w:type="dxa" w:w="1872"/>
+            <w:shd w:val="clear" w:color="auto" w:fill="F2F2F2"/>
+            <w:vAlign w:val="center"/>
+          </w:tcPr>
+          <w:p>
+            <w:r/>
+            <w:r>
+              <w:rPr>
+                <w:rFonts w:ascii="Arial" w:hAnsi="Arial"/>
+                <w:sz w:val="20"/>
+              </w:rPr>
+              <w:t>corporate_lending</w:t>
+            </w:r>
+          </w:p>
+        </w:tc>
+        <w:tc>
+          <w:tcPr>
+            <w:tcW w:type="dxa" w:w="1872"/>
+            <w:shd w:val="clear" w:color="auto" w:fill="F2F2F2"/>
+            <w:vAlign w:val="center"/>
+          </w:tcPr>
+          <w:p>
+            <w:r/>
+            <w:r>
+              <w:rPr>
+                <w:rFonts w:ascii="Arial" w:hAnsi="Arial"/>
+                <w:sz w:val="20"/>
+              </w:rPr>
+              <w:t>mild</w:t>
+            </w:r>
+          </w:p>
+        </w:tc>
+        <w:tc>
+          <w:tcPr>
+            <w:tcW w:type="dxa" w:w="1872"/>
+            <w:shd w:val="clear" w:color="auto" w:fill="F2F2F2"/>
+            <w:vAlign w:val="center"/>
+          </w:tcPr>
+          <w:p>
+            <w:r/>
+            <w:r>
+              <w:rPr>
+                <w:rFonts w:ascii="Arial" w:hAnsi="Arial"/>
+                <w:sz w:val="20"/>
+              </w:rPr>
+              <w:t>1.4823</w:t>
+            </w:r>
+          </w:p>
+        </w:tc>
+        <w:tc>
+          <w:tcPr>
+            <w:tcW w:type="dxa" w:w="1872"/>
+            <w:shd w:val="clear" w:color="auto" w:fill="F2F2F2"/>
+            <w:vAlign w:val="center"/>
+          </w:tcPr>
+          <w:p>
+            <w:r/>
+            <w:r>
+              <w:rPr>
+                <w:rFonts w:ascii="Arial" w:hAnsi="Arial"/>
+                <w:sz w:val="20"/>
+              </w:rPr>
+              <w:t>1.1549</w:t>
+            </w:r>
+          </w:p>
+        </w:tc>
+        <w:tc>
+          <w:tcPr>
+            <w:tcW w:type="dxa" w:w="1872"/>
+            <w:shd w:val="clear" w:color="auto" w:fill="F2F2F2"/>
+            <w:vAlign w:val="center"/>
+          </w:tcPr>
+          <w:p>
+            <w:r/>
+            <w:r>
+              <w:rPr>
+                <w:rFonts w:ascii="Arial" w:hAnsi="Arial"/>
+                <w:sz w:val="20"/>
+              </w:rPr>
+              <w:t>1.0913</w:t>
+            </w:r>
+          </w:p>
+        </w:tc>
+      </w:tr>
+      <w:tr>
+        <w:tc>
+          <w:tcPr>
+            <w:tcW w:type="dxa" w:w="1872"/>
+            <w:vAlign w:val="center"/>
+          </w:tcPr>
+          <w:p>
+            <w:r/>
+            <w:r>
+              <w:rPr>
+                <w:rFonts w:ascii="Arial" w:hAnsi="Arial"/>
+                <w:sz w:val="20"/>
+              </w:rPr>
+              <w:t>corporate_lending</w:t>
+            </w:r>
+          </w:p>
+        </w:tc>
+        <w:tc>
+          <w:tcPr>
+            <w:tcW w:type="dxa" w:w="1872"/>
+            <w:vAlign w:val="center"/>
+          </w:tcPr>
+          <w:p>
+            <w:r/>
+            <w:r>
+              <w:rPr>
+                <w:rFonts w:ascii="Arial" w:hAnsi="Arial"/>
+                <w:sz w:val="20"/>
+              </w:rPr>
+              <w:t>moderate</w:t>
+            </w:r>
+          </w:p>
+        </w:tc>
+        <w:tc>
+          <w:tcPr>
+            <w:tcW w:type="dxa" w:w="1872"/>
+            <w:vAlign w:val="center"/>
+          </w:tcPr>
+          <w:p>
+            <w:r/>
+            <w:r>
+              <w:rPr>
+                <w:rFonts w:ascii="Arial" w:hAnsi="Arial"/>
+                <w:sz w:val="20"/>
+              </w:rPr>
+              <w:t>1.9307</w:t>
+            </w:r>
+          </w:p>
+        </w:tc>
+        <w:tc>
+          <w:tcPr>
+            <w:tcW w:type="dxa" w:w="1872"/>
+            <w:vAlign w:val="center"/>
+          </w:tcPr>
+          <w:p>
+            <w:r/>
+            <w:r>
+              <w:rPr>
+                <w:rFonts w:ascii="Arial" w:hAnsi="Arial"/>
+                <w:sz w:val="20"/>
+              </w:rPr>
+              <w:t>1.3156</w:t>
+            </w:r>
+          </w:p>
+        </w:tc>
+        <w:tc>
+          <w:tcPr>
+            <w:tcW w:type="dxa" w:w="1872"/>
+            <w:vAlign w:val="center"/>
+          </w:tcPr>
+          <w:p>
+            <w:r/>
+            <w:r>
+              <w:rPr>
+                <w:rFonts w:ascii="Arial" w:hAnsi="Arial"/>
+                <w:sz w:val="20"/>
+              </w:rPr>
+              <w:t>1.177</w:t>
+            </w:r>
+          </w:p>
+        </w:tc>
+      </w:tr>
+      <w:tr>
+        <w:tc>
+          <w:tcPr>
+            <w:tcW w:type="dxa" w:w="1872"/>
+            <w:shd w:val="clear" w:color="auto" w:fill="F2F2F2"/>
+            <w:vAlign w:val="center"/>
+          </w:tcPr>
+          <w:p>
+            <w:r/>
+            <w:r>
+              <w:rPr>
+                <w:rFonts w:ascii="Arial" w:hAnsi="Arial"/>
+                <w:sz w:val="20"/>
+              </w:rPr>
+              <w:t>corporate_lending</w:t>
+            </w:r>
+          </w:p>
+        </w:tc>
+        <w:tc>
+          <w:tcPr>
+            <w:tcW w:type="dxa" w:w="1872"/>
+            <w:shd w:val="clear" w:color="auto" w:fill="F2F2F2"/>
+            <w:vAlign w:val="center"/>
+          </w:tcPr>
+          <w:p>
+            <w:r/>
+            <w:r>
+              <w:rPr>
+                <w:rFonts w:ascii="Arial" w:hAnsi="Arial"/>
+                <w:sz w:val="20"/>
+              </w:rPr>
+              <w:t>severe</w:t>
+            </w:r>
+          </w:p>
+        </w:tc>
+        <w:tc>
+          <w:tcPr>
+            <w:tcW w:type="dxa" w:w="1872"/>
+            <w:shd w:val="clear" w:color="auto" w:fill="F2F2F2"/>
+            <w:vAlign w:val="center"/>
+          </w:tcPr>
+          <w:p>
+            <w:r/>
+            <w:r>
+              <w:rPr>
+                <w:rFonts w:ascii="Arial" w:hAnsi="Arial"/>
+                <w:sz w:val="20"/>
+              </w:rPr>
+              <w:t>2.5</w:t>
+            </w:r>
+          </w:p>
+        </w:tc>
+        <w:tc>
+          <w:tcPr>
+            <w:tcW w:type="dxa" w:w="1872"/>
+            <w:shd w:val="clear" w:color="auto" w:fill="F2F2F2"/>
+            <w:vAlign w:val="center"/>
+          </w:tcPr>
+          <w:p>
+            <w:r/>
+            <w:r>
+              <w:rPr>
+                <w:rFonts w:ascii="Arial" w:hAnsi="Arial"/>
+                <w:sz w:val="20"/>
+              </w:rPr>
+              <w:t>1.54</w:t>
+            </w:r>
+          </w:p>
+        </w:tc>
+        <w:tc>
+          <w:tcPr>
+            <w:tcW w:type="dxa" w:w="1872"/>
+            <w:shd w:val="clear" w:color="auto" w:fill="F2F2F2"/>
+            <w:vAlign w:val="center"/>
+          </w:tcPr>
+          <w:p>
+            <w:r/>
+            <w:r>
+              <w:rPr>
+                <w:rFonts w:ascii="Arial" w:hAnsi="Arial"/>
+                <w:sz w:val="20"/>
+              </w:rPr>
+              <w:t>1.28</w:t>
+            </w:r>
+          </w:p>
+        </w:tc>
+      </w:tr>
+      <w:tr>
+        <w:tc>
+          <w:tcPr>
+            <w:tcW w:type="dxa" w:w="1872"/>
+            <w:vAlign w:val="center"/>
+          </w:tcPr>
+          <w:p>
+            <w:r/>
+            <w:r>
+              <w:rPr>
+                <w:rFonts w:ascii="Arial" w:hAnsi="Arial"/>
+                <w:sz w:val="20"/>
+              </w:rPr>
+              <w:t>commercial_property</w:t>
+            </w:r>
+          </w:p>
+        </w:tc>
+        <w:tc>
+          <w:tcPr>
+            <w:tcW w:type="dxa" w:w="1872"/>
+            <w:vAlign w:val="center"/>
+          </w:tcPr>
+          <w:p>
+            <w:r/>
+            <w:r>
+              <w:rPr>
+                <w:rFonts w:ascii="Arial" w:hAnsi="Arial"/>
+                <w:sz w:val="20"/>
+              </w:rPr>
+              <w:t>base</w:t>
+            </w:r>
+          </w:p>
+        </w:tc>
+        <w:tc>
+          <w:tcPr>
+            <w:tcW w:type="dxa" w:w="1872"/>
+            <w:vAlign w:val="center"/>
+          </w:tcPr>
+          <w:p>
+            <w:r/>
+            <w:r>
+              <w:rPr>
+                <w:rFonts w:ascii="Arial" w:hAnsi="Arial"/>
+                <w:sz w:val="20"/>
+              </w:rPr>
+              <w:t>1.0</w:t>
+            </w:r>
+          </w:p>
+        </w:tc>
+        <w:tc>
+          <w:tcPr>
+            <w:tcW w:type="dxa" w:w="1872"/>
+            <w:vAlign w:val="center"/>
+          </w:tcPr>
+          <w:p>
+            <w:r/>
+            <w:r>
+              <w:rPr>
+                <w:rFonts w:ascii="Arial" w:hAnsi="Arial"/>
+                <w:sz w:val="20"/>
+              </w:rPr>
+              <w:t>1.0</w:t>
+            </w:r>
+          </w:p>
+        </w:tc>
+        <w:tc>
+          <w:tcPr>
+            <w:tcW w:type="dxa" w:w="1872"/>
+            <w:vAlign w:val="center"/>
+          </w:tcPr>
+          <w:p>
+            <w:r/>
+            <w:r>
+              <w:rPr>
+                <w:rFonts w:ascii="Arial" w:hAnsi="Arial"/>
+                <w:sz w:val="20"/>
+              </w:rPr>
+              <w:t>1.0</w:t>
+            </w:r>
+          </w:p>
+        </w:tc>
+      </w:tr>
+      <w:tr>
+        <w:tc>
+          <w:tcPr>
+            <w:tcW w:type="dxa" w:w="1872"/>
+            <w:shd w:val="clear" w:color="auto" w:fill="F2F2F2"/>
+            <w:vAlign w:val="center"/>
+          </w:tcPr>
+          <w:p>
+            <w:r/>
+            <w:r>
+              <w:rPr>
+                <w:rFonts w:ascii="Arial" w:hAnsi="Arial"/>
+                <w:sz w:val="20"/>
+              </w:rPr>
+              <w:t>commercial_property</w:t>
+            </w:r>
+          </w:p>
+        </w:tc>
+        <w:tc>
+          <w:tcPr>
+            <w:tcW w:type="dxa" w:w="1872"/>
+            <w:shd w:val="clear" w:color="auto" w:fill="F2F2F2"/>
+            <w:vAlign w:val="center"/>
+          </w:tcPr>
+          <w:p>
+            <w:r/>
+            <w:r>
+              <w:rPr>
+                <w:rFonts w:ascii="Arial" w:hAnsi="Arial"/>
+                <w:sz w:val="20"/>
+              </w:rPr>
+              <w:t>mild</w:t>
+            </w:r>
+          </w:p>
+        </w:tc>
+        <w:tc>
+          <w:tcPr>
+            <w:tcW w:type="dxa" w:w="1872"/>
+            <w:shd w:val="clear" w:color="auto" w:fill="F2F2F2"/>
+            <w:vAlign w:val="center"/>
+          </w:tcPr>
+          <w:p>
+            <w:r/>
+            <w:r>
+              <w:rPr>
+                <w:rFonts w:ascii="Arial" w:hAnsi="Arial"/>
+                <w:sz w:val="20"/>
+              </w:rPr>
+              <w:t>1.5409</w:t>
+            </w:r>
+          </w:p>
+        </w:tc>
+        <w:tc>
+          <w:tcPr>
+            <w:tcW w:type="dxa" w:w="1872"/>
+            <w:shd w:val="clear" w:color="auto" w:fill="F2F2F2"/>
+            <w:vAlign w:val="center"/>
+          </w:tcPr>
+          <w:p>
+            <w:r/>
+            <w:r>
+              <w:rPr>
+                <w:rFonts w:ascii="Arial" w:hAnsi="Arial"/>
+                <w:sz w:val="20"/>
+              </w:rPr>
+              <w:t>1.18</w:t>
+            </w:r>
+          </w:p>
+        </w:tc>
+        <w:tc>
+          <w:tcPr>
+            <w:tcW w:type="dxa" w:w="1872"/>
+            <w:shd w:val="clear" w:color="auto" w:fill="F2F2F2"/>
+            <w:vAlign w:val="center"/>
+          </w:tcPr>
+          <w:p>
+            <w:r/>
+            <w:r>
+              <w:rPr>
+                <w:rFonts w:ascii="Arial" w:hAnsi="Arial"/>
+                <w:sz w:val="20"/>
+              </w:rPr>
+              <w:t>1.0968</w:t>
+            </w:r>
+          </w:p>
+        </w:tc>
+      </w:tr>
+      <w:tr>
+        <w:tc>
+          <w:tcPr>
+            <w:tcW w:type="dxa" w:w="1872"/>
+            <w:vAlign w:val="center"/>
+          </w:tcPr>
+          <w:p>
+            <w:r/>
+            <w:r>
+              <w:rPr>
+                <w:rFonts w:ascii="Arial" w:hAnsi="Arial"/>
+                <w:sz w:val="20"/>
+              </w:rPr>
+              <w:t>commercial_property</w:t>
+            </w:r>
+          </w:p>
+        </w:tc>
+        <w:tc>
+          <w:tcPr>
+            <w:tcW w:type="dxa" w:w="1872"/>
+            <w:vAlign w:val="center"/>
+          </w:tcPr>
+          <w:p>
+            <w:r/>
+            <w:r>
+              <w:rPr>
+                <w:rFonts w:ascii="Arial" w:hAnsi="Arial"/>
+                <w:sz w:val="20"/>
+              </w:rPr>
+              <w:t>moderate</w:t>
+            </w:r>
+          </w:p>
+        </w:tc>
+        <w:tc>
+          <w:tcPr>
+            <w:tcW w:type="dxa" w:w="1872"/>
+            <w:vAlign w:val="center"/>
+          </w:tcPr>
+          <w:p>
+            <w:r/>
+            <w:r>
+              <w:rPr>
+                <w:rFonts w:ascii="Arial" w:hAnsi="Arial"/>
+                <w:sz w:val="20"/>
+              </w:rPr>
+              <w:t>2.127</w:t>
+            </w:r>
+          </w:p>
+        </w:tc>
+        <w:tc>
+          <w:tcPr>
+            <w:tcW w:type="dxa" w:w="1872"/>
+            <w:vAlign w:val="center"/>
+          </w:tcPr>
+          <w:p>
+            <w:r/>
+            <w:r>
+              <w:rPr>
+                <w:rFonts w:ascii="Arial" w:hAnsi="Arial"/>
+                <w:sz w:val="20"/>
+              </w:rPr>
+              <w:t>1.3973</w:t>
+            </w:r>
+          </w:p>
+        </w:tc>
+        <w:tc>
+          <w:tcPr>
+            <w:tcW w:type="dxa" w:w="1872"/>
+            <w:vAlign w:val="center"/>
+          </w:tcPr>
+          <w:p>
+            <w:r/>
+            <w:r>
+              <w:rPr>
+                <w:rFonts w:ascii="Arial" w:hAnsi="Arial"/>
+                <w:sz w:val="20"/>
+              </w:rPr>
+              <w:t>1.1958</w:t>
+            </w:r>
+          </w:p>
+        </w:tc>
+      </w:tr>
+      <w:tr>
+        <w:tc>
+          <w:tcPr>
+            <w:tcW w:type="dxa" w:w="1872"/>
+            <w:shd w:val="clear" w:color="auto" w:fill="F2F2F2"/>
+            <w:vAlign w:val="center"/>
+          </w:tcPr>
+          <w:p>
+            <w:r/>
+            <w:r>
+              <w:rPr>
+                <w:rFonts w:ascii="Arial" w:hAnsi="Arial"/>
+                <w:sz w:val="20"/>
+              </w:rPr>
+              <w:t>commercial_property</w:t>
+            </w:r>
+          </w:p>
+        </w:tc>
+        <w:tc>
+          <w:tcPr>
+            <w:tcW w:type="dxa" w:w="1872"/>
+            <w:shd w:val="clear" w:color="auto" w:fill="F2F2F2"/>
+            <w:vAlign w:val="center"/>
+          </w:tcPr>
+          <w:p>
+            <w:r/>
+            <w:r>
+              <w:rPr>
+                <w:rFonts w:ascii="Arial" w:hAnsi="Arial"/>
+                <w:sz w:val="20"/>
+              </w:rPr>
+              <w:t>severe</w:t>
+            </w:r>
+          </w:p>
+        </w:tc>
+        <w:tc>
+          <w:tcPr>
+            <w:tcW w:type="dxa" w:w="1872"/>
+            <w:shd w:val="clear" w:color="auto" w:fill="F2F2F2"/>
+            <w:vAlign w:val="center"/>
+          </w:tcPr>
+          <w:p>
+            <w:r/>
+            <w:r>
+              <w:rPr>
+                <w:rFonts w:ascii="Arial" w:hAnsi="Arial"/>
+                <w:sz w:val="20"/>
+              </w:rPr>
+              <w:t>2.95</w:t>
+            </w:r>
+          </w:p>
+        </w:tc>
+        <w:tc>
+          <w:tcPr>
+            <w:tcW w:type="dxa" w:w="1872"/>
+            <w:shd w:val="clear" w:color="auto" w:fill="F2F2F2"/>
+            <w:vAlign w:val="center"/>
+          </w:tcPr>
+          <w:p>
+            <w:r/>
+            <w:r>
+              <w:rPr>
+                <w:rFonts w:ascii="Arial" w:hAnsi="Arial"/>
+                <w:sz w:val="20"/>
+              </w:rPr>
+              <w:t>1.72</w:t>
+            </w:r>
+          </w:p>
+        </w:tc>
+        <w:tc>
+          <w:tcPr>
+            <w:tcW w:type="dxa" w:w="1872"/>
+            <w:shd w:val="clear" w:color="auto" w:fill="F2F2F2"/>
+            <w:vAlign w:val="center"/>
+          </w:tcPr>
+          <w:p>
+            <w:r/>
+            <w:r>
+              <w:rPr>
+                <w:rFonts w:ascii="Arial" w:hAnsi="Arial"/>
+                <w:sz w:val="20"/>
+              </w:rPr>
+              <w:t>1.32</w:t>
+            </w:r>
+          </w:p>
+        </w:tc>
+      </w:tr>
+      <w:tr>
+        <w:tc>
+          <w:tcPr>
+            <w:tcW w:type="dxa" w:w="1872"/>
+            <w:vAlign w:val="center"/>
+          </w:tcPr>
+          <w:p>
+            <w:r/>
+            <w:r>
+              <w:rPr>
+                <w:rFonts w:ascii="Arial" w:hAnsi="Arial"/>
+                <w:sz w:val="20"/>
+              </w:rPr>
+              <w:t>development_finance</w:t>
+            </w:r>
+          </w:p>
+        </w:tc>
+        <w:tc>
+          <w:tcPr>
+            <w:tcW w:type="dxa" w:w="1872"/>
+            <w:vAlign w:val="center"/>
+          </w:tcPr>
+          <w:p>
+            <w:r/>
+            <w:r>
+              <w:rPr>
+                <w:rFonts w:ascii="Arial" w:hAnsi="Arial"/>
+                <w:sz w:val="20"/>
+              </w:rPr>
+              <w:t>base</w:t>
+            </w:r>
+          </w:p>
+        </w:tc>
+        <w:tc>
+          <w:tcPr>
+            <w:tcW w:type="dxa" w:w="1872"/>
+            <w:vAlign w:val="center"/>
+          </w:tcPr>
+          <w:p>
+            <w:r/>
+            <w:r>
+              <w:rPr>
+                <w:rFonts w:ascii="Arial" w:hAnsi="Arial"/>
+                <w:sz w:val="20"/>
+              </w:rPr>
+              <w:t>1.0</w:t>
+            </w:r>
+          </w:p>
+        </w:tc>
+        <w:tc>
+          <w:tcPr>
+            <w:tcW w:type="dxa" w:w="1872"/>
+            <w:vAlign w:val="center"/>
+          </w:tcPr>
+          <w:p>
+            <w:r/>
+            <w:r>
+              <w:rPr>
+                <w:rFonts w:ascii="Arial" w:hAnsi="Arial"/>
+                <w:sz w:val="20"/>
+              </w:rPr>
+              <w:t>1.0</w:t>
+            </w:r>
+          </w:p>
+        </w:tc>
+        <w:tc>
+          <w:tcPr>
+            <w:tcW w:type="dxa" w:w="1872"/>
+            <w:vAlign w:val="center"/>
+          </w:tcPr>
+          <w:p>
+            <w:r/>
+            <w:r>
+              <w:rPr>
+                <w:rFonts w:ascii="Arial" w:hAnsi="Arial"/>
+                <w:sz w:val="20"/>
+              </w:rPr>
+              <w:t>1.0</w:t>
+            </w:r>
+          </w:p>
+        </w:tc>
+      </w:tr>
+      <w:tr>
+        <w:tc>
+          <w:tcPr>
+            <w:tcW w:type="dxa" w:w="1872"/>
+            <w:shd w:val="clear" w:color="auto" w:fill="F2F2F2"/>
+            <w:vAlign w:val="center"/>
+          </w:tcPr>
+          <w:p>
+            <w:r/>
+            <w:r>
+              <w:rPr>
+                <w:rFonts w:ascii="Arial" w:hAnsi="Arial"/>
+                <w:sz w:val="20"/>
+              </w:rPr>
+              <w:t>development_finance</w:t>
+            </w:r>
+          </w:p>
+        </w:tc>
+        <w:tc>
+          <w:tcPr>
+            <w:tcW w:type="dxa" w:w="1872"/>
+            <w:shd w:val="clear" w:color="auto" w:fill="F2F2F2"/>
+            <w:vAlign w:val="center"/>
+          </w:tcPr>
+          <w:p>
+            <w:r/>
+            <w:r>
+              <w:rPr>
+                <w:rFonts w:ascii="Arial" w:hAnsi="Arial"/>
+                <w:sz w:val="20"/>
+              </w:rPr>
+              <w:t>mild</w:t>
+            </w:r>
+          </w:p>
+        </w:tc>
+        <w:tc>
+          <w:tcPr>
+            <w:tcW w:type="dxa" w:w="1872"/>
+            <w:shd w:val="clear" w:color="auto" w:fill="F2F2F2"/>
+            <w:vAlign w:val="center"/>
+          </w:tcPr>
+          <w:p>
+            <w:r/>
+            <w:r>
+              <w:rPr>
+                <w:rFonts w:ascii="Arial" w:hAnsi="Arial"/>
+                <w:sz w:val="20"/>
+              </w:rPr>
+              <w:t>1.6664</w:t>
+            </w:r>
+          </w:p>
+        </w:tc>
+        <w:tc>
+          <w:tcPr>
+            <w:tcW w:type="dxa" w:w="1872"/>
+            <w:shd w:val="clear" w:color="auto" w:fill="F2F2F2"/>
+            <w:vAlign w:val="center"/>
+          </w:tcPr>
+          <w:p>
+            <w:r/>
+            <w:r>
+              <w:rPr>
+                <w:rFonts w:ascii="Arial" w:hAnsi="Arial"/>
+                <w:sz w:val="20"/>
+              </w:rPr>
+              <w:t>1.195</w:t>
+            </w:r>
+          </w:p>
+        </w:tc>
+        <w:tc>
+          <w:tcPr>
+            <w:tcW w:type="dxa" w:w="1872"/>
+            <w:shd w:val="clear" w:color="auto" w:fill="F2F2F2"/>
+            <w:vAlign w:val="center"/>
+          </w:tcPr>
+          <w:p>
+            <w:r/>
+            <w:r>
+              <w:rPr>
+                <w:rFonts w:ascii="Arial" w:hAnsi="Arial"/>
+                <w:sz w:val="20"/>
+              </w:rPr>
+              <w:t>1.1116</w:t>
+            </w:r>
+          </w:p>
+        </w:tc>
+      </w:tr>
+      <w:tr>
+        <w:tc>
+          <w:tcPr>
+            <w:tcW w:type="dxa" w:w="1872"/>
+            <w:vAlign w:val="center"/>
+          </w:tcPr>
+          <w:p>
+            <w:r/>
+            <w:r>
+              <w:rPr>
+                <w:rFonts w:ascii="Arial" w:hAnsi="Arial"/>
+                <w:sz w:val="20"/>
+              </w:rPr>
+              <w:t>development_finance</w:t>
+            </w:r>
+          </w:p>
+        </w:tc>
+        <w:tc>
+          <w:tcPr>
+            <w:tcW w:type="dxa" w:w="1872"/>
+            <w:vAlign w:val="center"/>
+          </w:tcPr>
+          <w:p>
+            <w:r/>
+            <w:r>
+              <w:rPr>
+                <w:rFonts w:ascii="Arial" w:hAnsi="Arial"/>
+                <w:sz w:val="20"/>
+              </w:rPr>
+              <w:t>moderate</w:t>
+            </w:r>
+          </w:p>
+        </w:tc>
+        <w:tc>
+          <w:tcPr>
+            <w:tcW w:type="dxa" w:w="1872"/>
+            <w:vAlign w:val="center"/>
+          </w:tcPr>
+          <w:p>
+            <w:r/>
+            <w:r>
+              <w:rPr>
+                <w:rFonts w:ascii="Arial" w:hAnsi="Arial"/>
+                <w:sz w:val="20"/>
+              </w:rPr>
+              <w:t>2.3292</w:t>
+            </w:r>
+          </w:p>
+        </w:tc>
+        <w:tc>
+          <w:tcPr>
+            <w:tcW w:type="dxa" w:w="1872"/>
+            <w:vAlign w:val="center"/>
+          </w:tcPr>
+          <w:p>
+            <w:r/>
+            <w:r>
+              <w:rPr>
+                <w:rFonts w:ascii="Arial" w:hAnsi="Arial"/>
+                <w:sz w:val="20"/>
+              </w:rPr>
+              <w:t>1.4273</w:t>
+            </w:r>
+          </w:p>
+        </w:tc>
+        <w:tc>
+          <w:tcPr>
+            <w:tcW w:type="dxa" w:w="1872"/>
+            <w:vAlign w:val="center"/>
+          </w:tcPr>
+          <w:p>
+            <w:r/>
+            <w:r>
+              <w:rPr>
+                <w:rFonts w:ascii="Arial" w:hAnsi="Arial"/>
+                <w:sz w:val="20"/>
+              </w:rPr>
+              <w:t>1.2219</w:t>
+            </w:r>
+          </w:p>
+        </w:tc>
+      </w:tr>
+      <w:tr>
+        <w:tc>
+          <w:tcPr>
+            <w:tcW w:type="dxa" w:w="1872"/>
+            <w:shd w:val="clear" w:color="auto" w:fill="F2F2F2"/>
+            <w:vAlign w:val="center"/>
+          </w:tcPr>
+          <w:p>
+            <w:r/>
+            <w:r>
+              <w:rPr>
+                <w:rFonts w:ascii="Arial" w:hAnsi="Arial"/>
+                <w:sz w:val="20"/>
+              </w:rPr>
+              <w:t>development_finance</w:t>
+            </w:r>
+          </w:p>
+        </w:tc>
+        <w:tc>
+          <w:tcPr>
+            <w:tcW w:type="dxa" w:w="1872"/>
+            <w:shd w:val="clear" w:color="auto" w:fill="F2F2F2"/>
+            <w:vAlign w:val="center"/>
+          </w:tcPr>
+          <w:p>
+            <w:r/>
+            <w:r>
+              <w:rPr>
+                <w:rFonts w:ascii="Arial" w:hAnsi="Arial"/>
+                <w:sz w:val="20"/>
+              </w:rPr>
+              <w:t>severe</w:t>
+            </w:r>
+          </w:p>
+        </w:tc>
+        <w:tc>
+          <w:tcPr>
+            <w:tcW w:type="dxa" w:w="1872"/>
+            <w:shd w:val="clear" w:color="auto" w:fill="F2F2F2"/>
+            <w:vAlign w:val="center"/>
+          </w:tcPr>
+          <w:p>
+            <w:r/>
+            <w:r>
+              <w:rPr>
+                <w:rFonts w:ascii="Arial" w:hAnsi="Arial"/>
+                <w:sz w:val="20"/>
+              </w:rPr>
+              <w:t>3.25</w:t>
+            </w:r>
+          </w:p>
+        </w:tc>
+        <w:tc>
+          <w:tcPr>
+            <w:tcW w:type="dxa" w:w="1872"/>
+            <w:shd w:val="clear" w:color="auto" w:fill="F2F2F2"/>
+            <w:vAlign w:val="center"/>
+          </w:tcPr>
+          <w:p>
+            <w:r/>
+            <w:r>
+              <w:rPr>
+                <w:rFonts w:ascii="Arial" w:hAnsi="Arial"/>
+                <w:sz w:val="20"/>
+              </w:rPr>
+              <w:t>1.78</w:t>
+            </w:r>
+          </w:p>
+        </w:tc>
+        <w:tc>
+          <w:tcPr>
+            <w:tcW w:type="dxa" w:w="1872"/>
+            <w:shd w:val="clear" w:color="auto" w:fill="F2F2F2"/>
+            <w:vAlign w:val="center"/>
+          </w:tcPr>
+          <w:p>
+            <w:r/>
+            <w:r>
+              <w:rPr>
+                <w:rFonts w:ascii="Arial" w:hAnsi="Arial"/>
+                <w:sz w:val="20"/>
+              </w:rPr>
+              <w:t>1.36</w:t>
+            </w:r>
+          </w:p>
+        </w:tc>
+      </w:tr>
+    </w:tbl>
+    <w:p/>
+    <w:p>
+      <w:r>
+        <w:rPr>
+          <w:rFonts w:ascii="Arial" w:hAnsi="Arial"/>
+          <w:b w:val="0"/>
+          <w:i/>
+          <w:color w:val="7F7F7F"/>
+          <w:sz w:val="20"/>
+        </w:rPr>
+        <w:t>Demonstration - facility roll-up to portfolio EL (illustrative demo book)</w:t>
+      </w:r>
+    </w:p>
+    <w:tbl>
+      <w:tblPr>
+        <w:tblW w:type="auto" w:w="0"/>
+        <w:jc w:val="left"/>
+        <w:tblLook w:firstColumn="1" w:firstRow="1" w:lastColumn="0" w:lastRow="0" w:noHBand="0" w:noVBand="1" w:val="04A0"/>
+      </w:tblPr>
+      <w:tblGrid>
+        <w:gridCol w:w="1872"/>
+        <w:gridCol w:w="1872"/>
+        <w:gridCol w:w="1872"/>
+        <w:gridCol w:w="1872"/>
+        <w:gridCol w:w="1872"/>
+      </w:tblGrid>
+      <w:tr>
+        <w:tc>
+          <w:tcPr>
+            <w:tcW w:type="dxa" w:w="1872"/>
+            <w:shd w:val="clear" w:color="auto" w:fill="1F4E79"/>
+            <w:vAlign w:val="center"/>
+          </w:tcPr>
+          <w:p>
+            <w:r/>
+            <w:r>
+              <w:rPr>
+                <w:rFonts w:ascii="Arial" w:hAnsi="Arial"/>
+                <w:b/>
+                <w:color w:val="FFFFFF"/>
+                <w:sz w:val="20"/>
+              </w:rPr>
+              <w:t>Scenario</w:t>
+            </w:r>
+          </w:p>
+        </w:tc>
+        <w:tc>
+          <w:tcPr>
+            <w:tcW w:type="dxa" w:w="1872"/>
+            <w:shd w:val="clear" w:color="auto" w:fill="1F4E79"/>
+            <w:vAlign w:val="center"/>
+          </w:tcPr>
+          <w:p>
+            <w:r/>
+            <w:r>
+              <w:rPr>
+                <w:rFonts w:ascii="Arial" w:hAnsi="Arial"/>
+                <w:b/>
+                <w:color w:val="FFFFFF"/>
+                <w:sz w:val="20"/>
+              </w:rPr>
+              <w:t>Facilities</w:t>
+            </w:r>
+          </w:p>
+        </w:tc>
+        <w:tc>
+          <w:tcPr>
+            <w:tcW w:type="dxa" w:w="1872"/>
+            <w:shd w:val="clear" w:color="auto" w:fill="1F4E79"/>
+            <w:vAlign w:val="center"/>
+          </w:tcPr>
+          <w:p>
+            <w:r/>
+            <w:r>
+              <w:rPr>
+                <w:rFonts w:ascii="Arial" w:hAnsi="Arial"/>
+                <w:b/>
+                <w:color w:val="FFFFFF"/>
+                <w:sz w:val="20"/>
+              </w:rPr>
+              <w:t>Base EL ($)</w:t>
+            </w:r>
+          </w:p>
+        </w:tc>
+        <w:tc>
+          <w:tcPr>
+            <w:tcW w:type="dxa" w:w="1872"/>
+            <w:shd w:val="clear" w:color="auto" w:fill="1F4E79"/>
+            <w:vAlign w:val="center"/>
+          </w:tcPr>
+          <w:p>
+            <w:r/>
+            <w:r>
+              <w:rPr>
+                <w:rFonts w:ascii="Arial" w:hAnsi="Arial"/>
+                <w:b/>
+                <w:color w:val="FFFFFF"/>
+                <w:sz w:val="20"/>
+              </w:rPr>
+              <w:t>Stressed EL ($)</w:t>
+            </w:r>
+          </w:p>
+        </w:tc>
+        <w:tc>
+          <w:tcPr>
+            <w:tcW w:type="dxa" w:w="1872"/>
+            <w:shd w:val="clear" w:color="auto" w:fill="1F4E79"/>
+            <w:vAlign w:val="center"/>
+          </w:tcPr>
+          <w:p>
+            <w:r/>
+            <w:r>
+              <w:rPr>
+                <w:rFonts w:ascii="Arial" w:hAnsi="Arial"/>
+                <w:b/>
+                <w:color w:val="FFFFFF"/>
+                <w:sz w:val="20"/>
+              </w:rPr>
+              <w:t>EL uplift x</w:t>
+            </w:r>
+          </w:p>
+        </w:tc>
+      </w:tr>
+      <w:tr>
+        <w:tc>
+          <w:tcPr>
+            <w:tcW w:type="dxa" w:w="1872"/>
+            <w:vAlign w:val="center"/>
+          </w:tcPr>
+          <w:p>
+            <w:r/>
+            <w:r>
+              <w:rPr>
+                <w:rFonts w:ascii="Arial" w:hAnsi="Arial"/>
+                <w:sz w:val="20"/>
+              </w:rPr>
+              <w:t>base</w:t>
+            </w:r>
+          </w:p>
+        </w:tc>
+        <w:tc>
+          <w:tcPr>
+            <w:tcW w:type="dxa" w:w="1872"/>
+            <w:vAlign w:val="center"/>
+          </w:tcPr>
+          <w:p>
+            <w:r/>
+            <w:r>
+              <w:rPr>
+                <w:rFonts w:ascii="Arial" w:hAnsi="Arial"/>
+                <w:sz w:val="20"/>
+              </w:rPr>
+              <w:t>6</w:t>
+            </w:r>
+          </w:p>
+        </w:tc>
+        <w:tc>
+          <w:tcPr>
+            <w:tcW w:type="dxa" w:w="1872"/>
+            <w:vAlign w:val="center"/>
+          </w:tcPr>
+          <w:p>
+            <w:r/>
+            <w:r>
+              <w:rPr>
+                <w:rFonts w:ascii="Arial" w:hAnsi="Arial"/>
+                <w:sz w:val="20"/>
+              </w:rPr>
+              <w:t>79293.72</w:t>
+            </w:r>
+          </w:p>
+        </w:tc>
+        <w:tc>
+          <w:tcPr>
+            <w:tcW w:type="dxa" w:w="1872"/>
+            <w:vAlign w:val="center"/>
+          </w:tcPr>
+          <w:p>
+            <w:r/>
+            <w:r>
+              <w:rPr>
+                <w:rFonts w:ascii="Arial" w:hAnsi="Arial"/>
+                <w:sz w:val="20"/>
+              </w:rPr>
+              <w:t>79293.72</w:t>
+            </w:r>
+          </w:p>
+        </w:tc>
+        <w:tc>
+          <w:tcPr>
+            <w:tcW w:type="dxa" w:w="1872"/>
+            <w:vAlign w:val="center"/>
+          </w:tcPr>
+          <w:p>
+            <w:r/>
+            <w:r>
+              <w:rPr>
+                <w:rFonts w:ascii="Arial" w:hAnsi="Arial"/>
+                <w:sz w:val="20"/>
+              </w:rPr>
+              <w:t>1.0</w:t>
+            </w:r>
+          </w:p>
+        </w:tc>
+      </w:tr>
+      <w:tr>
+        <w:tc>
+          <w:tcPr>
+            <w:tcW w:type="dxa" w:w="1872"/>
+            <w:shd w:val="clear" w:color="auto" w:fill="F2F2F2"/>
+            <w:vAlign w:val="center"/>
+          </w:tcPr>
+          <w:p>
+            <w:r/>
+            <w:r>
+              <w:rPr>
+                <w:rFonts w:ascii="Arial" w:hAnsi="Arial"/>
+                <w:sz w:val="20"/>
+              </w:rPr>
+              <w:t>mild</w:t>
+            </w:r>
+          </w:p>
+        </w:tc>
+        <w:tc>
+          <w:tcPr>
+            <w:tcW w:type="dxa" w:w="1872"/>
+            <w:shd w:val="clear" w:color="auto" w:fill="F2F2F2"/>
+            <w:vAlign w:val="center"/>
+          </w:tcPr>
+          <w:p>
+            <w:r/>
+            <w:r>
+              <w:rPr>
+                <w:rFonts w:ascii="Arial" w:hAnsi="Arial"/>
+                <w:sz w:val="20"/>
+              </w:rPr>
+              <w:t>6</w:t>
+            </w:r>
+          </w:p>
+        </w:tc>
+        <w:tc>
+          <w:tcPr>
+            <w:tcW w:type="dxa" w:w="1872"/>
+            <w:shd w:val="clear" w:color="auto" w:fill="F2F2F2"/>
+            <w:vAlign w:val="center"/>
+          </w:tcPr>
+          <w:p>
+            <w:r/>
+            <w:r>
+              <w:rPr>
+                <w:rFonts w:ascii="Arial" w:hAnsi="Arial"/>
+                <w:sz w:val="20"/>
+              </w:rPr>
+              <w:t>79293.72</w:t>
+            </w:r>
+          </w:p>
+        </w:tc>
+        <w:tc>
+          <w:tcPr>
+            <w:tcW w:type="dxa" w:w="1872"/>
+            <w:shd w:val="clear" w:color="auto" w:fill="F2F2F2"/>
+            <w:vAlign w:val="center"/>
+          </w:tcPr>
+          <w:p>
+            <w:r/>
+            <w:r>
+              <w:rPr>
+                <w:rFonts w:ascii="Arial" w:hAnsi="Arial"/>
+                <w:sz w:val="20"/>
+              </w:rPr>
+              <w:t>153321.21</w:t>
+            </w:r>
+          </w:p>
+        </w:tc>
+        <w:tc>
+          <w:tcPr>
+            <w:tcW w:type="dxa" w:w="1872"/>
+            <w:shd w:val="clear" w:color="auto" w:fill="F2F2F2"/>
+            <w:vAlign w:val="center"/>
+          </w:tcPr>
+          <w:p>
+            <w:r/>
+            <w:r>
+              <w:rPr>
+                <w:rFonts w:ascii="Arial" w:hAnsi="Arial"/>
+                <w:sz w:val="20"/>
+              </w:rPr>
+              <w:t>1.934</w:t>
+            </w:r>
+          </w:p>
+        </w:tc>
+      </w:tr>
+      <w:tr>
+        <w:tc>
+          <w:tcPr>
+            <w:tcW w:type="dxa" w:w="1872"/>
+            <w:vAlign w:val="center"/>
+          </w:tcPr>
+          <w:p>
+            <w:r/>
+            <w:r>
+              <w:rPr>
+                <w:rFonts w:ascii="Arial" w:hAnsi="Arial"/>
+                <w:sz w:val="20"/>
+              </w:rPr>
+              <w:t>moderate</w:t>
+            </w:r>
+          </w:p>
+        </w:tc>
+        <w:tc>
+          <w:tcPr>
+            <w:tcW w:type="dxa" w:w="1872"/>
+            <w:vAlign w:val="center"/>
+          </w:tcPr>
+          <w:p>
+            <w:r/>
+            <w:r>
+              <w:rPr>
+                <w:rFonts w:ascii="Arial" w:hAnsi="Arial"/>
+                <w:sz w:val="20"/>
+              </w:rPr>
+              <w:t>6</w:t>
+            </w:r>
+          </w:p>
+        </w:tc>
+        <w:tc>
+          <w:tcPr>
+            <w:tcW w:type="dxa" w:w="1872"/>
+            <w:vAlign w:val="center"/>
+          </w:tcPr>
+          <w:p>
+            <w:r/>
+            <w:r>
+              <w:rPr>
+                <w:rFonts w:ascii="Arial" w:hAnsi="Arial"/>
+                <w:sz w:val="20"/>
+              </w:rPr>
+              <w:t>79293.72</w:t>
+            </w:r>
+          </w:p>
+        </w:tc>
+        <w:tc>
+          <w:tcPr>
+            <w:tcW w:type="dxa" w:w="1872"/>
+            <w:vAlign w:val="center"/>
+          </w:tcPr>
+          <w:p>
+            <w:r/>
+            <w:r>
+              <w:rPr>
+                <w:rFonts w:ascii="Arial" w:hAnsi="Arial"/>
+                <w:sz w:val="20"/>
+              </w:rPr>
+              <w:t>256331.65</w:t>
+            </w:r>
+          </w:p>
+        </w:tc>
+        <w:tc>
+          <w:tcPr>
+            <w:tcW w:type="dxa" w:w="1872"/>
+            <w:vAlign w:val="center"/>
+          </w:tcPr>
+          <w:p>
+            <w:r/>
+            <w:r>
+              <w:rPr>
+                <w:rFonts w:ascii="Arial" w:hAnsi="Arial"/>
+                <w:sz w:val="20"/>
+              </w:rPr>
+              <w:t>3.233</w:t>
+            </w:r>
+          </w:p>
+        </w:tc>
+      </w:tr>
+      <w:tr>
+        <w:tc>
+          <w:tcPr>
+            <w:tcW w:type="dxa" w:w="1872"/>
+            <w:shd w:val="clear" w:color="auto" w:fill="F2F2F2"/>
+            <w:vAlign w:val="center"/>
+          </w:tcPr>
+          <w:p>
+            <w:r/>
+            <w:r>
+              <w:rPr>
+                <w:rFonts w:ascii="Arial" w:hAnsi="Arial"/>
+                <w:sz w:val="20"/>
+              </w:rPr>
+              <w:t>severe</w:t>
+            </w:r>
+          </w:p>
+        </w:tc>
+        <w:tc>
+          <w:tcPr>
+            <w:tcW w:type="dxa" w:w="1872"/>
+            <w:shd w:val="clear" w:color="auto" w:fill="F2F2F2"/>
+            <w:vAlign w:val="center"/>
+          </w:tcPr>
+          <w:p>
+            <w:r/>
+            <w:r>
+              <w:rPr>
+                <w:rFonts w:ascii="Arial" w:hAnsi="Arial"/>
+                <w:sz w:val="20"/>
+              </w:rPr>
+              <w:t>6</w:t>
+            </w:r>
+          </w:p>
+        </w:tc>
+        <w:tc>
+          <w:tcPr>
+            <w:tcW w:type="dxa" w:w="1872"/>
+            <w:shd w:val="clear" w:color="auto" w:fill="F2F2F2"/>
+            <w:vAlign w:val="center"/>
+          </w:tcPr>
+          <w:p>
+            <w:r/>
+            <w:r>
+              <w:rPr>
+                <w:rFonts w:ascii="Arial" w:hAnsi="Arial"/>
+                <w:sz w:val="20"/>
+              </w:rPr>
+              <w:t>79293.72</w:t>
+            </w:r>
+          </w:p>
+        </w:tc>
+        <w:tc>
+          <w:tcPr>
+            <w:tcW w:type="dxa" w:w="1872"/>
+            <w:shd w:val="clear" w:color="auto" w:fill="F2F2F2"/>
+            <w:vAlign w:val="center"/>
+          </w:tcPr>
+          <w:p>
+            <w:r/>
+            <w:r>
+              <w:rPr>
+                <w:rFonts w:ascii="Arial" w:hAnsi="Arial"/>
+                <w:sz w:val="20"/>
+              </w:rPr>
+              <w:t>447755.57</w:t>
+            </w:r>
+          </w:p>
+        </w:tc>
+        <w:tc>
+          <w:tcPr>
+            <w:tcW w:type="dxa" w:w="1872"/>
+            <w:shd w:val="clear" w:color="auto" w:fill="F2F2F2"/>
+            <w:vAlign w:val="center"/>
+          </w:tcPr>
+          <w:p>
+            <w:r/>
+            <w:r>
+              <w:rPr>
+                <w:rFonts w:ascii="Arial" w:hAnsi="Arial"/>
+                <w:sz w:val="20"/>
+              </w:rPr>
+              <w:t>5.647</w:t>
+            </w:r>
+          </w:p>
+        </w:tc>
+      </w:tr>
+    </w:tbl>
+    <w:p/>
+    <w:tbl>
+      <w:tblPr>
+        <w:tblW w:type="auto" w:w="0"/>
+        <w:jc w:val="left"/>
+        <w:tblLook w:firstColumn="1" w:firstRow="1" w:lastColumn="0" w:lastRow="0" w:noHBand="0" w:noVBand="1" w:val="04A0"/>
+      </w:tblPr>
+      <w:tblGrid>
+        <w:gridCol w:w="9360"/>
+      </w:tblGrid>
+      <w:tr>
+        <w:tc>
+          <w:tcPr>
+            <w:tcW w:type="dxa" w:w="9360"/>
+            <w:shd w:val="clear" w:color="auto" w:fill="F4B183"/>
+            <w:vAlign w:val="top"/>
+            <w:tcBorders>
+              <w:top w:val="single" w:sz="8" w:color="F4B183"/>
+              <w:left w:val="single" w:sz="8" w:color="F4B183"/>
+              <w:bottom w:val="single" w:sz="8" w:color="F4B183"/>
+              <w:right w:val="single" w:sz="8" w:color="F4B183"/>
+            </w:tcBorders>
+          </w:tcPr>
+          <w:p>
+            <w:r/>
+            <w:r>
+              <w:rPr>
+                <w:rFonts w:ascii="Arial" w:hAnsi="Arial"/>
+                <w:b/>
+                <w:sz w:val="22"/>
+              </w:rPr>
+              <w:t>Macro stress - scope and governance</w:t>
+            </w:r>
+          </w:p>
+          <w:p>
+            <w:r>
+              <w:rPr>
+                <w:rFonts w:ascii="Arial" w:hAnsi="Arial"/>
+                <w:sz w:val="20"/>
+              </w:rPr>
+              <w:t>Illustrative scenario design — not calibrated regulatory stress. Base levels are current values from the named ABS/RBA series; the four CRE variables (commercial-property prices, vacancy, rents, cap rates) and all elasticities are labelled assumptions. The portfolio roll-up is exposure-weighted with no diversification benefit. Reverse stress: the moderate scenario (EL uplift 3.23x) first breaches a 2.0x illustrative appetite ceiling. A bank normally builds separate models per material portfolio or a pooled model with portfolio/sector effects; this layer supplies the macro-credit linkage either consumes.</w:t>
+            </w:r>
+          </w:p>
+        </w:tc>
+      </w:tr>
+    </w:tbl>
+    <w:p/>
     <w:p>
       <w:r>
         <w:rPr>

--- a/outputs/reports/Industry_Analysis_Q1_2026_Board.docx
+++ b/outputs/reports/Industry_Analysis_Q1_2026_Board.docx
@@ -49,7 +49,7 @@
           <w:color w:val="7F7F7F"/>
           <w:sz w:val="20"/>
         </w:rPr>
-        <w:t>Macro and downturn overlays as of 2026-06-12. Property cycle data as of 2026-02-01.</w:t>
+        <w:t>Macro and downturn overlays as of 2026-06-15. Property cycle data as of 2026-02-01.</w:t>
       </w:r>
     </w:p>
     <w:tbl>
@@ -139,7 +139,7 @@
           <w:b w:val="0"/>
           <w:i w:val="0"/>
         </w:rPr>
-        <w:t>Macro and downturn overlays are dated 2026-06-12; property-cycle data is dated 2026-02-01. The headline numbers are in Section 2; every figure traces back to a named public source in Sections 3-5.</w:t>
+        <w:t>Macro and downturn overlays are dated 2026-06-15; property-cycle data is dated 2026-02-01. The headline numbers are in Section 2; every figure traces back to a named public source in Sections 3-5.</w:t>
       </w:r>
     </w:p>
     <w:p>
@@ -313,7 +313,7 @@
                 <w:rFonts w:ascii="Arial" w:hAnsi="Arial"/>
                 <w:sz w:val="20"/>
               </w:rPr>
-              <w:t>2026-06-12</w:t>
+              <w:t>2026-06-15</w:t>
             </w:r>
           </w:p>
         </w:tc>
@@ -449,7 +449,7 @@
                 <w:rFonts w:ascii="Arial" w:hAnsi="Arial"/>
                 <w:sz w:val="20"/>
               </w:rPr>
-              <w:t>2026-06-12</w:t>
+              <w:t>2026-06-15</w:t>
             </w:r>
           </w:p>
         </w:tc>
@@ -518,7 +518,7 @@
                 <w:rFonts w:ascii="Arial" w:hAnsi="Arial"/>
                 <w:sz w:val="20"/>
               </w:rPr>
-              <w:t>2026-06-12</w:t>
+              <w:t>2026-06-15</w:t>
             </w:r>
           </w:p>
         </w:tc>
@@ -585,7 +585,7 @@
                 <w:rFonts w:ascii="Arial" w:hAnsi="Arial"/>
                 <w:sz w:val="20"/>
               </w:rPr>
-              <w:t>2026-06-12</w:t>
+              <w:t>2026-06-15</w:t>
             </w:r>
           </w:p>
         </w:tc>
@@ -721,7 +721,7 @@
                 <w:rFonts w:ascii="Arial" w:hAnsi="Arial"/>
                 <w:sz w:val="20"/>
               </w:rPr>
-              <w:t>2026-06-12</w:t>
+              <w:t>2026-06-15</w:t>
             </w:r>
           </w:p>
         </w:tc>
@@ -790,7 +790,7 @@
                 <w:rFonts w:ascii="Arial" w:hAnsi="Arial"/>
                 <w:sz w:val="20"/>
               </w:rPr>
-              <w:t>2026-06-12</w:t>
+              <w:t>2026-06-15</w:t>
             </w:r>
           </w:p>
         </w:tc>
@@ -4351,7 +4351,7 @@
                 <w:rFonts w:ascii="Arial" w:hAnsi="Arial"/>
                 <w:sz w:val="20"/>
               </w:rPr>
-              <w:t>2026-06-12</w:t>
+              <w:t>2026-06-15</w:t>
             </w:r>
           </w:p>
         </w:tc>
@@ -4489,7 +4489,7 @@
                 <w:rFonts w:ascii="Arial" w:hAnsi="Arial"/>
                 <w:sz w:val="20"/>
               </w:rPr>
-              <w:t>2026-06-12</w:t>
+              <w:t>2026-06-15</w:t>
             </w:r>
           </w:p>
         </w:tc>
@@ -4619,7 +4619,7 @@
                 <w:rFonts w:ascii="Arial" w:hAnsi="Arial"/>
                 <w:sz w:val="20"/>
               </w:rPr>
-              <w:t>2026-06-12</w:t>
+              <w:t>2026-06-15</w:t>
             </w:r>
           </w:p>
         </w:tc>
@@ -4757,7 +4757,7 @@
                 <w:rFonts w:ascii="Arial" w:hAnsi="Arial"/>
                 <w:sz w:val="20"/>
               </w:rPr>
-              <w:t>2026-06-12</w:t>
+              <w:t>2026-06-15</w:t>
             </w:r>
           </w:p>
         </w:tc>
@@ -5523,7 +5523,7 @@
                 <w:rFonts w:ascii="Arial" w:hAnsi="Arial"/>
                 <w:sz w:val="20"/>
               </w:rPr>
-              <w:t>2026-06-15T04:40:20+00:00</w:t>
+              <w:t>2026-06-16T00:59:21+00:00</w:t>
             </w:r>
           </w:p>
         </w:tc>
@@ -5670,7 +5670,7 @@
                 <w:rFonts w:ascii="Arial" w:hAnsi="Arial"/>
                 <w:sz w:val="20"/>
               </w:rPr>
-              <w:t>2026-06-15T04:40:23+00:00</w:t>
+              <w:t>2026-06-16T00:59:23+00:00</w:t>
             </w:r>
           </w:p>
         </w:tc>
@@ -5965,7 +5965,7 @@
                 <w:rFonts w:ascii="Arial" w:hAnsi="Arial"/>
                 <w:sz w:val="20"/>
               </w:rPr>
-              <w:t>2026-06-15T04:40:21+00:00</w:t>
+              <w:t>2026-06-16T00:59:22+00:00</w:t>
             </w:r>
           </w:p>
         </w:tc>
@@ -6115,7 +6115,7 @@
                 <w:rFonts w:ascii="Arial" w:hAnsi="Arial"/>
                 <w:sz w:val="20"/>
               </w:rPr>
-              <w:t>2026-06-15T04:40:21+00:00</w:t>
+              <w:t>2026-06-16T00:59:21+00:00</w:t>
             </w:r>
           </w:p>
         </w:tc>
@@ -6848,7 +6848,7 @@
                 <w:rFonts w:ascii="Arial" w:hAnsi="Arial"/>
                 <w:sz w:val="20"/>
               </w:rPr>
-              <w:t>2026-06-15T04:40:22+00:00</w:t>
+              <w:t>2026-06-16T00:59:22+00:00</w:t>
             </w:r>
           </w:p>
         </w:tc>
@@ -7729,7 +7729,7 @@
                 <w:rFonts w:ascii="Arial" w:hAnsi="Arial"/>
                 <w:sz w:val="20"/>
               </w:rPr>
-              <w:t>2026-06-15T04:40:25+00:00</w:t>
+              <w:t>2026-06-16T00:59:24+00:00</w:t>
             </w:r>
           </w:p>
         </w:tc>
@@ -7879,7 +7879,7 @@
                 <w:rFonts w:ascii="Arial" w:hAnsi="Arial"/>
                 <w:sz w:val="20"/>
               </w:rPr>
-              <w:t>2026-06-15T04:40:25+00:00</w:t>
+              <w:t>2026-06-16T00:59:25+00:00</w:t>
             </w:r>
           </w:p>
         </w:tc>
@@ -8026,7 +8026,7 @@
                 <w:rFonts w:ascii="Arial" w:hAnsi="Arial"/>
                 <w:sz w:val="20"/>
               </w:rPr>
-              <w:t>2026-06-15T04:40:26+00:00</w:t>
+              <w:t>2026-06-16T00:59:25+00:00</w:t>
             </w:r>
           </w:p>
         </w:tc>
@@ -8176,7 +8176,7 @@
                 <w:rFonts w:ascii="Arial" w:hAnsi="Arial"/>
                 <w:sz w:val="20"/>
               </w:rPr>
-              <w:t>2026-06-15T04:40:24+00:00</w:t>
+              <w:t>2026-06-16T00:59:23+00:00</w:t>
             </w:r>
           </w:p>
         </w:tc>
@@ -8193,7 +8193,7 @@
                 <w:rFonts w:ascii="Arial" w:hAnsi="Arial"/>
                 <w:sz w:val="20"/>
               </w:rPr>
-              <w:t>302148</w:t>
+              <w:t>302215</w:t>
             </w:r>
           </w:p>
         </w:tc>
@@ -9660,7 +9660,7 @@
                 <w:rFonts w:ascii="Arial" w:hAnsi="Arial"/>
                 <w:sz w:val="20"/>
               </w:rPr>
-              <w:t>2026-06-16T10:26:53</w:t>
+              <w:t>2026-06-16T10:59:27</w:t>
             </w:r>
           </w:p>
         </w:tc>
@@ -9763,7 +9763,7 @@
                 <w:rFonts w:ascii="Arial" w:hAnsi="Arial"/>
                 <w:sz w:val="20"/>
               </w:rPr>
-              <w:t>2026-06-16T10:26:53</w:t>
+              <w:t>2026-06-16T10:59:27</w:t>
             </w:r>
           </w:p>
         </w:tc>
@@ -9862,7 +9862,7 @@
                 <w:rFonts w:ascii="Arial" w:hAnsi="Arial"/>
                 <w:sz w:val="20"/>
               </w:rPr>
-              <w:t>2026-06-16T10:26:53</w:t>
+              <w:t>2026-06-16T10:59:27</w:t>
             </w:r>
           </w:p>
         </w:tc>
@@ -9965,7 +9965,7 @@
                 <w:rFonts w:ascii="Arial" w:hAnsi="Arial"/>
                 <w:sz w:val="20"/>
               </w:rPr>
-              <w:t>2026-06-16T10:26:53</w:t>
+              <w:t>2026-06-16T10:59:27</w:t>
             </w:r>
           </w:p>
         </w:tc>
@@ -10064,7 +10064,7 @@
                 <w:rFonts w:ascii="Arial" w:hAnsi="Arial"/>
                 <w:sz w:val="20"/>
               </w:rPr>
-              <w:t>2026-06-16T10:26:53</w:t>
+              <w:t>2026-06-16T10:59:27</w:t>
             </w:r>
           </w:p>
         </w:tc>
@@ -10167,7 +10167,7 @@
                 <w:rFonts w:ascii="Arial" w:hAnsi="Arial"/>
                 <w:sz w:val="20"/>
               </w:rPr>
-              <w:t>2026-06-16T10:26:53</w:t>
+              <w:t>2026-06-16T10:59:27</w:t>
             </w:r>
           </w:p>
         </w:tc>
@@ -10266,7 +10266,7 @@
                 <w:rFonts w:ascii="Arial" w:hAnsi="Arial"/>
                 <w:sz w:val="20"/>
               </w:rPr>
-              <w:t>2026-06-16T10:26:53</w:t>
+              <w:t>2026-06-16T10:59:27</w:t>
             </w:r>
           </w:p>
         </w:tc>
@@ -10369,7 +10369,7 @@
                 <w:rFonts w:ascii="Arial" w:hAnsi="Arial"/>
                 <w:sz w:val="20"/>
               </w:rPr>
-              <w:t>2026-06-16T10:26:53</w:t>
+              <w:t>2026-06-16T10:59:27</w:t>
             </w:r>
           </w:p>
         </w:tc>
@@ -15392,7 +15392,7 @@
                 <w:rFonts w:ascii="Arial" w:hAnsi="Arial"/>
                 <w:sz w:val="20"/>
               </w:rPr>
-              <w:t>2026-06-12</w:t>
+              <w:t>2026-06-15</w:t>
             </w:r>
           </w:p>
         </w:tc>
@@ -15523,7 +15523,7 @@
                 <w:rFonts w:ascii="Arial" w:hAnsi="Arial"/>
                 <w:sz w:val="20"/>
               </w:rPr>
-              <w:t>2026-06-12</w:t>
+              <w:t>2026-06-15</w:t>
             </w:r>
           </w:p>
         </w:tc>
@@ -15660,7 +15660,7 @@
                 <w:rFonts w:ascii="Arial" w:hAnsi="Arial"/>
                 <w:sz w:val="20"/>
               </w:rPr>
-              <w:t>2026-06-12</w:t>
+              <w:t>2026-06-15</w:t>
             </w:r>
           </w:p>
         </w:tc>
@@ -15791,7 +15791,7 @@
                 <w:rFonts w:ascii="Arial" w:hAnsi="Arial"/>
                 <w:sz w:val="20"/>
               </w:rPr>
-              <w:t>2026-06-12</w:t>
+              <w:t>2026-06-15</w:t>
             </w:r>
           </w:p>
         </w:tc>
@@ -16072,7 +16072,7 @@
                 <w:rFonts w:ascii="Arial" w:hAnsi="Arial"/>
                 <w:sz w:val="20"/>
               </w:rPr>
-              <w:t>2026-06-12</w:t>
+              <w:t>2026-06-15</w:t>
             </w:r>
           </w:p>
         </w:tc>
@@ -30286,7 +30286,7 @@
                 <w:rFonts w:ascii="Arial" w:hAnsi="Arial"/>
                 <w:sz w:val="20"/>
               </w:rPr>
-              <w:t>3.85</w:t>
+              <w:t>4.35</w:t>
             </w:r>
           </w:p>
         </w:tc>
@@ -30302,7 +30302,7 @@
                 <w:rFonts w:ascii="Arial" w:hAnsi="Arial"/>
                 <w:sz w:val="20"/>
               </w:rPr>
-              <w:t>4.1</w:t>
+              <w:t>4.6</w:t>
             </w:r>
           </w:p>
         </w:tc>
@@ -30318,7 +30318,7 @@
                 <w:rFonts w:ascii="Arial" w:hAnsi="Arial"/>
                 <w:sz w:val="20"/>
               </w:rPr>
-              <w:t>4.35</w:t>
+              <w:t>4.85</w:t>
             </w:r>
           </w:p>
         </w:tc>
@@ -30334,7 +30334,7 @@
                 <w:rFonts w:ascii="Arial" w:hAnsi="Arial"/>
                 <w:sz w:val="20"/>
               </w:rPr>
-              <w:t>4.6</w:t>
+              <w:t>5.1</w:t>
             </w:r>
           </w:p>
         </w:tc>

--- a/outputs/reports/Industry_Analysis_Q1_2026_Board.docx
+++ b/outputs/reports/Industry_Analysis_Q1_2026_Board.docx
@@ -5523,7 +5523,7 @@
                 <w:rFonts w:ascii="Arial" w:hAnsi="Arial"/>
                 <w:sz w:val="20"/>
               </w:rPr>
-              <w:t>2026-06-16T00:59:21+00:00</w:t>
+              <w:t>2026-06-16T01:19:44+00:00</w:t>
             </w:r>
           </w:p>
         </w:tc>
@@ -5670,7 +5670,7 @@
                 <w:rFonts w:ascii="Arial" w:hAnsi="Arial"/>
                 <w:sz w:val="20"/>
               </w:rPr>
-              <w:t>2026-06-16T00:59:23+00:00</w:t>
+              <w:t>2026-06-16T01:19:46+00:00</w:t>
             </w:r>
           </w:p>
         </w:tc>
@@ -5965,7 +5965,7 @@
                 <w:rFonts w:ascii="Arial" w:hAnsi="Arial"/>
                 <w:sz w:val="20"/>
               </w:rPr>
-              <w:t>2026-06-16T00:59:22+00:00</w:t>
+              <w:t>2026-06-16T01:19:45+00:00</w:t>
             </w:r>
           </w:p>
         </w:tc>
@@ -6115,7 +6115,7 @@
                 <w:rFonts w:ascii="Arial" w:hAnsi="Arial"/>
                 <w:sz w:val="20"/>
               </w:rPr>
-              <w:t>2026-06-16T00:59:21+00:00</w:t>
+              <w:t>2026-06-16T01:19:45+00:00</w:t>
             </w:r>
           </w:p>
         </w:tc>
@@ -6848,7 +6848,7 @@
                 <w:rFonts w:ascii="Arial" w:hAnsi="Arial"/>
                 <w:sz w:val="20"/>
               </w:rPr>
-              <w:t>2026-06-16T00:59:22+00:00</w:t>
+              <w:t>2026-06-16T01:19:46+00:00</w:t>
             </w:r>
           </w:p>
         </w:tc>
@@ -7729,7 +7729,7 @@
                 <w:rFonts w:ascii="Arial" w:hAnsi="Arial"/>
                 <w:sz w:val="20"/>
               </w:rPr>
-              <w:t>2026-06-16T00:59:24+00:00</w:t>
+              <w:t>2026-06-16T01:19:47+00:00</w:t>
             </w:r>
           </w:p>
         </w:tc>
@@ -7879,7 +7879,7 @@
                 <w:rFonts w:ascii="Arial" w:hAnsi="Arial"/>
                 <w:sz w:val="20"/>
               </w:rPr>
-              <w:t>2026-06-16T00:59:25+00:00</w:t>
+              <w:t>2026-06-16T01:19:48+00:00</w:t>
             </w:r>
           </w:p>
         </w:tc>
@@ -8026,7 +8026,7 @@
                 <w:rFonts w:ascii="Arial" w:hAnsi="Arial"/>
                 <w:sz w:val="20"/>
               </w:rPr>
-              <w:t>2026-06-16T00:59:25+00:00</w:t>
+              <w:t>2026-06-16T01:19:49+00:00</w:t>
             </w:r>
           </w:p>
         </w:tc>
@@ -8176,7 +8176,7 @@
                 <w:rFonts w:ascii="Arial" w:hAnsi="Arial"/>
                 <w:sz w:val="20"/>
               </w:rPr>
-              <w:t>2026-06-16T00:59:23+00:00</w:t>
+              <w:t>2026-06-16T01:19:47+00:00</w:t>
             </w:r>
           </w:p>
         </w:tc>
@@ -9660,7 +9660,7 @@
                 <w:rFonts w:ascii="Arial" w:hAnsi="Arial"/>
                 <w:sz w:val="20"/>
               </w:rPr>
-              <w:t>2026-06-16T10:59:27</w:t>
+              <w:t>2026-06-16T11:19:51</w:t>
             </w:r>
           </w:p>
         </w:tc>
@@ -9763,7 +9763,7 @@
                 <w:rFonts w:ascii="Arial" w:hAnsi="Arial"/>
                 <w:sz w:val="20"/>
               </w:rPr>
-              <w:t>2026-06-16T10:59:27</w:t>
+              <w:t>2026-06-16T11:19:51</w:t>
             </w:r>
           </w:p>
         </w:tc>
@@ -9862,7 +9862,7 @@
                 <w:rFonts w:ascii="Arial" w:hAnsi="Arial"/>
                 <w:sz w:val="20"/>
               </w:rPr>
-              <w:t>2026-06-16T10:59:27</w:t>
+              <w:t>2026-06-16T11:19:51</w:t>
             </w:r>
           </w:p>
         </w:tc>
@@ -9965,7 +9965,7 @@
                 <w:rFonts w:ascii="Arial" w:hAnsi="Arial"/>
                 <w:sz w:val="20"/>
               </w:rPr>
-              <w:t>2026-06-16T10:59:27</w:t>
+              <w:t>2026-06-16T11:19:51</w:t>
             </w:r>
           </w:p>
         </w:tc>
@@ -10064,7 +10064,7 @@
                 <w:rFonts w:ascii="Arial" w:hAnsi="Arial"/>
                 <w:sz w:val="20"/>
               </w:rPr>
-              <w:t>2026-06-16T10:59:27</w:t>
+              <w:t>2026-06-16T11:19:51</w:t>
             </w:r>
           </w:p>
         </w:tc>
@@ -10167,7 +10167,7 @@
                 <w:rFonts w:ascii="Arial" w:hAnsi="Arial"/>
                 <w:sz w:val="20"/>
               </w:rPr>
-              <w:t>2026-06-16T10:59:27</w:t>
+              <w:t>2026-06-16T11:19:51</w:t>
             </w:r>
           </w:p>
         </w:tc>
@@ -10266,7 +10266,7 @@
                 <w:rFonts w:ascii="Arial" w:hAnsi="Arial"/>
                 <w:sz w:val="20"/>
               </w:rPr>
-              <w:t>2026-06-16T10:59:27</w:t>
+              <w:t>2026-06-16T11:19:51</w:t>
             </w:r>
           </w:p>
         </w:tc>
@@ -10369,7 +10369,7 @@
                 <w:rFonts w:ascii="Arial" w:hAnsi="Arial"/>
                 <w:sz w:val="20"/>
               </w:rPr>
-              <w:t>2026-06-16T10:59:27</w:t>
+              <w:t>2026-06-16T11:19:51</w:t>
             </w:r>
           </w:p>
         </w:tc>

--- a/outputs/reports/Industry_Analysis_Q1_2026_Board.docx
+++ b/outputs/reports/Industry_Analysis_Q1_2026_Board.docx
@@ -49,7 +49,7 @@
           <w:color w:val="7F7F7F"/>
           <w:sz w:val="20"/>
         </w:rPr>
-        <w:t>Macro and downturn overlays as of 2026-06-15. Property cycle data as of 2026-02-01.</w:t>
+        <w:t>Macro and downturn overlays as of 2026-06-15. Property cycle data as of 2026-03-01.</w:t>
       </w:r>
     </w:p>
     <w:tbl>
@@ -129,7 +129,7 @@
           <w:b w:val="0"/>
           <w:i w:val="0"/>
         </w:rPr>
-        <w:t>Headline picture: the cash rate is 4.35% (+0.50 points over the past year) and the arrears backdrop is low and improving, so the macro regime is set to 'base'. Against that backdrop, 4 of 18 industries score Elevated on the 1-5 risk scale, and 0 of 5 property segments are in downturn. The downturn-overlay table translates this into stress multipliers — up to 2.00x on PD in a severe scenario — that a pricing or expected-loss model can apply directly.</w:t>
+        <w:t>Headline picture: the cash rate is 4.35% (+0.50 points over the past year) and the arrears backdrop is low and improving, so the macro regime is set to 'base'. Against that backdrop, 5 of 18 industries score Elevated on the 1-5 risk scale, and 0 of 5 property segments are in downturn. The downturn-overlay table translates this into stress multipliers — up to 2.00x on PD in a severe scenario — that a pricing or expected-loss model can apply directly.</w:t>
       </w:r>
     </w:p>
     <w:p>
@@ -139,7 +139,7 @@
           <w:b w:val="0"/>
           <w:i w:val="0"/>
         </w:rPr>
-        <w:t>Macro and downturn overlays are dated 2026-06-15; property-cycle data is dated 2026-02-01. The headline numbers are in Section 2; every figure traces back to a named public source in Sections 3-5.</w:t>
+        <w:t>Macro and downturn overlays are dated 2026-06-15; property-cycle data is dated 2026-03-01. The headline numbers are in Section 2; every figure traces back to a named public source in Sections 3-5.</w:t>
       </w:r>
     </w:p>
     <w:p>
@@ -382,7 +382,7 @@
                 <w:rFonts w:ascii="Arial" w:hAnsi="Arial"/>
                 <w:sz w:val="20"/>
               </w:rPr>
-              <w:t>2026-02-01</w:t>
+              <w:t>2026-03-01</w:t>
             </w:r>
           </w:p>
         </w:tc>
@@ -569,7 +569,7 @@
                 <w:rFonts w:ascii="Arial" w:hAnsi="Arial"/>
                 <w:sz w:val="20"/>
               </w:rPr>
-              <w:t>4</w:t>
+              <w:t>5</w:t>
             </w:r>
           </w:p>
         </w:tc>
@@ -654,7 +654,7 @@
                 <w:rFonts w:ascii="Arial" w:hAnsi="Arial"/>
                 <w:sz w:val="20"/>
               </w:rPr>
-              <w:t>2026-02-01</w:t>
+              <w:t>2026-03-01</w:t>
             </w:r>
           </w:p>
         </w:tc>
@@ -1113,23 +1113,23 @@
                 <w:rFonts w:ascii="Arial" w:hAnsi="Arial"/>
                 <w:sz w:val="20"/>
               </w:rPr>
-              <w:t>3.2</w:t>
-            </w:r>
-          </w:p>
-        </w:tc>
-        <w:tc>
-          <w:tcPr>
-            <w:tcW w:type="dxa" w:w="936"/>
-            <w:vAlign w:val="center"/>
-          </w:tcPr>
-          <w:p>
-            <w:r/>
-            <w:r>
-              <w:rPr>
-                <w:rFonts w:ascii="Arial" w:hAnsi="Arial"/>
-                <w:sz w:val="20"/>
-              </w:rPr>
-              <w:t>3.71</w:t>
+              <w:t>4.2</w:t>
+            </w:r>
+          </w:p>
+        </w:tc>
+        <w:tc>
+          <w:tcPr>
+            <w:tcW w:type="dxa" w:w="936"/>
+            <w:vAlign w:val="center"/>
+          </w:tcPr>
+          <w:p>
+            <w:r/>
+            <w:r>
+              <w:rPr>
+                <w:rFonts w:ascii="Arial" w:hAnsi="Arial"/>
+                <w:sz w:val="20"/>
+              </w:rPr>
+              <w:t>4.16</w:t>
             </w:r>
           </w:p>
         </w:tc>
@@ -1280,24 +1280,24 @@
                 <w:rFonts w:ascii="Arial" w:hAnsi="Arial"/>
                 <w:sz w:val="20"/>
               </w:rPr>
-              <w:t>2.8</w:t>
-            </w:r>
-          </w:p>
-        </w:tc>
-        <w:tc>
-          <w:tcPr>
-            <w:tcW w:type="dxa" w:w="936"/>
-            <w:shd w:val="clear" w:color="auto" w:fill="F2F2F2"/>
-            <w:vAlign w:val="center"/>
-          </w:tcPr>
-          <w:p>
-            <w:r/>
-            <w:r>
-              <w:rPr>
-                <w:rFonts w:ascii="Arial" w:hAnsi="Arial"/>
-                <w:sz w:val="20"/>
-              </w:rPr>
-              <w:t>3.39</w:t>
+              <w:t>3.2</w:t>
+            </w:r>
+          </w:p>
+        </w:tc>
+        <w:tc>
+          <w:tcPr>
+            <w:tcW w:type="dxa" w:w="936"/>
+            <w:shd w:val="clear" w:color="auto" w:fill="F2F2F2"/>
+            <w:vAlign w:val="center"/>
+          </w:tcPr>
+          <w:p>
+            <w:r/>
+            <w:r>
+              <w:rPr>
+                <w:rFonts w:ascii="Arial" w:hAnsi="Arial"/>
+                <w:sz w:val="20"/>
+              </w:rPr>
+              <w:t>3.57</w:t>
             </w:r>
           </w:p>
         </w:tc>
@@ -1447,23 +1447,23 @@
                 <w:rFonts w:ascii="Arial" w:hAnsi="Arial"/>
                 <w:sz w:val="20"/>
               </w:rPr>
-              <w:t>3.2</w:t>
-            </w:r>
-          </w:p>
-        </w:tc>
-        <w:tc>
-          <w:tcPr>
-            <w:tcW w:type="dxa" w:w="936"/>
-            <w:vAlign w:val="center"/>
-          </w:tcPr>
-          <w:p>
-            <w:r/>
-            <w:r>
-              <w:rPr>
-                <w:rFonts w:ascii="Arial" w:hAnsi="Arial"/>
-                <w:sz w:val="20"/>
-              </w:rPr>
-              <w:t>3.36</w:t>
+              <w:t>3.4</w:t>
+            </w:r>
+          </w:p>
+        </w:tc>
+        <w:tc>
+          <w:tcPr>
+            <w:tcW w:type="dxa" w:w="936"/>
+            <w:vAlign w:val="center"/>
+          </w:tcPr>
+          <w:p>
+            <w:r/>
+            <w:r>
+              <w:rPr>
+                <w:rFonts w:ascii="Arial" w:hAnsi="Arial"/>
+                <w:sz w:val="20"/>
+              </w:rPr>
+              <w:t>3.46</w:t>
             </w:r>
           </w:p>
         </w:tc>
@@ -1614,24 +1614,24 @@
                 <w:rFonts w:ascii="Arial" w:hAnsi="Arial"/>
                 <w:sz w:val="20"/>
               </w:rPr>
-              <w:t>3.2</w:t>
-            </w:r>
-          </w:p>
-        </w:tc>
-        <w:tc>
-          <w:tcPr>
-            <w:tcW w:type="dxa" w:w="936"/>
-            <w:shd w:val="clear" w:color="auto" w:fill="F2F2F2"/>
-            <w:vAlign w:val="center"/>
-          </w:tcPr>
-          <w:p>
-            <w:r/>
-            <w:r>
-              <w:rPr>
-                <w:rFonts w:ascii="Arial" w:hAnsi="Arial"/>
-                <w:sz w:val="20"/>
-              </w:rPr>
-              <w:t>3.23</w:t>
+              <w:t>3.4</w:t>
+            </w:r>
+          </w:p>
+        </w:tc>
+        <w:tc>
+          <w:tcPr>
+            <w:tcW w:type="dxa" w:w="936"/>
+            <w:shd w:val="clear" w:color="auto" w:fill="F2F2F2"/>
+            <w:vAlign w:val="center"/>
+          </w:tcPr>
+          <w:p>
+            <w:r/>
+            <w:r>
+              <w:rPr>
+                <w:rFonts w:ascii="Arial" w:hAnsi="Arial"/>
+                <w:sz w:val="20"/>
+              </w:rPr>
+              <w:t>3.32</w:t>
             </w:r>
           </w:p>
         </w:tc>
@@ -1781,55 +1781,55 @@
                 <w:rFonts w:ascii="Arial" w:hAnsi="Arial"/>
                 <w:sz w:val="20"/>
               </w:rPr>
-              <w:t>3.2</w:t>
-            </w:r>
-          </w:p>
-        </w:tc>
-        <w:tc>
-          <w:tcPr>
-            <w:tcW w:type="dxa" w:w="936"/>
-            <w:vAlign w:val="center"/>
-          </w:tcPr>
-          <w:p>
-            <w:r/>
-            <w:r>
-              <w:rPr>
-                <w:rFonts w:ascii="Arial" w:hAnsi="Arial"/>
-                <w:sz w:val="20"/>
-              </w:rPr>
-              <w:t>3.16</w:t>
-            </w:r>
-          </w:p>
-        </w:tc>
-        <w:tc>
-          <w:tcPr>
-            <w:tcW w:type="dxa" w:w="936"/>
-            <w:vAlign w:val="center"/>
-          </w:tcPr>
-          <w:p>
-            <w:r/>
-            <w:r>
-              <w:rPr>
-                <w:rFonts w:ascii="Arial" w:hAnsi="Arial"/>
-                <w:sz w:val="20"/>
-              </w:rPr>
-              <w:t>Moderate-high</w:t>
-            </w:r>
-          </w:p>
-        </w:tc>
-        <w:tc>
-          <w:tcPr>
-            <w:tcW w:type="dxa" w:w="936"/>
-            <w:vAlign w:val="center"/>
-          </w:tcPr>
-          <w:p>
-            <w:r/>
-            <w:r>
-              <w:rPr>
-                <w:rFonts w:ascii="Arial" w:hAnsi="Arial"/>
-                <w:sz w:val="20"/>
-              </w:rPr>
-              <w:t>1.1</w:t>
+              <w:t>3.4</w:t>
+            </w:r>
+          </w:p>
+        </w:tc>
+        <w:tc>
+          <w:tcPr>
+            <w:tcW w:type="dxa" w:w="936"/>
+            <w:vAlign w:val="center"/>
+          </w:tcPr>
+          <w:p>
+            <w:r/>
+            <w:r>
+              <w:rPr>
+                <w:rFonts w:ascii="Arial" w:hAnsi="Arial"/>
+                <w:sz w:val="20"/>
+              </w:rPr>
+              <w:t>3.25</w:t>
+            </w:r>
+          </w:p>
+        </w:tc>
+        <w:tc>
+          <w:tcPr>
+            <w:tcW w:type="dxa" w:w="936"/>
+            <w:vAlign w:val="center"/>
+          </w:tcPr>
+          <w:p>
+            <w:r/>
+            <w:r>
+              <w:rPr>
+                <w:rFonts w:ascii="Arial" w:hAnsi="Arial"/>
+                <w:sz w:val="20"/>
+              </w:rPr>
+              <w:t>Elevated</w:t>
+            </w:r>
+          </w:p>
+        </w:tc>
+        <w:tc>
+          <w:tcPr>
+            <w:tcW w:type="dxa" w:w="936"/>
+            <w:vAlign w:val="center"/>
+          </w:tcPr>
+          <w:p>
+            <w:r/>
+            <w:r>
+              <w:rPr>
+                <w:rFonts w:ascii="Arial" w:hAnsi="Arial"/>
+                <w:sz w:val="20"/>
+              </w:rPr>
+              <w:t>1.15</w:t>
             </w:r>
           </w:p>
         </w:tc>
@@ -1897,75 +1897,75 @@
                 <w:rFonts w:ascii="Arial" w:hAnsi="Arial"/>
                 <w:sz w:val="20"/>
               </w:rPr>
-              <w:t>R</w:t>
-            </w:r>
-          </w:p>
-        </w:tc>
-        <w:tc>
-          <w:tcPr>
-            <w:tcW w:type="dxa" w:w="936"/>
-            <w:shd w:val="clear" w:color="auto" w:fill="F2F2F2"/>
-            <w:vAlign w:val="center"/>
-          </w:tcPr>
-          <w:p>
-            <w:r/>
-            <w:r>
-              <w:rPr>
-                <w:rFonts w:ascii="Arial" w:hAnsi="Arial"/>
-                <w:sz w:val="20"/>
-              </w:rPr>
-              <w:t>Arts and Recreation Services</w:t>
-            </w:r>
-          </w:p>
-        </w:tc>
-        <w:tc>
-          <w:tcPr>
-            <w:tcW w:type="dxa" w:w="936"/>
-            <w:shd w:val="clear" w:color="auto" w:fill="F2F2F2"/>
-            <w:vAlign w:val="center"/>
-          </w:tcPr>
-          <w:p>
-            <w:r/>
-            <w:r>
-              <w:rPr>
-                <w:rFonts w:ascii="Arial" w:hAnsi="Arial"/>
-                <w:sz w:val="20"/>
-              </w:rPr>
-              <w:t>2.38</w:t>
-            </w:r>
-          </w:p>
-        </w:tc>
-        <w:tc>
-          <w:tcPr>
-            <w:tcW w:type="dxa" w:w="936"/>
-            <w:shd w:val="clear" w:color="auto" w:fill="F2F2F2"/>
-            <w:vAlign w:val="center"/>
-          </w:tcPr>
-          <w:p>
-            <w:r/>
-            <w:r>
-              <w:rPr>
-                <w:rFonts w:ascii="Arial" w:hAnsi="Arial"/>
-                <w:sz w:val="20"/>
-              </w:rPr>
-              <w:t>3.8</w:t>
-            </w:r>
-          </w:p>
-        </w:tc>
-        <w:tc>
-          <w:tcPr>
-            <w:tcW w:type="dxa" w:w="936"/>
-            <w:shd w:val="clear" w:color="auto" w:fill="F2F2F2"/>
-            <w:vAlign w:val="center"/>
-          </w:tcPr>
-          <w:p>
-            <w:r/>
-            <w:r>
-              <w:rPr>
-                <w:rFonts w:ascii="Arial" w:hAnsi="Arial"/>
-                <w:sz w:val="20"/>
-              </w:rPr>
-              <w:t>3.02</w:t>
+              <w:t>E</w:t>
+            </w:r>
+          </w:p>
+        </w:tc>
+        <w:tc>
+          <w:tcPr>
+            <w:tcW w:type="dxa" w:w="936"/>
+            <w:shd w:val="clear" w:color="auto" w:fill="F2F2F2"/>
+            <w:vAlign w:val="center"/>
+          </w:tcPr>
+          <w:p>
+            <w:r/>
+            <w:r>
+              <w:rPr>
+                <w:rFonts w:ascii="Arial" w:hAnsi="Arial"/>
+                <w:sz w:val="20"/>
+              </w:rPr>
+              <w:t>Construction</w:t>
+            </w:r>
+          </w:p>
+        </w:tc>
+        <w:tc>
+          <w:tcPr>
+            <w:tcW w:type="dxa" w:w="936"/>
+            <w:shd w:val="clear" w:color="auto" w:fill="F2F2F2"/>
+            <w:vAlign w:val="center"/>
+          </w:tcPr>
+          <w:p>
+            <w:r/>
+            <w:r>
+              <w:rPr>
+                <w:rFonts w:ascii="Arial" w:hAnsi="Arial"/>
+                <w:sz w:val="20"/>
+              </w:rPr>
+              <w:t>2.75</w:t>
+            </w:r>
+          </w:p>
+        </w:tc>
+        <w:tc>
+          <w:tcPr>
+            <w:tcW w:type="dxa" w:w="936"/>
+            <w:shd w:val="clear" w:color="auto" w:fill="F2F2F2"/>
+            <w:vAlign w:val="center"/>
+          </w:tcPr>
+          <w:p>
+            <w:r/>
+            <w:r>
+              <w:rPr>
+                <w:rFonts w:ascii="Arial" w:hAnsi="Arial"/>
+                <w:sz w:val="20"/>
+              </w:rPr>
+              <w:t>3.2</w:t>
+            </w:r>
+          </w:p>
+        </w:tc>
+        <w:tc>
+          <w:tcPr>
+            <w:tcW w:type="dxa" w:w="936"/>
+            <w:shd w:val="clear" w:color="auto" w:fill="F2F2F2"/>
+            <w:vAlign w:val="center"/>
+          </w:tcPr>
+          <w:p>
+            <w:r/>
+            <w:r>
+              <w:rPr>
+                <w:rFonts w:ascii="Arial" w:hAnsi="Arial"/>
+                <w:sz w:val="20"/>
+              </w:rPr>
+              <w:t>2.95</w:t>
             </w:r>
           </w:p>
         </w:tc>
@@ -2067,103 +2067,103 @@
                 <w:rFonts w:ascii="Arial" w:hAnsi="Arial"/>
                 <w:sz w:val="20"/>
               </w:rPr>
-              <w:t>H</w:t>
-            </w:r>
-          </w:p>
-        </w:tc>
-        <w:tc>
-          <w:tcPr>
-            <w:tcW w:type="dxa" w:w="936"/>
-            <w:vAlign w:val="center"/>
-          </w:tcPr>
-          <w:p>
-            <w:r/>
-            <w:r>
-              <w:rPr>
-                <w:rFonts w:ascii="Arial" w:hAnsi="Arial"/>
-                <w:sz w:val="20"/>
-              </w:rPr>
-              <w:t>Accommodation and Food Services</w:t>
-            </w:r>
-          </w:p>
-        </w:tc>
-        <w:tc>
-          <w:tcPr>
-            <w:tcW w:type="dxa" w:w="936"/>
-            <w:vAlign w:val="center"/>
-          </w:tcPr>
-          <w:p>
-            <w:r/>
-            <w:r>
-              <w:rPr>
-                <w:rFonts w:ascii="Arial" w:hAnsi="Arial"/>
-                <w:sz w:val="20"/>
-              </w:rPr>
-              <w:t>2.75</w:t>
-            </w:r>
-          </w:p>
-        </w:tc>
-        <w:tc>
-          <w:tcPr>
-            <w:tcW w:type="dxa" w:w="936"/>
-            <w:vAlign w:val="center"/>
-          </w:tcPr>
-          <w:p>
-            <w:r/>
-            <w:r>
-              <w:rPr>
-                <w:rFonts w:ascii="Arial" w:hAnsi="Arial"/>
-                <w:sz w:val="20"/>
-              </w:rPr>
-              <w:t>2.6</w:t>
-            </w:r>
-          </w:p>
-        </w:tc>
-        <w:tc>
-          <w:tcPr>
-            <w:tcW w:type="dxa" w:w="936"/>
-            <w:vAlign w:val="center"/>
-          </w:tcPr>
-          <w:p>
-            <w:r/>
-            <w:r>
-              <w:rPr>
-                <w:rFonts w:ascii="Arial" w:hAnsi="Arial"/>
-                <w:sz w:val="20"/>
-              </w:rPr>
-              <w:t>2.68</w:t>
-            </w:r>
-          </w:p>
-        </w:tc>
-        <w:tc>
-          <w:tcPr>
-            <w:tcW w:type="dxa" w:w="936"/>
-            <w:vAlign w:val="center"/>
-          </w:tcPr>
-          <w:p>
-            <w:r/>
-            <w:r>
-              <w:rPr>
-                <w:rFonts w:ascii="Arial" w:hAnsi="Arial"/>
-                <w:sz w:val="20"/>
-              </w:rPr>
-              <w:t>Medium</w:t>
-            </w:r>
-          </w:p>
-        </w:tc>
-        <w:tc>
-          <w:tcPr>
-            <w:tcW w:type="dxa" w:w="936"/>
-            <w:vAlign w:val="center"/>
-          </w:tcPr>
-          <w:p>
-            <w:r/>
-            <w:r>
-              <w:rPr>
-                <w:rFonts w:ascii="Arial" w:hAnsi="Arial"/>
-                <w:sz w:val="20"/>
-              </w:rPr>
-              <w:t>1.0</w:t>
+              <w:t>R</w:t>
+            </w:r>
+          </w:p>
+        </w:tc>
+        <w:tc>
+          <w:tcPr>
+            <w:tcW w:type="dxa" w:w="936"/>
+            <w:vAlign w:val="center"/>
+          </w:tcPr>
+          <w:p>
+            <w:r/>
+            <w:r>
+              <w:rPr>
+                <w:rFonts w:ascii="Arial" w:hAnsi="Arial"/>
+                <w:sz w:val="20"/>
+              </w:rPr>
+              <w:t>Arts and Recreation Services</w:t>
+            </w:r>
+          </w:p>
+        </w:tc>
+        <w:tc>
+          <w:tcPr>
+            <w:tcW w:type="dxa" w:w="936"/>
+            <w:vAlign w:val="center"/>
+          </w:tcPr>
+          <w:p>
+            <w:r/>
+            <w:r>
+              <w:rPr>
+                <w:rFonts w:ascii="Arial" w:hAnsi="Arial"/>
+                <w:sz w:val="20"/>
+              </w:rPr>
+              <w:t>2.38</w:t>
+            </w:r>
+          </w:p>
+        </w:tc>
+        <w:tc>
+          <w:tcPr>
+            <w:tcW w:type="dxa" w:w="936"/>
+            <w:vAlign w:val="center"/>
+          </w:tcPr>
+          <w:p>
+            <w:r/>
+            <w:r>
+              <w:rPr>
+                <w:rFonts w:ascii="Arial" w:hAnsi="Arial"/>
+                <w:sz w:val="20"/>
+              </w:rPr>
+              <w:t>3.6</w:t>
+            </w:r>
+          </w:p>
+        </w:tc>
+        <w:tc>
+          <w:tcPr>
+            <w:tcW w:type="dxa" w:w="936"/>
+            <w:vAlign w:val="center"/>
+          </w:tcPr>
+          <w:p>
+            <w:r/>
+            <w:r>
+              <w:rPr>
+                <w:rFonts w:ascii="Arial" w:hAnsi="Arial"/>
+                <w:sz w:val="20"/>
+              </w:rPr>
+              <w:t>2.93</w:t>
+            </w:r>
+          </w:p>
+        </w:tc>
+        <w:tc>
+          <w:tcPr>
+            <w:tcW w:type="dxa" w:w="936"/>
+            <w:vAlign w:val="center"/>
+          </w:tcPr>
+          <w:p>
+            <w:r/>
+            <w:r>
+              <w:rPr>
+                <w:rFonts w:ascii="Arial" w:hAnsi="Arial"/>
+                <w:sz w:val="20"/>
+              </w:rPr>
+              <w:t>Moderate-high</w:t>
+            </w:r>
+          </w:p>
+        </w:tc>
+        <w:tc>
+          <w:tcPr>
+            <w:tcW w:type="dxa" w:w="936"/>
+            <w:vAlign w:val="center"/>
+          </w:tcPr>
+          <w:p>
+            <w:r/>
+            <w:r>
+              <w:rPr>
+                <w:rFonts w:ascii="Arial" w:hAnsi="Arial"/>
+                <w:sz w:val="20"/>
+              </w:rPr>
+              <w:t>1.1</w:t>
             </w:r>
           </w:p>
         </w:tc>
@@ -2231,24 +2231,24 @@
                 <w:rFonts w:ascii="Arial" w:hAnsi="Arial"/>
                 <w:sz w:val="20"/>
               </w:rPr>
-              <w:t>E</w:t>
-            </w:r>
-          </w:p>
-        </w:tc>
-        <w:tc>
-          <w:tcPr>
-            <w:tcW w:type="dxa" w:w="936"/>
-            <w:shd w:val="clear" w:color="auto" w:fill="F2F2F2"/>
-            <w:vAlign w:val="center"/>
-          </w:tcPr>
-          <w:p>
-            <w:r/>
-            <w:r>
-              <w:rPr>
-                <w:rFonts w:ascii="Arial" w:hAnsi="Arial"/>
-                <w:sz w:val="20"/>
-              </w:rPr>
-              <w:t>Construction</w:t>
+              <w:t>H</w:t>
+            </w:r>
+          </w:p>
+        </w:tc>
+        <w:tc>
+          <w:tcPr>
+            <w:tcW w:type="dxa" w:w="936"/>
+            <w:shd w:val="clear" w:color="auto" w:fill="F2F2F2"/>
+            <w:vAlign w:val="center"/>
+          </w:tcPr>
+          <w:p>
+            <w:r/>
+            <w:r>
+              <w:rPr>
+                <w:rFonts w:ascii="Arial" w:hAnsi="Arial"/>
+                <w:sz w:val="20"/>
+              </w:rPr>
+              <w:t>Accommodation and Food Services</w:t>
             </w:r>
           </w:p>
         </w:tc>
@@ -2401,71 +2401,71 @@
                 <w:rFonts w:ascii="Arial" w:hAnsi="Arial"/>
                 <w:sz w:val="20"/>
               </w:rPr>
-              <w:t>I</w:t>
-            </w:r>
-          </w:p>
-        </w:tc>
-        <w:tc>
-          <w:tcPr>
-            <w:tcW w:type="dxa" w:w="936"/>
-            <w:vAlign w:val="center"/>
-          </w:tcPr>
-          <w:p>
-            <w:r/>
-            <w:r>
-              <w:rPr>
-                <w:rFonts w:ascii="Arial" w:hAnsi="Arial"/>
-                <w:sz w:val="20"/>
-              </w:rPr>
-              <w:t>Transport, Postal and Warehousing</w:t>
-            </w:r>
-          </w:p>
-        </w:tc>
-        <w:tc>
-          <w:tcPr>
-            <w:tcW w:type="dxa" w:w="936"/>
-            <w:vAlign w:val="center"/>
-          </w:tcPr>
-          <w:p>
-            <w:r/>
-            <w:r>
-              <w:rPr>
-                <w:rFonts w:ascii="Arial" w:hAnsi="Arial"/>
-                <w:sz w:val="20"/>
-              </w:rPr>
-              <w:t>2.5</w:t>
-            </w:r>
-          </w:p>
-        </w:tc>
-        <w:tc>
-          <w:tcPr>
-            <w:tcW w:type="dxa" w:w="936"/>
-            <w:vAlign w:val="center"/>
-          </w:tcPr>
-          <w:p>
-            <w:r/>
-            <w:r>
-              <w:rPr>
-                <w:rFonts w:ascii="Arial" w:hAnsi="Arial"/>
-                <w:sz w:val="20"/>
-              </w:rPr>
-              <w:t>2.8</w:t>
-            </w:r>
-          </w:p>
-        </w:tc>
-        <w:tc>
-          <w:tcPr>
-            <w:tcW w:type="dxa" w:w="936"/>
-            <w:vAlign w:val="center"/>
-          </w:tcPr>
-          <w:p>
-            <w:r/>
-            <w:r>
-              <w:rPr>
-                <w:rFonts w:ascii="Arial" w:hAnsi="Arial"/>
-                <w:sz w:val="20"/>
-              </w:rPr>
-              <w:t>2.64</w:t>
+              <w:t>O</w:t>
+            </w:r>
+          </w:p>
+        </w:tc>
+        <w:tc>
+          <w:tcPr>
+            <w:tcW w:type="dxa" w:w="936"/>
+            <w:vAlign w:val="center"/>
+          </w:tcPr>
+          <w:p>
+            <w:r/>
+            <w:r>
+              <w:rPr>
+                <w:rFonts w:ascii="Arial" w:hAnsi="Arial"/>
+                <w:sz w:val="20"/>
+              </w:rPr>
+              <w:t>Public Administration and Safety</w:t>
+            </w:r>
+          </w:p>
+        </w:tc>
+        <w:tc>
+          <w:tcPr>
+            <w:tcW w:type="dxa" w:w="936"/>
+            <w:vAlign w:val="center"/>
+          </w:tcPr>
+          <w:p>
+            <w:r/>
+            <w:r>
+              <w:rPr>
+                <w:rFonts w:ascii="Arial" w:hAnsi="Arial"/>
+                <w:sz w:val="20"/>
+              </w:rPr>
+              <w:t>1.62</w:t>
+            </w:r>
+          </w:p>
+        </w:tc>
+        <w:tc>
+          <w:tcPr>
+            <w:tcW w:type="dxa" w:w="936"/>
+            <w:vAlign w:val="center"/>
+          </w:tcPr>
+          <w:p>
+            <w:r/>
+            <w:r>
+              <w:rPr>
+                <w:rFonts w:ascii="Arial" w:hAnsi="Arial"/>
+                <w:sz w:val="20"/>
+              </w:rPr>
+              <w:t>3.6</w:t>
+            </w:r>
+          </w:p>
+        </w:tc>
+        <w:tc>
+          <w:tcPr>
+            <w:tcW w:type="dxa" w:w="936"/>
+            <w:vAlign w:val="center"/>
+          </w:tcPr>
+          <w:p>
+            <w:r/>
+            <w:r>
+              <w:rPr>
+                <w:rFonts w:ascii="Arial" w:hAnsi="Arial"/>
+                <w:sz w:val="20"/>
+              </w:rPr>
+              <w:t>2.51</w:t>
             </w:r>
           </w:p>
         </w:tc>
@@ -2565,75 +2565,75 @@
                 <w:rFonts w:ascii="Arial" w:hAnsi="Arial"/>
                 <w:sz w:val="20"/>
               </w:rPr>
-              <w:t>J</w:t>
-            </w:r>
-          </w:p>
-        </w:tc>
-        <w:tc>
-          <w:tcPr>
-            <w:tcW w:type="dxa" w:w="936"/>
-            <w:shd w:val="clear" w:color="auto" w:fill="F2F2F2"/>
-            <w:vAlign w:val="center"/>
-          </w:tcPr>
-          <w:p>
-            <w:r/>
-            <w:r>
-              <w:rPr>
-                <w:rFonts w:ascii="Arial" w:hAnsi="Arial"/>
-                <w:sz w:val="20"/>
-              </w:rPr>
-              <w:t>Information Media and Telecommunications</w:t>
-            </w:r>
-          </w:p>
-        </w:tc>
-        <w:tc>
-          <w:tcPr>
-            <w:tcW w:type="dxa" w:w="936"/>
-            <w:shd w:val="clear" w:color="auto" w:fill="F2F2F2"/>
-            <w:vAlign w:val="center"/>
-          </w:tcPr>
-          <w:p>
-            <w:r/>
-            <w:r>
-              <w:rPr>
-                <w:rFonts w:ascii="Arial" w:hAnsi="Arial"/>
-                <w:sz w:val="20"/>
-              </w:rPr>
-              <w:t>2.12</w:t>
-            </w:r>
-          </w:p>
-        </w:tc>
-        <w:tc>
-          <w:tcPr>
-            <w:tcW w:type="dxa" w:w="936"/>
-            <w:shd w:val="clear" w:color="auto" w:fill="F2F2F2"/>
-            <w:vAlign w:val="center"/>
-          </w:tcPr>
-          <w:p>
-            <w:r/>
-            <w:r>
-              <w:rPr>
-                <w:rFonts w:ascii="Arial" w:hAnsi="Arial"/>
-                <w:sz w:val="20"/>
-              </w:rPr>
-              <w:t>3.0</w:t>
-            </w:r>
-          </w:p>
-        </w:tc>
-        <w:tc>
-          <w:tcPr>
-            <w:tcW w:type="dxa" w:w="936"/>
-            <w:shd w:val="clear" w:color="auto" w:fill="F2F2F2"/>
-            <w:vAlign w:val="center"/>
-          </w:tcPr>
-          <w:p>
-            <w:r/>
-            <w:r>
-              <w:rPr>
-                <w:rFonts w:ascii="Arial" w:hAnsi="Arial"/>
-                <w:sz w:val="20"/>
-              </w:rPr>
-              <w:t>2.52</w:t>
+              <w:t>P</w:t>
+            </w:r>
+          </w:p>
+        </w:tc>
+        <w:tc>
+          <w:tcPr>
+            <w:tcW w:type="dxa" w:w="936"/>
+            <w:shd w:val="clear" w:color="auto" w:fill="F2F2F2"/>
+            <w:vAlign w:val="center"/>
+          </w:tcPr>
+          <w:p>
+            <w:r/>
+            <w:r>
+              <w:rPr>
+                <w:rFonts w:ascii="Arial" w:hAnsi="Arial"/>
+                <w:sz w:val="20"/>
+              </w:rPr>
+              <w:t>Education and Training</w:t>
+            </w:r>
+          </w:p>
+        </w:tc>
+        <w:tc>
+          <w:tcPr>
+            <w:tcW w:type="dxa" w:w="936"/>
+            <w:shd w:val="clear" w:color="auto" w:fill="F2F2F2"/>
+            <w:vAlign w:val="center"/>
+          </w:tcPr>
+          <w:p>
+            <w:r/>
+            <w:r>
+              <w:rPr>
+                <w:rFonts w:ascii="Arial" w:hAnsi="Arial"/>
+                <w:sz w:val="20"/>
+              </w:rPr>
+              <w:t>1.75</w:t>
+            </w:r>
+          </w:p>
+        </w:tc>
+        <w:tc>
+          <w:tcPr>
+            <w:tcW w:type="dxa" w:w="936"/>
+            <w:shd w:val="clear" w:color="auto" w:fill="F2F2F2"/>
+            <w:vAlign w:val="center"/>
+          </w:tcPr>
+          <w:p>
+            <w:r/>
+            <w:r>
+              <w:rPr>
+                <w:rFonts w:ascii="Arial" w:hAnsi="Arial"/>
+                <w:sz w:val="20"/>
+              </w:rPr>
+              <w:t>3.4</w:t>
+            </w:r>
+          </w:p>
+        </w:tc>
+        <w:tc>
+          <w:tcPr>
+            <w:tcW w:type="dxa" w:w="936"/>
+            <w:shd w:val="clear" w:color="auto" w:fill="F2F2F2"/>
+            <w:vAlign w:val="center"/>
+          </w:tcPr>
+          <w:p>
+            <w:r/>
+            <w:r>
+              <w:rPr>
+                <w:rFonts w:ascii="Arial" w:hAnsi="Arial"/>
+                <w:sz w:val="20"/>
+              </w:rPr>
+              <w:t>2.49</w:t>
             </w:r>
           </w:p>
         </w:tc>
@@ -2735,71 +2735,71 @@
                 <w:rFonts w:ascii="Arial" w:hAnsi="Arial"/>
                 <w:sz w:val="20"/>
               </w:rPr>
-              <w:t>O</w:t>
-            </w:r>
-          </w:p>
-        </w:tc>
-        <w:tc>
-          <w:tcPr>
-            <w:tcW w:type="dxa" w:w="936"/>
-            <w:vAlign w:val="center"/>
-          </w:tcPr>
-          <w:p>
-            <w:r/>
-            <w:r>
-              <w:rPr>
-                <w:rFonts w:ascii="Arial" w:hAnsi="Arial"/>
-                <w:sz w:val="20"/>
-              </w:rPr>
-              <w:t>Public Administration and Safety</w:t>
-            </w:r>
-          </w:p>
-        </w:tc>
-        <w:tc>
-          <w:tcPr>
-            <w:tcW w:type="dxa" w:w="936"/>
-            <w:vAlign w:val="center"/>
-          </w:tcPr>
-          <w:p>
-            <w:r/>
-            <w:r>
-              <w:rPr>
-                <w:rFonts w:ascii="Arial" w:hAnsi="Arial"/>
-                <w:sz w:val="20"/>
-              </w:rPr>
-              <w:t>1.62</w:t>
-            </w:r>
-          </w:p>
-        </w:tc>
-        <w:tc>
-          <w:tcPr>
-            <w:tcW w:type="dxa" w:w="936"/>
-            <w:vAlign w:val="center"/>
-          </w:tcPr>
-          <w:p>
-            <w:r/>
-            <w:r>
-              <w:rPr>
-                <w:rFonts w:ascii="Arial" w:hAnsi="Arial"/>
-                <w:sz w:val="20"/>
-              </w:rPr>
-              <w:t>3.6</w:t>
-            </w:r>
-          </w:p>
-        </w:tc>
-        <w:tc>
-          <w:tcPr>
-            <w:tcW w:type="dxa" w:w="936"/>
-            <w:vAlign w:val="center"/>
-          </w:tcPr>
-          <w:p>
-            <w:r/>
-            <w:r>
-              <w:rPr>
-                <w:rFonts w:ascii="Arial" w:hAnsi="Arial"/>
-                <w:sz w:val="20"/>
-              </w:rPr>
-              <w:t>2.51</w:t>
+              <w:t>L</w:t>
+            </w:r>
+          </w:p>
+        </w:tc>
+        <w:tc>
+          <w:tcPr>
+            <w:tcW w:type="dxa" w:w="936"/>
+            <w:vAlign w:val="center"/>
+          </w:tcPr>
+          <w:p>
+            <w:r/>
+            <w:r>
+              <w:rPr>
+                <w:rFonts w:ascii="Arial" w:hAnsi="Arial"/>
+                <w:sz w:val="20"/>
+              </w:rPr>
+              <w:t>Rental, Hiring and Real Estate Services</w:t>
+            </w:r>
+          </w:p>
+        </w:tc>
+        <w:tc>
+          <w:tcPr>
+            <w:tcW w:type="dxa" w:w="936"/>
+            <w:vAlign w:val="center"/>
+          </w:tcPr>
+          <w:p>
+            <w:r/>
+            <w:r>
+              <w:rPr>
+                <w:rFonts w:ascii="Arial" w:hAnsi="Arial"/>
+                <w:sz w:val="20"/>
+              </w:rPr>
+              <w:t>2.38</w:t>
+            </w:r>
+          </w:p>
+        </w:tc>
+        <w:tc>
+          <w:tcPr>
+            <w:tcW w:type="dxa" w:w="936"/>
+            <w:vAlign w:val="center"/>
+          </w:tcPr>
+          <w:p>
+            <w:r/>
+            <w:r>
+              <w:rPr>
+                <w:rFonts w:ascii="Arial" w:hAnsi="Arial"/>
+                <w:sz w:val="20"/>
+              </w:rPr>
+              <w:t>2.6</w:t>
+            </w:r>
+          </w:p>
+        </w:tc>
+        <w:tc>
+          <w:tcPr>
+            <w:tcW w:type="dxa" w:w="936"/>
+            <w:vAlign w:val="center"/>
+          </w:tcPr>
+          <w:p>
+            <w:r/>
+            <w:r>
+              <w:rPr>
+                <w:rFonts w:ascii="Arial" w:hAnsi="Arial"/>
+                <w:sz w:val="20"/>
+              </w:rPr>
+              <w:t>2.48</w:t>
             </w:r>
           </w:p>
         </w:tc>
@@ -2899,75 +2899,75 @@
                 <w:rFonts w:ascii="Arial" w:hAnsi="Arial"/>
                 <w:sz w:val="20"/>
               </w:rPr>
-              <w:t>P</w:t>
-            </w:r>
-          </w:p>
-        </w:tc>
-        <w:tc>
-          <w:tcPr>
-            <w:tcW w:type="dxa" w:w="936"/>
-            <w:shd w:val="clear" w:color="auto" w:fill="F2F2F2"/>
-            <w:vAlign w:val="center"/>
-          </w:tcPr>
-          <w:p>
-            <w:r/>
-            <w:r>
-              <w:rPr>
-                <w:rFonts w:ascii="Arial" w:hAnsi="Arial"/>
-                <w:sz w:val="20"/>
-              </w:rPr>
-              <w:t>Education and Training</w:t>
-            </w:r>
-          </w:p>
-        </w:tc>
-        <w:tc>
-          <w:tcPr>
-            <w:tcW w:type="dxa" w:w="936"/>
-            <w:shd w:val="clear" w:color="auto" w:fill="F2F2F2"/>
-            <w:vAlign w:val="center"/>
-          </w:tcPr>
-          <w:p>
-            <w:r/>
-            <w:r>
-              <w:rPr>
-                <w:rFonts w:ascii="Arial" w:hAnsi="Arial"/>
-                <w:sz w:val="20"/>
-              </w:rPr>
-              <w:t>1.75</w:t>
-            </w:r>
-          </w:p>
-        </w:tc>
-        <w:tc>
-          <w:tcPr>
-            <w:tcW w:type="dxa" w:w="936"/>
-            <w:shd w:val="clear" w:color="auto" w:fill="F2F2F2"/>
-            <w:vAlign w:val="center"/>
-          </w:tcPr>
-          <w:p>
-            <w:r/>
-            <w:r>
-              <w:rPr>
-                <w:rFonts w:ascii="Arial" w:hAnsi="Arial"/>
-                <w:sz w:val="20"/>
-              </w:rPr>
-              <w:t>3.4</w:t>
-            </w:r>
-          </w:p>
-        </w:tc>
-        <w:tc>
-          <w:tcPr>
-            <w:tcW w:type="dxa" w:w="936"/>
-            <w:shd w:val="clear" w:color="auto" w:fill="F2F2F2"/>
-            <w:vAlign w:val="center"/>
-          </w:tcPr>
-          <w:p>
-            <w:r/>
-            <w:r>
-              <w:rPr>
-                <w:rFonts w:ascii="Arial" w:hAnsi="Arial"/>
-                <w:sz w:val="20"/>
-              </w:rPr>
-              <w:t>2.49</w:t>
+              <w:t>I</w:t>
+            </w:r>
+          </w:p>
+        </w:tc>
+        <w:tc>
+          <w:tcPr>
+            <w:tcW w:type="dxa" w:w="936"/>
+            <w:shd w:val="clear" w:color="auto" w:fill="F2F2F2"/>
+            <w:vAlign w:val="center"/>
+          </w:tcPr>
+          <w:p>
+            <w:r/>
+            <w:r>
+              <w:rPr>
+                <w:rFonts w:ascii="Arial" w:hAnsi="Arial"/>
+                <w:sz w:val="20"/>
+              </w:rPr>
+              <w:t>Transport, Postal and Warehousing</w:t>
+            </w:r>
+          </w:p>
+        </w:tc>
+        <w:tc>
+          <w:tcPr>
+            <w:tcW w:type="dxa" w:w="936"/>
+            <w:shd w:val="clear" w:color="auto" w:fill="F2F2F2"/>
+            <w:vAlign w:val="center"/>
+          </w:tcPr>
+          <w:p>
+            <w:r/>
+            <w:r>
+              <w:rPr>
+                <w:rFonts w:ascii="Arial" w:hAnsi="Arial"/>
+                <w:sz w:val="20"/>
+              </w:rPr>
+              <w:t>2.5</w:t>
+            </w:r>
+          </w:p>
+        </w:tc>
+        <w:tc>
+          <w:tcPr>
+            <w:tcW w:type="dxa" w:w="936"/>
+            <w:shd w:val="clear" w:color="auto" w:fill="F2F2F2"/>
+            <w:vAlign w:val="center"/>
+          </w:tcPr>
+          <w:p>
+            <w:r/>
+            <w:r>
+              <w:rPr>
+                <w:rFonts w:ascii="Arial" w:hAnsi="Arial"/>
+                <w:sz w:val="20"/>
+              </w:rPr>
+              <w:t>2.4</w:t>
+            </w:r>
+          </w:p>
+        </w:tc>
+        <w:tc>
+          <w:tcPr>
+            <w:tcW w:type="dxa" w:w="936"/>
+            <w:shd w:val="clear" w:color="auto" w:fill="F2F2F2"/>
+            <w:vAlign w:val="center"/>
+          </w:tcPr>
+          <w:p>
+            <w:r/>
+            <w:r>
+              <w:rPr>
+                <w:rFonts w:ascii="Arial" w:hAnsi="Arial"/>
+                <w:sz w:val="20"/>
+              </w:rPr>
+              <w:t>2.46</w:t>
             </w:r>
           </w:p>
         </w:tc>
@@ -3069,71 +3069,71 @@
                 <w:rFonts w:ascii="Arial" w:hAnsi="Arial"/>
                 <w:sz w:val="20"/>
               </w:rPr>
-              <w:t>L</w:t>
-            </w:r>
-          </w:p>
-        </w:tc>
-        <w:tc>
-          <w:tcPr>
-            <w:tcW w:type="dxa" w:w="936"/>
-            <w:vAlign w:val="center"/>
-          </w:tcPr>
-          <w:p>
-            <w:r/>
-            <w:r>
-              <w:rPr>
-                <w:rFonts w:ascii="Arial" w:hAnsi="Arial"/>
-                <w:sz w:val="20"/>
-              </w:rPr>
-              <w:t>Rental, Hiring and Real Estate Services</w:t>
-            </w:r>
-          </w:p>
-        </w:tc>
-        <w:tc>
-          <w:tcPr>
-            <w:tcW w:type="dxa" w:w="936"/>
-            <w:vAlign w:val="center"/>
-          </w:tcPr>
-          <w:p>
-            <w:r/>
-            <w:r>
-              <w:rPr>
-                <w:rFonts w:ascii="Arial" w:hAnsi="Arial"/>
-                <w:sz w:val="20"/>
-              </w:rPr>
-              <w:t>2.38</w:t>
-            </w:r>
-          </w:p>
-        </w:tc>
-        <w:tc>
-          <w:tcPr>
-            <w:tcW w:type="dxa" w:w="936"/>
-            <w:vAlign w:val="center"/>
-          </w:tcPr>
-          <w:p>
-            <w:r/>
-            <w:r>
-              <w:rPr>
-                <w:rFonts w:ascii="Arial" w:hAnsi="Arial"/>
-                <w:sz w:val="20"/>
-              </w:rPr>
-              <w:t>2.6</w:t>
-            </w:r>
-          </w:p>
-        </w:tc>
-        <w:tc>
-          <w:tcPr>
-            <w:tcW w:type="dxa" w:w="936"/>
-            <w:vAlign w:val="center"/>
-          </w:tcPr>
-          <w:p>
-            <w:r/>
-            <w:r>
-              <w:rPr>
-                <w:rFonts w:ascii="Arial" w:hAnsi="Arial"/>
-                <w:sz w:val="20"/>
-              </w:rPr>
-              <w:t>2.48</w:t>
+              <w:t>N</w:t>
+            </w:r>
+          </w:p>
+        </w:tc>
+        <w:tc>
+          <w:tcPr>
+            <w:tcW w:type="dxa" w:w="936"/>
+            <w:vAlign w:val="center"/>
+          </w:tcPr>
+          <w:p>
+            <w:r/>
+            <w:r>
+              <w:rPr>
+                <w:rFonts w:ascii="Arial" w:hAnsi="Arial"/>
+                <w:sz w:val="20"/>
+              </w:rPr>
+              <w:t>Administrative and Support Services</w:t>
+            </w:r>
+          </w:p>
+        </w:tc>
+        <w:tc>
+          <w:tcPr>
+            <w:tcW w:type="dxa" w:w="936"/>
+            <w:vAlign w:val="center"/>
+          </w:tcPr>
+          <w:p>
+            <w:r/>
+            <w:r>
+              <w:rPr>
+                <w:rFonts w:ascii="Arial" w:hAnsi="Arial"/>
+                <w:sz w:val="20"/>
+              </w:rPr>
+              <w:t>2.12</w:t>
+            </w:r>
+          </w:p>
+        </w:tc>
+        <w:tc>
+          <w:tcPr>
+            <w:tcW w:type="dxa" w:w="936"/>
+            <w:vAlign w:val="center"/>
+          </w:tcPr>
+          <w:p>
+            <w:r/>
+            <w:r>
+              <w:rPr>
+                <w:rFonts w:ascii="Arial" w:hAnsi="Arial"/>
+                <w:sz w:val="20"/>
+              </w:rPr>
+              <w:t>2.8</w:t>
+            </w:r>
+          </w:p>
+        </w:tc>
+        <w:tc>
+          <w:tcPr>
+            <w:tcW w:type="dxa" w:w="936"/>
+            <w:vAlign w:val="center"/>
+          </w:tcPr>
+          <w:p>
+            <w:r/>
+            <w:r>
+              <w:rPr>
+                <w:rFonts w:ascii="Arial" w:hAnsi="Arial"/>
+                <w:sz w:val="20"/>
+              </w:rPr>
+              <w:t>2.43</w:t>
             </w:r>
           </w:p>
         </w:tc>
@@ -3233,24 +3233,24 @@
                 <w:rFonts w:ascii="Arial" w:hAnsi="Arial"/>
                 <w:sz w:val="20"/>
               </w:rPr>
-              <w:t>N</w:t>
-            </w:r>
-          </w:p>
-        </w:tc>
-        <w:tc>
-          <w:tcPr>
-            <w:tcW w:type="dxa" w:w="936"/>
-            <w:shd w:val="clear" w:color="auto" w:fill="F2F2F2"/>
-            <w:vAlign w:val="center"/>
-          </w:tcPr>
-          <w:p>
-            <w:r/>
-            <w:r>
-              <w:rPr>
-                <w:rFonts w:ascii="Arial" w:hAnsi="Arial"/>
-                <w:sz w:val="20"/>
-              </w:rPr>
-              <w:t>Administrative and Support Services</w:t>
+              <w:t>J</w:t>
+            </w:r>
+          </w:p>
+        </w:tc>
+        <w:tc>
+          <w:tcPr>
+            <w:tcW w:type="dxa" w:w="936"/>
+            <w:shd w:val="clear" w:color="auto" w:fill="F2F2F2"/>
+            <w:vAlign w:val="center"/>
+          </w:tcPr>
+          <w:p>
+            <w:r/>
+            <w:r>
+              <w:rPr>
+                <w:rFonts w:ascii="Arial" w:hAnsi="Arial"/>
+                <w:sz w:val="20"/>
+              </w:rPr>
+              <w:t>Information Media and Telecommunications</w:t>
             </w:r>
           </w:p>
         </w:tc>
@@ -3284,24 +3284,24 @@
                 <w:rFonts w:ascii="Arial" w:hAnsi="Arial"/>
                 <w:sz w:val="20"/>
               </w:rPr>
-              <w:t>2.8</w:t>
-            </w:r>
-          </w:p>
-        </w:tc>
-        <w:tc>
-          <w:tcPr>
-            <w:tcW w:type="dxa" w:w="936"/>
-            <w:shd w:val="clear" w:color="auto" w:fill="F2F2F2"/>
-            <w:vAlign w:val="center"/>
-          </w:tcPr>
-          <w:p>
-            <w:r/>
-            <w:r>
-              <w:rPr>
-                <w:rFonts w:ascii="Arial" w:hAnsi="Arial"/>
-                <w:sz w:val="20"/>
-              </w:rPr>
-              <w:t>2.43</w:t>
+              <w:t>2.6</w:t>
+            </w:r>
+          </w:p>
+        </w:tc>
+        <w:tc>
+          <w:tcPr>
+            <w:tcW w:type="dxa" w:w="936"/>
+            <w:shd w:val="clear" w:color="auto" w:fill="F2F2F2"/>
+            <w:vAlign w:val="center"/>
+          </w:tcPr>
+          <w:p>
+            <w:r/>
+            <w:r>
+              <w:rPr>
+                <w:rFonts w:ascii="Arial" w:hAnsi="Arial"/>
+                <w:sz w:val="20"/>
+              </w:rPr>
+              <w:t>2.34</w:t>
             </w:r>
           </w:p>
         </w:tc>
@@ -3952,58 +3952,58 @@
                 <w:rFonts w:ascii="Arial" w:hAnsi="Arial"/>
                 <w:sz w:val="20"/>
               </w:rPr>
-              <w:t>2.4</w:t>
-            </w:r>
-          </w:p>
-        </w:tc>
-        <w:tc>
-          <w:tcPr>
-            <w:tcW w:type="dxa" w:w="936"/>
-            <w:shd w:val="clear" w:color="auto" w:fill="F2F2F2"/>
-            <w:vAlign w:val="center"/>
-          </w:tcPr>
-          <w:p>
-            <w:r/>
-            <w:r>
-              <w:rPr>
-                <w:rFonts w:ascii="Arial" w:hAnsi="Arial"/>
-                <w:sz w:val="20"/>
-              </w:rPr>
-              <w:t>2.04</w:t>
-            </w:r>
-          </w:p>
-        </w:tc>
-        <w:tc>
-          <w:tcPr>
-            <w:tcW w:type="dxa" w:w="936"/>
-            <w:shd w:val="clear" w:color="auto" w:fill="F2F2F2"/>
-            <w:vAlign w:val="center"/>
-          </w:tcPr>
-          <w:p>
-            <w:r/>
-            <w:r>
-              <w:rPr>
-                <w:rFonts w:ascii="Arial" w:hAnsi="Arial"/>
-                <w:sz w:val="20"/>
-              </w:rPr>
-              <w:t>Medium</w:t>
-            </w:r>
-          </w:p>
-        </w:tc>
-        <w:tc>
-          <w:tcPr>
-            <w:tcW w:type="dxa" w:w="936"/>
-            <w:shd w:val="clear" w:color="auto" w:fill="F2F2F2"/>
-            <w:vAlign w:val="center"/>
-          </w:tcPr>
-          <w:p>
-            <w:r/>
-            <w:r>
-              <w:rPr>
-                <w:rFonts w:ascii="Arial" w:hAnsi="Arial"/>
-                <w:sz w:val="20"/>
-              </w:rPr>
-              <w:t>1.0</w:t>
+              <w:t>2.0</w:t>
+            </w:r>
+          </w:p>
+        </w:tc>
+        <w:tc>
+          <w:tcPr>
+            <w:tcW w:type="dxa" w:w="936"/>
+            <w:shd w:val="clear" w:color="auto" w:fill="F2F2F2"/>
+            <w:vAlign w:val="center"/>
+          </w:tcPr>
+          <w:p>
+            <w:r/>
+            <w:r>
+              <w:rPr>
+                <w:rFonts w:ascii="Arial" w:hAnsi="Arial"/>
+                <w:sz w:val="20"/>
+              </w:rPr>
+              <w:t>1.86</w:t>
+            </w:r>
+          </w:p>
+        </w:tc>
+        <w:tc>
+          <w:tcPr>
+            <w:tcW w:type="dxa" w:w="936"/>
+            <w:shd w:val="clear" w:color="auto" w:fill="F2F2F2"/>
+            <w:vAlign w:val="center"/>
+          </w:tcPr>
+          <w:p>
+            <w:r/>
+            <w:r>
+              <w:rPr>
+                <w:rFonts w:ascii="Arial" w:hAnsi="Arial"/>
+                <w:sz w:val="20"/>
+              </w:rPr>
+              <w:t>Moderate-low</w:t>
+            </w:r>
+          </w:p>
+        </w:tc>
+        <w:tc>
+          <w:tcPr>
+            <w:tcW w:type="dxa" w:w="936"/>
+            <w:shd w:val="clear" w:color="auto" w:fill="F2F2F2"/>
+            <w:vAlign w:val="center"/>
+          </w:tcPr>
+          <w:p>
+            <w:r/>
+            <w:r>
+              <w:rPr>
+                <w:rFonts w:ascii="Arial" w:hAnsi="Arial"/>
+                <w:sz w:val="20"/>
+              </w:rPr>
+              <w:t>0.95</w:t>
             </w:r>
           </w:p>
         </w:tc>
@@ -4335,7 +4335,7 @@
                 <w:rFonts w:ascii="Arial" w:hAnsi="Arial"/>
                 <w:sz w:val="20"/>
               </w:rPr>
-              <w:t>Current environment (base scenario). Anchored to a low / improving arrears backdrop (qualitative assumption from RBA FSR) and an average property-cycle softness score of 2.73 (real, ABS building approvals). No diversification benefit assumed (APG 113 para 92).</w:t>
+              <w:t>Current environment (base scenario). Anchored to a low / improving arrears backdrop (qualitative assumption from RBA FSR) and an average property-cycle softness score of 3.14 (real, ABS building approvals). No diversification benefit assumed (APG 113 para 92).</w:t>
             </w:r>
           </w:p>
         </w:tc>
@@ -5523,7 +5523,7 @@
                 <w:rFonts w:ascii="Arial" w:hAnsi="Arial"/>
                 <w:sz w:val="20"/>
               </w:rPr>
-              <w:t>2026-06-16T01:19:44+00:00</w:t>
+              <w:t>2026-06-16T05:31:56+00:00</w:t>
             </w:r>
           </w:p>
         </w:tc>
@@ -5623,7 +5623,7 @@
                 <w:rFonts w:ascii="Arial" w:hAnsi="Arial"/>
                 <w:sz w:val="20"/>
               </w:rPr>
-              <w:t>https://www.abs.gov.au/statistics/industry/building-and-construction/building-approvals-australia/feb-2026/87310051.xlsx</w:t>
+              <w:t>https://www.abs.gov.au/statistics/industry/building-and-construction/building-approvals-australia/mar-2026/87310051.xlsx</w:t>
             </w:r>
           </w:p>
         </w:tc>
@@ -5670,7 +5670,7 @@
                 <w:rFonts w:ascii="Arial" w:hAnsi="Arial"/>
                 <w:sz w:val="20"/>
               </w:rPr>
-              <w:t>2026-06-16T01:19:46+00:00</w:t>
+              <w:t>2026-06-16T05:31:58+00:00</w:t>
             </w:r>
           </w:p>
         </w:tc>
@@ -5686,7 +5686,7 @@
                 <w:rFonts w:ascii="Arial" w:hAnsi="Arial"/>
                 <w:sz w:val="20"/>
               </w:rPr>
-              <w:t>185814</w:t>
+              <w:t>186263</w:t>
             </w:r>
           </w:p>
         </w:tc>
@@ -5770,7 +5770,7 @@
                 <w:rFonts w:ascii="Arial" w:hAnsi="Arial"/>
                 <w:sz w:val="20"/>
               </w:rPr>
-              <w:t>https://www.abs.gov.au/statistics/economy/business-indicators/business-indicators-australia/dec-2025/56760024.xlsx</w:t>
+              <w:t>https://www.abs.gov.au/statistics/economy/business-indicators/business-indicators-australia/mar-2026/56760024.xlsx</w:t>
             </w:r>
           </w:p>
         </w:tc>
@@ -5918,7 +5918,7 @@
                 <w:rFonts w:ascii="Arial" w:hAnsi="Arial"/>
                 <w:sz w:val="20"/>
               </w:rPr>
-              <w:t>https://www.abs.gov.au/statistics/economy/business-indicators/business-indicators-australia/dec-2025/56760023.xlsx</w:t>
+              <w:t>https://www.abs.gov.au/statistics/economy/business-indicators/business-indicators-australia/mar-2026/56760023.xlsx</w:t>
             </w:r>
           </w:p>
         </w:tc>
@@ -5965,7 +5965,7 @@
                 <w:rFonts w:ascii="Arial" w:hAnsi="Arial"/>
                 <w:sz w:val="20"/>
               </w:rPr>
-              <w:t>2026-06-16T01:19:45+00:00</w:t>
+              <w:t>2026-06-16T05:31:57+00:00</w:t>
             </w:r>
           </w:p>
         </w:tc>
@@ -5981,7 +5981,7 @@
                 <w:rFonts w:ascii="Arial" w:hAnsi="Arial"/>
                 <w:sz w:val="20"/>
               </w:rPr>
-              <w:t>51783</w:t>
+              <w:t>51822</w:t>
             </w:r>
           </w:p>
         </w:tc>
@@ -6065,7 +6065,7 @@
                 <w:rFonts w:ascii="Arial" w:hAnsi="Arial"/>
                 <w:sz w:val="20"/>
               </w:rPr>
-              <w:t>https://www.abs.gov.au/statistics/economy/business-indicators/business-indicators-australia/dec-2025/56760022.xlsx</w:t>
+              <w:t>https://www.abs.gov.au/statistics/economy/business-indicators/business-indicators-australia/mar-2026/56760022.xlsx</w:t>
             </w:r>
           </w:p>
         </w:tc>
@@ -6115,7 +6115,7 @@
                 <w:rFonts w:ascii="Arial" w:hAnsi="Arial"/>
                 <w:sz w:val="20"/>
               </w:rPr>
-              <w:t>2026-06-16T01:19:45+00:00</w:t>
+              <w:t>2026-06-16T05:31:57+00:00</w:t>
             </w:r>
           </w:p>
         </w:tc>
@@ -6132,7 +6132,7 @@
                 <w:rFonts w:ascii="Arial" w:hAnsi="Arial"/>
                 <w:sz w:val="20"/>
               </w:rPr>
-              <w:t>56253</w:t>
+              <w:t>56316</w:t>
             </w:r>
           </w:p>
         </w:tc>
@@ -6801,7 +6801,7 @@
                 <w:rFonts w:ascii="Arial" w:hAnsi="Arial"/>
                 <w:sz w:val="20"/>
               </w:rPr>
-              <w:t>https://www.abs.gov.au/statistics/labour/employment-and-unemployment/labour-force-australia-detailed/feb-2026/6291004.xlsx</w:t>
+              <w:t>https://www.abs.gov.au/statistics/labour/employment-and-unemployment/labour-force-australia-detailed/mar-2026/6291004.xlsx</w:t>
             </w:r>
           </w:p>
         </w:tc>
@@ -6848,7 +6848,7 @@
                 <w:rFonts w:ascii="Arial" w:hAnsi="Arial"/>
                 <w:sz w:val="20"/>
               </w:rPr>
-              <w:t>2026-06-16T01:19:46+00:00</w:t>
+              <w:t>2026-06-16T05:31:57+00:00</w:t>
             </w:r>
           </w:p>
         </w:tc>
@@ -7729,7 +7729,7 @@
                 <w:rFonts w:ascii="Arial" w:hAnsi="Arial"/>
                 <w:sz w:val="20"/>
               </w:rPr>
-              <w:t>2026-06-16T01:19:47+00:00</w:t>
+              <w:t>2026-06-16T05:31:59+00:00</w:t>
             </w:r>
           </w:p>
         </w:tc>
@@ -7879,7 +7879,7 @@
                 <w:rFonts w:ascii="Arial" w:hAnsi="Arial"/>
                 <w:sz w:val="20"/>
               </w:rPr>
-              <w:t>2026-06-16T01:19:48+00:00</w:t>
+              <w:t>2026-06-16T05:32:00+00:00</w:t>
             </w:r>
           </w:p>
         </w:tc>
@@ -8026,7 +8026,7 @@
                 <w:rFonts w:ascii="Arial" w:hAnsi="Arial"/>
                 <w:sz w:val="20"/>
               </w:rPr>
-              <w:t>2026-06-16T01:19:49+00:00</w:t>
+              <w:t>2026-06-16T05:32:00+00:00</w:t>
             </w:r>
           </w:p>
         </w:tc>
@@ -8176,7 +8176,7 @@
                 <w:rFonts w:ascii="Arial" w:hAnsi="Arial"/>
                 <w:sz w:val="20"/>
               </w:rPr>
-              <w:t>2026-06-16T01:19:47+00:00</w:t>
+              <w:t>2026-06-16T05:31:58+00:00</w:t>
             </w:r>
           </w:p>
         </w:tc>
@@ -9660,7 +9660,7 @@
                 <w:rFonts w:ascii="Arial" w:hAnsi="Arial"/>
                 <w:sz w:val="20"/>
               </w:rPr>
-              <w:t>2026-06-16T11:19:51</w:t>
+              <w:t>2026-06-16T15:32:03</w:t>
             </w:r>
           </w:p>
         </w:tc>
@@ -9763,7 +9763,7 @@
                 <w:rFonts w:ascii="Arial" w:hAnsi="Arial"/>
                 <w:sz w:val="20"/>
               </w:rPr>
-              <w:t>2026-06-16T11:19:51</w:t>
+              <w:t>2026-06-16T15:32:03</w:t>
             </w:r>
           </w:p>
         </w:tc>
@@ -9862,7 +9862,7 @@
                 <w:rFonts w:ascii="Arial" w:hAnsi="Arial"/>
                 <w:sz w:val="20"/>
               </w:rPr>
-              <w:t>2026-06-16T11:19:51</w:t>
+              <w:t>2026-06-16T15:32:03</w:t>
             </w:r>
           </w:p>
         </w:tc>
@@ -9965,7 +9965,7 @@
                 <w:rFonts w:ascii="Arial" w:hAnsi="Arial"/>
                 <w:sz w:val="20"/>
               </w:rPr>
-              <w:t>2026-06-16T11:19:51</w:t>
+              <w:t>2026-06-16T15:32:03</w:t>
             </w:r>
           </w:p>
         </w:tc>
@@ -10064,7 +10064,7 @@
                 <w:rFonts w:ascii="Arial" w:hAnsi="Arial"/>
                 <w:sz w:val="20"/>
               </w:rPr>
-              <w:t>2026-06-16T11:19:51</w:t>
+              <w:t>2026-06-16T15:32:03</w:t>
             </w:r>
           </w:p>
         </w:tc>
@@ -10167,7 +10167,7 @@
                 <w:rFonts w:ascii="Arial" w:hAnsi="Arial"/>
                 <w:sz w:val="20"/>
               </w:rPr>
-              <w:t>2026-06-16T11:19:51</w:t>
+              <w:t>2026-06-16T15:32:03</w:t>
             </w:r>
           </w:p>
         </w:tc>
@@ -10266,7 +10266,7 @@
                 <w:rFonts w:ascii="Arial" w:hAnsi="Arial"/>
                 <w:sz w:val="20"/>
               </w:rPr>
-              <w:t>2026-06-16T11:19:51</w:t>
+              <w:t>2026-06-16T15:32:03</w:t>
             </w:r>
           </w:p>
         </w:tc>
@@ -10369,7 +10369,7 @@
                 <w:rFonts w:ascii="Arial" w:hAnsi="Arial"/>
                 <w:sz w:val="20"/>
               </w:rPr>
-              <w:t>2026-06-16T11:19:51</w:t>
+              <w:t>2026-06-16T15:32:03</w:t>
             </w:r>
           </w:p>
         </w:tc>
@@ -11212,23 +11212,23 @@
                 <w:rFonts w:ascii="Arial" w:hAnsi="Arial"/>
                 <w:sz w:val="20"/>
               </w:rPr>
-              <w:t>3.2</w:t>
-            </w:r>
-          </w:p>
-        </w:tc>
-        <w:tc>
-          <w:tcPr>
-            <w:tcW w:type="dxa" w:w="936"/>
-            <w:vAlign w:val="center"/>
-          </w:tcPr>
-          <w:p>
-            <w:r/>
-            <w:r>
-              <w:rPr>
-                <w:rFonts w:ascii="Arial" w:hAnsi="Arial"/>
-                <w:sz w:val="20"/>
-              </w:rPr>
-              <w:t>3.71</w:t>
+              <w:t>4.2</w:t>
+            </w:r>
+          </w:p>
+        </w:tc>
+        <w:tc>
+          <w:tcPr>
+            <w:tcW w:type="dxa" w:w="936"/>
+            <w:vAlign w:val="center"/>
+          </w:tcPr>
+          <w:p>
+            <w:r/>
+            <w:r>
+              <w:rPr>
+                <w:rFonts w:ascii="Arial" w:hAnsi="Arial"/>
+                <w:sz w:val="20"/>
+              </w:rPr>
+              <w:t>4.16</w:t>
             </w:r>
           </w:p>
         </w:tc>
@@ -11379,24 +11379,24 @@
                 <w:rFonts w:ascii="Arial" w:hAnsi="Arial"/>
                 <w:sz w:val="20"/>
               </w:rPr>
-              <w:t>2.8</w:t>
-            </w:r>
-          </w:p>
-        </w:tc>
-        <w:tc>
-          <w:tcPr>
-            <w:tcW w:type="dxa" w:w="936"/>
-            <w:shd w:val="clear" w:color="auto" w:fill="F2F2F2"/>
-            <w:vAlign w:val="center"/>
-          </w:tcPr>
-          <w:p>
-            <w:r/>
-            <w:r>
-              <w:rPr>
-                <w:rFonts w:ascii="Arial" w:hAnsi="Arial"/>
-                <w:sz w:val="20"/>
-              </w:rPr>
-              <w:t>3.39</w:t>
+              <w:t>3.2</w:t>
+            </w:r>
+          </w:p>
+        </w:tc>
+        <w:tc>
+          <w:tcPr>
+            <w:tcW w:type="dxa" w:w="936"/>
+            <w:shd w:val="clear" w:color="auto" w:fill="F2F2F2"/>
+            <w:vAlign w:val="center"/>
+          </w:tcPr>
+          <w:p>
+            <w:r/>
+            <w:r>
+              <w:rPr>
+                <w:rFonts w:ascii="Arial" w:hAnsi="Arial"/>
+                <w:sz w:val="20"/>
+              </w:rPr>
+              <w:t>3.57</w:t>
             </w:r>
           </w:p>
         </w:tc>
@@ -11546,23 +11546,23 @@
                 <w:rFonts w:ascii="Arial" w:hAnsi="Arial"/>
                 <w:sz w:val="20"/>
               </w:rPr>
-              <w:t>3.2</w:t>
-            </w:r>
-          </w:p>
-        </w:tc>
-        <w:tc>
-          <w:tcPr>
-            <w:tcW w:type="dxa" w:w="936"/>
-            <w:vAlign w:val="center"/>
-          </w:tcPr>
-          <w:p>
-            <w:r/>
-            <w:r>
-              <w:rPr>
-                <w:rFonts w:ascii="Arial" w:hAnsi="Arial"/>
-                <w:sz w:val="20"/>
-              </w:rPr>
-              <w:t>3.36</w:t>
+              <w:t>3.4</w:t>
+            </w:r>
+          </w:p>
+        </w:tc>
+        <w:tc>
+          <w:tcPr>
+            <w:tcW w:type="dxa" w:w="936"/>
+            <w:vAlign w:val="center"/>
+          </w:tcPr>
+          <w:p>
+            <w:r/>
+            <w:r>
+              <w:rPr>
+                <w:rFonts w:ascii="Arial" w:hAnsi="Arial"/>
+                <w:sz w:val="20"/>
+              </w:rPr>
+              <w:t>3.46</w:t>
             </w:r>
           </w:p>
         </w:tc>
@@ -11713,24 +11713,24 @@
                 <w:rFonts w:ascii="Arial" w:hAnsi="Arial"/>
                 <w:sz w:val="20"/>
               </w:rPr>
-              <w:t>3.2</w:t>
-            </w:r>
-          </w:p>
-        </w:tc>
-        <w:tc>
-          <w:tcPr>
-            <w:tcW w:type="dxa" w:w="936"/>
-            <w:shd w:val="clear" w:color="auto" w:fill="F2F2F2"/>
-            <w:vAlign w:val="center"/>
-          </w:tcPr>
-          <w:p>
-            <w:r/>
-            <w:r>
-              <w:rPr>
-                <w:rFonts w:ascii="Arial" w:hAnsi="Arial"/>
-                <w:sz w:val="20"/>
-              </w:rPr>
-              <w:t>3.23</w:t>
+              <w:t>3.4</w:t>
+            </w:r>
+          </w:p>
+        </w:tc>
+        <w:tc>
+          <w:tcPr>
+            <w:tcW w:type="dxa" w:w="936"/>
+            <w:shd w:val="clear" w:color="auto" w:fill="F2F2F2"/>
+            <w:vAlign w:val="center"/>
+          </w:tcPr>
+          <w:p>
+            <w:r/>
+            <w:r>
+              <w:rPr>
+                <w:rFonts w:ascii="Arial" w:hAnsi="Arial"/>
+                <w:sz w:val="20"/>
+              </w:rPr>
+              <w:t>3.32</w:t>
             </w:r>
           </w:p>
         </w:tc>
@@ -11880,55 +11880,55 @@
                 <w:rFonts w:ascii="Arial" w:hAnsi="Arial"/>
                 <w:sz w:val="20"/>
               </w:rPr>
-              <w:t>3.2</w:t>
-            </w:r>
-          </w:p>
-        </w:tc>
-        <w:tc>
-          <w:tcPr>
-            <w:tcW w:type="dxa" w:w="936"/>
-            <w:vAlign w:val="center"/>
-          </w:tcPr>
-          <w:p>
-            <w:r/>
-            <w:r>
-              <w:rPr>
-                <w:rFonts w:ascii="Arial" w:hAnsi="Arial"/>
-                <w:sz w:val="20"/>
-              </w:rPr>
-              <w:t>3.16</w:t>
-            </w:r>
-          </w:p>
-        </w:tc>
-        <w:tc>
-          <w:tcPr>
-            <w:tcW w:type="dxa" w:w="936"/>
-            <w:vAlign w:val="center"/>
-          </w:tcPr>
-          <w:p>
-            <w:r/>
-            <w:r>
-              <w:rPr>
-                <w:rFonts w:ascii="Arial" w:hAnsi="Arial"/>
-                <w:sz w:val="20"/>
-              </w:rPr>
-              <w:t>Moderate-high</w:t>
-            </w:r>
-          </w:p>
-        </w:tc>
-        <w:tc>
-          <w:tcPr>
-            <w:tcW w:type="dxa" w:w="936"/>
-            <w:vAlign w:val="center"/>
-          </w:tcPr>
-          <w:p>
-            <w:r/>
-            <w:r>
-              <w:rPr>
-                <w:rFonts w:ascii="Arial" w:hAnsi="Arial"/>
-                <w:sz w:val="20"/>
-              </w:rPr>
-              <w:t>1.1</w:t>
+              <w:t>3.4</w:t>
+            </w:r>
+          </w:p>
+        </w:tc>
+        <w:tc>
+          <w:tcPr>
+            <w:tcW w:type="dxa" w:w="936"/>
+            <w:vAlign w:val="center"/>
+          </w:tcPr>
+          <w:p>
+            <w:r/>
+            <w:r>
+              <w:rPr>
+                <w:rFonts w:ascii="Arial" w:hAnsi="Arial"/>
+                <w:sz w:val="20"/>
+              </w:rPr>
+              <w:t>3.25</w:t>
+            </w:r>
+          </w:p>
+        </w:tc>
+        <w:tc>
+          <w:tcPr>
+            <w:tcW w:type="dxa" w:w="936"/>
+            <w:vAlign w:val="center"/>
+          </w:tcPr>
+          <w:p>
+            <w:r/>
+            <w:r>
+              <w:rPr>
+                <w:rFonts w:ascii="Arial" w:hAnsi="Arial"/>
+                <w:sz w:val="20"/>
+              </w:rPr>
+              <w:t>Elevated</w:t>
+            </w:r>
+          </w:p>
+        </w:tc>
+        <w:tc>
+          <w:tcPr>
+            <w:tcW w:type="dxa" w:w="936"/>
+            <w:vAlign w:val="center"/>
+          </w:tcPr>
+          <w:p>
+            <w:r/>
+            <w:r>
+              <w:rPr>
+                <w:rFonts w:ascii="Arial" w:hAnsi="Arial"/>
+                <w:sz w:val="20"/>
+              </w:rPr>
+              <w:t>1.15</w:t>
             </w:r>
           </w:p>
         </w:tc>
@@ -11996,75 +11996,75 @@
                 <w:rFonts w:ascii="Arial" w:hAnsi="Arial"/>
                 <w:sz w:val="20"/>
               </w:rPr>
-              <w:t>R</w:t>
-            </w:r>
-          </w:p>
-        </w:tc>
-        <w:tc>
-          <w:tcPr>
-            <w:tcW w:type="dxa" w:w="936"/>
-            <w:shd w:val="clear" w:color="auto" w:fill="F2F2F2"/>
-            <w:vAlign w:val="center"/>
-          </w:tcPr>
-          <w:p>
-            <w:r/>
-            <w:r>
-              <w:rPr>
-                <w:rFonts w:ascii="Arial" w:hAnsi="Arial"/>
-                <w:sz w:val="20"/>
-              </w:rPr>
-              <w:t>Arts and Recreation Services</w:t>
-            </w:r>
-          </w:p>
-        </w:tc>
-        <w:tc>
-          <w:tcPr>
-            <w:tcW w:type="dxa" w:w="936"/>
-            <w:shd w:val="clear" w:color="auto" w:fill="F2F2F2"/>
-            <w:vAlign w:val="center"/>
-          </w:tcPr>
-          <w:p>
-            <w:r/>
-            <w:r>
-              <w:rPr>
-                <w:rFonts w:ascii="Arial" w:hAnsi="Arial"/>
-                <w:sz w:val="20"/>
-              </w:rPr>
-              <w:t>2.38</w:t>
-            </w:r>
-          </w:p>
-        </w:tc>
-        <w:tc>
-          <w:tcPr>
-            <w:tcW w:type="dxa" w:w="936"/>
-            <w:shd w:val="clear" w:color="auto" w:fill="F2F2F2"/>
-            <w:vAlign w:val="center"/>
-          </w:tcPr>
-          <w:p>
-            <w:r/>
-            <w:r>
-              <w:rPr>
-                <w:rFonts w:ascii="Arial" w:hAnsi="Arial"/>
-                <w:sz w:val="20"/>
-              </w:rPr>
-              <w:t>3.8</w:t>
-            </w:r>
-          </w:p>
-        </w:tc>
-        <w:tc>
-          <w:tcPr>
-            <w:tcW w:type="dxa" w:w="936"/>
-            <w:shd w:val="clear" w:color="auto" w:fill="F2F2F2"/>
-            <w:vAlign w:val="center"/>
-          </w:tcPr>
-          <w:p>
-            <w:r/>
-            <w:r>
-              <w:rPr>
-                <w:rFonts w:ascii="Arial" w:hAnsi="Arial"/>
-                <w:sz w:val="20"/>
-              </w:rPr>
-              <w:t>3.02</w:t>
+              <w:t>E</w:t>
+            </w:r>
+          </w:p>
+        </w:tc>
+        <w:tc>
+          <w:tcPr>
+            <w:tcW w:type="dxa" w:w="936"/>
+            <w:shd w:val="clear" w:color="auto" w:fill="F2F2F2"/>
+            <w:vAlign w:val="center"/>
+          </w:tcPr>
+          <w:p>
+            <w:r/>
+            <w:r>
+              <w:rPr>
+                <w:rFonts w:ascii="Arial" w:hAnsi="Arial"/>
+                <w:sz w:val="20"/>
+              </w:rPr>
+              <w:t>Construction</w:t>
+            </w:r>
+          </w:p>
+        </w:tc>
+        <w:tc>
+          <w:tcPr>
+            <w:tcW w:type="dxa" w:w="936"/>
+            <w:shd w:val="clear" w:color="auto" w:fill="F2F2F2"/>
+            <w:vAlign w:val="center"/>
+          </w:tcPr>
+          <w:p>
+            <w:r/>
+            <w:r>
+              <w:rPr>
+                <w:rFonts w:ascii="Arial" w:hAnsi="Arial"/>
+                <w:sz w:val="20"/>
+              </w:rPr>
+              <w:t>2.75</w:t>
+            </w:r>
+          </w:p>
+        </w:tc>
+        <w:tc>
+          <w:tcPr>
+            <w:tcW w:type="dxa" w:w="936"/>
+            <w:shd w:val="clear" w:color="auto" w:fill="F2F2F2"/>
+            <w:vAlign w:val="center"/>
+          </w:tcPr>
+          <w:p>
+            <w:r/>
+            <w:r>
+              <w:rPr>
+                <w:rFonts w:ascii="Arial" w:hAnsi="Arial"/>
+                <w:sz w:val="20"/>
+              </w:rPr>
+              <w:t>3.2</w:t>
+            </w:r>
+          </w:p>
+        </w:tc>
+        <w:tc>
+          <w:tcPr>
+            <w:tcW w:type="dxa" w:w="936"/>
+            <w:shd w:val="clear" w:color="auto" w:fill="F2F2F2"/>
+            <w:vAlign w:val="center"/>
+          </w:tcPr>
+          <w:p>
+            <w:r/>
+            <w:r>
+              <w:rPr>
+                <w:rFonts w:ascii="Arial" w:hAnsi="Arial"/>
+                <w:sz w:val="20"/>
+              </w:rPr>
+              <w:t>2.95</w:t>
             </w:r>
           </w:p>
         </w:tc>
@@ -12166,103 +12166,103 @@
                 <w:rFonts w:ascii="Arial" w:hAnsi="Arial"/>
                 <w:sz w:val="20"/>
               </w:rPr>
-              <w:t>H</w:t>
-            </w:r>
-          </w:p>
-        </w:tc>
-        <w:tc>
-          <w:tcPr>
-            <w:tcW w:type="dxa" w:w="936"/>
-            <w:vAlign w:val="center"/>
-          </w:tcPr>
-          <w:p>
-            <w:r/>
-            <w:r>
-              <w:rPr>
-                <w:rFonts w:ascii="Arial" w:hAnsi="Arial"/>
-                <w:sz w:val="20"/>
-              </w:rPr>
-              <w:t>Accommodation and Food Services</w:t>
-            </w:r>
-          </w:p>
-        </w:tc>
-        <w:tc>
-          <w:tcPr>
-            <w:tcW w:type="dxa" w:w="936"/>
-            <w:vAlign w:val="center"/>
-          </w:tcPr>
-          <w:p>
-            <w:r/>
-            <w:r>
-              <w:rPr>
-                <w:rFonts w:ascii="Arial" w:hAnsi="Arial"/>
-                <w:sz w:val="20"/>
-              </w:rPr>
-              <w:t>2.75</w:t>
-            </w:r>
-          </w:p>
-        </w:tc>
-        <w:tc>
-          <w:tcPr>
-            <w:tcW w:type="dxa" w:w="936"/>
-            <w:vAlign w:val="center"/>
-          </w:tcPr>
-          <w:p>
-            <w:r/>
-            <w:r>
-              <w:rPr>
-                <w:rFonts w:ascii="Arial" w:hAnsi="Arial"/>
-                <w:sz w:val="20"/>
-              </w:rPr>
-              <w:t>2.6</w:t>
-            </w:r>
-          </w:p>
-        </w:tc>
-        <w:tc>
-          <w:tcPr>
-            <w:tcW w:type="dxa" w:w="936"/>
-            <w:vAlign w:val="center"/>
-          </w:tcPr>
-          <w:p>
-            <w:r/>
-            <w:r>
-              <w:rPr>
-                <w:rFonts w:ascii="Arial" w:hAnsi="Arial"/>
-                <w:sz w:val="20"/>
-              </w:rPr>
-              <w:t>2.68</w:t>
-            </w:r>
-          </w:p>
-        </w:tc>
-        <w:tc>
-          <w:tcPr>
-            <w:tcW w:type="dxa" w:w="936"/>
-            <w:vAlign w:val="center"/>
-          </w:tcPr>
-          <w:p>
-            <w:r/>
-            <w:r>
-              <w:rPr>
-                <w:rFonts w:ascii="Arial" w:hAnsi="Arial"/>
-                <w:sz w:val="20"/>
-              </w:rPr>
-              <w:t>Medium</w:t>
-            </w:r>
-          </w:p>
-        </w:tc>
-        <w:tc>
-          <w:tcPr>
-            <w:tcW w:type="dxa" w:w="936"/>
-            <w:vAlign w:val="center"/>
-          </w:tcPr>
-          <w:p>
-            <w:r/>
-            <w:r>
-              <w:rPr>
-                <w:rFonts w:ascii="Arial" w:hAnsi="Arial"/>
-                <w:sz w:val="20"/>
-              </w:rPr>
-              <w:t>1.0</w:t>
+              <w:t>R</w:t>
+            </w:r>
+          </w:p>
+        </w:tc>
+        <w:tc>
+          <w:tcPr>
+            <w:tcW w:type="dxa" w:w="936"/>
+            <w:vAlign w:val="center"/>
+          </w:tcPr>
+          <w:p>
+            <w:r/>
+            <w:r>
+              <w:rPr>
+                <w:rFonts w:ascii="Arial" w:hAnsi="Arial"/>
+                <w:sz w:val="20"/>
+              </w:rPr>
+              <w:t>Arts and Recreation Services</w:t>
+            </w:r>
+          </w:p>
+        </w:tc>
+        <w:tc>
+          <w:tcPr>
+            <w:tcW w:type="dxa" w:w="936"/>
+            <w:vAlign w:val="center"/>
+          </w:tcPr>
+          <w:p>
+            <w:r/>
+            <w:r>
+              <w:rPr>
+                <w:rFonts w:ascii="Arial" w:hAnsi="Arial"/>
+                <w:sz w:val="20"/>
+              </w:rPr>
+              <w:t>2.38</w:t>
+            </w:r>
+          </w:p>
+        </w:tc>
+        <w:tc>
+          <w:tcPr>
+            <w:tcW w:type="dxa" w:w="936"/>
+            <w:vAlign w:val="center"/>
+          </w:tcPr>
+          <w:p>
+            <w:r/>
+            <w:r>
+              <w:rPr>
+                <w:rFonts w:ascii="Arial" w:hAnsi="Arial"/>
+                <w:sz w:val="20"/>
+              </w:rPr>
+              <w:t>3.6</w:t>
+            </w:r>
+          </w:p>
+        </w:tc>
+        <w:tc>
+          <w:tcPr>
+            <w:tcW w:type="dxa" w:w="936"/>
+            <w:vAlign w:val="center"/>
+          </w:tcPr>
+          <w:p>
+            <w:r/>
+            <w:r>
+              <w:rPr>
+                <w:rFonts w:ascii="Arial" w:hAnsi="Arial"/>
+                <w:sz w:val="20"/>
+              </w:rPr>
+              <w:t>2.93</w:t>
+            </w:r>
+          </w:p>
+        </w:tc>
+        <w:tc>
+          <w:tcPr>
+            <w:tcW w:type="dxa" w:w="936"/>
+            <w:vAlign w:val="center"/>
+          </w:tcPr>
+          <w:p>
+            <w:r/>
+            <w:r>
+              <w:rPr>
+                <w:rFonts w:ascii="Arial" w:hAnsi="Arial"/>
+                <w:sz w:val="20"/>
+              </w:rPr>
+              <w:t>Moderate-high</w:t>
+            </w:r>
+          </w:p>
+        </w:tc>
+        <w:tc>
+          <w:tcPr>
+            <w:tcW w:type="dxa" w:w="936"/>
+            <w:vAlign w:val="center"/>
+          </w:tcPr>
+          <w:p>
+            <w:r/>
+            <w:r>
+              <w:rPr>
+                <w:rFonts w:ascii="Arial" w:hAnsi="Arial"/>
+                <w:sz w:val="20"/>
+              </w:rPr>
+              <w:t>1.1</w:t>
             </w:r>
           </w:p>
         </w:tc>
@@ -12330,24 +12330,24 @@
                 <w:rFonts w:ascii="Arial" w:hAnsi="Arial"/>
                 <w:sz w:val="20"/>
               </w:rPr>
-              <w:t>E</w:t>
-            </w:r>
-          </w:p>
-        </w:tc>
-        <w:tc>
-          <w:tcPr>
-            <w:tcW w:type="dxa" w:w="936"/>
-            <w:shd w:val="clear" w:color="auto" w:fill="F2F2F2"/>
-            <w:vAlign w:val="center"/>
-          </w:tcPr>
-          <w:p>
-            <w:r/>
-            <w:r>
-              <w:rPr>
-                <w:rFonts w:ascii="Arial" w:hAnsi="Arial"/>
-                <w:sz w:val="20"/>
-              </w:rPr>
-              <w:t>Construction</w:t>
+              <w:t>H</w:t>
+            </w:r>
+          </w:p>
+        </w:tc>
+        <w:tc>
+          <w:tcPr>
+            <w:tcW w:type="dxa" w:w="936"/>
+            <w:shd w:val="clear" w:color="auto" w:fill="F2F2F2"/>
+            <w:vAlign w:val="center"/>
+          </w:tcPr>
+          <w:p>
+            <w:r/>
+            <w:r>
+              <w:rPr>
+                <w:rFonts w:ascii="Arial" w:hAnsi="Arial"/>
+                <w:sz w:val="20"/>
+              </w:rPr>
+              <w:t>Accommodation and Food Services</w:t>
             </w:r>
           </w:p>
         </w:tc>
@@ -12500,71 +12500,71 @@
                 <w:rFonts w:ascii="Arial" w:hAnsi="Arial"/>
                 <w:sz w:val="20"/>
               </w:rPr>
-              <w:t>I</w:t>
-            </w:r>
-          </w:p>
-        </w:tc>
-        <w:tc>
-          <w:tcPr>
-            <w:tcW w:type="dxa" w:w="936"/>
-            <w:vAlign w:val="center"/>
-          </w:tcPr>
-          <w:p>
-            <w:r/>
-            <w:r>
-              <w:rPr>
-                <w:rFonts w:ascii="Arial" w:hAnsi="Arial"/>
-                <w:sz w:val="20"/>
-              </w:rPr>
-              <w:t>Transport, Postal and Warehousing</w:t>
-            </w:r>
-          </w:p>
-        </w:tc>
-        <w:tc>
-          <w:tcPr>
-            <w:tcW w:type="dxa" w:w="936"/>
-            <w:vAlign w:val="center"/>
-          </w:tcPr>
-          <w:p>
-            <w:r/>
-            <w:r>
-              <w:rPr>
-                <w:rFonts w:ascii="Arial" w:hAnsi="Arial"/>
-                <w:sz w:val="20"/>
-              </w:rPr>
-              <w:t>2.5</w:t>
-            </w:r>
-          </w:p>
-        </w:tc>
-        <w:tc>
-          <w:tcPr>
-            <w:tcW w:type="dxa" w:w="936"/>
-            <w:vAlign w:val="center"/>
-          </w:tcPr>
-          <w:p>
-            <w:r/>
-            <w:r>
-              <w:rPr>
-                <w:rFonts w:ascii="Arial" w:hAnsi="Arial"/>
-                <w:sz w:val="20"/>
-              </w:rPr>
-              <w:t>2.8</w:t>
-            </w:r>
-          </w:p>
-        </w:tc>
-        <w:tc>
-          <w:tcPr>
-            <w:tcW w:type="dxa" w:w="936"/>
-            <w:vAlign w:val="center"/>
-          </w:tcPr>
-          <w:p>
-            <w:r/>
-            <w:r>
-              <w:rPr>
-                <w:rFonts w:ascii="Arial" w:hAnsi="Arial"/>
-                <w:sz w:val="20"/>
-              </w:rPr>
-              <w:t>2.64</w:t>
+              <w:t>O</w:t>
+            </w:r>
+          </w:p>
+        </w:tc>
+        <w:tc>
+          <w:tcPr>
+            <w:tcW w:type="dxa" w:w="936"/>
+            <w:vAlign w:val="center"/>
+          </w:tcPr>
+          <w:p>
+            <w:r/>
+            <w:r>
+              <w:rPr>
+                <w:rFonts w:ascii="Arial" w:hAnsi="Arial"/>
+                <w:sz w:val="20"/>
+              </w:rPr>
+              <w:t>Public Administration and Safety</w:t>
+            </w:r>
+          </w:p>
+        </w:tc>
+        <w:tc>
+          <w:tcPr>
+            <w:tcW w:type="dxa" w:w="936"/>
+            <w:vAlign w:val="center"/>
+          </w:tcPr>
+          <w:p>
+            <w:r/>
+            <w:r>
+              <w:rPr>
+                <w:rFonts w:ascii="Arial" w:hAnsi="Arial"/>
+                <w:sz w:val="20"/>
+              </w:rPr>
+              <w:t>1.62</w:t>
+            </w:r>
+          </w:p>
+        </w:tc>
+        <w:tc>
+          <w:tcPr>
+            <w:tcW w:type="dxa" w:w="936"/>
+            <w:vAlign w:val="center"/>
+          </w:tcPr>
+          <w:p>
+            <w:r/>
+            <w:r>
+              <w:rPr>
+                <w:rFonts w:ascii="Arial" w:hAnsi="Arial"/>
+                <w:sz w:val="20"/>
+              </w:rPr>
+              <w:t>3.6</w:t>
+            </w:r>
+          </w:p>
+        </w:tc>
+        <w:tc>
+          <w:tcPr>
+            <w:tcW w:type="dxa" w:w="936"/>
+            <w:vAlign w:val="center"/>
+          </w:tcPr>
+          <w:p>
+            <w:r/>
+            <w:r>
+              <w:rPr>
+                <w:rFonts w:ascii="Arial" w:hAnsi="Arial"/>
+                <w:sz w:val="20"/>
+              </w:rPr>
+              <w:t>2.51</w:t>
             </w:r>
           </w:p>
         </w:tc>
@@ -12664,75 +12664,75 @@
                 <w:rFonts w:ascii="Arial" w:hAnsi="Arial"/>
                 <w:sz w:val="20"/>
               </w:rPr>
-              <w:t>J</w:t>
-            </w:r>
-          </w:p>
-        </w:tc>
-        <w:tc>
-          <w:tcPr>
-            <w:tcW w:type="dxa" w:w="936"/>
-            <w:shd w:val="clear" w:color="auto" w:fill="F2F2F2"/>
-            <w:vAlign w:val="center"/>
-          </w:tcPr>
-          <w:p>
-            <w:r/>
-            <w:r>
-              <w:rPr>
-                <w:rFonts w:ascii="Arial" w:hAnsi="Arial"/>
-                <w:sz w:val="20"/>
-              </w:rPr>
-              <w:t>Information Media and Telecommunications</w:t>
-            </w:r>
-          </w:p>
-        </w:tc>
-        <w:tc>
-          <w:tcPr>
-            <w:tcW w:type="dxa" w:w="936"/>
-            <w:shd w:val="clear" w:color="auto" w:fill="F2F2F2"/>
-            <w:vAlign w:val="center"/>
-          </w:tcPr>
-          <w:p>
-            <w:r/>
-            <w:r>
-              <w:rPr>
-                <w:rFonts w:ascii="Arial" w:hAnsi="Arial"/>
-                <w:sz w:val="20"/>
-              </w:rPr>
-              <w:t>2.12</w:t>
-            </w:r>
-          </w:p>
-        </w:tc>
-        <w:tc>
-          <w:tcPr>
-            <w:tcW w:type="dxa" w:w="936"/>
-            <w:shd w:val="clear" w:color="auto" w:fill="F2F2F2"/>
-            <w:vAlign w:val="center"/>
-          </w:tcPr>
-          <w:p>
-            <w:r/>
-            <w:r>
-              <w:rPr>
-                <w:rFonts w:ascii="Arial" w:hAnsi="Arial"/>
-                <w:sz w:val="20"/>
-              </w:rPr>
-              <w:t>3.0</w:t>
-            </w:r>
-          </w:p>
-        </w:tc>
-        <w:tc>
-          <w:tcPr>
-            <w:tcW w:type="dxa" w:w="936"/>
-            <w:shd w:val="clear" w:color="auto" w:fill="F2F2F2"/>
-            <w:vAlign w:val="center"/>
-          </w:tcPr>
-          <w:p>
-            <w:r/>
-            <w:r>
-              <w:rPr>
-                <w:rFonts w:ascii="Arial" w:hAnsi="Arial"/>
-                <w:sz w:val="20"/>
-              </w:rPr>
-              <w:t>2.52</w:t>
+              <w:t>P</w:t>
+            </w:r>
+          </w:p>
+        </w:tc>
+        <w:tc>
+          <w:tcPr>
+            <w:tcW w:type="dxa" w:w="936"/>
+            <w:shd w:val="clear" w:color="auto" w:fill="F2F2F2"/>
+            <w:vAlign w:val="center"/>
+          </w:tcPr>
+          <w:p>
+            <w:r/>
+            <w:r>
+              <w:rPr>
+                <w:rFonts w:ascii="Arial" w:hAnsi="Arial"/>
+                <w:sz w:val="20"/>
+              </w:rPr>
+              <w:t>Education and Training</w:t>
+            </w:r>
+          </w:p>
+        </w:tc>
+        <w:tc>
+          <w:tcPr>
+            <w:tcW w:type="dxa" w:w="936"/>
+            <w:shd w:val="clear" w:color="auto" w:fill="F2F2F2"/>
+            <w:vAlign w:val="center"/>
+          </w:tcPr>
+          <w:p>
+            <w:r/>
+            <w:r>
+              <w:rPr>
+                <w:rFonts w:ascii="Arial" w:hAnsi="Arial"/>
+                <w:sz w:val="20"/>
+              </w:rPr>
+              <w:t>1.75</w:t>
+            </w:r>
+          </w:p>
+        </w:tc>
+        <w:tc>
+          <w:tcPr>
+            <w:tcW w:type="dxa" w:w="936"/>
+            <w:shd w:val="clear" w:color="auto" w:fill="F2F2F2"/>
+            <w:vAlign w:val="center"/>
+          </w:tcPr>
+          <w:p>
+            <w:r/>
+            <w:r>
+              <w:rPr>
+                <w:rFonts w:ascii="Arial" w:hAnsi="Arial"/>
+                <w:sz w:val="20"/>
+              </w:rPr>
+              <w:t>3.4</w:t>
+            </w:r>
+          </w:p>
+        </w:tc>
+        <w:tc>
+          <w:tcPr>
+            <w:tcW w:type="dxa" w:w="936"/>
+            <w:shd w:val="clear" w:color="auto" w:fill="F2F2F2"/>
+            <w:vAlign w:val="center"/>
+          </w:tcPr>
+          <w:p>
+            <w:r/>
+            <w:r>
+              <w:rPr>
+                <w:rFonts w:ascii="Arial" w:hAnsi="Arial"/>
+                <w:sz w:val="20"/>
+              </w:rPr>
+              <w:t>2.49</w:t>
             </w:r>
           </w:p>
         </w:tc>
@@ -12834,71 +12834,71 @@
                 <w:rFonts w:ascii="Arial" w:hAnsi="Arial"/>
                 <w:sz w:val="20"/>
               </w:rPr>
-              <w:t>O</w:t>
-            </w:r>
-          </w:p>
-        </w:tc>
-        <w:tc>
-          <w:tcPr>
-            <w:tcW w:type="dxa" w:w="936"/>
-            <w:vAlign w:val="center"/>
-          </w:tcPr>
-          <w:p>
-            <w:r/>
-            <w:r>
-              <w:rPr>
-                <w:rFonts w:ascii="Arial" w:hAnsi="Arial"/>
-                <w:sz w:val="20"/>
-              </w:rPr>
-              <w:t>Public Administration and Safety</w:t>
-            </w:r>
-          </w:p>
-        </w:tc>
-        <w:tc>
-          <w:tcPr>
-            <w:tcW w:type="dxa" w:w="936"/>
-            <w:vAlign w:val="center"/>
-          </w:tcPr>
-          <w:p>
-            <w:r/>
-            <w:r>
-              <w:rPr>
-                <w:rFonts w:ascii="Arial" w:hAnsi="Arial"/>
-                <w:sz w:val="20"/>
-              </w:rPr>
-              <w:t>1.62</w:t>
-            </w:r>
-          </w:p>
-        </w:tc>
-        <w:tc>
-          <w:tcPr>
-            <w:tcW w:type="dxa" w:w="936"/>
-            <w:vAlign w:val="center"/>
-          </w:tcPr>
-          <w:p>
-            <w:r/>
-            <w:r>
-              <w:rPr>
-                <w:rFonts w:ascii="Arial" w:hAnsi="Arial"/>
-                <w:sz w:val="20"/>
-              </w:rPr>
-              <w:t>3.6</w:t>
-            </w:r>
-          </w:p>
-        </w:tc>
-        <w:tc>
-          <w:tcPr>
-            <w:tcW w:type="dxa" w:w="936"/>
-            <w:vAlign w:val="center"/>
-          </w:tcPr>
-          <w:p>
-            <w:r/>
-            <w:r>
-              <w:rPr>
-                <w:rFonts w:ascii="Arial" w:hAnsi="Arial"/>
-                <w:sz w:val="20"/>
-              </w:rPr>
-              <w:t>2.51</w:t>
+              <w:t>L</w:t>
+            </w:r>
+          </w:p>
+        </w:tc>
+        <w:tc>
+          <w:tcPr>
+            <w:tcW w:type="dxa" w:w="936"/>
+            <w:vAlign w:val="center"/>
+          </w:tcPr>
+          <w:p>
+            <w:r/>
+            <w:r>
+              <w:rPr>
+                <w:rFonts w:ascii="Arial" w:hAnsi="Arial"/>
+                <w:sz w:val="20"/>
+              </w:rPr>
+              <w:t>Rental, Hiring and Real Estate Services</w:t>
+            </w:r>
+          </w:p>
+        </w:tc>
+        <w:tc>
+          <w:tcPr>
+            <w:tcW w:type="dxa" w:w="936"/>
+            <w:vAlign w:val="center"/>
+          </w:tcPr>
+          <w:p>
+            <w:r/>
+            <w:r>
+              <w:rPr>
+                <w:rFonts w:ascii="Arial" w:hAnsi="Arial"/>
+                <w:sz w:val="20"/>
+              </w:rPr>
+              <w:t>2.38</w:t>
+            </w:r>
+          </w:p>
+        </w:tc>
+        <w:tc>
+          <w:tcPr>
+            <w:tcW w:type="dxa" w:w="936"/>
+            <w:vAlign w:val="center"/>
+          </w:tcPr>
+          <w:p>
+            <w:r/>
+            <w:r>
+              <w:rPr>
+                <w:rFonts w:ascii="Arial" w:hAnsi="Arial"/>
+                <w:sz w:val="20"/>
+              </w:rPr>
+              <w:t>2.6</w:t>
+            </w:r>
+          </w:p>
+        </w:tc>
+        <w:tc>
+          <w:tcPr>
+            <w:tcW w:type="dxa" w:w="936"/>
+            <w:vAlign w:val="center"/>
+          </w:tcPr>
+          <w:p>
+            <w:r/>
+            <w:r>
+              <w:rPr>
+                <w:rFonts w:ascii="Arial" w:hAnsi="Arial"/>
+                <w:sz w:val="20"/>
+              </w:rPr>
+              <w:t>2.48</w:t>
             </w:r>
           </w:p>
         </w:tc>
@@ -12998,75 +12998,75 @@
                 <w:rFonts w:ascii="Arial" w:hAnsi="Arial"/>
                 <w:sz w:val="20"/>
               </w:rPr>
-              <w:t>P</w:t>
-            </w:r>
-          </w:p>
-        </w:tc>
-        <w:tc>
-          <w:tcPr>
-            <w:tcW w:type="dxa" w:w="936"/>
-            <w:shd w:val="clear" w:color="auto" w:fill="F2F2F2"/>
-            <w:vAlign w:val="center"/>
-          </w:tcPr>
-          <w:p>
-            <w:r/>
-            <w:r>
-              <w:rPr>
-                <w:rFonts w:ascii="Arial" w:hAnsi="Arial"/>
-                <w:sz w:val="20"/>
-              </w:rPr>
-              <w:t>Education and Training</w:t>
-            </w:r>
-          </w:p>
-        </w:tc>
-        <w:tc>
-          <w:tcPr>
-            <w:tcW w:type="dxa" w:w="936"/>
-            <w:shd w:val="clear" w:color="auto" w:fill="F2F2F2"/>
-            <w:vAlign w:val="center"/>
-          </w:tcPr>
-          <w:p>
-            <w:r/>
-            <w:r>
-              <w:rPr>
-                <w:rFonts w:ascii="Arial" w:hAnsi="Arial"/>
-                <w:sz w:val="20"/>
-              </w:rPr>
-              <w:t>1.75</w:t>
-            </w:r>
-          </w:p>
-        </w:tc>
-        <w:tc>
-          <w:tcPr>
-            <w:tcW w:type="dxa" w:w="936"/>
-            <w:shd w:val="clear" w:color="auto" w:fill="F2F2F2"/>
-            <w:vAlign w:val="center"/>
-          </w:tcPr>
-          <w:p>
-            <w:r/>
-            <w:r>
-              <w:rPr>
-                <w:rFonts w:ascii="Arial" w:hAnsi="Arial"/>
-                <w:sz w:val="20"/>
-              </w:rPr>
-              <w:t>3.4</w:t>
-            </w:r>
-          </w:p>
-        </w:tc>
-        <w:tc>
-          <w:tcPr>
-            <w:tcW w:type="dxa" w:w="936"/>
-            <w:shd w:val="clear" w:color="auto" w:fill="F2F2F2"/>
-            <w:vAlign w:val="center"/>
-          </w:tcPr>
-          <w:p>
-            <w:r/>
-            <w:r>
-              <w:rPr>
-                <w:rFonts w:ascii="Arial" w:hAnsi="Arial"/>
-                <w:sz w:val="20"/>
-              </w:rPr>
-              <w:t>2.49</w:t>
+              <w:t>I</w:t>
+            </w:r>
+          </w:p>
+        </w:tc>
+        <w:tc>
+          <w:tcPr>
+            <w:tcW w:type="dxa" w:w="936"/>
+            <w:shd w:val="clear" w:color="auto" w:fill="F2F2F2"/>
+            <w:vAlign w:val="center"/>
+          </w:tcPr>
+          <w:p>
+            <w:r/>
+            <w:r>
+              <w:rPr>
+                <w:rFonts w:ascii="Arial" w:hAnsi="Arial"/>
+                <w:sz w:val="20"/>
+              </w:rPr>
+              <w:t>Transport, Postal and Warehousing</w:t>
+            </w:r>
+          </w:p>
+        </w:tc>
+        <w:tc>
+          <w:tcPr>
+            <w:tcW w:type="dxa" w:w="936"/>
+            <w:shd w:val="clear" w:color="auto" w:fill="F2F2F2"/>
+            <w:vAlign w:val="center"/>
+          </w:tcPr>
+          <w:p>
+            <w:r/>
+            <w:r>
+              <w:rPr>
+                <w:rFonts w:ascii="Arial" w:hAnsi="Arial"/>
+                <w:sz w:val="20"/>
+              </w:rPr>
+              <w:t>2.5</w:t>
+            </w:r>
+          </w:p>
+        </w:tc>
+        <w:tc>
+          <w:tcPr>
+            <w:tcW w:type="dxa" w:w="936"/>
+            <w:shd w:val="clear" w:color="auto" w:fill="F2F2F2"/>
+            <w:vAlign w:val="center"/>
+          </w:tcPr>
+          <w:p>
+            <w:r/>
+            <w:r>
+              <w:rPr>
+                <w:rFonts w:ascii="Arial" w:hAnsi="Arial"/>
+                <w:sz w:val="20"/>
+              </w:rPr>
+              <w:t>2.4</w:t>
+            </w:r>
+          </w:p>
+        </w:tc>
+        <w:tc>
+          <w:tcPr>
+            <w:tcW w:type="dxa" w:w="936"/>
+            <w:shd w:val="clear" w:color="auto" w:fill="F2F2F2"/>
+            <w:vAlign w:val="center"/>
+          </w:tcPr>
+          <w:p>
+            <w:r/>
+            <w:r>
+              <w:rPr>
+                <w:rFonts w:ascii="Arial" w:hAnsi="Arial"/>
+                <w:sz w:val="20"/>
+              </w:rPr>
+              <w:t>2.46</w:t>
             </w:r>
           </w:p>
         </w:tc>
@@ -13168,71 +13168,71 @@
                 <w:rFonts w:ascii="Arial" w:hAnsi="Arial"/>
                 <w:sz w:val="20"/>
               </w:rPr>
-              <w:t>L</w:t>
-            </w:r>
-          </w:p>
-        </w:tc>
-        <w:tc>
-          <w:tcPr>
-            <w:tcW w:type="dxa" w:w="936"/>
-            <w:vAlign w:val="center"/>
-          </w:tcPr>
-          <w:p>
-            <w:r/>
-            <w:r>
-              <w:rPr>
-                <w:rFonts w:ascii="Arial" w:hAnsi="Arial"/>
-                <w:sz w:val="20"/>
-              </w:rPr>
-              <w:t>Rental, Hiring and Real Estate Services</w:t>
-            </w:r>
-          </w:p>
-        </w:tc>
-        <w:tc>
-          <w:tcPr>
-            <w:tcW w:type="dxa" w:w="936"/>
-            <w:vAlign w:val="center"/>
-          </w:tcPr>
-          <w:p>
-            <w:r/>
-            <w:r>
-              <w:rPr>
-                <w:rFonts w:ascii="Arial" w:hAnsi="Arial"/>
-                <w:sz w:val="20"/>
-              </w:rPr>
-              <w:t>2.38</w:t>
-            </w:r>
-          </w:p>
-        </w:tc>
-        <w:tc>
-          <w:tcPr>
-            <w:tcW w:type="dxa" w:w="936"/>
-            <w:vAlign w:val="center"/>
-          </w:tcPr>
-          <w:p>
-            <w:r/>
-            <w:r>
-              <w:rPr>
-                <w:rFonts w:ascii="Arial" w:hAnsi="Arial"/>
-                <w:sz w:val="20"/>
-              </w:rPr>
-              <w:t>2.6</w:t>
-            </w:r>
-          </w:p>
-        </w:tc>
-        <w:tc>
-          <w:tcPr>
-            <w:tcW w:type="dxa" w:w="936"/>
-            <w:vAlign w:val="center"/>
-          </w:tcPr>
-          <w:p>
-            <w:r/>
-            <w:r>
-              <w:rPr>
-                <w:rFonts w:ascii="Arial" w:hAnsi="Arial"/>
-                <w:sz w:val="20"/>
-              </w:rPr>
-              <w:t>2.48</w:t>
+              <w:t>N</w:t>
+            </w:r>
+          </w:p>
+        </w:tc>
+        <w:tc>
+          <w:tcPr>
+            <w:tcW w:type="dxa" w:w="936"/>
+            <w:vAlign w:val="center"/>
+          </w:tcPr>
+          <w:p>
+            <w:r/>
+            <w:r>
+              <w:rPr>
+                <w:rFonts w:ascii="Arial" w:hAnsi="Arial"/>
+                <w:sz w:val="20"/>
+              </w:rPr>
+              <w:t>Administrative and Support Services</w:t>
+            </w:r>
+          </w:p>
+        </w:tc>
+        <w:tc>
+          <w:tcPr>
+            <w:tcW w:type="dxa" w:w="936"/>
+            <w:vAlign w:val="center"/>
+          </w:tcPr>
+          <w:p>
+            <w:r/>
+            <w:r>
+              <w:rPr>
+                <w:rFonts w:ascii="Arial" w:hAnsi="Arial"/>
+                <w:sz w:val="20"/>
+              </w:rPr>
+              <w:t>2.12</w:t>
+            </w:r>
+          </w:p>
+        </w:tc>
+        <w:tc>
+          <w:tcPr>
+            <w:tcW w:type="dxa" w:w="936"/>
+            <w:vAlign w:val="center"/>
+          </w:tcPr>
+          <w:p>
+            <w:r/>
+            <w:r>
+              <w:rPr>
+                <w:rFonts w:ascii="Arial" w:hAnsi="Arial"/>
+                <w:sz w:val="20"/>
+              </w:rPr>
+              <w:t>2.8</w:t>
+            </w:r>
+          </w:p>
+        </w:tc>
+        <w:tc>
+          <w:tcPr>
+            <w:tcW w:type="dxa" w:w="936"/>
+            <w:vAlign w:val="center"/>
+          </w:tcPr>
+          <w:p>
+            <w:r/>
+            <w:r>
+              <w:rPr>
+                <w:rFonts w:ascii="Arial" w:hAnsi="Arial"/>
+                <w:sz w:val="20"/>
+              </w:rPr>
+              <w:t>2.43</w:t>
             </w:r>
           </w:p>
         </w:tc>
@@ -13332,24 +13332,24 @@
                 <w:rFonts w:ascii="Arial" w:hAnsi="Arial"/>
                 <w:sz w:val="20"/>
               </w:rPr>
-              <w:t>N</w:t>
-            </w:r>
-          </w:p>
-        </w:tc>
-        <w:tc>
-          <w:tcPr>
-            <w:tcW w:type="dxa" w:w="936"/>
-            <w:shd w:val="clear" w:color="auto" w:fill="F2F2F2"/>
-            <w:vAlign w:val="center"/>
-          </w:tcPr>
-          <w:p>
-            <w:r/>
-            <w:r>
-              <w:rPr>
-                <w:rFonts w:ascii="Arial" w:hAnsi="Arial"/>
-                <w:sz w:val="20"/>
-              </w:rPr>
-              <w:t>Administrative and Support Services</w:t>
+              <w:t>J</w:t>
+            </w:r>
+          </w:p>
+        </w:tc>
+        <w:tc>
+          <w:tcPr>
+            <w:tcW w:type="dxa" w:w="936"/>
+            <w:shd w:val="clear" w:color="auto" w:fill="F2F2F2"/>
+            <w:vAlign w:val="center"/>
+          </w:tcPr>
+          <w:p>
+            <w:r/>
+            <w:r>
+              <w:rPr>
+                <w:rFonts w:ascii="Arial" w:hAnsi="Arial"/>
+                <w:sz w:val="20"/>
+              </w:rPr>
+              <w:t>Information Media and Telecommunications</w:t>
             </w:r>
           </w:p>
         </w:tc>
@@ -13383,24 +13383,24 @@
                 <w:rFonts w:ascii="Arial" w:hAnsi="Arial"/>
                 <w:sz w:val="20"/>
               </w:rPr>
-              <w:t>2.8</w:t>
-            </w:r>
-          </w:p>
-        </w:tc>
-        <w:tc>
-          <w:tcPr>
-            <w:tcW w:type="dxa" w:w="936"/>
-            <w:shd w:val="clear" w:color="auto" w:fill="F2F2F2"/>
-            <w:vAlign w:val="center"/>
-          </w:tcPr>
-          <w:p>
-            <w:r/>
-            <w:r>
-              <w:rPr>
-                <w:rFonts w:ascii="Arial" w:hAnsi="Arial"/>
-                <w:sz w:val="20"/>
-              </w:rPr>
-              <w:t>2.43</w:t>
+              <w:t>2.6</w:t>
+            </w:r>
+          </w:p>
+        </w:tc>
+        <w:tc>
+          <w:tcPr>
+            <w:tcW w:type="dxa" w:w="936"/>
+            <w:shd w:val="clear" w:color="auto" w:fill="F2F2F2"/>
+            <w:vAlign w:val="center"/>
+          </w:tcPr>
+          <w:p>
+            <w:r/>
+            <w:r>
+              <w:rPr>
+                <w:rFonts w:ascii="Arial" w:hAnsi="Arial"/>
+                <w:sz w:val="20"/>
+              </w:rPr>
+              <w:t>2.34</w:t>
             </w:r>
           </w:p>
         </w:tc>
@@ -14051,58 +14051,58 @@
                 <w:rFonts w:ascii="Arial" w:hAnsi="Arial"/>
                 <w:sz w:val="20"/>
               </w:rPr>
-              <w:t>2.4</w:t>
-            </w:r>
-          </w:p>
-        </w:tc>
-        <w:tc>
-          <w:tcPr>
-            <w:tcW w:type="dxa" w:w="936"/>
-            <w:shd w:val="clear" w:color="auto" w:fill="F2F2F2"/>
-            <w:vAlign w:val="center"/>
-          </w:tcPr>
-          <w:p>
-            <w:r/>
-            <w:r>
-              <w:rPr>
-                <w:rFonts w:ascii="Arial" w:hAnsi="Arial"/>
-                <w:sz w:val="20"/>
-              </w:rPr>
-              <w:t>2.04</w:t>
-            </w:r>
-          </w:p>
-        </w:tc>
-        <w:tc>
-          <w:tcPr>
-            <w:tcW w:type="dxa" w:w="936"/>
-            <w:shd w:val="clear" w:color="auto" w:fill="F2F2F2"/>
-            <w:vAlign w:val="center"/>
-          </w:tcPr>
-          <w:p>
-            <w:r/>
-            <w:r>
-              <w:rPr>
-                <w:rFonts w:ascii="Arial" w:hAnsi="Arial"/>
-                <w:sz w:val="20"/>
-              </w:rPr>
-              <w:t>Medium</w:t>
-            </w:r>
-          </w:p>
-        </w:tc>
-        <w:tc>
-          <w:tcPr>
-            <w:tcW w:type="dxa" w:w="936"/>
-            <w:shd w:val="clear" w:color="auto" w:fill="F2F2F2"/>
-            <w:vAlign w:val="center"/>
-          </w:tcPr>
-          <w:p>
-            <w:r/>
-            <w:r>
-              <w:rPr>
-                <w:rFonts w:ascii="Arial" w:hAnsi="Arial"/>
-                <w:sz w:val="20"/>
-              </w:rPr>
-              <w:t>1.0</w:t>
+              <w:t>2.0</w:t>
+            </w:r>
+          </w:p>
+        </w:tc>
+        <w:tc>
+          <w:tcPr>
+            <w:tcW w:type="dxa" w:w="936"/>
+            <w:shd w:val="clear" w:color="auto" w:fill="F2F2F2"/>
+            <w:vAlign w:val="center"/>
+          </w:tcPr>
+          <w:p>
+            <w:r/>
+            <w:r>
+              <w:rPr>
+                <w:rFonts w:ascii="Arial" w:hAnsi="Arial"/>
+                <w:sz w:val="20"/>
+              </w:rPr>
+              <w:t>1.86</w:t>
+            </w:r>
+          </w:p>
+        </w:tc>
+        <w:tc>
+          <w:tcPr>
+            <w:tcW w:type="dxa" w:w="936"/>
+            <w:shd w:val="clear" w:color="auto" w:fill="F2F2F2"/>
+            <w:vAlign w:val="center"/>
+          </w:tcPr>
+          <w:p>
+            <w:r/>
+            <w:r>
+              <w:rPr>
+                <w:rFonts w:ascii="Arial" w:hAnsi="Arial"/>
+                <w:sz w:val="20"/>
+              </w:rPr>
+              <w:t>Moderate-low</w:t>
+            </w:r>
+          </w:p>
+        </w:tc>
+        <w:tc>
+          <w:tcPr>
+            <w:tcW w:type="dxa" w:w="936"/>
+            <w:shd w:val="clear" w:color="auto" w:fill="F2F2F2"/>
+            <w:vAlign w:val="center"/>
+          </w:tcPr>
+          <w:p>
+            <w:r/>
+            <w:r>
+              <w:rPr>
+                <w:rFonts w:ascii="Arial" w:hAnsi="Arial"/>
+                <w:sz w:val="20"/>
+              </w:rPr>
+              <w:t>0.95</w:t>
             </w:r>
           </w:p>
         </w:tc>
@@ -14458,7 +14458,7 @@
                 <w:rFonts w:ascii="Arial" w:hAnsi="Arial"/>
                 <w:sz w:val="20"/>
               </w:rPr>
-              <w:t>2.87</w:t>
+              <w:t>3.28</w:t>
             </w:r>
           </w:p>
         </w:tc>
@@ -14592,41 +14592,41 @@
                 <w:rFonts w:ascii="Arial" w:hAnsi="Arial"/>
                 <w:sz w:val="20"/>
               </w:rPr>
-              <w:t>1.1</w:t>
-            </w:r>
-          </w:p>
-        </w:tc>
-        <w:tc>
-          <w:tcPr>
-            <w:tcW w:type="dxa" w:w="936"/>
-            <w:shd w:val="clear" w:color="auto" w:fill="F2F2F2"/>
-            <w:vAlign w:val="center"/>
-          </w:tcPr>
-          <w:p>
-            <w:r/>
-            <w:r>
-              <w:rPr>
-                <w:rFonts w:ascii="Arial" w:hAnsi="Arial"/>
-                <w:sz w:val="20"/>
-              </w:rPr>
-              <w:t>3.06</w:t>
-            </w:r>
-          </w:p>
-        </w:tc>
-        <w:tc>
-          <w:tcPr>
-            <w:tcW w:type="dxa" w:w="936"/>
-            <w:shd w:val="clear" w:color="auto" w:fill="F2F2F2"/>
-            <w:vAlign w:val="center"/>
-          </w:tcPr>
-          <w:p>
-            <w:r/>
-            <w:r>
-              <w:rPr>
-                <w:rFonts w:ascii="Arial" w:hAnsi="Arial"/>
-                <w:sz w:val="20"/>
-              </w:rPr>
-              <w:t>3.21</w:t>
+              <w:t>1.15</w:t>
+            </w:r>
+          </w:p>
+        </w:tc>
+        <w:tc>
+          <w:tcPr>
+            <w:tcW w:type="dxa" w:w="936"/>
+            <w:shd w:val="clear" w:color="auto" w:fill="F2F2F2"/>
+            <w:vAlign w:val="center"/>
+          </w:tcPr>
+          <w:p>
+            <w:r/>
+            <w:r>
+              <w:rPr>
+                <w:rFonts w:ascii="Arial" w:hAnsi="Arial"/>
+                <w:sz w:val="20"/>
+              </w:rPr>
+              <w:t>3.29</w:t>
+            </w:r>
+          </w:p>
+        </w:tc>
+        <w:tc>
+          <w:tcPr>
+            <w:tcW w:type="dxa" w:w="936"/>
+            <w:shd w:val="clear" w:color="auto" w:fill="F2F2F2"/>
+            <w:vAlign w:val="center"/>
+          </w:tcPr>
+          <w:p>
+            <w:r/>
+            <w:r>
+              <w:rPr>
+                <w:rFonts w:ascii="Arial" w:hAnsi="Arial"/>
+                <w:sz w:val="20"/>
+              </w:rPr>
+              <w:t>3.44</w:t>
             </w:r>
           </w:p>
         </w:tc>
@@ -14694,7 +14694,7 @@
                 <w:rFonts w:ascii="Arial" w:hAnsi="Arial"/>
                 <w:sz w:val="20"/>
               </w:rPr>
-              <w:t>Moderate-high</w:t>
+              <w:t>Elevated</w:t>
             </w:r>
           </w:p>
         </w:tc>
@@ -14760,55 +14760,55 @@
                 <w:rFonts w:ascii="Arial" w:hAnsi="Arial"/>
                 <w:sz w:val="20"/>
               </w:rPr>
-              <w:t>1.0</w:t>
-            </w:r>
-          </w:p>
-        </w:tc>
-        <w:tc>
-          <w:tcPr>
-            <w:tcW w:type="dxa" w:w="936"/>
-            <w:vAlign w:val="center"/>
-          </w:tcPr>
-          <w:p>
-            <w:r/>
-            <w:r>
-              <w:rPr>
-                <w:rFonts w:ascii="Arial" w:hAnsi="Arial"/>
-                <w:sz w:val="20"/>
-              </w:rPr>
-              <w:t>2.23</w:t>
-            </w:r>
-          </w:p>
-        </w:tc>
-        <w:tc>
-          <w:tcPr>
-            <w:tcW w:type="dxa" w:w="936"/>
-            <w:vAlign w:val="center"/>
-          </w:tcPr>
-          <w:p>
-            <w:r/>
-            <w:r>
-              <w:rPr>
-                <w:rFonts w:ascii="Arial" w:hAnsi="Arial"/>
-                <w:sz w:val="20"/>
-              </w:rPr>
-              <w:t>2.56</w:t>
-            </w:r>
-          </w:p>
-        </w:tc>
-        <w:tc>
-          <w:tcPr>
-            <w:tcW w:type="dxa" w:w="936"/>
-            <w:vAlign w:val="center"/>
-          </w:tcPr>
-          <w:p>
-            <w:r/>
-            <w:r>
-              <w:rPr>
-                <w:rFonts w:ascii="Arial" w:hAnsi="Arial"/>
-                <w:sz w:val="20"/>
-              </w:rPr>
-              <w:t>neutral</w:t>
+              <w:t>0.95</w:t>
+            </w:r>
+          </w:p>
+        </w:tc>
+        <w:tc>
+          <w:tcPr>
+            <w:tcW w:type="dxa" w:w="936"/>
+            <w:vAlign w:val="center"/>
+          </w:tcPr>
+          <w:p>
+            <w:r/>
+            <w:r>
+              <w:rPr>
+                <w:rFonts w:ascii="Arial" w:hAnsi="Arial"/>
+                <w:sz w:val="20"/>
+              </w:rPr>
+              <w:t>1.85</w:t>
+            </w:r>
+          </w:p>
+        </w:tc>
+        <w:tc>
+          <w:tcPr>
+            <w:tcW w:type="dxa" w:w="936"/>
+            <w:vAlign w:val="center"/>
+          </w:tcPr>
+          <w:p>
+            <w:r/>
+            <w:r>
+              <w:rPr>
+                <w:rFonts w:ascii="Arial" w:hAnsi="Arial"/>
+                <w:sz w:val="20"/>
+              </w:rPr>
+              <w:t>2.17</w:t>
+            </w:r>
+          </w:p>
+        </w:tc>
+        <w:tc>
+          <w:tcPr>
+            <w:tcW w:type="dxa" w:w="936"/>
+            <w:vAlign w:val="center"/>
+          </w:tcPr>
+          <w:p>
+            <w:r/>
+            <w:r>
+              <w:rPr>
+                <w:rFonts w:ascii="Arial" w:hAnsi="Arial"/>
+                <w:sz w:val="20"/>
+              </w:rPr>
+              <w:t>growth</w:t>
             </w:r>
           </w:p>
         </w:tc>
@@ -14840,23 +14840,23 @@
                 <w:rFonts w:ascii="Arial" w:hAnsi="Arial"/>
                 <w:sz w:val="20"/>
               </w:rPr>
-              <w:t>normal</w:t>
-            </w:r>
-          </w:p>
-        </w:tc>
-        <w:tc>
-          <w:tcPr>
-            <w:tcW w:type="dxa" w:w="936"/>
-            <w:vAlign w:val="center"/>
-          </w:tcPr>
-          <w:p>
-            <w:r/>
-            <w:r>
-              <w:rPr>
-                <w:rFonts w:ascii="Arial" w:hAnsi="Arial"/>
-                <w:sz w:val="20"/>
-              </w:rPr>
-              <w:t>Medium</w:t>
+              <w:t>supportive</w:t>
+            </w:r>
+          </w:p>
+        </w:tc>
+        <w:tc>
+          <w:tcPr>
+            <w:tcW w:type="dxa" w:w="936"/>
+            <w:vAlign w:val="center"/>
+          </w:tcPr>
+          <w:p>
+            <w:r/>
+            <w:r>
+              <w:rPr>
+                <w:rFonts w:ascii="Arial" w:hAnsi="Arial"/>
+                <w:sz w:val="20"/>
+              </w:rPr>
+              <w:t>Moderate-low</w:t>
             </w:r>
           </w:p>
         </w:tc>
@@ -14926,41 +14926,41 @@
                 <w:rFonts w:ascii="Arial" w:hAnsi="Arial"/>
                 <w:sz w:val="20"/>
               </w:rPr>
-              <w:t>1.1</w:t>
-            </w:r>
-          </w:p>
-        </w:tc>
-        <w:tc>
-          <w:tcPr>
-            <w:tcW w:type="dxa" w:w="936"/>
-            <w:shd w:val="clear" w:color="auto" w:fill="F2F2F2"/>
-            <w:vAlign w:val="center"/>
-          </w:tcPr>
-          <w:p>
-            <w:r/>
-            <w:r>
-              <w:rPr>
-                <w:rFonts w:ascii="Arial" w:hAnsi="Arial"/>
-                <w:sz w:val="20"/>
-              </w:rPr>
-              <w:t>3.15</w:t>
-            </w:r>
-          </w:p>
-        </w:tc>
-        <w:tc>
-          <w:tcPr>
-            <w:tcW w:type="dxa" w:w="936"/>
-            <w:shd w:val="clear" w:color="auto" w:fill="F2F2F2"/>
-            <w:vAlign w:val="center"/>
-          </w:tcPr>
-          <w:p>
-            <w:r/>
-            <w:r>
-              <w:rPr>
-                <w:rFonts w:ascii="Arial" w:hAnsi="Arial"/>
-                <w:sz w:val="20"/>
-              </w:rPr>
-              <w:t>3.14</w:t>
+              <w:t>1.15</w:t>
+            </w:r>
+          </w:p>
+        </w:tc>
+        <w:tc>
+          <w:tcPr>
+            <w:tcW w:type="dxa" w:w="936"/>
+            <w:shd w:val="clear" w:color="auto" w:fill="F2F2F2"/>
+            <w:vAlign w:val="center"/>
+          </w:tcPr>
+          <w:p>
+            <w:r/>
+            <w:r>
+              <w:rPr>
+                <w:rFonts w:ascii="Arial" w:hAnsi="Arial"/>
+                <w:sz w:val="20"/>
+              </w:rPr>
+              <w:t>3.4</w:t>
+            </w:r>
+          </w:p>
+        </w:tc>
+        <w:tc>
+          <w:tcPr>
+            <w:tcW w:type="dxa" w:w="936"/>
+            <w:shd w:val="clear" w:color="auto" w:fill="F2F2F2"/>
+            <w:vAlign w:val="center"/>
+          </w:tcPr>
+          <w:p>
+            <w:r/>
+            <w:r>
+              <w:rPr>
+                <w:rFonts w:ascii="Arial" w:hAnsi="Arial"/>
+                <w:sz w:val="20"/>
+              </w:rPr>
+              <w:t>3.39</w:t>
             </w:r>
           </w:p>
         </w:tc>
@@ -15028,7 +15028,7 @@
                 <w:rFonts w:ascii="Arial" w:hAnsi="Arial"/>
                 <w:sz w:val="20"/>
               </w:rPr>
-              <w:t>Moderate-high</w:t>
+              <w:t>Elevated</w:t>
             </w:r>
           </w:p>
         </w:tc>
@@ -15110,23 +15110,23 @@
                 <w:rFonts w:ascii="Arial" w:hAnsi="Arial"/>
                 <w:sz w:val="20"/>
               </w:rPr>
-              <w:t>2.92</w:t>
-            </w:r>
-          </w:p>
-        </w:tc>
-        <w:tc>
-          <w:tcPr>
-            <w:tcW w:type="dxa" w:w="936"/>
-            <w:vAlign w:val="center"/>
-          </w:tcPr>
-          <w:p>
-            <w:r/>
-            <w:r>
-              <w:rPr>
-                <w:rFonts w:ascii="Arial" w:hAnsi="Arial"/>
-                <w:sz w:val="20"/>
-              </w:rPr>
-              <w:t>3.08</w:t>
+              <w:t>3.02</w:t>
+            </w:r>
+          </w:p>
+        </w:tc>
+        <w:tc>
+          <w:tcPr>
+            <w:tcW w:type="dxa" w:w="936"/>
+            <w:vAlign w:val="center"/>
+          </w:tcPr>
+          <w:p>
+            <w:r/>
+            <w:r>
+              <w:rPr>
+                <w:rFonts w:ascii="Arial" w:hAnsi="Arial"/>
+                <w:sz w:val="20"/>
+              </w:rPr>
+              <w:t>3.18</w:t>
             </w:r>
           </w:p>
         </w:tc>
@@ -15504,7 +15504,7 @@
                 <w:rFonts w:ascii="Arial" w:hAnsi="Arial"/>
                 <w:sz w:val="20"/>
               </w:rPr>
-              <w:t>Current environment (base scenario). Anchored to a low / improving arrears backdrop (qualitative assumption from RBA FSR) and an average property-cycle softness score of 2.73 (real, ABS building approvals). No diversification benefit assumed (APG 113 para 92).</w:t>
+              <w:t>Current environment (base scenario). Anchored to a low / improving arrears backdrop (qualitative assumption from RBA FSR) and an average property-cycle softness score of 3.14 (real, ABS building approvals). No diversification benefit assumed (APG 113 para 92).</w:t>
             </w:r>
           </w:p>
         </w:tc>
@@ -16505,7 +16505,7 @@
                 <w:rFonts w:ascii="Arial" w:hAnsi="Arial"/>
                 <w:sz w:val="20"/>
               </w:rPr>
-              <w:t>31.7</w:t>
+              <w:t>35.1</w:t>
             </w:r>
           </w:p>
         </w:tc>
@@ -16641,7 +16641,7 @@
                 <w:rFonts w:ascii="Arial" w:hAnsi="Arial"/>
                 <w:sz w:val="20"/>
               </w:rPr>
-              <w:t>0.48</w:t>
+              <w:t>0.47</w:t>
             </w:r>
           </w:p>
         </w:tc>
@@ -16675,7 +16675,7 @@
                 <w:rFonts w:ascii="Arial" w:hAnsi="Arial"/>
                 <w:sz w:val="20"/>
               </w:rPr>
-              <w:t>43.9</w:t>
+              <w:t>51.7</w:t>
             </w:r>
           </w:p>
         </w:tc>
@@ -16807,7 +16807,7 @@
                 <w:rFonts w:ascii="Arial" w:hAnsi="Arial"/>
                 <w:sz w:val="20"/>
               </w:rPr>
-              <w:t>0.1</w:t>
+              <w:t>0.09</w:t>
             </w:r>
           </w:p>
         </w:tc>
@@ -16839,7 +16839,7 @@
                 <w:rFonts w:ascii="Arial" w:hAnsi="Arial"/>
                 <w:sz w:val="20"/>
               </w:rPr>
-              <w:t>52.7</w:t>
+              <w:t>57.2</w:t>
             </w:r>
           </w:p>
         </w:tc>
@@ -16975,7 +16975,7 @@
                 <w:rFonts w:ascii="Arial" w:hAnsi="Arial"/>
                 <w:sz w:val="20"/>
               </w:rPr>
-              <w:t>0.2</w:t>
+              <w:t>0.21</w:t>
             </w:r>
           </w:p>
         </w:tc>
@@ -17009,7 +17009,7 @@
                 <w:rFonts w:ascii="Arial" w:hAnsi="Arial"/>
                 <w:sz w:val="20"/>
               </w:rPr>
-              <w:t>9.1</w:t>
+              <w:t>9.2</w:t>
             </w:r>
           </w:p>
         </w:tc>
@@ -17173,7 +17173,7 @@
                 <w:rFonts w:ascii="Arial" w:hAnsi="Arial"/>
                 <w:sz w:val="20"/>
               </w:rPr>
-              <w:t>20.0</w:t>
+              <w:t>22.0</w:t>
             </w:r>
           </w:p>
         </w:tc>
@@ -17309,7 +17309,7 @@
                 <w:rFonts w:ascii="Arial" w:hAnsi="Arial"/>
                 <w:sz w:val="20"/>
               </w:rPr>
-              <w:t>0.07</w:t>
+              <w:t>0.06</w:t>
             </w:r>
           </w:p>
         </w:tc>
@@ -17343,7 +17343,7 @@
                 <w:rFonts w:ascii="Arial" w:hAnsi="Arial"/>
                 <w:sz w:val="20"/>
               </w:rPr>
-              <w:t>46.1</w:t>
+              <w:t>48.5</w:t>
             </w:r>
           </w:p>
         </w:tc>
@@ -17475,7 +17475,7 @@
                 <w:rFonts w:ascii="Arial" w:hAnsi="Arial"/>
                 <w:sz w:val="20"/>
               </w:rPr>
-              <w:t>0.07</w:t>
+              <w:t>0.05</w:t>
             </w:r>
           </w:p>
         </w:tc>
@@ -17507,7 +17507,7 @@
                 <w:rFonts w:ascii="Arial" w:hAnsi="Arial"/>
                 <w:sz w:val="20"/>
               </w:rPr>
-              <w:t>30.4</w:t>
+              <w:t>32.7</w:t>
             </w:r>
           </w:p>
         </w:tc>
@@ -17643,7 +17643,7 @@
                 <w:rFonts w:ascii="Arial" w:hAnsi="Arial"/>
                 <w:sz w:val="20"/>
               </w:rPr>
-              <w:t>0.1</w:t>
+              <w:t>0.08</w:t>
             </w:r>
           </w:p>
         </w:tc>
@@ -17677,7 +17677,7 @@
                 <w:rFonts w:ascii="Arial" w:hAnsi="Arial"/>
                 <w:sz w:val="20"/>
               </w:rPr>
-              <w:t>6.1</w:t>
+              <w:t>6.0</w:t>
             </w:r>
           </w:p>
         </w:tc>
@@ -17809,7 +17809,7 @@
                 <w:rFonts w:ascii="Arial" w:hAnsi="Arial"/>
                 <w:sz w:val="20"/>
               </w:rPr>
-              <w:t>0.21</w:t>
+              <w:t>0.19</w:t>
             </w:r>
           </w:p>
         </w:tc>
@@ -17841,7 +17841,7 @@
                 <w:rFonts w:ascii="Arial" w:hAnsi="Arial"/>
                 <w:sz w:val="20"/>
               </w:rPr>
-              <w:t>25.4</w:t>
+              <w:t>18.7</w:t>
             </w:r>
           </w:p>
         </w:tc>
@@ -17977,7 +17977,7 @@
                 <w:rFonts w:ascii="Arial" w:hAnsi="Arial"/>
                 <w:sz w:val="20"/>
               </w:rPr>
-              <w:t>0.19</w:t>
+              <w:t>0.2</w:t>
             </w:r>
           </w:p>
         </w:tc>
@@ -18841,7 +18841,7 @@
                 <w:rFonts w:ascii="Arial" w:hAnsi="Arial"/>
                 <w:sz w:val="20"/>
               </w:rPr>
-              <w:t>10.7</w:t>
+              <w:t>11.9</w:t>
             </w:r>
           </w:p>
         </w:tc>
@@ -19142,7 +19142,7 @@
                 <w:rFonts w:ascii="Arial" w:hAnsi="Arial"/>
                 <w:sz w:val="20"/>
               </w:rPr>
-              <w:t>0.12</w:t>
+              <w:t>0.13</w:t>
             </w:r>
           </w:p>
         </w:tc>
@@ -19174,7 +19174,7 @@
                 <w:rFonts w:ascii="Arial" w:hAnsi="Arial"/>
                 <w:sz w:val="20"/>
               </w:rPr>
-              <w:t>15.0</w:t>
+              <w:t>13.7</w:t>
             </w:r>
           </w:p>
         </w:tc>
@@ -19310,7 +19310,7 @@
                 <w:rFonts w:ascii="Arial" w:hAnsi="Arial"/>
                 <w:sz w:val="20"/>
               </w:rPr>
-              <w:t>0.14</w:t>
+              <w:t>0.16</w:t>
             </w:r>
           </w:p>
         </w:tc>
@@ -20002,23 +20002,23 @@
                 <w:rFonts w:ascii="Arial" w:hAnsi="Arial"/>
                 <w:sz w:val="20"/>
               </w:rPr>
-              <w:t>3.2</w:t>
-            </w:r>
-          </w:p>
-        </w:tc>
-        <w:tc>
-          <w:tcPr>
-            <w:tcW w:type="dxa" w:w="936"/>
-            <w:vAlign w:val="center"/>
-          </w:tcPr>
-          <w:p>
-            <w:r/>
-            <w:r>
-              <w:rPr>
-                <w:rFonts w:ascii="Arial" w:hAnsi="Arial"/>
-                <w:sz w:val="20"/>
-              </w:rPr>
-              <w:t>3.71</w:t>
+              <w:t>4.2</w:t>
+            </w:r>
+          </w:p>
+        </w:tc>
+        <w:tc>
+          <w:tcPr>
+            <w:tcW w:type="dxa" w:w="936"/>
+            <w:vAlign w:val="center"/>
+          </w:tcPr>
+          <w:p>
+            <w:r/>
+            <w:r>
+              <w:rPr>
+                <w:rFonts w:ascii="Arial" w:hAnsi="Arial"/>
+                <w:sz w:val="20"/>
+              </w:rPr>
+              <w:t>4.16</w:t>
             </w:r>
           </w:p>
         </w:tc>
@@ -20168,24 +20168,24 @@
                 <w:rFonts w:ascii="Arial" w:hAnsi="Arial"/>
                 <w:sz w:val="20"/>
               </w:rPr>
-              <w:t>3.8</w:t>
-            </w:r>
-          </w:p>
-        </w:tc>
-        <w:tc>
-          <w:tcPr>
-            <w:tcW w:type="dxa" w:w="936"/>
-            <w:shd w:val="clear" w:color="auto" w:fill="F2F2F2"/>
-            <w:vAlign w:val="center"/>
-          </w:tcPr>
-          <w:p>
-            <w:r/>
-            <w:r>
-              <w:rPr>
-                <w:rFonts w:ascii="Arial" w:hAnsi="Arial"/>
-                <w:sz w:val="20"/>
-              </w:rPr>
-              <w:t>3.02</w:t>
+              <w:t>3.6</w:t>
+            </w:r>
+          </w:p>
+        </w:tc>
+        <w:tc>
+          <w:tcPr>
+            <w:tcW w:type="dxa" w:w="936"/>
+            <w:shd w:val="clear" w:color="auto" w:fill="F2F2F2"/>
+            <w:vAlign w:val="center"/>
+          </w:tcPr>
+          <w:p>
+            <w:r/>
+            <w:r>
+              <w:rPr>
+                <w:rFonts w:ascii="Arial" w:hAnsi="Arial"/>
+                <w:sz w:val="20"/>
+              </w:rPr>
+              <w:t>2.93</w:t>
             </w:r>
           </w:p>
         </w:tc>
@@ -20336,39 +20336,39 @@
                 <w:rFonts w:ascii="Arial" w:hAnsi="Arial"/>
                 <w:sz w:val="20"/>
               </w:rPr>
-              <w:t>2.6</w:t>
-            </w:r>
-          </w:p>
-        </w:tc>
-        <w:tc>
-          <w:tcPr>
-            <w:tcW w:type="dxa" w:w="936"/>
-            <w:vAlign w:val="center"/>
-          </w:tcPr>
-          <w:p>
-            <w:r/>
-            <w:r>
-              <w:rPr>
-                <w:rFonts w:ascii="Arial" w:hAnsi="Arial"/>
-                <w:sz w:val="20"/>
-              </w:rPr>
-              <w:t>2.68</w:t>
-            </w:r>
-          </w:p>
-        </w:tc>
-        <w:tc>
-          <w:tcPr>
-            <w:tcW w:type="dxa" w:w="936"/>
-            <w:vAlign w:val="center"/>
-          </w:tcPr>
-          <w:p>
-            <w:r/>
-            <w:r>
-              <w:rPr>
-                <w:rFonts w:ascii="Arial" w:hAnsi="Arial"/>
-                <w:sz w:val="20"/>
-              </w:rPr>
-              <w:t>Medium</w:t>
+              <w:t>3.2</w:t>
+            </w:r>
+          </w:p>
+        </w:tc>
+        <w:tc>
+          <w:tcPr>
+            <w:tcW w:type="dxa" w:w="936"/>
+            <w:vAlign w:val="center"/>
+          </w:tcPr>
+          <w:p>
+            <w:r/>
+            <w:r>
+              <w:rPr>
+                <w:rFonts w:ascii="Arial" w:hAnsi="Arial"/>
+                <w:sz w:val="20"/>
+              </w:rPr>
+              <w:t>2.95</w:t>
+            </w:r>
+          </w:p>
+        </w:tc>
+        <w:tc>
+          <w:tcPr>
+            <w:tcW w:type="dxa" w:w="936"/>
+            <w:vAlign w:val="center"/>
+          </w:tcPr>
+          <w:p>
+            <w:r/>
+            <w:r>
+              <w:rPr>
+                <w:rFonts w:ascii="Arial" w:hAnsi="Arial"/>
+                <w:sz w:val="20"/>
+              </w:rPr>
+              <w:t>Moderate-high</w:t>
             </w:r>
           </w:p>
         </w:tc>
@@ -21004,23 +21004,23 @@
                 <w:rFonts w:ascii="Arial" w:hAnsi="Arial"/>
                 <w:sz w:val="20"/>
               </w:rPr>
-              <w:t>3.0</w:t>
-            </w:r>
-          </w:p>
-        </w:tc>
-        <w:tc>
-          <w:tcPr>
-            <w:tcW w:type="dxa" w:w="936"/>
-            <w:vAlign w:val="center"/>
-          </w:tcPr>
-          <w:p>
-            <w:r/>
-            <w:r>
-              <w:rPr>
-                <w:rFonts w:ascii="Arial" w:hAnsi="Arial"/>
-                <w:sz w:val="20"/>
-              </w:rPr>
-              <w:t>2.52</w:t>
+              <w:t>2.6</w:t>
+            </w:r>
+          </w:p>
+        </w:tc>
+        <w:tc>
+          <w:tcPr>
+            <w:tcW w:type="dxa" w:w="936"/>
+            <w:vAlign w:val="center"/>
+          </w:tcPr>
+          <w:p>
+            <w:r/>
+            <w:r>
+              <w:rPr>
+                <w:rFonts w:ascii="Arial" w:hAnsi="Arial"/>
+                <w:sz w:val="20"/>
+              </w:rPr>
+              <w:t>2.34</w:t>
             </w:r>
           </w:p>
         </w:tc>
@@ -21170,24 +21170,24 @@
                 <w:rFonts w:ascii="Arial" w:hAnsi="Arial"/>
                 <w:sz w:val="20"/>
               </w:rPr>
-              <w:t>3.2</w:t>
-            </w:r>
-          </w:p>
-        </w:tc>
-        <w:tc>
-          <w:tcPr>
-            <w:tcW w:type="dxa" w:w="936"/>
-            <w:shd w:val="clear" w:color="auto" w:fill="F2F2F2"/>
-            <w:vAlign w:val="center"/>
-          </w:tcPr>
-          <w:p>
-            <w:r/>
-            <w:r>
-              <w:rPr>
-                <w:rFonts w:ascii="Arial" w:hAnsi="Arial"/>
-                <w:sz w:val="20"/>
-              </w:rPr>
-              <w:t>3.36</w:t>
+              <w:t>3.4</w:t>
+            </w:r>
+          </w:p>
+        </w:tc>
+        <w:tc>
+          <w:tcPr>
+            <w:tcW w:type="dxa" w:w="936"/>
+            <w:shd w:val="clear" w:color="auto" w:fill="F2F2F2"/>
+            <w:vAlign w:val="center"/>
+          </w:tcPr>
+          <w:p>
+            <w:r/>
+            <w:r>
+              <w:rPr>
+                <w:rFonts w:ascii="Arial" w:hAnsi="Arial"/>
+                <w:sz w:val="20"/>
+              </w:rPr>
+              <w:t>3.46</w:t>
             </w:r>
           </w:p>
         </w:tc>
@@ -21338,23 +21338,23 @@
                 <w:rFonts w:ascii="Arial" w:hAnsi="Arial"/>
                 <w:sz w:val="20"/>
               </w:rPr>
-              <w:t>2.8</w:t>
-            </w:r>
-          </w:p>
-        </w:tc>
-        <w:tc>
-          <w:tcPr>
-            <w:tcW w:type="dxa" w:w="936"/>
-            <w:vAlign w:val="center"/>
-          </w:tcPr>
-          <w:p>
-            <w:r/>
-            <w:r>
-              <w:rPr>
-                <w:rFonts w:ascii="Arial" w:hAnsi="Arial"/>
-                <w:sz w:val="20"/>
-              </w:rPr>
-              <w:t>3.39</w:t>
+              <w:t>3.2</w:t>
+            </w:r>
+          </w:p>
+        </w:tc>
+        <w:tc>
+          <w:tcPr>
+            <w:tcW w:type="dxa" w:w="936"/>
+            <w:vAlign w:val="center"/>
+          </w:tcPr>
+          <w:p>
+            <w:r/>
+            <w:r>
+              <w:rPr>
+                <w:rFonts w:ascii="Arial" w:hAnsi="Arial"/>
+                <w:sz w:val="20"/>
+              </w:rPr>
+              <w:t>3.57</w:t>
             </w:r>
           </w:p>
         </w:tc>
@@ -21672,39 +21672,39 @@
                 <w:rFonts w:ascii="Arial" w:hAnsi="Arial"/>
                 <w:sz w:val="20"/>
               </w:rPr>
-              <w:t>2.4</w:t>
-            </w:r>
-          </w:p>
-        </w:tc>
-        <w:tc>
-          <w:tcPr>
-            <w:tcW w:type="dxa" w:w="936"/>
-            <w:vAlign w:val="center"/>
-          </w:tcPr>
-          <w:p>
-            <w:r/>
-            <w:r>
-              <w:rPr>
-                <w:rFonts w:ascii="Arial" w:hAnsi="Arial"/>
-                <w:sz w:val="20"/>
-              </w:rPr>
-              <w:t>2.04</w:t>
-            </w:r>
-          </w:p>
-        </w:tc>
-        <w:tc>
-          <w:tcPr>
-            <w:tcW w:type="dxa" w:w="936"/>
-            <w:vAlign w:val="center"/>
-          </w:tcPr>
-          <w:p>
-            <w:r/>
-            <w:r>
-              <w:rPr>
-                <w:rFonts w:ascii="Arial" w:hAnsi="Arial"/>
-                <w:sz w:val="20"/>
-              </w:rPr>
-              <w:t>Medium</w:t>
+              <w:t>2.0</w:t>
+            </w:r>
+          </w:p>
+        </w:tc>
+        <w:tc>
+          <w:tcPr>
+            <w:tcW w:type="dxa" w:w="936"/>
+            <w:vAlign w:val="center"/>
+          </w:tcPr>
+          <w:p>
+            <w:r/>
+            <w:r>
+              <w:rPr>
+                <w:rFonts w:ascii="Arial" w:hAnsi="Arial"/>
+                <w:sz w:val="20"/>
+              </w:rPr>
+              <w:t>1.86</w:t>
+            </w:r>
+          </w:p>
+        </w:tc>
+        <w:tc>
+          <w:tcPr>
+            <w:tcW w:type="dxa" w:w="936"/>
+            <w:vAlign w:val="center"/>
+          </w:tcPr>
+          <w:p>
+            <w:r/>
+            <w:r>
+              <w:rPr>
+                <w:rFonts w:ascii="Arial" w:hAnsi="Arial"/>
+                <w:sz w:val="20"/>
+              </w:rPr>
+              <w:t>Moderate-low</w:t>
             </w:r>
           </w:p>
         </w:tc>
@@ -22172,24 +22172,24 @@
                 <w:rFonts w:ascii="Arial" w:hAnsi="Arial"/>
                 <w:sz w:val="20"/>
               </w:rPr>
-              <w:t>3.2</w:t>
-            </w:r>
-          </w:p>
-        </w:tc>
-        <w:tc>
-          <w:tcPr>
-            <w:tcW w:type="dxa" w:w="936"/>
-            <w:shd w:val="clear" w:color="auto" w:fill="F2F2F2"/>
-            <w:vAlign w:val="center"/>
-          </w:tcPr>
-          <w:p>
-            <w:r/>
-            <w:r>
-              <w:rPr>
-                <w:rFonts w:ascii="Arial" w:hAnsi="Arial"/>
-                <w:sz w:val="20"/>
-              </w:rPr>
-              <w:t>3.23</w:t>
+              <w:t>3.4</w:t>
+            </w:r>
+          </w:p>
+        </w:tc>
+        <w:tc>
+          <w:tcPr>
+            <w:tcW w:type="dxa" w:w="936"/>
+            <w:shd w:val="clear" w:color="auto" w:fill="F2F2F2"/>
+            <w:vAlign w:val="center"/>
+          </w:tcPr>
+          <w:p>
+            <w:r/>
+            <w:r>
+              <w:rPr>
+                <w:rFonts w:ascii="Arial" w:hAnsi="Arial"/>
+                <w:sz w:val="20"/>
+              </w:rPr>
+              <w:t>3.32</w:t>
             </w:r>
           </w:p>
         </w:tc>
@@ -22340,23 +22340,23 @@
                 <w:rFonts w:ascii="Arial" w:hAnsi="Arial"/>
                 <w:sz w:val="20"/>
               </w:rPr>
-              <w:t>2.8</w:t>
-            </w:r>
-          </w:p>
-        </w:tc>
-        <w:tc>
-          <w:tcPr>
-            <w:tcW w:type="dxa" w:w="936"/>
-            <w:vAlign w:val="center"/>
-          </w:tcPr>
-          <w:p>
-            <w:r/>
-            <w:r>
-              <w:rPr>
-                <w:rFonts w:ascii="Arial" w:hAnsi="Arial"/>
-                <w:sz w:val="20"/>
-              </w:rPr>
-              <w:t>2.64</w:t>
+              <w:t>2.4</w:t>
+            </w:r>
+          </w:p>
+        </w:tc>
+        <w:tc>
+          <w:tcPr>
+            <w:tcW w:type="dxa" w:w="936"/>
+            <w:vAlign w:val="center"/>
+          </w:tcPr>
+          <w:p>
+            <w:r/>
+            <w:r>
+              <w:rPr>
+                <w:rFonts w:ascii="Arial" w:hAnsi="Arial"/>
+                <w:sz w:val="20"/>
+              </w:rPr>
+              <w:t>2.46</w:t>
             </w:r>
           </w:p>
         </w:tc>
@@ -22506,41 +22506,41 @@
                 <w:rFonts w:ascii="Arial" w:hAnsi="Arial"/>
                 <w:sz w:val="20"/>
               </w:rPr>
-              <w:t>3.2</w:t>
-            </w:r>
-          </w:p>
-        </w:tc>
-        <w:tc>
-          <w:tcPr>
-            <w:tcW w:type="dxa" w:w="936"/>
-            <w:shd w:val="clear" w:color="auto" w:fill="F2F2F2"/>
-            <w:vAlign w:val="center"/>
-          </w:tcPr>
-          <w:p>
-            <w:r/>
-            <w:r>
-              <w:rPr>
-                <w:rFonts w:ascii="Arial" w:hAnsi="Arial"/>
-                <w:sz w:val="20"/>
-              </w:rPr>
-              <w:t>3.16</w:t>
-            </w:r>
-          </w:p>
-        </w:tc>
-        <w:tc>
-          <w:tcPr>
-            <w:tcW w:type="dxa" w:w="936"/>
-            <w:shd w:val="clear" w:color="auto" w:fill="F2F2F2"/>
-            <w:vAlign w:val="center"/>
-          </w:tcPr>
-          <w:p>
-            <w:r/>
-            <w:r>
-              <w:rPr>
-                <w:rFonts w:ascii="Arial" w:hAnsi="Arial"/>
-                <w:sz w:val="20"/>
-              </w:rPr>
-              <w:t>Moderate-high</w:t>
+              <w:t>3.4</w:t>
+            </w:r>
+          </w:p>
+        </w:tc>
+        <w:tc>
+          <w:tcPr>
+            <w:tcW w:type="dxa" w:w="936"/>
+            <w:shd w:val="clear" w:color="auto" w:fill="F2F2F2"/>
+            <w:vAlign w:val="center"/>
+          </w:tcPr>
+          <w:p>
+            <w:r/>
+            <w:r>
+              <w:rPr>
+                <w:rFonts w:ascii="Arial" w:hAnsi="Arial"/>
+                <w:sz w:val="20"/>
+              </w:rPr>
+              <w:t>3.25</w:t>
+            </w:r>
+          </w:p>
+        </w:tc>
+        <w:tc>
+          <w:tcPr>
+            <w:tcW w:type="dxa" w:w="936"/>
+            <w:shd w:val="clear" w:color="auto" w:fill="F2F2F2"/>
+            <w:vAlign w:val="center"/>
+          </w:tcPr>
+          <w:p>
+            <w:r/>
+            <w:r>
+              <w:rPr>
+                <w:rFonts w:ascii="Arial" w:hAnsi="Arial"/>
+                <w:sz w:val="20"/>
+              </w:rPr>
+              <w:t>Elevated</w:t>
             </w:r>
           </w:p>
         </w:tc>
@@ -22850,7 +22850,7 @@
                 <w:rFonts w:ascii="Arial" w:hAnsi="Arial"/>
                 <w:sz w:val="20"/>
               </w:rPr>
-              <w:t>2026-02-01</w:t>
+              <w:t>2026-03-01</w:t>
             </w:r>
           </w:p>
         </w:tc>
@@ -22962,7 +22962,7 @@
                 <w:rFonts w:ascii="Arial" w:hAnsi="Arial"/>
                 <w:sz w:val="20"/>
               </w:rPr>
-              <w:t>-35.72</w:t>
+              <w:t>-19.8</w:t>
             </w:r>
           </w:p>
         </w:tc>
@@ -23013,24 +23013,24 @@
                 <w:rFonts w:ascii="Arial" w:hAnsi="Arial"/>
                 <w:sz w:val="20"/>
               </w:rPr>
-              <w:t>2026-02-01</w:t>
-            </w:r>
-          </w:p>
-        </w:tc>
-        <w:tc>
-          <w:tcPr>
-            <w:tcW w:type="dxa" w:w="936"/>
-            <w:shd w:val="clear" w:color="auto" w:fill="F2F2F2"/>
-            <w:vAlign w:val="center"/>
-          </w:tcPr>
-          <w:p>
-            <w:r/>
-            <w:r>
-              <w:rPr>
-                <w:rFonts w:ascii="Arial" w:hAnsi="Arial"/>
-                <w:sz w:val="20"/>
-              </w:rPr>
-              <w:t>Education buildings</w:t>
+              <w:t>2026-03-01</w:t>
+            </w:r>
+          </w:p>
+        </w:tc>
+        <w:tc>
+          <w:tcPr>
+            <w:tcW w:type="dxa" w:w="936"/>
+            <w:shd w:val="clear" w:color="auto" w:fill="F2F2F2"/>
+            <w:vAlign w:val="center"/>
+          </w:tcPr>
+          <w:p>
+            <w:r/>
+            <w:r>
+              <w:rPr>
+                <w:rFonts w:ascii="Arial" w:hAnsi="Arial"/>
+                <w:sz w:val="20"/>
+              </w:rPr>
+              <w:t>Agricultural and aquacultural buildings</w:t>
             </w:r>
           </w:p>
         </w:tc>
@@ -23064,41 +23064,41 @@
                 <w:rFonts w:ascii="Arial" w:hAnsi="Arial"/>
                 <w:sz w:val="20"/>
               </w:rPr>
-              <w:t>3.25</w:t>
-            </w:r>
-          </w:p>
-        </w:tc>
-        <w:tc>
-          <w:tcPr>
-            <w:tcW w:type="dxa" w:w="936"/>
-            <w:shd w:val="clear" w:color="auto" w:fill="F2F2F2"/>
-            <w:vAlign w:val="center"/>
-          </w:tcPr>
-          <w:p>
-            <w:r/>
-            <w:r>
-              <w:rPr>
-                <w:rFonts w:ascii="Arial" w:hAnsi="Arial"/>
-                <w:sz w:val="20"/>
-              </w:rPr>
-              <w:t>3.56</w:t>
-            </w:r>
-          </w:p>
-        </w:tc>
-        <w:tc>
-          <w:tcPr>
-            <w:tcW w:type="dxa" w:w="936"/>
-            <w:shd w:val="clear" w:color="auto" w:fill="F2F2F2"/>
-            <w:vAlign w:val="center"/>
-          </w:tcPr>
-          <w:p>
-            <w:r/>
-            <w:r>
-              <w:rPr>
-                <w:rFonts w:ascii="Arial" w:hAnsi="Arial"/>
-                <w:sz w:val="20"/>
-              </w:rPr>
-              <w:t>slowing</w:t>
+              <w:t>3.9</w:t>
+            </w:r>
+          </w:p>
+        </w:tc>
+        <w:tc>
+          <w:tcPr>
+            <w:tcW w:type="dxa" w:w="936"/>
+            <w:shd w:val="clear" w:color="auto" w:fill="F2F2F2"/>
+            <w:vAlign w:val="center"/>
+          </w:tcPr>
+          <w:p>
+            <w:r/>
+            <w:r>
+              <w:rPr>
+                <w:rFonts w:ascii="Arial" w:hAnsi="Arial"/>
+                <w:sz w:val="20"/>
+              </w:rPr>
+              <w:t>4.01</w:t>
+            </w:r>
+          </w:p>
+        </w:tc>
+        <w:tc>
+          <w:tcPr>
+            <w:tcW w:type="dxa" w:w="936"/>
+            <w:shd w:val="clear" w:color="auto" w:fill="F2F2F2"/>
+            <w:vAlign w:val="center"/>
+          </w:tcPr>
+          <w:p>
+            <w:r/>
+            <w:r>
+              <w:rPr>
+                <w:rFonts w:ascii="Arial" w:hAnsi="Arial"/>
+                <w:sz w:val="20"/>
+              </w:rPr>
+              <w:t>downturn</w:t>
             </w:r>
           </w:p>
         </w:tc>
@@ -23132,7 +23132,7 @@
                 <w:rFonts w:ascii="Arial" w:hAnsi="Arial"/>
                 <w:sz w:val="20"/>
               </w:rPr>
-              <w:t>-21.37</w:t>
+              <w:t>-27.02</w:t>
             </w:r>
           </w:p>
         </w:tc>
@@ -23184,23 +23184,23 @@
                 <w:rFonts w:ascii="Arial" w:hAnsi="Arial"/>
                 <w:sz w:val="20"/>
               </w:rPr>
-              <w:t>2026-02-01</w:t>
-            </w:r>
-          </w:p>
-        </w:tc>
-        <w:tc>
-          <w:tcPr>
-            <w:tcW w:type="dxa" w:w="936"/>
-            <w:vAlign w:val="center"/>
-          </w:tcPr>
-          <w:p>
-            <w:r/>
-            <w:r>
-              <w:rPr>
-                <w:rFonts w:ascii="Arial" w:hAnsi="Arial"/>
-                <w:sz w:val="20"/>
-              </w:rPr>
-              <w:t>Retail and wholesale trade buildings</w:t>
+              <w:t>2026-03-01</w:t>
+            </w:r>
+          </w:p>
+        </w:tc>
+        <w:tc>
+          <w:tcPr>
+            <w:tcW w:type="dxa" w:w="936"/>
+            <w:vAlign w:val="center"/>
+          </w:tcPr>
+          <w:p>
+            <w:r/>
+            <w:r>
+              <w:rPr>
+                <w:rFonts w:ascii="Arial" w:hAnsi="Arial"/>
+                <w:sz w:val="20"/>
+              </w:rPr>
+              <w:t>Commercial Buildings - Total</w:t>
             </w:r>
           </w:p>
         </w:tc>
@@ -23232,39 +23232,39 @@
                 <w:rFonts w:ascii="Arial" w:hAnsi="Arial"/>
                 <w:sz w:val="20"/>
               </w:rPr>
-              <w:t>3.15</w:t>
-            </w:r>
-          </w:p>
-        </w:tc>
-        <w:tc>
-          <w:tcPr>
-            <w:tcW w:type="dxa" w:w="936"/>
-            <w:vAlign w:val="center"/>
-          </w:tcPr>
-          <w:p>
-            <w:r/>
-            <w:r>
-              <w:rPr>
-                <w:rFonts w:ascii="Arial" w:hAnsi="Arial"/>
-                <w:sz w:val="20"/>
-              </w:rPr>
-              <w:t>3.14</w:t>
-            </w:r>
-          </w:p>
-        </w:tc>
-        <w:tc>
-          <w:tcPr>
-            <w:tcW w:type="dxa" w:w="936"/>
-            <w:vAlign w:val="center"/>
-          </w:tcPr>
-          <w:p>
-            <w:r/>
-            <w:r>
-              <w:rPr>
-                <w:rFonts w:ascii="Arial" w:hAnsi="Arial"/>
-                <w:sz w:val="20"/>
-              </w:rPr>
-              <w:t>neutral</w:t>
+              <w:t>3.8</w:t>
+            </w:r>
+          </w:p>
+        </w:tc>
+        <w:tc>
+          <w:tcPr>
+            <w:tcW w:type="dxa" w:w="936"/>
+            <w:vAlign w:val="center"/>
+          </w:tcPr>
+          <w:p>
+            <w:r/>
+            <w:r>
+              <w:rPr>
+                <w:rFonts w:ascii="Arial" w:hAnsi="Arial"/>
+                <w:sz w:val="20"/>
+              </w:rPr>
+              <w:t>3.84</w:t>
+            </w:r>
+          </w:p>
+        </w:tc>
+        <w:tc>
+          <w:tcPr>
+            <w:tcW w:type="dxa" w:w="936"/>
+            <w:vAlign w:val="center"/>
+          </w:tcPr>
+          <w:p>
+            <w:r/>
+            <w:r>
+              <w:rPr>
+                <w:rFonts w:ascii="Arial" w:hAnsi="Arial"/>
+                <w:sz w:val="20"/>
+              </w:rPr>
+              <w:t>slowing</w:t>
             </w:r>
           </w:p>
         </w:tc>
@@ -23296,7 +23296,7 @@
                 <w:rFonts w:ascii="Arial" w:hAnsi="Arial"/>
                 <w:sz w:val="20"/>
               </w:rPr>
-              <w:t>68.47</w:t>
+              <w:t>-49.71</w:t>
             </w:r>
           </w:p>
         </w:tc>
@@ -23347,24 +23347,24 @@
                 <w:rFonts w:ascii="Arial" w:hAnsi="Arial"/>
                 <w:sz w:val="20"/>
               </w:rPr>
-              <w:t>2026-02-01</w:t>
-            </w:r>
-          </w:p>
-        </w:tc>
-        <w:tc>
-          <w:tcPr>
-            <w:tcW w:type="dxa" w:w="936"/>
-            <w:shd w:val="clear" w:color="auto" w:fill="F2F2F2"/>
-            <w:vAlign w:val="center"/>
-          </w:tcPr>
-          <w:p>
-            <w:r/>
-            <w:r>
-              <w:rPr>
-                <w:rFonts w:ascii="Arial" w:hAnsi="Arial"/>
-                <w:sz w:val="20"/>
-              </w:rPr>
-              <w:t>Short term accommodation buildings</w:t>
+              <w:t>2026-03-01</w:t>
+            </w:r>
+          </w:p>
+        </w:tc>
+        <w:tc>
+          <w:tcPr>
+            <w:tcW w:type="dxa" w:w="936"/>
+            <w:shd w:val="clear" w:color="auto" w:fill="F2F2F2"/>
+            <w:vAlign w:val="center"/>
+          </w:tcPr>
+          <w:p>
+            <w:r/>
+            <w:r>
+              <w:rPr>
+                <w:rFonts w:ascii="Arial" w:hAnsi="Arial"/>
+                <w:sz w:val="20"/>
+              </w:rPr>
+              <w:t>Retail and wholesale trade buildings</w:t>
             </w:r>
           </w:p>
         </w:tc>
@@ -23398,41 +23398,41 @@
                 <w:rFonts w:ascii="Arial" w:hAnsi="Arial"/>
                 <w:sz w:val="20"/>
               </w:rPr>
-              <w:t>2.85</w:t>
-            </w:r>
-          </w:p>
-        </w:tc>
-        <w:tc>
-          <w:tcPr>
-            <w:tcW w:type="dxa" w:w="936"/>
-            <w:shd w:val="clear" w:color="auto" w:fill="F2F2F2"/>
-            <w:vAlign w:val="center"/>
-          </w:tcPr>
-          <w:p>
-            <w:r/>
-            <w:r>
-              <w:rPr>
-                <w:rFonts w:ascii="Arial" w:hAnsi="Arial"/>
-                <w:sz w:val="20"/>
-              </w:rPr>
-              <w:t>2.74</w:t>
-            </w:r>
-          </w:p>
-        </w:tc>
-        <w:tc>
-          <w:tcPr>
-            <w:tcW w:type="dxa" w:w="936"/>
-            <w:shd w:val="clear" w:color="auto" w:fill="F2F2F2"/>
-            <w:vAlign w:val="center"/>
-          </w:tcPr>
-          <w:p>
-            <w:r/>
-            <w:r>
-              <w:rPr>
-                <w:rFonts w:ascii="Arial" w:hAnsi="Arial"/>
-                <w:sz w:val="20"/>
-              </w:rPr>
-              <w:t>growth</w:t>
+              <w:t>3.4</w:t>
+            </w:r>
+          </w:p>
+        </w:tc>
+        <w:tc>
+          <w:tcPr>
+            <w:tcW w:type="dxa" w:w="936"/>
+            <w:shd w:val="clear" w:color="auto" w:fill="F2F2F2"/>
+            <w:vAlign w:val="center"/>
+          </w:tcPr>
+          <w:p>
+            <w:r/>
+            <w:r>
+              <w:rPr>
+                <w:rFonts w:ascii="Arial" w:hAnsi="Arial"/>
+                <w:sz w:val="20"/>
+              </w:rPr>
+              <w:t>3.39</w:t>
+            </w:r>
+          </w:p>
+        </w:tc>
+        <w:tc>
+          <w:tcPr>
+            <w:tcW w:type="dxa" w:w="936"/>
+            <w:shd w:val="clear" w:color="auto" w:fill="F2F2F2"/>
+            <w:vAlign w:val="center"/>
+          </w:tcPr>
+          <w:p>
+            <w:r/>
+            <w:r>
+              <w:rPr>
+                <w:rFonts w:ascii="Arial" w:hAnsi="Arial"/>
+                <w:sz w:val="20"/>
+              </w:rPr>
+              <w:t>slowing</w:t>
             </w:r>
           </w:p>
         </w:tc>
@@ -23466,7 +23466,7 @@
                 <w:rFonts w:ascii="Arial" w:hAnsi="Arial"/>
                 <w:sz w:val="20"/>
               </w:rPr>
-              <w:t>113.7</w:t>
+              <w:t>6.48</w:t>
             </w:r>
           </w:p>
         </w:tc>
@@ -23518,23 +23518,23 @@
                 <w:rFonts w:ascii="Arial" w:hAnsi="Arial"/>
                 <w:sz w:val="20"/>
               </w:rPr>
-              <w:t>2026-02-01</w:t>
-            </w:r>
-          </w:p>
-        </w:tc>
-        <w:tc>
-          <w:tcPr>
-            <w:tcW w:type="dxa" w:w="936"/>
-            <w:vAlign w:val="center"/>
-          </w:tcPr>
-          <w:p>
-            <w:r/>
-            <w:r>
-              <w:rPr>
-                <w:rFonts w:ascii="Arial" w:hAnsi="Arial"/>
-                <w:sz w:val="20"/>
-              </w:rPr>
-              <w:t>Aged care facilities</w:t>
+              <w:t>2026-03-01</w:t>
+            </w:r>
+          </w:p>
+        </w:tc>
+        <w:tc>
+          <w:tcPr>
+            <w:tcW w:type="dxa" w:w="936"/>
+            <w:vAlign w:val="center"/>
+          </w:tcPr>
+          <w:p>
+            <w:r/>
+            <w:r>
+              <w:rPr>
+                <w:rFonts w:ascii="Arial" w:hAnsi="Arial"/>
+                <w:sz w:val="20"/>
+              </w:rPr>
+              <w:t>Total Non-residential</w:t>
             </w:r>
           </w:p>
         </w:tc>
@@ -23566,39 +23566,39 @@
                 <w:rFonts w:ascii="Arial" w:hAnsi="Arial"/>
                 <w:sz w:val="20"/>
               </w:rPr>
-              <w:t>2.7</w:t>
-            </w:r>
-          </w:p>
-        </w:tc>
-        <w:tc>
-          <w:tcPr>
-            <w:tcW w:type="dxa" w:w="936"/>
-            <w:vAlign w:val="center"/>
-          </w:tcPr>
-          <w:p>
-            <w:r/>
-            <w:r>
-              <w:rPr>
-                <w:rFonts w:ascii="Arial" w:hAnsi="Arial"/>
-                <w:sz w:val="20"/>
-              </w:rPr>
-              <w:t>2.91</w:t>
-            </w:r>
-          </w:p>
-        </w:tc>
-        <w:tc>
-          <w:tcPr>
-            <w:tcW w:type="dxa" w:w="936"/>
-            <w:vAlign w:val="center"/>
-          </w:tcPr>
-          <w:p>
-            <w:r/>
-            <w:r>
-              <w:rPr>
-                <w:rFonts w:ascii="Arial" w:hAnsi="Arial"/>
-                <w:sz w:val="20"/>
-              </w:rPr>
-              <w:t>neutral</w:t>
+              <w:t>3.35</w:t>
+            </w:r>
+          </w:p>
+        </w:tc>
+        <w:tc>
+          <w:tcPr>
+            <w:tcW w:type="dxa" w:w="936"/>
+            <w:vAlign w:val="center"/>
+          </w:tcPr>
+          <w:p>
+            <w:r/>
+            <w:r>
+              <w:rPr>
+                <w:rFonts w:ascii="Arial" w:hAnsi="Arial"/>
+                <w:sz w:val="20"/>
+              </w:rPr>
+              <w:t>3.49</w:t>
+            </w:r>
+          </w:p>
+        </w:tc>
+        <w:tc>
+          <w:tcPr>
+            <w:tcW w:type="dxa" w:w="936"/>
+            <w:vAlign w:val="center"/>
+          </w:tcPr>
+          <w:p>
+            <w:r/>
+            <w:r>
+              <w:rPr>
+                <w:rFonts w:ascii="Arial" w:hAnsi="Arial"/>
+                <w:sz w:val="20"/>
+              </w:rPr>
+              <w:t>slowing</w:t>
             </w:r>
           </w:p>
         </w:tc>
@@ -23630,7 +23630,7 @@
                 <w:rFonts w:ascii="Arial" w:hAnsi="Arial"/>
                 <w:sz w:val="20"/>
               </w:rPr>
-              <w:t>219.88</w:t>
+              <w:t>-15.94</w:t>
             </w:r>
           </w:p>
         </w:tc>
@@ -23681,24 +23681,24 @@
                 <w:rFonts w:ascii="Arial" w:hAnsi="Arial"/>
                 <w:sz w:val="20"/>
               </w:rPr>
-              <w:t>2026-02-01</w:t>
-            </w:r>
-          </w:p>
-        </w:tc>
-        <w:tc>
-          <w:tcPr>
-            <w:tcW w:type="dxa" w:w="936"/>
-            <w:shd w:val="clear" w:color="auto" w:fill="F2F2F2"/>
-            <w:vAlign w:val="center"/>
-          </w:tcPr>
-          <w:p>
-            <w:r/>
-            <w:r>
-              <w:rPr>
-                <w:rFonts w:ascii="Arial" w:hAnsi="Arial"/>
-                <w:sz w:val="20"/>
-              </w:rPr>
-              <w:t>Agricultural and aquacultural buildings</w:t>
+              <w:t>2026-03-01</w:t>
+            </w:r>
+          </w:p>
+        </w:tc>
+        <w:tc>
+          <w:tcPr>
+            <w:tcW w:type="dxa" w:w="936"/>
+            <w:shd w:val="clear" w:color="auto" w:fill="F2F2F2"/>
+            <w:vAlign w:val="center"/>
+          </w:tcPr>
+          <w:p>
+            <w:r/>
+            <w:r>
+              <w:rPr>
+                <w:rFonts w:ascii="Arial" w:hAnsi="Arial"/>
+                <w:sz w:val="20"/>
+              </w:rPr>
+              <w:t>Education buildings</w:t>
             </w:r>
           </w:p>
         </w:tc>
@@ -23732,41 +23732,41 @@
                 <w:rFonts w:ascii="Arial" w:hAnsi="Arial"/>
                 <w:sz w:val="20"/>
               </w:rPr>
-              <w:t>2.65</w:t>
-            </w:r>
-          </w:p>
-        </w:tc>
-        <w:tc>
-          <w:tcPr>
-            <w:tcW w:type="dxa" w:w="936"/>
-            <w:shd w:val="clear" w:color="auto" w:fill="F2F2F2"/>
-            <w:vAlign w:val="center"/>
-          </w:tcPr>
-          <w:p>
-            <w:r/>
-            <w:r>
-              <w:rPr>
-                <w:rFonts w:ascii="Arial" w:hAnsi="Arial"/>
-                <w:sz w:val="20"/>
-              </w:rPr>
-              <w:t>2.76</w:t>
-            </w:r>
-          </w:p>
-        </w:tc>
-        <w:tc>
-          <w:tcPr>
-            <w:tcW w:type="dxa" w:w="936"/>
-            <w:shd w:val="clear" w:color="auto" w:fill="F2F2F2"/>
-            <w:vAlign w:val="center"/>
-          </w:tcPr>
-          <w:p>
-            <w:r/>
-            <w:r>
-              <w:rPr>
-                <w:rFonts w:ascii="Arial" w:hAnsi="Arial"/>
-                <w:sz w:val="20"/>
-              </w:rPr>
-              <w:t>neutral</w:t>
+              <w:t>3.25</w:t>
+            </w:r>
+          </w:p>
+        </w:tc>
+        <w:tc>
+          <w:tcPr>
+            <w:tcW w:type="dxa" w:w="936"/>
+            <w:shd w:val="clear" w:color="auto" w:fill="F2F2F2"/>
+            <w:vAlign w:val="center"/>
+          </w:tcPr>
+          <w:p>
+            <w:r/>
+            <w:r>
+              <w:rPr>
+                <w:rFonts w:ascii="Arial" w:hAnsi="Arial"/>
+                <w:sz w:val="20"/>
+              </w:rPr>
+              <w:t>3.56</w:t>
+            </w:r>
+          </w:p>
+        </w:tc>
+        <w:tc>
+          <w:tcPr>
+            <w:tcW w:type="dxa" w:w="936"/>
+            <w:shd w:val="clear" w:color="auto" w:fill="F2F2F2"/>
+            <w:vAlign w:val="center"/>
+          </w:tcPr>
+          <w:p>
+            <w:r/>
+            <w:r>
+              <w:rPr>
+                <w:rFonts w:ascii="Arial" w:hAnsi="Arial"/>
+                <w:sz w:val="20"/>
+              </w:rPr>
+              <w:t>slowing</w:t>
             </w:r>
           </w:p>
         </w:tc>
@@ -23800,7 +23800,7 @@
                 <w:rFonts w:ascii="Arial" w:hAnsi="Arial"/>
                 <w:sz w:val="20"/>
               </w:rPr>
-              <w:t>58.37</w:t>
+              <w:t>-31.29</w:t>
             </w:r>
           </w:p>
         </w:tc>
@@ -23852,23 +23852,23 @@
                 <w:rFonts w:ascii="Arial" w:hAnsi="Arial"/>
                 <w:sz w:val="20"/>
               </w:rPr>
-              <w:t>2026-02-01</w:t>
-            </w:r>
-          </w:p>
-        </w:tc>
-        <w:tc>
-          <w:tcPr>
-            <w:tcW w:type="dxa" w:w="936"/>
-            <w:vAlign w:val="center"/>
-          </w:tcPr>
-          <w:p>
-            <w:r/>
-            <w:r>
-              <w:rPr>
-                <w:rFonts w:ascii="Arial" w:hAnsi="Arial"/>
-                <w:sz w:val="20"/>
-              </w:rPr>
-              <w:t>Total Non-residential</w:t>
+              <w:t>2026-03-01</w:t>
+            </w:r>
+          </w:p>
+        </w:tc>
+        <w:tc>
+          <w:tcPr>
+            <w:tcW w:type="dxa" w:w="936"/>
+            <w:vAlign w:val="center"/>
+          </w:tcPr>
+          <w:p>
+            <w:r/>
+            <w:r>
+              <w:rPr>
+                <w:rFonts w:ascii="Arial" w:hAnsi="Arial"/>
+                <w:sz w:val="20"/>
+              </w:rPr>
+              <w:t>Aged care facilities</w:t>
             </w:r>
           </w:p>
         </w:tc>
@@ -23900,39 +23900,39 @@
                 <w:rFonts w:ascii="Arial" w:hAnsi="Arial"/>
                 <w:sz w:val="20"/>
               </w:rPr>
-              <w:t>2.6</w:t>
-            </w:r>
-          </w:p>
-        </w:tc>
-        <w:tc>
-          <w:tcPr>
-            <w:tcW w:type="dxa" w:w="936"/>
-            <w:vAlign w:val="center"/>
-          </w:tcPr>
-          <w:p>
-            <w:r/>
-            <w:r>
-              <w:rPr>
-                <w:rFonts w:ascii="Arial" w:hAnsi="Arial"/>
-                <w:sz w:val="20"/>
-              </w:rPr>
-              <w:t>2.74</w:t>
-            </w:r>
-          </w:p>
-        </w:tc>
-        <w:tc>
-          <w:tcPr>
-            <w:tcW w:type="dxa" w:w="936"/>
-            <w:vAlign w:val="center"/>
-          </w:tcPr>
-          <w:p>
-            <w:r/>
-            <w:r>
-              <w:rPr>
-                <w:rFonts w:ascii="Arial" w:hAnsi="Arial"/>
-                <w:sz w:val="20"/>
-              </w:rPr>
-              <w:t>neutral</w:t>
+              <w:t>3.2</w:t>
+            </w:r>
+          </w:p>
+        </w:tc>
+        <w:tc>
+          <w:tcPr>
+            <w:tcW w:type="dxa" w:w="936"/>
+            <w:vAlign w:val="center"/>
+          </w:tcPr>
+          <w:p>
+            <w:r/>
+            <w:r>
+              <w:rPr>
+                <w:rFonts w:ascii="Arial" w:hAnsi="Arial"/>
+                <w:sz w:val="20"/>
+              </w:rPr>
+              <w:t>3.41</w:t>
+            </w:r>
+          </w:p>
+        </w:tc>
+        <w:tc>
+          <w:tcPr>
+            <w:tcW w:type="dxa" w:w="936"/>
+            <w:vAlign w:val="center"/>
+          </w:tcPr>
+          <w:p>
+            <w:r/>
+            <w:r>
+              <w:rPr>
+                <w:rFonts w:ascii="Arial" w:hAnsi="Arial"/>
+                <w:sz w:val="20"/>
+              </w:rPr>
+              <w:t>slowing</w:t>
             </w:r>
           </w:p>
         </w:tc>
@@ -23964,7 +23964,7 @@
                 <w:rFonts w:ascii="Arial" w:hAnsi="Arial"/>
                 <w:sz w:val="20"/>
               </w:rPr>
-              <w:t>71.46</w:t>
+              <w:t>-21.97</w:t>
             </w:r>
           </w:p>
         </w:tc>
@@ -24015,24 +24015,24 @@
                 <w:rFonts w:ascii="Arial" w:hAnsi="Arial"/>
                 <w:sz w:val="20"/>
               </w:rPr>
-              <w:t>2026-02-01</w:t>
-            </w:r>
-          </w:p>
-        </w:tc>
-        <w:tc>
-          <w:tcPr>
-            <w:tcW w:type="dxa" w:w="936"/>
-            <w:shd w:val="clear" w:color="auto" w:fill="F2F2F2"/>
-            <w:vAlign w:val="center"/>
-          </w:tcPr>
-          <w:p>
-            <w:r/>
-            <w:r>
-              <w:rPr>
-                <w:rFonts w:ascii="Arial" w:hAnsi="Arial"/>
-                <w:sz w:val="20"/>
-              </w:rPr>
-              <w:t>Industrial Buildings - Total</w:t>
+              <w:t>2026-03-01</w:t>
+            </w:r>
+          </w:p>
+        </w:tc>
+        <w:tc>
+          <w:tcPr>
+            <w:tcW w:type="dxa" w:w="936"/>
+            <w:shd w:val="clear" w:color="auto" w:fill="F2F2F2"/>
+            <w:vAlign w:val="center"/>
+          </w:tcPr>
+          <w:p>
+            <w:r/>
+            <w:r>
+              <w:rPr>
+                <w:rFonts w:ascii="Arial" w:hAnsi="Arial"/>
+                <w:sz w:val="20"/>
+              </w:rPr>
+              <w:t>Short term accommodation buildings</w:t>
             </w:r>
           </w:p>
         </w:tc>
@@ -24066,24 +24066,24 @@
                 <w:rFonts w:ascii="Arial" w:hAnsi="Arial"/>
                 <w:sz w:val="20"/>
               </w:rPr>
-              <w:t>2.4</w:t>
-            </w:r>
-          </w:p>
-        </w:tc>
-        <w:tc>
-          <w:tcPr>
-            <w:tcW w:type="dxa" w:w="936"/>
-            <w:shd w:val="clear" w:color="auto" w:fill="F2F2F2"/>
-            <w:vAlign w:val="center"/>
-          </w:tcPr>
-          <w:p>
-            <w:r/>
-            <w:r>
-              <w:rPr>
-                <w:rFonts w:ascii="Arial" w:hAnsi="Arial"/>
-                <w:sz w:val="20"/>
-              </w:rPr>
-              <w:t>2.64</w:t>
+              <w:t>3.1</w:t>
+            </w:r>
+          </w:p>
+        </w:tc>
+        <w:tc>
+          <w:tcPr>
+            <w:tcW w:type="dxa" w:w="936"/>
+            <w:shd w:val="clear" w:color="auto" w:fill="F2F2F2"/>
+            <w:vAlign w:val="center"/>
+          </w:tcPr>
+          <w:p>
+            <w:r/>
+            <w:r>
+              <w:rPr>
+                <w:rFonts w:ascii="Arial" w:hAnsi="Arial"/>
+                <w:sz w:val="20"/>
+              </w:rPr>
+              <w:t>2.99</w:t>
             </w:r>
           </w:p>
         </w:tc>
@@ -24134,7 +24134,7 @@
                 <w:rFonts w:ascii="Arial" w:hAnsi="Arial"/>
                 <w:sz w:val="20"/>
               </w:rPr>
-              <w:t>55.53</w:t>
+              <w:t>112.01</w:t>
             </w:r>
           </w:p>
         </w:tc>
@@ -24186,23 +24186,23 @@
                 <w:rFonts w:ascii="Arial" w:hAnsi="Arial"/>
                 <w:sz w:val="20"/>
               </w:rPr>
-              <w:t>2026-02-01</w:t>
-            </w:r>
-          </w:p>
-        </w:tc>
-        <w:tc>
-          <w:tcPr>
-            <w:tcW w:type="dxa" w:w="936"/>
-            <w:vAlign w:val="center"/>
-          </w:tcPr>
-          <w:p>
-            <w:r/>
-            <w:r>
-              <w:rPr>
-                <w:rFonts w:ascii="Arial" w:hAnsi="Arial"/>
-                <w:sz w:val="20"/>
-              </w:rPr>
-              <w:t>Commercial Buildings - Total</w:t>
+              <w:t>2026-03-01</w:t>
+            </w:r>
+          </w:p>
+        </w:tc>
+        <w:tc>
+          <w:tcPr>
+            <w:tcW w:type="dxa" w:w="936"/>
+            <w:vAlign w:val="center"/>
+          </w:tcPr>
+          <w:p>
+            <w:r/>
+            <w:r>
+              <w:rPr>
+                <w:rFonts w:ascii="Arial" w:hAnsi="Arial"/>
+                <w:sz w:val="20"/>
+              </w:rPr>
+              <w:t>Health buildings</w:t>
             </w:r>
           </w:p>
         </w:tc>
@@ -24234,39 +24234,39 @@
                 <w:rFonts w:ascii="Arial" w:hAnsi="Arial"/>
                 <w:sz w:val="20"/>
               </w:rPr>
-              <w:t>2.3</w:t>
-            </w:r>
-          </w:p>
-        </w:tc>
-        <w:tc>
-          <w:tcPr>
-            <w:tcW w:type="dxa" w:w="936"/>
-            <w:vAlign w:val="center"/>
-          </w:tcPr>
-          <w:p>
-            <w:r/>
-            <w:r>
-              <w:rPr>
-                <w:rFonts w:ascii="Arial" w:hAnsi="Arial"/>
-                <w:sz w:val="20"/>
-              </w:rPr>
-              <w:t>2.34</w:t>
-            </w:r>
-          </w:p>
-        </w:tc>
-        <w:tc>
-          <w:tcPr>
-            <w:tcW w:type="dxa" w:w="936"/>
-            <w:vAlign w:val="center"/>
-          </w:tcPr>
-          <w:p>
-            <w:r/>
-            <w:r>
-              <w:rPr>
-                <w:rFonts w:ascii="Arial" w:hAnsi="Arial"/>
-                <w:sz w:val="20"/>
-              </w:rPr>
-              <w:t>growth</w:t>
+              <w:t>2.4</w:t>
+            </w:r>
+          </w:p>
+        </w:tc>
+        <w:tc>
+          <w:tcPr>
+            <w:tcW w:type="dxa" w:w="936"/>
+            <w:vAlign w:val="center"/>
+          </w:tcPr>
+          <w:p>
+            <w:r/>
+            <w:r>
+              <w:rPr>
+                <w:rFonts w:ascii="Arial" w:hAnsi="Arial"/>
+                <w:sz w:val="20"/>
+              </w:rPr>
+              <w:t>2.76</w:t>
+            </w:r>
+          </w:p>
+        </w:tc>
+        <w:tc>
+          <w:tcPr>
+            <w:tcW w:type="dxa" w:w="936"/>
+            <w:vAlign w:val="center"/>
+          </w:tcPr>
+          <w:p>
+            <w:r/>
+            <w:r>
+              <w:rPr>
+                <w:rFonts w:ascii="Arial" w:hAnsi="Arial"/>
+                <w:sz w:val="20"/>
+              </w:rPr>
+              <w:t>neutral</w:t>
             </w:r>
           </w:p>
         </w:tc>
@@ -24298,7 +24298,7 @@
                 <w:rFonts w:ascii="Arial" w:hAnsi="Arial"/>
                 <w:sz w:val="20"/>
               </w:rPr>
-              <w:t>165.42</w:t>
+              <w:t>-35.96</w:t>
             </w:r>
           </w:p>
         </w:tc>
@@ -24349,24 +24349,24 @@
                 <w:rFonts w:ascii="Arial" w:hAnsi="Arial"/>
                 <w:sz w:val="20"/>
               </w:rPr>
-              <w:t>2026-02-01</w:t>
-            </w:r>
-          </w:p>
-        </w:tc>
-        <w:tc>
-          <w:tcPr>
-            <w:tcW w:type="dxa" w:w="936"/>
-            <w:shd w:val="clear" w:color="auto" w:fill="F2F2F2"/>
-            <w:vAlign w:val="center"/>
-          </w:tcPr>
-          <w:p>
-            <w:r/>
-            <w:r>
-              <w:rPr>
-                <w:rFonts w:ascii="Arial" w:hAnsi="Arial"/>
-                <w:sz w:val="20"/>
-              </w:rPr>
-              <w:t>Warehouses</w:t>
+              <w:t>2026-03-01</w:t>
+            </w:r>
+          </w:p>
+        </w:tc>
+        <w:tc>
+          <w:tcPr>
+            <w:tcW w:type="dxa" w:w="936"/>
+            <w:shd w:val="clear" w:color="auto" w:fill="F2F2F2"/>
+            <w:vAlign w:val="center"/>
+          </w:tcPr>
+          <w:p>
+            <w:r/>
+            <w:r>
+              <w:rPr>
+                <w:rFonts w:ascii="Arial" w:hAnsi="Arial"/>
+                <w:sz w:val="20"/>
+              </w:rPr>
+              <w:t>Industrial Buildings - Total</w:t>
             </w:r>
           </w:p>
         </w:tc>
@@ -24400,41 +24400,41 @@
                 <w:rFonts w:ascii="Arial" w:hAnsi="Arial"/>
                 <w:sz w:val="20"/>
               </w:rPr>
-              <w:t>2.2</w:t>
-            </w:r>
-          </w:p>
-        </w:tc>
-        <w:tc>
-          <w:tcPr>
-            <w:tcW w:type="dxa" w:w="936"/>
-            <w:shd w:val="clear" w:color="auto" w:fill="F2F2F2"/>
-            <w:vAlign w:val="center"/>
-          </w:tcPr>
-          <w:p>
-            <w:r/>
-            <w:r>
-              <w:rPr>
-                <w:rFonts w:ascii="Arial" w:hAnsi="Arial"/>
-                <w:sz w:val="20"/>
-              </w:rPr>
-              <w:t>2.54</w:t>
-            </w:r>
-          </w:p>
-        </w:tc>
-        <w:tc>
-          <w:tcPr>
-            <w:tcW w:type="dxa" w:w="936"/>
-            <w:shd w:val="clear" w:color="auto" w:fill="F2F2F2"/>
-            <w:vAlign w:val="center"/>
-          </w:tcPr>
-          <w:p>
-            <w:r/>
-            <w:r>
-              <w:rPr>
-                <w:rFonts w:ascii="Arial" w:hAnsi="Arial"/>
-                <w:sz w:val="20"/>
-              </w:rPr>
-              <w:t>neutral</w:t>
+              <w:t>2.15</w:t>
+            </w:r>
+          </w:p>
+        </w:tc>
+        <w:tc>
+          <w:tcPr>
+            <w:tcW w:type="dxa" w:w="936"/>
+            <w:shd w:val="clear" w:color="auto" w:fill="F2F2F2"/>
+            <w:vAlign w:val="center"/>
+          </w:tcPr>
+          <w:p>
+            <w:r/>
+            <w:r>
+              <w:rPr>
+                <w:rFonts w:ascii="Arial" w:hAnsi="Arial"/>
+                <w:sz w:val="20"/>
+              </w:rPr>
+              <w:t>2.39</w:t>
+            </w:r>
+          </w:p>
+        </w:tc>
+        <w:tc>
+          <w:tcPr>
+            <w:tcW w:type="dxa" w:w="936"/>
+            <w:shd w:val="clear" w:color="auto" w:fill="F2F2F2"/>
+            <w:vAlign w:val="center"/>
+          </w:tcPr>
+          <w:p>
+            <w:r/>
+            <w:r>
+              <w:rPr>
+                <w:rFonts w:ascii="Arial" w:hAnsi="Arial"/>
+                <w:sz w:val="20"/>
+              </w:rPr>
+              <w:t>growth</w:t>
             </w:r>
           </w:p>
         </w:tc>
@@ -24468,7 +24468,7 @@
                 <w:rFonts w:ascii="Arial" w:hAnsi="Arial"/>
                 <w:sz w:val="20"/>
               </w:rPr>
-              <w:t>69.32</w:t>
+              <w:t>94.79</w:t>
             </w:r>
           </w:p>
         </w:tc>
@@ -24520,23 +24520,23 @@
                 <w:rFonts w:ascii="Arial" w:hAnsi="Arial"/>
                 <w:sz w:val="20"/>
               </w:rPr>
-              <w:t>2026-02-01</w:t>
-            </w:r>
-          </w:p>
-        </w:tc>
-        <w:tc>
-          <w:tcPr>
-            <w:tcW w:type="dxa" w:w="936"/>
-            <w:vAlign w:val="center"/>
-          </w:tcPr>
-          <w:p>
-            <w:r/>
-            <w:r>
-              <w:rPr>
-                <w:rFonts w:ascii="Arial" w:hAnsi="Arial"/>
-                <w:sz w:val="20"/>
-              </w:rPr>
-              <w:t>Health buildings</w:t>
+              <w:t>2026-03-01</w:t>
+            </w:r>
+          </w:p>
+        </w:tc>
+        <w:tc>
+          <w:tcPr>
+            <w:tcW w:type="dxa" w:w="936"/>
+            <w:vAlign w:val="center"/>
+          </w:tcPr>
+          <w:p>
+            <w:r/>
+            <w:r>
+              <w:rPr>
+                <w:rFonts w:ascii="Arial" w:hAnsi="Arial"/>
+                <w:sz w:val="20"/>
+              </w:rPr>
+              <w:t>Warehouses</w:t>
             </w:r>
           </w:p>
         </w:tc>
@@ -24568,23 +24568,23 @@
                 <w:rFonts w:ascii="Arial" w:hAnsi="Arial"/>
                 <w:sz w:val="20"/>
               </w:rPr>
-              <w:t>1.65</w:t>
-            </w:r>
-          </w:p>
-        </w:tc>
-        <w:tc>
-          <w:tcPr>
-            <w:tcW w:type="dxa" w:w="936"/>
-            <w:vAlign w:val="center"/>
-          </w:tcPr>
-          <w:p>
-            <w:r/>
-            <w:r>
-              <w:rPr>
-                <w:rFonts w:ascii="Arial" w:hAnsi="Arial"/>
-                <w:sz w:val="20"/>
-              </w:rPr>
-              <w:t>2.01</w:t>
+              <w:t>1.7</w:t>
+            </w:r>
+          </w:p>
+        </w:tc>
+        <w:tc>
+          <w:tcPr>
+            <w:tcW w:type="dxa" w:w="936"/>
+            <w:vAlign w:val="center"/>
+          </w:tcPr>
+          <w:p>
+            <w:r/>
+            <w:r>
+              <w:rPr>
+                <w:rFonts w:ascii="Arial" w:hAnsi="Arial"/>
+                <w:sz w:val="20"/>
+              </w:rPr>
+              <w:t>2.04</w:t>
             </w:r>
           </w:p>
         </w:tc>
@@ -24632,7 +24632,7 @@
                 <w:rFonts w:ascii="Arial" w:hAnsi="Arial"/>
                 <w:sz w:val="20"/>
               </w:rPr>
-              <w:t>355.03</w:t>
+              <w:t>108.47</w:t>
             </w:r>
           </w:p>
         </w:tc>
@@ -25050,7 +25050,7 @@
                 <w:rFonts w:ascii="Arial" w:hAnsi="Arial"/>
                 <w:sz w:val="20"/>
               </w:rPr>
-              <w:t>-35.72</w:t>
+              <w:t>-19.8</w:t>
             </w:r>
           </w:p>
         </w:tc>
@@ -25086,75 +25086,75 @@
                 <w:rFonts w:ascii="Arial" w:hAnsi="Arial"/>
                 <w:sz w:val="20"/>
               </w:rPr>
-              <w:t>Education buildings</w:t>
-            </w:r>
-          </w:p>
-        </w:tc>
-        <w:tc>
-          <w:tcPr>
-            <w:tcW w:type="dxa" w:w="936"/>
-            <w:shd w:val="clear" w:color="auto" w:fill="F2F2F2"/>
-            <w:vAlign w:val="center"/>
-          </w:tcPr>
-          <w:p>
-            <w:r/>
-            <w:r>
-              <w:rPr>
-                <w:rFonts w:ascii="Arial" w:hAnsi="Arial"/>
-                <w:sz w:val="20"/>
-              </w:rPr>
-              <w:t>CRE</w:t>
-            </w:r>
-          </w:p>
-        </w:tc>
-        <w:tc>
-          <w:tcPr>
-            <w:tcW w:type="dxa" w:w="936"/>
-            <w:shd w:val="clear" w:color="auto" w:fill="F2F2F2"/>
-            <w:vAlign w:val="center"/>
-          </w:tcPr>
-          <w:p>
-            <w:r/>
-            <w:r>
-              <w:rPr>
-                <w:rFonts w:ascii="Arial" w:hAnsi="Arial"/>
-                <w:sz w:val="20"/>
-              </w:rPr>
-              <w:t>3.25</w:t>
-            </w:r>
-          </w:p>
-        </w:tc>
-        <w:tc>
-          <w:tcPr>
-            <w:tcW w:type="dxa" w:w="936"/>
-            <w:shd w:val="clear" w:color="auto" w:fill="F2F2F2"/>
-            <w:vAlign w:val="center"/>
-          </w:tcPr>
-          <w:p>
-            <w:r/>
-            <w:r>
-              <w:rPr>
-                <w:rFonts w:ascii="Arial" w:hAnsi="Arial"/>
-                <w:sz w:val="20"/>
-              </w:rPr>
-              <w:t>3.56</w:t>
-            </w:r>
-          </w:p>
-        </w:tc>
-        <w:tc>
-          <w:tcPr>
-            <w:tcW w:type="dxa" w:w="936"/>
-            <w:shd w:val="clear" w:color="auto" w:fill="F2F2F2"/>
-            <w:vAlign w:val="center"/>
-          </w:tcPr>
-          <w:p>
-            <w:r/>
-            <w:r>
-              <w:rPr>
-                <w:rFonts w:ascii="Arial" w:hAnsi="Arial"/>
-                <w:sz w:val="20"/>
-              </w:rPr>
-              <w:t>slowing</w:t>
+              <w:t>Agricultural and aquacultural buildings</w:t>
+            </w:r>
+          </w:p>
+        </w:tc>
+        <w:tc>
+          <w:tcPr>
+            <w:tcW w:type="dxa" w:w="936"/>
+            <w:shd w:val="clear" w:color="auto" w:fill="F2F2F2"/>
+            <w:vAlign w:val="center"/>
+          </w:tcPr>
+          <w:p>
+            <w:r/>
+            <w:r>
+              <w:rPr>
+                <w:rFonts w:ascii="Arial" w:hAnsi="Arial"/>
+                <w:sz w:val="20"/>
+              </w:rPr>
+              <w:t>IND</w:t>
+            </w:r>
+          </w:p>
+        </w:tc>
+        <w:tc>
+          <w:tcPr>
+            <w:tcW w:type="dxa" w:w="936"/>
+            <w:shd w:val="clear" w:color="auto" w:fill="F2F2F2"/>
+            <w:vAlign w:val="center"/>
+          </w:tcPr>
+          <w:p>
+            <w:r/>
+            <w:r>
+              <w:rPr>
+                <w:rFonts w:ascii="Arial" w:hAnsi="Arial"/>
+                <w:sz w:val="20"/>
+              </w:rPr>
+              <w:t>3.9</w:t>
+            </w:r>
+          </w:p>
+        </w:tc>
+        <w:tc>
+          <w:tcPr>
+            <w:tcW w:type="dxa" w:w="936"/>
+            <w:shd w:val="clear" w:color="auto" w:fill="F2F2F2"/>
+            <w:vAlign w:val="center"/>
+          </w:tcPr>
+          <w:p>
+            <w:r/>
+            <w:r>
+              <w:rPr>
+                <w:rFonts w:ascii="Arial" w:hAnsi="Arial"/>
+                <w:sz w:val="20"/>
+              </w:rPr>
+              <w:t>4.01</w:t>
+            </w:r>
+          </w:p>
+        </w:tc>
+        <w:tc>
+          <w:tcPr>
+            <w:tcW w:type="dxa" w:w="936"/>
+            <w:shd w:val="clear" w:color="auto" w:fill="F2F2F2"/>
+            <w:vAlign w:val="center"/>
+          </w:tcPr>
+          <w:p>
+            <w:r/>
+            <w:r>
+              <w:rPr>
+                <w:rFonts w:ascii="Arial" w:hAnsi="Arial"/>
+                <w:sz w:val="20"/>
+              </w:rPr>
+              <w:t>downturn</w:t>
             </w:r>
           </w:p>
         </w:tc>
@@ -25188,41 +25188,41 @@
                 <w:rFonts w:ascii="Arial" w:hAnsi="Arial"/>
                 <w:sz w:val="20"/>
               </w:rPr>
-              <w:t>softening</w:t>
-            </w:r>
-          </w:p>
-        </w:tc>
-        <w:tc>
-          <w:tcPr>
-            <w:tcW w:type="dxa" w:w="936"/>
-            <w:shd w:val="clear" w:color="auto" w:fill="F2F2F2"/>
-            <w:vAlign w:val="center"/>
-          </w:tcPr>
-          <w:p>
-            <w:r/>
-            <w:r>
-              <w:rPr>
-                <w:rFonts w:ascii="Arial" w:hAnsi="Arial"/>
-                <w:sz w:val="20"/>
-              </w:rPr>
-              <w:t>Elevated</w:t>
-            </w:r>
-          </w:p>
-        </w:tc>
-        <w:tc>
-          <w:tcPr>
-            <w:tcW w:type="dxa" w:w="936"/>
-            <w:shd w:val="clear" w:color="auto" w:fill="F2F2F2"/>
-            <w:vAlign w:val="center"/>
-          </w:tcPr>
-          <w:p>
-            <w:r/>
-            <w:r>
-              <w:rPr>
-                <w:rFonts w:ascii="Arial" w:hAnsi="Arial"/>
-                <w:sz w:val="20"/>
-              </w:rPr>
-              <w:t>-21.37</w:t>
+              <w:t>soft</w:t>
+            </w:r>
+          </w:p>
+        </w:tc>
+        <w:tc>
+          <w:tcPr>
+            <w:tcW w:type="dxa" w:w="936"/>
+            <w:shd w:val="clear" w:color="auto" w:fill="F2F2F2"/>
+            <w:vAlign w:val="center"/>
+          </w:tcPr>
+          <w:p>
+            <w:r/>
+            <w:r>
+              <w:rPr>
+                <w:rFonts w:ascii="Arial" w:hAnsi="Arial"/>
+                <w:sz w:val="20"/>
+              </w:rPr>
+              <w:t>High</w:t>
+            </w:r>
+          </w:p>
+        </w:tc>
+        <w:tc>
+          <w:tcPr>
+            <w:tcW w:type="dxa" w:w="936"/>
+            <w:shd w:val="clear" w:color="auto" w:fill="F2F2F2"/>
+            <w:vAlign w:val="center"/>
+          </w:tcPr>
+          <w:p>
+            <w:r/>
+            <w:r>
+              <w:rPr>
+                <w:rFonts w:ascii="Arial" w:hAnsi="Arial"/>
+                <w:sz w:val="20"/>
+              </w:rPr>
+              <w:t>-27.02</w:t>
             </w:r>
           </w:p>
         </w:tc>
@@ -25256,103 +25256,103 @@
                 <w:rFonts w:ascii="Arial" w:hAnsi="Arial"/>
                 <w:sz w:val="20"/>
               </w:rPr>
-              <w:t>Retail and wholesale trade buildings</w:t>
-            </w:r>
-          </w:p>
-        </w:tc>
-        <w:tc>
-          <w:tcPr>
-            <w:tcW w:type="dxa" w:w="936"/>
-            <w:vAlign w:val="center"/>
-          </w:tcPr>
-          <w:p>
-            <w:r/>
-            <w:r>
-              <w:rPr>
-                <w:rFonts w:ascii="Arial" w:hAnsi="Arial"/>
-                <w:sz w:val="20"/>
-              </w:rPr>
-              <w:t>RET</w:t>
-            </w:r>
-          </w:p>
-        </w:tc>
-        <w:tc>
-          <w:tcPr>
-            <w:tcW w:type="dxa" w:w="936"/>
-            <w:vAlign w:val="center"/>
-          </w:tcPr>
-          <w:p>
-            <w:r/>
-            <w:r>
-              <w:rPr>
-                <w:rFonts w:ascii="Arial" w:hAnsi="Arial"/>
-                <w:sz w:val="20"/>
-              </w:rPr>
-              <w:t>3.15</w:t>
-            </w:r>
-          </w:p>
-        </w:tc>
-        <w:tc>
-          <w:tcPr>
-            <w:tcW w:type="dxa" w:w="936"/>
-            <w:vAlign w:val="center"/>
-          </w:tcPr>
-          <w:p>
-            <w:r/>
-            <w:r>
-              <w:rPr>
-                <w:rFonts w:ascii="Arial" w:hAnsi="Arial"/>
-                <w:sz w:val="20"/>
-              </w:rPr>
-              <w:t>3.14</w:t>
-            </w:r>
-          </w:p>
-        </w:tc>
-        <w:tc>
-          <w:tcPr>
-            <w:tcW w:type="dxa" w:w="936"/>
-            <w:vAlign w:val="center"/>
-          </w:tcPr>
-          <w:p>
-            <w:r/>
-            <w:r>
-              <w:rPr>
-                <w:rFonts w:ascii="Arial" w:hAnsi="Arial"/>
-                <w:sz w:val="20"/>
-              </w:rPr>
-              <w:t>neutral</w:t>
-            </w:r>
-          </w:p>
-        </w:tc>
-        <w:tc>
-          <w:tcPr>
-            <w:tcW w:type="dxa" w:w="936"/>
-            <w:vAlign w:val="center"/>
-          </w:tcPr>
-          <w:p>
-            <w:r/>
-            <w:r>
-              <w:rPr>
-                <w:rFonts w:ascii="Arial" w:hAnsi="Arial"/>
-                <w:sz w:val="20"/>
-              </w:rPr>
-              <w:t>specific</w:t>
-            </w:r>
-          </w:p>
-        </w:tc>
-        <w:tc>
-          <w:tcPr>
-            <w:tcW w:type="dxa" w:w="936"/>
-            <w:vAlign w:val="center"/>
-          </w:tcPr>
-          <w:p>
-            <w:r/>
-            <w:r>
-              <w:rPr>
-                <w:rFonts w:ascii="Arial" w:hAnsi="Arial"/>
-                <w:sz w:val="20"/>
-              </w:rPr>
-              <w:t>normal</w:t>
+              <w:t>Commercial Buildings - Total</w:t>
+            </w:r>
+          </w:p>
+        </w:tc>
+        <w:tc>
+          <w:tcPr>
+            <w:tcW w:type="dxa" w:w="936"/>
+            <w:vAlign w:val="center"/>
+          </w:tcPr>
+          <w:p>
+            <w:r/>
+            <w:r>
+              <w:rPr>
+                <w:rFonts w:ascii="Arial" w:hAnsi="Arial"/>
+                <w:sz w:val="20"/>
+              </w:rPr>
+              <w:t>CON</w:t>
+            </w:r>
+          </w:p>
+        </w:tc>
+        <w:tc>
+          <w:tcPr>
+            <w:tcW w:type="dxa" w:w="936"/>
+            <w:vAlign w:val="center"/>
+          </w:tcPr>
+          <w:p>
+            <w:r/>
+            <w:r>
+              <w:rPr>
+                <w:rFonts w:ascii="Arial" w:hAnsi="Arial"/>
+                <w:sz w:val="20"/>
+              </w:rPr>
+              <w:t>3.8</w:t>
+            </w:r>
+          </w:p>
+        </w:tc>
+        <w:tc>
+          <w:tcPr>
+            <w:tcW w:type="dxa" w:w="936"/>
+            <w:vAlign w:val="center"/>
+          </w:tcPr>
+          <w:p>
+            <w:r/>
+            <w:r>
+              <w:rPr>
+                <w:rFonts w:ascii="Arial" w:hAnsi="Arial"/>
+                <w:sz w:val="20"/>
+              </w:rPr>
+              <w:t>3.84</w:t>
+            </w:r>
+          </w:p>
+        </w:tc>
+        <w:tc>
+          <w:tcPr>
+            <w:tcW w:type="dxa" w:w="936"/>
+            <w:vAlign w:val="center"/>
+          </w:tcPr>
+          <w:p>
+            <w:r/>
+            <w:r>
+              <w:rPr>
+                <w:rFonts w:ascii="Arial" w:hAnsi="Arial"/>
+                <w:sz w:val="20"/>
+              </w:rPr>
+              <w:t>slowing</w:t>
+            </w:r>
+          </w:p>
+        </w:tc>
+        <w:tc>
+          <w:tcPr>
+            <w:tcW w:type="dxa" w:w="936"/>
+            <w:vAlign w:val="center"/>
+          </w:tcPr>
+          <w:p>
+            <w:r/>
+            <w:r>
+              <w:rPr>
+                <w:rFonts w:ascii="Arial" w:hAnsi="Arial"/>
+                <w:sz w:val="20"/>
+              </w:rPr>
+              <w:t>aggregate (reviewer reference only)</w:t>
+            </w:r>
+          </w:p>
+        </w:tc>
+        <w:tc>
+          <w:tcPr>
+            <w:tcW w:type="dxa" w:w="936"/>
+            <w:vAlign w:val="center"/>
+          </w:tcPr>
+          <w:p>
+            <w:r/>
+            <w:r>
+              <w:rPr>
+                <w:rFonts w:ascii="Arial" w:hAnsi="Arial"/>
+                <w:sz w:val="20"/>
+              </w:rPr>
+              <w:t>softening</w:t>
             </w:r>
           </w:p>
         </w:tc>
@@ -25384,7 +25384,7 @@
                 <w:rFonts w:ascii="Arial" w:hAnsi="Arial"/>
                 <w:sz w:val="20"/>
               </w:rPr>
-              <w:t>68.47</w:t>
+              <w:t>-49.71</w:t>
             </w:r>
           </w:p>
         </w:tc>
@@ -25420,75 +25420,75 @@
                 <w:rFonts w:ascii="Arial" w:hAnsi="Arial"/>
                 <w:sz w:val="20"/>
               </w:rPr>
-              <w:t>Short term accommodation buildings</w:t>
-            </w:r>
-          </w:p>
-        </w:tc>
-        <w:tc>
-          <w:tcPr>
-            <w:tcW w:type="dxa" w:w="936"/>
-            <w:shd w:val="clear" w:color="auto" w:fill="F2F2F2"/>
-            <w:vAlign w:val="center"/>
-          </w:tcPr>
-          <w:p>
-            <w:r/>
-            <w:r>
-              <w:rPr>
-                <w:rFonts w:ascii="Arial" w:hAnsi="Arial"/>
-                <w:sz w:val="20"/>
-              </w:rPr>
-              <w:t>CRE</w:t>
-            </w:r>
-          </w:p>
-        </w:tc>
-        <w:tc>
-          <w:tcPr>
-            <w:tcW w:type="dxa" w:w="936"/>
-            <w:shd w:val="clear" w:color="auto" w:fill="F2F2F2"/>
-            <w:vAlign w:val="center"/>
-          </w:tcPr>
-          <w:p>
-            <w:r/>
-            <w:r>
-              <w:rPr>
-                <w:rFonts w:ascii="Arial" w:hAnsi="Arial"/>
-                <w:sz w:val="20"/>
-              </w:rPr>
-              <w:t>2.85</w:t>
-            </w:r>
-          </w:p>
-        </w:tc>
-        <w:tc>
-          <w:tcPr>
-            <w:tcW w:type="dxa" w:w="936"/>
-            <w:shd w:val="clear" w:color="auto" w:fill="F2F2F2"/>
-            <w:vAlign w:val="center"/>
-          </w:tcPr>
-          <w:p>
-            <w:r/>
-            <w:r>
-              <w:rPr>
-                <w:rFonts w:ascii="Arial" w:hAnsi="Arial"/>
-                <w:sz w:val="20"/>
-              </w:rPr>
-              <w:t>2.74</w:t>
-            </w:r>
-          </w:p>
-        </w:tc>
-        <w:tc>
-          <w:tcPr>
-            <w:tcW w:type="dxa" w:w="936"/>
-            <w:shd w:val="clear" w:color="auto" w:fill="F2F2F2"/>
-            <w:vAlign w:val="center"/>
-          </w:tcPr>
-          <w:p>
-            <w:r/>
-            <w:r>
-              <w:rPr>
-                <w:rFonts w:ascii="Arial" w:hAnsi="Arial"/>
-                <w:sz w:val="20"/>
-              </w:rPr>
-              <w:t>growth</w:t>
+              <w:t>Retail and wholesale trade buildings</w:t>
+            </w:r>
+          </w:p>
+        </w:tc>
+        <w:tc>
+          <w:tcPr>
+            <w:tcW w:type="dxa" w:w="936"/>
+            <w:shd w:val="clear" w:color="auto" w:fill="F2F2F2"/>
+            <w:vAlign w:val="center"/>
+          </w:tcPr>
+          <w:p>
+            <w:r/>
+            <w:r>
+              <w:rPr>
+                <w:rFonts w:ascii="Arial" w:hAnsi="Arial"/>
+                <w:sz w:val="20"/>
+              </w:rPr>
+              <w:t>RET</w:t>
+            </w:r>
+          </w:p>
+        </w:tc>
+        <w:tc>
+          <w:tcPr>
+            <w:tcW w:type="dxa" w:w="936"/>
+            <w:shd w:val="clear" w:color="auto" w:fill="F2F2F2"/>
+            <w:vAlign w:val="center"/>
+          </w:tcPr>
+          <w:p>
+            <w:r/>
+            <w:r>
+              <w:rPr>
+                <w:rFonts w:ascii="Arial" w:hAnsi="Arial"/>
+                <w:sz w:val="20"/>
+              </w:rPr>
+              <w:t>3.4</w:t>
+            </w:r>
+          </w:p>
+        </w:tc>
+        <w:tc>
+          <w:tcPr>
+            <w:tcW w:type="dxa" w:w="936"/>
+            <w:shd w:val="clear" w:color="auto" w:fill="F2F2F2"/>
+            <w:vAlign w:val="center"/>
+          </w:tcPr>
+          <w:p>
+            <w:r/>
+            <w:r>
+              <w:rPr>
+                <w:rFonts w:ascii="Arial" w:hAnsi="Arial"/>
+                <w:sz w:val="20"/>
+              </w:rPr>
+              <w:t>3.39</w:t>
+            </w:r>
+          </w:p>
+        </w:tc>
+        <w:tc>
+          <w:tcPr>
+            <w:tcW w:type="dxa" w:w="936"/>
+            <w:shd w:val="clear" w:color="auto" w:fill="F2F2F2"/>
+            <w:vAlign w:val="center"/>
+          </w:tcPr>
+          <w:p>
+            <w:r/>
+            <w:r>
+              <w:rPr>
+                <w:rFonts w:ascii="Arial" w:hAnsi="Arial"/>
+                <w:sz w:val="20"/>
+              </w:rPr>
+              <w:t>slowing</w:t>
             </w:r>
           </w:p>
         </w:tc>
@@ -25522,41 +25522,41 @@
                 <w:rFonts w:ascii="Arial" w:hAnsi="Arial"/>
                 <w:sz w:val="20"/>
               </w:rPr>
-              <w:t>supportive</w:t>
-            </w:r>
-          </w:p>
-        </w:tc>
-        <w:tc>
-          <w:tcPr>
-            <w:tcW w:type="dxa" w:w="936"/>
-            <w:shd w:val="clear" w:color="auto" w:fill="F2F2F2"/>
-            <w:vAlign w:val="center"/>
-          </w:tcPr>
-          <w:p>
-            <w:r/>
-            <w:r>
-              <w:rPr>
-                <w:rFonts w:ascii="Arial" w:hAnsi="Arial"/>
-                <w:sz w:val="20"/>
-              </w:rPr>
-              <w:t>Medium</w:t>
-            </w:r>
-          </w:p>
-        </w:tc>
-        <w:tc>
-          <w:tcPr>
-            <w:tcW w:type="dxa" w:w="936"/>
-            <w:shd w:val="clear" w:color="auto" w:fill="F2F2F2"/>
-            <w:vAlign w:val="center"/>
-          </w:tcPr>
-          <w:p>
-            <w:r/>
-            <w:r>
-              <w:rPr>
-                <w:rFonts w:ascii="Arial" w:hAnsi="Arial"/>
-                <w:sz w:val="20"/>
-              </w:rPr>
-              <w:t>113.7</w:t>
+              <w:t>softening</w:t>
+            </w:r>
+          </w:p>
+        </w:tc>
+        <w:tc>
+          <w:tcPr>
+            <w:tcW w:type="dxa" w:w="936"/>
+            <w:shd w:val="clear" w:color="auto" w:fill="F2F2F2"/>
+            <w:vAlign w:val="center"/>
+          </w:tcPr>
+          <w:p>
+            <w:r/>
+            <w:r>
+              <w:rPr>
+                <w:rFonts w:ascii="Arial" w:hAnsi="Arial"/>
+                <w:sz w:val="20"/>
+              </w:rPr>
+              <w:t>Elevated</w:t>
+            </w:r>
+          </w:p>
+        </w:tc>
+        <w:tc>
+          <w:tcPr>
+            <w:tcW w:type="dxa" w:w="936"/>
+            <w:shd w:val="clear" w:color="auto" w:fill="F2F2F2"/>
+            <w:vAlign w:val="center"/>
+          </w:tcPr>
+          <w:p>
+            <w:r/>
+            <w:r>
+              <w:rPr>
+                <w:rFonts w:ascii="Arial" w:hAnsi="Arial"/>
+                <w:sz w:val="20"/>
+              </w:rPr>
+              <w:t>6.48</w:t>
             </w:r>
           </w:p>
         </w:tc>
@@ -25590,135 +25590,135 @@
                 <w:rFonts w:ascii="Arial" w:hAnsi="Arial"/>
                 <w:sz w:val="20"/>
               </w:rPr>
-              <w:t>Aged care facilities</w:t>
-            </w:r>
-          </w:p>
-        </w:tc>
-        <w:tc>
-          <w:tcPr>
-            <w:tcW w:type="dxa" w:w="936"/>
-            <w:vAlign w:val="center"/>
-          </w:tcPr>
-          <w:p>
-            <w:r/>
-            <w:r>
-              <w:rPr>
-                <w:rFonts w:ascii="Arial" w:hAnsi="Arial"/>
-                <w:sz w:val="20"/>
-              </w:rPr>
-              <w:t>CRE</w:t>
-            </w:r>
-          </w:p>
-        </w:tc>
-        <w:tc>
-          <w:tcPr>
-            <w:tcW w:type="dxa" w:w="936"/>
-            <w:vAlign w:val="center"/>
-          </w:tcPr>
-          <w:p>
-            <w:r/>
-            <w:r>
-              <w:rPr>
-                <w:rFonts w:ascii="Arial" w:hAnsi="Arial"/>
-                <w:sz w:val="20"/>
-              </w:rPr>
-              <w:t>2.7</w:t>
-            </w:r>
-          </w:p>
-        </w:tc>
-        <w:tc>
-          <w:tcPr>
-            <w:tcW w:type="dxa" w:w="936"/>
-            <w:vAlign w:val="center"/>
-          </w:tcPr>
-          <w:p>
-            <w:r/>
-            <w:r>
-              <w:rPr>
-                <w:rFonts w:ascii="Arial" w:hAnsi="Arial"/>
-                <w:sz w:val="20"/>
-              </w:rPr>
-              <w:t>2.91</w:t>
-            </w:r>
-          </w:p>
-        </w:tc>
-        <w:tc>
-          <w:tcPr>
-            <w:tcW w:type="dxa" w:w="936"/>
-            <w:vAlign w:val="center"/>
-          </w:tcPr>
-          <w:p>
-            <w:r/>
-            <w:r>
-              <w:rPr>
-                <w:rFonts w:ascii="Arial" w:hAnsi="Arial"/>
-                <w:sz w:val="20"/>
-              </w:rPr>
-              <w:t>neutral</w:t>
-            </w:r>
-          </w:p>
-        </w:tc>
-        <w:tc>
-          <w:tcPr>
-            <w:tcW w:type="dxa" w:w="936"/>
-            <w:vAlign w:val="center"/>
-          </w:tcPr>
-          <w:p>
-            <w:r/>
-            <w:r>
-              <w:rPr>
-                <w:rFonts w:ascii="Arial" w:hAnsi="Arial"/>
-                <w:sz w:val="20"/>
-              </w:rPr>
-              <w:t>specific</w:t>
-            </w:r>
-          </w:p>
-        </w:tc>
-        <w:tc>
-          <w:tcPr>
-            <w:tcW w:type="dxa" w:w="936"/>
-            <w:vAlign w:val="center"/>
-          </w:tcPr>
-          <w:p>
-            <w:r/>
-            <w:r>
-              <w:rPr>
-                <w:rFonts w:ascii="Arial" w:hAnsi="Arial"/>
-                <w:sz w:val="20"/>
-              </w:rPr>
-              <w:t>normal</w:t>
-            </w:r>
-          </w:p>
-        </w:tc>
-        <w:tc>
-          <w:tcPr>
-            <w:tcW w:type="dxa" w:w="936"/>
-            <w:vAlign w:val="center"/>
-          </w:tcPr>
-          <w:p>
-            <w:r/>
-            <w:r>
-              <w:rPr>
-                <w:rFonts w:ascii="Arial" w:hAnsi="Arial"/>
-                <w:sz w:val="20"/>
-              </w:rPr>
-              <w:t>Medium</w:t>
-            </w:r>
-          </w:p>
-        </w:tc>
-        <w:tc>
-          <w:tcPr>
-            <w:tcW w:type="dxa" w:w="936"/>
-            <w:vAlign w:val="center"/>
-          </w:tcPr>
-          <w:p>
-            <w:r/>
-            <w:r>
-              <w:rPr>
-                <w:rFonts w:ascii="Arial" w:hAnsi="Arial"/>
-                <w:sz w:val="20"/>
-              </w:rPr>
-              <w:t>219.88</w:t>
+              <w:t>Total Non-residential</w:t>
+            </w:r>
+          </w:p>
+        </w:tc>
+        <w:tc>
+          <w:tcPr>
+            <w:tcW w:type="dxa" w:w="936"/>
+            <w:vAlign w:val="center"/>
+          </w:tcPr>
+          <w:p>
+            <w:r/>
+            <w:r>
+              <w:rPr>
+                <w:rFonts w:ascii="Arial" w:hAnsi="Arial"/>
+                <w:sz w:val="20"/>
+              </w:rPr>
+              <w:t>CON</w:t>
+            </w:r>
+          </w:p>
+        </w:tc>
+        <w:tc>
+          <w:tcPr>
+            <w:tcW w:type="dxa" w:w="936"/>
+            <w:vAlign w:val="center"/>
+          </w:tcPr>
+          <w:p>
+            <w:r/>
+            <w:r>
+              <w:rPr>
+                <w:rFonts w:ascii="Arial" w:hAnsi="Arial"/>
+                <w:sz w:val="20"/>
+              </w:rPr>
+              <w:t>3.35</w:t>
+            </w:r>
+          </w:p>
+        </w:tc>
+        <w:tc>
+          <w:tcPr>
+            <w:tcW w:type="dxa" w:w="936"/>
+            <w:vAlign w:val="center"/>
+          </w:tcPr>
+          <w:p>
+            <w:r/>
+            <w:r>
+              <w:rPr>
+                <w:rFonts w:ascii="Arial" w:hAnsi="Arial"/>
+                <w:sz w:val="20"/>
+              </w:rPr>
+              <w:t>3.49</w:t>
+            </w:r>
+          </w:p>
+        </w:tc>
+        <w:tc>
+          <w:tcPr>
+            <w:tcW w:type="dxa" w:w="936"/>
+            <w:vAlign w:val="center"/>
+          </w:tcPr>
+          <w:p>
+            <w:r/>
+            <w:r>
+              <w:rPr>
+                <w:rFonts w:ascii="Arial" w:hAnsi="Arial"/>
+                <w:sz w:val="20"/>
+              </w:rPr>
+              <w:t>slowing</w:t>
+            </w:r>
+          </w:p>
+        </w:tc>
+        <w:tc>
+          <w:tcPr>
+            <w:tcW w:type="dxa" w:w="936"/>
+            <w:vAlign w:val="center"/>
+          </w:tcPr>
+          <w:p>
+            <w:r/>
+            <w:r>
+              <w:rPr>
+                <w:rFonts w:ascii="Arial" w:hAnsi="Arial"/>
+                <w:sz w:val="20"/>
+              </w:rPr>
+              <w:t>aggregate (reviewer reference only)</w:t>
+            </w:r>
+          </w:p>
+        </w:tc>
+        <w:tc>
+          <w:tcPr>
+            <w:tcW w:type="dxa" w:w="936"/>
+            <w:vAlign w:val="center"/>
+          </w:tcPr>
+          <w:p>
+            <w:r/>
+            <w:r>
+              <w:rPr>
+                <w:rFonts w:ascii="Arial" w:hAnsi="Arial"/>
+                <w:sz w:val="20"/>
+              </w:rPr>
+              <w:t>softening</w:t>
+            </w:r>
+          </w:p>
+        </w:tc>
+        <w:tc>
+          <w:tcPr>
+            <w:tcW w:type="dxa" w:w="936"/>
+            <w:vAlign w:val="center"/>
+          </w:tcPr>
+          <w:p>
+            <w:r/>
+            <w:r>
+              <w:rPr>
+                <w:rFonts w:ascii="Arial" w:hAnsi="Arial"/>
+                <w:sz w:val="20"/>
+              </w:rPr>
+              <w:t>Elevated</w:t>
+            </w:r>
+          </w:p>
+        </w:tc>
+        <w:tc>
+          <w:tcPr>
+            <w:tcW w:type="dxa" w:w="936"/>
+            <w:vAlign w:val="center"/>
+          </w:tcPr>
+          <w:p>
+            <w:r/>
+            <w:r>
+              <w:rPr>
+                <w:rFonts w:ascii="Arial" w:hAnsi="Arial"/>
+                <w:sz w:val="20"/>
+              </w:rPr>
+              <w:t>-15.94</w:t>
             </w:r>
           </w:p>
         </w:tc>
@@ -25754,75 +25754,75 @@
                 <w:rFonts w:ascii="Arial" w:hAnsi="Arial"/>
                 <w:sz w:val="20"/>
               </w:rPr>
-              <w:t>Agricultural and aquacultural buildings</w:t>
-            </w:r>
-          </w:p>
-        </w:tc>
-        <w:tc>
-          <w:tcPr>
-            <w:tcW w:type="dxa" w:w="936"/>
-            <w:shd w:val="clear" w:color="auto" w:fill="F2F2F2"/>
-            <w:vAlign w:val="center"/>
-          </w:tcPr>
-          <w:p>
-            <w:r/>
-            <w:r>
-              <w:rPr>
-                <w:rFonts w:ascii="Arial" w:hAnsi="Arial"/>
-                <w:sz w:val="20"/>
-              </w:rPr>
-              <w:t>IND</w:t>
-            </w:r>
-          </w:p>
-        </w:tc>
-        <w:tc>
-          <w:tcPr>
-            <w:tcW w:type="dxa" w:w="936"/>
-            <w:shd w:val="clear" w:color="auto" w:fill="F2F2F2"/>
-            <w:vAlign w:val="center"/>
-          </w:tcPr>
-          <w:p>
-            <w:r/>
-            <w:r>
-              <w:rPr>
-                <w:rFonts w:ascii="Arial" w:hAnsi="Arial"/>
-                <w:sz w:val="20"/>
-              </w:rPr>
-              <w:t>2.65</w:t>
-            </w:r>
-          </w:p>
-        </w:tc>
-        <w:tc>
-          <w:tcPr>
-            <w:tcW w:type="dxa" w:w="936"/>
-            <w:shd w:val="clear" w:color="auto" w:fill="F2F2F2"/>
-            <w:vAlign w:val="center"/>
-          </w:tcPr>
-          <w:p>
-            <w:r/>
-            <w:r>
-              <w:rPr>
-                <w:rFonts w:ascii="Arial" w:hAnsi="Arial"/>
-                <w:sz w:val="20"/>
-              </w:rPr>
-              <w:t>2.76</w:t>
-            </w:r>
-          </w:p>
-        </w:tc>
-        <w:tc>
-          <w:tcPr>
-            <w:tcW w:type="dxa" w:w="936"/>
-            <w:shd w:val="clear" w:color="auto" w:fill="F2F2F2"/>
-            <w:vAlign w:val="center"/>
-          </w:tcPr>
-          <w:p>
-            <w:r/>
-            <w:r>
-              <w:rPr>
-                <w:rFonts w:ascii="Arial" w:hAnsi="Arial"/>
-                <w:sz w:val="20"/>
-              </w:rPr>
-              <w:t>neutral</w:t>
+              <w:t>Education buildings</w:t>
+            </w:r>
+          </w:p>
+        </w:tc>
+        <w:tc>
+          <w:tcPr>
+            <w:tcW w:type="dxa" w:w="936"/>
+            <w:shd w:val="clear" w:color="auto" w:fill="F2F2F2"/>
+            <w:vAlign w:val="center"/>
+          </w:tcPr>
+          <w:p>
+            <w:r/>
+            <w:r>
+              <w:rPr>
+                <w:rFonts w:ascii="Arial" w:hAnsi="Arial"/>
+                <w:sz w:val="20"/>
+              </w:rPr>
+              <w:t>CRE</w:t>
+            </w:r>
+          </w:p>
+        </w:tc>
+        <w:tc>
+          <w:tcPr>
+            <w:tcW w:type="dxa" w:w="936"/>
+            <w:shd w:val="clear" w:color="auto" w:fill="F2F2F2"/>
+            <w:vAlign w:val="center"/>
+          </w:tcPr>
+          <w:p>
+            <w:r/>
+            <w:r>
+              <w:rPr>
+                <w:rFonts w:ascii="Arial" w:hAnsi="Arial"/>
+                <w:sz w:val="20"/>
+              </w:rPr>
+              <w:t>3.25</w:t>
+            </w:r>
+          </w:p>
+        </w:tc>
+        <w:tc>
+          <w:tcPr>
+            <w:tcW w:type="dxa" w:w="936"/>
+            <w:shd w:val="clear" w:color="auto" w:fill="F2F2F2"/>
+            <w:vAlign w:val="center"/>
+          </w:tcPr>
+          <w:p>
+            <w:r/>
+            <w:r>
+              <w:rPr>
+                <w:rFonts w:ascii="Arial" w:hAnsi="Arial"/>
+                <w:sz w:val="20"/>
+              </w:rPr>
+              <w:t>3.56</w:t>
+            </w:r>
+          </w:p>
+        </w:tc>
+        <w:tc>
+          <w:tcPr>
+            <w:tcW w:type="dxa" w:w="936"/>
+            <w:shd w:val="clear" w:color="auto" w:fill="F2F2F2"/>
+            <w:vAlign w:val="center"/>
+          </w:tcPr>
+          <w:p>
+            <w:r/>
+            <w:r>
+              <w:rPr>
+                <w:rFonts w:ascii="Arial" w:hAnsi="Arial"/>
+                <w:sz w:val="20"/>
+              </w:rPr>
+              <w:t>slowing</w:t>
             </w:r>
           </w:p>
         </w:tc>
@@ -25856,41 +25856,41 @@
                 <w:rFonts w:ascii="Arial" w:hAnsi="Arial"/>
                 <w:sz w:val="20"/>
               </w:rPr>
-              <w:t>normal</w:t>
-            </w:r>
-          </w:p>
-        </w:tc>
-        <w:tc>
-          <w:tcPr>
-            <w:tcW w:type="dxa" w:w="936"/>
-            <w:shd w:val="clear" w:color="auto" w:fill="F2F2F2"/>
-            <w:vAlign w:val="center"/>
-          </w:tcPr>
-          <w:p>
-            <w:r/>
-            <w:r>
-              <w:rPr>
-                <w:rFonts w:ascii="Arial" w:hAnsi="Arial"/>
-                <w:sz w:val="20"/>
-              </w:rPr>
-              <w:t>Medium</w:t>
-            </w:r>
-          </w:p>
-        </w:tc>
-        <w:tc>
-          <w:tcPr>
-            <w:tcW w:type="dxa" w:w="936"/>
-            <w:shd w:val="clear" w:color="auto" w:fill="F2F2F2"/>
-            <w:vAlign w:val="center"/>
-          </w:tcPr>
-          <w:p>
-            <w:r/>
-            <w:r>
-              <w:rPr>
-                <w:rFonts w:ascii="Arial" w:hAnsi="Arial"/>
-                <w:sz w:val="20"/>
-              </w:rPr>
-              <w:t>58.37</w:t>
+              <w:t>softening</w:t>
+            </w:r>
+          </w:p>
+        </w:tc>
+        <w:tc>
+          <w:tcPr>
+            <w:tcW w:type="dxa" w:w="936"/>
+            <w:shd w:val="clear" w:color="auto" w:fill="F2F2F2"/>
+            <w:vAlign w:val="center"/>
+          </w:tcPr>
+          <w:p>
+            <w:r/>
+            <w:r>
+              <w:rPr>
+                <w:rFonts w:ascii="Arial" w:hAnsi="Arial"/>
+                <w:sz w:val="20"/>
+              </w:rPr>
+              <w:t>Elevated</w:t>
+            </w:r>
+          </w:p>
+        </w:tc>
+        <w:tc>
+          <w:tcPr>
+            <w:tcW w:type="dxa" w:w="936"/>
+            <w:shd w:val="clear" w:color="auto" w:fill="F2F2F2"/>
+            <w:vAlign w:val="center"/>
+          </w:tcPr>
+          <w:p>
+            <w:r/>
+            <w:r>
+              <w:rPr>
+                <w:rFonts w:ascii="Arial" w:hAnsi="Arial"/>
+                <w:sz w:val="20"/>
+              </w:rPr>
+              <w:t>-31.29</w:t>
             </w:r>
           </w:p>
         </w:tc>
@@ -25924,135 +25924,135 @@
                 <w:rFonts w:ascii="Arial" w:hAnsi="Arial"/>
                 <w:sz w:val="20"/>
               </w:rPr>
-              <w:t>Total Non-residential</w:t>
-            </w:r>
-          </w:p>
-        </w:tc>
-        <w:tc>
-          <w:tcPr>
-            <w:tcW w:type="dxa" w:w="936"/>
-            <w:vAlign w:val="center"/>
-          </w:tcPr>
-          <w:p>
-            <w:r/>
-            <w:r>
-              <w:rPr>
-                <w:rFonts w:ascii="Arial" w:hAnsi="Arial"/>
-                <w:sz w:val="20"/>
-              </w:rPr>
-              <w:t>CON</w:t>
-            </w:r>
-          </w:p>
-        </w:tc>
-        <w:tc>
-          <w:tcPr>
-            <w:tcW w:type="dxa" w:w="936"/>
-            <w:vAlign w:val="center"/>
-          </w:tcPr>
-          <w:p>
-            <w:r/>
-            <w:r>
-              <w:rPr>
-                <w:rFonts w:ascii="Arial" w:hAnsi="Arial"/>
-                <w:sz w:val="20"/>
-              </w:rPr>
-              <w:t>2.6</w:t>
-            </w:r>
-          </w:p>
-        </w:tc>
-        <w:tc>
-          <w:tcPr>
-            <w:tcW w:type="dxa" w:w="936"/>
-            <w:vAlign w:val="center"/>
-          </w:tcPr>
-          <w:p>
-            <w:r/>
-            <w:r>
-              <w:rPr>
-                <w:rFonts w:ascii="Arial" w:hAnsi="Arial"/>
-                <w:sz w:val="20"/>
-              </w:rPr>
-              <w:t>2.74</w:t>
-            </w:r>
-          </w:p>
-        </w:tc>
-        <w:tc>
-          <w:tcPr>
-            <w:tcW w:type="dxa" w:w="936"/>
-            <w:vAlign w:val="center"/>
-          </w:tcPr>
-          <w:p>
-            <w:r/>
-            <w:r>
-              <w:rPr>
-                <w:rFonts w:ascii="Arial" w:hAnsi="Arial"/>
-                <w:sz w:val="20"/>
-              </w:rPr>
-              <w:t>neutral</w:t>
-            </w:r>
-          </w:p>
-        </w:tc>
-        <w:tc>
-          <w:tcPr>
-            <w:tcW w:type="dxa" w:w="936"/>
-            <w:vAlign w:val="center"/>
-          </w:tcPr>
-          <w:p>
-            <w:r/>
-            <w:r>
-              <w:rPr>
-                <w:rFonts w:ascii="Arial" w:hAnsi="Arial"/>
-                <w:sz w:val="20"/>
-              </w:rPr>
-              <w:t>aggregate (reviewer reference only)</w:t>
-            </w:r>
-          </w:p>
-        </w:tc>
-        <w:tc>
-          <w:tcPr>
-            <w:tcW w:type="dxa" w:w="936"/>
-            <w:vAlign w:val="center"/>
-          </w:tcPr>
-          <w:p>
-            <w:r/>
-            <w:r>
-              <w:rPr>
-                <w:rFonts w:ascii="Arial" w:hAnsi="Arial"/>
-                <w:sz w:val="20"/>
-              </w:rPr>
-              <w:t>normal</w:t>
-            </w:r>
-          </w:p>
-        </w:tc>
-        <w:tc>
-          <w:tcPr>
-            <w:tcW w:type="dxa" w:w="936"/>
-            <w:vAlign w:val="center"/>
-          </w:tcPr>
-          <w:p>
-            <w:r/>
-            <w:r>
-              <w:rPr>
-                <w:rFonts w:ascii="Arial" w:hAnsi="Arial"/>
-                <w:sz w:val="20"/>
-              </w:rPr>
-              <w:t>Medium</w:t>
-            </w:r>
-          </w:p>
-        </w:tc>
-        <w:tc>
-          <w:tcPr>
-            <w:tcW w:type="dxa" w:w="936"/>
-            <w:vAlign w:val="center"/>
-          </w:tcPr>
-          <w:p>
-            <w:r/>
-            <w:r>
-              <w:rPr>
-                <w:rFonts w:ascii="Arial" w:hAnsi="Arial"/>
-                <w:sz w:val="20"/>
-              </w:rPr>
-              <w:t>71.46</w:t>
+              <w:t>Aged care facilities</w:t>
+            </w:r>
+          </w:p>
+        </w:tc>
+        <w:tc>
+          <w:tcPr>
+            <w:tcW w:type="dxa" w:w="936"/>
+            <w:vAlign w:val="center"/>
+          </w:tcPr>
+          <w:p>
+            <w:r/>
+            <w:r>
+              <w:rPr>
+                <w:rFonts w:ascii="Arial" w:hAnsi="Arial"/>
+                <w:sz w:val="20"/>
+              </w:rPr>
+              <w:t>CRE</w:t>
+            </w:r>
+          </w:p>
+        </w:tc>
+        <w:tc>
+          <w:tcPr>
+            <w:tcW w:type="dxa" w:w="936"/>
+            <w:vAlign w:val="center"/>
+          </w:tcPr>
+          <w:p>
+            <w:r/>
+            <w:r>
+              <w:rPr>
+                <w:rFonts w:ascii="Arial" w:hAnsi="Arial"/>
+                <w:sz w:val="20"/>
+              </w:rPr>
+              <w:t>3.2</w:t>
+            </w:r>
+          </w:p>
+        </w:tc>
+        <w:tc>
+          <w:tcPr>
+            <w:tcW w:type="dxa" w:w="936"/>
+            <w:vAlign w:val="center"/>
+          </w:tcPr>
+          <w:p>
+            <w:r/>
+            <w:r>
+              <w:rPr>
+                <w:rFonts w:ascii="Arial" w:hAnsi="Arial"/>
+                <w:sz w:val="20"/>
+              </w:rPr>
+              <w:t>3.41</w:t>
+            </w:r>
+          </w:p>
+        </w:tc>
+        <w:tc>
+          <w:tcPr>
+            <w:tcW w:type="dxa" w:w="936"/>
+            <w:vAlign w:val="center"/>
+          </w:tcPr>
+          <w:p>
+            <w:r/>
+            <w:r>
+              <w:rPr>
+                <w:rFonts w:ascii="Arial" w:hAnsi="Arial"/>
+                <w:sz w:val="20"/>
+              </w:rPr>
+              <w:t>slowing</w:t>
+            </w:r>
+          </w:p>
+        </w:tc>
+        <w:tc>
+          <w:tcPr>
+            <w:tcW w:type="dxa" w:w="936"/>
+            <w:vAlign w:val="center"/>
+          </w:tcPr>
+          <w:p>
+            <w:r/>
+            <w:r>
+              <w:rPr>
+                <w:rFonts w:ascii="Arial" w:hAnsi="Arial"/>
+                <w:sz w:val="20"/>
+              </w:rPr>
+              <w:t>specific</w:t>
+            </w:r>
+          </w:p>
+        </w:tc>
+        <w:tc>
+          <w:tcPr>
+            <w:tcW w:type="dxa" w:w="936"/>
+            <w:vAlign w:val="center"/>
+          </w:tcPr>
+          <w:p>
+            <w:r/>
+            <w:r>
+              <w:rPr>
+                <w:rFonts w:ascii="Arial" w:hAnsi="Arial"/>
+                <w:sz w:val="20"/>
+              </w:rPr>
+              <w:t>softening</w:t>
+            </w:r>
+          </w:p>
+        </w:tc>
+        <w:tc>
+          <w:tcPr>
+            <w:tcW w:type="dxa" w:w="936"/>
+            <w:vAlign w:val="center"/>
+          </w:tcPr>
+          <w:p>
+            <w:r/>
+            <w:r>
+              <w:rPr>
+                <w:rFonts w:ascii="Arial" w:hAnsi="Arial"/>
+                <w:sz w:val="20"/>
+              </w:rPr>
+              <w:t>Elevated</w:t>
+            </w:r>
+          </w:p>
+        </w:tc>
+        <w:tc>
+          <w:tcPr>
+            <w:tcW w:type="dxa" w:w="936"/>
+            <w:vAlign w:val="center"/>
+          </w:tcPr>
+          <w:p>
+            <w:r/>
+            <w:r>
+              <w:rPr>
+                <w:rFonts w:ascii="Arial" w:hAnsi="Arial"/>
+                <w:sz w:val="20"/>
+              </w:rPr>
+              <w:t>-21.97</w:t>
             </w:r>
           </w:p>
         </w:tc>
@@ -26088,58 +26088,58 @@
                 <w:rFonts w:ascii="Arial" w:hAnsi="Arial"/>
                 <w:sz w:val="20"/>
               </w:rPr>
-              <w:t>Industrial Buildings - Total</w:t>
-            </w:r>
-          </w:p>
-        </w:tc>
-        <w:tc>
-          <w:tcPr>
-            <w:tcW w:type="dxa" w:w="936"/>
-            <w:shd w:val="clear" w:color="auto" w:fill="F2F2F2"/>
-            <w:vAlign w:val="center"/>
-          </w:tcPr>
-          <w:p>
-            <w:r/>
-            <w:r>
-              <w:rPr>
-                <w:rFonts w:ascii="Arial" w:hAnsi="Arial"/>
-                <w:sz w:val="20"/>
-              </w:rPr>
-              <w:t>CON</w:t>
-            </w:r>
-          </w:p>
-        </w:tc>
-        <w:tc>
-          <w:tcPr>
-            <w:tcW w:type="dxa" w:w="936"/>
-            <w:shd w:val="clear" w:color="auto" w:fill="F2F2F2"/>
-            <w:vAlign w:val="center"/>
-          </w:tcPr>
-          <w:p>
-            <w:r/>
-            <w:r>
-              <w:rPr>
-                <w:rFonts w:ascii="Arial" w:hAnsi="Arial"/>
-                <w:sz w:val="20"/>
-              </w:rPr>
-              <w:t>2.4</w:t>
-            </w:r>
-          </w:p>
-        </w:tc>
-        <w:tc>
-          <w:tcPr>
-            <w:tcW w:type="dxa" w:w="936"/>
-            <w:shd w:val="clear" w:color="auto" w:fill="F2F2F2"/>
-            <w:vAlign w:val="center"/>
-          </w:tcPr>
-          <w:p>
-            <w:r/>
-            <w:r>
-              <w:rPr>
-                <w:rFonts w:ascii="Arial" w:hAnsi="Arial"/>
-                <w:sz w:val="20"/>
-              </w:rPr>
-              <w:t>2.64</w:t>
+              <w:t>Short term accommodation buildings</w:t>
+            </w:r>
+          </w:p>
+        </w:tc>
+        <w:tc>
+          <w:tcPr>
+            <w:tcW w:type="dxa" w:w="936"/>
+            <w:shd w:val="clear" w:color="auto" w:fill="F2F2F2"/>
+            <w:vAlign w:val="center"/>
+          </w:tcPr>
+          <w:p>
+            <w:r/>
+            <w:r>
+              <w:rPr>
+                <w:rFonts w:ascii="Arial" w:hAnsi="Arial"/>
+                <w:sz w:val="20"/>
+              </w:rPr>
+              <w:t>CRE</w:t>
+            </w:r>
+          </w:p>
+        </w:tc>
+        <w:tc>
+          <w:tcPr>
+            <w:tcW w:type="dxa" w:w="936"/>
+            <w:shd w:val="clear" w:color="auto" w:fill="F2F2F2"/>
+            <w:vAlign w:val="center"/>
+          </w:tcPr>
+          <w:p>
+            <w:r/>
+            <w:r>
+              <w:rPr>
+                <w:rFonts w:ascii="Arial" w:hAnsi="Arial"/>
+                <w:sz w:val="20"/>
+              </w:rPr>
+              <w:t>3.1</w:t>
+            </w:r>
+          </w:p>
+        </w:tc>
+        <w:tc>
+          <w:tcPr>
+            <w:tcW w:type="dxa" w:w="936"/>
+            <w:shd w:val="clear" w:color="auto" w:fill="F2F2F2"/>
+            <w:vAlign w:val="center"/>
+          </w:tcPr>
+          <w:p>
+            <w:r/>
+            <w:r>
+              <w:rPr>
+                <w:rFonts w:ascii="Arial" w:hAnsi="Arial"/>
+                <w:sz w:val="20"/>
+              </w:rPr>
+              <w:t>2.99</w:t>
             </w:r>
           </w:p>
         </w:tc>
@@ -26173,7 +26173,7 @@
                 <w:rFonts w:ascii="Arial" w:hAnsi="Arial"/>
                 <w:sz w:val="20"/>
               </w:rPr>
-              <w:t>aggregate (reviewer reference only)</w:t>
+              <w:t>specific</w:t>
             </w:r>
           </w:p>
         </w:tc>
@@ -26224,7 +26224,7 @@
                 <w:rFonts w:ascii="Arial" w:hAnsi="Arial"/>
                 <w:sz w:val="20"/>
               </w:rPr>
-              <w:t>55.53</w:t>
+              <w:t>112.01</w:t>
             </w:r>
           </w:p>
         </w:tc>
@@ -26258,103 +26258,103 @@
                 <w:rFonts w:ascii="Arial" w:hAnsi="Arial"/>
                 <w:sz w:val="20"/>
               </w:rPr>
-              <w:t>Commercial Buildings - Total</w:t>
-            </w:r>
-          </w:p>
-        </w:tc>
-        <w:tc>
-          <w:tcPr>
-            <w:tcW w:type="dxa" w:w="936"/>
-            <w:vAlign w:val="center"/>
-          </w:tcPr>
-          <w:p>
-            <w:r/>
-            <w:r>
-              <w:rPr>
-                <w:rFonts w:ascii="Arial" w:hAnsi="Arial"/>
-                <w:sz w:val="20"/>
-              </w:rPr>
-              <w:t>CON</w:t>
-            </w:r>
-          </w:p>
-        </w:tc>
-        <w:tc>
-          <w:tcPr>
-            <w:tcW w:type="dxa" w:w="936"/>
-            <w:vAlign w:val="center"/>
-          </w:tcPr>
-          <w:p>
-            <w:r/>
-            <w:r>
-              <w:rPr>
-                <w:rFonts w:ascii="Arial" w:hAnsi="Arial"/>
-                <w:sz w:val="20"/>
-              </w:rPr>
-              <w:t>2.3</w:t>
-            </w:r>
-          </w:p>
-        </w:tc>
-        <w:tc>
-          <w:tcPr>
-            <w:tcW w:type="dxa" w:w="936"/>
-            <w:vAlign w:val="center"/>
-          </w:tcPr>
-          <w:p>
-            <w:r/>
-            <w:r>
-              <w:rPr>
-                <w:rFonts w:ascii="Arial" w:hAnsi="Arial"/>
-                <w:sz w:val="20"/>
-              </w:rPr>
-              <w:t>2.34</w:t>
-            </w:r>
-          </w:p>
-        </w:tc>
-        <w:tc>
-          <w:tcPr>
-            <w:tcW w:type="dxa" w:w="936"/>
-            <w:vAlign w:val="center"/>
-          </w:tcPr>
-          <w:p>
-            <w:r/>
-            <w:r>
-              <w:rPr>
-                <w:rFonts w:ascii="Arial" w:hAnsi="Arial"/>
-                <w:sz w:val="20"/>
-              </w:rPr>
-              <w:t>growth</w:t>
-            </w:r>
-          </w:p>
-        </w:tc>
-        <w:tc>
-          <w:tcPr>
-            <w:tcW w:type="dxa" w:w="936"/>
-            <w:vAlign w:val="center"/>
-          </w:tcPr>
-          <w:p>
-            <w:r/>
-            <w:r>
-              <w:rPr>
-                <w:rFonts w:ascii="Arial" w:hAnsi="Arial"/>
-                <w:sz w:val="20"/>
-              </w:rPr>
-              <w:t>aggregate (reviewer reference only)</w:t>
-            </w:r>
-          </w:p>
-        </w:tc>
-        <w:tc>
-          <w:tcPr>
-            <w:tcW w:type="dxa" w:w="936"/>
-            <w:vAlign w:val="center"/>
-          </w:tcPr>
-          <w:p>
-            <w:r/>
-            <w:r>
-              <w:rPr>
-                <w:rFonts w:ascii="Arial" w:hAnsi="Arial"/>
-                <w:sz w:val="20"/>
-              </w:rPr>
-              <w:t>supportive</w:t>
+              <w:t>Health buildings</w:t>
+            </w:r>
+          </w:p>
+        </w:tc>
+        <w:tc>
+          <w:tcPr>
+            <w:tcW w:type="dxa" w:w="936"/>
+            <w:vAlign w:val="center"/>
+          </w:tcPr>
+          <w:p>
+            <w:r/>
+            <w:r>
+              <w:rPr>
+                <w:rFonts w:ascii="Arial" w:hAnsi="Arial"/>
+                <w:sz w:val="20"/>
+              </w:rPr>
+              <w:t>CRE</w:t>
+            </w:r>
+          </w:p>
+        </w:tc>
+        <w:tc>
+          <w:tcPr>
+            <w:tcW w:type="dxa" w:w="936"/>
+            <w:vAlign w:val="center"/>
+          </w:tcPr>
+          <w:p>
+            <w:r/>
+            <w:r>
+              <w:rPr>
+                <w:rFonts w:ascii="Arial" w:hAnsi="Arial"/>
+                <w:sz w:val="20"/>
+              </w:rPr>
+              <w:t>2.4</w:t>
+            </w:r>
+          </w:p>
+        </w:tc>
+        <w:tc>
+          <w:tcPr>
+            <w:tcW w:type="dxa" w:w="936"/>
+            <w:vAlign w:val="center"/>
+          </w:tcPr>
+          <w:p>
+            <w:r/>
+            <w:r>
+              <w:rPr>
+                <w:rFonts w:ascii="Arial" w:hAnsi="Arial"/>
+                <w:sz w:val="20"/>
+              </w:rPr>
+              <w:t>2.76</w:t>
+            </w:r>
+          </w:p>
+        </w:tc>
+        <w:tc>
+          <w:tcPr>
+            <w:tcW w:type="dxa" w:w="936"/>
+            <w:vAlign w:val="center"/>
+          </w:tcPr>
+          <w:p>
+            <w:r/>
+            <w:r>
+              <w:rPr>
+                <w:rFonts w:ascii="Arial" w:hAnsi="Arial"/>
+                <w:sz w:val="20"/>
+              </w:rPr>
+              <w:t>neutral</w:t>
+            </w:r>
+          </w:p>
+        </w:tc>
+        <w:tc>
+          <w:tcPr>
+            <w:tcW w:type="dxa" w:w="936"/>
+            <w:vAlign w:val="center"/>
+          </w:tcPr>
+          <w:p>
+            <w:r/>
+            <w:r>
+              <w:rPr>
+                <w:rFonts w:ascii="Arial" w:hAnsi="Arial"/>
+                <w:sz w:val="20"/>
+              </w:rPr>
+              <w:t>specific</w:t>
+            </w:r>
+          </w:p>
+        </w:tc>
+        <w:tc>
+          <w:tcPr>
+            <w:tcW w:type="dxa" w:w="936"/>
+            <w:vAlign w:val="center"/>
+          </w:tcPr>
+          <w:p>
+            <w:r/>
+            <w:r>
+              <w:rPr>
+                <w:rFonts w:ascii="Arial" w:hAnsi="Arial"/>
+                <w:sz w:val="20"/>
+              </w:rPr>
+              <w:t>normal</w:t>
             </w:r>
           </w:p>
         </w:tc>
@@ -26386,7 +26386,7 @@
                 <w:rFonts w:ascii="Arial" w:hAnsi="Arial"/>
                 <w:sz w:val="20"/>
               </w:rPr>
-              <w:t>165.42</w:t>
+              <w:t>-35.96</w:t>
             </w:r>
           </w:p>
         </w:tc>
@@ -26422,109 +26422,109 @@
                 <w:rFonts w:ascii="Arial" w:hAnsi="Arial"/>
                 <w:sz w:val="20"/>
               </w:rPr>
-              <w:t>Warehouses</w:t>
-            </w:r>
-          </w:p>
-        </w:tc>
-        <w:tc>
-          <w:tcPr>
-            <w:tcW w:type="dxa" w:w="936"/>
-            <w:shd w:val="clear" w:color="auto" w:fill="F2F2F2"/>
-            <w:vAlign w:val="center"/>
-          </w:tcPr>
-          <w:p>
-            <w:r/>
-            <w:r>
-              <w:rPr>
-                <w:rFonts w:ascii="Arial" w:hAnsi="Arial"/>
-                <w:sz w:val="20"/>
-              </w:rPr>
-              <w:t>IND</w:t>
-            </w:r>
-          </w:p>
-        </w:tc>
-        <w:tc>
-          <w:tcPr>
-            <w:tcW w:type="dxa" w:w="936"/>
-            <w:shd w:val="clear" w:color="auto" w:fill="F2F2F2"/>
-            <w:vAlign w:val="center"/>
-          </w:tcPr>
-          <w:p>
-            <w:r/>
-            <w:r>
-              <w:rPr>
-                <w:rFonts w:ascii="Arial" w:hAnsi="Arial"/>
-                <w:sz w:val="20"/>
-              </w:rPr>
-              <w:t>2.2</w:t>
-            </w:r>
-          </w:p>
-        </w:tc>
-        <w:tc>
-          <w:tcPr>
-            <w:tcW w:type="dxa" w:w="936"/>
-            <w:shd w:val="clear" w:color="auto" w:fill="F2F2F2"/>
-            <w:vAlign w:val="center"/>
-          </w:tcPr>
-          <w:p>
-            <w:r/>
-            <w:r>
-              <w:rPr>
-                <w:rFonts w:ascii="Arial" w:hAnsi="Arial"/>
-                <w:sz w:val="20"/>
-              </w:rPr>
-              <w:t>2.54</w:t>
-            </w:r>
-          </w:p>
-        </w:tc>
-        <w:tc>
-          <w:tcPr>
-            <w:tcW w:type="dxa" w:w="936"/>
-            <w:shd w:val="clear" w:color="auto" w:fill="F2F2F2"/>
-            <w:vAlign w:val="center"/>
-          </w:tcPr>
-          <w:p>
-            <w:r/>
-            <w:r>
-              <w:rPr>
-                <w:rFonts w:ascii="Arial" w:hAnsi="Arial"/>
-                <w:sz w:val="20"/>
-              </w:rPr>
-              <w:t>neutral</w:t>
-            </w:r>
-          </w:p>
-        </w:tc>
-        <w:tc>
-          <w:tcPr>
-            <w:tcW w:type="dxa" w:w="936"/>
-            <w:shd w:val="clear" w:color="auto" w:fill="F2F2F2"/>
-            <w:vAlign w:val="center"/>
-          </w:tcPr>
-          <w:p>
-            <w:r/>
-            <w:r>
-              <w:rPr>
-                <w:rFonts w:ascii="Arial" w:hAnsi="Arial"/>
-                <w:sz w:val="20"/>
-              </w:rPr>
-              <w:t>specific</w:t>
-            </w:r>
-          </w:p>
-        </w:tc>
-        <w:tc>
-          <w:tcPr>
-            <w:tcW w:type="dxa" w:w="936"/>
-            <w:shd w:val="clear" w:color="auto" w:fill="F2F2F2"/>
-            <w:vAlign w:val="center"/>
-          </w:tcPr>
-          <w:p>
-            <w:r/>
-            <w:r>
-              <w:rPr>
-                <w:rFonts w:ascii="Arial" w:hAnsi="Arial"/>
-                <w:sz w:val="20"/>
-              </w:rPr>
-              <w:t>normal</w:t>
+              <w:t>Industrial Buildings - Total</w:t>
+            </w:r>
+          </w:p>
+        </w:tc>
+        <w:tc>
+          <w:tcPr>
+            <w:tcW w:type="dxa" w:w="936"/>
+            <w:shd w:val="clear" w:color="auto" w:fill="F2F2F2"/>
+            <w:vAlign w:val="center"/>
+          </w:tcPr>
+          <w:p>
+            <w:r/>
+            <w:r>
+              <w:rPr>
+                <w:rFonts w:ascii="Arial" w:hAnsi="Arial"/>
+                <w:sz w:val="20"/>
+              </w:rPr>
+              <w:t>CON</w:t>
+            </w:r>
+          </w:p>
+        </w:tc>
+        <w:tc>
+          <w:tcPr>
+            <w:tcW w:type="dxa" w:w="936"/>
+            <w:shd w:val="clear" w:color="auto" w:fill="F2F2F2"/>
+            <w:vAlign w:val="center"/>
+          </w:tcPr>
+          <w:p>
+            <w:r/>
+            <w:r>
+              <w:rPr>
+                <w:rFonts w:ascii="Arial" w:hAnsi="Arial"/>
+                <w:sz w:val="20"/>
+              </w:rPr>
+              <w:t>2.15</w:t>
+            </w:r>
+          </w:p>
+        </w:tc>
+        <w:tc>
+          <w:tcPr>
+            <w:tcW w:type="dxa" w:w="936"/>
+            <w:shd w:val="clear" w:color="auto" w:fill="F2F2F2"/>
+            <w:vAlign w:val="center"/>
+          </w:tcPr>
+          <w:p>
+            <w:r/>
+            <w:r>
+              <w:rPr>
+                <w:rFonts w:ascii="Arial" w:hAnsi="Arial"/>
+                <w:sz w:val="20"/>
+              </w:rPr>
+              <w:t>2.39</w:t>
+            </w:r>
+          </w:p>
+        </w:tc>
+        <w:tc>
+          <w:tcPr>
+            <w:tcW w:type="dxa" w:w="936"/>
+            <w:shd w:val="clear" w:color="auto" w:fill="F2F2F2"/>
+            <w:vAlign w:val="center"/>
+          </w:tcPr>
+          <w:p>
+            <w:r/>
+            <w:r>
+              <w:rPr>
+                <w:rFonts w:ascii="Arial" w:hAnsi="Arial"/>
+                <w:sz w:val="20"/>
+              </w:rPr>
+              <w:t>growth</w:t>
+            </w:r>
+          </w:p>
+        </w:tc>
+        <w:tc>
+          <w:tcPr>
+            <w:tcW w:type="dxa" w:w="936"/>
+            <w:shd w:val="clear" w:color="auto" w:fill="F2F2F2"/>
+            <w:vAlign w:val="center"/>
+          </w:tcPr>
+          <w:p>
+            <w:r/>
+            <w:r>
+              <w:rPr>
+                <w:rFonts w:ascii="Arial" w:hAnsi="Arial"/>
+                <w:sz w:val="20"/>
+              </w:rPr>
+              <w:t>aggregate (reviewer reference only)</w:t>
+            </w:r>
+          </w:p>
+        </w:tc>
+        <w:tc>
+          <w:tcPr>
+            <w:tcW w:type="dxa" w:w="936"/>
+            <w:shd w:val="clear" w:color="auto" w:fill="F2F2F2"/>
+            <w:vAlign w:val="center"/>
+          </w:tcPr>
+          <w:p>
+            <w:r/>
+            <w:r>
+              <w:rPr>
+                <w:rFonts w:ascii="Arial" w:hAnsi="Arial"/>
+                <w:sz w:val="20"/>
+              </w:rPr>
+              <w:t>supportive</w:t>
             </w:r>
           </w:p>
         </w:tc>
@@ -26558,7 +26558,7 @@
                 <w:rFonts w:ascii="Arial" w:hAnsi="Arial"/>
                 <w:sz w:val="20"/>
               </w:rPr>
-              <w:t>69.32</w:t>
+              <w:t>94.79</w:t>
             </w:r>
           </w:p>
         </w:tc>
@@ -26592,55 +26592,55 @@
                 <w:rFonts w:ascii="Arial" w:hAnsi="Arial"/>
                 <w:sz w:val="20"/>
               </w:rPr>
-              <w:t>Health buildings</w:t>
-            </w:r>
-          </w:p>
-        </w:tc>
-        <w:tc>
-          <w:tcPr>
-            <w:tcW w:type="dxa" w:w="936"/>
-            <w:vAlign w:val="center"/>
-          </w:tcPr>
-          <w:p>
-            <w:r/>
-            <w:r>
-              <w:rPr>
-                <w:rFonts w:ascii="Arial" w:hAnsi="Arial"/>
-                <w:sz w:val="20"/>
-              </w:rPr>
-              <w:t>CRE</w:t>
-            </w:r>
-          </w:p>
-        </w:tc>
-        <w:tc>
-          <w:tcPr>
-            <w:tcW w:type="dxa" w:w="936"/>
-            <w:vAlign w:val="center"/>
-          </w:tcPr>
-          <w:p>
-            <w:r/>
-            <w:r>
-              <w:rPr>
-                <w:rFonts w:ascii="Arial" w:hAnsi="Arial"/>
-                <w:sz w:val="20"/>
-              </w:rPr>
-              <w:t>1.65</w:t>
-            </w:r>
-          </w:p>
-        </w:tc>
-        <w:tc>
-          <w:tcPr>
-            <w:tcW w:type="dxa" w:w="936"/>
-            <w:vAlign w:val="center"/>
-          </w:tcPr>
-          <w:p>
-            <w:r/>
-            <w:r>
-              <w:rPr>
-                <w:rFonts w:ascii="Arial" w:hAnsi="Arial"/>
-                <w:sz w:val="20"/>
-              </w:rPr>
-              <w:t>2.01</w:t>
+              <w:t>Warehouses</w:t>
+            </w:r>
+          </w:p>
+        </w:tc>
+        <w:tc>
+          <w:tcPr>
+            <w:tcW w:type="dxa" w:w="936"/>
+            <w:vAlign w:val="center"/>
+          </w:tcPr>
+          <w:p>
+            <w:r/>
+            <w:r>
+              <w:rPr>
+                <w:rFonts w:ascii="Arial" w:hAnsi="Arial"/>
+                <w:sz w:val="20"/>
+              </w:rPr>
+              <w:t>IND</w:t>
+            </w:r>
+          </w:p>
+        </w:tc>
+        <w:tc>
+          <w:tcPr>
+            <w:tcW w:type="dxa" w:w="936"/>
+            <w:vAlign w:val="center"/>
+          </w:tcPr>
+          <w:p>
+            <w:r/>
+            <w:r>
+              <w:rPr>
+                <w:rFonts w:ascii="Arial" w:hAnsi="Arial"/>
+                <w:sz w:val="20"/>
+              </w:rPr>
+              <w:t>1.7</w:t>
+            </w:r>
+          </w:p>
+        </w:tc>
+        <w:tc>
+          <w:tcPr>
+            <w:tcW w:type="dxa" w:w="936"/>
+            <w:vAlign w:val="center"/>
+          </w:tcPr>
+          <w:p>
+            <w:r/>
+            <w:r>
+              <w:rPr>
+                <w:rFonts w:ascii="Arial" w:hAnsi="Arial"/>
+                <w:sz w:val="20"/>
+              </w:rPr>
+              <w:t>2.04</w:t>
             </w:r>
           </w:p>
         </w:tc>
@@ -26720,7 +26720,7 @@
                 <w:rFonts w:ascii="Arial" w:hAnsi="Arial"/>
                 <w:sz w:val="20"/>
               </w:rPr>
-              <w:t>355.03</w:t>
+              <w:t>108.47</w:t>
             </w:r>
           </w:p>
         </w:tc>

--- a/outputs/reports/Industry_Analysis_Q1_2026_Board.docx
+++ b/outputs/reports/Industry_Analysis_Q1_2026_Board.docx
@@ -5523,7 +5523,7 @@
                 <w:rFonts w:ascii="Arial" w:hAnsi="Arial"/>
                 <w:sz w:val="20"/>
               </w:rPr>
-              <w:t>2026-06-16T05:31:56+00:00</w:t>
+              <w:t>2026-06-16T06:33:43+00:00</w:t>
             </w:r>
           </w:p>
         </w:tc>
@@ -5670,7 +5670,7 @@
                 <w:rFonts w:ascii="Arial" w:hAnsi="Arial"/>
                 <w:sz w:val="20"/>
               </w:rPr>
-              <w:t>2026-06-16T05:31:58+00:00</w:t>
+              <w:t>2026-06-16T06:33:45+00:00</w:t>
             </w:r>
           </w:p>
         </w:tc>
@@ -5965,7 +5965,7 @@
                 <w:rFonts w:ascii="Arial" w:hAnsi="Arial"/>
                 <w:sz w:val="20"/>
               </w:rPr>
-              <w:t>2026-06-16T05:31:57+00:00</w:t>
+              <w:t>2026-06-16T06:33:44+00:00</w:t>
             </w:r>
           </w:p>
         </w:tc>
@@ -6115,7 +6115,7 @@
                 <w:rFonts w:ascii="Arial" w:hAnsi="Arial"/>
                 <w:sz w:val="20"/>
               </w:rPr>
-              <w:t>2026-06-16T05:31:57+00:00</w:t>
+              <w:t>2026-06-16T06:33:43+00:00</w:t>
             </w:r>
           </w:p>
         </w:tc>
@@ -6215,7 +6215,7 @@
                 <w:rFonts w:ascii="Arial" w:hAnsi="Arial"/>
                 <w:sz w:val="20"/>
               </w:rPr>
-              <w:t>https://www.abs.gov.au/statistics/economy/price-indexes-and-inflation/consumer-price-index-australia/dec-2025/640101.xlsx</w:t>
+              <w:t>https://www.abs.gov.au/statistics/economy/price-indexes-and-inflation/consumer-price-index-australia/mar-2026/640101.xlsx</w:t>
             </w:r>
           </w:p>
         </w:tc>
@@ -6262,6 +6262,7 @@
                 <w:rFonts w:ascii="Arial" w:hAnsi="Arial"/>
                 <w:sz w:val="20"/>
               </w:rPr>
+              <w:t>2026-06-16T06:33:47+00:00</w:t>
             </w:r>
           </w:p>
         </w:tc>
@@ -6277,6 +6278,7 @@
                 <w:rFonts w:ascii="Arial" w:hAnsi="Arial"/>
                 <w:sz w:val="20"/>
               </w:rPr>
+              <w:t>53065</w:t>
             </w:r>
           </w:p>
         </w:tc>
@@ -6292,7 +6294,7 @@
                 <w:rFonts w:ascii="Arial" w:hAnsi="Arial"/>
                 <w:sz w:val="20"/>
               </w:rPr>
-              <w:t>missing</w:t>
+              <w:t>manually staged</w:t>
             </w:r>
           </w:p>
         </w:tc>
@@ -6769,7 +6771,7 @@
                 <w:rFonts w:ascii="Arial" w:hAnsi="Arial"/>
                 <w:sz w:val="20"/>
               </w:rPr>
-              <w:t>labour_force_industry_xlsx</w:t>
+              <w:t>labour_force_headline_xlsx</w:t>
             </w:r>
           </w:p>
         </w:tc>
@@ -6801,7 +6803,7 @@
                 <w:rFonts w:ascii="Arial" w:hAnsi="Arial"/>
                 <w:sz w:val="20"/>
               </w:rPr>
-              <w:t>https://www.abs.gov.au/statistics/labour/employment-and-unemployment/labour-force-australia-detailed/mar-2026/6291004.xlsx</w:t>
+              <w:t>https://www.abs.gov.au/statistics/labour/employment-and-unemployment/labour-force-australia/mar-2026/6202001.xlsx</w:t>
             </w:r>
           </w:p>
         </w:tc>
@@ -6848,7 +6850,7 @@
                 <w:rFonts w:ascii="Arial" w:hAnsi="Arial"/>
                 <w:sz w:val="20"/>
               </w:rPr>
-              <w:t>2026-06-16T05:31:57+00:00</w:t>
+              <w:t>2026-06-16T06:33:47+00:00</w:t>
             </w:r>
           </w:p>
         </w:tc>
@@ -6864,7 +6866,7 @@
                 <w:rFonts w:ascii="Arial" w:hAnsi="Arial"/>
                 <w:sz w:val="20"/>
               </w:rPr>
-              <w:t>160939</w:t>
+              <w:t>766909</w:t>
             </w:r>
           </w:p>
         </w:tc>
@@ -6914,7 +6916,7 @@
                 <w:rFonts w:ascii="Arial" w:hAnsi="Arial"/>
                 <w:sz w:val="20"/>
               </w:rPr>
-              <w:t>lending_indicators_xlsx</w:t>
+              <w:t>labour_force_industry_xlsx</w:t>
             </w:r>
           </w:p>
         </w:tc>
@@ -6948,7 +6950,7 @@
                 <w:rFonts w:ascii="Arial" w:hAnsi="Arial"/>
                 <w:sz w:val="20"/>
               </w:rPr>
-              <w:t>https://www.abs.gov.au/statistics/economy/finance/lending-indicators/feb-2026/560101.xlsx</w:t>
+              <w:t>https://www.abs.gov.au/statistics/labour/employment-and-unemployment/labour-force-australia-detailed/mar-2026/6291004.xlsx</w:t>
             </w:r>
           </w:p>
         </w:tc>
@@ -6998,6 +7000,7 @@
                 <w:rFonts w:ascii="Arial" w:hAnsi="Arial"/>
                 <w:sz w:val="20"/>
               </w:rPr>
+              <w:t>2026-06-16T06:33:45+00:00</w:t>
             </w:r>
           </w:p>
         </w:tc>
@@ -7014,6 +7017,7 @@
                 <w:rFonts w:ascii="Arial" w:hAnsi="Arial"/>
                 <w:sz w:val="20"/>
               </w:rPr>
+              <w:t>160939</w:t>
             </w:r>
           </w:p>
         </w:tc>
@@ -7030,7 +7034,7 @@
                 <w:rFonts w:ascii="Arial" w:hAnsi="Arial"/>
                 <w:sz w:val="20"/>
               </w:rPr>
-              <w:t>missing</w:t>
+              <w:t>manually staged</w:t>
             </w:r>
           </w:p>
         </w:tc>
@@ -7064,7 +7068,7 @@
                 <w:rFonts w:ascii="Arial" w:hAnsi="Arial"/>
                 <w:sz w:val="20"/>
               </w:rPr>
-              <w:t>ppi_construction_xlsx</w:t>
+              <w:t>lending_indicators_xlsx</w:t>
             </w:r>
           </w:p>
         </w:tc>
@@ -7096,7 +7100,7 @@
                 <w:rFonts w:ascii="Arial" w:hAnsi="Arial"/>
                 <w:sz w:val="20"/>
               </w:rPr>
-              <w:t>https://www.abs.gov.au/statistics/economy/price-indexes-and-inflation/producer-price-indexes-australia/dec-2025/642713.xlsx</w:t>
+              <w:t>https://www.abs.gov.au/statistics/economy/finance/lending-indicators/feb-2026/560101.xlsx</w:t>
             </w:r>
           </w:p>
         </w:tc>
@@ -7207,7 +7211,7 @@
                 <w:rFonts w:ascii="Arial" w:hAnsi="Arial"/>
                 <w:sz w:val="20"/>
               </w:rPr>
-              <w:t>ppi_manufacturing_xlsx</w:t>
+              <w:t>national_accounts_gdp_xlsx</w:t>
             </w:r>
           </w:p>
         </w:tc>
@@ -7241,7 +7245,7 @@
                 <w:rFonts w:ascii="Arial" w:hAnsi="Arial"/>
                 <w:sz w:val="20"/>
               </w:rPr>
-              <w:t>https://www.abs.gov.au/statistics/economy/price-indexes-and-inflation/producer-price-indexes-australia/dec-2025/642712.xlsx</w:t>
+              <w:t>https://www.abs.gov.au/statistics/economy/national-accounts/australian-national-accounts-national-income-expenditure-and-product/mar-2026/5206001_key_aggregates.xlsx</w:t>
             </w:r>
           </w:p>
         </w:tc>
@@ -7291,6 +7295,7 @@
                 <w:rFonts w:ascii="Arial" w:hAnsi="Arial"/>
                 <w:sz w:val="20"/>
               </w:rPr>
+              <w:t>2026-06-16T06:33:46+00:00</w:t>
             </w:r>
           </w:p>
         </w:tc>
@@ -7307,6 +7312,7 @@
                 <w:rFonts w:ascii="Arial" w:hAnsi="Arial"/>
                 <w:sz w:val="20"/>
               </w:rPr>
+              <w:t>267687</w:t>
             </w:r>
           </w:p>
         </w:tc>
@@ -7323,7 +7329,7 @@
                 <w:rFonts w:ascii="Arial" w:hAnsi="Arial"/>
                 <w:sz w:val="20"/>
               </w:rPr>
-              <w:t>missing</w:t>
+              <w:t>manually staged</w:t>
             </w:r>
           </w:p>
         </w:tc>
@@ -7357,7 +7363,7 @@
                 <w:rFonts w:ascii="Arial" w:hAnsi="Arial"/>
                 <w:sz w:val="20"/>
               </w:rPr>
-              <w:t>property_price_capitals_xlsx</w:t>
+              <w:t>ppi_construction_xlsx</w:t>
             </w:r>
           </w:p>
         </w:tc>
@@ -7389,7 +7395,7 @@
                 <w:rFonts w:ascii="Arial" w:hAnsi="Arial"/>
                 <w:sz w:val="20"/>
               </w:rPr>
-              <w:t>https://www.abs.gov.au/statistics/economy/price-indexes-and-inflation/residential-property-price-indexes-eight-capital-cities/dec-2025/641602.xlsx</w:t>
+              <w:t>https://www.abs.gov.au/statistics/economy/price-indexes-and-inflation/producer-price-indexes-australia/dec-2025/642713.xlsx</w:t>
             </w:r>
           </w:p>
         </w:tc>
@@ -7500,7 +7506,7 @@
                 <w:rFonts w:ascii="Arial" w:hAnsi="Arial"/>
                 <w:sz w:val="20"/>
               </w:rPr>
-              <w:t>property_price_index_xlsx</w:t>
+              <w:t>ppi_manufacturing_xlsx</w:t>
             </w:r>
           </w:p>
         </w:tc>
@@ -7534,7 +7540,7 @@
                 <w:rFonts w:ascii="Arial" w:hAnsi="Arial"/>
                 <w:sz w:val="20"/>
               </w:rPr>
-              <w:t>https://www.abs.gov.au/statistics/economy/price-indexes-and-inflation/residential-property-price-indexes-eight-capital-cities/dec-2025/641601.xlsx</w:t>
+              <w:t>https://www.abs.gov.au/statistics/economy/price-indexes-and-inflation/producer-price-indexes-australia/dec-2025/642712.xlsx</w:t>
             </w:r>
           </w:p>
         </w:tc>
@@ -7650,7 +7656,7 @@
                 <w:rFonts w:ascii="Arial" w:hAnsi="Arial"/>
                 <w:sz w:val="20"/>
               </w:rPr>
-              <w:t>ptrs_cycle_8_pdf</w:t>
+              <w:t>property_price_capitals_xlsx</w:t>
             </w:r>
           </w:p>
         </w:tc>
@@ -7666,7 +7672,7 @@
                 <w:rFonts w:ascii="Arial" w:hAnsi="Arial"/>
                 <w:sz w:val="20"/>
               </w:rPr>
-              <w:t>Payment Times Reporting Scheme</w:t>
+              <w:t>Australian Bureau of Statistics</w:t>
             </w:r>
           </w:p>
         </w:tc>
@@ -7682,7 +7688,7 @@
                 <w:rFonts w:ascii="Arial" w:hAnsi="Arial"/>
                 <w:sz w:val="20"/>
               </w:rPr>
-              <w:t>https://paymenttimes.gov.au/sites/ptrs.gov.au/files/2025-07/reg-update-july-2025.pdf</w:t>
+              <w:t>https://www.abs.gov.au/statistics/economy/price-indexes-and-inflation/residential-property-price-indexes-eight-capital-cities/dec-2025/641602.xlsx</w:t>
             </w:r>
           </w:p>
         </w:tc>
@@ -7698,7 +7704,7 @@
                 <w:rFonts w:ascii="Arial" w:hAnsi="Arial"/>
                 <w:sz w:val="20"/>
               </w:rPr>
-              <w:t>PDF</w:t>
+              <w:t>XLSX</w:t>
             </w:r>
           </w:p>
         </w:tc>
@@ -7729,7 +7735,6 @@
                 <w:rFonts w:ascii="Arial" w:hAnsi="Arial"/>
                 <w:sz w:val="20"/>
               </w:rPr>
-              <w:t>2026-06-16T05:31:59+00:00</w:t>
             </w:r>
           </w:p>
         </w:tc>
@@ -7745,7 +7750,6 @@
                 <w:rFonts w:ascii="Arial" w:hAnsi="Arial"/>
                 <w:sz w:val="20"/>
               </w:rPr>
-              <w:t>2055606</w:t>
             </w:r>
           </w:p>
         </w:tc>
@@ -7761,7 +7765,7 @@
                 <w:rFonts w:ascii="Arial" w:hAnsi="Arial"/>
                 <w:sz w:val="20"/>
               </w:rPr>
-              <w:t>manually staged</w:t>
+              <w:t>missing</w:t>
             </w:r>
           </w:p>
         </w:tc>
@@ -7795,7 +7799,7 @@
                 <w:rFonts w:ascii="Arial" w:hAnsi="Arial"/>
                 <w:sz w:val="20"/>
               </w:rPr>
-              <w:t>ptrs_cycle_9_pdf</w:t>
+              <w:t>property_price_index_xlsx</w:t>
             </w:r>
           </w:p>
         </w:tc>
@@ -7812,7 +7816,7 @@
                 <w:rFonts w:ascii="Arial" w:hAnsi="Arial"/>
                 <w:sz w:val="20"/>
               </w:rPr>
-              <w:t>Payment Times Reporting Scheme</w:t>
+              <w:t>Australian Bureau of Statistics</w:t>
             </w:r>
           </w:p>
         </w:tc>
@@ -7829,7 +7833,7 @@
                 <w:rFonts w:ascii="Arial" w:hAnsi="Arial"/>
                 <w:sz w:val="20"/>
               </w:rPr>
-              <w:t>https://paymenttimes.gov.au/sites/ptrs.gov.au/files/2026-01/regulators-update-202601.pdf</w:t>
+              <w:t>https://www.abs.gov.au/statistics/economy/price-indexes-and-inflation/residential-property-price-indexes-eight-capital-cities/dec-2025/641601.xlsx</w:t>
             </w:r>
           </w:p>
         </w:tc>
@@ -7846,7 +7850,7 @@
                 <w:rFonts w:ascii="Arial" w:hAnsi="Arial"/>
                 <w:sz w:val="20"/>
               </w:rPr>
-              <w:t>PDF</w:t>
+              <w:t>XLSX</w:t>
             </w:r>
           </w:p>
         </w:tc>
@@ -7879,7 +7883,6 @@
                 <w:rFonts w:ascii="Arial" w:hAnsi="Arial"/>
                 <w:sz w:val="20"/>
               </w:rPr>
-              <w:t>2026-06-16T05:32:00+00:00</w:t>
             </w:r>
           </w:p>
         </w:tc>
@@ -7896,7 +7899,6 @@
                 <w:rFonts w:ascii="Arial" w:hAnsi="Arial"/>
                 <w:sz w:val="20"/>
               </w:rPr>
-              <w:t>3629142</w:t>
             </w:r>
           </w:p>
         </w:tc>
@@ -7913,7 +7915,7 @@
                 <w:rFonts w:ascii="Arial" w:hAnsi="Arial"/>
                 <w:sz w:val="20"/>
               </w:rPr>
-              <w:t>manually staged</w:t>
+              <w:t>missing</w:t>
             </w:r>
           </w:p>
         </w:tc>
@@ -7947,7 +7949,7 @@
                 <w:rFonts w:ascii="Arial" w:hAnsi="Arial"/>
                 <w:sz w:val="20"/>
               </w:rPr>
-              <w:t>ptrs_guidance</w:t>
+              <w:t>ptrs_cycle_8_pdf</w:t>
             </w:r>
           </w:p>
         </w:tc>
@@ -7979,7 +7981,7 @@
                 <w:rFonts w:ascii="Arial" w:hAnsi="Arial"/>
                 <w:sz w:val="20"/>
               </w:rPr>
-              <w:t>https://paymenttimes.gov.au/sites/ptrs.gov.au/files/regulatory-resource/ptrs-guidance-materials-march2025.pdf</w:t>
+              <w:t>https://paymenttimes.gov.au/sites/ptrs.gov.au/files/2025-07/reg-update-july-2025.pdf</w:t>
             </w:r>
           </w:p>
         </w:tc>
@@ -8026,7 +8028,7 @@
                 <w:rFonts w:ascii="Arial" w:hAnsi="Arial"/>
                 <w:sz w:val="20"/>
               </w:rPr>
-              <w:t>2026-06-16T05:32:00+00:00</w:t>
+              <w:t>2026-06-16T06:33:48+00:00</w:t>
             </w:r>
           </w:p>
         </w:tc>
@@ -8042,7 +8044,7 @@
                 <w:rFonts w:ascii="Arial" w:hAnsi="Arial"/>
                 <w:sz w:val="20"/>
               </w:rPr>
-              <w:t>947450</w:t>
+              <w:t>2055606</w:t>
             </w:r>
           </w:p>
         </w:tc>
@@ -8092,7 +8094,7 @@
                 <w:rFonts w:ascii="Arial" w:hAnsi="Arial"/>
                 <w:sz w:val="20"/>
               </w:rPr>
-              <w:t>rba_cash_rate_csv</w:t>
+              <w:t>ptrs_cycle_9_pdf</w:t>
             </w:r>
           </w:p>
         </w:tc>
@@ -8109,7 +8111,7 @@
                 <w:rFonts w:ascii="Arial" w:hAnsi="Arial"/>
                 <w:sz w:val="20"/>
               </w:rPr>
-              <w:t>Reserve Bank of Australia</w:t>
+              <w:t>Payment Times Reporting Scheme</w:t>
             </w:r>
           </w:p>
         </w:tc>
@@ -8126,7 +8128,7 @@
                 <w:rFonts w:ascii="Arial" w:hAnsi="Arial"/>
                 <w:sz w:val="20"/>
               </w:rPr>
-              <w:t>https://www.rba.gov.au/statistics/tables/csv/f1-data.csv</w:t>
+              <w:t>https://paymenttimes.gov.au/sites/ptrs.gov.au/files/2026-01/regulators-update-202601.pdf</w:t>
             </w:r>
           </w:p>
         </w:tc>
@@ -8143,7 +8145,7 @@
                 <w:rFonts w:ascii="Arial" w:hAnsi="Arial"/>
                 <w:sz w:val="20"/>
               </w:rPr>
-              <w:t>CSV</w:t>
+              <w:t>PDF</w:t>
             </w:r>
           </w:p>
         </w:tc>
@@ -8176,7 +8178,7 @@
                 <w:rFonts w:ascii="Arial" w:hAnsi="Arial"/>
                 <w:sz w:val="20"/>
               </w:rPr>
-              <w:t>2026-06-16T05:31:58+00:00</w:t>
+              <w:t>2026-06-16T06:33:49+00:00</w:t>
             </w:r>
           </w:p>
         </w:tc>
@@ -8193,7 +8195,7 @@
                 <w:rFonts w:ascii="Arial" w:hAnsi="Arial"/>
                 <w:sz w:val="20"/>
               </w:rPr>
-              <w:t>302215</w:t>
+              <w:t>3629142</w:t>
             </w:r>
           </w:p>
         </w:tc>
@@ -8244,7 +8246,7 @@
                 <w:rFonts w:ascii="Arial" w:hAnsi="Arial"/>
                 <w:sz w:val="20"/>
               </w:rPr>
-              <w:t>rba_chart_pack_page</w:t>
+              <w:t>ptrs_guidance</w:t>
             </w:r>
           </w:p>
         </w:tc>
@@ -8260,7 +8262,7 @@
                 <w:rFonts w:ascii="Arial" w:hAnsi="Arial"/>
                 <w:sz w:val="20"/>
               </w:rPr>
-              <w:t>Reserve Bank of Australia</w:t>
+              <w:t>Payment Times Reporting Scheme</w:t>
             </w:r>
           </w:p>
         </w:tc>
@@ -8276,7 +8278,7 @@
                 <w:rFonts w:ascii="Arial" w:hAnsi="Arial"/>
                 <w:sz w:val="20"/>
               </w:rPr>
-              <w:t>https://www.rba.gov.au/chart-pack/</w:t>
+              <w:t>https://paymenttimes.gov.au/sites/ptrs.gov.au/files/regulatory-resource/ptrs-guidance-materials-march2025.pdf</w:t>
             </w:r>
           </w:p>
         </w:tc>
@@ -8292,7 +8294,7 @@
                 <w:rFonts w:ascii="Arial" w:hAnsi="Arial"/>
                 <w:sz w:val="20"/>
               </w:rPr>
-              <w:t>landing page</w:t>
+              <w:t>PDF</w:t>
             </w:r>
           </w:p>
         </w:tc>
@@ -8323,6 +8325,7 @@
                 <w:rFonts w:ascii="Arial" w:hAnsi="Arial"/>
                 <w:sz w:val="20"/>
               </w:rPr>
+              <w:t>2026-06-16T06:33:49+00:00</w:t>
             </w:r>
           </w:p>
         </w:tc>
@@ -8338,6 +8341,7 @@
                 <w:rFonts w:ascii="Arial" w:hAnsi="Arial"/>
                 <w:sz w:val="20"/>
               </w:rPr>
+              <w:t>947450</w:t>
             </w:r>
           </w:p>
         </w:tc>
@@ -8353,7 +8357,7 @@
                 <w:rFonts w:ascii="Arial" w:hAnsi="Arial"/>
                 <w:sz w:val="20"/>
               </w:rPr>
-              <w:t>missing</w:t>
+              <w:t>manually staged</w:t>
             </w:r>
           </w:p>
         </w:tc>
@@ -8387,7 +8391,7 @@
                 <w:rFonts w:ascii="Arial" w:hAnsi="Arial"/>
                 <w:sz w:val="20"/>
               </w:rPr>
-              <w:t>rba_chart_pack_pdf</w:t>
+              <w:t>rba_cash_rate_csv</w:t>
             </w:r>
           </w:p>
         </w:tc>
@@ -8421,7 +8425,7 @@
                 <w:rFonts w:ascii="Arial" w:hAnsi="Arial"/>
                 <w:sz w:val="20"/>
               </w:rPr>
-              <w:t>https://www.rba.gov.au/chart-pack/</w:t>
+              <w:t>https://www.rba.gov.au/statistics/tables/csv/f1-data.csv</w:t>
             </w:r>
           </w:p>
         </w:tc>
@@ -8438,7 +8442,7 @@
                 <w:rFonts w:ascii="Arial" w:hAnsi="Arial"/>
                 <w:sz w:val="20"/>
               </w:rPr>
-              <w:t>PDF</w:t>
+              <w:t>CSV</w:t>
             </w:r>
           </w:p>
         </w:tc>
@@ -8455,7 +8459,6 @@
                 <w:rFonts w:ascii="Arial" w:hAnsi="Arial"/>
                 <w:sz w:val="20"/>
               </w:rPr>
-              <w:t>March 2026</w:t>
             </w:r>
           </w:p>
         </w:tc>
@@ -8472,7 +8475,7 @@
                 <w:rFonts w:ascii="Arial" w:hAnsi="Arial"/>
                 <w:sz w:val="20"/>
               </w:rPr>
-              <w:t>2026-04-28T08:01:43+00:00</w:t>
+              <w:t>2026-06-16T06:33:46+00:00</w:t>
             </w:r>
           </w:p>
         </w:tc>
@@ -8489,7 +8492,7 @@
                 <w:rFonts w:ascii="Arial" w:hAnsi="Arial"/>
                 <w:sz w:val="20"/>
               </w:rPr>
-              <w:t>5434746</w:t>
+              <w:t>302215</w:t>
             </w:r>
           </w:p>
         </w:tc>
@@ -8506,7 +8509,7 @@
                 <w:rFonts w:ascii="Arial" w:hAnsi="Arial"/>
                 <w:sz w:val="20"/>
               </w:rPr>
-              <w:t>auto-downloaded</w:t>
+              <w:t>manually staged</w:t>
             </w:r>
           </w:p>
         </w:tc>
@@ -8523,7 +8526,6 @@
                 <w:rFonts w:ascii="Arial" w:hAnsi="Arial"/>
                 <w:sz w:val="20"/>
               </w:rPr>
-              <w:t>66945f0e420217b86069e72880c20b4670f17a2ff52e6e0de9c9d13a174364d9</w:t>
             </w:r>
           </w:p>
         </w:tc>
@@ -8541,7 +8543,7 @@
                 <w:rFonts w:ascii="Arial" w:hAnsi="Arial"/>
                 <w:sz w:val="20"/>
               </w:rPr>
-              <w:t>rba_fsr_page</w:t>
+              <w:t>rba_chart_pack_page</w:t>
             </w:r>
           </w:p>
         </w:tc>
@@ -8573,7 +8575,7 @@
                 <w:rFonts w:ascii="Arial" w:hAnsi="Arial"/>
                 <w:sz w:val="20"/>
               </w:rPr>
-              <w:t>https://www.rba.gov.au/publications/fsr/</w:t>
+              <w:t>https://www.rba.gov.au/chart-pack/</w:t>
             </w:r>
           </w:p>
         </w:tc>
@@ -8684,7 +8686,7 @@
                 <w:rFonts w:ascii="Arial" w:hAnsi="Arial"/>
                 <w:sz w:val="20"/>
               </w:rPr>
-              <w:t>rba_fsr_pdf</w:t>
+              <w:t>rba_chart_pack_pdf</w:t>
             </w:r>
           </w:p>
         </w:tc>
@@ -8718,7 +8720,7 @@
                 <w:rFonts w:ascii="Arial" w:hAnsi="Arial"/>
                 <w:sz w:val="20"/>
               </w:rPr>
-              <w:t>https://www.rba.gov.au/publications/fsr/</w:t>
+              <w:t>https://www.rba.gov.au/chart-pack/</w:t>
             </w:r>
           </w:p>
         </w:tc>
@@ -8769,7 +8771,7 @@
                 <w:rFonts w:ascii="Arial" w:hAnsi="Arial"/>
                 <w:sz w:val="20"/>
               </w:rPr>
-              <w:t>2026-04-28T08:01:42+00:00</w:t>
+              <w:t>2026-04-28T08:01:43+00:00</w:t>
             </w:r>
           </w:p>
         </w:tc>
@@ -8786,7 +8788,7 @@
                 <w:rFonts w:ascii="Arial" w:hAnsi="Arial"/>
                 <w:sz w:val="20"/>
               </w:rPr>
-              <w:t>3272062</w:t>
+              <w:t>5434746</w:t>
             </w:r>
           </w:p>
         </w:tc>
@@ -8820,7 +8822,7 @@
                 <w:rFonts w:ascii="Arial" w:hAnsi="Arial"/>
                 <w:sz w:val="20"/>
               </w:rPr>
-              <w:t>342ec105f1c623e507ef4e8434ade6f0788ef58ed26b2accaa8ec7df04acc13e</w:t>
+              <w:t>66945f0e420217b86069e72880c20b4670f17a2ff52e6e0de9c9d13a174364d9</w:t>
             </w:r>
           </w:p>
         </w:tc>
@@ -8838,7 +8840,7 @@
                 <w:rFonts w:ascii="Arial" w:hAnsi="Arial"/>
                 <w:sz w:val="20"/>
               </w:rPr>
-              <w:t>rba_smp_page</w:t>
+              <w:t>rba_fsr_page</w:t>
             </w:r>
           </w:p>
         </w:tc>
@@ -8870,7 +8872,7 @@
                 <w:rFonts w:ascii="Arial" w:hAnsi="Arial"/>
                 <w:sz w:val="20"/>
               </w:rPr>
-              <w:t>https://www.rba.gov.au/publications/smp/</w:t>
+              <w:t>https://www.rba.gov.au/publications/fsr/</w:t>
             </w:r>
           </w:p>
         </w:tc>
@@ -8981,7 +8983,7 @@
                 <w:rFonts w:ascii="Arial" w:hAnsi="Arial"/>
                 <w:sz w:val="20"/>
               </w:rPr>
-              <w:t>rba_smp_pdf</w:t>
+              <w:t>rba_fsr_pdf</w:t>
             </w:r>
           </w:p>
         </w:tc>
@@ -9015,7 +9017,7 @@
                 <w:rFonts w:ascii="Arial" w:hAnsi="Arial"/>
                 <w:sz w:val="20"/>
               </w:rPr>
-              <w:t>https://www.rba.gov.au/publications/smp/</w:t>
+              <w:t>https://www.rba.gov.au/publications/fsr/</w:t>
             </w:r>
           </w:p>
         </w:tc>
@@ -9049,7 +9051,7 @@
                 <w:rFonts w:ascii="Arial" w:hAnsi="Arial"/>
                 <w:sz w:val="20"/>
               </w:rPr>
-              <w:t>February 2026</w:t>
+              <w:t>March 2026</w:t>
             </w:r>
           </w:p>
         </w:tc>
@@ -9083,7 +9085,7 @@
                 <w:rFonts w:ascii="Arial" w:hAnsi="Arial"/>
                 <w:sz w:val="20"/>
               </w:rPr>
-              <w:t>4201271</w:t>
+              <w:t>3272062</w:t>
             </w:r>
           </w:p>
         </w:tc>
@@ -9117,7 +9119,7 @@
                 <w:rFonts w:ascii="Arial" w:hAnsi="Arial"/>
                 <w:sz w:val="20"/>
               </w:rPr>
-              <w:t>db42f94329b6c229844fb8da8cbc4308d707af57b3d5ba90d0aaa9bd7e21ca89</w:t>
+              <w:t>342ec105f1c623e507ef4e8434ade6f0788ef58ed26b2accaa8ec7df04acc13e</w:t>
             </w:r>
           </w:p>
         </w:tc>
@@ -9135,7 +9137,7 @@
                 <w:rFonts w:ascii="Arial" w:hAnsi="Arial"/>
                 <w:sz w:val="20"/>
               </w:rPr>
-              <w:t>rba_table_e2_xls</w:t>
+              <w:t>rba_smp_page</w:t>
             </w:r>
           </w:p>
         </w:tc>
@@ -9167,7 +9169,7 @@
                 <w:rFonts w:ascii="Arial" w:hAnsi="Arial"/>
                 <w:sz w:val="20"/>
               </w:rPr>
-              <w:t>https://www.rba.gov.au/statistics/tables/xls/e02hist.xls</w:t>
+              <w:t>https://www.rba.gov.au/publications/smp/</w:t>
             </w:r>
           </w:p>
         </w:tc>
@@ -9183,7 +9185,7 @@
                 <w:rFonts w:ascii="Arial" w:hAnsi="Arial"/>
                 <w:sz w:val="20"/>
               </w:rPr>
-              <w:t>XLS</w:t>
+              <w:t>landing page</w:t>
             </w:r>
           </w:p>
         </w:tc>
@@ -9278,6 +9280,303 @@
                 <w:rFonts w:ascii="Arial" w:hAnsi="Arial"/>
                 <w:sz w:val="20"/>
               </w:rPr>
+              <w:t>rba_smp_pdf</w:t>
+            </w:r>
+          </w:p>
+        </w:tc>
+        <w:tc>
+          <w:tcPr>
+            <w:tcW w:type="dxa" w:w="1040"/>
+            <w:shd w:val="clear" w:color="auto" w:fill="F2F2F2"/>
+            <w:vAlign w:val="center"/>
+          </w:tcPr>
+          <w:p>
+            <w:r/>
+            <w:r>
+              <w:rPr>
+                <w:rFonts w:ascii="Arial" w:hAnsi="Arial"/>
+                <w:sz w:val="20"/>
+              </w:rPr>
+              <w:t>Reserve Bank of Australia</w:t>
+            </w:r>
+          </w:p>
+        </w:tc>
+        <w:tc>
+          <w:tcPr>
+            <w:tcW w:type="dxa" w:w="1040"/>
+            <w:shd w:val="clear" w:color="auto" w:fill="F2F2F2"/>
+            <w:vAlign w:val="center"/>
+          </w:tcPr>
+          <w:p>
+            <w:r/>
+            <w:r>
+              <w:rPr>
+                <w:rFonts w:ascii="Arial" w:hAnsi="Arial"/>
+                <w:sz w:val="20"/>
+              </w:rPr>
+              <w:t>https://www.rba.gov.au/publications/smp/</w:t>
+            </w:r>
+          </w:p>
+        </w:tc>
+        <w:tc>
+          <w:tcPr>
+            <w:tcW w:type="dxa" w:w="1040"/>
+            <w:shd w:val="clear" w:color="auto" w:fill="F2F2F2"/>
+            <w:vAlign w:val="center"/>
+          </w:tcPr>
+          <w:p>
+            <w:r/>
+            <w:r>
+              <w:rPr>
+                <w:rFonts w:ascii="Arial" w:hAnsi="Arial"/>
+                <w:sz w:val="20"/>
+              </w:rPr>
+              <w:t>PDF</w:t>
+            </w:r>
+          </w:p>
+        </w:tc>
+        <w:tc>
+          <w:tcPr>
+            <w:tcW w:type="dxa" w:w="1040"/>
+            <w:shd w:val="clear" w:color="auto" w:fill="F2F2F2"/>
+            <w:vAlign w:val="center"/>
+          </w:tcPr>
+          <w:p>
+            <w:r/>
+            <w:r>
+              <w:rPr>
+                <w:rFonts w:ascii="Arial" w:hAnsi="Arial"/>
+                <w:sz w:val="20"/>
+              </w:rPr>
+              <w:t>February 2026</w:t>
+            </w:r>
+          </w:p>
+        </w:tc>
+        <w:tc>
+          <w:tcPr>
+            <w:tcW w:type="dxa" w:w="1040"/>
+            <w:shd w:val="clear" w:color="auto" w:fill="F2F2F2"/>
+            <w:vAlign w:val="center"/>
+          </w:tcPr>
+          <w:p>
+            <w:r/>
+            <w:r>
+              <w:rPr>
+                <w:rFonts w:ascii="Arial" w:hAnsi="Arial"/>
+                <w:sz w:val="20"/>
+              </w:rPr>
+              <w:t>2026-04-28T08:01:42+00:00</w:t>
+            </w:r>
+          </w:p>
+        </w:tc>
+        <w:tc>
+          <w:tcPr>
+            <w:tcW w:type="dxa" w:w="1040"/>
+            <w:shd w:val="clear" w:color="auto" w:fill="F2F2F2"/>
+            <w:vAlign w:val="center"/>
+          </w:tcPr>
+          <w:p>
+            <w:r/>
+            <w:r>
+              <w:rPr>
+                <w:rFonts w:ascii="Arial" w:hAnsi="Arial"/>
+                <w:sz w:val="20"/>
+              </w:rPr>
+              <w:t>4201271</w:t>
+            </w:r>
+          </w:p>
+        </w:tc>
+        <w:tc>
+          <w:tcPr>
+            <w:tcW w:type="dxa" w:w="1040"/>
+            <w:shd w:val="clear" w:color="auto" w:fill="F2F2F2"/>
+            <w:vAlign w:val="center"/>
+          </w:tcPr>
+          <w:p>
+            <w:r/>
+            <w:r>
+              <w:rPr>
+                <w:rFonts w:ascii="Arial" w:hAnsi="Arial"/>
+                <w:sz w:val="20"/>
+              </w:rPr>
+              <w:t>auto-downloaded</w:t>
+            </w:r>
+          </w:p>
+        </w:tc>
+        <w:tc>
+          <w:tcPr>
+            <w:tcW w:type="dxa" w:w="1040"/>
+            <w:shd w:val="clear" w:color="auto" w:fill="F2F2F2"/>
+            <w:vAlign w:val="center"/>
+          </w:tcPr>
+          <w:p>
+            <w:r/>
+            <w:r>
+              <w:rPr>
+                <w:rFonts w:ascii="Arial" w:hAnsi="Arial"/>
+                <w:sz w:val="20"/>
+              </w:rPr>
+              <w:t>db42f94329b6c229844fb8da8cbc4308d707af57b3d5ba90d0aaa9bd7e21ca89</w:t>
+            </w:r>
+          </w:p>
+        </w:tc>
+      </w:tr>
+      <w:tr>
+        <w:tc>
+          <w:tcPr>
+            <w:tcW w:type="dxa" w:w="1040"/>
+            <w:vAlign w:val="center"/>
+          </w:tcPr>
+          <w:p>
+            <w:r/>
+            <w:r>
+              <w:rPr>
+                <w:rFonts w:ascii="Arial" w:hAnsi="Arial"/>
+                <w:sz w:val="20"/>
+              </w:rPr>
+              <w:t>rba_table_e2_xls</w:t>
+            </w:r>
+          </w:p>
+        </w:tc>
+        <w:tc>
+          <w:tcPr>
+            <w:tcW w:type="dxa" w:w="1040"/>
+            <w:vAlign w:val="center"/>
+          </w:tcPr>
+          <w:p>
+            <w:r/>
+            <w:r>
+              <w:rPr>
+                <w:rFonts w:ascii="Arial" w:hAnsi="Arial"/>
+                <w:sz w:val="20"/>
+              </w:rPr>
+              <w:t>Reserve Bank of Australia</w:t>
+            </w:r>
+          </w:p>
+        </w:tc>
+        <w:tc>
+          <w:tcPr>
+            <w:tcW w:type="dxa" w:w="1040"/>
+            <w:vAlign w:val="center"/>
+          </w:tcPr>
+          <w:p>
+            <w:r/>
+            <w:r>
+              <w:rPr>
+                <w:rFonts w:ascii="Arial" w:hAnsi="Arial"/>
+                <w:sz w:val="20"/>
+              </w:rPr>
+              <w:t>https://www.rba.gov.au/statistics/tables/xls/e02hist.xls</w:t>
+            </w:r>
+          </w:p>
+        </w:tc>
+        <w:tc>
+          <w:tcPr>
+            <w:tcW w:type="dxa" w:w="1040"/>
+            <w:vAlign w:val="center"/>
+          </w:tcPr>
+          <w:p>
+            <w:r/>
+            <w:r>
+              <w:rPr>
+                <w:rFonts w:ascii="Arial" w:hAnsi="Arial"/>
+                <w:sz w:val="20"/>
+              </w:rPr>
+              <w:t>XLS</w:t>
+            </w:r>
+          </w:p>
+        </w:tc>
+        <w:tc>
+          <w:tcPr>
+            <w:tcW w:type="dxa" w:w="1040"/>
+            <w:vAlign w:val="center"/>
+          </w:tcPr>
+          <w:p>
+            <w:r/>
+            <w:r>
+              <w:rPr>
+                <w:rFonts w:ascii="Arial" w:hAnsi="Arial"/>
+                <w:sz w:val="20"/>
+              </w:rPr>
+            </w:r>
+          </w:p>
+        </w:tc>
+        <w:tc>
+          <w:tcPr>
+            <w:tcW w:type="dxa" w:w="1040"/>
+            <w:vAlign w:val="center"/>
+          </w:tcPr>
+          <w:p>
+            <w:r/>
+            <w:r>
+              <w:rPr>
+                <w:rFonts w:ascii="Arial" w:hAnsi="Arial"/>
+                <w:sz w:val="20"/>
+              </w:rPr>
+            </w:r>
+          </w:p>
+        </w:tc>
+        <w:tc>
+          <w:tcPr>
+            <w:tcW w:type="dxa" w:w="1040"/>
+            <w:vAlign w:val="center"/>
+          </w:tcPr>
+          <w:p>
+            <w:r/>
+            <w:r>
+              <w:rPr>
+                <w:rFonts w:ascii="Arial" w:hAnsi="Arial"/>
+                <w:sz w:val="20"/>
+              </w:rPr>
+            </w:r>
+          </w:p>
+        </w:tc>
+        <w:tc>
+          <w:tcPr>
+            <w:tcW w:type="dxa" w:w="1040"/>
+            <w:vAlign w:val="center"/>
+          </w:tcPr>
+          <w:p>
+            <w:r/>
+            <w:r>
+              <w:rPr>
+                <w:rFonts w:ascii="Arial" w:hAnsi="Arial"/>
+                <w:sz w:val="20"/>
+              </w:rPr>
+              <w:t>missing</w:t>
+            </w:r>
+          </w:p>
+        </w:tc>
+        <w:tc>
+          <w:tcPr>
+            <w:tcW w:type="dxa" w:w="1040"/>
+            <w:vAlign w:val="center"/>
+          </w:tcPr>
+          <w:p>
+            <w:r/>
+            <w:r>
+              <w:rPr>
+                <w:rFonts w:ascii="Arial" w:hAnsi="Arial"/>
+                <w:sz w:val="20"/>
+              </w:rPr>
+            </w:r>
+          </w:p>
+        </w:tc>
+      </w:tr>
+      <w:tr>
+        <w:tc>
+          <w:tcPr>
+            <w:tcW w:type="dxa" w:w="1040"/>
+            <w:shd w:val="clear" w:color="auto" w:fill="F2F2F2"/>
+            <w:vAlign w:val="center"/>
+          </w:tcPr>
+          <w:p>
+            <w:r/>
+            <w:r>
+              <w:rPr>
+                <w:rFonts w:ascii="Arial" w:hAnsi="Arial"/>
+                <w:sz w:val="20"/>
+              </w:rPr>
               <w:t>total_value_dwellings_xlsx</w:t>
             </w:r>
           </w:p>
@@ -9402,6 +9701,150 @@
           <w:tcPr>
             <w:tcW w:type="dxa" w:w="1040"/>
             <w:shd w:val="clear" w:color="auto" w:fill="F2F2F2"/>
+            <w:vAlign w:val="center"/>
+          </w:tcPr>
+          <w:p>
+            <w:r/>
+            <w:r>
+              <w:rPr>
+                <w:rFonts w:ascii="Arial" w:hAnsi="Arial"/>
+                <w:sz w:val="20"/>
+              </w:rPr>
+            </w:r>
+          </w:p>
+        </w:tc>
+      </w:tr>
+      <w:tr>
+        <w:tc>
+          <w:tcPr>
+            <w:tcW w:type="dxa" w:w="1040"/>
+            <w:vAlign w:val="center"/>
+          </w:tcPr>
+          <w:p>
+            <w:r/>
+            <w:r>
+              <w:rPr>
+                <w:rFonts w:ascii="Arial" w:hAnsi="Arial"/>
+                <w:sz w:val="20"/>
+              </w:rPr>
+              <w:t>wpi_xlsx</w:t>
+            </w:r>
+          </w:p>
+        </w:tc>
+        <w:tc>
+          <w:tcPr>
+            <w:tcW w:type="dxa" w:w="1040"/>
+            <w:vAlign w:val="center"/>
+          </w:tcPr>
+          <w:p>
+            <w:r/>
+            <w:r>
+              <w:rPr>
+                <w:rFonts w:ascii="Arial" w:hAnsi="Arial"/>
+                <w:sz w:val="20"/>
+              </w:rPr>
+              <w:t>Australian Bureau of Statistics</w:t>
+            </w:r>
+          </w:p>
+        </w:tc>
+        <w:tc>
+          <w:tcPr>
+            <w:tcW w:type="dxa" w:w="1040"/>
+            <w:vAlign w:val="center"/>
+          </w:tcPr>
+          <w:p>
+            <w:r/>
+            <w:r>
+              <w:rPr>
+                <w:rFonts w:ascii="Arial" w:hAnsi="Arial"/>
+                <w:sz w:val="20"/>
+              </w:rPr>
+              <w:t>https://www.abs.gov.au/statistics/economy/price-indexes-and-inflation/wage-price-index-australia/mar-2026/634501.xlsx</w:t>
+            </w:r>
+          </w:p>
+        </w:tc>
+        <w:tc>
+          <w:tcPr>
+            <w:tcW w:type="dxa" w:w="1040"/>
+            <w:vAlign w:val="center"/>
+          </w:tcPr>
+          <w:p>
+            <w:r/>
+            <w:r>
+              <w:rPr>
+                <w:rFonts w:ascii="Arial" w:hAnsi="Arial"/>
+                <w:sz w:val="20"/>
+              </w:rPr>
+              <w:t>XLSX</w:t>
+            </w:r>
+          </w:p>
+        </w:tc>
+        <w:tc>
+          <w:tcPr>
+            <w:tcW w:type="dxa" w:w="1040"/>
+            <w:vAlign w:val="center"/>
+          </w:tcPr>
+          <w:p>
+            <w:r/>
+            <w:r>
+              <w:rPr>
+                <w:rFonts w:ascii="Arial" w:hAnsi="Arial"/>
+                <w:sz w:val="20"/>
+              </w:rPr>
+            </w:r>
+          </w:p>
+        </w:tc>
+        <w:tc>
+          <w:tcPr>
+            <w:tcW w:type="dxa" w:w="1040"/>
+            <w:vAlign w:val="center"/>
+          </w:tcPr>
+          <w:p>
+            <w:r/>
+            <w:r>
+              <w:rPr>
+                <w:rFonts w:ascii="Arial" w:hAnsi="Arial"/>
+                <w:sz w:val="20"/>
+              </w:rPr>
+              <w:t>2026-06-16T06:33:47+00:00</w:t>
+            </w:r>
+          </w:p>
+        </w:tc>
+        <w:tc>
+          <w:tcPr>
+            <w:tcW w:type="dxa" w:w="1040"/>
+            <w:vAlign w:val="center"/>
+          </w:tcPr>
+          <w:p>
+            <w:r/>
+            <w:r>
+              <w:rPr>
+                <w:rFonts w:ascii="Arial" w:hAnsi="Arial"/>
+                <w:sz w:val="20"/>
+              </w:rPr>
+              <w:t>66256</w:t>
+            </w:r>
+          </w:p>
+        </w:tc>
+        <w:tc>
+          <w:tcPr>
+            <w:tcW w:type="dxa" w:w="1040"/>
+            <w:vAlign w:val="center"/>
+          </w:tcPr>
+          <w:p>
+            <w:r/>
+            <w:r>
+              <w:rPr>
+                <w:rFonts w:ascii="Arial" w:hAnsi="Arial"/>
+                <w:sz w:val="20"/>
+              </w:rPr>
+              <w:t>manually staged</w:t>
+            </w:r>
+          </w:p>
+        </w:tc>
+        <w:tc>
+          <w:tcPr>
+            <w:tcW w:type="dxa" w:w="1040"/>
             <w:vAlign w:val="center"/>
           </w:tcPr>
           <w:p>
@@ -9660,7 +10103,7 @@
                 <w:rFonts w:ascii="Arial" w:hAnsi="Arial"/>
                 <w:sz w:val="20"/>
               </w:rPr>
-              <w:t>2026-06-16T15:32:03</w:t>
+              <w:t>2026-06-16T16:33:52</w:t>
             </w:r>
           </w:p>
         </w:tc>
@@ -9763,7 +10206,7 @@
                 <w:rFonts w:ascii="Arial" w:hAnsi="Arial"/>
                 <w:sz w:val="20"/>
               </w:rPr>
-              <w:t>2026-06-16T15:32:03</w:t>
+              <w:t>2026-06-16T16:33:52</w:t>
             </w:r>
           </w:p>
         </w:tc>
@@ -9862,7 +10305,7 @@
                 <w:rFonts w:ascii="Arial" w:hAnsi="Arial"/>
                 <w:sz w:val="20"/>
               </w:rPr>
-              <w:t>2026-06-16T15:32:03</w:t>
+              <w:t>2026-06-16T16:33:52</w:t>
             </w:r>
           </w:p>
         </w:tc>
@@ -9965,7 +10408,7 @@
                 <w:rFonts w:ascii="Arial" w:hAnsi="Arial"/>
                 <w:sz w:val="20"/>
               </w:rPr>
-              <w:t>2026-06-16T15:32:03</w:t>
+              <w:t>2026-06-16T16:33:52</w:t>
             </w:r>
           </w:p>
         </w:tc>
@@ -10064,7 +10507,7 @@
                 <w:rFonts w:ascii="Arial" w:hAnsi="Arial"/>
                 <w:sz w:val="20"/>
               </w:rPr>
-              <w:t>2026-06-16T15:32:03</w:t>
+              <w:t>2026-06-16T16:33:52</w:t>
             </w:r>
           </w:p>
         </w:tc>
@@ -10167,7 +10610,7 @@
                 <w:rFonts w:ascii="Arial" w:hAnsi="Arial"/>
                 <w:sz w:val="20"/>
               </w:rPr>
-              <w:t>2026-06-16T15:32:03</w:t>
+              <w:t>2026-06-16T16:33:52</w:t>
             </w:r>
           </w:p>
         </w:tc>
@@ -10266,7 +10709,7 @@
                 <w:rFonts w:ascii="Arial" w:hAnsi="Arial"/>
                 <w:sz w:val="20"/>
               </w:rPr>
-              <w:t>2026-06-16T15:32:03</w:t>
+              <w:t>2026-06-16T16:33:52</w:t>
             </w:r>
           </w:p>
         </w:tc>
@@ -10369,7 +10812,7 @@
                 <w:rFonts w:ascii="Arial" w:hAnsi="Arial"/>
                 <w:sz w:val="20"/>
               </w:rPr>
-              <w:t>2026-06-16T15:32:03</w:t>
+              <w:t>2026-06-16T16:33:52</w:t>
             </w:r>
           </w:p>
         </w:tc>
@@ -28402,7 +28845,7 @@
                 <w:rFonts w:ascii="Arial" w:hAnsi="Arial"/>
                 <w:sz w:val="20"/>
               </w:rPr>
-              <w:t>No successful manifest entry for this registry item</w:t>
+              <w:t>Paid, gated, or manually extracted source</w:t>
             </w:r>
           </w:p>
         </w:tc>
@@ -28418,7 +28861,7 @@
                 <w:rFonts w:ascii="Arial" w:hAnsi="Arial"/>
                 <w:sz w:val="20"/>
               </w:rPr>
-              <w:t>Awaiting next release or implement downloader/scraper</w:t>
+              <w:t>Manual staging required - see data/raw/manual or source-specific raw-public directory</w:t>
             </w:r>
           </w:p>
         </w:tc>
@@ -28658,7 +29101,7 @@
                 <w:rFonts w:ascii="Arial" w:hAnsi="Arial"/>
                 <w:sz w:val="20"/>
               </w:rPr>
-              <w:t>labour_force_industry_xlsx</w:t>
+              <w:t>labour_force_headline_xlsx</w:t>
             </w:r>
           </w:p>
         </w:tc>
@@ -28725,7 +29168,7 @@
                 <w:rFonts w:ascii="Arial" w:hAnsi="Arial"/>
                 <w:sz w:val="20"/>
               </w:rPr>
-              <w:t>lending_indicators_xlsx</w:t>
+              <w:t>labour_force_industry_xlsx</w:t>
             </w:r>
           </w:p>
         </w:tc>
@@ -28742,7 +29185,7 @@
                 <w:rFonts w:ascii="Arial" w:hAnsi="Arial"/>
                 <w:sz w:val="20"/>
               </w:rPr>
-              <w:t>No successful manifest entry for this registry item</w:t>
+              <w:t>Paid, gated, or manually extracted source</w:t>
             </w:r>
           </w:p>
         </w:tc>
@@ -28759,7 +29202,7 @@
                 <w:rFonts w:ascii="Arial" w:hAnsi="Arial"/>
                 <w:sz w:val="20"/>
               </w:rPr>
-              <w:t>Awaiting next release or implement downloader/scraper</w:t>
+              <w:t>Manual staging required - see data/raw/manual or source-specific raw-public directory</w:t>
             </w:r>
           </w:p>
         </w:tc>
@@ -28794,7 +29237,7 @@
                 <w:rFonts w:ascii="Arial" w:hAnsi="Arial"/>
                 <w:sz w:val="20"/>
               </w:rPr>
-              <w:t>ppi_construction_xlsx</w:t>
+              <w:t>lending_indicators_xlsx</w:t>
             </w:r>
           </w:p>
         </w:tc>
@@ -28861,7 +29304,7 @@
                 <w:rFonts w:ascii="Arial" w:hAnsi="Arial"/>
                 <w:sz w:val="20"/>
               </w:rPr>
-              <w:t>ppi_manufacturing_xlsx</w:t>
+              <w:t>national_accounts_gdp_xlsx</w:t>
             </w:r>
           </w:p>
         </w:tc>
@@ -28878,7 +29321,7 @@
                 <w:rFonts w:ascii="Arial" w:hAnsi="Arial"/>
                 <w:sz w:val="20"/>
               </w:rPr>
-              <w:t>No successful manifest entry for this registry item</w:t>
+              <w:t>Paid, gated, or manually extracted source</w:t>
             </w:r>
           </w:p>
         </w:tc>
@@ -28895,7 +29338,7 @@
                 <w:rFonts w:ascii="Arial" w:hAnsi="Arial"/>
                 <w:sz w:val="20"/>
               </w:rPr>
-              <w:t>Awaiting next release or implement downloader/scraper</w:t>
+              <w:t>Manual staging required - see data/raw/manual or source-specific raw-public directory</w:t>
             </w:r>
           </w:p>
         </w:tc>
@@ -28930,7 +29373,7 @@
                 <w:rFonts w:ascii="Arial" w:hAnsi="Arial"/>
                 <w:sz w:val="20"/>
               </w:rPr>
-              <w:t>property_price_capitals_xlsx</w:t>
+              <w:t>ppi_construction_xlsx</w:t>
             </w:r>
           </w:p>
         </w:tc>
@@ -28997,7 +29440,7 @@
                 <w:rFonts w:ascii="Arial" w:hAnsi="Arial"/>
                 <w:sz w:val="20"/>
               </w:rPr>
-              <w:t>property_price_index_xlsx</w:t>
+              <w:t>ppi_manufacturing_xlsx</w:t>
             </w:r>
           </w:p>
         </w:tc>
@@ -29066,7 +29509,7 @@
                 <w:rFonts w:ascii="Arial" w:hAnsi="Arial"/>
                 <w:sz w:val="20"/>
               </w:rPr>
-              <w:t>ptrs_cycle_8_pdf</w:t>
+              <w:t>property_price_capitals_xlsx</w:t>
             </w:r>
           </w:p>
         </w:tc>
@@ -29082,7 +29525,7 @@
                 <w:rFonts w:ascii="Arial" w:hAnsi="Arial"/>
                 <w:sz w:val="20"/>
               </w:rPr>
-              <w:t>Paid, gated, or manually extracted source</w:t>
+              <w:t>No successful manifest entry for this registry item</w:t>
             </w:r>
           </w:p>
         </w:tc>
@@ -29098,7 +29541,7 @@
                 <w:rFonts w:ascii="Arial" w:hAnsi="Arial"/>
                 <w:sz w:val="20"/>
               </w:rPr>
-              <w:t>Manual staging required - see data/raw/manual or source-specific raw-public directory</w:t>
+              <w:t>Awaiting next release or implement downloader/scraper</w:t>
             </w:r>
           </w:p>
         </w:tc>
@@ -29133,7 +29576,7 @@
                 <w:rFonts w:ascii="Arial" w:hAnsi="Arial"/>
                 <w:sz w:val="20"/>
               </w:rPr>
-              <w:t>ptrs_cycle_9_pdf</w:t>
+              <w:t>property_price_index_xlsx</w:t>
             </w:r>
           </w:p>
         </w:tc>
@@ -29150,7 +29593,7 @@
                 <w:rFonts w:ascii="Arial" w:hAnsi="Arial"/>
                 <w:sz w:val="20"/>
               </w:rPr>
-              <w:t>Paid, gated, or manually extracted source</w:t>
+              <w:t>No successful manifest entry for this registry item</w:t>
             </w:r>
           </w:p>
         </w:tc>
@@ -29167,7 +29610,7 @@
                 <w:rFonts w:ascii="Arial" w:hAnsi="Arial"/>
                 <w:sz w:val="20"/>
               </w:rPr>
-              <w:t>Manual staging required - see data/raw/manual or source-specific raw-public directory</w:t>
+              <w:t>Awaiting next release or implement downloader/scraper</w:t>
             </w:r>
           </w:p>
         </w:tc>
@@ -29202,7 +29645,7 @@
                 <w:rFonts w:ascii="Arial" w:hAnsi="Arial"/>
                 <w:sz w:val="20"/>
               </w:rPr>
-              <w:t>ptrs_guidance</w:t>
+              <w:t>ptrs_cycle_8_pdf</w:t>
             </w:r>
           </w:p>
         </w:tc>
@@ -29269,7 +29712,7 @@
                 <w:rFonts w:ascii="Arial" w:hAnsi="Arial"/>
                 <w:sz w:val="20"/>
               </w:rPr>
-              <w:t>rba_cash_rate_csv</w:t>
+              <w:t>ptrs_cycle_9_pdf</w:t>
             </w:r>
           </w:p>
         </w:tc>
@@ -29338,7 +29781,7 @@
                 <w:rFonts w:ascii="Arial" w:hAnsi="Arial"/>
                 <w:sz w:val="20"/>
               </w:rPr>
-              <w:t>rba_chart_pack_page</w:t>
+              <w:t>ptrs_guidance</w:t>
             </w:r>
           </w:p>
         </w:tc>
@@ -29354,7 +29797,7 @@
                 <w:rFonts w:ascii="Arial" w:hAnsi="Arial"/>
                 <w:sz w:val="20"/>
               </w:rPr>
-              <w:t>No successful manifest entry for this registry item</w:t>
+              <w:t>Paid, gated, or manually extracted source</w:t>
             </w:r>
           </w:p>
         </w:tc>
@@ -29370,7 +29813,7 @@
                 <w:rFonts w:ascii="Arial" w:hAnsi="Arial"/>
                 <w:sz w:val="20"/>
               </w:rPr>
-              <w:t>Awaiting next release or implement downloader/scraper</w:t>
+              <w:t>Manual staging required - see data/raw/manual or source-specific raw-public directory</w:t>
             </w:r>
           </w:p>
         </w:tc>
@@ -29405,7 +29848,7 @@
                 <w:rFonts w:ascii="Arial" w:hAnsi="Arial"/>
                 <w:sz w:val="20"/>
               </w:rPr>
-              <w:t>rba_fsr_page</w:t>
+              <w:t>rba_cash_rate_csv</w:t>
             </w:r>
           </w:p>
         </w:tc>
@@ -29422,7 +29865,7 @@
                 <w:rFonts w:ascii="Arial" w:hAnsi="Arial"/>
                 <w:sz w:val="20"/>
               </w:rPr>
-              <w:t>No successful manifest entry for this registry item</w:t>
+              <w:t>Paid, gated, or manually extracted source</w:t>
             </w:r>
           </w:p>
         </w:tc>
@@ -29439,7 +29882,7 @@
                 <w:rFonts w:ascii="Arial" w:hAnsi="Arial"/>
                 <w:sz w:val="20"/>
               </w:rPr>
-              <w:t>Awaiting next release or implement downloader/scraper</w:t>
+              <w:t>Manual staging required - see data/raw/manual or source-specific raw-public directory</w:t>
             </w:r>
           </w:p>
         </w:tc>
@@ -29474,7 +29917,7 @@
                 <w:rFonts w:ascii="Arial" w:hAnsi="Arial"/>
                 <w:sz w:val="20"/>
               </w:rPr>
-              <w:t>rba_smp_page</w:t>
+              <w:t>rba_chart_pack_page</w:t>
             </w:r>
           </w:p>
         </w:tc>
@@ -29541,7 +29984,7 @@
                 <w:rFonts w:ascii="Arial" w:hAnsi="Arial"/>
                 <w:sz w:val="20"/>
               </w:rPr>
-              <w:t>rba_table_e2_xls</w:t>
+              <w:t>rba_fsr_page</w:t>
             </w:r>
           </w:p>
         </w:tc>
@@ -29610,6 +30053,142 @@
                 <w:rFonts w:ascii="Arial" w:hAnsi="Arial"/>
                 <w:sz w:val="20"/>
               </w:rPr>
+              <w:t>rba_smp_page</w:t>
+            </w:r>
+          </w:p>
+        </w:tc>
+        <w:tc>
+          <w:tcPr>
+            <w:tcW w:type="dxa" w:w="2340"/>
+            <w:vAlign w:val="center"/>
+          </w:tcPr>
+          <w:p>
+            <w:r/>
+            <w:r>
+              <w:rPr>
+                <w:rFonts w:ascii="Arial" w:hAnsi="Arial"/>
+                <w:sz w:val="20"/>
+              </w:rPr>
+              <w:t>No successful manifest entry for this registry item</w:t>
+            </w:r>
+          </w:p>
+        </w:tc>
+        <w:tc>
+          <w:tcPr>
+            <w:tcW w:type="dxa" w:w="2340"/>
+            <w:vAlign w:val="center"/>
+          </w:tcPr>
+          <w:p>
+            <w:r/>
+            <w:r>
+              <w:rPr>
+                <w:rFonts w:ascii="Arial" w:hAnsi="Arial"/>
+                <w:sz w:val="20"/>
+              </w:rPr>
+              <w:t>Awaiting next release or implement downloader/scraper</w:t>
+            </w:r>
+          </w:p>
+        </w:tc>
+        <w:tc>
+          <w:tcPr>
+            <w:tcW w:type="dxa" w:w="2340"/>
+            <w:vAlign w:val="center"/>
+          </w:tcPr>
+          <w:p>
+            <w:r/>
+            <w:r>
+              <w:rPr>
+                <w:rFonts w:ascii="Arial" w:hAnsi="Arial"/>
+                <w:sz w:val="20"/>
+              </w:rPr>
+              <w:t>Next scheduled refresh cycle</w:t>
+            </w:r>
+          </w:p>
+        </w:tc>
+      </w:tr>
+      <w:tr>
+        <w:tc>
+          <w:tcPr>
+            <w:tcW w:type="dxa" w:w="2340"/>
+            <w:shd w:val="clear" w:color="auto" w:fill="F2F2F2"/>
+            <w:vAlign w:val="center"/>
+          </w:tcPr>
+          <w:p>
+            <w:r/>
+            <w:r>
+              <w:rPr>
+                <w:rFonts w:ascii="Arial" w:hAnsi="Arial"/>
+                <w:sz w:val="20"/>
+              </w:rPr>
+              <w:t>rba_table_e2_xls</w:t>
+            </w:r>
+          </w:p>
+        </w:tc>
+        <w:tc>
+          <w:tcPr>
+            <w:tcW w:type="dxa" w:w="2340"/>
+            <w:shd w:val="clear" w:color="auto" w:fill="F2F2F2"/>
+            <w:vAlign w:val="center"/>
+          </w:tcPr>
+          <w:p>
+            <w:r/>
+            <w:r>
+              <w:rPr>
+                <w:rFonts w:ascii="Arial" w:hAnsi="Arial"/>
+                <w:sz w:val="20"/>
+              </w:rPr>
+              <w:t>No successful manifest entry for this registry item</w:t>
+            </w:r>
+          </w:p>
+        </w:tc>
+        <w:tc>
+          <w:tcPr>
+            <w:tcW w:type="dxa" w:w="2340"/>
+            <w:shd w:val="clear" w:color="auto" w:fill="F2F2F2"/>
+            <w:vAlign w:val="center"/>
+          </w:tcPr>
+          <w:p>
+            <w:r/>
+            <w:r>
+              <w:rPr>
+                <w:rFonts w:ascii="Arial" w:hAnsi="Arial"/>
+                <w:sz w:val="20"/>
+              </w:rPr>
+              <w:t>Awaiting next release or implement downloader/scraper</w:t>
+            </w:r>
+          </w:p>
+        </w:tc>
+        <w:tc>
+          <w:tcPr>
+            <w:tcW w:type="dxa" w:w="2340"/>
+            <w:shd w:val="clear" w:color="auto" w:fill="F2F2F2"/>
+            <w:vAlign w:val="center"/>
+          </w:tcPr>
+          <w:p>
+            <w:r/>
+            <w:r>
+              <w:rPr>
+                <w:rFonts w:ascii="Arial" w:hAnsi="Arial"/>
+                <w:sz w:val="20"/>
+              </w:rPr>
+              <w:t>Next scheduled refresh cycle</w:t>
+            </w:r>
+          </w:p>
+        </w:tc>
+      </w:tr>
+      <w:tr>
+        <w:tc>
+          <w:tcPr>
+            <w:tcW w:type="dxa" w:w="2340"/>
+            <w:vAlign w:val="center"/>
+          </w:tcPr>
+          <w:p>
+            <w:r/>
+            <w:r>
+              <w:rPr>
+                <w:rFonts w:ascii="Arial" w:hAnsi="Arial"/>
+                <w:sz w:val="20"/>
+              </w:rPr>
               <w:t>total_value_dwellings_xlsx</w:t>
             </w:r>
           </w:p>
@@ -29649,6 +30228,76 @@
         <w:tc>
           <w:tcPr>
             <w:tcW w:type="dxa" w:w="2340"/>
+            <w:vAlign w:val="center"/>
+          </w:tcPr>
+          <w:p>
+            <w:r/>
+            <w:r>
+              <w:rPr>
+                <w:rFonts w:ascii="Arial" w:hAnsi="Arial"/>
+                <w:sz w:val="20"/>
+              </w:rPr>
+              <w:t>Next scheduled refresh cycle</w:t>
+            </w:r>
+          </w:p>
+        </w:tc>
+      </w:tr>
+      <w:tr>
+        <w:tc>
+          <w:tcPr>
+            <w:tcW w:type="dxa" w:w="2340"/>
+            <w:shd w:val="clear" w:color="auto" w:fill="F2F2F2"/>
+            <w:vAlign w:val="center"/>
+          </w:tcPr>
+          <w:p>
+            <w:r/>
+            <w:r>
+              <w:rPr>
+                <w:rFonts w:ascii="Arial" w:hAnsi="Arial"/>
+                <w:sz w:val="20"/>
+              </w:rPr>
+              <w:t>wpi_xlsx</w:t>
+            </w:r>
+          </w:p>
+        </w:tc>
+        <w:tc>
+          <w:tcPr>
+            <w:tcW w:type="dxa" w:w="2340"/>
+            <w:shd w:val="clear" w:color="auto" w:fill="F2F2F2"/>
+            <w:vAlign w:val="center"/>
+          </w:tcPr>
+          <w:p>
+            <w:r/>
+            <w:r>
+              <w:rPr>
+                <w:rFonts w:ascii="Arial" w:hAnsi="Arial"/>
+                <w:sz w:val="20"/>
+              </w:rPr>
+              <w:t>Paid, gated, or manually extracted source</w:t>
+            </w:r>
+          </w:p>
+        </w:tc>
+        <w:tc>
+          <w:tcPr>
+            <w:tcW w:type="dxa" w:w="2340"/>
+            <w:shd w:val="clear" w:color="auto" w:fill="F2F2F2"/>
+            <w:vAlign w:val="center"/>
+          </w:tcPr>
+          <w:p>
+            <w:r/>
+            <w:r>
+              <w:rPr>
+                <w:rFonts w:ascii="Arial" w:hAnsi="Arial"/>
+                <w:sz w:val="20"/>
+              </w:rPr>
+              <w:t>Manual staging required - see data/raw/manual or source-specific raw-public directory</w:t>
+            </w:r>
+          </w:p>
+        </w:tc>
+        <w:tc>
+          <w:tcPr>
+            <w:tcW w:type="dxa" w:w="2340"/>
+            <w:shd w:val="clear" w:color="auto" w:fill="F2F2F2"/>
             <w:vAlign w:val="center"/>
           </w:tcPr>
           <w:p>
@@ -29800,7 +30449,7 @@
                 <w:rFonts w:ascii="Arial" w:hAnsi="Arial"/>
                 <w:sz w:val="20"/>
               </w:rPr>
-              <w:t>30</w:t>
+              <w:t>33</w:t>
             </w:r>
           </w:p>
         </w:tc>
@@ -30006,7 +30655,7 @@
                 <w:rFonts w:ascii="Arial" w:hAnsi="Arial"/>
                 <w:sz w:val="20"/>
               </w:rPr>
-              <w:t>27</w:t>
+              <w:t>30</w:t>
             </w:r>
           </w:p>
         </w:tc>
@@ -30857,7 +31506,7 @@
                 <w:rFonts w:ascii="Arial" w:hAnsi="Arial"/>
                 <w:sz w:val="20"/>
               </w:rPr>
-              <w:t>ABS 5206 National Accounts</w:t>
+              <w:t>ABS 5206 National Accounts (Mar 2026, real SA, through-the-year)</w:t>
             </w:r>
           </w:p>
         </w:tc>
@@ -30874,7 +31523,7 @@
                 <w:rFonts w:ascii="Arial" w:hAnsi="Arial"/>
                 <w:sz w:val="20"/>
               </w:rPr>
-              <w:t>1.8</w:t>
+              <w:t>2.5</w:t>
             </w:r>
           </w:p>
         </w:tc>
@@ -30891,7 +31540,7 @@
                 <w:rFonts w:ascii="Arial" w:hAnsi="Arial"/>
                 <w:sz w:val="20"/>
               </w:rPr>
-              <w:t>0.0</w:t>
+              <w:t>0.7</w:t>
             </w:r>
           </w:p>
         </w:tc>
@@ -30908,7 +31557,7 @@
                 <w:rFonts w:ascii="Arial" w:hAnsi="Arial"/>
                 <w:sz w:val="20"/>
               </w:rPr>
-              <w:t>-1.5</w:t>
+              <w:t>-0.8</w:t>
             </w:r>
           </w:p>
         </w:tc>
@@ -30925,7 +31574,7 @@
                 <w:rFonts w:ascii="Arial" w:hAnsi="Arial"/>
                 <w:sz w:val="20"/>
               </w:rPr>
-              <w:t>-3.5</w:t>
+              <w:t>-2.8</w:t>
             </w:r>
           </w:p>
         </w:tc>
@@ -30975,7 +31624,7 @@
                 <w:rFonts w:ascii="Arial" w:hAnsi="Arial"/>
                 <w:sz w:val="20"/>
               </w:rPr>
-              <w:t>ABS 6416 Residential Property Price Index</w:t>
+              <w:t>stated (ABS 6416 RPPI discontinued after Dec-2021; no current free public index)</w:t>
             </w:r>
           </w:p>
         </w:tc>
@@ -31210,7 +31859,7 @@
                 <w:rFonts w:ascii="Arial" w:hAnsi="Arial"/>
                 <w:sz w:val="20"/>
               </w:rPr>
-              <w:t>ABS 6401 CPI</w:t>
+              <w:t>ABS 6401 CPI (Mar 2026 quarter, all groups, through-the-year)</w:t>
             </w:r>
           </w:p>
         </w:tc>
@@ -31226,6 +31875,22 @@
                 <w:rFonts w:ascii="Arial" w:hAnsi="Arial"/>
                 <w:sz w:val="20"/>
               </w:rPr>
+              <w:t>2.4</w:t>
+            </w:r>
+          </w:p>
+        </w:tc>
+        <w:tc>
+          <w:tcPr>
+            <w:tcW w:type="dxa" w:w="1337"/>
+            <w:vAlign w:val="center"/>
+          </w:tcPr>
+          <w:p>
+            <w:r/>
+            <w:r>
+              <w:rPr>
+                <w:rFonts w:ascii="Arial" w:hAnsi="Arial"/>
+                <w:sz w:val="20"/>
+              </w:rPr>
               <w:t>3.2</w:t>
             </w:r>
           </w:p>
@@ -31242,7 +31907,7 @@
                 <w:rFonts w:ascii="Arial" w:hAnsi="Arial"/>
                 <w:sz w:val="20"/>
               </w:rPr>
-              <w:t>4.0</w:t>
+              <w:t>3.9</w:t>
             </w:r>
           </w:p>
         </w:tc>
@@ -31258,23 +31923,7 @@
                 <w:rFonts w:ascii="Arial" w:hAnsi="Arial"/>
                 <w:sz w:val="20"/>
               </w:rPr>
-              <w:t>4.7</w:t>
-            </w:r>
-          </w:p>
-        </w:tc>
-        <w:tc>
-          <w:tcPr>
-            <w:tcW w:type="dxa" w:w="1337"/>
-            <w:vAlign w:val="center"/>
-          </w:tcPr>
-          <w:p>
-            <w:r/>
-            <w:r>
-              <w:rPr>
-                <w:rFonts w:ascii="Arial" w:hAnsi="Arial"/>
-                <w:sz w:val="20"/>
-              </w:rPr>
-              <w:t>5.7</w:t>
+              <w:t>4.9</w:t>
             </w:r>
           </w:p>
         </w:tc>
@@ -31327,7 +31976,7 @@
                 <w:rFonts w:ascii="Arial" w:hAnsi="Arial"/>
                 <w:sz w:val="20"/>
               </w:rPr>
-              <w:t>ABS 6202 Labour Force</w:t>
+              <w:t>ABS 6202 Labour Force (Mar 2026, seasonally adjusted)</w:t>
             </w:r>
           </w:p>
         </w:tc>
@@ -31344,7 +31993,7 @@
                 <w:rFonts w:ascii="Arial" w:hAnsi="Arial"/>
                 <w:sz w:val="20"/>
               </w:rPr>
-              <w:t>4.1</w:t>
+              <w:t>4.3</w:t>
             </w:r>
           </w:p>
         </w:tc>
@@ -31361,7 +32010,7 @@
                 <w:rFonts w:ascii="Arial" w:hAnsi="Arial"/>
                 <w:sz w:val="20"/>
               </w:rPr>
-              <w:t>5.3</w:t>
+              <w:t>5.5</w:t>
             </w:r>
           </w:p>
         </w:tc>
@@ -31378,7 +32027,7 @@
                 <w:rFonts w:ascii="Arial" w:hAnsi="Arial"/>
                 <w:sz w:val="20"/>
               </w:rPr>
-              <w:t>6.6</w:t>
+              <w:t>6.8</w:t>
             </w:r>
           </w:p>
         </w:tc>
@@ -31395,7 +32044,7 @@
                 <w:rFonts w:ascii="Arial" w:hAnsi="Arial"/>
                 <w:sz w:val="20"/>
               </w:rPr>
-              <w:t>8.1</w:t>
+              <w:t>8.3</w:t>
             </w:r>
           </w:p>
         </w:tc>
@@ -31562,7 +32211,7 @@
                 <w:rFonts w:ascii="Arial" w:hAnsi="Arial"/>
                 <w:sz w:val="20"/>
               </w:rPr>
-              <w:t>ABS 6345 Wage Price Index</w:t>
+              <w:t>ABS 6345 Wage Price Index (Mar 2026 quarter, through-the-year)</w:t>
             </w:r>
           </w:p>
         </w:tc>
@@ -31579,7 +32228,7 @@
                 <w:rFonts w:ascii="Arial" w:hAnsi="Arial"/>
                 <w:sz w:val="20"/>
               </w:rPr>
-              <w:t>3.5</w:t>
+              <w:t>3.3</w:t>
             </w:r>
           </w:p>
         </w:tc>
@@ -31596,7 +32245,7 @@
                 <w:rFonts w:ascii="Arial" w:hAnsi="Arial"/>
                 <w:sz w:val="20"/>
               </w:rPr>
-              <w:t>3.0</w:t>
+              <w:t>2.8</w:t>
             </w:r>
           </w:p>
         </w:tc>
@@ -31613,7 +32262,7 @@
                 <w:rFonts w:ascii="Arial" w:hAnsi="Arial"/>
                 <w:sz w:val="20"/>
               </w:rPr>
-              <w:t>2.5</w:t>
+              <w:t>2.3</w:t>
             </w:r>
           </w:p>
         </w:tc>
@@ -31630,7 +32279,7 @@
                 <w:rFonts w:ascii="Arial" w:hAnsi="Arial"/>
                 <w:sz w:val="20"/>
               </w:rPr>
-              <w:t>1.7</w:t>
+              <w:t>1.5</w:t>
             </w:r>
           </w:p>
         </w:tc>
